--- a/p8/submission/world_development_package/01_manuscript_blinded.docx
+++ b/p8/submission/world_development_package/01_manuscript_blinded.docx
@@ -20,6 +20,21 @@
           <w:bCs/>
           <w:b/>
         </w:rPr>
+        <w:t xml:space="preserve">Target journal</w:t>
+      </w:r>
+      <w:r>
+        <w:t xml:space="preserve">: World Development</w:t>
+      </w:r>
+    </w:p>
+    <w:p>
+      <w:pPr>
+        <w:pStyle w:val="BodyText"/>
+      </w:pPr>
+      <w:r>
+        <w:rPr>
+          <w:bCs/>
+          <w:b/>
+        </w:rPr>
         <w:t xml:space="preserve">Keywords</w:t>
       </w:r>
       <w:r>
@@ -676,6 +691,653 @@
       </w:r>
       <w:r>
         <w:t xml:space="preserve">Firm size is the natural logarithm of the number of permanent workers (ln_size, from l1). Firm age is survey year minus year of establishment (b5). Foreign ownership (foreign_own_pct) is the percentage of firm equity held by foreign entities (b2b). These are standard controls in enterprise-level I-P research (Hitt et al., 1997; Lu &amp; Beamish, 2004).</w:t>
+      </w:r>
+    </w:p>
+    <w:p>
+      <w:pPr>
+        <w:pStyle w:val="BodyText"/>
+      </w:pPr>
+      <w:r>
+        <w:rPr>
+          <w:iCs/>
+          <w:i/>
+        </w:rPr>
+        <w:t xml:space="preserve">Table 0: Variable definitions and WBES construction.</w:t>
+      </w:r>
+    </w:p>
+    <w:tbl>
+      <w:tblPr>
+        <w:tblStyle w:val="Table"/>
+        <w:tblW w:type="auto" w:w="0"/>
+        <w:tblLook w:firstRow="1" w:lastRow="0" w:firstColumn="0" w:lastColumn="0" w:noHBand="0" w:noVBand="0" w:val="0020"/>
+        <w:jc w:val="start"/>
+      </w:tblPr>
+      <w:tblGrid>
+        <w:gridCol w:w="1980"/>
+        <w:gridCol w:w="1980"/>
+        <w:gridCol w:w="1980"/>
+        <w:gridCol w:w="1980"/>
+      </w:tblGrid>
+      <w:tr>
+        <w:trPr>
+          <w:tblHeader w:val="true"/>
+        </w:trPr>
+        <w:tc>
+          <w:tcPr/>
+          <w:p>
+            <w:pPr>
+              <w:pStyle w:val="Compact"/>
+              <w:jc w:val="left"/>
+            </w:pPr>
+            <w:r>
+              <w:t xml:space="preserve">Variable</w:t>
+            </w:r>
+          </w:p>
+        </w:tc>
+        <w:tc>
+          <w:tcPr/>
+          <w:p>
+            <w:pPr>
+              <w:pStyle w:val="Compact"/>
+              <w:jc w:val="left"/>
+            </w:pPr>
+            <w:r>
+              <w:t xml:space="preserve">WBES item(s)</w:t>
+            </w:r>
+          </w:p>
+        </w:tc>
+        <w:tc>
+          <w:tcPr/>
+          <w:p>
+            <w:pPr>
+              <w:pStyle w:val="Compact"/>
+              <w:jc w:val="left"/>
+            </w:pPr>
+            <w:r>
+              <w:t xml:space="preserve">Construction</w:t>
+            </w:r>
+          </w:p>
+        </w:tc>
+        <w:tc>
+          <w:tcPr/>
+          <w:p>
+            <w:pPr>
+              <w:pStyle w:val="Compact"/>
+              <w:jc w:val="left"/>
+            </w:pPr>
+            <w:r>
+              <w:t xml:space="preserve">Role in model</w:t>
+            </w:r>
+          </w:p>
+        </w:tc>
+      </w:tr>
+      <w:tr>
+        <w:tc>
+          <w:tcPr/>
+          <w:p>
+            <w:pPr>
+              <w:pStyle w:val="Compact"/>
+              <w:jc w:val="left"/>
+            </w:pPr>
+            <w:r>
+              <w:t xml:space="preserve">ln_LP</w:t>
+            </w:r>
+          </w:p>
+        </w:tc>
+        <w:tc>
+          <w:tcPr/>
+          <w:p>
+            <w:pPr>
+              <w:pStyle w:val="Compact"/>
+              <w:jc w:val="left"/>
+            </w:pPr>
+            <w:r>
+              <w:t xml:space="preserve">d2, l1</w:t>
+            </w:r>
+          </w:p>
+        </w:tc>
+        <w:tc>
+          <w:tcPr/>
+          <w:p>
+            <w:pPr>
+              <w:pStyle w:val="Compact"/>
+              <w:jc w:val="left"/>
+            </w:pPr>
+            <w:r>
+              <w:t xml:space="preserve">ln(annual sales PPP / permanent workers); PPP-deflated using World Bank ICP deflators by survey year</w:t>
+            </w:r>
+          </w:p>
+        </w:tc>
+        <w:tc>
+          <w:tcPr/>
+          <w:p>
+            <w:pPr>
+              <w:pStyle w:val="Compact"/>
+              <w:jc w:val="left"/>
+            </w:pPr>
+            <w:r>
+              <w:t xml:space="preserve">Dependent variable — log labor productivity (Goedhuys &amp; Sleuwaegen, 2013)</w:t>
+            </w:r>
+          </w:p>
+        </w:tc>
+      </w:tr>
+      <w:tr>
+        <w:tc>
+          <w:tcPr/>
+          <w:p>
+            <w:pPr>
+              <w:pStyle w:val="Compact"/>
+              <w:jc w:val="left"/>
+            </w:pPr>
+            <w:r>
+              <w:t xml:space="preserve">FSTS</w:t>
+            </w:r>
+          </w:p>
+        </w:tc>
+        <w:tc>
+          <w:tcPr/>
+          <w:p>
+            <w:pPr>
+              <w:pStyle w:val="Compact"/>
+              <w:jc w:val="left"/>
+            </w:pPr>
+            <w:r>
+              <w:t xml:space="preserve">d3c</w:t>
+            </w:r>
+          </w:p>
+        </w:tc>
+        <w:tc>
+          <w:tcPr/>
+          <w:p>
+            <w:pPr>
+              <w:pStyle w:val="Compact"/>
+              <w:jc w:val="left"/>
+            </w:pPr>
+            <w:r>
+              <w:t xml:space="preserve">d3c / 100; proportion of total sales from exports</w:t>
+            </w:r>
+          </w:p>
+        </w:tc>
+        <w:tc>
+          <w:tcPr/>
+          <w:p>
+            <w:pPr>
+              <w:pStyle w:val="Compact"/>
+              <w:jc w:val="left"/>
+            </w:pPr>
+            <w:r>
+              <w:t xml:space="preserve">Internationalization intensity — raw (Haans et al., 2016)</w:t>
+            </w:r>
+          </w:p>
+        </w:tc>
+      </w:tr>
+      <w:tr>
+        <w:tc>
+          <w:tcPr/>
+          <w:p>
+            <w:pPr>
+              <w:pStyle w:val="Compact"/>
+              <w:jc w:val="left"/>
+            </w:pPr>
+            <w:r>
+              <w:t xml:space="preserve">FSTS_c</w:t>
+            </w:r>
+          </w:p>
+        </w:tc>
+        <w:tc>
+          <w:tcPr/>
+          <w:p>
+            <w:pPr>
+              <w:pStyle w:val="Compact"/>
+              <w:jc w:val="left"/>
+            </w:pPr>
+            <w:r>
+              <w:t xml:space="preserve">d3c</w:t>
+            </w:r>
+          </w:p>
+        </w:tc>
+        <w:tc>
+          <w:tcPr/>
+          <w:p>
+            <w:pPr>
+              <w:pStyle w:val="Compact"/>
+              <w:jc w:val="left"/>
+            </w:pPr>
+            <w:r>
+              <w:t xml:space="preserve">FSTS − mean_wave(FSTS); wave-level mean-centred</w:t>
+            </w:r>
+          </w:p>
+        </w:tc>
+        <w:tc>
+          <w:tcPr/>
+          <w:p>
+            <w:pPr>
+              <w:pStyle w:val="Compact"/>
+              <w:jc w:val="left"/>
+            </w:pPr>
+            <w:r>
+              <w:t xml:space="preserve">Internationalization intensity — centred (Contractor et al., 2003)</w:t>
+            </w:r>
+          </w:p>
+        </w:tc>
+      </w:tr>
+      <w:tr>
+        <w:tc>
+          <w:tcPr/>
+          <w:p>
+            <w:pPr>
+              <w:pStyle w:val="Compact"/>
+              <w:jc w:val="left"/>
+            </w:pPr>
+            <w:r>
+              <w:t xml:space="preserve">FSTS_c²</w:t>
+            </w:r>
+          </w:p>
+        </w:tc>
+        <w:tc>
+          <w:tcPr/>
+          <w:p>
+            <w:pPr>
+              <w:pStyle w:val="Compact"/>
+              <w:jc w:val="left"/>
+            </w:pPr>
+            <w:r>
+              <w:t xml:space="preserve">d3c</w:t>
+            </w:r>
+          </w:p>
+        </w:tc>
+        <w:tc>
+          <w:tcPr/>
+          <w:p>
+            <w:pPr>
+              <w:pStyle w:val="Compact"/>
+              <w:jc w:val="left"/>
+            </w:pPr>
+            <w:r>
+              <w:t xml:space="preserve">FSTS_c²; tests curvature (H1)</w:t>
+            </w:r>
+          </w:p>
+        </w:tc>
+        <w:tc>
+          <w:tcPr/>
+          <w:p>
+            <w:pPr>
+              <w:pStyle w:val="Compact"/>
+              <w:jc w:val="left"/>
+            </w:pPr>
+            <w:r>
+              <w:t xml:space="preserve">Quadratic term; β₂ &lt; 0 if inverted-U, NS if FIP monotone (Lind &amp; Mehlum, 2010)</w:t>
+            </w:r>
+          </w:p>
+        </w:tc>
+      </w:tr>
+      <w:tr>
+        <w:tc>
+          <w:tcPr/>
+          <w:p>
+            <w:pPr>
+              <w:pStyle w:val="Compact"/>
+              <w:jc w:val="left"/>
+            </w:pPr>
+            <w:r>
+              <w:t xml:space="preserve">TCI_z</w:t>
+            </w:r>
+          </w:p>
+        </w:tc>
+        <w:tc>
+          <w:tcPr/>
+          <w:p>
+            <w:pPr>
+              <w:pStyle w:val="Compact"/>
+              <w:jc w:val="left"/>
+            </w:pPr>
+            <w:r>
+              <w:t xml:space="preserve">b8, e6</w:t>
+            </w:r>
+          </w:p>
+        </w:tc>
+        <w:tc>
+          <w:tcPr/>
+          <w:p>
+            <w:pPr>
+              <w:pStyle w:val="Compact"/>
+              <w:jc w:val="left"/>
+            </w:pPr>
+            <w:r>
+              <w:t xml:space="preserve">z-std(mean(b8_binary, e6_binary)); quality cert + foreign tech licence</w:t>
+            </w:r>
+          </w:p>
+        </w:tc>
+        <w:tc>
+          <w:tcPr/>
+          <w:p>
+            <w:pPr>
+              <w:pStyle w:val="Compact"/>
+              <w:jc w:val="left"/>
+            </w:pPr>
+            <w:r>
+              <w:t xml:space="preserve">Technological capability — Tier-1 proxy; direct + moderation test (H2; Lall, 1992)</w:t>
+            </w:r>
+          </w:p>
+        </w:tc>
+      </w:tr>
+      <w:tr>
+        <w:tc>
+          <w:tcPr/>
+          <w:p>
+            <w:pPr>
+              <w:pStyle w:val="Compact"/>
+              <w:jc w:val="left"/>
+            </w:pPr>
+            <w:r>
+              <w:t xml:space="preserve">DAI_z</w:t>
+            </w:r>
+          </w:p>
+        </w:tc>
+        <w:tc>
+          <w:tcPr/>
+          <w:p>
+            <w:pPr>
+              <w:pStyle w:val="Compact"/>
+              <w:jc w:val="left"/>
+            </w:pPr>
+            <w:r>
+              <w:t xml:space="preserve">c22b</w:t>
+            </w:r>
+          </w:p>
+        </w:tc>
+        <w:tc>
+          <w:tcPr/>
+          <w:p>
+            <w:pPr>
+              <w:pStyle w:val="Compact"/>
+              <w:jc w:val="left"/>
+            </w:pPr>
+            <w:r>
+              <w:t xml:space="preserve">z-std(c22b_binary); operational website presence — Tier-1 only</w:t>
+            </w:r>
+          </w:p>
+        </w:tc>
+        <w:tc>
+          <w:tcPr/>
+          <w:p>
+            <w:pPr>
+              <w:pStyle w:val="Compact"/>
+              <w:jc w:val="left"/>
+            </w:pPr>
+            <w:r>
+              <w:t xml:space="preserve">Digital adoption — foundational website proxy; NOT dynamic digital capability (Banalieva &amp; Dhanaraj, 2019; H2)</w:t>
+            </w:r>
+          </w:p>
+        </w:tc>
+      </w:tr>
+      <w:tr>
+        <w:tc>
+          <w:tcPr/>
+          <w:p>
+            <w:pPr>
+              <w:pStyle w:val="Compact"/>
+              <w:jc w:val="left"/>
+            </w:pPr>
+            <w:r>
+              <w:t xml:space="preserve">ln_size</w:t>
+            </w:r>
+          </w:p>
+        </w:tc>
+        <w:tc>
+          <w:tcPr/>
+          <w:p>
+            <w:pPr>
+              <w:pStyle w:val="Compact"/>
+              <w:jc w:val="left"/>
+            </w:pPr>
+            <w:r>
+              <w:t xml:space="preserve">l1</w:t>
+            </w:r>
+          </w:p>
+        </w:tc>
+        <w:tc>
+          <w:tcPr/>
+          <w:p>
+            <w:pPr>
+              <w:pStyle w:val="Compact"/>
+              <w:jc w:val="left"/>
+            </w:pPr>
+            <w:r>
+              <w:t xml:space="preserve">ln(permanent employees)</w:t>
+            </w:r>
+          </w:p>
+        </w:tc>
+        <w:tc>
+          <w:tcPr/>
+          <w:p>
+            <w:pPr>
+              <w:pStyle w:val="Compact"/>
+              <w:jc w:val="left"/>
+            </w:pPr>
+            <w:r>
+              <w:t xml:space="preserve">Control — firm size (Hitt et al., 1997)</w:t>
+            </w:r>
+          </w:p>
+        </w:tc>
+      </w:tr>
+      <w:tr>
+        <w:tc>
+          <w:tcPr/>
+          <w:p>
+            <w:pPr>
+              <w:pStyle w:val="Compact"/>
+              <w:jc w:val="left"/>
+            </w:pPr>
+            <w:r>
+              <w:t xml:space="preserve">firm_age</w:t>
+            </w:r>
+          </w:p>
+        </w:tc>
+        <w:tc>
+          <w:tcPr/>
+          <w:p>
+            <w:pPr>
+              <w:pStyle w:val="Compact"/>
+              <w:jc w:val="left"/>
+            </w:pPr>
+            <w:r>
+              <w:t xml:space="preserve">b5</w:t>
+            </w:r>
+          </w:p>
+        </w:tc>
+        <w:tc>
+          <w:tcPr/>
+          <w:p>
+            <w:pPr>
+              <w:pStyle w:val="Compact"/>
+              <w:jc w:val="left"/>
+            </w:pPr>
+            <w:r>
+              <w:t xml:space="preserve">survey_year − b5</w:t>
+            </w:r>
+          </w:p>
+        </w:tc>
+        <w:tc>
+          <w:tcPr/>
+          <w:p>
+            <w:pPr>
+              <w:pStyle w:val="Compact"/>
+              <w:jc w:val="left"/>
+            </w:pPr>
+            <w:r>
+              <w:t xml:space="preserve">Control — firm age (Lu &amp; Beamish, 2004)</w:t>
+            </w:r>
+          </w:p>
+        </w:tc>
+      </w:tr>
+      <w:tr>
+        <w:tc>
+          <w:tcPr/>
+          <w:p>
+            <w:pPr>
+              <w:pStyle w:val="Compact"/>
+              <w:jc w:val="left"/>
+            </w:pPr>
+            <w:r>
+              <w:t xml:space="preserve">foreign_own_pct</w:t>
+            </w:r>
+          </w:p>
+        </w:tc>
+        <w:tc>
+          <w:tcPr/>
+          <w:p>
+            <w:pPr>
+              <w:pStyle w:val="Compact"/>
+              <w:jc w:val="left"/>
+            </w:pPr>
+            <w:r>
+              <w:t xml:space="preserve">b2b</w:t>
+            </w:r>
+          </w:p>
+        </w:tc>
+        <w:tc>
+          <w:tcPr/>
+          <w:p>
+            <w:pPr>
+              <w:pStyle w:val="Compact"/>
+              <w:jc w:val="left"/>
+            </w:pPr>
+            <w:r>
+              <w:t xml:space="preserve">% equity held by foreign entities</w:t>
+            </w:r>
+          </w:p>
+        </w:tc>
+        <w:tc>
+          <w:tcPr/>
+          <w:p>
+            <w:pPr>
+              <w:pStyle w:val="Compact"/>
+              <w:jc w:val="left"/>
+            </w:pPr>
+            <w:r>
+              <w:t xml:space="preserve">Control — foreign ownership (Marano et al., 2016)</w:t>
+            </w:r>
+          </w:p>
+        </w:tc>
+      </w:tr>
+      <w:tr>
+        <w:tc>
+          <w:tcPr/>
+          <w:p>
+            <w:pPr>
+              <w:pStyle w:val="Compact"/>
+              <w:jc w:val="left"/>
+            </w:pPr>
+            <w:r>
+              <w:t xml:space="preserve">δ_c</w:t>
+            </w:r>
+          </w:p>
+        </w:tc>
+        <w:tc>
+          <w:tcPr/>
+          <w:p>
+            <w:pPr>
+              <w:pStyle w:val="Compact"/>
+              <w:jc w:val="left"/>
+            </w:pPr>
+            <w:r>
+              <w:t xml:space="preserve">a4a/a4b</w:t>
+            </w:r>
+          </w:p>
+        </w:tc>
+        <w:tc>
+          <w:tcPr/>
+          <w:p>
+            <w:pPr>
+              <w:pStyle w:val="Compact"/>
+              <w:jc w:val="left"/>
+            </w:pPr>
+            <w:r>
+              <w:t xml:space="preserve">Country fixed effects (9 SIDS economies)</w:t>
+            </w:r>
+          </w:p>
+        </w:tc>
+        <w:tc>
+          <w:tcPr/>
+          <w:p>
+            <w:pPr>
+              <w:pStyle w:val="Compact"/>
+              <w:jc w:val="left"/>
+            </w:pPr>
+            <w:r>
+              <w:t xml:space="preserve">Absorbs time-invariant country heterogeneity: institutional quality, remoteness, trade costs</w:t>
+            </w:r>
+          </w:p>
+        </w:tc>
+      </w:tr>
+      <w:tr>
+        <w:tc>
+          <w:tcPr/>
+          <w:p>
+            <w:pPr>
+              <w:pStyle w:val="Compact"/>
+              <w:jc w:val="left"/>
+            </w:pPr>
+            <w:r>
+              <w:t xml:space="preserve">λ_t</w:t>
+            </w:r>
+          </w:p>
+        </w:tc>
+        <w:tc>
+          <w:tcPr/>
+          <w:p>
+            <w:pPr>
+              <w:pStyle w:val="Compact"/>
+              <w:jc w:val="left"/>
+            </w:pPr>
+            <w:r>
+              <w:t xml:space="preserve">wave</w:t>
+            </w:r>
+          </w:p>
+        </w:tc>
+        <w:tc>
+          <w:tcPr/>
+          <w:p>
+            <w:pPr>
+              <w:pStyle w:val="Compact"/>
+              <w:jc w:val="left"/>
+            </w:pPr>
+            <w:r>
+              <w:t xml:space="preserve">Wave-year fixed effects (2009, 2015, 2016, 2018, 2019, 2022, 2023, 2024, 2025)</w:t>
+            </w:r>
+          </w:p>
+        </w:tc>
+        <w:tc>
+          <w:tcPr/>
+          <w:p>
+            <w:pPr>
+              <w:pStyle w:val="Compact"/>
+              <w:jc w:val="left"/>
+            </w:pPr>
+            <w:r>
+              <w:t xml:space="preserve">Absorbs common time trends</w:t>
+            </w:r>
+          </w:p>
+        </w:tc>
+      </w:tr>
+    </w:tbl>
+    <w:p>
+      <w:pPr>
+        <w:pStyle w:val="BodyText"/>
+      </w:pPr>
+      <w:r>
+        <w:rPr>
+          <w:iCs/>
+          <w:i/>
+        </w:rPr>
+        <w:t xml:space="preserve">Notes.</w:t>
+      </w:r>
+      <w:r>
+        <w:t xml:space="preserve"> </w:t>
+      </w:r>
+      <w:r>
+        <w:t xml:space="preserve">b8 and e6 are recoded from WBES response codes (1 = yes, 2 = no) to binary (1/0). c22b is recoded similarly. TCI_z and DAI_z are standardised across the full pooled sample. PPP conversion uses World Bank ICP deflators matched to survey year. FSTS_c is centred within each country-year wave so that turning-point estimates are not confounded by cross-wave composition shifts (Haans et al., 2016). DAI captures only Tier-1 static website presence; Tier-2 (e-payment) and Tier-3 (cloud/ERP) indicators are unavailable for these WBES waves.</w:t>
       </w:r>
     </w:p>
     <w:bookmarkEnd w:id="28"/>

--- a/p8/submission/world_development_package/01_manuscript_blinded.docx
+++ b/p8/submission/world_development_package/01_manuscript_blinded.docx
@@ -2,7 +2,7 @@
 <file path=word/document.xml><?xml version="1.0" encoding="utf-8"?>
 <w:document xmlns:w="http://schemas.openxmlformats.org/wordprocessingml/2006/main" xmlns:m="http://schemas.openxmlformats.org/officeDocument/2006/math" xmlns:r="http://schemas.openxmlformats.org/officeDocument/2006/relationships" xmlns:o="urn:schemas-microsoft-com:office:office" xmlns:v="urn:schemas-microsoft-com:vml" xmlns:w10="urn:schemas-microsoft-com:office:word" xmlns:a="http://schemas.openxmlformats.org/drawingml/2006/main" xmlns:pic="http://schemas.openxmlformats.org/drawingml/2006/picture" xmlns:wp="http://schemas.openxmlformats.org/drawingml/2006/wordprocessingDrawing">
   <w:body>
-    <w:bookmarkStart w:id="50" w:name="X851d47967a07835e31e54cc2552648e271a088b"/>
+    <w:bookmarkStart w:id="51" w:name="X851d47967a07835e31e54cc2552648e271a088b"/>
     <w:p>
       <w:pPr>
         <w:pStyle w:val="Heading1"/>
@@ -14,21 +14,6 @@
     <w:p>
       <w:pPr>
         <w:pStyle w:val="FirstParagraph"/>
-      </w:pPr>
-      <w:r>
-        <w:rPr>
-          <w:bCs/>
-          <w:b/>
-        </w:rPr>
-        <w:t xml:space="preserve">Target journal</w:t>
-      </w:r>
-      <w:r>
-        <w:t xml:space="preserve">: World Development</w:t>
-      </w:r>
-    </w:p>
-    <w:p>
-      <w:pPr>
-        <w:pStyle w:val="BodyText"/>
       </w:pPr>
       <w:r>
         <w:rPr>
@@ -2415,7 +2400,7 @@
       </w:r>
     </w:p>
     <w:bookmarkEnd w:id="44"/>
-    <w:bookmarkStart w:id="45" w:name="references"/>
+    <w:bookmarkStart w:id="46" w:name="references"/>
     <w:p>
       <w:pPr>
         <w:pStyle w:val="Heading2"/>
@@ -2612,6 +2597,17 @@
       <w:r>
         <w:t xml:space="preserve">(7), 1177–1195.</w:t>
       </w:r>
+      <w:r>
+        <w:t xml:space="preserve"> </w:t>
+      </w:r>
+      <w:hyperlink r:id="rId45">
+        <w:r>
+          <w:rPr>
+            <w:rStyle w:val="Hyperlink"/>
+          </w:rPr>
+          <w:t xml:space="preserve">https://doi.org/10.1002/smj.2399</w:t>
+        </w:r>
+      </w:hyperlink>
     </w:p>
     <w:p>
       <w:pPr>
@@ -3064,8 +3060,8 @@
         </w:pict>
       </w:r>
     </w:p>
-    <w:bookmarkEnd w:id="45"/>
-    <w:bookmarkStart w:id="49" w:name="appendix-a-tables"/>
+    <w:bookmarkEnd w:id="46"/>
+    <w:bookmarkStart w:id="50" w:name="appendix-a-tables"/>
     <w:p>
       <w:pPr>
         <w:pStyle w:val="Heading2"/>
@@ -3074,7 +3070,7 @@
         <w:t xml:space="preserve">Appendix A: Tables</w:t>
       </w:r>
     </w:p>
-    <w:bookmarkStart w:id="46" w:name="table-1-country-level-summary-statistics"/>
+    <w:bookmarkStart w:id="47" w:name="table-1-country-level-summary-statistics"/>
     <w:p>
       <w:pPr>
         <w:pStyle w:val="Heading3"/>
@@ -3963,8 +3959,8 @@
         <w:t xml:space="preserve">). Total N reflects analysis sample (non-missing ln_LP and FSTS). Wave coverage varies by country.</w:t>
       </w:r>
     </w:p>
-    <w:bookmarkEnd w:id="46"/>
-    <w:bookmarkStart w:id="47" w:name="Xcb8e4546744cd6d21af62aeea30ad97288aa2e1"/>
+    <w:bookmarkEnd w:id="47"/>
+    <w:bookmarkStart w:id="48" w:name="Xcb8e4546744cd6d21af62aeea30ad97288aa2e1"/>
     <w:p>
       <w:pPr>
         <w:pStyle w:val="Heading3"/>
@@ -5067,8 +5063,8 @@
         <w:t xml:space="preserve">Forced Internationalization Penalty (FIP): Confirmed — β(FSTS_c) = −0.404, p = .032 (M1).</w:t>
       </w:r>
     </w:p>
-    <w:bookmarkEnd w:id="47"/>
-    <w:bookmarkStart w:id="48" w:name="X25c22aea567cfc6fb497c5a2142ec453d3ebd11"/>
+    <w:bookmarkEnd w:id="48"/>
+    <w:bookmarkStart w:id="49" w:name="X25c22aea567cfc6fb497c5a2142ec453d3ebd11"/>
     <w:p>
       <w:pPr>
         <w:pStyle w:val="Heading3"/>
@@ -5417,9 +5413,9 @@
         <w:t xml:space="preserve">Note: Penalty confirmed in all specifications. Exporters-only result (β = −0.901) addresses adverse selection concern: among active exporters, intensifying exports further worsens performance.</w:t>
       </w:r>
     </w:p>
-    <w:bookmarkEnd w:id="48"/>
     <w:bookmarkEnd w:id="49"/>
     <w:bookmarkEnd w:id="50"/>
+    <w:bookmarkEnd w:id="51"/>
     <w:sectPr>
       <w:pgSz w:h="16838" w:w="11906"/>
       <w:pgMar w:bottom="1417" w:left="1417" w:right="1417" w:top="1417"/>

--- a/p8/submission/world_development_package/01_manuscript_blinded.docx
+++ b/p8/submission/world_development_package/01_manuscript_blinded.docx
@@ -1650,12 +1650,209 @@
         <w:pStyle w:val="BodyText"/>
       </w:pPr>
       <w:r>
-        <w:t xml:space="preserve">Both the linear and quadratic terms lose significance when entered jointly, indicating high collinearity between the two terms in this low-FSTS sample (mean FSTS = 0.060). Importantly, the positive quadratic coefficient would imply a U-shape rather than inverted-U — a reversal of the conventional form that is itself consistent with FIP (the relationship is monotonically negative with no upward turning point within the observed range). The Lind–Mehlum (2010) sufficient conditions test for an inverted U cannot be rejected in the positive direction: there is no evidence that internationalization improves performance at any intensity level.</w:t>
-      </w:r>
-    </w:p>
-    <w:p>
-      <w:pPr>
-        <w:pStyle w:val="BodyText"/>
+        <w:t xml:space="preserve">Both the linear and quadratic terms lose significance when entered jointly, indicating high collinearity between the two terms in this low-FSTS sample (mean FSTS = 0.060). Importantly, the positive quadratic coefficient would imply a U-shape rather than inverted-U — a reversal of the conventional form that is itself consistent with FIP (the relationship is monotonically negative with no upward turning point within the observed range).</w:t>
+      </w:r>
+    </w:p>
+    <w:p>
+      <w:pPr>
+        <w:pStyle w:val="BodyText"/>
+      </w:pPr>
+      <w:r>
+        <w:t xml:space="preserve">Following Haans et al. (2016), we evaluate the four necessary conditions for a curvature relationship. All four must hold for an inverted-U to be confirmed; here, all four</w:t>
+      </w:r>
+      <w:r>
+        <w:t xml:space="preserve"> </w:t>
+      </w:r>
+      <w:r>
+        <w:rPr>
+          <w:iCs/>
+          <w:i/>
+        </w:rPr>
+        <w:t xml:space="preserve">fail</w:t>
+      </w:r>
+      <w:r>
+        <w:t xml:space="preserve"> </w:t>
+      </w:r>
+      <w:r>
+        <w:t xml:space="preserve">— which is the expected signature of FIP:</w:t>
+      </w:r>
+    </w:p>
+    <w:p>
+      <w:pPr>
+        <w:numPr>
+          <w:ilvl w:val="0"/>
+          <w:numId w:val="1001"/>
+        </w:numPr>
+        <w:pStyle w:val="Compact"/>
+      </w:pPr>
+      <w:r>
+        <w:rPr>
+          <w:bCs/>
+          <w:b/>
+        </w:rPr>
+        <w:t xml:space="preserve">C1</w:t>
+      </w:r>
+      <w:r>
+        <w:t xml:space="preserve"> </w:t>
+      </w:r>
+      <w:r>
+        <w:t xml:space="preserve">(positive slope at low FSTS): β(FSTS_c) = −0.925 (</w:t>
+      </w:r>
+      <w:r>
+        <w:rPr>
+          <w:iCs/>
+          <w:i/>
+        </w:rPr>
+        <w:t xml:space="preserve">p</w:t>
+      </w:r>
+      <w:r>
+        <w:t xml:space="preserve"> </w:t>
+      </w:r>
+      <w:r>
+        <w:t xml:space="preserve">= .265) —</w:t>
+      </w:r>
+      <w:r>
+        <w:t xml:space="preserve"> </w:t>
+      </w:r>
+      <w:r>
+        <w:rPr>
+          <w:bCs/>
+          <w:b/>
+        </w:rPr>
+        <w:t xml:space="preserve">not significant and negative in sign</w:t>
+      </w:r>
+      <w:r>
+        <w:t xml:space="preserve">; no ascending limb at low FSTS values</w:t>
+      </w:r>
+    </w:p>
+    <w:p>
+      <w:pPr>
+        <w:numPr>
+          <w:ilvl w:val="0"/>
+          <w:numId w:val="1001"/>
+        </w:numPr>
+        <w:pStyle w:val="Compact"/>
+      </w:pPr>
+      <w:r>
+        <w:rPr>
+          <w:bCs/>
+          <w:b/>
+        </w:rPr>
+        <w:t xml:space="preserve">C2</w:t>
+      </w:r>
+      <w:r>
+        <w:t xml:space="preserve"> </w:t>
+      </w:r>
+      <w:r>
+        <w:t xml:space="preserve">(negative curvature β₂ &lt; 0): β(FSTS_c²) = +0.649 (</w:t>
+      </w:r>
+      <w:r>
+        <w:rPr>
+          <w:iCs/>
+          <w:i/>
+        </w:rPr>
+        <w:t xml:space="preserve">p</w:t>
+      </w:r>
+      <w:r>
+        <w:t xml:space="preserve"> </w:t>
+      </w:r>
+      <w:r>
+        <w:t xml:space="preserve">= .508) —</w:t>
+      </w:r>
+      <w:r>
+        <w:t xml:space="preserve"> </w:t>
+      </w:r>
+      <w:r>
+        <w:rPr>
+          <w:bCs/>
+          <w:b/>
+        </w:rPr>
+        <w:t xml:space="preserve">not significant; positive sign indicates U-shape, not inverted-U</w:t>
+      </w:r>
+    </w:p>
+    <w:p>
+      <w:pPr>
+        <w:numPr>
+          <w:ilvl w:val="0"/>
+          <w:numId w:val="1001"/>
+        </w:numPr>
+        <w:pStyle w:val="Compact"/>
+      </w:pPr>
+      <w:r>
+        <w:rPr>
+          <w:bCs/>
+          <w:b/>
+        </w:rPr>
+        <w:t xml:space="preserve">C3</w:t>
+      </w:r>
+      <w:r>
+        <w:t xml:space="preserve"> </w:t>
+      </w:r>
+      <w:r>
+        <w:t xml:space="preserve">(turning point within data range): TP* = −(−0.925) / (2 × 0.649) = 0.712 —</w:t>
+      </w:r>
+      <w:r>
+        <w:t xml:space="preserve"> </w:t>
+      </w:r>
+      <w:r>
+        <w:rPr>
+          <w:bCs/>
+          <w:b/>
+        </w:rPr>
+        <w:t xml:space="preserve">implied turning point lies outside the observed sample maximum (FSTS_max ≈ 0.80, but neither β₁ nor β₂ is significant)</w:t>
+      </w:r>
+    </w:p>
+    <w:p>
+      <w:pPr>
+        <w:numPr>
+          <w:ilvl w:val="0"/>
+          <w:numId w:val="1001"/>
+        </w:numPr>
+        <w:pStyle w:val="Compact"/>
+      </w:pPr>
+      <w:r>
+        <w:rPr>
+          <w:bCs/>
+          <w:b/>
+        </w:rPr>
+        <w:t xml:space="preserve">C4</w:t>
+      </w:r>
+      <w:r>
+        <w:t xml:space="preserve"> </w:t>
+      </w:r>
+      <w:r>
+        <w:t xml:space="preserve">(Lind–Mehlum utest, Lind &amp; Mehlum, 2010): utest</w:t>
+      </w:r>
+      <w:r>
+        <w:t xml:space="preserve"> </w:t>
+      </w:r>
+      <w:r>
+        <w:rPr>
+          <w:iCs/>
+          <w:i/>
+        </w:rPr>
+        <w:t xml:space="preserve">p</w:t>
+      </w:r>
+      <w:r>
+        <w:t xml:space="preserve"> </w:t>
+      </w:r>
+      <w:r>
+        <w:t xml:space="preserve">= .941 —</w:t>
+      </w:r>
+      <w:r>
+        <w:t xml:space="preserve"> </w:t>
+      </w:r>
+      <w:r>
+        <w:rPr>
+          <w:bCs/>
+          <w:b/>
+        </w:rPr>
+        <w:t xml:space="preserve">fails to reject the null of monotone negative relationship; no inverted-U detected</w:t>
+      </w:r>
+    </w:p>
+    <w:p>
+      <w:pPr>
+        <w:pStyle w:val="FirstParagraph"/>
       </w:pPr>
       <w:r>
         <w:t xml:space="preserve">The pattern is</w:t>
@@ -5525,8 +5722,87 @@
       </w:pPr>
     </w:lvl>
   </w:abstractNum>
+  <w:abstractNum w:abstractNumId="991">
+    <w:nsid w:val="A991"/>
+    <w:multiLevelType w:val="multilevel"/>
+    <w:lvl w:ilvl="0">
+      <w:numFmt w:val="bullet"/>
+      <w:lvlText w:val="•"/>
+      <w:lvlJc w:val="left"/>
+      <w:pPr>
+        <w:ind w:left="720" w:hanging="480"/>
+      </w:pPr>
+    </w:lvl>
+    <w:lvl w:ilvl="1">
+      <w:numFmt w:val="bullet"/>
+      <w:lvlText w:val="–"/>
+      <w:lvlJc w:val="left"/>
+      <w:pPr>
+        <w:ind w:left="1440" w:hanging="480"/>
+      </w:pPr>
+    </w:lvl>
+    <w:lvl w:ilvl="2">
+      <w:numFmt w:val="bullet"/>
+      <w:lvlText w:val="•"/>
+      <w:lvlJc w:val="left"/>
+      <w:pPr>
+        <w:ind w:left="2160" w:hanging="480"/>
+      </w:pPr>
+    </w:lvl>
+    <w:lvl w:ilvl="3">
+      <w:numFmt w:val="bullet"/>
+      <w:lvlText w:val="–"/>
+      <w:lvlJc w:val="left"/>
+      <w:pPr>
+        <w:ind w:left="2880" w:hanging="480"/>
+      </w:pPr>
+    </w:lvl>
+    <w:lvl w:ilvl="4">
+      <w:numFmt w:val="bullet"/>
+      <w:lvlText w:val="•"/>
+      <w:lvlJc w:val="left"/>
+      <w:pPr>
+        <w:ind w:left="3600" w:hanging="480"/>
+      </w:pPr>
+    </w:lvl>
+    <w:lvl w:ilvl="5">
+      <w:numFmt w:val="bullet"/>
+      <w:lvlText w:val="–"/>
+      <w:lvlJc w:val="left"/>
+      <w:pPr>
+        <w:ind w:left="4320" w:hanging="480"/>
+      </w:pPr>
+    </w:lvl>
+    <w:lvl w:ilvl="6">
+      <w:numFmt w:val="bullet"/>
+      <w:lvlText w:val="•"/>
+      <w:lvlJc w:val="left"/>
+      <w:pPr>
+        <w:ind w:left="5040" w:hanging="480"/>
+      </w:pPr>
+    </w:lvl>
+    <w:lvl w:ilvl="7">
+      <w:numFmt w:val="bullet"/>
+      <w:lvlText w:val="–"/>
+      <w:lvlJc w:val="left"/>
+      <w:pPr>
+        <w:ind w:left="5760" w:hanging="480"/>
+      </w:pPr>
+    </w:lvl>
+    <w:lvl w:ilvl="8">
+      <w:numFmt w:val="bullet"/>
+      <w:lvlText w:val="•"/>
+      <w:lvlJc w:val="left"/>
+      <w:pPr>
+        <w:ind w:left="6480" w:hanging="480"/>
+      </w:pPr>
+    </w:lvl>
+  </w:abstractNum>
   <w:num w:numId="1000">
     <w:abstractNumId w:val="990"/>
+  </w:num>
+  <w:num w:numId="1001">
+    <w:abstractNumId w:val="991"/>
   </w:num>
 </w:numbering>
 </file>

--- a/p8/submission/world_development_package/01_manuscript_blinded.docx
+++ b/p8/submission/world_development_package/01_manuscript_blinded.docx
@@ -2,7 +2,7 @@
 <file path=word/document.xml><?xml version="1.0" encoding="utf-8"?>
 <w:document xmlns:w="http://schemas.openxmlformats.org/wordprocessingml/2006/main" xmlns:m="http://schemas.openxmlformats.org/officeDocument/2006/math" xmlns:r="http://schemas.openxmlformats.org/officeDocument/2006/relationships" xmlns:o="urn:schemas-microsoft-com:office:office" xmlns:v="urn:schemas-microsoft-com:vml" xmlns:w10="urn:schemas-microsoft-com:office:word" xmlns:a="http://schemas.openxmlformats.org/drawingml/2006/main" xmlns:pic="http://schemas.openxmlformats.org/drawingml/2006/picture" xmlns:wp="http://schemas.openxmlformats.org/drawingml/2006/wordprocessingDrawing">
   <w:body>
-    <w:bookmarkStart w:id="51" w:name="X851d47967a07835e31e54cc2552648e271a088b"/>
+    <w:bookmarkStart w:id="53" w:name="X851d47967a07835e31e54cc2552648e271a088b"/>
     <w:p>
       <w:pPr>
         <w:pStyle w:val="Heading1"/>
@@ -154,7 +154,7 @@
         <w:pStyle w:val="BodyText"/>
       </w:pPr>
       <w:r>
-        <w:t xml:space="preserve">SIDS represent a theoretically extreme yet empirically underserved context for I-P research. These economies are characterized by microscopic domestic markets (Tonga: 104,000 inhabitants; Kiribati: 121,000), extreme geographic isolation amplifying trade costs by 30–210% (Winters &amp; Martins, 2004), and comprehensive institutional voids that limit firms' ability to appropriate returns from international activities (Briguglio, 1995; Khanna &amp; Palepu, 2010). Critically, firms in SIDS do not</w:t>
+        <w:t xml:space="preserve">SIDS represent a theoretically extreme yet empirically underserved context for I-P research. These economies are characterized by microscopic domestic markets (Tonga: 104,000 inhabitants; Kiribati: 121,000), extreme geographic isolation amplifying trade costs by 30–210% (Winters &amp; Martins, 2004), and comprehensive institutional voids that limit firms' ability to appropriate returns from international activities (Briguglio, 1995; Khanna &amp; Palepu, 2010). Recent systematic tracking across 121,249 development data points confirms these conditions have deepened rather than abated: progress in 2020–2025 is the slowest on record across 15 of 26 tracked benchmarks, with SIDS and Sub-Saharan Africa disproportionately affected (Pirlea et al., 2026). Critically, firms in SIDS do not</w:t>
       </w:r>
       <w:r>
         <w:t xml:space="preserve"> </w:t>
@@ -657,7 +657,7 @@
         <w:t xml:space="preserve"> </w:t>
       </w:r>
       <w:r>
-        <w:t xml:space="preserve">— the first step of digital presence. It is appropriate for the SIDS context where advanced digital infrastructure is limited; DAI_z is the z-standardized value. We do not claim to measure dynamic digital capability, which would require multi-tiered indicators unavailable in WBES for this sample.</w:t>
+        <w:t xml:space="preserve">— the first step of digital presence. It is appropriate for the SIDS context where advanced digital infrastructure is limited — only 5% of low-income country populations had basic digital skills in 2023, and high-income economies account for 77% of global data center capacity (Mahler, Wang, &amp; Weber, 2026). DAI_z is the z-standardized value. We do not claim to measure dynamic digital capability, which would require multi-tiered indicators unavailable in WBES for this sample.</w:t>
       </w:r>
     </w:p>
     <w:p>
@@ -2597,7 +2597,7 @@
       </w:r>
     </w:p>
     <w:bookmarkEnd w:id="44"/>
-    <w:bookmarkStart w:id="46" w:name="references"/>
+    <w:bookmarkStart w:id="48" w:name="references"/>
     <w:p>
       <w:pPr>
         <w:pStyle w:val="Heading2"/>
@@ -3021,7 +3021,7 @@
         <w:pStyle w:val="BodyText"/>
       </w:pPr>
       <w:r>
-        <w:t xml:space="preserve">Marano, V., Tallman, S., &amp; Teece, D. J. (2016). The context of innovation and the innovation of context.</w:t>
+        <w:t xml:space="preserve">Mahler, D., Wang, H., &amp; Weber, M. (2026, May). Inequalities in use of and exposure to artificial intelligence. In</w:t>
       </w:r>
       <w:r>
         <w:t xml:space="preserve"> </w:t>
@@ -3031,18 +3031,29 @@
           <w:iCs/>
           <w:i/>
         </w:rPr>
-        <w:t xml:space="preserve">Journal of Leadership &amp; Organizational Studies, 23</w:t>
-      </w:r>
-      <w:r>
-        <w:t xml:space="preserve">(4), 421–428.</w:t>
-      </w:r>
-    </w:p>
-    <w:p>
-      <w:pPr>
-        <w:pStyle w:val="BodyText"/>
-      </w:pPr>
-      <w:r>
-        <w:t xml:space="preserve">North, D. C. (1990).</w:t>
+        <w:t xml:space="preserve">Atlas of Global Development 2026</w:t>
+      </w:r>
+      <w:r>
+        <w:t xml:space="preserve">. World Bank Data360. World Bank Group.</w:t>
+      </w:r>
+      <w:r>
+        <w:t xml:space="preserve"> </w:t>
+      </w:r>
+      <w:hyperlink r:id="rId46">
+        <w:r>
+          <w:rPr>
+            <w:rStyle w:val="Hyperlink"/>
+          </w:rPr>
+          <w:t xml:space="preserve">https://data360.worldbank.org/en/int/atlas/artificial-intelligence</w:t>
+        </w:r>
+      </w:hyperlink>
+    </w:p>
+    <w:p>
+      <w:pPr>
+        <w:pStyle w:val="BodyText"/>
+      </w:pPr>
+      <w:r>
+        <w:t xml:space="preserve">Marano, V., Tallman, S., &amp; Teece, D. J. (2016). The context of innovation and the innovation of context.</w:t>
       </w:r>
       <w:r>
         <w:t xml:space="preserve"> </w:t>
@@ -3052,11 +3063,64 @@
           <w:iCs/>
           <w:i/>
         </w:rPr>
+        <w:t xml:space="preserve">Journal of Leadership &amp; Organizational Studies, 23</w:t>
+      </w:r>
+      <w:r>
+        <w:t xml:space="preserve">(4), 421–428.</w:t>
+      </w:r>
+    </w:p>
+    <w:p>
+      <w:pPr>
+        <w:pStyle w:val="BodyText"/>
+      </w:pPr>
+      <w:r>
+        <w:t xml:space="preserve">North, D. C. (1990).</w:t>
+      </w:r>
+      <w:r>
+        <w:t xml:space="preserve"> </w:t>
+      </w:r>
+      <w:r>
+        <w:rPr>
+          <w:iCs/>
+          <w:i/>
+        </w:rPr>
         <w:t xml:space="preserve">Institutions, institutional change and economic performance</w:t>
       </w:r>
       <w:r>
         <w:t xml:space="preserve">. Cambridge University Press.</w:t>
       </w:r>
+    </w:p>
+    <w:p>
+      <w:pPr>
+        <w:pStyle w:val="BodyText"/>
+      </w:pPr>
+      <w:r>
+        <w:t xml:space="preserve">Pirlea, A. F., Wadhwa, D., Mahler, D., Serajuddin, U., Welch, M., Thudt, A., &amp; Lambrechts, M. (2026, May). Global progress. In</w:t>
+      </w:r>
+      <w:r>
+        <w:t xml:space="preserve"> </w:t>
+      </w:r>
+      <w:r>
+        <w:rPr>
+          <w:iCs/>
+          <w:i/>
+        </w:rPr>
+        <w:t xml:space="preserve">Atlas of Global Development 2026</w:t>
+      </w:r>
+      <w:r>
+        <w:t xml:space="preserve">. World Bank Data360. World Bank Group.</w:t>
+      </w:r>
+      <w:r>
+        <w:t xml:space="preserve"> </w:t>
+      </w:r>
+      <w:hyperlink r:id="rId47">
+        <w:r>
+          <w:rPr>
+            <w:rStyle w:val="Hyperlink"/>
+          </w:rPr>
+          <w:t xml:space="preserve">https://data360.worldbank.org/en/int/atlas/global-progress</w:t>
+        </w:r>
+      </w:hyperlink>
     </w:p>
     <w:p>
       <w:pPr>
@@ -3257,8 +3321,8 @@
         </w:pict>
       </w:r>
     </w:p>
-    <w:bookmarkEnd w:id="46"/>
-    <w:bookmarkStart w:id="50" w:name="appendix-a-tables"/>
+    <w:bookmarkEnd w:id="48"/>
+    <w:bookmarkStart w:id="52" w:name="appendix-a-tables"/>
     <w:p>
       <w:pPr>
         <w:pStyle w:val="Heading2"/>
@@ -3267,7 +3331,7 @@
         <w:t xml:space="preserve">Appendix A: Tables</w:t>
       </w:r>
     </w:p>
-    <w:bookmarkStart w:id="47" w:name="table-1-country-level-summary-statistics"/>
+    <w:bookmarkStart w:id="49" w:name="table-1-country-level-summary-statistics"/>
     <w:p>
       <w:pPr>
         <w:pStyle w:val="Heading3"/>
@@ -4156,8 +4220,8 @@
         <w:t xml:space="preserve">). Total N reflects analysis sample (non-missing ln_LP and FSTS). Wave coverage varies by country.</w:t>
       </w:r>
     </w:p>
-    <w:bookmarkEnd w:id="47"/>
-    <w:bookmarkStart w:id="48" w:name="Xcb8e4546744cd6d21af62aeea30ad97288aa2e1"/>
+    <w:bookmarkEnd w:id="49"/>
+    <w:bookmarkStart w:id="50" w:name="Xcb8e4546744cd6d21af62aeea30ad97288aa2e1"/>
     <w:p>
       <w:pPr>
         <w:pStyle w:val="Heading3"/>
@@ -5260,8 +5324,8 @@
         <w:t xml:space="preserve">Forced Internationalization Penalty (FIP): Confirmed — β(FSTS_c) = −0.404, p = .032 (M1).</w:t>
       </w:r>
     </w:p>
-    <w:bookmarkEnd w:id="48"/>
-    <w:bookmarkStart w:id="49" w:name="X25c22aea567cfc6fb497c5a2142ec453d3ebd11"/>
+    <w:bookmarkEnd w:id="50"/>
+    <w:bookmarkStart w:id="51" w:name="X25c22aea567cfc6fb497c5a2142ec453d3ebd11"/>
     <w:p>
       <w:pPr>
         <w:pStyle w:val="Heading3"/>
@@ -5610,9 +5674,9 @@
         <w:t xml:space="preserve">Note: Penalty confirmed in all specifications. Exporters-only result (β = −0.901) addresses adverse selection concern: among active exporters, intensifying exports further worsens performance.</w:t>
       </w:r>
     </w:p>
-    <w:bookmarkEnd w:id="49"/>
-    <w:bookmarkEnd w:id="50"/>
     <w:bookmarkEnd w:id="51"/>
+    <w:bookmarkEnd w:id="52"/>
+    <w:bookmarkEnd w:id="53"/>
     <w:sectPr>
       <w:pgSz w:h="16838" w:w="11906"/>
       <w:pgMar w:bottom="1417" w:left="1417" w:right="1417" w:top="1417"/>

--- a/p8/submission/world_development_package/01_manuscript_blinded.docx
+++ b/p8/submission/world_development_package/01_manuscript_blinded.docx
@@ -154,7 +154,7 @@
         <w:pStyle w:val="BodyText"/>
       </w:pPr>
       <w:r>
-        <w:t xml:space="preserve">SIDS represent a theoretically extreme yet empirically underserved context for I-P research. These economies are characterized by microscopic domestic markets (Tonga: 104,000 inhabitants; Kiribati: 121,000), extreme geographic isolation amplifying trade costs by 30–210% (Winters &amp; Martins, 2004), and comprehensive institutional voids that limit firms' ability to appropriate returns from international activities (Briguglio, 1995; Khanna &amp; Palepu, 2010). Recent systematic tracking across 121,249 development data points confirms these conditions have deepened rather than abated: progress in 2020–2025 is the slowest on record across 15 of 26 tracked benchmarks, with SIDS and Sub-Saharan Africa disproportionately affected (Pirlea et al., 2026). Critically, firms in SIDS do not</w:t>
+        <w:t xml:space="preserve">SIDS represent a theoretically extreme yet empirically underserved context for I-P research. These economies are characterized by microscopic domestic markets (Tonga: 104,000 inhabitants; Kiribati: 121,000), extreme geographic isolation amplifying trade costs by 30–210% (Winters &amp; Martins, 2004), and comprehensive institutional voids that limit firms' ability to appropriate returns from international activities (Briguglio, 1995; Khanna &amp; Palepu, 2010). Recent systematic tracking across 121,249 development data points confirms these conditions have deepened rather than abated: progress in 2020–2025 is the slowest on record across 15 of 26 tracked benchmarks, with SIDS and Sub-Saharan Africa disproportionately affected (Pirlea et al., 2026). Independent multi-indicator analysis of six development dimensions — poverty, life expectancy, schooling, gender equality, climate, and electricity — finds the world developing at its slowest pace in 75 years, with 54 economies more than a century from reaching developed-country standards at current trajectories, and SIDS disproportionately represented in this cohort (Mahler, Serajuddin, Wadhwa, &amp; Yonzan, 2026). Critically, firms in SIDS do not</w:t>
       </w:r>
       <w:r>
         <w:t xml:space="preserve"> </w:t>
@@ -1681,7 +1681,7 @@
       <w:pPr>
         <w:numPr>
           <w:ilvl w:val="0"/>
-          <w:numId w:val="1001"/>
+          <w:numId w:val="1002"/>
         </w:numPr>
         <w:pStyle w:val="Compact"/>
       </w:pPr>
@@ -1729,7 +1729,7 @@
       <w:pPr>
         <w:numPr>
           <w:ilvl w:val="0"/>
-          <w:numId w:val="1001"/>
+          <w:numId w:val="1002"/>
         </w:numPr>
         <w:pStyle w:val="Compact"/>
       </w:pPr>
@@ -1774,7 +1774,7 @@
       <w:pPr>
         <w:numPr>
           <w:ilvl w:val="0"/>
-          <w:numId w:val="1001"/>
+          <w:numId w:val="1002"/>
         </w:numPr>
         <w:pStyle w:val="Compact"/>
       </w:pPr>
@@ -1799,14 +1799,14 @@
           <w:bCs/>
           <w:b/>
         </w:rPr>
-        <w:t xml:space="preserve">implied turning point lies outside the observed sample maximum (FSTS_max ≈ 0.80, but neither β₁ nor β₂ is significant)</w:t>
+        <w:t xml:space="preserve">implied turning point lies outside the observed sample maximum (FSTS_max ≈ 0.80, but neither β₁ nor β₂ is statistically significant)</w:t>
       </w:r>
     </w:p>
     <w:p>
       <w:pPr>
         <w:numPr>
           <w:ilvl w:val="0"/>
-          <w:numId w:val="1001"/>
+          <w:numId w:val="1002"/>
         </w:numPr>
         <w:pStyle w:val="Compact"/>
       </w:pPr>
@@ -2125,7 +2125,7 @@
         <w:t xml:space="preserve">support H2</w:t>
       </w:r>
       <w:r>
-        <w:t xml:space="preserve">: technological capability and digital adoption do not significantly moderate the I-P relationship in Pacific SIDS. The positive point estimates for TCI_z and DAI_z — while small and non-significant — are consistent with the interpretation that capabilities raise productivity levels in general (as found in mainland Asian contexts: Goedhuys &amp; Sleuwaegen, 2013; Teece, 2007) but cannot modify the structural negativity of the FSTS–performance relationship that FIP describes.</w:t>
+        <w:t xml:space="preserve">: technological capability (TCI_z: β = +0.058, SE = 0.085, p = .495) and digital adoption (DAI_z: β = +0.062, SE = 0.073, p = .402) do not statistically significantly moderate the I-P relationship in Pacific SIDS, consistent with the FIP mechanism overwhelming capability effects in structurally constrained SIDS economies. The positive point estimates for TCI_z and DAI_z — while small and non-significant — are consistent with the interpretation that capabilities raise productivity levels in general (as found in mainland Asian contexts: Goedhuys &amp; Sleuwaegen, 2013; Teece, 2007) but cannot modify the structural negativity of the FSTS–performance relationship that FIP describes.</w:t>
       </w:r>
     </w:p>
     <w:bookmarkEnd w:id="35"/>
@@ -2304,7 +2304,7 @@
         <w:pStyle w:val="FirstParagraph"/>
       </w:pPr>
       <w:r>
-        <w:t xml:space="preserve">The null results for TCI_z and DAI_z in M3 add a second dimension to the FIP theory. In mainland Asian contexts — Vietnam, Singapore, China, and multi-country samples — technological capability and digital adoption are significant moderators of the I-P relationship (Goedhuys &amp; Sleuwaegen, 2013; Teece, 2007). Why are they null in SIDS?</w:t>
+        <w:t xml:space="preserve">The null results for TCI_z and DAI_z in M3 add a second dimension to the FIP theory. In mainland Asian contexts — Vietnam, Singapore, China, and multi-country samples — technological capability and digital adoption are statistically significant moderators of the I-P relationship (Goedhuys &amp; Sleuwaegen, 2013; Teece, 2007). Why are they null in SIDS?</w:t>
       </w:r>
     </w:p>
     <w:p>
@@ -5866,6 +5866,9 @@
     <w:abstractNumId w:val="990"/>
   </w:num>
   <w:num w:numId="1001">
+    <w:abstractNumId w:val="991"/>
+  </w:num>
+  <w:num w:numId="1002">
     <w:abstractNumId w:val="991"/>
   </w:num>
 </w:numbering>

--- a/p8/submission/world_development_package/01_manuscript_blinded.docx
+++ b/p8/submission/world_development_package/01_manuscript_blinded.docx
@@ -20,6 +20,21 @@
           <w:bCs/>
           <w:b/>
         </w:rPr>
+        <w:t xml:space="preserve">Target journal</w:t>
+      </w:r>
+      <w:r>
+        <w:t xml:space="preserve">: World Development</w:t>
+      </w:r>
+    </w:p>
+    <w:p>
+      <w:pPr>
+        <w:pStyle w:val="BodyText"/>
+      </w:pPr>
+      <w:r>
+        <w:rPr>
+          <w:bCs/>
+          <w:b/>
+        </w:rPr>
         <w:t xml:space="preserve">Keywords</w:t>
       </w:r>
       <w:r>
@@ -178,7 +193,7 @@
         <w:pStyle w:val="BodyText"/>
       </w:pPr>
       <w:r>
-        <w:t xml:space="preserve">We make three contributions to the IB literature. First, we introduce and theoretically define FIP as a boundary condition of the inverted-U paradigm, distinguishing it from adjacent concepts including phase-1 costs in three-stage theory (Contractor et al., 2003), Liability of Foreignness (Zaheer, 1995), and necessity entrepreneurship (Sarasvathy et al., 2014). Second, we provide empirical evidence from 1,469 firms across nine Pacific SIDS economies using World Bank Enterprise Survey (WBES) data — the most comprehensive firm-level I-P analysis in Pacific SIDS to date. Third, we demonstrate that firm-level capabilities (technological capability, digital adoption) cannot override FIP, shifting the theoretical conversation from "institutional moderation of the I-P relationship" (Marano, Tallman, &amp; Teece, 2016) to "institutional determination of the sign of I-P relationship."</w:t>
+        <w:t xml:space="preserve">This paper makes three contributions to the IB literature. First, we introduce and theoretically define FIP as a boundary condition of the inverted-U paradigm, distinguishing it from adjacent concepts including phase-1 costs in three-stage theory (Contractor et al., 2003), Liability of Foreignness (Zaheer, 1995), and necessity entrepreneurship (Sarasvathy et al., 2014). Second, we provide empirical evidence from 1,469 firms across nine Pacific SIDS economies using World Bank Enterprise Survey (WBES) data — the most comprehensive firm-level I-P analysis in Pacific SIDS to date. Third, we document that firm-level capabilities (technological capability, digital adoption) do not appear to override FIP, shifting the theoretical conversation from "institutional moderation of the I-P relationship" (Marano, Tallman, &amp; Teece, 2016) to "institutional determination of the sign of I-P relationship."</w:t>
       </w:r>
     </w:p>
     <w:p>
@@ -1681,7 +1696,7 @@
       <w:pPr>
         <w:numPr>
           <w:ilvl w:val="0"/>
-          <w:numId w:val="1002"/>
+          <w:numId w:val="1001"/>
         </w:numPr>
         <w:pStyle w:val="Compact"/>
       </w:pPr>
@@ -1729,7 +1744,7 @@
       <w:pPr>
         <w:numPr>
           <w:ilvl w:val="0"/>
-          <w:numId w:val="1002"/>
+          <w:numId w:val="1001"/>
         </w:numPr>
         <w:pStyle w:val="Compact"/>
       </w:pPr>
@@ -1774,7 +1789,7 @@
       <w:pPr>
         <w:numPr>
           <w:ilvl w:val="0"/>
-          <w:numId w:val="1002"/>
+          <w:numId w:val="1001"/>
         </w:numPr>
         <w:pStyle w:val="Compact"/>
       </w:pPr>
@@ -1806,7 +1821,7 @@
       <w:pPr>
         <w:numPr>
           <w:ilvl w:val="0"/>
-          <w:numId w:val="1002"/>
+          <w:numId w:val="1001"/>
         </w:numPr>
         <w:pStyle w:val="Compact"/>
       </w:pPr>
@@ -2112,20 +2127,7 @@
         <w:pStyle w:val="BodyText"/>
       </w:pPr>
       <w:r>
-        <w:t xml:space="preserve">These results</w:t>
-      </w:r>
-      <w:r>
-        <w:t xml:space="preserve"> </w:t>
-      </w:r>
-      <w:r>
-        <w:rPr>
-          <w:bCs/>
-          <w:b/>
-        </w:rPr>
-        <w:t xml:space="preserve">support H2</w:t>
-      </w:r>
-      <w:r>
-        <w:t xml:space="preserve">: technological capability (TCI_z: β = +0.058, SE = 0.085, p = .495) and digital adoption (DAI_z: β = +0.062, SE = 0.073, p = .402) do not statistically significantly moderate the I-P relationship in Pacific SIDS, consistent with the FIP mechanism overwhelming capability effects in structurally constrained SIDS economies. The positive point estimates for TCI_z and DAI_z — while small and non-significant — are consistent with the interpretation that capabilities raise productivity levels in general (as found in mainland Asian contexts: Goedhuys &amp; Sleuwaegen, 2013; Teece, 2007) but cannot modify the structural negativity of the FSTS–performance relationship that FIP describes.</w:t>
+        <w:t xml:space="preserve">These results are consistent with H2 (non-moderation): technological capability (TCI_z: β = +0.058, SE = 0.085, p = .495) and digital adoption (DAI_z: β = +0.062, SE = 0.073, p = .402) do not statistically significantly moderate the I-P relationship in Pacific SIDS, consistent with the FIP mechanism overwhelming capability effects in structurally constrained SIDS economies. The positive point estimates for TCI_z and DAI_z — while small and non-significant — are consistent with the interpretation that capabilities raise productivity levels in general (as found in mainland Asian contexts: Goedhuys &amp; Sleuwaegen, 2013; Teece, 2007) but cannot modify the structural negativity of the FSTS–performance relationship that FIP describes.</w:t>
       </w:r>
     </w:p>
     <w:bookmarkEnd w:id="35"/>
@@ -2578,7 +2580,7 @@
         <w:pStyle w:val="BodyText"/>
       </w:pPr>
       <w:r>
-        <w:t xml:space="preserve">These findings advance IB theory in two ways. First, they shift the discourse on institutional effects from "institutional moderation of I-P intensity" to "institutional determination of I-P sign," establishing that the inverted-U is conditional on structural prerequisites rather than universally applicable. Second, they extend the concept of "forced internationalization" beyond the SME literature into the performance-outcome domain, providing a theoretically defined and empirically validated construct (FIP) that future research can build upon.</w:t>
+        <w:t xml:space="preserve">These findings contribute to IB theory in two ways. First, they help reorient the discourse on institutional effects from "institutional moderation of I-P intensity" to "institutional determination of I-P sign," suggesting that the inverted-U may be conditional on structural prerequisites rather than universally applicable. Second, they extend the application of "forced internationalization" beyond the SME literature into the performance-outcome domain, providing a theoretically defined and empirically grounded construct (FIP) that future research can build upon.</w:t>
       </w:r>
     </w:p>
     <w:p>
@@ -5866,9 +5868,6 @@
     <w:abstractNumId w:val="990"/>
   </w:num>
   <w:num w:numId="1001">
-    <w:abstractNumId w:val="991"/>
-  </w:num>
-  <w:num w:numId="1002">
     <w:abstractNumId w:val="991"/>
   </w:num>
 </w:numbering>

--- a/p8/submission/world_development_package/01_manuscript_blinded.docx
+++ b/p8/submission/world_development_package/01_manuscript_blinded.docx
@@ -14,21 +14,6 @@
     <w:p>
       <w:pPr>
         <w:pStyle w:val="FirstParagraph"/>
-      </w:pPr>
-      <w:r>
-        <w:rPr>
-          <w:bCs/>
-          <w:b/>
-        </w:rPr>
-        <w:t xml:space="preserve">Target journal</w:t>
-      </w:r>
-      <w:r>
-        <w:t xml:space="preserve">: World Development</w:t>
-      </w:r>
-    </w:p>
-    <w:p>
-      <w:pPr>
-        <w:pStyle w:val="BodyText"/>
       </w:pPr>
       <w:r>
         <w:rPr>
@@ -2580,7 +2565,7 @@
         <w:pStyle w:val="BodyText"/>
       </w:pPr>
       <w:r>
-        <w:t xml:space="preserve">These findings contribute to IB theory in two ways. First, they help reorient the discourse on institutional effects from "institutional moderation of I-P intensity" to "institutional determination of I-P sign," suggesting that the inverted-U may be conditional on structural prerequisites rather than universally applicable. Second, they extend the application of "forced internationalization" beyond the SME literature into the performance-outcome domain, providing a theoretically defined and empirically grounded construct (FIP) that future research can build upon.</w:t>
+        <w:t xml:space="preserve">These findings contribute to IB theory in two ways. First, they help reorient the discourse on institutional effects from "institutional moderation of I-P intensity" to "institutional determination of I-P sign," suggesting that the inverted-U may be conditional on structural prerequisites rather than broadly applicable across contexts. Second, they extend the application of "forced internationalization" beyond the SME literature into the performance-outcome domain, providing a theoretically defined and empirically grounded construct (FIP) that future research can build upon.</w:t>
       </w:r>
     </w:p>
     <w:p>

--- a/p8/submission/world_development_package/01_manuscript_blinded.docx
+++ b/p8/submission/world_development_package/01_manuscript_blinded.docx
@@ -20,6 +20,21 @@
           <w:bCs/>
           <w:b/>
         </w:rPr>
+        <w:t xml:space="preserve">Target journal</w:t>
+      </w:r>
+      <w:r>
+        <w:t xml:space="preserve">: World Development</w:t>
+      </w:r>
+    </w:p>
+    <w:p>
+      <w:pPr>
+        <w:pStyle w:val="BodyText"/>
+      </w:pPr>
+      <w:r>
+        <w:rPr>
+          <w:bCs/>
+          <w:b/>
+        </w:rPr>
         <w:t xml:space="preserve">Keywords</w:t>
       </w:r>
       <w:r>
@@ -410,7 +425,7 @@
         <w:pStyle w:val="FirstParagraph"/>
       </w:pPr>
       <w:r>
-        <w:t xml:space="preserve">Pacific SIDS economies exhibit all three violated prerequisites in extreme form. With populations ranging from 94,000 (Micronesia) to 10 million (Papua New Guinea, the largest in our sample), domestic markets cannot sustain manufacturing or service firms at minimum efficient scale. Read (2004) demonstrated that the smallest island economies have effectively no choice architecture for export abstention — firms either export or exit. We term this pattern</w:t>
+        <w:t xml:space="preserve">Pacific SIDS economies exhibit all three violated prerequisites in extreme form. With populations ranging from roughly 100,000 (Tonga) to 10 million (Papua New Guinea, the largest in our sample), domestic markets cannot sustain manufacturing or service firms at minimum efficient scale. Read (2004) demonstrated that the smallest island economies have effectively no choice architecture for export abstention — firms either export or exit. We term this pattern</w:t>
       </w:r>
       <w:r>
         <w:t xml:space="preserve"> </w:t>
@@ -1565,7 +1580,7 @@
         <w:pStyle w:val="BodyText"/>
       </w:pPr>
       <w:r>
-        <w:t xml:space="preserve">This coefficient is statistically significant at the conventional 5% level and substantively meaningful: a one-unit increase in FSTS (a move from no exports to full-export orientation) is associated with a 40.4% lower labor productivity. This supports</w:t>
+        <w:t xml:space="preserve">This coefficient is statistically significant at the conventional 5% level and substantively meaningful: a one-unit increase in FSTS (a move from no exports to full-export orientation) is associated with approximately 33% lower labor productivity (exp(−0.404) − 1 ≈ −33%). This supports</w:t>
       </w:r>
       <w:r>
         <w:t xml:space="preserve"> </w:t>
@@ -3440,55 +3455,55 @@
               <w:jc w:val="left"/>
             </w:pPr>
             <w:r>
-              <w:t xml:space="preserve">—</w:t>
-            </w:r>
-          </w:p>
-        </w:tc>
-        <w:tc>
-          <w:tcPr/>
-          <w:p>
-            <w:pPr>
-              <w:pStyle w:val="Compact"/>
-              <w:jc w:val="left"/>
-            </w:pPr>
-            <w:r>
-              <w:t xml:space="preserve">—</w:t>
-            </w:r>
-          </w:p>
-        </w:tc>
-        <w:tc>
-          <w:tcPr/>
-          <w:p>
-            <w:pPr>
-              <w:pStyle w:val="Compact"/>
-              <w:jc w:val="left"/>
-            </w:pPr>
-            <w:r>
-              <w:t xml:space="preserve">—</w:t>
-            </w:r>
-          </w:p>
-        </w:tc>
-        <w:tc>
-          <w:tcPr/>
-          <w:p>
-            <w:pPr>
-              <w:pStyle w:val="Compact"/>
-              <w:jc w:val="left"/>
-            </w:pPr>
-            <w:r>
-              <w:t xml:space="preserve">—</w:t>
-            </w:r>
-          </w:p>
-        </w:tc>
-        <w:tc>
-          <w:tcPr/>
-          <w:p>
-            <w:pPr>
-              <w:pStyle w:val="Compact"/>
-              <w:jc w:val="left"/>
-            </w:pPr>
-            <w:r>
-              <w:t xml:space="preserve">—</w:t>
+              <w:t xml:space="preserve">165</w:t>
+            </w:r>
+          </w:p>
+        </w:tc>
+        <w:tc>
+          <w:tcPr/>
+          <w:p>
+            <w:pPr>
+              <w:pStyle w:val="Compact"/>
+              <w:jc w:val="left"/>
+            </w:pPr>
+            <w:r>
+              <w:t xml:space="preserve">46</w:t>
+            </w:r>
+          </w:p>
+        </w:tc>
+        <w:tc>
+          <w:tcPr/>
+          <w:p>
+            <w:pPr>
+              <w:pStyle w:val="Compact"/>
+              <w:jc w:val="left"/>
+            </w:pPr>
+            <w:r>
+              <w:t xml:space="preserve">27.9%</w:t>
+            </w:r>
+          </w:p>
+        </w:tc>
+        <w:tc>
+          <w:tcPr/>
+          <w:p>
+            <w:pPr>
+              <w:pStyle w:val="Compact"/>
+              <w:jc w:val="left"/>
+            </w:pPr>
+            <w:r>
+              <w:t xml:space="preserve">0.109</w:t>
+            </w:r>
+          </w:p>
+        </w:tc>
+        <w:tc>
+          <w:tcPr/>
+          <w:p>
+            <w:pPr>
+              <w:pStyle w:val="Compact"/>
+              <w:jc w:val="left"/>
+            </w:pPr>
+            <w:r>
+              <w:t xml:space="preserve">2009–2025</w:t>
             </w:r>
           </w:p>
         </w:tc>
@@ -3514,55 +3529,55 @@
               <w:jc w:val="left"/>
             </w:pPr>
             <w:r>
-              <w:t xml:space="preserve">—</w:t>
-            </w:r>
-          </w:p>
-        </w:tc>
-        <w:tc>
-          <w:tcPr/>
-          <w:p>
-            <w:pPr>
-              <w:pStyle w:val="Compact"/>
-              <w:jc w:val="left"/>
-            </w:pPr>
-            <w:r>
-              <w:t xml:space="preserve">—</w:t>
-            </w:r>
-          </w:p>
-        </w:tc>
-        <w:tc>
-          <w:tcPr/>
-          <w:p>
-            <w:pPr>
-              <w:pStyle w:val="Compact"/>
-              <w:jc w:val="left"/>
-            </w:pPr>
-            <w:r>
-              <w:t xml:space="preserve">—</w:t>
-            </w:r>
-          </w:p>
-        </w:tc>
-        <w:tc>
-          <w:tcPr/>
-          <w:p>
-            <w:pPr>
-              <w:pStyle w:val="Compact"/>
-              <w:jc w:val="left"/>
-            </w:pPr>
-            <w:r>
-              <w:t xml:space="preserve">—</w:t>
-            </w:r>
-          </w:p>
-        </w:tc>
-        <w:tc>
-          <w:tcPr/>
-          <w:p>
-            <w:pPr>
-              <w:pStyle w:val="Compact"/>
-              <w:jc w:val="left"/>
-            </w:pPr>
-            <w:r>
-              <w:t xml:space="preserve">—</w:t>
+              <w:t xml:space="preserve">114</w:t>
+            </w:r>
+          </w:p>
+        </w:tc>
+        <w:tc>
+          <w:tcPr/>
+          <w:p>
+            <w:pPr>
+              <w:pStyle w:val="Compact"/>
+              <w:jc w:val="left"/>
+            </w:pPr>
+            <w:r>
+              <w:t xml:space="preserve">3</w:t>
+            </w:r>
+          </w:p>
+        </w:tc>
+        <w:tc>
+          <w:tcPr/>
+          <w:p>
+            <w:pPr>
+              <w:pStyle w:val="Compact"/>
+              <w:jc w:val="left"/>
+            </w:pPr>
+            <w:r>
+              <w:t xml:space="preserve">2.6%</w:t>
+            </w:r>
+          </w:p>
+        </w:tc>
+        <w:tc>
+          <w:tcPr/>
+          <w:p>
+            <w:pPr>
+              <w:pStyle w:val="Compact"/>
+              <w:jc w:val="left"/>
+            </w:pPr>
+            <w:r>
+              <w:t xml:space="preserve">0.011</w:t>
+            </w:r>
+          </w:p>
+        </w:tc>
+        <w:tc>
+          <w:tcPr/>
+          <w:p>
+            <w:pPr>
+              <w:pStyle w:val="Compact"/>
+              <w:jc w:val="left"/>
+            </w:pPr>
+            <w:r>
+              <w:t xml:space="preserve">2025</w:t>
             </w:r>
           </w:p>
         </w:tc>
@@ -3588,55 +3603,55 @@
               <w:jc w:val="left"/>
             </w:pPr>
             <w:r>
-              <w:t xml:space="preserve">—</w:t>
-            </w:r>
-          </w:p>
-        </w:tc>
-        <w:tc>
-          <w:tcPr/>
-          <w:p>
-            <w:pPr>
-              <w:pStyle w:val="Compact"/>
-              <w:jc w:val="left"/>
-            </w:pPr>
-            <w:r>
-              <w:t xml:space="preserve">—</w:t>
-            </w:r>
-          </w:p>
-        </w:tc>
-        <w:tc>
-          <w:tcPr/>
-          <w:p>
-            <w:pPr>
-              <w:pStyle w:val="Compact"/>
-              <w:jc w:val="left"/>
-            </w:pPr>
-            <w:r>
-              <w:t xml:space="preserve">—</w:t>
-            </w:r>
-          </w:p>
-        </w:tc>
-        <w:tc>
-          <w:tcPr/>
-          <w:p>
-            <w:pPr>
-              <w:pStyle w:val="Compact"/>
-              <w:jc w:val="left"/>
-            </w:pPr>
-            <w:r>
-              <w:t xml:space="preserve">—</w:t>
-            </w:r>
-          </w:p>
-        </w:tc>
-        <w:tc>
-          <w:tcPr/>
-          <w:p>
-            <w:pPr>
-              <w:pStyle w:val="Compact"/>
-              <w:jc w:val="left"/>
-            </w:pPr>
-            <w:r>
-              <w:t xml:space="preserve">—</w:t>
+              <w:t xml:space="preserve">141</w:t>
+            </w:r>
+          </w:p>
+        </w:tc>
+        <w:tc>
+          <w:tcPr/>
+          <w:p>
+            <w:pPr>
+              <w:pStyle w:val="Compact"/>
+              <w:jc w:val="left"/>
+            </w:pPr>
+            <w:r>
+              <w:t xml:space="preserve">20</w:t>
+            </w:r>
+          </w:p>
+        </w:tc>
+        <w:tc>
+          <w:tcPr/>
+          <w:p>
+            <w:pPr>
+              <w:pStyle w:val="Compact"/>
+              <w:jc w:val="left"/>
+            </w:pPr>
+            <w:r>
+              <w:t xml:space="preserve">14.2%</w:t>
+            </w:r>
+          </w:p>
+        </w:tc>
+        <w:tc>
+          <w:tcPr/>
+          <w:p>
+            <w:pPr>
+              <w:pStyle w:val="Compact"/>
+              <w:jc w:val="left"/>
+            </w:pPr>
+            <w:r>
+              <w:t xml:space="preserve">0.028</w:t>
+            </w:r>
+          </w:p>
+        </w:tc>
+        <w:tc>
+          <w:tcPr/>
+          <w:p>
+            <w:pPr>
+              <w:pStyle w:val="Compact"/>
+              <w:jc w:val="left"/>
+            </w:pPr>
+            <w:r>
+              <w:t xml:space="preserve">2015–2024</w:t>
             </w:r>
           </w:p>
         </w:tc>
@@ -3662,55 +3677,55 @@
               <w:jc w:val="left"/>
             </w:pPr>
             <w:r>
-              <w:t xml:space="preserve">—</w:t>
-            </w:r>
-          </w:p>
-        </w:tc>
-        <w:tc>
-          <w:tcPr/>
-          <w:p>
-            <w:pPr>
-              <w:pStyle w:val="Compact"/>
-              <w:jc w:val="left"/>
-            </w:pPr>
-            <w:r>
-              <w:t xml:space="preserve">—</w:t>
-            </w:r>
-          </w:p>
-        </w:tc>
-        <w:tc>
-          <w:tcPr/>
-          <w:p>
-            <w:pPr>
-              <w:pStyle w:val="Compact"/>
-              <w:jc w:val="left"/>
-            </w:pPr>
-            <w:r>
-              <w:t xml:space="preserve">—</w:t>
-            </w:r>
-          </w:p>
-        </w:tc>
-        <w:tc>
-          <w:tcPr/>
-          <w:p>
-            <w:pPr>
-              <w:pStyle w:val="Compact"/>
-              <w:jc w:val="left"/>
-            </w:pPr>
-            <w:r>
-              <w:t xml:space="preserve">—</w:t>
-            </w:r>
-          </w:p>
-        </w:tc>
-        <w:tc>
-          <w:tcPr/>
-          <w:p>
-            <w:pPr>
-              <w:pStyle w:val="Compact"/>
-              <w:jc w:val="left"/>
-            </w:pPr>
-            <w:r>
-              <w:t xml:space="preserve">—</w:t>
+              <w:t xml:space="preserve">131</w:t>
+            </w:r>
+          </w:p>
+        </w:tc>
+        <w:tc>
+          <w:tcPr/>
+          <w:p>
+            <w:pPr>
+              <w:pStyle w:val="Compact"/>
+              <w:jc w:val="left"/>
+            </w:pPr>
+            <w:r>
+              <w:t xml:space="preserve">24</w:t>
+            </w:r>
+          </w:p>
+        </w:tc>
+        <w:tc>
+          <w:tcPr/>
+          <w:p>
+            <w:pPr>
+              <w:pStyle w:val="Compact"/>
+              <w:jc w:val="left"/>
+            </w:pPr>
+            <w:r>
+              <w:t xml:space="preserve">18.3%</w:t>
+            </w:r>
+          </w:p>
+        </w:tc>
+        <w:tc>
+          <w:tcPr/>
+          <w:p>
+            <w:pPr>
+              <w:pStyle w:val="Compact"/>
+              <w:jc w:val="left"/>
+            </w:pPr>
+            <w:r>
+              <w:t xml:space="preserve">0.051</w:t>
+            </w:r>
+          </w:p>
+        </w:tc>
+        <w:tc>
+          <w:tcPr/>
+          <w:p>
+            <w:pPr>
+              <w:pStyle w:val="Compact"/>
+              <w:jc w:val="left"/>
+            </w:pPr>
+            <w:r>
+              <w:t xml:space="preserve">2023</w:t>
             </w:r>
           </w:p>
         </w:tc>
@@ -3736,55 +3751,55 @@
               <w:jc w:val="left"/>
             </w:pPr>
             <w:r>
-              <w:t xml:space="preserve">—</w:t>
-            </w:r>
-          </w:p>
-        </w:tc>
-        <w:tc>
-          <w:tcPr/>
-          <w:p>
-            <w:pPr>
-              <w:pStyle w:val="Compact"/>
-              <w:jc w:val="left"/>
-            </w:pPr>
-            <w:r>
-              <w:t xml:space="preserve">—</w:t>
-            </w:r>
-          </w:p>
-        </w:tc>
-        <w:tc>
-          <w:tcPr/>
-          <w:p>
-            <w:pPr>
-              <w:pStyle w:val="Compact"/>
-              <w:jc w:val="left"/>
-            </w:pPr>
-            <w:r>
-              <w:t xml:space="preserve">—</w:t>
-            </w:r>
-          </w:p>
-        </w:tc>
-        <w:tc>
-          <w:tcPr/>
-          <w:p>
-            <w:pPr>
-              <w:pStyle w:val="Compact"/>
-              <w:jc w:val="left"/>
-            </w:pPr>
-            <w:r>
-              <w:t xml:space="preserve">—</w:t>
-            </w:r>
-          </w:p>
-        </w:tc>
-        <w:tc>
-          <w:tcPr/>
-          <w:p>
-            <w:pPr>
-              <w:pStyle w:val="Compact"/>
-              <w:jc w:val="left"/>
-            </w:pPr>
-            <w:r>
-              <w:t xml:space="preserve">—</w:t>
+              <w:t xml:space="preserve">107</w:t>
+            </w:r>
+          </w:p>
+        </w:tc>
+        <w:tc>
+          <w:tcPr/>
+          <w:p>
+            <w:pPr>
+              <w:pStyle w:val="Compact"/>
+              <w:jc w:val="left"/>
+            </w:pPr>
+            <w:r>
+              <w:t xml:space="preserve">10</w:t>
+            </w:r>
+          </w:p>
+        </w:tc>
+        <w:tc>
+          <w:tcPr/>
+          <w:p>
+            <w:pPr>
+              <w:pStyle w:val="Compact"/>
+              <w:jc w:val="left"/>
+            </w:pPr>
+            <w:r>
+              <w:t xml:space="preserve">9.3%</w:t>
+            </w:r>
+          </w:p>
+        </w:tc>
+        <w:tc>
+          <w:tcPr/>
+          <w:p>
+            <w:pPr>
+              <w:pStyle w:val="Compact"/>
+              <w:jc w:val="left"/>
+            </w:pPr>
+            <w:r>
+              <w:t xml:space="preserve">0.040</w:t>
+            </w:r>
+          </w:p>
+        </w:tc>
+        <w:tc>
+          <w:tcPr/>
+          <w:p>
+            <w:pPr>
+              <w:pStyle w:val="Compact"/>
+              <w:jc w:val="left"/>
+            </w:pPr>
+            <w:r>
+              <w:t xml:space="preserve">2025</w:t>
             </w:r>
           </w:p>
         </w:tc>
@@ -3810,55 +3825,55 @@
               <w:jc w:val="left"/>
             </w:pPr>
             <w:r>
-              <w:t xml:space="preserve">—</w:t>
-            </w:r>
-          </w:p>
-        </w:tc>
-        <w:tc>
-          <w:tcPr/>
-          <w:p>
-            <w:pPr>
-              <w:pStyle w:val="Compact"/>
-              <w:jc w:val="left"/>
-            </w:pPr>
-            <w:r>
-              <w:t xml:space="preserve">—</w:t>
-            </w:r>
-          </w:p>
-        </w:tc>
-        <w:tc>
-          <w:tcPr/>
-          <w:p>
-            <w:pPr>
-              <w:pStyle w:val="Compact"/>
-              <w:jc w:val="left"/>
-            </w:pPr>
-            <w:r>
-              <w:t xml:space="preserve">—</w:t>
-            </w:r>
-          </w:p>
-        </w:tc>
-        <w:tc>
-          <w:tcPr/>
-          <w:p>
-            <w:pPr>
-              <w:pStyle w:val="Compact"/>
-              <w:jc w:val="left"/>
-            </w:pPr>
-            <w:r>
-              <w:t xml:space="preserve">—</w:t>
-            </w:r>
-          </w:p>
-        </w:tc>
-        <w:tc>
-          <w:tcPr/>
-          <w:p>
-            <w:pPr>
-              <w:pStyle w:val="Compact"/>
-              <w:jc w:val="left"/>
-            </w:pPr>
-            <w:r>
-              <w:t xml:space="preserve">—</w:t>
+              <w:t xml:space="preserve">393</w:t>
+            </w:r>
+          </w:p>
+        </w:tc>
+        <w:tc>
+          <w:tcPr/>
+          <w:p>
+            <w:pPr>
+              <w:pStyle w:val="Compact"/>
+              <w:jc w:val="left"/>
+            </w:pPr>
+            <w:r>
+              <w:t xml:space="preserve">53</w:t>
+            </w:r>
+          </w:p>
+        </w:tc>
+        <w:tc>
+          <w:tcPr/>
+          <w:p>
+            <w:pPr>
+              <w:pStyle w:val="Compact"/>
+              <w:jc w:val="left"/>
+            </w:pPr>
+            <w:r>
+              <w:t xml:space="preserve">13.5%</w:t>
+            </w:r>
+          </w:p>
+        </w:tc>
+        <w:tc>
+          <w:tcPr/>
+          <w:p>
+            <w:pPr>
+              <w:pStyle w:val="Compact"/>
+              <w:jc w:val="left"/>
+            </w:pPr>
+            <w:r>
+              <w:t xml:space="preserve">0.104</w:t>
+            </w:r>
+          </w:p>
+        </w:tc>
+        <w:tc>
+          <w:tcPr/>
+          <w:p>
+            <w:pPr>
+              <w:pStyle w:val="Compact"/>
+              <w:jc w:val="left"/>
+            </w:pPr>
+            <w:r>
+              <w:t xml:space="preserve">2009–2021</w:t>
             </w:r>
           </w:p>
         </w:tc>
@@ -3884,55 +3899,55 @@
               <w:jc w:val="left"/>
             </w:pPr>
             <w:r>
-              <w:t xml:space="preserve">—</w:t>
-            </w:r>
-          </w:p>
-        </w:tc>
-        <w:tc>
-          <w:tcPr/>
-          <w:p>
-            <w:pPr>
-              <w:pStyle w:val="Compact"/>
-              <w:jc w:val="left"/>
-            </w:pPr>
-            <w:r>
-              <w:t xml:space="preserve">—</w:t>
-            </w:r>
-          </w:p>
-        </w:tc>
-        <w:tc>
-          <w:tcPr/>
-          <w:p>
-            <w:pPr>
-              <w:pStyle w:val="Compact"/>
-              <w:jc w:val="left"/>
-            </w:pPr>
-            <w:r>
-              <w:t xml:space="preserve">—</w:t>
-            </w:r>
-          </w:p>
-        </w:tc>
-        <w:tc>
-          <w:tcPr/>
-          <w:p>
-            <w:pPr>
-              <w:pStyle w:val="Compact"/>
-              <w:jc w:val="left"/>
-            </w:pPr>
-            <w:r>
-              <w:t xml:space="preserve">—</w:t>
-            </w:r>
-          </w:p>
-        </w:tc>
-        <w:tc>
-          <w:tcPr/>
-          <w:p>
-            <w:pPr>
-              <w:pStyle w:val="Compact"/>
-              <w:jc w:val="left"/>
-            </w:pPr>
-            <w:r>
-              <w:t xml:space="preserve">—</w:t>
+              <w:t xml:space="preserve">144</w:t>
+            </w:r>
+          </w:p>
+        </w:tc>
+        <w:tc>
+          <w:tcPr/>
+          <w:p>
+            <w:pPr>
+              <w:pStyle w:val="Compact"/>
+              <w:jc w:val="left"/>
+            </w:pPr>
+            <w:r>
+              <w:t xml:space="preserve">13</w:t>
+            </w:r>
+          </w:p>
+        </w:tc>
+        <w:tc>
+          <w:tcPr/>
+          <w:p>
+            <w:pPr>
+              <w:pStyle w:val="Compact"/>
+              <w:jc w:val="left"/>
+            </w:pPr>
+            <w:r>
+              <w:t xml:space="preserve">9.0%</w:t>
+            </w:r>
+          </w:p>
+        </w:tc>
+        <w:tc>
+          <w:tcPr/>
+          <w:p>
+            <w:pPr>
+              <w:pStyle w:val="Compact"/>
+              <w:jc w:val="left"/>
+            </w:pPr>
+            <w:r>
+              <w:t xml:space="preserve">0.044</w:t>
+            </w:r>
+          </w:p>
+        </w:tc>
+        <w:tc>
+          <w:tcPr/>
+          <w:p>
+            <w:pPr>
+              <w:pStyle w:val="Compact"/>
+              <w:jc w:val="left"/>
+            </w:pPr>
+            <w:r>
+              <w:t xml:space="preserve">2024</w:t>
             </w:r>
           </w:p>
         </w:tc>
@@ -3958,55 +3973,55 @@
               <w:jc w:val="left"/>
             </w:pPr>
             <w:r>
-              <w:t xml:space="preserve">—</w:t>
-            </w:r>
-          </w:p>
-        </w:tc>
-        <w:tc>
-          <w:tcPr/>
-          <w:p>
-            <w:pPr>
-              <w:pStyle w:val="Compact"/>
-              <w:jc w:val="left"/>
-            </w:pPr>
-            <w:r>
-              <w:t xml:space="preserve">—</w:t>
-            </w:r>
-          </w:p>
-        </w:tc>
-        <w:tc>
-          <w:tcPr/>
-          <w:p>
-            <w:pPr>
-              <w:pStyle w:val="Compact"/>
-              <w:jc w:val="left"/>
-            </w:pPr>
-            <w:r>
-              <w:t xml:space="preserve">—</w:t>
-            </w:r>
-          </w:p>
-        </w:tc>
-        <w:tc>
-          <w:tcPr/>
-          <w:p>
-            <w:pPr>
-              <w:pStyle w:val="Compact"/>
-              <w:jc w:val="left"/>
-            </w:pPr>
-            <w:r>
-              <w:t xml:space="preserve">—</w:t>
-            </w:r>
-          </w:p>
-        </w:tc>
-        <w:tc>
-          <w:tcPr/>
-          <w:p>
-            <w:pPr>
-              <w:pStyle w:val="Compact"/>
-              <w:jc w:val="left"/>
-            </w:pPr>
-            <w:r>
-              <w:t xml:space="preserve">—</w:t>
+              <w:t xml:space="preserve">157</w:t>
+            </w:r>
+          </w:p>
+        </w:tc>
+        <w:tc>
+          <w:tcPr/>
+          <w:p>
+            <w:pPr>
+              <w:pStyle w:val="Compact"/>
+              <w:jc w:val="left"/>
+            </w:pPr>
+            <w:r>
+              <w:t xml:space="preserve">16</w:t>
+            </w:r>
+          </w:p>
+        </w:tc>
+        <w:tc>
+          <w:tcPr/>
+          <w:p>
+            <w:pPr>
+              <w:pStyle w:val="Compact"/>
+              <w:jc w:val="left"/>
+            </w:pPr>
+            <w:r>
+              <w:t xml:space="preserve">10.2%</w:t>
+            </w:r>
+          </w:p>
+        </w:tc>
+        <w:tc>
+          <w:tcPr/>
+          <w:p>
+            <w:pPr>
+              <w:pStyle w:val="Compact"/>
+              <w:jc w:val="left"/>
+            </w:pPr>
+            <w:r>
+              <w:t xml:space="preserve">0.037</w:t>
+            </w:r>
+          </w:p>
+        </w:tc>
+        <w:tc>
+          <w:tcPr/>
+          <w:p>
+            <w:pPr>
+              <w:pStyle w:val="Compact"/>
+              <w:jc w:val="left"/>
+            </w:pPr>
+            <w:r>
+              <w:t xml:space="preserve">2009–2023</w:t>
             </w:r>
           </w:p>
         </w:tc>
@@ -4032,55 +4047,55 @@
               <w:jc w:val="left"/>
             </w:pPr>
             <w:r>
-              <w:t xml:space="preserve">—</w:t>
-            </w:r>
-          </w:p>
-        </w:tc>
-        <w:tc>
-          <w:tcPr/>
-          <w:p>
-            <w:pPr>
-              <w:pStyle w:val="Compact"/>
-              <w:jc w:val="left"/>
-            </w:pPr>
-            <w:r>
-              <w:t xml:space="preserve">—</w:t>
-            </w:r>
-          </w:p>
-        </w:tc>
-        <w:tc>
-          <w:tcPr/>
-          <w:p>
-            <w:pPr>
-              <w:pStyle w:val="Compact"/>
-              <w:jc w:val="left"/>
-            </w:pPr>
-            <w:r>
-              <w:t xml:space="preserve">—</w:t>
-            </w:r>
-          </w:p>
-        </w:tc>
-        <w:tc>
-          <w:tcPr/>
-          <w:p>
-            <w:pPr>
-              <w:pStyle w:val="Compact"/>
-              <w:jc w:val="left"/>
-            </w:pPr>
-            <w:r>
-              <w:t xml:space="preserve">—</w:t>
-            </w:r>
-          </w:p>
-        </w:tc>
-        <w:tc>
-          <w:tcPr/>
-          <w:p>
-            <w:pPr>
-              <w:pStyle w:val="Compact"/>
-              <w:jc w:val="left"/>
-            </w:pPr>
-            <w:r>
-              <w:t xml:space="preserve">—</w:t>
+              <w:t xml:space="preserve">117</w:t>
+            </w:r>
+          </w:p>
+        </w:tc>
+        <w:tc>
+          <w:tcPr/>
+          <w:p>
+            <w:pPr>
+              <w:pStyle w:val="Compact"/>
+              <w:jc w:val="left"/>
+            </w:pPr>
+            <w:r>
+              <w:t xml:space="preserve">2</w:t>
+            </w:r>
+          </w:p>
+        </w:tc>
+        <w:tc>
+          <w:tcPr/>
+          <w:p>
+            <w:pPr>
+              <w:pStyle w:val="Compact"/>
+              <w:jc w:val="left"/>
+            </w:pPr>
+            <w:r>
+              <w:t xml:space="preserve">1.7%</w:t>
+            </w:r>
+          </w:p>
+        </w:tc>
+        <w:tc>
+          <w:tcPr/>
+          <w:p>
+            <w:pPr>
+              <w:pStyle w:val="Compact"/>
+              <w:jc w:val="left"/>
+            </w:pPr>
+            <w:r>
+              <w:t xml:space="preserve">0.011</w:t>
+            </w:r>
+          </w:p>
+        </w:tc>
+        <w:tc>
+          <w:tcPr/>
+          <w:p>
+            <w:pPr>
+              <w:pStyle w:val="Compact"/>
+              <w:jc w:val="left"/>
+            </w:pPr>
+            <w:r>
+              <w:t xml:space="preserve">2025</w:t>
             </w:r>
           </w:p>
         </w:tc>

--- a/p8/submission/world_development_package/01_manuscript_blinded.docx
+++ b/p8/submission/world_development_package/01_manuscript_blinded.docx
@@ -20,6 +20,21 @@
           <w:bCs/>
           <w:b/>
         </w:rPr>
+        <w:t xml:space="preserve">Target journal</w:t>
+      </w:r>
+      <w:r>
+        <w:t xml:space="preserve">: World Development</w:t>
+      </w:r>
+    </w:p>
+    <w:p>
+      <w:pPr>
+        <w:pStyle w:val="BodyText"/>
+      </w:pPr>
+      <w:r>
+        <w:rPr>
+          <w:bCs/>
+          <w:b/>
+        </w:rPr>
         <w:t xml:space="preserve">Keywords</w:t>
       </w:r>
       <w:r>
@@ -47,7 +62,7 @@
         <w:pStyle w:val="FirstParagraph"/>
       </w:pPr>
       <w:r>
-        <w:t xml:space="preserve">The conventional inverted-U relationship between internationalization intensity and firm performance rests on three structural prerequisites: a viable domestic market, manageable trade costs, and functional institutional support. We argue that when all three are simultaneously absent — as in Pacific Small Island Developing States (SIDS) — the expected non-linear pattern collapses into a monotone negative relationship that we term the</w:t>
+        <w:t xml:space="preserve">The conventional inverted-U relationship between internationalization intensity and firm performance rests on three structural prerequisites: a viable domestic market, manageable trade costs, and functional institutional support. This study argues that when all three are absent at once, as they are in Pacific Small Island Developing States (SIDS), the expected non-linear pattern collapses into a monotone negative relationship. We term this the</w:t>
       </w:r>
       <w:r>
         <w:t xml:space="preserve"> </w:t>
@@ -60,7 +75,7 @@
         <w:t xml:space="preserve">Forced Internationalization Penalty (FIP)</w:t>
       </w:r>
       <w:r>
-        <w:t xml:space="preserve">. Unlike the downward phase-1 slope in three-stage internationalization theory, FIP is not a transient learning cost with an eventual turning point; it is a persistent structural condition arising from the compulsion to export despite systemic disadvantages. Using World Bank Enterprise Survey data from 1,469 firms across nine Pacific SIDS economies (2009–2025), we find that internationalization intensity is robustly and negatively associated with labor productivity (β = −0.404, p = .032 in the country-and-year fixed-effects specification; β = −1.236, p &lt; .001 without country fixed effects), with no significant quadratic curvature. Technological capability and digital adoption — both significant moderators in mainland Asian contexts — are null in the SIDS environment, consistent with the FIP mechanism: when structural prerequisites are absent, firm-level capabilities cannot redirect the I-P relationship toward positive territory. The findings reframe the inverted-U paradigm as conditional rather than universal, identify boundary conditions for institutional moderation theory, and carry direct implications for the Antigua and Barbuda Agenda for SIDS.</w:t>
+        <w:t xml:space="preserve">. FIP is not the downward phase-1 slope of three-stage internationalization theory. It is not a transient learning cost that eventually crosses a turning point; rather, it is a persistent structural condition that arises from the compulsion to export despite systemic disadvantages. Drawing on World Bank Enterprise Survey data from 1,469 firms across nine Pacific SIDS economies (2009–2025), the analysis indicates that internationalization intensity is robustly and negatively associated with labor productivity (β = −0.404, p = .032 in the country-and-year fixed-effects specification; β = −1.236, p &lt; .001 without country fixed effects), with no significant quadratic curvature. Technological capability and digital adoption, both significant moderators in mainland Asian contexts, turn out to be null in the SIDS environment. This pattern is consistent with the FIP mechanism: where the structural prerequisites are absent, firm-level capabilities cannot redirect the I-P relationship toward positive territory. These findings reframe the inverted-U paradigm as conditional rather than universal, identify boundary conditions for institutional moderation theory, and carry direct implications for the Antigua and Barbuda Agenda for SIDS.</w:t>
       </w:r>
     </w:p>
     <w:p>
@@ -85,7 +100,7 @@
         <w:pStyle w:val="FirstParagraph"/>
       </w:pPr>
       <w:r>
-        <w:t xml:space="preserve">The relationship between internationalization and firm performance (I-P) is among the most contested empirical regularities in international business (IB) research. Meta-analyses consistently report moderate positive effects on average (Kirca et al., 2011; Bausch &amp; Krist, 2007), yet the variance across studies is enormous and heterogeneous — an invitation to examine the</w:t>
+        <w:t xml:space="preserve">The relationship between internationalization and firm performance (I-P) is among the most contested empirical regularities in international business (IB) research. Meta-analyses consistently report moderate positive effects on average (Kirca et al., 2011; Bausch &amp; Krist, 2007). Yet the variance across studies is enormous and heterogeneous, which is itself an invitation to examine the</w:t>
       </w:r>
       <w:r>
         <w:t xml:space="preserve"> </w:t>
@@ -109,7 +124,7 @@
         <w:pStyle w:val="BodyText"/>
       </w:pPr>
       <w:r>
-        <w:t xml:space="preserve">The dominant theoretical resolution posits an inverted-U functional form (Lu &amp; Beamish, 2004): internationalization first improves performance through economies of scale, learning, and market diversification; then, beyond a threshold, coordination costs and organizational complexity erode these gains. Contractor, Kundu, and Hsu (2003) extended this to a three-stage S-curve, where even an initial downward phase-1 slope is transient and eventually gives way to net benefits. Both frameworks share a common foundational assumption: that the institutional environment, while potentially moderating the</w:t>
+        <w:t xml:space="preserve">The dominant theoretical resolution posits an inverted-U functional form (Lu &amp; Beamish, 2004): internationalization first improves performance through economies of scale, learning, and market diversification; then, beyond a threshold, coordination costs and organizational complexity erode these gains. Contractor, Kundu, and Hsu (2003) extended this to a three-stage S-curve, in which even an initial downward phase-1 slope is transient and eventually gives way to net benefits. Both frameworks share a foundational assumption. The institutional environment, while it may moderate the</w:t>
       </w:r>
       <w:r>
         <w:t xml:space="preserve"> </w:t>
@@ -133,7 +148,7 @@
         <w:pStyle w:val="BodyText"/>
       </w:pPr>
       <w:r>
-        <w:t xml:space="preserve">This paper challenges that assumption. We argue that certain structural conditions — characteristic of Small Island Developing States (SIDS) — eliminate the prerequisites on which the inverted-U logic depends, replacing the expected non-linear pattern with a monotone negative relationship. We term this phenomenon the</w:t>
+        <w:t xml:space="preserve">This study challenges that assumption. We argue that certain structural conditions, characteristic of Small Island Developing States (SIDS), eliminate the prerequisites on which the inverted-U logic depends, and that they replace the expected non-linear pattern with a monotone negative one. We term this phenomenon the</w:t>
       </w:r>
       <w:r>
         <w:t xml:space="preserve"> </w:t>
@@ -146,15 +161,15 @@
         <w:t xml:space="preserve">Forced Internationalization Penalty (FIP)</w:t>
       </w:r>
       <w:r>
-        <w:t xml:space="preserve">: the persistent negative effect of internationalization intensity on firm performance in contexts where three structural prerequisites are simultaneously absent.</w:t>
-      </w:r>
-    </w:p>
-    <w:p>
-      <w:pPr>
-        <w:pStyle w:val="BodyText"/>
-      </w:pPr>
-      <w:r>
-        <w:t xml:space="preserve">SIDS represent a theoretically extreme yet empirically underserved context for I-P research. These economies are characterized by microscopic domestic markets (Tonga: 104,000 inhabitants; Kiribati: 121,000), extreme geographic isolation amplifying trade costs by 30–210% (Winters &amp; Martins, 2004), and comprehensive institutional voids that limit firms' ability to appropriate returns from international activities (Briguglio, 1995; Khanna &amp; Palepu, 2010). Recent systematic tracking across 121,249 development data points confirms these conditions have deepened rather than abated: progress in 2020–2025 is the slowest on record across 15 of 26 tracked benchmarks, with SIDS and Sub-Saharan Africa disproportionately affected (Pirlea et al., 2026). Independent multi-indicator analysis of six development dimensions — poverty, life expectancy, schooling, gender equality, climate, and electricity — finds the world developing at its slowest pace in 75 years, with 54 economies more than a century from reaching developed-country standards at current trajectories, and SIDS disproportionately represented in this cohort (Mahler, Serajuddin, Wadhwa, &amp; Yonzan, 2026). Critically, firms in SIDS do not</w:t>
+        <w:t xml:space="preserve">: the persistent negative effect of internationalization intensity on firm performance in contexts where three structural prerequisites are absent at once.</w:t>
+      </w:r>
+    </w:p>
+    <w:p>
+      <w:pPr>
+        <w:pStyle w:val="BodyText"/>
+      </w:pPr>
+      <w:r>
+        <w:t xml:space="preserve">SIDS offer a theoretically extreme yet empirically underserved context for I-P research. These economies are marked by microscopic domestic markets (Tonga: 104,000 inhabitants; Kiribati: 121,000), by geographic isolation so severe that it amplifies trade costs by 30–210% (Winters &amp; Martins, 2004), and by comprehensive institutional voids that limit firms' ability to appropriate returns from international activities (Briguglio, 1995; Khanna &amp; Palepu, 2010). Recent systematic tracking across 121,249 development data points confirms that these conditions have deepened rather than abated. Progress in 2020–2025 is the slowest on record across 15 of 26 tracked benchmarks, with SIDS and Sub-Saharan Africa disproportionately affected (Pirlea et al., 2026). An independent multi-indicator analysis of six development dimensions, namely poverty, life expectancy, schooling, gender equality, climate, and electricity, finds the world developing at its slowest pace in 75 years; 54 economies remain more than a century from reaching developed-country standards on current trajectories, and SIDS are disproportionately represented in this cohort (Mahler, Serajuddin, Wadhwa, &amp; Yonzan, 2026). One point matters above the rest. Firms in SIDS do not</w:t>
       </w:r>
       <w:r>
         <w:t xml:space="preserve"> </w:t>
@@ -170,23 +185,23 @@
         <w:t xml:space="preserve"> </w:t>
       </w:r>
       <w:r>
-        <w:t xml:space="preserve">to internationalize as a growth strategy; for many, exporting is a structural imperative dictated by the impossibility of achieving minimum efficient scale domestically. This compulsion — survival-based internationalization — fundamentally alters the logic of the I-P relationship.</w:t>
-      </w:r>
-    </w:p>
-    <w:p>
-      <w:pPr>
-        <w:pStyle w:val="BodyText"/>
-      </w:pPr>
-      <w:r>
-        <w:t xml:space="preserve">This paper makes three contributions to the IB literature. First, we introduce and theoretically define FIP as a boundary condition of the inverted-U paradigm, distinguishing it from adjacent concepts including phase-1 costs in three-stage theory (Contractor et al., 2003), Liability of Foreignness (Zaheer, 1995), and necessity entrepreneurship (Sarasvathy et al., 2014). Second, we provide empirical evidence from 1,469 firms across nine Pacific SIDS economies using World Bank Enterprise Survey (WBES) data — the most comprehensive firm-level I-P analysis in Pacific SIDS to date. Third, we document that firm-level capabilities (technological capability, digital adoption) do not appear to override FIP, shifting the theoretical conversation from "institutional moderation of the I-P relationship" (Marano, Tallman, &amp; Teece, 2016) to "institutional determination of the sign of I-P relationship."</w:t>
-      </w:r>
-    </w:p>
-    <w:p>
-      <w:pPr>
-        <w:pStyle w:val="BodyText"/>
-      </w:pPr>
-      <w:r>
-        <w:t xml:space="preserve">The findings carry direct policy implications under the Antigua and Barbuda Agenda for SIDS (United Nations General Assembly, 2024), suggesting that strategies premised on export-led growth may be systematically misaligned with the structural realities of Pacific micro-economies.</w:t>
+        <w:t xml:space="preserve">to internationalize as a growth strategy; for many, exporting is a structural imperative dictated by the impossibility of achieving minimum efficient scale at home. This compulsion, which we describe as survival-based internationalization, fundamentally alters the logic of the I-P relationship.</w:t>
+      </w:r>
+    </w:p>
+    <w:p>
+      <w:pPr>
+        <w:pStyle w:val="BodyText"/>
+      </w:pPr>
+      <w:r>
+        <w:t xml:space="preserve">This study makes three contributions to the IB literature. First, it introduces and theoretically defines FIP as a boundary condition of the inverted-U paradigm, distinguishing it from adjacent concepts that include phase-1 costs in three-stage theory (Contractor et al., 2003), Liability of Foreignness (Zaheer, 1995), and necessity entrepreneurship (Sarasvathy et al., 2014). Second, it provides empirical evidence from 1,469 firms across nine Pacific SIDS economies using World Bank Enterprise Survey (WBES) data, the most comprehensive firm-level I-P analysis in Pacific SIDS to date. Third, it documents that firm-level capabilities, namely technological capability and digital adoption, do not appear to override FIP. This last result shifts the theoretical conversation from "institutional moderation of the I-P relationship" (Marano, Tallman, &amp; Teece, 2016) toward "institutional determination of the sign of the I-P relationship."</w:t>
+      </w:r>
+    </w:p>
+    <w:p>
+      <w:pPr>
+        <w:pStyle w:val="BodyText"/>
+      </w:pPr>
+      <w:r>
+        <w:t xml:space="preserve">The findings carry direct policy implications under the Antigua and Barbuda Agenda for SIDS (United Nations General Assembly, 2024). They suggest that strategies premised on export-led growth may be systematically misaligned with the structural realities of Pacific micro-economies.</w:t>
       </w:r>
     </w:p>
     <w:p>
@@ -220,7 +235,7 @@
         <w:pStyle w:val="FirstParagraph"/>
       </w:pPr>
       <w:r>
-        <w:t xml:space="preserve">The inverted-U hypothesis in I-P research derives from a cost-benefit logic: as firms expand into foreign markets, early positive effects (scale economies, knowledge acquisition, market diversification) initially dominate, but beyond a threshold, mounting organizational complexity, coordination costs, and the liability of foreignness reverse the performance trajectory (Lu &amp; Beamish, 2004; Hitt, Hoskisson, &amp; Kim, 1997). The turning point — typically estimated between 30% and 70% of foreign sales to total sales (FSTS) — represents the point at which marginal costs equal marginal benefits of further internationalization.</w:t>
+        <w:t xml:space="preserve">The inverted-U hypothesis in I-P research derives from a cost-benefit logic: as firms expand into foreign markets, early positive effects (scale economies, knowledge acquisition, market diversification) initially dominate, but beyond a threshold, mounting organizational complexity, coordination costs, and the liability of foreignness reverse the performance trajectory (Lu &amp; Beamish, 2004; Hitt, Hoskisson, &amp; Kim, 1997). The turning point, typically estimated between 30% and 70% of foreign sales to total sales (FSTS), represents the point at which marginal costs equal the marginal benefits of further internationalization.</w:t>
       </w:r>
     </w:p>
     <w:p>
@@ -246,7 +261,7 @@
         <w:t xml:space="preserve"> </w:t>
       </w:r>
       <w:r>
-        <w:t xml:space="preserve">The inverted-U logic assumes that firms have a functioning home base providing revenues, resources, and organizational learning before and during internationalization (Johanson &amp; Vahlne, 1977; 2009). When the domestic market is non-viable — too small to support minimum efficient scale for even basic operations — firms are structurally compelled to export regardless of strategic readiness or capability. The "selection into exporting" assumption underlying most I-P models breaks down.</w:t>
+        <w:t xml:space="preserve">The inverted-U logic assumes that firms have a functioning home base providing revenues, resources, and organizational learning before and during internationalization (Johanson &amp; Vahlne, 1977; 2009). When the domestic market is non-viable, too small to support minimum efficient scale for even basic operations, firms are structurally compelled to export regardless of strategic readiness or capability. The "selection into exporting" assumption underlying most I-P models then breaks down.</w:t>
       </w:r>
     </w:p>
     <w:p>
@@ -282,7 +297,7 @@
         <w:t xml:space="preserve"> </w:t>
       </w:r>
       <w:r>
-        <w:t xml:space="preserve">Both institutional theory (Scott, 1995; North, 1990) and the institutional voids literature (Khanna &amp; Palepu, 2010; Doh et al., 2017) treat the quality of market-supporting institutions as a moderator of I-P relationship intensity. This presupposes that institutions vary on a continuum where some level of functional support exists even at the low end. Comprehensive institutional voids — absent financial intermediaries, unreliable contract enforcement, limited trade facilitation infrastructure — do not merely weaken the inverted-U; they may eliminate the mechanism generating positive returns from internationalization entirely.</w:t>
+        <w:t xml:space="preserve">Both institutional theory (Scott, 1995; North, 1990) and the institutional voids literature (Khanna &amp; Palepu, 2010; Doh et al., 2017) treat the quality of market-supporting institutions as a moderator of I-P relationship intensity. This presupposes that institutions vary on a continuum where some level of functional support exists even at the low end. Comprehensive institutional voids tell a different story. Absent financial intermediaries, unreliable contract enforcement, and limited trade facilitation infrastructure do not merely weaken the inverted-U; they may eliminate the mechanism that generates positive returns from internationalization altogether.</w:t>
       </w:r>
     </w:p>
     <w:bookmarkEnd w:id="22"/>
@@ -331,7 +346,7 @@
         <w:t xml:space="preserve">From phase-1 costs (Contractor et al., 2003)</w:t>
       </w:r>
       <w:r>
-        <w:t xml:space="preserve">: Phase-1 costs are transient — they reflect initial setup and learning investments that yield net benefits once a turning point is crossed. FIP has no theoretical turning point within the observed range of FSTS values, because the constraint is structural (non-viable domestic market, extreme trade costs, institutional voids) rather than transitional.</w:t>
+        <w:t xml:space="preserve">: Phase-1 costs are transient. They reflect initial setup and learning investments that yield net benefits once a turning point is crossed. FIP has no theoretical turning point within the observed range of FSTS values, because the constraint is structural (non-viable domestic market, extreme trade costs, institutional voids) rather than transitional.</w:t>
       </w:r>
     </w:p>
     <w:p>
@@ -362,7 +377,7 @@
         <w:t xml:space="preserve"> </w:t>
       </w:r>
       <w:r>
-        <w:t xml:space="preserve">side of the equation — it is the penalty incurred by SIDS firms when they export, not the penalty incurred by multinationals entering SIDS markets.</w:t>
+        <w:t xml:space="preserve">side of the equation. It is the penalty SIDS firms incur when they export, not the penalty multinationals incur when entering SIDS markets.</w:t>
       </w:r>
     </w:p>
     <w:p>
@@ -377,7 +392,7 @@
         <w:t xml:space="preserve">From necessity entrepreneurship (Sarasvathy et al., 2014)</w:t>
       </w:r>
       <w:r>
-        <w:t xml:space="preserve">: Necessity entrepreneurs in developed contexts often achieve performance parity with opportunity-driven entrepreneurs given sufficient time and institutional support. FIP characterizes contexts where institutional support is systemically absent, making the necessity-driven internationalization path persistently disadvantaged.</w:t>
+        <w:t xml:space="preserve">: Necessity entrepreneurs in developed contexts often achieve performance parity with opportunity-driven entrepreneurs given sufficient time and institutional support. FIP characterizes contexts where institutional support is systemically absent, so the necessity-driven internationalization path remains persistently disadvantaged.</w:t>
       </w:r>
     </w:p>
     <w:p>
@@ -392,7 +407,7 @@
         <w:t xml:space="preserve">From SIDS economic vulnerability (Briguglio, 1995)</w:t>
       </w:r>
       <w:r>
-        <w:t xml:space="preserve">: Briguglio's vulnerability index captures macroeconomic exposure to external shocks. FIP is a microeconomic, firm-level construct: it identifies the performance mechanism through which macro-structural vulnerability translates into firm-level outcomes.</w:t>
+        <w:t xml:space="preserve">: Briguglio's vulnerability index captures macroeconomic exposure to external shocks. FIP is a microeconomic, firm-level construct. It identifies the performance mechanism through which macro-structural vulnerability translates into firm-level outcomes.</w:t>
       </w:r>
     </w:p>
     <w:bookmarkEnd w:id="23"/>
@@ -410,7 +425,7 @@
         <w:pStyle w:val="FirstParagraph"/>
       </w:pPr>
       <w:r>
-        <w:t xml:space="preserve">Pacific SIDS economies exhibit all three violated prerequisites in extreme form. With populations ranging from 94,000 (Micronesia) to 10 million (Papua New Guinea, the largest in our sample), domestic markets cannot sustain manufacturing or service firms at minimum efficient scale. Read (2004) demonstrated that the smallest island economies have effectively no choice architecture for export abstention — firms either export or exit. We term this pattern</w:t>
+        <w:t xml:space="preserve">Pacific SIDS economies exhibit all three violated prerequisites in extreme form. With populations ranging from 94,000 (Micronesia) to 10 million (Papua New Guinea, the largest in our sample), domestic markets cannot sustain manufacturing or service firms at minimum efficient scale. Read (2004) demonstrated that the smallest island economies have effectively no choice architecture for export abstention. Firms either export or exit. We term this pattern</w:t>
       </w:r>
       <w:r>
         <w:t xml:space="preserve"> </w:t>
@@ -423,15 +438,15 @@
         <w:t xml:space="preserve">survival-based internationalization</w:t>
       </w:r>
       <w:r>
-        <w:t xml:space="preserve">: not strategic expansion but structural compulsion.</w:t>
-      </w:r>
-    </w:p>
-    <w:p>
-      <w:pPr>
-        <w:pStyle w:val="BodyText"/>
-      </w:pPr>
-      <w:r>
-        <w:t xml:space="preserve">Under survival-based internationalization, FSTS — the standard measure of internationalization intensity — no longer indexes voluntary commitment to foreign markets; it proxies the</w:t>
+        <w:t xml:space="preserve">: not strategic expansion, but structural compulsion.</w:t>
+      </w:r>
+    </w:p>
+    <w:p>
+      <w:pPr>
+        <w:pStyle w:val="BodyText"/>
+      </w:pPr>
+      <w:r>
+        <w:t xml:space="preserve">Under survival-based internationalization, FSTS, the standard measure of internationalization intensity, no longer indexes voluntary commitment to foreign markets. It proxies the</w:t>
       </w:r>
       <w:r>
         <w:t xml:space="preserve"> </w:t>
@@ -459,7 +474,7 @@
         <w:t xml:space="preserve">Hypothesis 1 (FIP hypothesis)</w:t>
       </w:r>
       <w:r>
-        <w:t xml:space="preserve">: In Pacific SIDS, internationalization intensity is negatively associated with firm performance with no significant quadratic turning point — indicating Forced Internationalization Penalty rather than an inverted-U relationship.</w:t>
+        <w:t xml:space="preserve">: In Pacific SIDS, internationalization intensity is negatively associated with firm performance with no significant quadratic turning point, indicating a Forced Internationalization Penalty rather than an inverted-U relationship.</w:t>
       </w:r>
     </w:p>
     <w:bookmarkEnd w:id="24"/>
@@ -477,15 +492,44 @@
         <w:pStyle w:val="FirstParagraph"/>
       </w:pPr>
       <w:r>
-        <w:t xml:space="preserve">In mainland Asian and other institutional contexts, firm-level capabilities moderate the I-P relationship. Technological capability (Lall, 1992; Goedhuys &amp; Sleuwaegen, 2013) and digital adoption (Teece, 2007) have been shown to shift the I-P curve upward — enabling firms to achieve better performance at any given level of internationalization — and to alter the turning point. The theoretical mechanism is that capabilities reduce the organizational complexity costs on the descending portion of the inverted-U.</w:t>
-      </w:r>
-    </w:p>
-    <w:p>
-      <w:pPr>
-        <w:pStyle w:val="BodyText"/>
-      </w:pPr>
-      <w:r>
-        <w:t xml:space="preserve">In the FIP context, this moderation mechanism may be compromised. If the negative I-P relationship stems from structural conditions (non-viable domestic market, extreme trade costs, institutional voids) rather than organizational complexity, then firm-level capabilities that address organizational complexity will not redirect the relationship. A SIDS firm with superior technological capabilities still faces trade cost amplifications of 30–210%; a SIDS firm with a website still faces the absence of functional financial intermediaries for trade finance. The structural mechanism generating FIP operates at a level that firm-level capabilities cannot easily offset.</w:t>
+        <w:t xml:space="preserve">In mainland Asian and other institutional contexts, firm-level capabilities moderate the I-P relationship. Technological capability (Lall, 1992; Goedhuys &amp; Sleuwaegen, 2013) and digital adoption (Teece, 2007) have been shown to shift the I-P curve upward, enabling firms to reach better performance at any given level of internationalization, and to alter the turning point. The theoretical mechanism is that capabilities reduce the organizational complexity costs on the descending portion of the inverted-U.</w:t>
+      </w:r>
+    </w:p>
+    <w:p>
+      <w:pPr>
+        <w:pStyle w:val="BodyText"/>
+      </w:pPr>
+      <w:r>
+        <w:t xml:space="preserve">In the FIP context, this moderation mechanism may be compromised. If the negative I-P relationship stems from structural conditions (non-viable domestic market, extreme trade costs, institutional voids) rather than from organizational complexity, then firm-level capabilities that address organizational complexity will not redirect the relationship. A SIDS firm with superior technological capabilities still faces trade cost amplifications of 30–210%. A SIDS firm with a website still faces the absence of functional financial intermediaries for trade finance. The structural mechanism that generates FIP operates at a level firm-level capabilities cannot easily offset. Two labels make this concrete. First, the negative slope is an</w:t>
+      </w:r>
+      <w:r>
+        <w:t xml:space="preserve"> </w:t>
+      </w:r>
+      <w:r>
+        <w:rPr>
+          <w:iCs/>
+          <w:i/>
+        </w:rPr>
+        <w:t xml:space="preserve">Isolation Penalty</w:t>
+      </w:r>
+      <w:r>
+        <w:t xml:space="preserve">, a transaction-cost-of-isolation that geographic remoteness imposes on every cross-border transaction (the 30–210% trade-cost amplification), which a compelled exporter must bear permanently rather than amortize away. Second, a digital shield presupposes a minimal payment-and-logistics substrate to function; under the</w:t>
+      </w:r>
+      <w:r>
+        <w:t xml:space="preserve"> </w:t>
+      </w:r>
+      <w:r>
+        <w:rPr>
+          <w:iCs/>
+          <w:i/>
+        </w:rPr>
+        <w:t xml:space="preserve">extreme institutional void</w:t>
+      </w:r>
+      <w:r>
+        <w:t xml:space="preserve"> </w:t>
+      </w:r>
+      <w:r>
+        <w:t xml:space="preserve">characteristic of SIDS, that substrate is largely absent, so digital capability cannot substitute for the missing institutions and physical infrastructure.</w:t>
       </w:r>
     </w:p>
     <w:p>
@@ -543,7 +587,7 @@
         <w:pStyle w:val="FirstParagraph"/>
       </w:pPr>
       <w:r>
-        <w:t xml:space="preserve">We use pooled data from the World Bank Enterprise Survey (WBES), drawing waves conducted in Pacific SIDS economies between 2009 and 2025. WBES employs stratified random sampling with probability-proportional-to-size design across firm-size strata (5–19, 20–99, 100+ employees) and sectors (manufacturing, services, retail). We include all firm-year observations from economies meeting the SIDS classification: Fiji, Kiribati, Papua New Guinea, Samoa, Solomon Islands, Timor-Leste, Tonga, Vanuatu, and Comoros (nine economies). The analysis sample — observations with non-missing values for labor productivity, export intensity, and firm age — comprises</w:t>
+        <w:t xml:space="preserve">We use pooled data from the World Bank Enterprise Survey (WBES), drawing waves conducted in Pacific SIDS economies between 2009 and 2025. WBES employs stratified random sampling with probability-proportional-to-size design across firm-size strata (5–19, 20–99, 100+ employees) and sectors (manufacturing, services, retail). We include all firm-year observations from economies meeting the SIDS classification: Fiji, Kiribati, Papua New Guinea, Samoa, Solomon Islands, Timor-Leste, Tonga, Vanuatu, and Comoros (nine economies). The analysis sample, observations with non-missing values for labor productivity, export intensity, and firm age, comprises</w:t>
       </w:r>
       <w:r>
         <w:t xml:space="preserve"> </w:t>
@@ -654,10 +698,7 @@
         <w:t xml:space="preserve">foundational website adoption</w:t>
       </w:r>
       <w:r>
-        <w:t xml:space="preserve"> </w:t>
-      </w:r>
-      <w:r>
-        <w:t xml:space="preserve">— the first step of digital presence. It is appropriate for the SIDS context where advanced digital infrastructure is limited — only 5% of low-income country populations had basic digital skills in 2023, and high-income economies account for 77% of global data center capacity (Mahler, Wang, &amp; Weber, 2026). DAI_z is the z-standardized value. We do not claim to measure dynamic digital capability, which would require multi-tiered indicators unavailable in WBES for this sample.</w:t>
+        <w:t xml:space="preserve">, the first step of digital presence. It is appropriate for the SIDS context where advanced digital infrastructure is limited, only 5% of low-income country populations had basic digital skills in 2023, and high-income economies account for 77% of global data center capacity (Mahler, Wang, &amp; Weber, 2026). DAI_z is the z-standardized value. We do not claim to measure dynamic digital capability, which would require multi-tiered indicators unavailable in WBES for this sample.</w:t>
       </w:r>
     </w:p>
     <w:p>
@@ -1373,7 +1414,7 @@
           <w:bCs/>
           <w:b/>
         </w:rPr>
-        <w:t xml:space="preserve">M1 (linear FSTS — FIP test)</w:t>
+        <w:t xml:space="preserve">M1 (linear FSTS, FIP test)</w:t>
       </w:r>
       <w:r>
         <w:t xml:space="preserve">:</w:t>
@@ -1394,7 +1435,7 @@
           <w:bCs/>
           <w:b/>
         </w:rPr>
-        <w:t xml:space="preserve">M2 (quadratic FSTS — curvature test)</w:t>
+        <w:t xml:space="preserve">M2 (quadratic FSTS, curvature test)</w:t>
       </w:r>
       <w:r>
         <w:t xml:space="preserve">:</w:t>
@@ -1415,7 +1456,7 @@
           <w:bCs/>
           <w:b/>
         </w:rPr>
-        <w:t xml:space="preserve">M3 (capabilities — moderation null test)</w:t>
+        <w:t xml:space="preserve">M3 (capabilities, moderation null test)</w:t>
       </w:r>
       <w:r>
         <w:t xml:space="preserve">:</w:t>
@@ -1495,7 +1536,7 @@
         <w:pStyle w:val="FirstParagraph"/>
       </w:pPr>
       <w:r>
-        <w:t xml:space="preserve">The analysis sample spans 1,469 firms across nine Pacific SIDS economies. Table 1 reports country-level summary statistics. Exporter representation is thin across all economies (overall 12.7%), consistent with the SIDS structural constraint: most firms operate predominantly in the domestic market despite its limitations. Mean FSTS across the full sample is 0.060, reflecting the low-but-non-zero export engagement of SIDS firms. The country fixed effects absorb substantial variance: R² increases from 0.511 (year FE only) to 0.799 (country + year FE) when country indicators are added, confirming that 95% of explained productivity variance is between-country — a feature consistent with extreme between-country heterogeneity in institutional quality, geographic remoteness, and economic structure.</w:t>
+        <w:t xml:space="preserve">The analysis sample spans 1,469 firms across nine Pacific SIDS economies. Table 1 reports country-level summary statistics. Exporter representation is thin across all economies (overall 12.7%), consistent with the SIDS structural constraint: most firms operate predominantly in the domestic market despite its limitations. Mean FSTS across the full sample is 0.060, reflecting the low-but-non-zero export engagement of SIDS firms. The country fixed effects absorb substantial variance: R² increases from 0.511 (year FE only) to 0.799 (country + year FE) when country indicators are added, confirming that 95% of explained productivity variance is between-country, a feature consistent with extreme between-country heterogeneity in institutional quality, geographic remoteness, and economic structure.</w:t>
       </w:r>
     </w:p>
     <w:bookmarkEnd w:id="31"/>
@@ -1586,7 +1627,7 @@
         <w:pStyle w:val="BodyText"/>
       </w:pPr>
       <w:r>
-        <w:t xml:space="preserve">The M0 baseline (controls only, no FSTS) yields an R² of 0.7992; adding FSTS_c in M1 marginally increases R² to 0.8001 — indicating that, conditional on country and year fixed effects, FSTS explains limited additional variance but in a consistently negative direction.</w:t>
+        <w:t xml:space="preserve">The M0 baseline (controls only, no FSTS) yields an R² of 0.7992, and adding FSTS_c in M1 marginally increases R² to 0.8001, which indicates that, conditional on country and year fixed effects, FSTS explains limited additional variance but does so in a consistently negative direction.</w:t>
       </w:r>
     </w:p>
     <w:p>
@@ -1598,13 +1639,13 @@
       </w:r>
     </w:p>
     <w:bookmarkEnd w:id="32"/>
-    <w:bookmarkStart w:id="33" w:name="X63dffc52705f613b9189e4d063445c8fa1c57bf"/>
+    <w:bookmarkStart w:id="33" w:name="X278b3f0cc4133671f70c21e2e288fdaa4a06e72"/>
     <w:p>
       <w:pPr>
         <w:pStyle w:val="Heading3"/>
       </w:pPr>
       <w:r>
-        <w:t xml:space="preserve">4.3 Monotone Negative Form: No Curvature (H1 — quadratic null)</w:t>
+        <w:t xml:space="preserve">4.3 Monotone Negative Form: No Curvature (H1, quadratic null)</w:t>
       </w:r>
     </w:p>
     <w:p>
@@ -1622,7 +1663,7 @@
         <w:t xml:space="preserve"> </w:t>
       </w:r>
       <w:r>
-        <w:t xml:space="preserve">introduces the quadratic term FSTS_c² to test whether the negative I-P relationship is eventually reversed — i.e., whether there is any inverted-U pattern with the positive portion below our data range.</w:t>
+        <w:t xml:space="preserve">introduces the quadratic term FSTS_c² to test whether the negative I-P relationship is eventually reversed, i.e., whether there is any inverted-U pattern with the positive portion below our data range.</w:t>
       </w:r>
     </w:p>
     <w:p>
@@ -1650,7 +1691,7 @@
         <w:pStyle w:val="BodyText"/>
       </w:pPr>
       <w:r>
-        <w:t xml:space="preserve">Both the linear and quadratic terms lose significance when entered jointly, indicating high collinearity between the two terms in this low-FSTS sample (mean FSTS = 0.060). Importantly, the positive quadratic coefficient would imply a U-shape rather than inverted-U — a reversal of the conventional form that is itself consistent with FIP (the relationship is monotonically negative with no upward turning point within the observed range).</w:t>
+        <w:t xml:space="preserve">Both the linear and quadratic terms lose significance when entered jointly, indicating high collinearity between the two terms in this low-FSTS sample (mean FSTS = 0.060). Importantly, the positive quadratic coefficient would imply a U-shape rather than inverted-U, a reversal of the conventional form that is itself consistent with FIP (the relationship is monotonically negative with no upward turning point within the observed range).</w:t>
       </w:r>
     </w:p>
     <w:p>
@@ -1671,10 +1712,7 @@
         <w:t xml:space="preserve">fail</w:t>
       </w:r>
       <w:r>
-        <w:t xml:space="preserve"> </w:t>
-      </w:r>
-      <w:r>
-        <w:t xml:space="preserve">— which is the expected signature of FIP:</w:t>
+        <w:t xml:space="preserve">, which is the expected signature of FIP:</w:t>
       </w:r>
     </w:p>
     <w:p>
@@ -1709,7 +1747,7 @@
         <w:t xml:space="preserve"> </w:t>
       </w:r>
       <w:r>
-        <w:t xml:space="preserve">= .265) —</w:t>
+        <w:t xml:space="preserve">= .265),</w:t>
       </w:r>
       <w:r>
         <w:t xml:space="preserve"> </w:t>
@@ -1757,7 +1795,7 @@
         <w:t xml:space="preserve"> </w:t>
       </w:r>
       <w:r>
-        <w:t xml:space="preserve">= .508) —</w:t>
+        <w:t xml:space="preserve">= .508),</w:t>
       </w:r>
       <w:r>
         <w:t xml:space="preserve"> </w:t>
@@ -1789,7 +1827,7 @@
         <w:t xml:space="preserve"> </w:t>
       </w:r>
       <w:r>
-        <w:t xml:space="preserve">(turning point within data range): TP* = −(−0.925) / (2 × 0.649) = 0.712 —</w:t>
+        <w:t xml:space="preserve">(turning point within data range): TP* = −(−0.925) / (2 × 0.649) = 0.712,</w:t>
       </w:r>
       <w:r>
         <w:t xml:space="preserve"> </w:t>
@@ -1837,7 +1875,7 @@
         <w:t xml:space="preserve"> </w:t>
       </w:r>
       <w:r>
-        <w:t xml:space="preserve">= .941 —</w:t>
+        <w:t xml:space="preserve">= .941,</w:t>
       </w:r>
       <w:r>
         <w:t xml:space="preserve"> </w:t>
@@ -1868,10 +1906,7 @@
         <w:t xml:space="preserve">monotone negative</w:t>
       </w:r>
       <w:r>
-        <w:t xml:space="preserve"> </w:t>
-      </w:r>
-      <w:r>
-        <w:t xml:space="preserve">— consistent with H1 and the FIP structural mechanism. There is no turning point within the observed FSTS range (0–1).</w:t>
+        <w:t xml:space="preserve">: consistent with H1 and the FIP structural mechanism. There is no turning point within the observed FSTS range (0–1).</w:t>
       </w:r>
     </w:p>
     <w:bookmarkEnd w:id="33"/>
@@ -1904,7 +1939,7 @@
         <w:t xml:space="preserve">Specification M_yearFE (year fixed effects only)</w:t>
       </w:r>
       <w:r>
-        <w:t xml:space="preserve">: Removing country fixed effects — which might absorb too much structural variation — yields a substantially larger negative effect:</w:t>
+        <w:t xml:space="preserve">: Removing country fixed effects, which might absorb too much structural variation, yields a substantially larger negative effect:</w:t>
       </w:r>
     </w:p>
     <w:p>
@@ -2054,7 +2089,7 @@
         <w:pStyle w:val="BodyText"/>
       </w:pPr>
       <w:r>
-        <w:t xml:space="preserve">This result is critical: even among firms that have successfully engaged in exporting, higher export intensity is associated with lower productivity. This rules out a simple selection explanation (e.g., that only low-productivity firms are excluded from exporting, driving the pooled negative correlation). Among actual exporters, intensifying exports further worsens performance — the hallmark of the FIP mechanism rather than adverse selection.</w:t>
+        <w:t xml:space="preserve">This result is critical: even among firms that have successfully engaged in exporting, higher export intensity is associated with lower productivity. This rules out a simple selection explanation (e.g., that only low-productivity firms are excluded from exporting, driving the pooled negative correlation). Among actual exporters, intensifying exports further worsens performance, which is the hallmark of the FIP mechanism rather than of adverse selection.</w:t>
       </w:r>
     </w:p>
     <w:bookmarkEnd w:id="34"/>
@@ -2112,7 +2147,7 @@
         <w:pStyle w:val="BodyText"/>
       </w:pPr>
       <w:r>
-        <w:t xml:space="preserve">These results are consistent with H2 (non-moderation): technological capability (TCI_z: β = +0.058, SE = 0.085, p = .495) and digital adoption (DAI_z: β = +0.062, SE = 0.073, p = .402) do not statistically significantly moderate the I-P relationship in Pacific SIDS, consistent with the FIP mechanism overwhelming capability effects in structurally constrained SIDS economies. The positive point estimates for TCI_z and DAI_z — while small and non-significant — are consistent with the interpretation that capabilities raise productivity levels in general (as found in mainland Asian contexts: Goedhuys &amp; Sleuwaegen, 2013; Teece, 2007) but cannot modify the structural negativity of the FSTS–performance relationship that FIP describes.</w:t>
+        <w:t xml:space="preserve">These results are consistent with H2 (non-moderation): technological capability (TCI_z: β = +0.058, SE = 0.085, p = .495) and digital adoption (DAI_z: β = +0.062, SE = 0.073, p = .402) do not statistically significantly moderate the I-P relationship in Pacific SIDS, consistent with the FIP mechanism overwhelming capability effects in structurally constrained SIDS economies. The positive point estimates for TCI_z and DAI_z, while small and non-significant, are consistent with the interpretation that capabilities raise productivity levels in general (as found in mainland Asian contexts: Goedhuys &amp; Sleuwaegen, 2013; Teece, 2007) but cannot modify the structural negativity of the FSTS–performance relationship that FIP describes.</w:t>
       </w:r>
     </w:p>
     <w:bookmarkEnd w:id="35"/>
@@ -2165,23 +2200,23 @@
         <w:pStyle w:val="FirstParagraph"/>
       </w:pPr>
       <w:r>
-        <w:t xml:space="preserve">Our central finding is that the inverted-U I-P relationship does not hold in Pacific SIDS. Instead of a curvilinear pattern with a positive phase, we observe a monotone negative relationship that persists across four modeling specifications and that is stronger among actual exporters than in the full sample. This is inconsistent with the inverted-U prediction (Lu &amp; Beamish, 2004) and with the three-stage S-curve (Contractor et al., 2003), both of which predict at least some range of positive internationalization–performance association.</w:t>
-      </w:r>
-    </w:p>
-    <w:p>
-      <w:pPr>
-        <w:pStyle w:val="BodyText"/>
-      </w:pPr>
-      <w:r>
-        <w:t xml:space="preserve">The FIP concept explains this reversal through the logic of violated structural prerequisites. When no viable domestic market exists, FSTS is not a strategic choice variable but a survival necessity — firms cannot accumulate the home-base resources and organizational capabilities that fund and sustain profitable internationalization. When trade costs amplify export revenues' "cost of doing business" by 30–210% (Winters &amp; Martins, 2004), the marginal economics of exporting are negative from the outset. When institutional voids are comprehensive — absent trade finance intermediaries, unreliable contract enforcement, limited standards infrastructure — firms cannot appropriate the learning and scale benefits that internationalization theory promises.</w:t>
-      </w:r>
-    </w:p>
-    <w:p>
-      <w:pPr>
-        <w:pStyle w:val="BodyText"/>
-      </w:pPr>
-      <w:r>
-        <w:t xml:space="preserve">This reframes the inverted-U from a universal empirical regularity to a</w:t>
+        <w:t xml:space="preserve">Our central finding is that the inverted-U I-P relationship does not hold in Pacific SIDS. Instead of a curvilinear pattern with a positive phase, the data show a monotone negative relationship. It persists across four modeling specifications, and it is stronger among actual exporters than in the full sample. This is inconsistent with the inverted-U prediction (Lu &amp; Beamish, 2004) and with the three-stage S-curve (Contractor et al., 2003), both of which predict at least some range of positive internationalization–performance association.</w:t>
+      </w:r>
+    </w:p>
+    <w:p>
+      <w:pPr>
+        <w:pStyle w:val="BodyText"/>
+      </w:pPr>
+      <w:r>
+        <w:t xml:space="preserve">The FIP concept explains this reversal through the logic of violated structural prerequisites. When no viable domestic market exists, FSTS is not a strategic choice variable but a survival necessity, and firms cannot accumulate the home-base resources and organizational capabilities that fund and sustain profitable internationalization. When trade costs amplify the "cost of doing business" of export revenues by 30–210% (Winters &amp; Martins, 2004), the marginal economics of exporting are negative from the outset. And when institutional voids are comprehensive, with absent trade finance intermediaries, unreliable contract enforcement, and limited standards infrastructure, firms cannot appropriate the learning and scale benefits that internationalization theory promises.</w:t>
+      </w:r>
+    </w:p>
+    <w:p>
+      <w:pPr>
+        <w:pStyle w:val="BodyText"/>
+      </w:pPr>
+      <w:r>
+        <w:t xml:space="preserve">This reframes the inverted-U from a universal empirical regularity into a</w:t>
       </w:r>
       <w:r>
         <w:t xml:space="preserve"> </w:t>
@@ -2197,7 +2232,7 @@
         <w:t xml:space="preserve"> </w:t>
       </w:r>
       <w:r>
-        <w:t xml:space="preserve">relationship: it holds when and because structural prerequisites are satisfied. The existing literature's finding that institutional quality</w:t>
+        <w:t xml:space="preserve">relationship: it holds when and because the structural prerequisites are satisfied. The existing literature's finding that institutional quality</w:t>
       </w:r>
       <w:r>
         <w:t xml:space="preserve"> </w:t>
@@ -2213,7 +2248,7 @@
         <w:t xml:space="preserve"> </w:t>
       </w:r>
       <w:r>
-        <w:t xml:space="preserve">the I-P relationship (Marano et al., 2016) is a special case of a more general theoretical relationship: when institutional conditions cross a structural threshold from "weaker moderation" to "violated prerequisites," the sign — not just the magnitude — of the I-P relationship reverses.</w:t>
+        <w:t xml:space="preserve">the I-P relationship (Marano et al., 2016) is then a special case of a more general theoretical relationship. When institutional conditions cross a structural threshold from "weaker moderation" to "violated prerequisites," the sign of the I-P relationship reverses, not merely its magnitude.</w:t>
       </w:r>
     </w:p>
     <w:bookmarkEnd w:id="38"/>
@@ -2265,15 +2300,15 @@
         <w:t xml:space="preserve">kind</w:t>
       </w:r>
       <w:r>
-        <w:t xml:space="preserve">: at the extreme end of the institutional spectrum — where all three structural prerequisites are absent simultaneously — the I-P functional form is not a modified inverted-U but a qualitatively different pattern (monotone negative). This extends the theoretical vocabulary of IB research beyond "intensity moderation" toward "existence moderation" of the I-P relationship.</w:t>
-      </w:r>
-    </w:p>
-    <w:p>
-      <w:pPr>
-        <w:pStyle w:val="BodyText"/>
-      </w:pPr>
-      <w:r>
-        <w:t xml:space="preserve">This finding connects to the broader question of boundary conditions in IB theory (Verbeke &amp; Brugman, 2018; Hennart, 2007). If mainstream I-P theories are derived from samples of economies where structural prerequisites are broadly satisfied, those theories may be systematically inapplicable to the SIDS context — not merely in need of adjustment, but representing a qualitatively different theoretical regime. FIP offers a theoretically grounded label for that alternative regime.</w:t>
+        <w:t xml:space="preserve">. At the extreme end of the institutional spectrum, where all three structural prerequisites are absent at once, the I-P functional form is not a modified inverted-U but a qualitatively different pattern, namely a monotone negative one. This extends the theoretical vocabulary of IB research beyond "intensity moderation" toward "existence moderation" of the I-P relationship.</w:t>
+      </w:r>
+    </w:p>
+    <w:p>
+      <w:pPr>
+        <w:pStyle w:val="BodyText"/>
+      </w:pPr>
+      <w:r>
+        <w:t xml:space="preserve">The finding connects to the broader question of boundary conditions in IB theory (Verbeke &amp; Brugman, 2018; Hennart, 2007). If mainstream I-P theories are derived from samples of economies where the structural prerequisites are broadly satisfied, those theories may be systematically inapplicable to the SIDS context. They would not merely need adjustment; they would represent a qualitatively different theoretical regime. FIP offers a theoretically grounded label for that alternative regime.</w:t>
       </w:r>
     </w:p>
     <w:bookmarkEnd w:id="39"/>
@@ -2291,15 +2326,15 @@
         <w:pStyle w:val="FirstParagraph"/>
       </w:pPr>
       <w:r>
-        <w:t xml:space="preserve">The null results for TCI_z and DAI_z in M3 add a second dimension to the FIP theory. In mainland Asian contexts — Vietnam, Singapore, China, and multi-country samples — technological capability and digital adoption are statistically significant moderators of the I-P relationship (Goedhuys &amp; Sleuwaegen, 2013; Teece, 2007). Why are they null in SIDS?</w:t>
-      </w:r>
-    </w:p>
-    <w:p>
-      <w:pPr>
-        <w:pStyle w:val="BodyText"/>
-      </w:pPr>
-      <w:r>
-        <w:t xml:space="preserve">The FIP mechanism provides the answer: capabilities moderate</w:t>
+        <w:t xml:space="preserve">The null results for TCI_z and DAI_z in M3 add a second dimension to the FIP theory. In mainland Asian contexts, including Vietnam, Singapore, China, and multi-country samples, technological capability and digital adoption are statistically significant moderators of the I-P relationship (Goedhuys &amp; Sleuwaegen, 2013; Teece, 2007). Why, then, are they null in SIDS?</w:t>
+      </w:r>
+    </w:p>
+    <w:p>
+      <w:pPr>
+        <w:pStyle w:val="BodyText"/>
+      </w:pPr>
+      <w:r>
+        <w:t xml:space="preserve">The FIP mechanism provides the answer. Capabilities moderate</w:t>
       </w:r>
       <w:r>
         <w:t xml:space="preserve"> </w:t>
@@ -2315,23 +2350,23 @@
         <w:t xml:space="preserve"> </w:t>
       </w:r>
       <w:r>
-        <w:t xml:space="preserve">on the descending portion of the inverted-U, but the FIP mechanism operates at a structural, pre-organizational level. A SIDS firm with ISO 9001 certification (high TCI) still faces the same 30–210% trade cost amplifications; a SIDS firm with a functioning website (DAI = 1) still faces absent trade finance institutions. Capabilities that are powerful moderators within the structural prerequisites framework become ineffective when those prerequisites do not hold.</w:t>
-      </w:r>
-    </w:p>
-    <w:p>
-      <w:pPr>
-        <w:pStyle w:val="BodyText"/>
-      </w:pPr>
-      <w:r>
-        <w:t xml:space="preserve">This is consistent with the resource-based view's emphasis on context-dependency (Barney, 1991): resources generate value only within institutional environments that support appropriability. Teece's (2007) dynamic capabilities framework similarly assumes functioning market mechanisms; in their absence, dynamic capabilities may be "trapped" in the firm, unable to translate into performance advantages through international market transactions.</w:t>
-      </w:r>
-    </w:p>
-    <w:p>
-      <w:pPr>
-        <w:pStyle w:val="BodyText"/>
-      </w:pPr>
-      <w:r>
-        <w:t xml:space="preserve">The positive — though non-significant — point estimates for TCI_z and DAI_z suggest that capabilities do raise general productivity levels (consistent with their role in the broader literature), but they cannot modify the negative directionality of the FSTS–performance relationship in the SIDS structural context. This nuance — capabilities help the level, not the slope — may be a productive direction for future SIDS research.</w:t>
+        <w:t xml:space="preserve">on the descending portion of the inverted-U, but FIP operates at a structural, pre-organizational level. A SIDS firm with ISO 9001 certification (high TCI) still faces the same 30–210% trade cost amplifications; a SIDS firm with a functioning website (DAI = 1) still faces absent trade finance institutions. Capabilities that act as powerful moderators within the structural prerequisites framework become ineffective once those prerequisites do not hold.</w:t>
+      </w:r>
+    </w:p>
+    <w:p>
+      <w:pPr>
+        <w:pStyle w:val="BodyText"/>
+      </w:pPr>
+      <w:r>
+        <w:t xml:space="preserve">This is consistent with the resource-based view's emphasis on context-dependency (Barney, 1991): resources generate value only within institutional environments that support appropriability. Teece's (2007) dynamic capabilities framework similarly assumes functioning market mechanisms. In their absence, dynamic capabilities may be "trapped" inside the firm, unable to translate into performance advantages through international market transactions.</w:t>
+      </w:r>
+    </w:p>
+    <w:p>
+      <w:pPr>
+        <w:pStyle w:val="BodyText"/>
+      </w:pPr>
+      <w:r>
+        <w:t xml:space="preserve">The positive though non-significant point estimates for TCI_z and DAI_z suggest that capabilities do raise general productivity levels, consistent with their role in the broader literature, yet they cannot modify the negative directionality of the FSTS–performance relationship in the SIDS structural context. This nuance, that capabilities help the level and not the slope, may be a productive direction for future SIDS research.</w:t>
       </w:r>
     </w:p>
     <w:bookmarkEnd w:id="40"/>
@@ -2349,15 +2384,15 @@
         <w:pStyle w:val="FirstParagraph"/>
       </w:pPr>
       <w:r>
-        <w:t xml:space="preserve">Our findings have direct implications for SIDS development policy. The Antigua and Barbuda Agenda for SIDS (United Nations General Assembly, 2024) — adopted at the Fourth International Conference on SIDS — frames export promotion and trade facilitation as central pillars of SIDS development strategy. This framing implicitly assumes that increasing FSTS will improve firm performance and thereby stimulate economic growth.</w:t>
-      </w:r>
-    </w:p>
-    <w:p>
-      <w:pPr>
-        <w:pStyle w:val="BodyText"/>
-      </w:pPr>
-      <w:r>
-        <w:t xml:space="preserve">Our results caution against this assumption. If FIP is a structural feature of Pacific SIDS firm economies, then policies that push SIDS firms toward higher export intensity — without simultaneously addressing the violated structural prerequisites — may worsen firm performance at the micro-level even while improving macroeconomic trade balances. The relevant policy question becomes: what interventions can address the three structural prerequisites that generate FIP?</w:t>
+        <w:t xml:space="preserve">Our findings have direct implications for SIDS development policy. The Antigua and Barbuda Agenda for SIDS (United Nations General Assembly, 2024), adopted at the Fourth International Conference on SIDS, frames export promotion and trade facilitation as central pillars of SIDS development strategy. This framing implicitly assumes that increasing FSTS will improve firm performance and thereby stimulate economic growth.</w:t>
+      </w:r>
+    </w:p>
+    <w:p>
+      <w:pPr>
+        <w:pStyle w:val="BodyText"/>
+      </w:pPr>
+      <w:r>
+        <w:t xml:space="preserve">Our results caution against this assumption. If FIP is a structural feature of Pacific SIDS firm economies, then policies that push SIDS firms toward higher export intensity, without addressing the violated structural prerequisites in parallel, may worsen firm performance at the micro level even while they improve macroeconomic trade balances. The relevant policy question becomes: which interventions can address the three structural prerequisites that generate FIP?</w:t>
       </w:r>
     </w:p>
     <w:p>
@@ -2381,7 +2416,7 @@
         <w:t xml:space="preserve"> </w:t>
       </w:r>
       <w:r>
-        <w:t xml:space="preserve">(viable domestic market): regional integration initiatives (Pacific Agreement on Closer Economic Relations Plus, PACER Plus) that create effective market access to neighboring SIDS and to Australia and New Zealand could expand the effective domestic market beyond national borders, reducing structural compulsion to export to distant high-cost markets.</w:t>
+        <w:t xml:space="preserve">(viable domestic market): regional integration initiatives (Pacific Agreement on Closer Economic Relations Plus, PACER Plus) that create effective market access to neighboring SIDS and to Australia and New Zealand could expand the effective domestic market beyond national borders, reducing the structural compulsion to export to distant high-cost markets.</w:t>
       </w:r>
     </w:p>
     <w:p>
@@ -2429,7 +2464,7 @@
         <w:t xml:space="preserve"> </w:t>
       </w:r>
       <w:r>
-        <w:t xml:space="preserve">(functional institutions): targeted institutional development focused on trade facilitation infrastructure — standards bodies, trade finance intermediaries, export promotion agencies with genuine capacity — rather than generic governance reform may most directly address the FIP mechanism. Goedhuys and Sleuwaegen's (2013) evidence on international certification is instructive: their finding that ISO certification improves firm productivity is consistent with the null TCI result here if certification's productivity benefit is conditional on institutions that support standards enforcement and customer recognition — conditions absent in the SIDS context.</w:t>
+        <w:t xml:space="preserve">(functional institutions): targeted institutional development focused on trade facilitation infrastructure, such as standards bodies, trade finance intermediaries, and export promotion agencies with genuine capacity, may address the FIP mechanism more directly than generic governance reform. Goedhuys and Sleuwaegen's (2013) evidence on international certification is instructive here. Their finding that ISO certification improves firm productivity is consistent with the null TCI result reported above if certification's productivity benefit is conditional on institutions that support standards enforcement and customer recognition, the very conditions absent in the SIDS context.</w:t>
       </w:r>
     </w:p>
     <w:bookmarkEnd w:id="41"/>
@@ -2468,7 +2503,7 @@
         <w:t xml:space="preserve">cross-sectional pooled structure</w:t>
       </w:r>
       <w:r>
-        <w:t xml:space="preserve">: while we pool across multiple country-year waves (2009–2025), few SIDS economies have more than one WBES wave (see Table 1), limiting panel identification of causal effects. The FIP estimate is primarily identified from cross-sectional variation in FSTS within country-year cells. Future work using panel data — where available for Fiji and Papua New Guinea, which have two waves — could strengthen causal identification.</w:t>
+        <w:t xml:space="preserve">: although we pool across multiple country-year waves (2009–2025), few SIDS economies have more than one WBES wave (see Table 1), which limits panel identification of causal effects. The FIP estimate is identified primarily from cross-sectional variation in FSTS within country-year cells. Future work using panel data, where available for Fiji and Papua New Guinea, both of which have two waves, could strengthen causal identification.</w:t>
       </w:r>
     </w:p>
     <w:p>
@@ -2489,7 +2524,7 @@
         <w:t xml:space="preserve">FSTS measurement in thin-export contexts</w:t>
       </w:r>
       <w:r>
-        <w:t xml:space="preserve">: with mean FSTS of 0.060 and only 12.7% exporters, the FSTS distribution is highly right-skewed. Coefficient estimates in M2 may be sensitive to a handful of high-FSTS outliers; the non-significant quadratic results should be interpreted cautiously. Future work could employ quantile regression or winsorization to assess distributional sensitivity.</w:t>
+        <w:t xml:space="preserve">: with a mean FSTS of 0.060 and only 12.7% exporters, the FSTS distribution is highly right-skewed. Coefficient estimates in M2 may be sensitive to a handful of high-FSTS outliers, so the non-significant quadratic results should be read with caution. Future work could employ quantile regression or winsorization to assess distributional sensitivity.</w:t>
       </w:r>
     </w:p>
     <w:p>
@@ -2510,7 +2545,7 @@
         <w:t xml:space="preserve">DAI as Tier-1 proxy only</w:t>
       </w:r>
       <w:r>
-        <w:t xml:space="preserve">: our digital adoption measure captures only website presence — a foundational, static indicator. This is appropriate for the SIDS context given the limited availability of more advanced digital infrastructure indicators in WBES, but it means we cannot assess whether more sophisticated digital capabilities (e-commerce, mobile payments, cloud computing) might moderate FIP differently. We explicitly do not claim to measure dynamic digital capability.</w:t>
+        <w:t xml:space="preserve">: our digital adoption measure captures only website presence, a foundational and static indicator. This is appropriate for the SIDS context given the limited availability of more advanced digital infrastructure indicators in WBES, but it does mean we cannot assess whether more sophisticated digital capabilities (e-commerce, mobile payments, cloud computing) might moderate FIP differently. We explicitly do not claim to measure dynamic digital capability.</w:t>
       </w:r>
     </w:p>
     <w:p>
@@ -2531,7 +2566,7 @@
         <w:t xml:space="preserve">generalizability beyond Pacific SIDS</w:t>
       </w:r>
       <w:r>
-        <w:t xml:space="preserve">: FIP is theorized as arising when three structural prerequisites are simultaneously absent. Other extreme contexts — Saharan micro-states, remote highland economies, post-conflict settings — may exhibit similar patterns. Caribbean SIDS (not included in our sample) represent a natural extension context.</w:t>
+        <w:t xml:space="preserve">: FIP is theorized to arise when three structural prerequisites are absent at once. Other extreme contexts, such as Saharan micro-states, remote highland economies, and post-conflict settings, may exhibit similar patterns. Caribbean SIDS, which are not included in our sample, represent a natural extension context.</w:t>
       </w:r>
     </w:p>
     <w:p>
@@ -2557,23 +2592,23 @@
         <w:pStyle w:val="FirstParagraph"/>
       </w:pPr>
       <w:r>
-        <w:t xml:space="preserve">We introduced the Forced Internationalization Penalty (FIP) — the monotone negative effect of internationalization intensity on firm performance when three structural prerequisites of the inverted-U relationship are simultaneously absent: a viable domestic market, manageable trade costs, and functional institutional support. Using WBES data from 1,469 firms across nine Pacific SIDS economies, we find robust support for FIP across four empirical specifications (β = −0.404, p = .032 in the primary country-and-year fixed-effects model; β = −1.236, p &lt; .001 without country fixed effects; β = −0.901, p = .027 in the exporters-only subsample). The quadratic term is not significant, confirming the monotone negative form with no observable turning point. Technological capability and digital adoption — significant in mainland Asian contexts — are null in the SIDS environment, consistent with the FIP theoretical mechanism.</w:t>
-      </w:r>
-    </w:p>
-    <w:p>
-      <w:pPr>
-        <w:pStyle w:val="BodyText"/>
-      </w:pPr>
-      <w:r>
-        <w:t xml:space="preserve">These findings contribute to IB theory in two ways. First, they help reorient the discourse on institutional effects from "institutional moderation of I-P intensity" to "institutional determination of I-P sign," suggesting that the inverted-U may be conditional on structural prerequisites rather than broadly applicable across contexts. Second, they extend the application of "forced internationalization" beyond the SME literature into the performance-outcome domain, providing a theoretically defined and empirically grounded construct (FIP) that future research can build upon.</w:t>
-      </w:r>
-    </w:p>
-    <w:p>
-      <w:pPr>
-        <w:pStyle w:val="BodyText"/>
-      </w:pPr>
-      <w:r>
-        <w:t xml:space="preserve">For the world development policy agenda, FIP suggests that export promotion strategies in SIDS require complementary structural interventions addressing trade costs, domestic market viability through regional integration, and targeted institutional development — not merely the intensification of export activity per se.</w:t>
+        <w:t xml:space="preserve">This study introduced the Forced Internationalization Penalty (FIP), the monotone negative effect of internationalization intensity on firm performance when three structural prerequisites of the inverted-U relationship are absent at once: a viable domestic market, manageable trade costs, and functional institutional support. Using WBES data from 1,469 firms across nine Pacific SIDS economies, we find robust support for FIP across four empirical specifications (β = −0.404, p = .032 in the primary country-and-year fixed-effects model; β = −1.236, p &lt; .001 without country fixed effects; β = −0.901, p = .027 in the exporters-only subsample). The quadratic term is not significant, which confirms the monotone negative form with no observable turning point. Technological capability and digital adoption, both significant in mainland Asian contexts, are null in the SIDS environment, consistent with the FIP theoretical mechanism.</w:t>
+      </w:r>
+    </w:p>
+    <w:p>
+      <w:pPr>
+        <w:pStyle w:val="BodyText"/>
+      </w:pPr>
+      <w:r>
+        <w:t xml:space="preserve">These findings contribute to IB theory in two ways. First, they help reorient the discourse on institutional effects from "institutional moderation of I-P intensity" toward "institutional determination of I-P sign," which suggests that the inverted-U may be conditional on structural prerequisites rather than broadly applicable across contexts. Second, they extend the application of "forced internationalization" beyond the SME literature into the performance-outcome domain, providing a theoretically defined and empirically grounded construct, FIP, that future research can build upon.</w:t>
+      </w:r>
+    </w:p>
+    <w:p>
+      <w:pPr>
+        <w:pStyle w:val="BodyText"/>
+      </w:pPr>
+      <w:r>
+        <w:t xml:space="preserve">For the world development policy agenda, FIP suggests that export promotion strategies in SIDS require complementary structural interventions. These should address trade costs, domestic market viability through regional integration, and targeted institutional development, rather than the intensification of export activity on its own.</w:t>
       </w:r>
     </w:p>
     <w:p>
@@ -3440,55 +3475,55 @@
               <w:jc w:val="left"/>
             </w:pPr>
             <w:r>
-              <w:t xml:space="preserve">—</w:t>
-            </w:r>
-          </w:p>
-        </w:tc>
-        <w:tc>
-          <w:tcPr/>
-          <w:p>
-            <w:pPr>
-              <w:pStyle w:val="Compact"/>
-              <w:jc w:val="left"/>
-            </w:pPr>
-            <w:r>
-              <w:t xml:space="preserve">—</w:t>
-            </w:r>
-          </w:p>
-        </w:tc>
-        <w:tc>
-          <w:tcPr/>
-          <w:p>
-            <w:pPr>
-              <w:pStyle w:val="Compact"/>
-              <w:jc w:val="left"/>
-            </w:pPr>
-            <w:r>
-              <w:t xml:space="preserve">—</w:t>
-            </w:r>
-          </w:p>
-        </w:tc>
-        <w:tc>
-          <w:tcPr/>
-          <w:p>
-            <w:pPr>
-              <w:pStyle w:val="Compact"/>
-              <w:jc w:val="left"/>
-            </w:pPr>
-            <w:r>
-              <w:t xml:space="preserve">—</w:t>
-            </w:r>
-          </w:p>
-        </w:tc>
-        <w:tc>
-          <w:tcPr/>
-          <w:p>
-            <w:pPr>
-              <w:pStyle w:val="Compact"/>
-              <w:jc w:val="left"/>
-            </w:pPr>
-            <w:r>
-              <w:t xml:space="preserve">—</w:t>
+              <w:t xml:space="preserve">165</w:t>
+            </w:r>
+          </w:p>
+        </w:tc>
+        <w:tc>
+          <w:tcPr/>
+          <w:p>
+            <w:pPr>
+              <w:pStyle w:val="Compact"/>
+              <w:jc w:val="left"/>
+            </w:pPr>
+            <w:r>
+              <w:t xml:space="preserve">46</w:t>
+            </w:r>
+          </w:p>
+        </w:tc>
+        <w:tc>
+          <w:tcPr/>
+          <w:p>
+            <w:pPr>
+              <w:pStyle w:val="Compact"/>
+              <w:jc w:val="left"/>
+            </w:pPr>
+            <w:r>
+              <w:t xml:space="preserve">27.9%</w:t>
+            </w:r>
+          </w:p>
+        </w:tc>
+        <w:tc>
+          <w:tcPr/>
+          <w:p>
+            <w:pPr>
+              <w:pStyle w:val="Compact"/>
+              <w:jc w:val="left"/>
+            </w:pPr>
+            <w:r>
+              <w:t xml:space="preserve">0.109</w:t>
+            </w:r>
+          </w:p>
+        </w:tc>
+        <w:tc>
+          <w:tcPr/>
+          <w:p>
+            <w:pPr>
+              <w:pStyle w:val="Compact"/>
+              <w:jc w:val="left"/>
+            </w:pPr>
+            <w:r>
+              <w:t xml:space="preserve">2009–2025</w:t>
             </w:r>
           </w:p>
         </w:tc>
@@ -3514,55 +3549,55 @@
               <w:jc w:val="left"/>
             </w:pPr>
             <w:r>
-              <w:t xml:space="preserve">—</w:t>
-            </w:r>
-          </w:p>
-        </w:tc>
-        <w:tc>
-          <w:tcPr/>
-          <w:p>
-            <w:pPr>
-              <w:pStyle w:val="Compact"/>
-              <w:jc w:val="left"/>
-            </w:pPr>
-            <w:r>
-              <w:t xml:space="preserve">—</w:t>
-            </w:r>
-          </w:p>
-        </w:tc>
-        <w:tc>
-          <w:tcPr/>
-          <w:p>
-            <w:pPr>
-              <w:pStyle w:val="Compact"/>
-              <w:jc w:val="left"/>
-            </w:pPr>
-            <w:r>
-              <w:t xml:space="preserve">—</w:t>
-            </w:r>
-          </w:p>
-        </w:tc>
-        <w:tc>
-          <w:tcPr/>
-          <w:p>
-            <w:pPr>
-              <w:pStyle w:val="Compact"/>
-              <w:jc w:val="left"/>
-            </w:pPr>
-            <w:r>
-              <w:t xml:space="preserve">—</w:t>
-            </w:r>
-          </w:p>
-        </w:tc>
-        <w:tc>
-          <w:tcPr/>
-          <w:p>
-            <w:pPr>
-              <w:pStyle w:val="Compact"/>
-              <w:jc w:val="left"/>
-            </w:pPr>
-            <w:r>
-              <w:t xml:space="preserve">—</w:t>
+              <w:t xml:space="preserve">114</w:t>
+            </w:r>
+          </w:p>
+        </w:tc>
+        <w:tc>
+          <w:tcPr/>
+          <w:p>
+            <w:pPr>
+              <w:pStyle w:val="Compact"/>
+              <w:jc w:val="left"/>
+            </w:pPr>
+            <w:r>
+              <w:t xml:space="preserve">3</w:t>
+            </w:r>
+          </w:p>
+        </w:tc>
+        <w:tc>
+          <w:tcPr/>
+          <w:p>
+            <w:pPr>
+              <w:pStyle w:val="Compact"/>
+              <w:jc w:val="left"/>
+            </w:pPr>
+            <w:r>
+              <w:t xml:space="preserve">2.6%</w:t>
+            </w:r>
+          </w:p>
+        </w:tc>
+        <w:tc>
+          <w:tcPr/>
+          <w:p>
+            <w:pPr>
+              <w:pStyle w:val="Compact"/>
+              <w:jc w:val="left"/>
+            </w:pPr>
+            <w:r>
+              <w:t xml:space="preserve">0.011</w:t>
+            </w:r>
+          </w:p>
+        </w:tc>
+        <w:tc>
+          <w:tcPr/>
+          <w:p>
+            <w:pPr>
+              <w:pStyle w:val="Compact"/>
+              <w:jc w:val="left"/>
+            </w:pPr>
+            <w:r>
+              <w:t xml:space="preserve">2025</w:t>
             </w:r>
           </w:p>
         </w:tc>
@@ -3588,55 +3623,55 @@
               <w:jc w:val="left"/>
             </w:pPr>
             <w:r>
-              <w:t xml:space="preserve">—</w:t>
-            </w:r>
-          </w:p>
-        </w:tc>
-        <w:tc>
-          <w:tcPr/>
-          <w:p>
-            <w:pPr>
-              <w:pStyle w:val="Compact"/>
-              <w:jc w:val="left"/>
-            </w:pPr>
-            <w:r>
-              <w:t xml:space="preserve">—</w:t>
-            </w:r>
-          </w:p>
-        </w:tc>
-        <w:tc>
-          <w:tcPr/>
-          <w:p>
-            <w:pPr>
-              <w:pStyle w:val="Compact"/>
-              <w:jc w:val="left"/>
-            </w:pPr>
-            <w:r>
-              <w:t xml:space="preserve">—</w:t>
-            </w:r>
-          </w:p>
-        </w:tc>
-        <w:tc>
-          <w:tcPr/>
-          <w:p>
-            <w:pPr>
-              <w:pStyle w:val="Compact"/>
-              <w:jc w:val="left"/>
-            </w:pPr>
-            <w:r>
-              <w:t xml:space="preserve">—</w:t>
-            </w:r>
-          </w:p>
-        </w:tc>
-        <w:tc>
-          <w:tcPr/>
-          <w:p>
-            <w:pPr>
-              <w:pStyle w:val="Compact"/>
-              <w:jc w:val="left"/>
-            </w:pPr>
-            <w:r>
-              <w:t xml:space="preserve">—</w:t>
+              <w:t xml:space="preserve">141</w:t>
+            </w:r>
+          </w:p>
+        </w:tc>
+        <w:tc>
+          <w:tcPr/>
+          <w:p>
+            <w:pPr>
+              <w:pStyle w:val="Compact"/>
+              <w:jc w:val="left"/>
+            </w:pPr>
+            <w:r>
+              <w:t xml:space="preserve">20</w:t>
+            </w:r>
+          </w:p>
+        </w:tc>
+        <w:tc>
+          <w:tcPr/>
+          <w:p>
+            <w:pPr>
+              <w:pStyle w:val="Compact"/>
+              <w:jc w:val="left"/>
+            </w:pPr>
+            <w:r>
+              <w:t xml:space="preserve">14.2%</w:t>
+            </w:r>
+          </w:p>
+        </w:tc>
+        <w:tc>
+          <w:tcPr/>
+          <w:p>
+            <w:pPr>
+              <w:pStyle w:val="Compact"/>
+              <w:jc w:val="left"/>
+            </w:pPr>
+            <w:r>
+              <w:t xml:space="preserve">0.028</w:t>
+            </w:r>
+          </w:p>
+        </w:tc>
+        <w:tc>
+          <w:tcPr/>
+          <w:p>
+            <w:pPr>
+              <w:pStyle w:val="Compact"/>
+              <w:jc w:val="left"/>
+            </w:pPr>
+            <w:r>
+              <w:t xml:space="preserve">2015–2024</w:t>
             </w:r>
           </w:p>
         </w:tc>
@@ -3662,55 +3697,55 @@
               <w:jc w:val="left"/>
             </w:pPr>
             <w:r>
-              <w:t xml:space="preserve">—</w:t>
-            </w:r>
-          </w:p>
-        </w:tc>
-        <w:tc>
-          <w:tcPr/>
-          <w:p>
-            <w:pPr>
-              <w:pStyle w:val="Compact"/>
-              <w:jc w:val="left"/>
-            </w:pPr>
-            <w:r>
-              <w:t xml:space="preserve">—</w:t>
-            </w:r>
-          </w:p>
-        </w:tc>
-        <w:tc>
-          <w:tcPr/>
-          <w:p>
-            <w:pPr>
-              <w:pStyle w:val="Compact"/>
-              <w:jc w:val="left"/>
-            </w:pPr>
-            <w:r>
-              <w:t xml:space="preserve">—</w:t>
-            </w:r>
-          </w:p>
-        </w:tc>
-        <w:tc>
-          <w:tcPr/>
-          <w:p>
-            <w:pPr>
-              <w:pStyle w:val="Compact"/>
-              <w:jc w:val="left"/>
-            </w:pPr>
-            <w:r>
-              <w:t xml:space="preserve">—</w:t>
-            </w:r>
-          </w:p>
-        </w:tc>
-        <w:tc>
-          <w:tcPr/>
-          <w:p>
-            <w:pPr>
-              <w:pStyle w:val="Compact"/>
-              <w:jc w:val="left"/>
-            </w:pPr>
-            <w:r>
-              <w:t xml:space="preserve">—</w:t>
+              <w:t xml:space="preserve">131</w:t>
+            </w:r>
+          </w:p>
+        </w:tc>
+        <w:tc>
+          <w:tcPr/>
+          <w:p>
+            <w:pPr>
+              <w:pStyle w:val="Compact"/>
+              <w:jc w:val="left"/>
+            </w:pPr>
+            <w:r>
+              <w:t xml:space="preserve">24</w:t>
+            </w:r>
+          </w:p>
+        </w:tc>
+        <w:tc>
+          <w:tcPr/>
+          <w:p>
+            <w:pPr>
+              <w:pStyle w:val="Compact"/>
+              <w:jc w:val="left"/>
+            </w:pPr>
+            <w:r>
+              <w:t xml:space="preserve">18.3%</w:t>
+            </w:r>
+          </w:p>
+        </w:tc>
+        <w:tc>
+          <w:tcPr/>
+          <w:p>
+            <w:pPr>
+              <w:pStyle w:val="Compact"/>
+              <w:jc w:val="left"/>
+            </w:pPr>
+            <w:r>
+              <w:t xml:space="preserve">0.051</w:t>
+            </w:r>
+          </w:p>
+        </w:tc>
+        <w:tc>
+          <w:tcPr/>
+          <w:p>
+            <w:pPr>
+              <w:pStyle w:val="Compact"/>
+              <w:jc w:val="left"/>
+            </w:pPr>
+            <w:r>
+              <w:t xml:space="preserve">2023</w:t>
             </w:r>
           </w:p>
         </w:tc>
@@ -3736,55 +3771,55 @@
               <w:jc w:val="left"/>
             </w:pPr>
             <w:r>
-              <w:t xml:space="preserve">—</w:t>
-            </w:r>
-          </w:p>
-        </w:tc>
-        <w:tc>
-          <w:tcPr/>
-          <w:p>
-            <w:pPr>
-              <w:pStyle w:val="Compact"/>
-              <w:jc w:val="left"/>
-            </w:pPr>
-            <w:r>
-              <w:t xml:space="preserve">—</w:t>
-            </w:r>
-          </w:p>
-        </w:tc>
-        <w:tc>
-          <w:tcPr/>
-          <w:p>
-            <w:pPr>
-              <w:pStyle w:val="Compact"/>
-              <w:jc w:val="left"/>
-            </w:pPr>
-            <w:r>
-              <w:t xml:space="preserve">—</w:t>
-            </w:r>
-          </w:p>
-        </w:tc>
-        <w:tc>
-          <w:tcPr/>
-          <w:p>
-            <w:pPr>
-              <w:pStyle w:val="Compact"/>
-              <w:jc w:val="left"/>
-            </w:pPr>
-            <w:r>
-              <w:t xml:space="preserve">—</w:t>
-            </w:r>
-          </w:p>
-        </w:tc>
-        <w:tc>
-          <w:tcPr/>
-          <w:p>
-            <w:pPr>
-              <w:pStyle w:val="Compact"/>
-              <w:jc w:val="left"/>
-            </w:pPr>
-            <w:r>
-              <w:t xml:space="preserve">—</w:t>
+              <w:t xml:space="preserve">107</w:t>
+            </w:r>
+          </w:p>
+        </w:tc>
+        <w:tc>
+          <w:tcPr/>
+          <w:p>
+            <w:pPr>
+              <w:pStyle w:val="Compact"/>
+              <w:jc w:val="left"/>
+            </w:pPr>
+            <w:r>
+              <w:t xml:space="preserve">10</w:t>
+            </w:r>
+          </w:p>
+        </w:tc>
+        <w:tc>
+          <w:tcPr/>
+          <w:p>
+            <w:pPr>
+              <w:pStyle w:val="Compact"/>
+              <w:jc w:val="left"/>
+            </w:pPr>
+            <w:r>
+              <w:t xml:space="preserve">9.3%</w:t>
+            </w:r>
+          </w:p>
+        </w:tc>
+        <w:tc>
+          <w:tcPr/>
+          <w:p>
+            <w:pPr>
+              <w:pStyle w:val="Compact"/>
+              <w:jc w:val="left"/>
+            </w:pPr>
+            <w:r>
+              <w:t xml:space="preserve">0.040</w:t>
+            </w:r>
+          </w:p>
+        </w:tc>
+        <w:tc>
+          <w:tcPr/>
+          <w:p>
+            <w:pPr>
+              <w:pStyle w:val="Compact"/>
+              <w:jc w:val="left"/>
+            </w:pPr>
+            <w:r>
+              <w:t xml:space="preserve">2025</w:t>
             </w:r>
           </w:p>
         </w:tc>
@@ -3810,55 +3845,55 @@
               <w:jc w:val="left"/>
             </w:pPr>
             <w:r>
-              <w:t xml:space="preserve">—</w:t>
-            </w:r>
-          </w:p>
-        </w:tc>
-        <w:tc>
-          <w:tcPr/>
-          <w:p>
-            <w:pPr>
-              <w:pStyle w:val="Compact"/>
-              <w:jc w:val="left"/>
-            </w:pPr>
-            <w:r>
-              <w:t xml:space="preserve">—</w:t>
-            </w:r>
-          </w:p>
-        </w:tc>
-        <w:tc>
-          <w:tcPr/>
-          <w:p>
-            <w:pPr>
-              <w:pStyle w:val="Compact"/>
-              <w:jc w:val="left"/>
-            </w:pPr>
-            <w:r>
-              <w:t xml:space="preserve">—</w:t>
-            </w:r>
-          </w:p>
-        </w:tc>
-        <w:tc>
-          <w:tcPr/>
-          <w:p>
-            <w:pPr>
-              <w:pStyle w:val="Compact"/>
-              <w:jc w:val="left"/>
-            </w:pPr>
-            <w:r>
-              <w:t xml:space="preserve">—</w:t>
-            </w:r>
-          </w:p>
-        </w:tc>
-        <w:tc>
-          <w:tcPr/>
-          <w:p>
-            <w:pPr>
-              <w:pStyle w:val="Compact"/>
-              <w:jc w:val="left"/>
-            </w:pPr>
-            <w:r>
-              <w:t xml:space="preserve">—</w:t>
+              <w:t xml:space="preserve">393</w:t>
+            </w:r>
+          </w:p>
+        </w:tc>
+        <w:tc>
+          <w:tcPr/>
+          <w:p>
+            <w:pPr>
+              <w:pStyle w:val="Compact"/>
+              <w:jc w:val="left"/>
+            </w:pPr>
+            <w:r>
+              <w:t xml:space="preserve">53</w:t>
+            </w:r>
+          </w:p>
+        </w:tc>
+        <w:tc>
+          <w:tcPr/>
+          <w:p>
+            <w:pPr>
+              <w:pStyle w:val="Compact"/>
+              <w:jc w:val="left"/>
+            </w:pPr>
+            <w:r>
+              <w:t xml:space="preserve">13.5%</w:t>
+            </w:r>
+          </w:p>
+        </w:tc>
+        <w:tc>
+          <w:tcPr/>
+          <w:p>
+            <w:pPr>
+              <w:pStyle w:val="Compact"/>
+              <w:jc w:val="left"/>
+            </w:pPr>
+            <w:r>
+              <w:t xml:space="preserve">0.104</w:t>
+            </w:r>
+          </w:p>
+        </w:tc>
+        <w:tc>
+          <w:tcPr/>
+          <w:p>
+            <w:pPr>
+              <w:pStyle w:val="Compact"/>
+              <w:jc w:val="left"/>
+            </w:pPr>
+            <w:r>
+              <w:t xml:space="preserve">2009–2021</w:t>
             </w:r>
           </w:p>
         </w:tc>
@@ -3884,55 +3919,55 @@
               <w:jc w:val="left"/>
             </w:pPr>
             <w:r>
-              <w:t xml:space="preserve">—</w:t>
-            </w:r>
-          </w:p>
-        </w:tc>
-        <w:tc>
-          <w:tcPr/>
-          <w:p>
-            <w:pPr>
-              <w:pStyle w:val="Compact"/>
-              <w:jc w:val="left"/>
-            </w:pPr>
-            <w:r>
-              <w:t xml:space="preserve">—</w:t>
-            </w:r>
-          </w:p>
-        </w:tc>
-        <w:tc>
-          <w:tcPr/>
-          <w:p>
-            <w:pPr>
-              <w:pStyle w:val="Compact"/>
-              <w:jc w:val="left"/>
-            </w:pPr>
-            <w:r>
-              <w:t xml:space="preserve">—</w:t>
-            </w:r>
-          </w:p>
-        </w:tc>
-        <w:tc>
-          <w:tcPr/>
-          <w:p>
-            <w:pPr>
-              <w:pStyle w:val="Compact"/>
-              <w:jc w:val="left"/>
-            </w:pPr>
-            <w:r>
-              <w:t xml:space="preserve">—</w:t>
-            </w:r>
-          </w:p>
-        </w:tc>
-        <w:tc>
-          <w:tcPr/>
-          <w:p>
-            <w:pPr>
-              <w:pStyle w:val="Compact"/>
-              <w:jc w:val="left"/>
-            </w:pPr>
-            <w:r>
-              <w:t xml:space="preserve">—</w:t>
+              <w:t xml:space="preserve">144</w:t>
+            </w:r>
+          </w:p>
+        </w:tc>
+        <w:tc>
+          <w:tcPr/>
+          <w:p>
+            <w:pPr>
+              <w:pStyle w:val="Compact"/>
+              <w:jc w:val="left"/>
+            </w:pPr>
+            <w:r>
+              <w:t xml:space="preserve">13</w:t>
+            </w:r>
+          </w:p>
+        </w:tc>
+        <w:tc>
+          <w:tcPr/>
+          <w:p>
+            <w:pPr>
+              <w:pStyle w:val="Compact"/>
+              <w:jc w:val="left"/>
+            </w:pPr>
+            <w:r>
+              <w:t xml:space="preserve">9.0%</w:t>
+            </w:r>
+          </w:p>
+        </w:tc>
+        <w:tc>
+          <w:tcPr/>
+          <w:p>
+            <w:pPr>
+              <w:pStyle w:val="Compact"/>
+              <w:jc w:val="left"/>
+            </w:pPr>
+            <w:r>
+              <w:t xml:space="preserve">0.044</w:t>
+            </w:r>
+          </w:p>
+        </w:tc>
+        <w:tc>
+          <w:tcPr/>
+          <w:p>
+            <w:pPr>
+              <w:pStyle w:val="Compact"/>
+              <w:jc w:val="left"/>
+            </w:pPr>
+            <w:r>
+              <w:t xml:space="preserve">2024</w:t>
             </w:r>
           </w:p>
         </w:tc>
@@ -3958,55 +3993,55 @@
               <w:jc w:val="left"/>
             </w:pPr>
             <w:r>
-              <w:t xml:space="preserve">—</w:t>
-            </w:r>
-          </w:p>
-        </w:tc>
-        <w:tc>
-          <w:tcPr/>
-          <w:p>
-            <w:pPr>
-              <w:pStyle w:val="Compact"/>
-              <w:jc w:val="left"/>
-            </w:pPr>
-            <w:r>
-              <w:t xml:space="preserve">—</w:t>
-            </w:r>
-          </w:p>
-        </w:tc>
-        <w:tc>
-          <w:tcPr/>
-          <w:p>
-            <w:pPr>
-              <w:pStyle w:val="Compact"/>
-              <w:jc w:val="left"/>
-            </w:pPr>
-            <w:r>
-              <w:t xml:space="preserve">—</w:t>
-            </w:r>
-          </w:p>
-        </w:tc>
-        <w:tc>
-          <w:tcPr/>
-          <w:p>
-            <w:pPr>
-              <w:pStyle w:val="Compact"/>
-              <w:jc w:val="left"/>
-            </w:pPr>
-            <w:r>
-              <w:t xml:space="preserve">—</w:t>
-            </w:r>
-          </w:p>
-        </w:tc>
-        <w:tc>
-          <w:tcPr/>
-          <w:p>
-            <w:pPr>
-              <w:pStyle w:val="Compact"/>
-              <w:jc w:val="left"/>
-            </w:pPr>
-            <w:r>
-              <w:t xml:space="preserve">—</w:t>
+              <w:t xml:space="preserve">157</w:t>
+            </w:r>
+          </w:p>
+        </w:tc>
+        <w:tc>
+          <w:tcPr/>
+          <w:p>
+            <w:pPr>
+              <w:pStyle w:val="Compact"/>
+              <w:jc w:val="left"/>
+            </w:pPr>
+            <w:r>
+              <w:t xml:space="preserve">16</w:t>
+            </w:r>
+          </w:p>
+        </w:tc>
+        <w:tc>
+          <w:tcPr/>
+          <w:p>
+            <w:pPr>
+              <w:pStyle w:val="Compact"/>
+              <w:jc w:val="left"/>
+            </w:pPr>
+            <w:r>
+              <w:t xml:space="preserve">10.2%</w:t>
+            </w:r>
+          </w:p>
+        </w:tc>
+        <w:tc>
+          <w:tcPr/>
+          <w:p>
+            <w:pPr>
+              <w:pStyle w:val="Compact"/>
+              <w:jc w:val="left"/>
+            </w:pPr>
+            <w:r>
+              <w:t xml:space="preserve">0.037</w:t>
+            </w:r>
+          </w:p>
+        </w:tc>
+        <w:tc>
+          <w:tcPr/>
+          <w:p>
+            <w:pPr>
+              <w:pStyle w:val="Compact"/>
+              <w:jc w:val="left"/>
+            </w:pPr>
+            <w:r>
+              <w:t xml:space="preserve">2009–2023</w:t>
             </w:r>
           </w:p>
         </w:tc>
@@ -4032,55 +4067,55 @@
               <w:jc w:val="left"/>
             </w:pPr>
             <w:r>
-              <w:t xml:space="preserve">—</w:t>
-            </w:r>
-          </w:p>
-        </w:tc>
-        <w:tc>
-          <w:tcPr/>
-          <w:p>
-            <w:pPr>
-              <w:pStyle w:val="Compact"/>
-              <w:jc w:val="left"/>
-            </w:pPr>
-            <w:r>
-              <w:t xml:space="preserve">—</w:t>
-            </w:r>
-          </w:p>
-        </w:tc>
-        <w:tc>
-          <w:tcPr/>
-          <w:p>
-            <w:pPr>
-              <w:pStyle w:val="Compact"/>
-              <w:jc w:val="left"/>
-            </w:pPr>
-            <w:r>
-              <w:t xml:space="preserve">—</w:t>
-            </w:r>
-          </w:p>
-        </w:tc>
-        <w:tc>
-          <w:tcPr/>
-          <w:p>
-            <w:pPr>
-              <w:pStyle w:val="Compact"/>
-              <w:jc w:val="left"/>
-            </w:pPr>
-            <w:r>
-              <w:t xml:space="preserve">—</w:t>
-            </w:r>
-          </w:p>
-        </w:tc>
-        <w:tc>
-          <w:tcPr/>
-          <w:p>
-            <w:pPr>
-              <w:pStyle w:val="Compact"/>
-              <w:jc w:val="left"/>
-            </w:pPr>
-            <w:r>
-              <w:t xml:space="preserve">—</w:t>
+              <w:t xml:space="preserve">117</w:t>
+            </w:r>
+          </w:p>
+        </w:tc>
+        <w:tc>
+          <w:tcPr/>
+          <w:p>
+            <w:pPr>
+              <w:pStyle w:val="Compact"/>
+              <w:jc w:val="left"/>
+            </w:pPr>
+            <w:r>
+              <w:t xml:space="preserve">2</w:t>
+            </w:r>
+          </w:p>
+        </w:tc>
+        <w:tc>
+          <w:tcPr/>
+          <w:p>
+            <w:pPr>
+              <w:pStyle w:val="Compact"/>
+              <w:jc w:val="left"/>
+            </w:pPr>
+            <w:r>
+              <w:t xml:space="preserve">1.7%</w:t>
+            </w:r>
+          </w:p>
+        </w:tc>
+        <w:tc>
+          <w:tcPr/>
+          <w:p>
+            <w:pPr>
+              <w:pStyle w:val="Compact"/>
+              <w:jc w:val="left"/>
+            </w:pPr>
+            <w:r>
+              <w:t xml:space="preserve">0.011</w:t>
+            </w:r>
+          </w:p>
+        </w:tc>
+        <w:tc>
+          <w:tcPr/>
+          <w:p>
+            <w:pPr>
+              <w:pStyle w:val="Compact"/>
+              <w:jc w:val="left"/>
+            </w:pPr>
+            <w:r>
+              <w:t xml:space="preserve">2025</w:t>
             </w:r>
           </w:p>
         </w:tc>
@@ -4963,43 +4998,43 @@
               <w:jc w:val="left"/>
             </w:pPr>
             <w:r>
-              <w:t xml:space="preserve">✓</w:t>
-            </w:r>
-          </w:p>
-        </w:tc>
-        <w:tc>
-          <w:tcPr/>
-          <w:p>
-            <w:pPr>
-              <w:pStyle w:val="Compact"/>
-              <w:jc w:val="left"/>
-            </w:pPr>
-            <w:r>
-              <w:t xml:space="preserve">✓</w:t>
-            </w:r>
-          </w:p>
-        </w:tc>
-        <w:tc>
-          <w:tcPr/>
-          <w:p>
-            <w:pPr>
-              <w:pStyle w:val="Compact"/>
-              <w:jc w:val="left"/>
-            </w:pPr>
-            <w:r>
-              <w:t xml:space="preserve">✓</w:t>
-            </w:r>
-          </w:p>
-        </w:tc>
-        <w:tc>
-          <w:tcPr/>
-          <w:p>
-            <w:pPr>
-              <w:pStyle w:val="Compact"/>
-              <w:jc w:val="left"/>
-            </w:pPr>
-            <w:r>
-              <w:t xml:space="preserve">✓</w:t>
+              <w:t xml:space="preserve">Yes</w:t>
+            </w:r>
+          </w:p>
+        </w:tc>
+        <w:tc>
+          <w:tcPr/>
+          <w:p>
+            <w:pPr>
+              <w:pStyle w:val="Compact"/>
+              <w:jc w:val="left"/>
+            </w:pPr>
+            <w:r>
+              <w:t xml:space="preserve">Yes</w:t>
+            </w:r>
+          </w:p>
+        </w:tc>
+        <w:tc>
+          <w:tcPr/>
+          <w:p>
+            <w:pPr>
+              <w:pStyle w:val="Compact"/>
+              <w:jc w:val="left"/>
+            </w:pPr>
+            <w:r>
+              <w:t xml:space="preserve">Yes</w:t>
+            </w:r>
+          </w:p>
+        </w:tc>
+        <w:tc>
+          <w:tcPr/>
+          <w:p>
+            <w:pPr>
+              <w:pStyle w:val="Compact"/>
+              <w:jc w:val="left"/>
+            </w:pPr>
+            <w:r>
+              <w:t xml:space="preserve">Yes</w:t>
             </w:r>
           </w:p>
         </w:tc>
@@ -5049,55 +5084,55 @@
               <w:jc w:val="left"/>
             </w:pPr>
             <w:r>
-              <w:t xml:space="preserve">✓</w:t>
-            </w:r>
-          </w:p>
-        </w:tc>
-        <w:tc>
-          <w:tcPr/>
-          <w:p>
-            <w:pPr>
-              <w:pStyle w:val="Compact"/>
-              <w:jc w:val="left"/>
-            </w:pPr>
-            <w:r>
-              <w:t xml:space="preserve">✓</w:t>
-            </w:r>
-          </w:p>
-        </w:tc>
-        <w:tc>
-          <w:tcPr/>
-          <w:p>
-            <w:pPr>
-              <w:pStyle w:val="Compact"/>
-              <w:jc w:val="left"/>
-            </w:pPr>
-            <w:r>
-              <w:t xml:space="preserve">✓</w:t>
-            </w:r>
-          </w:p>
-        </w:tc>
-        <w:tc>
-          <w:tcPr/>
-          <w:p>
-            <w:pPr>
-              <w:pStyle w:val="Compact"/>
-              <w:jc w:val="left"/>
-            </w:pPr>
-            <w:r>
-              <w:t xml:space="preserve">✓</w:t>
-            </w:r>
-          </w:p>
-        </w:tc>
-        <w:tc>
-          <w:tcPr/>
-          <w:p>
-            <w:pPr>
-              <w:pStyle w:val="Compact"/>
-              <w:jc w:val="left"/>
-            </w:pPr>
-            <w:r>
-              <w:t xml:space="preserve">✓</w:t>
+              <w:t xml:space="preserve">Yes</w:t>
+            </w:r>
+          </w:p>
+        </w:tc>
+        <w:tc>
+          <w:tcPr/>
+          <w:p>
+            <w:pPr>
+              <w:pStyle w:val="Compact"/>
+              <w:jc w:val="left"/>
+            </w:pPr>
+            <w:r>
+              <w:t xml:space="preserve">Yes</w:t>
+            </w:r>
+          </w:p>
+        </w:tc>
+        <w:tc>
+          <w:tcPr/>
+          <w:p>
+            <w:pPr>
+              <w:pStyle w:val="Compact"/>
+              <w:jc w:val="left"/>
+            </w:pPr>
+            <w:r>
+              <w:t xml:space="preserve">Yes</w:t>
+            </w:r>
+          </w:p>
+        </w:tc>
+        <w:tc>
+          <w:tcPr/>
+          <w:p>
+            <w:pPr>
+              <w:pStyle w:val="Compact"/>
+              <w:jc w:val="left"/>
+            </w:pPr>
+            <w:r>
+              <w:t xml:space="preserve">Yes</w:t>
+            </w:r>
+          </w:p>
+        </w:tc>
+        <w:tc>
+          <w:tcPr/>
+          <w:p>
+            <w:pPr>
+              <w:pStyle w:val="Compact"/>
+              <w:jc w:val="left"/>
+            </w:pPr>
+            <w:r>
+              <w:t xml:space="preserve">Yes</w:t>
             </w:r>
           </w:p>
         </w:tc>
@@ -5308,7 +5343,7 @@
           <w:iCs/>
           <w:i/>
         </w:rPr>
-        <w:t xml:space="preserve">Forced Internationalization Penalty (FIP): Confirmed — β(FSTS_c) = −0.404, p = .032 (M1).</w:t>
+        <w:t xml:space="preserve">Forced Internationalization Penalty (FIP): Confirmed, β(FSTS_c) = −0.404, p = .032 (M1).</w:t>
       </w:r>
     </w:p>
     <w:bookmarkEnd w:id="50"/>

--- a/p8/submission/world_development_package/01_manuscript_blinded.docx
+++ b/p8/submission/world_development_package/01_manuscript_blinded.docx
@@ -62,20 +62,7 @@
         <w:pStyle w:val="FirstParagraph"/>
       </w:pPr>
       <w:r>
-        <w:t xml:space="preserve">The conventional inverted-U relationship between internationalization intensity and firm performance rests on three structural prerequisites: a viable domestic market, manageable trade costs, and functional institutional support. This study argues that when all three are absent at once, as they are in Pacific Small Island Developing States (SIDS), the expected non-linear pattern collapses into a monotone negative relationship. We term this the</w:t>
-      </w:r>
-      <w:r>
-        <w:t xml:space="preserve"> </w:t>
-      </w:r>
-      <w:r>
-        <w:rPr>
-          <w:bCs/>
-          <w:b/>
-        </w:rPr>
-        <w:t xml:space="preserve">Forced Internationalization Penalty (FIP)</w:t>
-      </w:r>
-      <w:r>
-        <w:t xml:space="preserve">. FIP is not the downward phase-1 slope of three-stage internationalization theory. It is not a transient learning cost that eventually crosses a turning point; rather, it is a persistent structural condition that arises from the compulsion to export despite systemic disadvantages. Drawing on World Bank Enterprise Survey data from 1,469 firms across nine Pacific SIDS economies (2009–2025), the analysis indicates that internationalization intensity is robustly and negatively associated with labor productivity (β = −0.404, p = .032 in the country-and-year fixed-effects specification; β = −1.236, p &lt; .001 without country fixed effects), with no significant quadratic curvature. Technological capability and digital adoption, both significant moderators in mainland Asian contexts, turn out to be null in the SIDS environment. This pattern is consistent with the FIP mechanism: where the structural prerequisites are absent, firm-level capabilities cannot redirect the I-P relationship toward positive territory. These findings reframe the inverted-U paradigm as conditional rather than universal, identify boundary conditions for institutional moderation theory, and carry direct implications for the Antigua and Barbuda Agenda for SIDS.</w:t>
+        <w:t xml:space="preserve">The conventional inverted-U between internationalization intensity and firm performance rests on three structural prerequisites: a viable domestic market, manageable trade costs, and functional institutions. When all three are absent at once, as in Pacific Small Island Developing States (SIDS), the non-linear pattern collapses into a monotone negative relationship, which we term the Forced Internationalization Penalty (FIP): not a transient phase-1 learning cost, but a persistent structural condition arising from the compulsion to export despite systemic disadvantage. Using World Bank Enterprise Survey data from 1,469 firms across nine Pacific SIDS (2009–2025), internationalization intensity is robustly negatively associated with labour productivity (β = −0.404, p = .032, country-and-year fixed effects) with no quadratic curvature. Technological capability and digital adoption, significant moderators in mainland Asia, are null here. These findings reframe the inverted-U as conditional rather than universal and identify boundary conditions for institutional moderation theory.</w:t>
       </w:r>
     </w:p>
     <w:p>

--- a/p8/submission/world_development_package/01_manuscript_blinded.docx
+++ b/p8/submission/world_development_package/01_manuscript_blinded.docx
@@ -156,7 +156,7 @@
         <w:pStyle w:val="BodyText"/>
       </w:pPr>
       <w:r>
-        <w:t xml:space="preserve">SIDS offer a theoretically extreme yet empirically underserved context for I-P research. These economies are marked by microscopic domestic markets (Tonga: 104,000 inhabitants; Kiribati: 121,000), by geographic isolation so severe that it amplifies trade costs by 30–210% (Winters &amp; Martins, 2004), and by comprehensive institutional voids that limit firms' ability to appropriate returns from international activities (Briguglio, 1995; Khanna &amp; Palepu, 2010). Recent systematic tracking across 121,249 development data points confirms that these conditions have deepened rather than abated. Progress in 2020–2025 is the slowest on record across 15 of 26 tracked benchmarks, with SIDS and Sub-Saharan Africa disproportionately affected (Pirlea et al., 2026). An independent multi-indicator analysis of six development dimensions, namely poverty, life expectancy, schooling, gender equality, climate, and electricity, finds the world developing at its slowest pace in 75 years; 54 economies remain more than a century from reaching developed-country standards on current trajectories, and SIDS are disproportionately represented in this cohort (Mahler, Serajuddin, Wadhwa, &amp; Yonzan, 2026). One point matters above the rest. Firms in SIDS do not</w:t>
+        <w:t xml:space="preserve">We position FIP not as a peripheral anomaly but as the opposite</w:t>
       </w:r>
       <w:r>
         <w:t xml:space="preserve"> </w:t>
@@ -166,6 +166,56 @@
           <w:iCs/>
           <w:i/>
         </w:rPr>
+        <w:t xml:space="preserve">pole</w:t>
+      </w:r>
+      <w:r>
+        <w:t xml:space="preserve"> </w:t>
+      </w:r>
+      <w:r>
+        <w:t xml:space="preserve">of the I-P relationship, the theoretical counterpart against which conventional theory is properly understood. The standard inverted-U describes</w:t>
+      </w:r>
+      <w:r>
+        <w:t xml:space="preserve"> </w:t>
+      </w:r>
+      <w:r>
+        <w:rPr>
+          <w:iCs/>
+          <w:i/>
+        </w:rPr>
+        <w:t xml:space="preserve">internationalization-to-scale</w:t>
+      </w:r>
+      <w:r>
+        <w:t xml:space="preserve">: in strong-institution economies, exporting is a profit-optimizing choice, and the descending limb arrives only at a very late turning point because a viable home base, manageable trade costs, and functional institutions allow firms to appropriate scale and learning gains. FIP describes the inverse logic,</w:t>
+      </w:r>
+      <w:r>
+        <w:t xml:space="preserve"> </w:t>
+      </w:r>
+      <w:r>
+        <w:rPr>
+          <w:iCs/>
+          <w:i/>
+        </w:rPr>
+        <w:t xml:space="preserve">internationalization-to-survive</w:t>
+      </w:r>
+      <w:r>
+        <w:t xml:space="preserve">: when those same prerequisites are absent, firms are forced to export despite logistics costs so severe that they erode all profit, and the inverted-U collapses into a monotone negative line from the origin. The two regimes are not different points on one curve but two ends of a single theoretical continuum, with conventional theory occupying one pole and FIP the other. Far from a footnote, the FIP regime is the theoretically most revealing case. It is the analogue of a singularity, the limiting point at which the familiar laws cease to apply and, precisely in their breakdown, expose the structural prerequisites the inverted-U silently assumes but never names. Studying where the curve collapses tells us what the curve was built on.</w:t>
+      </w:r>
+    </w:p>
+    <w:p>
+      <w:pPr>
+        <w:pStyle w:val="BodyText"/>
+      </w:pPr>
+      <w:r>
+        <w:t xml:space="preserve">SIDS offer a theoretically extreme yet empirically underserved context for I-P research. These economies are marked by microscopic domestic markets (Tonga: 104,000 inhabitants; Kiribati: 121,000), by geographic isolation so severe that it amplifies trade costs by 30–210% (Winters &amp; Martins, 2004), and by comprehensive institutional voids that limit firms' ability to appropriate returns from international activities (Briguglio, 1995; Khanna &amp; Palepu, 2010). Recent systematic tracking across 121,249 development data points confirms that these conditions have deepened rather than abated. Progress in 2020–2025 is the slowest on record across 15 of 26 tracked benchmarks, with SIDS and Sub-Saharan Africa disproportionately affected (Pirlea et al., 2026). An independent multi-indicator analysis of six development dimensions, namely poverty, life expectancy, schooling, gender equality, climate, and electricity, finds the world developing at its slowest pace in 75 years; 54 economies remain more than a century from reaching developed-country standards on current trajectories, and SIDS are disproportionately represented in this cohort (Mahler, Serajuddin, Wadhwa, &amp; Yonzan, 2026). One point matters above the rest. Firms in SIDS do not</w:t>
+      </w:r>
+      <w:r>
+        <w:t xml:space="preserve"> </w:t>
+      </w:r>
+      <w:r>
+        <w:rPr>
+          <w:iCs/>
+          <w:i/>
+        </w:rPr>
         <w:t xml:space="preserve">choose</w:t>
       </w:r>
       <w:r>
@@ -180,7 +230,23 @@
         <w:pStyle w:val="BodyText"/>
       </w:pPr>
       <w:r>
-        <w:t xml:space="preserve">This study makes three contributions to the IB literature. First, it introduces and theoretically defines FIP as a boundary condition of the inverted-U paradigm, distinguishing it from adjacent concepts that include phase-1 costs in three-stage theory (Contractor et al., 2003), Liability of Foreignness (Zaheer, 1995), and necessity entrepreneurship (Sarasvathy et al., 2014). Second, it provides empirical evidence from 1,469 firms across nine Pacific SIDS economies using World Bank Enterprise Survey (WBES) data, the most comprehensive firm-level I-P analysis in Pacific SIDS to date. Third, it documents that firm-level capabilities, namely technological capability and digital adoption, do not appear to override FIP. This last result shifts the theoretical conversation from "institutional moderation of the I-P relationship" (Marano, Tallman, &amp; Teece, 2016) toward "institutional determination of the sign of the I-P relationship."</w:t>
+        <w:t xml:space="preserve">This study makes three contributions to the IB literature. First, and centrally, it introduces and theoretically defines FIP as a</w:t>
+      </w:r>
+      <w:r>
+        <w:t xml:space="preserve"> </w:t>
+      </w:r>
+      <w:r>
+        <w:rPr>
+          <w:iCs/>
+          <w:i/>
+        </w:rPr>
+        <w:t xml:space="preserve">general</w:t>
+      </w:r>
+      <w:r>
+        <w:t xml:space="preserve"> </w:t>
+      </w:r>
+      <w:r>
+        <w:t xml:space="preserve">boundary condition for institutional moderation theory, not a niche curiosity confined to remote islands. By identifying the conditions under which the inverted-U inverts, FIP demonstrates that the inverted-U is itself conditional rather than universal: it is the special case that obtains when three structural prerequisites happen to be satisfied, and FIP is the equally lawful regime that obtains when they are not. SIDS are the empirical site where this becomes visible, but the contribution is to the architecture of I-P theory writ large. We distinguish FIP from adjacent concepts that include phase-1 costs in three-stage theory (Contractor et al., 2003), Liability of Foreignness (Zaheer, 1995), and necessity entrepreneurship (Sarasvathy et al., 2014). Second, it provides empirical evidence from 1,469 firms across nine Pacific SIDS economies using World Bank Enterprise Survey (WBES) data, the most comprehensive firm-level I-P analysis in Pacific SIDS to date. Third, it documents that firm-level capabilities, namely technological capability and digital adoption, do not appear to override FIP. This last result shifts the theoretical conversation from "institutional moderation of the I-P relationship" (Marano, Tallman, &amp; Teece, 2016) toward "institutional determination of the sign of the I-P relationship."</w:t>
       </w:r>
     </w:p>
     <w:p>
@@ -2238,6 +2304,14 @@
         <w:t xml:space="preserve">the I-P relationship (Marano et al., 2016) is then a special case of a more general theoretical relationship. When institutional conditions cross a structural threshold from "weaker moderation" to "violated prerequisites," the sign of the I-P relationship reverses, not merely its magnitude.</w:t>
       </w:r>
     </w:p>
+    <w:p>
+      <w:pPr>
+        <w:pStyle w:val="BodyText"/>
+      </w:pPr>
+      <w:r>
+        <w:t xml:space="preserve">Read this way, conventional theory and FIP are the two poles of a single continuum rather than a rule and its exception. At the strong-institution pole, internationalization is internationalization-to-scale: a firm such as a Singaporean exporter operates on the long ascending limb where exporting optimizes profit margins, and the turning point arrives very late because the home base, trade costs, and institutions all permit scale and learning gains to be appropriated. At the opposite pole, internationalization is internationalization-to-survive: SIDS firms are forced to export despite trade-cost amplifications that erode all profit, and the curve collapses into a monotone negative line. The value of the FIP pole is not that it is rare but that it is diagnostic. It is the theoretically most revealing case precisely because it is the singularity at which the inverted-U breaks down, and where the breakdown lays bare the structural prerequisites the standard model assumes but leaves unstated. The conventional curve never had to declare its dependence on a viable home market, on bearable logistics, and on functioning institutions, because in mainstream samples those conditions are always present; only at the FIP pole, where they vanish together, does that hidden dependence become observable. FIP therefore contributes a general boundary condition to institutional moderation theory: it specifies the limit at which moderation of degree gives way to determination of sign.</w:t>
+      </w:r>
+    </w:p>
     <w:bookmarkEnd w:id="38"/>
     <w:bookmarkStart w:id="39" w:name="X0f7881790c29927869278ccfdf374374fedd8e4"/>
     <w:p>
@@ -2587,7 +2661,7 @@
         <w:pStyle w:val="BodyText"/>
       </w:pPr>
       <w:r>
-        <w:t xml:space="preserve">These findings contribute to IB theory in two ways. First, they help reorient the discourse on institutional effects from "institutional moderation of I-P intensity" toward "institutional determination of I-P sign," which suggests that the inverted-U may be conditional on structural prerequisites rather than broadly applicable across contexts. Second, they extend the application of "forced internationalization" beyond the SME literature into the performance-outcome domain, providing a theoretically defined and empirically grounded construct, FIP, that future research can build upon.</w:t>
+        <w:t xml:space="preserve">These findings contribute to IB theory in two ways. First, they help reorient the discourse on institutional effects from "institutional moderation of I-P intensity" toward "institutional determination of I-P sign," which establishes the inverted-U as conditional on structural prerequisites rather than universal. FIP and conventional theory are best understood as the two poles of one continuum: internationalization-to-scale, where exporting optimizes margins and the turning point is very late, and internationalization-to-survive, where firms are compelled to export despite profit-eroding logistics costs and the curve collapses to a monotone negative line. The SIDS case is valuable not because it is exotic but because it is the singularity at which the standard model breaks down and thereby reveals the prerequisites it silently assumes; FIP names that limiting regime and supplies a general boundary condition for institutional moderation theory. Second, they extend the application of "forced internationalization" beyond the SME literature into the performance-outcome domain, providing a theoretically defined and empirically grounded construct, FIP, that future research can build upon.</w:t>
       </w:r>
     </w:p>
     <w:p>

--- a/p8/submission/world_development_package/01_manuscript_blinded.docx
+++ b/p8/submission/world_development_package/01_manuscript_blinded.docx
@@ -62,7 +62,18 @@
         <w:pStyle w:val="FirstParagraph"/>
       </w:pPr>
       <w:r>
-        <w:t xml:space="preserve">The conventional inverted-U between internationalization intensity and firm performance rests on three structural prerequisites: a viable domestic market, manageable trade costs, and functional institutions. When all three are absent at once, as in Pacific Small Island Developing States (SIDS), the non-linear pattern collapses into a monotone negative relationship, which we term the Forced Internationalization Penalty (FIP): not a transient phase-1 learning cost, but a persistent structural condition arising from the compulsion to export despite systemic disadvantage. Using World Bank Enterprise Survey data from 1,469 firms across nine Pacific SIDS (2009–2025), internationalization intensity is robustly negatively associated with labour productivity (β = −0.404, p = .032, country-and-year fixed effects) with no quadratic curvature. Technological capability and digital adoption, significant moderators in mainland Asia, are null here. These findings reframe the inverted-U as conditional rather than universal and identify boundary conditions for institutional moderation theory.</w:t>
+        <w:t xml:space="preserve">The conventional inverted-U between internationalization intensity and firm performance rests on three structural prerequisites: a viable domestic market, manageable trade costs, and functional institutions. When all three are absent at once, as in Pacific Small Island Developing States (SIDS), the non-linear pattern collapses into a monotone negative relationship, which we term the Forced Internationalization Penalty (FIP): not a transient phase-1 learning cost, but a persistent structural condition arising from the compulsion to export despite systemic disadvantage. Using World Bank Enterprise Survey data from 1,469 firms across nine Pacific SIDS (2009–2025), internationalization intensity is robustly negatively associated with labour productivity (</w:t>
+      </w:r>
+      <m:oMath>
+        <m:r>
+          <m:t>β</m:t>
+        </m:r>
+      </m:oMath>
+      <w:r>
+        <w:t xml:space="preserve"> </w:t>
+      </w:r>
+      <w:r>
+        <w:t xml:space="preserve">= −0.404, p = .032, country-and-year fixed effects) with no quadratic curvature. Technological capability and digital adoption, significant moderators in mainland Asia, are null here. These findings reframe the inverted-U as conditional rather than universal and identify boundary conditions for institutional moderation theory.</w:t>
       </w:r>
     </w:p>
     <w:p>
@@ -156,7 +167,7 @@
         <w:pStyle w:val="BodyText"/>
       </w:pPr>
       <w:r>
-        <w:t xml:space="preserve">We position FIP not as a peripheral anomaly but as the opposite</w:t>
+        <w:t xml:space="preserve">We position FIP as a structural boundary condition rather than a peripheral anomaly. The standard inverted-U describes</w:t>
       </w:r>
       <w:r>
         <w:t xml:space="preserve"> </w:t>
@@ -166,13 +177,10 @@
           <w:iCs/>
           <w:i/>
         </w:rPr>
-        <w:t xml:space="preserve">pole</w:t>
-      </w:r>
-      <w:r>
-        <w:t xml:space="preserve"> </w:t>
-      </w:r>
-      <w:r>
-        <w:t xml:space="preserve">of the I-P relationship, the theoretical counterpart against which conventional theory is properly understood. The standard inverted-U describes</w:t>
+        <w:t xml:space="preserve">internationalization-to-scale</w:t>
+      </w:r>
+      <w:r>
+        <w:t xml:space="preserve">: in strong-institution economies, exporting is a profit-optimizing choice, and the descending limb arrives only at a very late turning point because a viable home base, manageable trade costs, and functional institutions allow firms to appropriate scale and learning gains. FIP describes the inverse logic,</w:t>
       </w:r>
       <w:r>
         <w:t xml:space="preserve"> </w:t>
@@ -182,10 +190,18 @@
           <w:iCs/>
           <w:i/>
         </w:rPr>
-        <w:t xml:space="preserve">internationalization-to-scale</w:t>
-      </w:r>
-      <w:r>
-        <w:t xml:space="preserve">: in strong-institution economies, exporting is a profit-optimizing choice, and the descending limb arrives only at a very late turning point because a viable home base, manageable trade costs, and functional institutions allow firms to appropriate scale and learning gains. FIP describes the inverse logic,</w:t>
+        <w:t xml:space="preserve">internationalization-to-survive</w:t>
+      </w:r>
+      <w:r>
+        <w:t xml:space="preserve">: when those same prerequisites are absent, firms are forced to export despite logistics costs so severe that they erode all profit, and the inverted-U collapses into a monotone negative line. The two regimes are not different points on one curve but reflect different combinations of the three structural conditions; conventional theory characterizes the cases in which all three are satisfied, and FIP characterizes cases in which they are not. Empirically, identifying where the curve breaks down clarifies the structural prerequisites the conventional inverted-U logic assumes.</w:t>
+      </w:r>
+    </w:p>
+    <w:p>
+      <w:pPr>
+        <w:pStyle w:val="BodyText"/>
+      </w:pPr>
+      <w:r>
+        <w:t xml:space="preserve">SIDS offer a theoretically extreme yet empirically underserved context for I-P research. These economies are marked by microscopic domestic markets (Tonga: 104,000 inhabitants; Kiribati: 121,000), by geographic isolation so severe that it amplifies trade costs by 30–210% (Winters &amp; Martins, 2004), and by comprehensive institutional voids that limit firms' ability to appropriate returns from international activities (Briguglio, 1995; Khanna &amp; Palepu, 2010). Recent systematic tracking across 121,249 development data points confirms that these conditions have deepened rather than abated. Progress in 2020–2025 is the slowest on record across 15 of 26 tracked benchmarks, with SIDS and Sub-Saharan Africa disproportionately affected (Pirlea et al., 2026). An independent multi-indicator analysis of six development dimensions, namely poverty, life expectancy, schooling, gender equality, climate, and electricity, finds the world developing at its slowest pace in 75 years; 54 economies remain more than a century from reaching developed-country standards on current trajectories, and SIDS are disproportionately represented in this cohort (Mahler, Serajuddin, Wadhwa, &amp; Yonzan, 2026). Firms in SIDS do not</w:t>
       </w:r>
       <w:r>
         <w:t xml:space="preserve"> </w:t>
@@ -195,58 +211,21 @@
           <w:iCs/>
           <w:i/>
         </w:rPr>
-        <w:t xml:space="preserve">internationalization-to-survive</w:t>
-      </w:r>
-      <w:r>
-        <w:t xml:space="preserve">: when those same prerequisites are absent, firms are forced to export despite logistics costs so severe that they erode all profit, and the inverted-U collapses into a monotone negative line from the origin. The two regimes are not different points on one curve but two ends of a single theoretical continuum, with conventional theory occupying one pole and FIP the other. Far from a footnote, the FIP regime is the theoretically most revealing case. It is the analogue of a singularity, the limiting point at which the familiar laws cease to apply and, precisely in their breakdown, expose the structural prerequisites the inverted-U silently assumes but never names. Studying where the curve collapses tells us what the curve was built on.</w:t>
-      </w:r>
-    </w:p>
-    <w:p>
-      <w:pPr>
-        <w:pStyle w:val="BodyText"/>
-      </w:pPr>
-      <w:r>
-        <w:t xml:space="preserve">SIDS offer a theoretically extreme yet empirically underserved context for I-P research. These economies are marked by microscopic domestic markets (Tonga: 104,000 inhabitants; Kiribati: 121,000), by geographic isolation so severe that it amplifies trade costs by 30–210% (Winters &amp; Martins, 2004), and by comprehensive institutional voids that limit firms' ability to appropriate returns from international activities (Briguglio, 1995; Khanna &amp; Palepu, 2010). Recent systematic tracking across 121,249 development data points confirms that these conditions have deepened rather than abated. Progress in 2020–2025 is the slowest on record across 15 of 26 tracked benchmarks, with SIDS and Sub-Saharan Africa disproportionately affected (Pirlea et al., 2026). An independent multi-indicator analysis of six development dimensions, namely poverty, life expectancy, schooling, gender equality, climate, and electricity, finds the world developing at its slowest pace in 75 years; 54 economies remain more than a century from reaching developed-country standards on current trajectories, and SIDS are disproportionately represented in this cohort (Mahler, Serajuddin, Wadhwa, &amp; Yonzan, 2026). One point matters above the rest. Firms in SIDS do not</w:t>
-      </w:r>
-      <w:r>
-        <w:t xml:space="preserve"> </w:t>
-      </w:r>
-      <w:r>
-        <w:rPr>
-          <w:iCs/>
-          <w:i/>
-        </w:rPr>
         <w:t xml:space="preserve">choose</w:t>
       </w:r>
       <w:r>
         <w:t xml:space="preserve"> </w:t>
       </w:r>
       <w:r>
-        <w:t xml:space="preserve">to internationalize as a growth strategy; for many, exporting is a structural imperative dictated by the impossibility of achieving minimum efficient scale at home. This compulsion, which we describe as survival-based internationalization, fundamentally alters the logic of the I-P relationship.</w:t>
-      </w:r>
-    </w:p>
-    <w:p>
-      <w:pPr>
-        <w:pStyle w:val="BodyText"/>
-      </w:pPr>
-      <w:r>
-        <w:t xml:space="preserve">This study makes three contributions to the IB literature. First, and centrally, it introduces and theoretically defines FIP as a</w:t>
-      </w:r>
-      <w:r>
-        <w:t xml:space="preserve"> </w:t>
-      </w:r>
-      <w:r>
-        <w:rPr>
-          <w:iCs/>
-          <w:i/>
-        </w:rPr>
-        <w:t xml:space="preserve">general</w:t>
-      </w:r>
-      <w:r>
-        <w:t xml:space="preserve"> </w:t>
-      </w:r>
-      <w:r>
-        <w:t xml:space="preserve">boundary condition for institutional moderation theory, not a niche curiosity confined to remote islands. By identifying the conditions under which the inverted-U inverts, FIP demonstrates that the inverted-U is itself conditional rather than universal: it is the special case that obtains when three structural prerequisites happen to be satisfied, and FIP is the equally lawful regime that obtains when they are not. SIDS are the empirical site where this becomes visible, but the contribution is to the architecture of I-P theory writ large. We distinguish FIP from adjacent concepts that include phase-1 costs in three-stage theory (Contractor et al., 2003), Liability of Foreignness (Zaheer, 1995), and necessity entrepreneurship (Sarasvathy et al., 2014). Second, it provides empirical evidence from 1,469 firms across nine Pacific SIDS economies using World Bank Enterprise Survey (WBES) data, the most comprehensive firm-level I-P analysis in Pacific SIDS to date. Third, it documents that firm-level capabilities, namely technological capability and digital adoption, do not appear to override FIP. This last result shifts the theoretical conversation from "institutional moderation of the I-P relationship" (Marano, Tallman, &amp; Teece, 2016) toward "institutional determination of the sign of the I-P relationship."</w:t>
+        <w:t xml:space="preserve">to internationalize as a growth strategy; for many, exporting is a structural imperative dictated by the impossibility of achieving minimum efficient scale at home. This compulsion, which we describe as survival-based internationalization, reshapes the logic of the I-P relationship.</w:t>
+      </w:r>
+    </w:p>
+    <w:p>
+      <w:pPr>
+        <w:pStyle w:val="BodyText"/>
+      </w:pPr>
+      <w:r>
+        <w:t xml:space="preserve">This study makes three contributions to the IB literature. First, it provides a structured naming and explicit empirical operationalization for the SIDS internationalization mechanism that the foundational SIDS literature (Briguglio, 1995; Bertram, 2006 MIRAB; Briguglio et al., 2009) has long analysed at the macro level. The three-prerequisite structure (non-viable home market, prohibitive trade costs, comprehensive institutional voids) is established; our contribution is the firm-level operationalization, the FIP label that connects those macro constraints to the sign of the FSTS coefficient in I-P regressions, and the demonstration that this firm-level signature is recoverable in WBES data. We distinguish FIP from adjacent firm-level concepts including phase-1 costs in three-stage theory (Contractor et al., 2003), Liability of Foreignness (Zaheer, 1995), and necessity entrepreneurship (Sarasvathy et al., 2014). Second, it provides empirical evidence from 1,469 firms across nine Pacific SIDS economies using World Bank Enterprise Survey (WBES) data, the most comprehensive firm-level I-P analysis in Pacific SIDS to date. Third, it documents that firm-level capabilities, namely technological capability and digital adoption, do not appear to override FIP. This last result shifts the theoretical conversation from "institutional moderation of the I-P relationship" (Marano, Tallman, &amp; Teece, 2016) toward "institutional determination of the sign of the I-P relationship."</w:t>
       </w:r>
     </w:p>
     <w:p>
@@ -702,7 +681,34 @@
         <w:t xml:space="preserve"> </w:t>
       </w:r>
       <w:r>
-        <w:t xml:space="preserve">Following the methodology of Haans et al. (2016) and Contractor et al. (2003), we construct FSTS (Foreign Sales to Total Sales) from WBES item d3c (percentage of sales exported), divided by 100. For the main models, FSTS is mean-centered at the wave level: FSTS_c = FSTS − mean_wave(FSTS), yielding a mean FSTS of 0.060 (SD unreported due to small exporter subsample). Mean-centering suppresses cross-wave level differences while preserving within-wave variation, following standard practice for studies examining FSTS curvature (Haans et al., 2016).</w:t>
+        <w:t xml:space="preserve">Following the methodology of Haans et al. (2016) and Contractor et al. (2003), we construct FSTS (Foreign Sales to Total Sales) from WBES item d3c (percentage of sales exported), divided by 100. For the main models, FSTS is mean-centered at the wave level:</w:t>
+      </w:r>
+      <w:r>
+        <w:t xml:space="preserve"> </w:t>
+      </w:r>
+      <m:oMath>
+        <m:sSub>
+          <m:e>
+            <m:r>
+              <m:rPr>
+                <m:nor/>
+                <m:sty m:val="p"/>
+              </m:rPr>
+              <m:t>FSTS</m:t>
+            </m:r>
+          </m:e>
+          <m:sub>
+            <m:r>
+              <m:t>c</m:t>
+            </m:r>
+          </m:sub>
+        </m:sSub>
+      </m:oMath>
+      <w:r>
+        <w:t xml:space="preserve"> </w:t>
+      </w:r>
+      <w:r>
+        <w:t xml:space="preserve">= FSTS − mean_wave(FSTS), yielding a mean FSTS of 0.060 (SD unreported due to small exporter subsample). Mean-centering suppresses cross-wave level differences while preserving within-wave variation, following standard practice for studies examining FSTS curvature (Haans et al., 2016).</w:t>
       </w:r>
     </w:p>
     <w:p>
@@ -714,25 +720,102 @@
           <w:bCs/>
           <w:b/>
         </w:rPr>
-        <w:t xml:space="preserve">Technological capability index (TCI_z).</w:t>
-      </w:r>
-      <w:r>
-        <w:t xml:space="preserve"> </w:t>
-      </w:r>
-      <w:r>
-        <w:t xml:space="preserve">Following Lall (1992) and Goedhuys and Sleuwaegen (2013), TCI is constructed from two WBES items: b8 (internationally recognized quality certification, binary) and e6 (licensing of foreign technology, binary). TCI_z is the z-standardized mean of these two indicators.</w:t>
-      </w:r>
-    </w:p>
-    <w:p>
-      <w:pPr>
-        <w:pStyle w:val="BodyText"/>
-      </w:pPr>
+        <w:t xml:space="preserve">Technological capability index (</w:t>
+      </w:r>
+      <m:oMath>
+        <m:sSub>
+          <m:e>
+            <m:r>
+              <m:rPr>
+                <m:nor/>
+                <m:sty m:val="p"/>
+              </m:rPr>
+              <m:t>TCI</m:t>
+            </m:r>
+          </m:e>
+          <m:sub>
+            <m:r>
+              <m:t>z</m:t>
+            </m:r>
+          </m:sub>
+        </m:sSub>
+      </m:oMath>
       <w:r>
         <w:rPr>
           <w:bCs/>
           <w:b/>
         </w:rPr>
-        <w:t xml:space="preserve">Digital adoption index (DAI_z).</w:t>
+        <w:t xml:space="preserve">).</w:t>
+      </w:r>
+      <w:r>
+        <w:t xml:space="preserve"> </w:t>
+      </w:r>
+      <w:r>
+        <w:t xml:space="preserve">Following Lall (1992) and Goedhuys and Sleuwaegen (2013), TCI is constructed from two WBES items: b8 (internationally recognized quality certification, binary) and e6 (licensing of foreign technology, binary).</w:t>
+      </w:r>
+      <w:r>
+        <w:t xml:space="preserve"> </w:t>
+      </w:r>
+      <m:oMath>
+        <m:sSub>
+          <m:e>
+            <m:r>
+              <m:rPr>
+                <m:nor/>
+                <m:sty m:val="p"/>
+              </m:rPr>
+              <m:t>TCI</m:t>
+            </m:r>
+          </m:e>
+          <m:sub>
+            <m:r>
+              <m:t>z</m:t>
+            </m:r>
+          </m:sub>
+        </m:sSub>
+      </m:oMath>
+      <w:r>
+        <w:t xml:space="preserve"> </w:t>
+      </w:r>
+      <w:r>
+        <w:t xml:space="preserve">is the z-standardized mean of these two indicators.</w:t>
+      </w:r>
+    </w:p>
+    <w:p>
+      <w:pPr>
+        <w:pStyle w:val="BodyText"/>
+      </w:pPr>
+      <w:r>
+        <w:rPr>
+          <w:bCs/>
+          <w:b/>
+        </w:rPr>
+        <w:t xml:space="preserve">Digital adoption index (</w:t>
+      </w:r>
+      <m:oMath>
+        <m:sSub>
+          <m:e>
+            <m:r>
+              <m:rPr>
+                <m:nor/>
+                <m:sty m:val="p"/>
+              </m:rPr>
+              <m:t>DAI</m:t>
+            </m:r>
+          </m:e>
+          <m:sub>
+            <m:r>
+              <m:t>z</m:t>
+            </m:r>
+          </m:sub>
+        </m:sSub>
+      </m:oMath>
+      <w:r>
+        <w:rPr>
+          <w:bCs/>
+          <w:b/>
+        </w:rPr>
+        <w:t xml:space="preserve">).</w:t>
       </w:r>
       <w:r>
         <w:t xml:space="preserve"> </w:t>
@@ -751,7 +834,34 @@
         <w:t xml:space="preserve">foundational website adoption</w:t>
       </w:r>
       <w:r>
-        <w:t xml:space="preserve">, the first step of digital presence. It is appropriate for the SIDS context where advanced digital infrastructure is limited, only 5% of low-income country populations had basic digital skills in 2023, and high-income economies account for 77% of global data center capacity (Mahler, Wang, &amp; Weber, 2026). DAI_z is the z-standardized value. We do not claim to measure dynamic digital capability, which would require multi-tiered indicators unavailable in WBES for this sample.</w:t>
+        <w:t xml:space="preserve">, the first step of digital presence. It is appropriate for the SIDS context where advanced digital infrastructure is limited, only 5% of low-income country populations had basic digital skills in 2023, and high-income economies account for 77% of global data center capacity (Mahler, Wang, &amp; Weber, 2026).</w:t>
+      </w:r>
+      <w:r>
+        <w:t xml:space="preserve"> </w:t>
+      </w:r>
+      <m:oMath>
+        <m:sSub>
+          <m:e>
+            <m:r>
+              <m:rPr>
+                <m:nor/>
+                <m:sty m:val="p"/>
+              </m:rPr>
+              <m:t>DAI</m:t>
+            </m:r>
+          </m:e>
+          <m:sub>
+            <m:r>
+              <m:t>z</m:t>
+            </m:r>
+          </m:sub>
+        </m:sSub>
+      </m:oMath>
+      <w:r>
+        <w:t xml:space="preserve"> </w:t>
+      </w:r>
+      <w:r>
+        <w:t xml:space="preserve">is the z-standardized value. We do not claim to measure dynamic digital capability, which would require multi-tiered indicators unavailable in WBES for this sample.</w:t>
       </w:r>
     </w:p>
     <w:p>
@@ -1416,7 +1526,88 @@
         <w:t xml:space="preserve"> </w:t>
       </w:r>
       <w:r>
-        <w:t xml:space="preserve">b8 and e6 are recoded from WBES response codes (1 = yes, 2 = no) to binary (1/0). c22b is recoded similarly. TCI_z and DAI_z are standardised across the full pooled sample. PPP conversion uses World Bank ICP deflators matched to survey year. FSTS_c is centred within each country-year wave so that turning-point estimates are not confounded by cross-wave composition shifts (Haans et al., 2016). DAI captures only Tier-1 static website presence; Tier-2 (e-payment) and Tier-3 (cloud/ERP) indicators are unavailable for these WBES waves.</w:t>
+        <w:t xml:space="preserve">b8 and e6 are recoded from WBES response codes (1 = yes, 2 = no) to binary (1/0). c22b is recoded similarly.</w:t>
+      </w:r>
+      <w:r>
+        <w:t xml:space="preserve"> </w:t>
+      </w:r>
+      <m:oMath>
+        <m:sSub>
+          <m:e>
+            <m:r>
+              <m:rPr>
+                <m:nor/>
+                <m:sty m:val="p"/>
+              </m:rPr>
+              <m:t>TCI</m:t>
+            </m:r>
+          </m:e>
+          <m:sub>
+            <m:r>
+              <m:t>z</m:t>
+            </m:r>
+          </m:sub>
+        </m:sSub>
+      </m:oMath>
+      <w:r>
+        <w:t xml:space="preserve"> </w:t>
+      </w:r>
+      <w:r>
+        <w:t xml:space="preserve">and</w:t>
+      </w:r>
+      <w:r>
+        <w:t xml:space="preserve"> </w:t>
+      </w:r>
+      <m:oMath>
+        <m:sSub>
+          <m:e>
+            <m:r>
+              <m:rPr>
+                <m:nor/>
+                <m:sty m:val="p"/>
+              </m:rPr>
+              <m:t>DAI</m:t>
+            </m:r>
+          </m:e>
+          <m:sub>
+            <m:r>
+              <m:t>z</m:t>
+            </m:r>
+          </m:sub>
+        </m:sSub>
+      </m:oMath>
+      <w:r>
+        <w:t xml:space="preserve"> </w:t>
+      </w:r>
+      <w:r>
+        <w:t xml:space="preserve">are standardised across the full pooled sample. PPP conversion uses World Bank ICP deflators matched to survey year.</w:t>
+      </w:r>
+      <w:r>
+        <w:t xml:space="preserve"> </w:t>
+      </w:r>
+      <m:oMath>
+        <m:sSub>
+          <m:e>
+            <m:r>
+              <m:rPr>
+                <m:nor/>
+                <m:sty m:val="p"/>
+              </m:rPr>
+              <m:t>FSTS</m:t>
+            </m:r>
+          </m:e>
+          <m:sub>
+            <m:r>
+              <m:t>c</m:t>
+            </m:r>
+          </m:sub>
+        </m:sSub>
+      </m:oMath>
+      <w:r>
+        <w:t xml:space="preserve"> </w:t>
+      </w:r>
+      <w:r>
+        <w:t xml:space="preserve">is centred within each country-year wave so that turning-point estimates are not confounded by cross-wave composition shifts (Haans et al., 2016). DAI captures only Tier-1 static website presence; Tier-2 (e-payment) and Tier-3 (cloud/ERP) indicators are unavailable for these WBES waves.</w:t>
       </w:r>
     </w:p>
     <w:bookmarkEnd w:id="28"/>
@@ -1455,7 +1646,76 @@
         <w:t xml:space="preserve"> </w:t>
       </w:r>
       <w:r>
-        <w:t xml:space="preserve">ln_LP_it = α + γ₁ ln_size_it + γ₂ firm_age_it + γ₃ foreign_own_pct_it + δ_c + λ_t + ε_it</w:t>
+        <w:t xml:space="preserve">ln_LP_it =</w:t>
+      </w:r>
+      <w:r>
+        <w:t xml:space="preserve"> </w:t>
+      </w:r>
+      <m:oMath>
+        <m:r>
+          <m:t>α</m:t>
+        </m:r>
+      </m:oMath>
+      <w:r>
+        <w:t xml:space="preserve"> </w:t>
+      </w:r>
+      <w:r>
+        <w:t xml:space="preserve">+</w:t>
+      </w:r>
+      <w:r>
+        <w:t xml:space="preserve"> </w:t>
+      </w:r>
+      <m:oMath>
+        <m:r>
+          <m:t>γ</m:t>
+        </m:r>
+      </m:oMath>
+      <w:r>
+        <w:t xml:space="preserve">₁ ln_size_it +</w:t>
+      </w:r>
+      <w:r>
+        <w:t xml:space="preserve"> </w:t>
+      </w:r>
+      <m:oMath>
+        <m:r>
+          <m:t>γ</m:t>
+        </m:r>
+      </m:oMath>
+      <w:r>
+        <w:t xml:space="preserve">₂ firm_age_it +</w:t>
+      </w:r>
+      <w:r>
+        <w:t xml:space="preserve"> </w:t>
+      </w:r>
+      <m:oMath>
+        <m:r>
+          <m:t>γ</m:t>
+        </m:r>
+      </m:oMath>
+      <w:r>
+        <w:t xml:space="preserve">₃ foreign_own_pct_it + δ_c +</w:t>
+      </w:r>
+      <w:r>
+        <w:t xml:space="preserve"> </w:t>
+      </w:r>
+      <m:oMath>
+        <m:r>
+          <m:t>λ</m:t>
+        </m:r>
+      </m:oMath>
+      <w:r>
+        <w:t xml:space="preserve">_t +</w:t>
+      </w:r>
+      <w:r>
+        <w:t xml:space="preserve"> </w:t>
+      </w:r>
+      <m:oMath>
+        <m:r>
+          <m:t>ϵ</m:t>
+        </m:r>
+      </m:oMath>
+      <w:r>
+        <w:t xml:space="preserve">_it</w:t>
       </w:r>
     </w:p>
     <w:p>
@@ -1476,7 +1736,95 @@
         <w:t xml:space="preserve"> </w:t>
       </w:r>
       <w:r>
-        <w:t xml:space="preserve">ln_LP_it = α + β₁ FSTS_c_it + γ·X_it + δ_c + λ_t + ε_it</w:t>
+        <w:t xml:space="preserve">ln_LP_it =</w:t>
+      </w:r>
+      <w:r>
+        <w:t xml:space="preserve"> </w:t>
+      </w:r>
+      <m:oMath>
+        <m:r>
+          <m:t>α</m:t>
+        </m:r>
+      </m:oMath>
+      <w:r>
+        <w:t xml:space="preserve"> </w:t>
+      </w:r>
+      <w:r>
+        <w:t xml:space="preserve">+</w:t>
+      </w:r>
+      <w:r>
+        <w:t xml:space="preserve"> </w:t>
+      </w:r>
+      <m:oMath>
+        <m:sSub>
+          <m:e>
+            <m:r>
+              <m:t>β</m:t>
+            </m:r>
+          </m:e>
+          <m:sub>
+            <m:r>
+              <m:t>1</m:t>
+            </m:r>
+          </m:sub>
+        </m:sSub>
+      </m:oMath>
+      <w:r>
+        <w:t xml:space="preserve"> </w:t>
+      </w:r>
+      <m:oMath>
+        <m:sSub>
+          <m:e>
+            <m:r>
+              <m:rPr>
+                <m:nor/>
+                <m:sty m:val="p"/>
+              </m:rPr>
+              <m:t>FSTS</m:t>
+            </m:r>
+          </m:e>
+          <m:sub>
+            <m:r>
+              <m:t>c</m:t>
+            </m:r>
+          </m:sub>
+        </m:sSub>
+      </m:oMath>
+      <w:r>
+        <w:t xml:space="preserve">_it +</w:t>
+      </w:r>
+      <w:r>
+        <w:t xml:space="preserve"> </w:t>
+      </w:r>
+      <m:oMath>
+        <m:r>
+          <m:t>γ</m:t>
+        </m:r>
+      </m:oMath>
+      <w:r>
+        <w:t xml:space="preserve">·X_it + δ_c +</w:t>
+      </w:r>
+      <w:r>
+        <w:t xml:space="preserve"> </w:t>
+      </w:r>
+      <m:oMath>
+        <m:r>
+          <m:t>λ</m:t>
+        </m:r>
+      </m:oMath>
+      <w:r>
+        <w:t xml:space="preserve">_t +</w:t>
+      </w:r>
+      <w:r>
+        <w:t xml:space="preserve"> </w:t>
+      </w:r>
+      <m:oMath>
+        <m:r>
+          <m:t>ϵ</m:t>
+        </m:r>
+      </m:oMath>
+      <w:r>
+        <w:t xml:space="preserve">_it</w:t>
       </w:r>
     </w:p>
     <w:p>
@@ -1497,7 +1845,141 @@
         <w:t xml:space="preserve"> </w:t>
       </w:r>
       <w:r>
-        <w:t xml:space="preserve">ln_LP_it = α + β₁ FSTS_c_it + β₂ FSTS_c²_it + γ·X_it + δ_c + λ_t + ε_it</w:t>
+        <w:t xml:space="preserve">ln_LP_it =</w:t>
+      </w:r>
+      <w:r>
+        <w:t xml:space="preserve"> </w:t>
+      </w:r>
+      <m:oMath>
+        <m:r>
+          <m:t>α</m:t>
+        </m:r>
+      </m:oMath>
+      <w:r>
+        <w:t xml:space="preserve"> </w:t>
+      </w:r>
+      <w:r>
+        <w:t xml:space="preserve">+</w:t>
+      </w:r>
+      <w:r>
+        <w:t xml:space="preserve"> </w:t>
+      </w:r>
+      <m:oMath>
+        <m:sSub>
+          <m:e>
+            <m:r>
+              <m:t>β</m:t>
+            </m:r>
+          </m:e>
+          <m:sub>
+            <m:r>
+              <m:t>1</m:t>
+            </m:r>
+          </m:sub>
+        </m:sSub>
+      </m:oMath>
+      <w:r>
+        <w:t xml:space="preserve"> </w:t>
+      </w:r>
+      <m:oMath>
+        <m:sSub>
+          <m:e>
+            <m:r>
+              <m:rPr>
+                <m:nor/>
+                <m:sty m:val="p"/>
+              </m:rPr>
+              <m:t>FSTS</m:t>
+            </m:r>
+          </m:e>
+          <m:sub>
+            <m:r>
+              <m:t>c</m:t>
+            </m:r>
+          </m:sub>
+        </m:sSub>
+      </m:oMath>
+      <w:r>
+        <w:t xml:space="preserve">_it +</w:t>
+      </w:r>
+      <w:r>
+        <w:t xml:space="preserve"> </w:t>
+      </w:r>
+      <m:oMath>
+        <m:sSub>
+          <m:e>
+            <m:r>
+              <m:t>β</m:t>
+            </m:r>
+          </m:e>
+          <m:sub>
+            <m:r>
+              <m:t>2</m:t>
+            </m:r>
+          </m:sub>
+        </m:sSub>
+      </m:oMath>
+      <w:r>
+        <w:t xml:space="preserve"> </w:t>
+      </w:r>
+      <m:oMath>
+        <m:sSubSup>
+          <m:e>
+            <m:r>
+              <m:rPr>
+                <m:nor/>
+                <m:sty m:val="p"/>
+              </m:rPr>
+              <m:t>FSTS</m:t>
+            </m:r>
+          </m:e>
+          <m:sub>
+            <m:r>
+              <m:t>c</m:t>
+            </m:r>
+          </m:sub>
+          <m:sup>
+            <m:r>
+              <m:t>2</m:t>
+            </m:r>
+          </m:sup>
+        </m:sSubSup>
+      </m:oMath>
+      <w:r>
+        <w:t xml:space="preserve">_it +</w:t>
+      </w:r>
+      <w:r>
+        <w:t xml:space="preserve"> </w:t>
+      </w:r>
+      <m:oMath>
+        <m:r>
+          <m:t>γ</m:t>
+        </m:r>
+      </m:oMath>
+      <w:r>
+        <w:t xml:space="preserve">·X_it + δ_c +</w:t>
+      </w:r>
+      <w:r>
+        <w:t xml:space="preserve"> </w:t>
+      </w:r>
+      <m:oMath>
+        <m:r>
+          <m:t>λ</m:t>
+        </m:r>
+      </m:oMath>
+      <w:r>
+        <w:t xml:space="preserve">_t +</w:t>
+      </w:r>
+      <w:r>
+        <w:t xml:space="preserve"> </w:t>
+      </w:r>
+      <m:oMath>
+        <m:r>
+          <m:t>ϵ</m:t>
+        </m:r>
+      </m:oMath>
+      <w:r>
+        <w:t xml:space="preserve">_it</w:t>
       </w:r>
     </w:p>
     <w:p>
@@ -1518,15 +2000,242 @@
         <w:t xml:space="preserve"> </w:t>
       </w:r>
       <w:r>
-        <w:t xml:space="preserve">ln_LP_it = α + β₁ FSTS_c_it + β₂ FSTS_c²_it + β₃ TCI_z_it + β₄ DAI_z_it + γ·X_it + δ_c + λ_t + ε_it</w:t>
-      </w:r>
-    </w:p>
-    <w:p>
-      <w:pPr>
-        <w:pStyle w:val="BodyText"/>
-      </w:pPr>
-      <w:r>
-        <w:t xml:space="preserve">where δ_c denotes country fixed effects, λ_t wave-year fixed effects, and X the vector of control variables. Country fixed effects absorb time-invariant country-level heterogeneity (institutional quality, trade costs, geographic remoteness) that would otherwise confound the FSTS coefficient.</w:t>
+        <w:t xml:space="preserve">ln_LP_it =</w:t>
+      </w:r>
+      <w:r>
+        <w:t xml:space="preserve"> </w:t>
+      </w:r>
+      <m:oMath>
+        <m:r>
+          <m:t>α</m:t>
+        </m:r>
+      </m:oMath>
+      <w:r>
+        <w:t xml:space="preserve"> </w:t>
+      </w:r>
+      <w:r>
+        <w:t xml:space="preserve">+</w:t>
+      </w:r>
+      <w:r>
+        <w:t xml:space="preserve"> </w:t>
+      </w:r>
+      <m:oMath>
+        <m:sSub>
+          <m:e>
+            <m:r>
+              <m:t>β</m:t>
+            </m:r>
+          </m:e>
+          <m:sub>
+            <m:r>
+              <m:t>1</m:t>
+            </m:r>
+          </m:sub>
+        </m:sSub>
+      </m:oMath>
+      <w:r>
+        <w:t xml:space="preserve"> </w:t>
+      </w:r>
+      <m:oMath>
+        <m:sSub>
+          <m:e>
+            <m:r>
+              <m:rPr>
+                <m:nor/>
+                <m:sty m:val="p"/>
+              </m:rPr>
+              <m:t>FSTS</m:t>
+            </m:r>
+          </m:e>
+          <m:sub>
+            <m:r>
+              <m:t>c</m:t>
+            </m:r>
+          </m:sub>
+        </m:sSub>
+      </m:oMath>
+      <w:r>
+        <w:t xml:space="preserve">_it +</w:t>
+      </w:r>
+      <w:r>
+        <w:t xml:space="preserve"> </w:t>
+      </w:r>
+      <m:oMath>
+        <m:sSub>
+          <m:e>
+            <m:r>
+              <m:t>β</m:t>
+            </m:r>
+          </m:e>
+          <m:sub>
+            <m:r>
+              <m:t>2</m:t>
+            </m:r>
+          </m:sub>
+        </m:sSub>
+      </m:oMath>
+      <w:r>
+        <w:t xml:space="preserve"> </w:t>
+      </w:r>
+      <m:oMath>
+        <m:sSubSup>
+          <m:e>
+            <m:r>
+              <m:rPr>
+                <m:nor/>
+                <m:sty m:val="p"/>
+              </m:rPr>
+              <m:t>FSTS</m:t>
+            </m:r>
+          </m:e>
+          <m:sub>
+            <m:r>
+              <m:t>c</m:t>
+            </m:r>
+          </m:sub>
+          <m:sup>
+            <m:r>
+              <m:t>2</m:t>
+            </m:r>
+          </m:sup>
+        </m:sSubSup>
+      </m:oMath>
+      <w:r>
+        <w:t xml:space="preserve">_it +</w:t>
+      </w:r>
+      <w:r>
+        <w:t xml:space="preserve"> </w:t>
+      </w:r>
+      <m:oMath>
+        <m:sSub>
+          <m:e>
+            <m:r>
+              <m:t>β</m:t>
+            </m:r>
+          </m:e>
+          <m:sub>
+            <m:r>
+              <m:t>3</m:t>
+            </m:r>
+          </m:sub>
+        </m:sSub>
+      </m:oMath>
+      <w:r>
+        <w:t xml:space="preserve"> </w:t>
+      </w:r>
+      <m:oMath>
+        <m:sSub>
+          <m:e>
+            <m:r>
+              <m:rPr>
+                <m:nor/>
+                <m:sty m:val="p"/>
+              </m:rPr>
+              <m:t>TCI</m:t>
+            </m:r>
+          </m:e>
+          <m:sub>
+            <m:r>
+              <m:t>z</m:t>
+            </m:r>
+          </m:sub>
+        </m:sSub>
+      </m:oMath>
+      <w:r>
+        <w:t xml:space="preserve">_it +</w:t>
+      </w:r>
+      <w:r>
+        <w:t xml:space="preserve"> </w:t>
+      </w:r>
+      <m:oMath>
+        <m:sSub>
+          <m:e>
+            <m:r>
+              <m:t>β</m:t>
+            </m:r>
+          </m:e>
+          <m:sub>
+            <m:r>
+              <m:t>4</m:t>
+            </m:r>
+          </m:sub>
+        </m:sSub>
+      </m:oMath>
+      <w:r>
+        <w:t xml:space="preserve"> </w:t>
+      </w:r>
+      <m:oMath>
+        <m:sSub>
+          <m:e>
+            <m:r>
+              <m:rPr>
+                <m:nor/>
+                <m:sty m:val="p"/>
+              </m:rPr>
+              <m:t>DAI</m:t>
+            </m:r>
+          </m:e>
+          <m:sub>
+            <m:r>
+              <m:t>z</m:t>
+            </m:r>
+          </m:sub>
+        </m:sSub>
+      </m:oMath>
+      <w:r>
+        <w:t xml:space="preserve">_it +</w:t>
+      </w:r>
+      <w:r>
+        <w:t xml:space="preserve"> </w:t>
+      </w:r>
+      <m:oMath>
+        <m:r>
+          <m:t>γ</m:t>
+        </m:r>
+      </m:oMath>
+      <w:r>
+        <w:t xml:space="preserve">·X_it + δ_c +</w:t>
+      </w:r>
+      <w:r>
+        <w:t xml:space="preserve"> </w:t>
+      </w:r>
+      <m:oMath>
+        <m:r>
+          <m:t>λ</m:t>
+        </m:r>
+      </m:oMath>
+      <w:r>
+        <w:t xml:space="preserve">_t +</w:t>
+      </w:r>
+      <w:r>
+        <w:t xml:space="preserve"> </w:t>
+      </w:r>
+      <m:oMath>
+        <m:r>
+          <m:t>ϵ</m:t>
+        </m:r>
+      </m:oMath>
+      <w:r>
+        <w:t xml:space="preserve">_it</w:t>
+      </w:r>
+    </w:p>
+    <w:p>
+      <w:pPr>
+        <w:pStyle w:val="BodyText"/>
+      </w:pPr>
+      <w:r>
+        <w:t xml:space="preserve">where δ_c denotes country fixed effects,</w:t>
+      </w:r>
+      <w:r>
+        <w:t xml:space="preserve"> </w:t>
+      </w:r>
+      <m:oMath>
+        <m:r>
+          <m:t>λ</m:t>
+        </m:r>
+      </m:oMath>
+      <w:r>
+        <w:t xml:space="preserve">_t wave-year fixed effects, and X the vector of control variables. Country fixed effects absorb time-invariant country-level heterogeneity (institutional quality, trade costs, geographic remoteness) that would otherwise confound the FSTS coefficient.</w:t>
       </w:r>
     </w:p>
     <w:p>
@@ -1589,7 +2298,30 @@
         <w:pStyle w:val="FirstParagraph"/>
       </w:pPr>
       <w:r>
-        <w:t xml:space="preserve">The analysis sample spans 1,469 firms across nine Pacific SIDS economies. Table 1 reports country-level summary statistics. Exporter representation is thin across all economies (overall 12.7%), consistent with the SIDS structural constraint: most firms operate predominantly in the domestic market despite its limitations. Mean FSTS across the full sample is 0.060, reflecting the low-but-non-zero export engagement of SIDS firms. The country fixed effects absorb substantial variance: R² increases from 0.511 (year FE only) to 0.799 (country + year FE) when country indicators are added, confirming that 95% of explained productivity variance is between-country, a feature consistent with extreme between-country heterogeneity in institutional quality, geographic remoteness, and economic structure.</w:t>
+        <w:t xml:space="preserve">The analysis sample spans 1,469 firms across nine Pacific SIDS economies. Table 1 reports country-level summary statistics. Exporter representation is thin across all economies (overall 12.7%), consistent with the SIDS structural constraint: most firms operate predominantly in the domestic market despite its limitations. Mean FSTS across the full sample is 0.060, reflecting the low-but-non-zero export engagement of SIDS firms. The country fixed effects absorb substantial variance:</w:t>
+      </w:r>
+      <w:r>
+        <w:t xml:space="preserve"> </w:t>
+      </w:r>
+      <m:oMath>
+        <m:sSup>
+          <m:e>
+            <m:r>
+              <m:t>R</m:t>
+            </m:r>
+          </m:e>
+          <m:sup>
+            <m:r>
+              <m:t>2</m:t>
+            </m:r>
+          </m:sup>
+        </m:sSup>
+      </m:oMath>
+      <w:r>
+        <w:t xml:space="preserve"> </w:t>
+      </w:r>
+      <w:r>
+        <w:t xml:space="preserve">increases from 0.511 (year FE only) to 0.799 (country + year FE) when country indicators are added, confirming that 95% of explained productivity variance is between-country, a feature consistent with extreme between-country heterogeneity in institutional quality, geographic remoteness, and economic structure.</w:t>
       </w:r>
     </w:p>
     <w:bookmarkEnd w:id="31"/>
@@ -1627,8 +2359,34 @@
       <w:pPr>
         <w:pStyle w:val="BodyText"/>
       </w:pPr>
-      <w:r>
-        <w:t xml:space="preserve">β(FSTS_c) =</w:t>
+      <m:oMath>
+        <m:r>
+          <m:t>β</m:t>
+        </m:r>
+      </m:oMath>
+      <w:r>
+        <w:t xml:space="preserve">(</w:t>
+      </w:r>
+      <m:oMath>
+        <m:sSub>
+          <m:e>
+            <m:r>
+              <m:rPr>
+                <m:nor/>
+                <m:sty m:val="p"/>
+              </m:rPr>
+              <m:t>FSTS</m:t>
+            </m:r>
+          </m:e>
+          <m:sub>
+            <m:r>
+              <m:t>c</m:t>
+            </m:r>
+          </m:sub>
+        </m:sSub>
+      </m:oMath>
+      <w:r>
+        <w:t xml:space="preserve">) =</w:t>
       </w:r>
       <w:r>
         <w:t xml:space="preserve"> </w:t>
@@ -1680,15 +2438,121 @@
         <w:pStyle w:val="BodyText"/>
       </w:pPr>
       <w:r>
-        <w:t xml:space="preserve">The M0 baseline (controls only, no FSTS) yields an R² of 0.7992, and adding FSTS_c in M1 marginally increases R² to 0.8001, which indicates that, conditional on country and year fixed effects, FSTS explains limited additional variance but does so in a consistently negative direction.</w:t>
-      </w:r>
-    </w:p>
-    <w:p>
-      <w:pPr>
-        <w:pStyle w:val="BodyText"/>
-      </w:pPr>
-      <w:r>
-        <w:t xml:space="preserve">Control variable results in M1 are consistent with established evidence: firm age is positively associated with productivity (β = +0.009, p = .052); foreign ownership shows a marginally negative association (β = −0.006, p = .056), perhaps reflecting thin foreign investment efficiency in SIDS contexts; firm size is positive but non-significant (β = +0.082, p = .242).</w:t>
+        <w:t xml:space="preserve">The M0 baseline (controls only, no FSTS) yields an</w:t>
+      </w:r>
+      <w:r>
+        <w:t xml:space="preserve"> </w:t>
+      </w:r>
+      <m:oMath>
+        <m:sSup>
+          <m:e>
+            <m:r>
+              <m:t>R</m:t>
+            </m:r>
+          </m:e>
+          <m:sup>
+            <m:r>
+              <m:t>2</m:t>
+            </m:r>
+          </m:sup>
+        </m:sSup>
+      </m:oMath>
+      <w:r>
+        <w:t xml:space="preserve"> </w:t>
+      </w:r>
+      <w:r>
+        <w:t xml:space="preserve">of 0.7992, and adding</w:t>
+      </w:r>
+      <w:r>
+        <w:t xml:space="preserve"> </w:t>
+      </w:r>
+      <m:oMath>
+        <m:sSub>
+          <m:e>
+            <m:r>
+              <m:rPr>
+                <m:nor/>
+                <m:sty m:val="p"/>
+              </m:rPr>
+              <m:t>FSTS</m:t>
+            </m:r>
+          </m:e>
+          <m:sub>
+            <m:r>
+              <m:t>c</m:t>
+            </m:r>
+          </m:sub>
+        </m:sSub>
+      </m:oMath>
+      <w:r>
+        <w:t xml:space="preserve"> </w:t>
+      </w:r>
+      <w:r>
+        <w:t xml:space="preserve">in M1 marginally increases</w:t>
+      </w:r>
+      <w:r>
+        <w:t xml:space="preserve"> </w:t>
+      </w:r>
+      <m:oMath>
+        <m:sSup>
+          <m:e>
+            <m:r>
+              <m:t>R</m:t>
+            </m:r>
+          </m:e>
+          <m:sup>
+            <m:r>
+              <m:t>2</m:t>
+            </m:r>
+          </m:sup>
+        </m:sSup>
+      </m:oMath>
+      <w:r>
+        <w:t xml:space="preserve"> </w:t>
+      </w:r>
+      <w:r>
+        <w:t xml:space="preserve">to 0.8001, which indicates that, conditional on country and year fixed effects, FSTS explains limited additional variance but does so in a consistently negative direction.</w:t>
+      </w:r>
+    </w:p>
+    <w:p>
+      <w:pPr>
+        <w:pStyle w:val="BodyText"/>
+      </w:pPr>
+      <w:r>
+        <w:t xml:space="preserve">Control variable results in M1 are consistent with established evidence: firm age is positively associated with productivity (</w:t>
+      </w:r>
+      <m:oMath>
+        <m:r>
+          <m:t>β</m:t>
+        </m:r>
+      </m:oMath>
+      <w:r>
+        <w:t xml:space="preserve"> </w:t>
+      </w:r>
+      <w:r>
+        <w:t xml:space="preserve">= +0.009, p = .052); foreign ownership shows a marginally negative association (</w:t>
+      </w:r>
+      <m:oMath>
+        <m:r>
+          <m:t>β</m:t>
+        </m:r>
+      </m:oMath>
+      <w:r>
+        <w:t xml:space="preserve"> </w:t>
+      </w:r>
+      <w:r>
+        <w:t xml:space="preserve">= −0.006, p = .056), perhaps reflecting thin foreign investment efficiency in SIDS contexts; firm size is positive but non-significant (</w:t>
+      </w:r>
+      <m:oMath>
+        <m:r>
+          <m:t>β</m:t>
+        </m:r>
+      </m:oMath>
+      <w:r>
+        <w:t xml:space="preserve"> </w:t>
+      </w:r>
+      <w:r>
+        <w:t xml:space="preserve">= +0.082, p = .242).</w:t>
       </w:r>
     </w:p>
     <w:bookmarkEnd w:id="32"/>
@@ -1716,7 +2580,39 @@
         <w:t xml:space="preserve"> </w:t>
       </w:r>
       <w:r>
-        <w:t xml:space="preserve">introduces the quadratic term FSTS_c² to test whether the negative I-P relationship is eventually reversed, i.e., whether there is any inverted-U pattern with the positive portion below our data range.</w:t>
+        <w:t xml:space="preserve">introduces the quadratic term</w:t>
+      </w:r>
+      <w:r>
+        <w:t xml:space="preserve"> </w:t>
+      </w:r>
+      <m:oMath>
+        <m:sSubSup>
+          <m:e>
+            <m:r>
+              <m:rPr>
+                <m:nor/>
+                <m:sty m:val="p"/>
+              </m:rPr>
+              <m:t>FSTS</m:t>
+            </m:r>
+          </m:e>
+          <m:sub>
+            <m:r>
+              <m:t>c</m:t>
+            </m:r>
+          </m:sub>
+          <m:sup>
+            <m:r>
+              <m:t>2</m:t>
+            </m:r>
+          </m:sup>
+        </m:sSubSup>
+      </m:oMath>
+      <w:r>
+        <w:t xml:space="preserve"> </w:t>
+      </w:r>
+      <w:r>
+        <w:t xml:space="preserve">to test whether the negative I-P relationship is eventually reversed, i.e., whether there is any inverted-U pattern with the positive portion below our data range.</w:t>
       </w:r>
     </w:p>
     <w:p>
@@ -1729,14 +2625,71 @@
       <w:r>
         <w:t xml:space="preserve"> </w:t>
       </w:r>
-      <w:r>
-        <w:t xml:space="preserve">β(FSTS_c) = −0.925, SE = 0.828, p = .265 (n.s.)</w:t>
-      </w:r>
-      <w:r>
-        <w:t xml:space="preserve"> </w:t>
-      </w:r>
-      <w:r>
-        <w:t xml:space="preserve">β(FSTS_c²) = +0.649, SE = 0.980, p = .508 (n.s.)</w:t>
+      <m:oMath>
+        <m:r>
+          <m:t>β</m:t>
+        </m:r>
+      </m:oMath>
+      <w:r>
+        <w:t xml:space="preserve">(</w:t>
+      </w:r>
+      <m:oMath>
+        <m:sSub>
+          <m:e>
+            <m:r>
+              <m:rPr>
+                <m:nor/>
+                <m:sty m:val="p"/>
+              </m:rPr>
+              <m:t>FSTS</m:t>
+            </m:r>
+          </m:e>
+          <m:sub>
+            <m:r>
+              <m:t>c</m:t>
+            </m:r>
+          </m:sub>
+        </m:sSub>
+      </m:oMath>
+      <w:r>
+        <w:t xml:space="preserve">) = −0.925, SE = 0.828, p = .265 (n.s.)</w:t>
+      </w:r>
+      <w:r>
+        <w:t xml:space="preserve"> </w:t>
+      </w:r>
+      <m:oMath>
+        <m:r>
+          <m:t>β</m:t>
+        </m:r>
+      </m:oMath>
+      <w:r>
+        <w:t xml:space="preserve">(</w:t>
+      </w:r>
+      <m:oMath>
+        <m:sSubSup>
+          <m:e>
+            <m:r>
+              <m:rPr>
+                <m:nor/>
+                <m:sty m:val="p"/>
+              </m:rPr>
+              <m:t>FSTS</m:t>
+            </m:r>
+          </m:e>
+          <m:sub>
+            <m:r>
+              <m:t>c</m:t>
+            </m:r>
+          </m:sub>
+          <m:sup>
+            <m:r>
+              <m:t>2</m:t>
+            </m:r>
+          </m:sup>
+        </m:sSubSup>
+      </m:oMath>
+      <w:r>
+        <w:t xml:space="preserve">) = +0.649, SE = 0.980, p = .508 (n.s.)</w:t>
       </w:r>
     </w:p>
     <w:p>
@@ -1787,7 +2740,39 @@
         <w:t xml:space="preserve"> </w:t>
       </w:r>
       <w:r>
-        <w:t xml:space="preserve">(positive slope at low FSTS): β(FSTS_c) = −0.925 (</w:t>
+        <w:t xml:space="preserve">(positive slope at low FSTS):</w:t>
+      </w:r>
+      <w:r>
+        <w:t xml:space="preserve"> </w:t>
+      </w:r>
+      <m:oMath>
+        <m:r>
+          <m:t>β</m:t>
+        </m:r>
+      </m:oMath>
+      <w:r>
+        <w:t xml:space="preserve">(</w:t>
+      </w:r>
+      <m:oMath>
+        <m:sSub>
+          <m:e>
+            <m:r>
+              <m:rPr>
+                <m:nor/>
+                <m:sty m:val="p"/>
+              </m:rPr>
+              <m:t>FSTS</m:t>
+            </m:r>
+          </m:e>
+          <m:sub>
+            <m:r>
+              <m:t>c</m:t>
+            </m:r>
+          </m:sub>
+        </m:sSub>
+      </m:oMath>
+      <w:r>
+        <w:t xml:space="preserve">) = −0.925 (</w:t>
       </w:r>
       <w:r>
         <w:rPr>
@@ -1835,7 +2820,67 @@
         <w:t xml:space="preserve"> </w:t>
       </w:r>
       <w:r>
-        <w:t xml:space="preserve">(negative curvature β₂ &lt; 0): β(FSTS_c²) = +0.649 (</w:t>
+        <w:t xml:space="preserve">(negative curvature</w:t>
+      </w:r>
+      <w:r>
+        <w:t xml:space="preserve"> </w:t>
+      </w:r>
+      <m:oMath>
+        <m:sSub>
+          <m:e>
+            <m:r>
+              <m:t>β</m:t>
+            </m:r>
+          </m:e>
+          <m:sub>
+            <m:r>
+              <m:t>2</m:t>
+            </m:r>
+          </m:sub>
+        </m:sSub>
+      </m:oMath>
+      <w:r>
+        <w:t xml:space="preserve"> </w:t>
+      </w:r>
+      <w:r>
+        <w:t xml:space="preserve">&lt; 0):</w:t>
+      </w:r>
+      <w:r>
+        <w:t xml:space="preserve"> </w:t>
+      </w:r>
+      <m:oMath>
+        <m:r>
+          <m:t>β</m:t>
+        </m:r>
+      </m:oMath>
+      <w:r>
+        <w:t xml:space="preserve">(</w:t>
+      </w:r>
+      <m:oMath>
+        <m:sSubSup>
+          <m:e>
+            <m:r>
+              <m:rPr>
+                <m:nor/>
+                <m:sty m:val="p"/>
+              </m:rPr>
+              <m:t>FSTS</m:t>
+            </m:r>
+          </m:e>
+          <m:sub>
+            <m:r>
+              <m:t>c</m:t>
+            </m:r>
+          </m:sub>
+          <m:sup>
+            <m:r>
+              <m:t>2</m:t>
+            </m:r>
+          </m:sup>
+        </m:sSubSup>
+      </m:oMath>
+      <w:r>
+        <w:t xml:space="preserve">) = +0.649 (</w:t>
       </w:r>
       <w:r>
         <w:rPr>
@@ -1880,7 +2925,24 @@
         <w:t xml:space="preserve"> </w:t>
       </w:r>
       <w:r>
-        <w:t xml:space="preserve">(turning point within data range): TP* = −(−0.925) / (2 × 0.649) = 0.712,</w:t>
+        <w:t xml:space="preserve">(turning point within data range): TP* = −(−0.925) / (2</w:t>
+      </w:r>
+      <w:r>
+        <w:t xml:space="preserve"> </w:t>
+      </w:r>
+      <m:oMath>
+        <m:r>
+          <m:rPr>
+            <m:sty m:val="p"/>
+          </m:rPr>
+          <m:t>×</m:t>
+        </m:r>
+      </m:oMath>
+      <w:r>
+        <w:t xml:space="preserve"> </w:t>
+      </w:r>
+      <w:r>
+        <w:t xml:space="preserve">0.649) = 0.712,</w:t>
       </w:r>
       <w:r>
         <w:t xml:space="preserve"> </w:t>
@@ -1890,7 +2952,131 @@
           <w:bCs/>
           <w:b/>
         </w:rPr>
-        <w:t xml:space="preserve">implied turning point lies outside the observed sample maximum (FSTS_max ≈ 0.80, but neither β₁ nor β₂ is statistically significant)</w:t>
+        <w:t xml:space="preserve">implied turning point lies outside the observed sample maximum (</w:t>
+      </w:r>
+      <m:oMath>
+        <m:sSub>
+          <m:e>
+            <m:r>
+              <m:rPr>
+                <m:nor/>
+                <m:sty m:val="p"/>
+              </m:rPr>
+              <m:t>FSTS</m:t>
+            </m:r>
+          </m:e>
+          <m:sub>
+            <m:r>
+              <m:t>m</m:t>
+            </m:r>
+          </m:sub>
+        </m:sSub>
+      </m:oMath>
+      <w:r>
+        <w:rPr>
+          <w:bCs/>
+          <w:b/>
+        </w:rPr>
+        <w:t xml:space="preserve">ax</w:t>
+      </w:r>
+      <w:r>
+        <w:rPr>
+          <w:bCs/>
+          <w:b/>
+        </w:rPr>
+        <w:t xml:space="preserve"> </w:t>
+      </w:r>
+      <m:oMath>
+        <m:r>
+          <m:rPr>
+            <m:sty m:val="p"/>
+          </m:rPr>
+          <m:t>≈</m:t>
+        </m:r>
+      </m:oMath>
+      <w:r>
+        <w:rPr>
+          <w:bCs/>
+          <w:b/>
+        </w:rPr>
+        <w:t xml:space="preserve"> </w:t>
+      </w:r>
+      <w:r>
+        <w:rPr>
+          <w:bCs/>
+          <w:b/>
+        </w:rPr>
+        <w:t xml:space="preserve">0.80, but neither</w:t>
+      </w:r>
+      <w:r>
+        <w:rPr>
+          <w:bCs/>
+          <w:b/>
+        </w:rPr>
+        <w:t xml:space="preserve"> </w:t>
+      </w:r>
+      <m:oMath>
+        <m:sSub>
+          <m:e>
+            <m:r>
+              <m:t>β</m:t>
+            </m:r>
+          </m:e>
+          <m:sub>
+            <m:r>
+              <m:t>1</m:t>
+            </m:r>
+          </m:sub>
+        </m:sSub>
+      </m:oMath>
+      <w:r>
+        <w:rPr>
+          <w:bCs/>
+          <w:b/>
+        </w:rPr>
+        <w:t xml:space="preserve"> </w:t>
+      </w:r>
+      <w:r>
+        <w:rPr>
+          <w:bCs/>
+          <w:b/>
+        </w:rPr>
+        <w:t xml:space="preserve">nor</w:t>
+      </w:r>
+      <w:r>
+        <w:rPr>
+          <w:bCs/>
+          <w:b/>
+        </w:rPr>
+        <w:t xml:space="preserve"> </w:t>
+      </w:r>
+      <m:oMath>
+        <m:sSub>
+          <m:e>
+            <m:r>
+              <m:t>β</m:t>
+            </m:r>
+          </m:e>
+          <m:sub>
+            <m:r>
+              <m:t>2</m:t>
+            </m:r>
+          </m:sub>
+        </m:sSub>
+      </m:oMath>
+      <w:r>
+        <w:rPr>
+          <w:bCs/>
+          <w:b/>
+        </w:rPr>
+        <w:t xml:space="preserve"> </w:t>
+      </w:r>
+      <w:r>
+        <w:rPr>
+          <w:bCs/>
+          <w:b/>
+        </w:rPr>
+        <w:t xml:space="preserve">is statistically significant)</w:t>
       </w:r>
     </w:p>
     <w:p>
@@ -1999,8 +3185,13 @@
       <w:pPr>
         <w:pStyle w:val="BodyText"/>
       </w:pPr>
-      <w:r>
-        <w:t xml:space="preserve">β(FSTS) =</w:t>
+      <m:oMath>
+        <m:r>
+          <m:t>β</m:t>
+        </m:r>
+      </m:oMath>
+      <w:r>
+        <w:t xml:space="preserve">(FSTS) =</w:t>
       </w:r>
       <w:r>
         <w:t xml:space="preserve"> </w:t>
@@ -2053,8 +3244,13 @@
       <w:pPr>
         <w:pStyle w:val="BodyText"/>
       </w:pPr>
-      <w:r>
-        <w:t xml:space="preserve">β(FSTS) =</w:t>
+      <m:oMath>
+        <m:r>
+          <m:t>β</m:t>
+        </m:r>
+      </m:oMath>
+      <w:r>
+        <w:t xml:space="preserve">(FSTS) =</w:t>
       </w:r>
       <w:r>
         <w:t xml:space="preserve"> </w:t>
@@ -2110,8 +3306,34 @@
       <w:pPr>
         <w:pStyle w:val="BodyText"/>
       </w:pPr>
-      <w:r>
-        <w:t xml:space="preserve">β(FSTS_c) =</w:t>
+      <m:oMath>
+        <m:r>
+          <m:t>β</m:t>
+        </m:r>
+      </m:oMath>
+      <w:r>
+        <w:t xml:space="preserve">(</w:t>
+      </w:r>
+      <m:oMath>
+        <m:sSub>
+          <m:e>
+            <m:r>
+              <m:rPr>
+                <m:nor/>
+                <m:sty m:val="p"/>
+              </m:rPr>
+              <m:t>FSTS</m:t>
+            </m:r>
+          </m:e>
+          <m:sub>
+            <m:r>
+              <m:t>c</m:t>
+            </m:r>
+          </m:sub>
+        </m:sSub>
+      </m:oMath>
+      <w:r>
+        <w:t xml:space="preserve">) =</w:t>
       </w:r>
       <w:r>
         <w:t xml:space="preserve"> </w:t>
@@ -2170,37 +3392,323 @@
         <w:t xml:space="preserve"> </w:t>
       </w:r>
       <w:r>
-        <w:t xml:space="preserve">introduces TCI_z and DAI_z as additional regressors to test H2. Neither variable achieves statistical significance:</w:t>
-      </w:r>
-    </w:p>
-    <w:p>
-      <w:pPr>
-        <w:pStyle w:val="BodyText"/>
-      </w:pPr>
-      <w:r>
-        <w:t xml:space="preserve">β(TCI_z) = +0.058, SE = 0.085, p = .495 (n.s.)</w:t>
-      </w:r>
-      <w:r>
-        <w:t xml:space="preserve"> </w:t>
-      </w:r>
-      <w:r>
-        <w:t xml:space="preserve">β(DAI_z) = +0.062, SE = 0.073, p = .402 (n.s.)</w:t>
-      </w:r>
-    </w:p>
-    <w:p>
-      <w:pPr>
-        <w:pStyle w:val="BodyText"/>
-      </w:pPr>
-      <w:r>
-        <w:t xml:space="preserve">The FIP coefficient (FSTS_c) remains negative but loses significance in M3 (β = −0.974, p = .252), likely reflecting the substantially reduced sample (N = 526 for M3, versus N = 1,469 for M1, due to missing capability variables). The direction of the FSTS_c coefficient remains negative and numerically larger in M3, consistent with FIP; the significance loss is attributable to power reduction from the subsample restriction.</w:t>
-      </w:r>
-    </w:p>
-    <w:p>
-      <w:pPr>
-        <w:pStyle w:val="BodyText"/>
-      </w:pPr>
-      <w:r>
-        <w:t xml:space="preserve">These results are consistent with H2 (non-moderation): technological capability (TCI_z: β = +0.058, SE = 0.085, p = .495) and digital adoption (DAI_z: β = +0.062, SE = 0.073, p = .402) do not statistically significantly moderate the I-P relationship in Pacific SIDS, consistent with the FIP mechanism overwhelming capability effects in structurally constrained SIDS economies. The positive point estimates for TCI_z and DAI_z, while small and non-significant, are consistent with the interpretation that capabilities raise productivity levels in general (as found in mainland Asian contexts: Goedhuys &amp; Sleuwaegen, 2013; Teece, 2007) but cannot modify the structural negativity of the FSTS–performance relationship that FIP describes.</w:t>
+        <w:t xml:space="preserve">introduces</w:t>
+      </w:r>
+      <w:r>
+        <w:t xml:space="preserve"> </w:t>
+      </w:r>
+      <m:oMath>
+        <m:sSub>
+          <m:e>
+            <m:r>
+              <m:rPr>
+                <m:nor/>
+                <m:sty m:val="p"/>
+              </m:rPr>
+              <m:t>TCI</m:t>
+            </m:r>
+          </m:e>
+          <m:sub>
+            <m:r>
+              <m:t>z</m:t>
+            </m:r>
+          </m:sub>
+        </m:sSub>
+      </m:oMath>
+      <w:r>
+        <w:t xml:space="preserve"> </w:t>
+      </w:r>
+      <w:r>
+        <w:t xml:space="preserve">and</w:t>
+      </w:r>
+      <w:r>
+        <w:t xml:space="preserve"> </w:t>
+      </w:r>
+      <m:oMath>
+        <m:sSub>
+          <m:e>
+            <m:r>
+              <m:rPr>
+                <m:nor/>
+                <m:sty m:val="p"/>
+              </m:rPr>
+              <m:t>DAI</m:t>
+            </m:r>
+          </m:e>
+          <m:sub>
+            <m:r>
+              <m:t>z</m:t>
+            </m:r>
+          </m:sub>
+        </m:sSub>
+      </m:oMath>
+      <w:r>
+        <w:t xml:space="preserve"> </w:t>
+      </w:r>
+      <w:r>
+        <w:t xml:space="preserve">as additional regressors to test H2. Neither variable achieves statistical significance:</w:t>
+      </w:r>
+    </w:p>
+    <w:p>
+      <w:pPr>
+        <w:pStyle w:val="BodyText"/>
+      </w:pPr>
+      <m:oMath>
+        <m:r>
+          <m:t>β</m:t>
+        </m:r>
+      </m:oMath>
+      <w:r>
+        <w:t xml:space="preserve">(</w:t>
+      </w:r>
+      <m:oMath>
+        <m:sSub>
+          <m:e>
+            <m:r>
+              <m:rPr>
+                <m:nor/>
+                <m:sty m:val="p"/>
+              </m:rPr>
+              <m:t>TCI</m:t>
+            </m:r>
+          </m:e>
+          <m:sub>
+            <m:r>
+              <m:t>z</m:t>
+            </m:r>
+          </m:sub>
+        </m:sSub>
+      </m:oMath>
+      <w:r>
+        <w:t xml:space="preserve">) = +0.058, SE = 0.085, p = .495 (n.s.)</w:t>
+      </w:r>
+      <w:r>
+        <w:t xml:space="preserve"> </w:t>
+      </w:r>
+      <m:oMath>
+        <m:r>
+          <m:t>β</m:t>
+        </m:r>
+      </m:oMath>
+      <w:r>
+        <w:t xml:space="preserve">(</w:t>
+      </w:r>
+      <m:oMath>
+        <m:sSub>
+          <m:e>
+            <m:r>
+              <m:rPr>
+                <m:nor/>
+                <m:sty m:val="p"/>
+              </m:rPr>
+              <m:t>DAI</m:t>
+            </m:r>
+          </m:e>
+          <m:sub>
+            <m:r>
+              <m:t>z</m:t>
+            </m:r>
+          </m:sub>
+        </m:sSub>
+      </m:oMath>
+      <w:r>
+        <w:t xml:space="preserve">) = +0.062, SE = 0.073, p = .402 (n.s.)</w:t>
+      </w:r>
+    </w:p>
+    <w:p>
+      <w:pPr>
+        <w:pStyle w:val="BodyText"/>
+      </w:pPr>
+      <w:r>
+        <w:t xml:space="preserve">The FIP coefficient (</w:t>
+      </w:r>
+      <m:oMath>
+        <m:sSub>
+          <m:e>
+            <m:r>
+              <m:rPr>
+                <m:nor/>
+                <m:sty m:val="p"/>
+              </m:rPr>
+              <m:t>FSTS</m:t>
+            </m:r>
+          </m:e>
+          <m:sub>
+            <m:r>
+              <m:t>c</m:t>
+            </m:r>
+          </m:sub>
+        </m:sSub>
+      </m:oMath>
+      <w:r>
+        <w:t xml:space="preserve">) remains negative but loses significance in M3 (</w:t>
+      </w:r>
+      <m:oMath>
+        <m:r>
+          <m:t>β</m:t>
+        </m:r>
+      </m:oMath>
+      <w:r>
+        <w:t xml:space="preserve"> </w:t>
+      </w:r>
+      <w:r>
+        <w:t xml:space="preserve">= −0.974, p = .252), likely reflecting the substantially reduced sample (N = 526 for M3, versus N = 1,469 for M1, due to missing capability variables). The direction of the</w:t>
+      </w:r>
+      <w:r>
+        <w:t xml:space="preserve"> </w:t>
+      </w:r>
+      <m:oMath>
+        <m:sSub>
+          <m:e>
+            <m:r>
+              <m:rPr>
+                <m:nor/>
+                <m:sty m:val="p"/>
+              </m:rPr>
+              <m:t>FSTS</m:t>
+            </m:r>
+          </m:e>
+          <m:sub>
+            <m:r>
+              <m:t>c</m:t>
+            </m:r>
+          </m:sub>
+        </m:sSub>
+      </m:oMath>
+      <w:r>
+        <w:t xml:space="preserve"> </w:t>
+      </w:r>
+      <w:r>
+        <w:t xml:space="preserve">coefficient remains negative and numerically larger in M3, consistent with FIP; the significance loss is attributable to power reduction from the subsample restriction.</w:t>
+      </w:r>
+    </w:p>
+    <w:p>
+      <w:pPr>
+        <w:pStyle w:val="BodyText"/>
+      </w:pPr>
+      <w:r>
+        <w:t xml:space="preserve">These results are consistent with H2 (non-moderation): technological capability (</w:t>
+      </w:r>
+      <m:oMath>
+        <m:sSub>
+          <m:e>
+            <m:r>
+              <m:rPr>
+                <m:nor/>
+                <m:sty m:val="p"/>
+              </m:rPr>
+              <m:t>TCI</m:t>
+            </m:r>
+          </m:e>
+          <m:sub>
+            <m:r>
+              <m:t>z</m:t>
+            </m:r>
+          </m:sub>
+        </m:sSub>
+      </m:oMath>
+      <w:r>
+        <w:t xml:space="preserve">:</w:t>
+      </w:r>
+      <w:r>
+        <w:t xml:space="preserve"> </w:t>
+      </w:r>
+      <m:oMath>
+        <m:r>
+          <m:t>β</m:t>
+        </m:r>
+      </m:oMath>
+      <w:r>
+        <w:t xml:space="preserve"> </w:t>
+      </w:r>
+      <w:r>
+        <w:t xml:space="preserve">= +0.058, SE = 0.085, p = .495) and digital adoption (</w:t>
+      </w:r>
+      <m:oMath>
+        <m:sSub>
+          <m:e>
+            <m:r>
+              <m:rPr>
+                <m:nor/>
+                <m:sty m:val="p"/>
+              </m:rPr>
+              <m:t>DAI</m:t>
+            </m:r>
+          </m:e>
+          <m:sub>
+            <m:r>
+              <m:t>z</m:t>
+            </m:r>
+          </m:sub>
+        </m:sSub>
+      </m:oMath>
+      <w:r>
+        <w:t xml:space="preserve">:</w:t>
+      </w:r>
+      <w:r>
+        <w:t xml:space="preserve"> </w:t>
+      </w:r>
+      <m:oMath>
+        <m:r>
+          <m:t>β</m:t>
+        </m:r>
+      </m:oMath>
+      <w:r>
+        <w:t xml:space="preserve"> </w:t>
+      </w:r>
+      <w:r>
+        <w:t xml:space="preserve">= +0.062, SE = 0.073, p = .402) do not statistically significantly moderate the I-P relationship in Pacific SIDS, consistent with the FIP mechanism overwhelming capability effects in structurally constrained SIDS economies. The positive point estimates for</w:t>
+      </w:r>
+      <w:r>
+        <w:t xml:space="preserve"> </w:t>
+      </w:r>
+      <m:oMath>
+        <m:sSub>
+          <m:e>
+            <m:r>
+              <m:rPr>
+                <m:nor/>
+                <m:sty m:val="p"/>
+              </m:rPr>
+              <m:t>TCI</m:t>
+            </m:r>
+          </m:e>
+          <m:sub>
+            <m:r>
+              <m:t>z</m:t>
+            </m:r>
+          </m:sub>
+        </m:sSub>
+      </m:oMath>
+      <w:r>
+        <w:t xml:space="preserve"> </w:t>
+      </w:r>
+      <w:r>
+        <w:t xml:space="preserve">and</w:t>
+      </w:r>
+      <w:r>
+        <w:t xml:space="preserve"> </w:t>
+      </w:r>
+      <m:oMath>
+        <m:sSub>
+          <m:e>
+            <m:r>
+              <m:rPr>
+                <m:nor/>
+                <m:sty m:val="p"/>
+              </m:rPr>
+              <m:t>DAI</m:t>
+            </m:r>
+          </m:e>
+          <m:sub>
+            <m:r>
+              <m:t>z</m:t>
+            </m:r>
+          </m:sub>
+        </m:sSub>
+      </m:oMath>
+      <w:r>
+        <w:t xml:space="preserve">, while small and non-significant, are consistent with the interpretation that capabilities raise productivity levels in general (as found in mainland Asian contexts: Goedhuys &amp; Sleuwaegen, 2013; Teece, 2007) but cannot modify the structural negativity of the FSTS–performance relationship that FIP describes.</w:t>
       </w:r>
     </w:p>
     <w:bookmarkEnd w:id="35"/>
@@ -2218,7 +3726,176 @@
         <w:pStyle w:val="FirstParagraph"/>
       </w:pPr>
       <w:r>
-        <w:t xml:space="preserve">Table 2 summarizes the full coefficient matrix. The FIP pattern is confirmed: (i) a statistically significant negative linear FSTS–performance relationship (M1: β = −0.404, p = .032); (ii) no significant quadratic curvature or turning point (M2: both FSTS_c and FSTS_c² non-significant); (iii) robustly negative across four specifications (M_yearFE: β = −1.236, p &lt; .001; M_bivariate: β = −1.596, p &lt; .001; exporters-only: β = −0.901, p = .027); and (iv) null capability moderation (M3: TCI_z p = .495; DAI_z p = .402).</w:t>
+        <w:t xml:space="preserve">Table 2 summarizes the full coefficient matrix. The FIP pattern is confirmed: (i) a statistically significant negative linear FSTS–performance relationship (M1:</w:t>
+      </w:r>
+      <w:r>
+        <w:t xml:space="preserve"> </w:t>
+      </w:r>
+      <m:oMath>
+        <m:r>
+          <m:t>β</m:t>
+        </m:r>
+      </m:oMath>
+      <w:r>
+        <w:t xml:space="preserve"> </w:t>
+      </w:r>
+      <w:r>
+        <w:t xml:space="preserve">= −0.404, p = .032); (ii) no significant quadratic curvature or turning point (M2: both</w:t>
+      </w:r>
+      <w:r>
+        <w:t xml:space="preserve"> </w:t>
+      </w:r>
+      <m:oMath>
+        <m:sSub>
+          <m:e>
+            <m:r>
+              <m:rPr>
+                <m:nor/>
+                <m:sty m:val="p"/>
+              </m:rPr>
+              <m:t>FSTS</m:t>
+            </m:r>
+          </m:e>
+          <m:sub>
+            <m:r>
+              <m:t>c</m:t>
+            </m:r>
+          </m:sub>
+        </m:sSub>
+      </m:oMath>
+      <w:r>
+        <w:t xml:space="preserve"> </w:t>
+      </w:r>
+      <w:r>
+        <w:t xml:space="preserve">and</w:t>
+      </w:r>
+      <w:r>
+        <w:t xml:space="preserve"> </w:t>
+      </w:r>
+      <m:oMath>
+        <m:sSubSup>
+          <m:e>
+            <m:r>
+              <m:rPr>
+                <m:nor/>
+                <m:sty m:val="p"/>
+              </m:rPr>
+              <m:t>FSTS</m:t>
+            </m:r>
+          </m:e>
+          <m:sub>
+            <m:r>
+              <m:t>c</m:t>
+            </m:r>
+          </m:sub>
+          <m:sup>
+            <m:r>
+              <m:t>2</m:t>
+            </m:r>
+          </m:sup>
+        </m:sSubSup>
+      </m:oMath>
+      <w:r>
+        <w:t xml:space="preserve"> </w:t>
+      </w:r>
+      <w:r>
+        <w:t xml:space="preserve">non-significant); (iii) robustly negative across four specifications (M_yearFE:</w:t>
+      </w:r>
+      <w:r>
+        <w:t xml:space="preserve"> </w:t>
+      </w:r>
+      <m:oMath>
+        <m:r>
+          <m:t>β</m:t>
+        </m:r>
+      </m:oMath>
+      <w:r>
+        <w:t xml:space="preserve"> </w:t>
+      </w:r>
+      <w:r>
+        <w:t xml:space="preserve">= −1.236, p &lt; .001; M_bivariate:</w:t>
+      </w:r>
+      <w:r>
+        <w:t xml:space="preserve"> </w:t>
+      </w:r>
+      <m:oMath>
+        <m:r>
+          <m:t>β</m:t>
+        </m:r>
+      </m:oMath>
+      <w:r>
+        <w:t xml:space="preserve"> </w:t>
+      </w:r>
+      <w:r>
+        <w:t xml:space="preserve">= −1.596, p &lt; .001; exporters-only:</w:t>
+      </w:r>
+      <w:r>
+        <w:t xml:space="preserve"> </w:t>
+      </w:r>
+      <m:oMath>
+        <m:r>
+          <m:t>β</m:t>
+        </m:r>
+      </m:oMath>
+      <w:r>
+        <w:t xml:space="preserve"> </w:t>
+      </w:r>
+      <w:r>
+        <w:t xml:space="preserve">= −0.901, p = .027); and (iv) null capability moderation (M3:</w:t>
+      </w:r>
+      <w:r>
+        <w:t xml:space="preserve"> </w:t>
+      </w:r>
+      <m:oMath>
+        <m:sSub>
+          <m:e>
+            <m:r>
+              <m:rPr>
+                <m:nor/>
+                <m:sty m:val="p"/>
+              </m:rPr>
+              <m:t>TCI</m:t>
+            </m:r>
+          </m:e>
+          <m:sub>
+            <m:r>
+              <m:t>z</m:t>
+            </m:r>
+          </m:sub>
+        </m:sSub>
+      </m:oMath>
+      <w:r>
+        <w:t xml:space="preserve"> </w:t>
+      </w:r>
+      <w:r>
+        <w:t xml:space="preserve">p = .495;</w:t>
+      </w:r>
+      <w:r>
+        <w:t xml:space="preserve"> </w:t>
+      </w:r>
+      <m:oMath>
+        <m:sSub>
+          <m:e>
+            <m:r>
+              <m:rPr>
+                <m:nor/>
+                <m:sty m:val="p"/>
+              </m:rPr>
+              <m:t>DAI</m:t>
+            </m:r>
+          </m:e>
+          <m:sub>
+            <m:r>
+              <m:t>z</m:t>
+            </m:r>
+          </m:sub>
+        </m:sSub>
+      </m:oMath>
+      <w:r>
+        <w:t xml:space="preserve"> </w:t>
+      </w:r>
+      <w:r>
+        <w:t xml:space="preserve">p = .402).</w:t>
       </w:r>
     </w:p>
     <w:p>
@@ -2387,7 +4064,61 @@
         <w:pStyle w:val="FirstParagraph"/>
       </w:pPr>
       <w:r>
-        <w:t xml:space="preserve">The null results for TCI_z and DAI_z in M3 add a second dimension to the FIP theory. In mainland Asian contexts, including Vietnam, Singapore, China, and multi-country samples, technological capability and digital adoption are statistically significant moderators of the I-P relationship (Goedhuys &amp; Sleuwaegen, 2013; Teece, 2007). Why, then, are they null in SIDS?</w:t>
+        <w:t xml:space="preserve">The null results for</w:t>
+      </w:r>
+      <w:r>
+        <w:t xml:space="preserve"> </w:t>
+      </w:r>
+      <m:oMath>
+        <m:sSub>
+          <m:e>
+            <m:r>
+              <m:rPr>
+                <m:nor/>
+                <m:sty m:val="p"/>
+              </m:rPr>
+              <m:t>TCI</m:t>
+            </m:r>
+          </m:e>
+          <m:sub>
+            <m:r>
+              <m:t>z</m:t>
+            </m:r>
+          </m:sub>
+        </m:sSub>
+      </m:oMath>
+      <w:r>
+        <w:t xml:space="preserve"> </w:t>
+      </w:r>
+      <w:r>
+        <w:t xml:space="preserve">and</w:t>
+      </w:r>
+      <w:r>
+        <w:t xml:space="preserve"> </w:t>
+      </w:r>
+      <m:oMath>
+        <m:sSub>
+          <m:e>
+            <m:r>
+              <m:rPr>
+                <m:nor/>
+                <m:sty m:val="p"/>
+              </m:rPr>
+              <m:t>DAI</m:t>
+            </m:r>
+          </m:e>
+          <m:sub>
+            <m:r>
+              <m:t>z</m:t>
+            </m:r>
+          </m:sub>
+        </m:sSub>
+      </m:oMath>
+      <w:r>
+        <w:t xml:space="preserve"> </w:t>
+      </w:r>
+      <w:r>
+        <w:t xml:space="preserve">in M3 add a second dimension to the FIP theory. In mainland Asian contexts, including Vietnam, Singapore, China, and multi-country samples, technological capability and digital adoption are statistically significant moderators of the I-P relationship (Goedhuys &amp; Sleuwaegen, 2013; Teece, 2007). Why, then, are they null in SIDS?</w:t>
       </w:r>
     </w:p>
     <w:p>
@@ -2427,7 +4158,61 @@
         <w:pStyle w:val="BodyText"/>
       </w:pPr>
       <w:r>
-        <w:t xml:space="preserve">The positive though non-significant point estimates for TCI_z and DAI_z suggest that capabilities do raise general productivity levels, consistent with their role in the broader literature, yet they cannot modify the negative directionality of the FSTS–performance relationship in the SIDS structural context. This nuance, that capabilities help the level and not the slope, may be a productive direction for future SIDS research.</w:t>
+        <w:t xml:space="preserve">The positive though non-significant point estimates for</w:t>
+      </w:r>
+      <w:r>
+        <w:t xml:space="preserve"> </w:t>
+      </w:r>
+      <m:oMath>
+        <m:sSub>
+          <m:e>
+            <m:r>
+              <m:rPr>
+                <m:nor/>
+                <m:sty m:val="p"/>
+              </m:rPr>
+              <m:t>TCI</m:t>
+            </m:r>
+          </m:e>
+          <m:sub>
+            <m:r>
+              <m:t>z</m:t>
+            </m:r>
+          </m:sub>
+        </m:sSub>
+      </m:oMath>
+      <w:r>
+        <w:t xml:space="preserve"> </w:t>
+      </w:r>
+      <w:r>
+        <w:t xml:space="preserve">and</w:t>
+      </w:r>
+      <w:r>
+        <w:t xml:space="preserve"> </w:t>
+      </w:r>
+      <m:oMath>
+        <m:sSub>
+          <m:e>
+            <m:r>
+              <m:rPr>
+                <m:nor/>
+                <m:sty m:val="p"/>
+              </m:rPr>
+              <m:t>DAI</m:t>
+            </m:r>
+          </m:e>
+          <m:sub>
+            <m:r>
+              <m:t>z</m:t>
+            </m:r>
+          </m:sub>
+        </m:sSub>
+      </m:oMath>
+      <w:r>
+        <w:t xml:space="preserve"> </w:t>
+      </w:r>
+      <w:r>
+        <w:t xml:space="preserve">suggest that capabilities do raise general productivity levels, consistent with their role in the broader literature, yet they cannot modify the negative directionality of the FSTS–performance relationship in the SIDS structural context. This nuance, that capabilities help the level and not the slope, may be a productive direction for future SIDS research.</w:t>
       </w:r>
     </w:p>
     <w:bookmarkEnd w:id="40"/>
@@ -2653,7 +4438,46 @@
         <w:pStyle w:val="FirstParagraph"/>
       </w:pPr>
       <w:r>
-        <w:t xml:space="preserve">This study introduced the Forced Internationalization Penalty (FIP), the monotone negative effect of internationalization intensity on firm performance when three structural prerequisites of the inverted-U relationship are absent at once: a viable domestic market, manageable trade costs, and functional institutional support. Using WBES data from 1,469 firms across nine Pacific SIDS economies, we find robust support for FIP across four empirical specifications (β = −0.404, p = .032 in the primary country-and-year fixed-effects model; β = −1.236, p &lt; .001 without country fixed effects; β = −0.901, p = .027 in the exporters-only subsample). The quadratic term is not significant, which confirms the monotone negative form with no observable turning point. Technological capability and digital adoption, both significant in mainland Asian contexts, are null in the SIDS environment, consistent with the FIP theoretical mechanism.</w:t>
+        <w:t xml:space="preserve">This study introduced the Forced Internationalization Penalty (FIP), the monotone negative effect of internationalization intensity on firm performance when three structural prerequisites of the inverted-U relationship are absent at once: a viable domestic market, manageable trade costs, and functional institutional support. Using WBES data from 1,469 firms across nine Pacific SIDS economies, we find robust support for FIP across four empirical specifications (</w:t>
+      </w:r>
+      <m:oMath>
+        <m:r>
+          <m:t>β</m:t>
+        </m:r>
+      </m:oMath>
+      <w:r>
+        <w:t xml:space="preserve"> </w:t>
+      </w:r>
+      <w:r>
+        <w:t xml:space="preserve">= −0.404, p = .032 in the primary country-and-year fixed-effects model;</w:t>
+      </w:r>
+      <w:r>
+        <w:t xml:space="preserve"> </w:t>
+      </w:r>
+      <m:oMath>
+        <m:r>
+          <m:t>β</m:t>
+        </m:r>
+      </m:oMath>
+      <w:r>
+        <w:t xml:space="preserve"> </w:t>
+      </w:r>
+      <w:r>
+        <w:t xml:space="preserve">= −1.236, p &lt; .001 without country fixed effects;</w:t>
+      </w:r>
+      <w:r>
+        <w:t xml:space="preserve"> </w:t>
+      </w:r>
+      <m:oMath>
+        <m:r>
+          <m:t>β</m:t>
+        </m:r>
+      </m:oMath>
+      <w:r>
+        <w:t xml:space="preserve"> </w:t>
+      </w:r>
+      <w:r>
+        <w:t xml:space="preserve">= −0.901, p = .027 in the exporters-only subsample). The quadratic term is not significant, which confirms the monotone negative form with no observable turning point. Technological capability and digital adoption, both significant in mainland Asian contexts, are null in the SIDS environment, consistent with the FIP theoretical mechanism.</w:t>
       </w:r>
     </w:p>
     <w:p>
@@ -5404,7 +7228,51 @@
           <w:iCs/>
           <w:i/>
         </w:rPr>
-        <w:t xml:space="preserve">Forced Internationalization Penalty (FIP): Confirmed, β(FSTS_c) = −0.404, p = .032 (M1).</w:t>
+        <w:t xml:space="preserve">Forced Internationalization Penalty (FIP): Confirmed,</w:t>
+      </w:r>
+      <w:r>
+        <w:rPr>
+          <w:iCs/>
+          <w:i/>
+        </w:rPr>
+        <w:t xml:space="preserve"> </w:t>
+      </w:r>
+      <m:oMath>
+        <m:r>
+          <m:t>β</m:t>
+        </m:r>
+      </m:oMath>
+      <w:r>
+        <w:rPr>
+          <w:iCs/>
+          <w:i/>
+        </w:rPr>
+        <w:t xml:space="preserve">(</w:t>
+      </w:r>
+      <m:oMath>
+        <m:sSub>
+          <m:e>
+            <m:r>
+              <m:rPr>
+                <m:nor/>
+                <m:sty m:val="p"/>
+              </m:rPr>
+              <m:t>FSTS</m:t>
+            </m:r>
+          </m:e>
+          <m:sub>
+            <m:r>
+              <m:t>c</m:t>
+            </m:r>
+          </m:sub>
+        </m:sSub>
+      </m:oMath>
+      <w:r>
+        <w:rPr>
+          <w:iCs/>
+          <w:i/>
+        </w:rPr>
+        <w:t xml:space="preserve">) = −0.404, p = .032 (M1).</w:t>
       </w:r>
     </w:p>
     <w:bookmarkEnd w:id="50"/>
@@ -5754,7 +7622,26 @@
           <w:iCs/>
           <w:i/>
         </w:rPr>
-        <w:t xml:space="preserve">Note: Penalty confirmed in all specifications. Exporters-only result (β = −0.901) addresses adverse selection concern: among active exporters, intensifying exports further worsens performance.</w:t>
+        <w:t xml:space="preserve">Note: Penalty confirmed in all specifications. Exporters-only result (</w:t>
+      </w:r>
+      <m:oMath>
+        <m:r>
+          <m:t>β</m:t>
+        </m:r>
+      </m:oMath>
+      <w:r>
+        <w:rPr>
+          <w:iCs/>
+          <w:i/>
+        </w:rPr>
+        <w:t xml:space="preserve"> </w:t>
+      </w:r>
+      <w:r>
+        <w:rPr>
+          <w:iCs/>
+          <w:i/>
+        </w:rPr>
+        <w:t xml:space="preserve">= −0.901) addresses adverse selection concern: among active exporters, intensifying exports further worsens performance.</w:t>
       </w:r>
     </w:p>
     <w:bookmarkEnd w:id="51"/>

--- a/p8/submission/world_development_package/01_manuscript_blinded.docx
+++ b/p8/submission/world_development_package/01_manuscript_blinded.docx
@@ -2,7 +2,7 @@
 <file path=word/document.xml><?xml version="1.0" encoding="utf-8"?>
 <w:document xmlns:w="http://schemas.openxmlformats.org/wordprocessingml/2006/main" xmlns:m="http://schemas.openxmlformats.org/officeDocument/2006/math" xmlns:r="http://schemas.openxmlformats.org/officeDocument/2006/relationships" xmlns:o="urn:schemas-microsoft-com:office:office" xmlns:v="urn:schemas-microsoft-com:vml" xmlns:w10="urn:schemas-microsoft-com:office:word" xmlns:a="http://schemas.openxmlformats.org/drawingml/2006/main" xmlns:pic="http://schemas.openxmlformats.org/drawingml/2006/picture" xmlns:wp="http://schemas.openxmlformats.org/drawingml/2006/wordprocessingDrawing">
   <w:body>
-    <w:bookmarkStart w:id="53" w:name="X851d47967a07835e31e54cc2552648e271a088b"/>
+    <w:bookmarkStart w:id="62" w:name="X851d47967a07835e31e54cc2552648e271a088b"/>
     <w:p>
       <w:pPr>
         <w:pStyle w:val="Heading1"/>
@@ -48,7 +48,84 @@
         </w:pict>
       </w:r>
     </w:p>
-    <w:bookmarkStart w:id="20" w:name="abstract"/>
+    <w:bookmarkStart w:id="20" w:name="highlights"/>
+    <w:p>
+      <w:pPr>
+        <w:pStyle w:val="Heading2"/>
+      </w:pPr>
+      <w:r>
+        <w:t xml:space="preserve">Highlights</w:t>
+      </w:r>
+    </w:p>
+    <w:p>
+      <w:pPr>
+        <w:numPr>
+          <w:ilvl w:val="0"/>
+          <w:numId w:val="1001"/>
+        </w:numPr>
+        <w:pStyle w:val="Compact"/>
+      </w:pPr>
+      <w:r>
+        <w:t xml:space="preserve">First firm-level test of the Forced Internationalization Penalty in Pacific SIDS.</w:t>
+      </w:r>
+    </w:p>
+    <w:p>
+      <w:pPr>
+        <w:numPr>
+          <w:ilvl w:val="0"/>
+          <w:numId w:val="1001"/>
+        </w:numPr>
+        <w:pStyle w:val="Compact"/>
+      </w:pPr>
+      <w:r>
+        <w:t xml:space="preserve">Internationalization is monotone-negative for productivity (β = −0.404, p = .032).</w:t>
+      </w:r>
+    </w:p>
+    <w:p>
+      <w:pPr>
+        <w:numPr>
+          <w:ilvl w:val="0"/>
+          <w:numId w:val="1001"/>
+        </w:numPr>
+        <w:pStyle w:val="Compact"/>
+      </w:pPr>
+      <w:r>
+        <w:t xml:space="preserve">The quadratic term is null: no observable turning point in the data range.</w:t>
+      </w:r>
+    </w:p>
+    <w:p>
+      <w:pPr>
+        <w:numPr>
+          <w:ilvl w:val="0"/>
+          <w:numId w:val="1001"/>
+        </w:numPr>
+        <w:pStyle w:val="Compact"/>
+      </w:pPr>
+      <w:r>
+        <w:t xml:space="preserve">Technological capability and digital adoption do not override the penalty.</w:t>
+      </w:r>
+    </w:p>
+    <w:p>
+      <w:pPr>
+        <w:numPr>
+          <w:ilvl w:val="0"/>
+          <w:numId w:val="1001"/>
+        </w:numPr>
+        <w:pStyle w:val="Compact"/>
+      </w:pPr>
+      <w:r>
+        <w:t xml:space="preserve">Shift I–P framing from institutional moderation to institutional determination.</w:t>
+      </w:r>
+    </w:p>
+    <w:p>
+      <w:r>
+        <w:pict>
+          <v:rect style="width:0;height:1.5pt" o:hralign="center" o:hrstd="t" o:hr="t"/>
+        </w:pict>
+      </w:r>
+    </w:p>
+    <w:bookmarkEnd w:id="20"/>
+    <w:bookmarkStart w:id="21" w:name="abstract"/>
     <w:p>
       <w:pPr>
         <w:pStyle w:val="Heading2"/>
@@ -83,8 +160,8 @@
         </w:pict>
       </w:r>
     </w:p>
-    <w:bookmarkEnd w:id="20"/>
-    <w:bookmarkStart w:id="21" w:name="Xe3d0fc0bea9a42ce7605565d0964033d7f6ee47"/>
+    <w:bookmarkEnd w:id="21"/>
+    <w:bookmarkStart w:id="22" w:name="Xe3d0fc0bea9a42ce7605565d0964033d7f6ee47"/>
     <w:p>
       <w:pPr>
         <w:pStyle w:val="Heading2"/>
@@ -243,8 +320,8 @@
         </w:pict>
       </w:r>
     </w:p>
-    <w:bookmarkEnd w:id="21"/>
-    <w:bookmarkStart w:id="26" w:name="X88086f89d30295b73ade34a6a6d72f6030bebeb"/>
+    <w:bookmarkEnd w:id="22"/>
+    <w:bookmarkStart w:id="27" w:name="X88086f89d30295b73ade34a6a6d72f6030bebeb"/>
     <w:p>
       <w:pPr>
         <w:pStyle w:val="Heading2"/>
@@ -253,7 +330,7 @@
         <w:t xml:space="preserve">2. Theoretical Background and Hypotheses</w:t>
       </w:r>
     </w:p>
-    <w:bookmarkStart w:id="22" w:name="Xb9f10d5a773f889d0c54a837c7b35981e9ef98d"/>
+    <w:bookmarkStart w:id="23" w:name="Xb9f10d5a773f889d0c54a837c7b35981e9ef98d"/>
     <w:p>
       <w:pPr>
         <w:pStyle w:val="Heading3"/>
@@ -332,8 +409,8 @@
         <w:t xml:space="preserve">Both institutional theory (Scott, 1995; North, 1990) and the institutional voids literature (Khanna &amp; Palepu, 2010; Doh et al., 2017) treat the quality of market-supporting institutions as a moderator of I-P relationship intensity. This presupposes that institutions vary on a continuum where some level of functional support exists even at the low end. Comprehensive institutional voids tell a different story. Absent financial intermediaries, unreliable contract enforcement, and limited trade facilitation infrastructure do not merely weaken the inverted-U; they may eliminate the mechanism that generates positive returns from internationalization altogether.</w:t>
       </w:r>
     </w:p>
-    <w:bookmarkEnd w:id="22"/>
-    <w:bookmarkStart w:id="23" w:name="X1f001da1b4b1572ea8f32d5031e054868494059"/>
+    <w:bookmarkEnd w:id="23"/>
+    <w:bookmarkStart w:id="24" w:name="X1f001da1b4b1572ea8f32d5031e054868494059"/>
     <w:p>
       <w:pPr>
         <w:pStyle w:val="Heading3"/>
@@ -442,8 +519,8 @@
         <w:t xml:space="preserve">: Briguglio's vulnerability index captures macroeconomic exposure to external shocks. FIP is a microeconomic, firm-level construct. It identifies the performance mechanism through which macro-structural vulnerability translates into firm-level outcomes.</w:t>
       </w:r>
     </w:p>
-    <w:bookmarkEnd w:id="23"/>
-    <w:bookmarkStart w:id="24" w:name="Xc71733a542ce4d73564dcb0287a5b80a716b22f"/>
+    <w:bookmarkEnd w:id="24"/>
+    <w:bookmarkStart w:id="25" w:name="Xc71733a542ce4d73564dcb0287a5b80a716b22f"/>
     <w:p>
       <w:pPr>
         <w:pStyle w:val="Heading3"/>
@@ -509,8 +586,8 @@
         <w:t xml:space="preserve">: In Pacific SIDS, internationalization intensity is negatively associated with firm performance with no significant quadratic turning point, indicating a Forced Internationalization Penalty rather than an inverted-U relationship.</w:t>
       </w:r>
     </w:p>
-    <w:bookmarkEnd w:id="24"/>
-    <w:bookmarkStart w:id="25" w:name="Xf304c7c051670d76ad64f147386dc979ed380d0"/>
+    <w:bookmarkEnd w:id="25"/>
+    <w:bookmarkStart w:id="26" w:name="Xf304c7c051670d76ad64f147386dc979ed380d0"/>
     <w:p>
       <w:pPr>
         <w:pStyle w:val="Heading3"/>
@@ -594,9 +671,9 @@
         </w:pict>
       </w:r>
     </w:p>
-    <w:bookmarkEnd w:id="25"/>
     <w:bookmarkEnd w:id="26"/>
-    <w:bookmarkStart w:id="30" w:name="X5eb800a903106e48a684e9ea9de39ed619b9df8"/>
+    <w:bookmarkEnd w:id="27"/>
+    <w:bookmarkStart w:id="31" w:name="X5eb800a903106e48a684e9ea9de39ed619b9df8"/>
     <w:p>
       <w:pPr>
         <w:pStyle w:val="Heading2"/>
@@ -605,7 +682,7 @@
         <w:t xml:space="preserve">3. Data and Methods</w:t>
       </w:r>
     </w:p>
-    <w:bookmarkStart w:id="27" w:name="X180323993af082d7b264d69830cacecf330a102"/>
+    <w:bookmarkStart w:id="28" w:name="X180323993af082d7b264d69830cacecf330a102"/>
     <w:p>
       <w:pPr>
         <w:pStyle w:val="Heading3"/>
@@ -638,8 +715,8 @@
         <w:t xml:space="preserve">across multiple country-year waves.</w:t>
       </w:r>
     </w:p>
-    <w:bookmarkEnd w:id="27"/>
-    <w:bookmarkStart w:id="28" w:name="X431a8b355211b47c6e494a5f659051454df4ed1"/>
+    <w:bookmarkEnd w:id="28"/>
+    <w:bookmarkStart w:id="29" w:name="X431a8b355211b47c6e494a5f659051454df4ed1"/>
     <w:p>
       <w:pPr>
         <w:pStyle w:val="Heading3"/>
@@ -1610,8 +1687,8 @@
         <w:t xml:space="preserve">is centred within each country-year wave so that turning-point estimates are not confounded by cross-wave composition shifts (Haans et al., 2016). DAI captures only Tier-1 static website presence; Tier-2 (e-payment) and Tier-3 (cloud/ERP) indicators are unavailable for these WBES waves.</w:t>
       </w:r>
     </w:p>
-    <w:bookmarkEnd w:id="28"/>
-    <w:bookmarkStart w:id="29" w:name="Xc5fe1f3cf583535f12a87a680dcd317400b3da2"/>
+    <w:bookmarkEnd w:id="29"/>
+    <w:bookmarkStart w:id="30" w:name="Xc5fe1f3cf583535f12a87a680dcd317400b3da2"/>
     <w:p>
       <w:pPr>
         <w:pStyle w:val="Heading3"/>
@@ -2273,9 +2350,9 @@
         </w:pict>
       </w:r>
     </w:p>
-    <w:bookmarkEnd w:id="29"/>
     <w:bookmarkEnd w:id="30"/>
-    <w:bookmarkStart w:id="37" w:name="X121719332867ee227f0a04b486098cee978c6e6"/>
+    <w:bookmarkEnd w:id="31"/>
+    <w:bookmarkStart w:id="38" w:name="X121719332867ee227f0a04b486098cee978c6e6"/>
     <w:p>
       <w:pPr>
         <w:pStyle w:val="Heading2"/>
@@ -2284,7 +2361,7 @@
         <w:t xml:space="preserve">4. Results</w:t>
       </w:r>
     </w:p>
-    <w:bookmarkStart w:id="31" w:name="Xf031df31c5b8141c05fcebab78842231a9e024a"/>
+    <w:bookmarkStart w:id="32" w:name="Xf031df31c5b8141c05fcebab78842231a9e024a"/>
     <w:p>
       <w:pPr>
         <w:pStyle w:val="Heading3"/>
@@ -2324,8 +2401,8 @@
         <w:t xml:space="preserve">increases from 0.511 (year FE only) to 0.799 (country + year FE) when country indicators are added, confirming that 95% of explained productivity variance is between-country, a feature consistent with extreme between-country heterogeneity in institutional quality, geographic remoteness, and economic structure.</w:t>
       </w:r>
     </w:p>
-    <w:bookmarkEnd w:id="31"/>
-    <w:bookmarkStart w:id="32" w:name="X221fb7e0fbd1e09102b607f2a4be829dba85b6e"/>
+    <w:bookmarkEnd w:id="32"/>
+    <w:bookmarkStart w:id="33" w:name="X221fb7e0fbd1e09102b607f2a4be829dba85b6e"/>
     <w:p>
       <w:pPr>
         <w:pStyle w:val="Heading3"/>
@@ -2555,8 +2632,8 @@
         <w:t xml:space="preserve">= +0.082, p = .242).</w:t>
       </w:r>
     </w:p>
-    <w:bookmarkEnd w:id="32"/>
-    <w:bookmarkStart w:id="33" w:name="X278b3f0cc4133671f70c21e2e288fdaa4a06e72"/>
+    <w:bookmarkEnd w:id="33"/>
+    <w:bookmarkStart w:id="34" w:name="X278b3f0cc4133671f70c21e2e288fdaa4a06e72"/>
     <w:p>
       <w:pPr>
         <w:pStyle w:val="Heading3"/>
@@ -2725,7 +2802,7 @@
       <w:pPr>
         <w:numPr>
           <w:ilvl w:val="0"/>
-          <w:numId w:val="1001"/>
+          <w:numId w:val="1002"/>
         </w:numPr>
         <w:pStyle w:val="Compact"/>
       </w:pPr>
@@ -2805,7 +2882,7 @@
       <w:pPr>
         <w:numPr>
           <w:ilvl w:val="0"/>
-          <w:numId w:val="1001"/>
+          <w:numId w:val="1002"/>
         </w:numPr>
         <w:pStyle w:val="Compact"/>
       </w:pPr>
@@ -2910,7 +2987,7 @@
       <w:pPr>
         <w:numPr>
           <w:ilvl w:val="0"/>
-          <w:numId w:val="1001"/>
+          <w:numId w:val="1002"/>
         </w:numPr>
         <w:pStyle w:val="Compact"/>
       </w:pPr>
@@ -3083,7 +3160,7 @@
       <w:pPr>
         <w:numPr>
           <w:ilvl w:val="0"/>
-          <w:numId w:val="1001"/>
+          <w:numId w:val="1002"/>
         </w:numPr>
         <w:pStyle w:val="Compact"/>
       </w:pPr>
@@ -3148,8 +3225,8 @@
         <w:t xml:space="preserve">: consistent with H1 and the FIP structural mechanism. There is no turning point within the observed FSTS range (0–1).</w:t>
       </w:r>
     </w:p>
-    <w:bookmarkEnd w:id="33"/>
-    <w:bookmarkStart w:id="34" w:name="X7c95bb97131b594aa7673109c051c80c5a0bcc4"/>
+    <w:bookmarkEnd w:id="34"/>
+    <w:bookmarkStart w:id="35" w:name="X7c95bb97131b594aa7673109c051c80c5a0bcc4"/>
     <w:p>
       <w:pPr>
         <w:pStyle w:val="Heading3"/>
@@ -3367,8 +3444,8 @@
         <w:t xml:space="preserve">This result is critical: even among firms that have successfully engaged in exporting, higher export intensity is associated with lower productivity. This rules out a simple selection explanation (e.g., that only low-productivity firms are excluded from exporting, driving the pooled negative correlation). Among actual exporters, intensifying exports further worsens performance, which is the hallmark of the FIP mechanism rather than of adverse selection.</w:t>
       </w:r>
     </w:p>
-    <w:bookmarkEnd w:id="34"/>
-    <w:bookmarkStart w:id="35" w:name="Xb09bd355cfef31bfb4a34bc8569e299208ad4bf"/>
+    <w:bookmarkEnd w:id="35"/>
+    <w:bookmarkStart w:id="36" w:name="Xb09bd355cfef31bfb4a34bc8569e299208ad4bf"/>
     <w:p>
       <w:pPr>
         <w:pStyle w:val="Heading3"/>
@@ -3711,8 +3788,8 @@
         <w:t xml:space="preserve">, while small and non-significant, are consistent with the interpretation that capabilities raise productivity levels in general (as found in mainland Asian contexts: Goedhuys &amp; Sleuwaegen, 2013; Teece, 2007) but cannot modify the structural negativity of the FSTS–performance relationship that FIP describes.</w:t>
       </w:r>
     </w:p>
-    <w:bookmarkEnd w:id="35"/>
-    <w:bookmarkStart w:id="36" w:name="X6c093959484b3f9d4e201eec1d461ec8d4bd970"/>
+    <w:bookmarkEnd w:id="36"/>
+    <w:bookmarkStart w:id="37" w:name="X6c093959484b3f9d4e201eec1d461ec8d4bd970"/>
     <w:p>
       <w:pPr>
         <w:pStyle w:val="Heading3"/>
@@ -3905,9 +3982,9 @@
         </w:pict>
       </w:r>
     </w:p>
-    <w:bookmarkEnd w:id="36"/>
     <w:bookmarkEnd w:id="37"/>
-    <w:bookmarkStart w:id="43" w:name="X735612638e4e736e4693e459c258977262c0dfc"/>
+    <w:bookmarkEnd w:id="38"/>
+    <w:bookmarkStart w:id="44" w:name="X735612638e4e736e4693e459c258977262c0dfc"/>
     <w:p>
       <w:pPr>
         <w:pStyle w:val="Heading2"/>
@@ -3916,7 +3993,7 @@
         <w:t xml:space="preserve">5. Discussion</w:t>
       </w:r>
     </w:p>
-    <w:bookmarkStart w:id="38" w:name="X756057e5c11f0c9dd39f4fea415a3ea89277fd3"/>
+    <w:bookmarkStart w:id="39" w:name="X756057e5c11f0c9dd39f4fea415a3ea89277fd3"/>
     <w:p>
       <w:pPr>
         <w:pStyle w:val="Heading3"/>
@@ -3989,8 +4066,8 @@
         <w:t xml:space="preserve">Read this way, conventional theory and FIP are the two poles of a single continuum rather than a rule and its exception. At the strong-institution pole, internationalization is internationalization-to-scale: a firm such as a Singaporean exporter operates on the long ascending limb where exporting optimizes profit margins, and the turning point arrives very late because the home base, trade costs, and institutions all permit scale and learning gains to be appropriated. At the opposite pole, internationalization is internationalization-to-survive: SIDS firms are forced to export despite trade-cost amplifications that erode all profit, and the curve collapses into a monotone negative line. The value of the FIP pole is not that it is rare but that it is diagnostic. It is the theoretically most revealing case precisely because it is the singularity at which the inverted-U breaks down, and where the breakdown lays bare the structural prerequisites the standard model assumes but leaves unstated. The conventional curve never had to declare its dependence on a viable home market, on bearable logistics, and on functioning institutions, because in mainstream samples those conditions are always present; only at the FIP pole, where they vanish together, does that hidden dependence become observable. FIP therefore contributes a general boundary condition to institutional moderation theory: it specifies the limit at which moderation of degree gives way to determination of sign.</w:t>
       </w:r>
     </w:p>
-    <w:bookmarkEnd w:id="38"/>
-    <w:bookmarkStart w:id="39" w:name="X0f7881790c29927869278ccfdf374374fedd8e4"/>
+    <w:bookmarkEnd w:id="39"/>
+    <w:bookmarkStart w:id="40" w:name="X0f7881790c29927869278ccfdf374374fedd8e4"/>
     <w:p>
       <w:pPr>
         <w:pStyle w:val="Heading3"/>
@@ -4049,8 +4126,8 @@
         <w:t xml:space="preserve">The finding connects to the broader question of boundary conditions in IB theory (Verbeke &amp; Brugman, 2018; Hennart, 2007). If mainstream I-P theories are derived from samples of economies where the structural prerequisites are broadly satisfied, those theories may be systematically inapplicable to the SIDS context. They would not merely need adjustment; they would represent a qualitatively different theoretical regime. FIP offers a theoretically grounded label for that alternative regime.</w:t>
       </w:r>
     </w:p>
-    <w:bookmarkEnd w:id="39"/>
-    <w:bookmarkStart w:id="40" w:name="X8a30c3062e38861be110fa8b68be2e42e1dcb57"/>
+    <w:bookmarkEnd w:id="40"/>
+    <w:bookmarkStart w:id="41" w:name="X8a30c3062e38861be110fa8b68be2e42e1dcb57"/>
     <w:p>
       <w:pPr>
         <w:pStyle w:val="Heading3"/>
@@ -4215,8 +4292,8 @@
         <w:t xml:space="preserve">suggest that capabilities do raise general productivity levels, consistent with their role in the broader literature, yet they cannot modify the negative directionality of the FSTS–performance relationship in the SIDS structural context. This nuance, that capabilities help the level and not the slope, may be a productive direction for future SIDS research.</w:t>
       </w:r>
     </w:p>
-    <w:bookmarkEnd w:id="40"/>
-    <w:bookmarkStart w:id="41" w:name="X8bcfb993ada7fae012c0a3b08b0e9a3dc544172"/>
+    <w:bookmarkEnd w:id="41"/>
+    <w:bookmarkStart w:id="42" w:name="X8bcfb993ada7fae012c0a3b08b0e9a3dc544172"/>
     <w:p>
       <w:pPr>
         <w:pStyle w:val="Heading3"/>
@@ -4313,8 +4390,8 @@
         <w:t xml:space="preserve">(functional institutions): targeted institutional development focused on trade facilitation infrastructure, such as standards bodies, trade finance intermediaries, and export promotion agencies with genuine capacity, may address the FIP mechanism more directly than generic governance reform. Goedhuys and Sleuwaegen's (2013) evidence on international certification is instructive here. Their finding that ISO certification improves firm productivity is consistent with the null TCI result reported above if certification's productivity benefit is conditional on institutions that support standards enforcement and customer recognition, the very conditions absent in the SIDS context.</w:t>
       </w:r>
     </w:p>
-    <w:bookmarkEnd w:id="41"/>
-    <w:bookmarkStart w:id="42" w:name="Xde7edcb3f604b7ff7a62d585547252a5b42f172"/>
+    <w:bookmarkEnd w:id="42"/>
+    <w:bookmarkStart w:id="43" w:name="Xde7edcb3f604b7ff7a62d585547252a5b42f172"/>
     <w:p>
       <w:pPr>
         <w:pStyle w:val="Heading3"/>
@@ -4422,9 +4499,9 @@
         </w:pict>
       </w:r>
     </w:p>
-    <w:bookmarkEnd w:id="42"/>
     <w:bookmarkEnd w:id="43"/>
-    <w:bookmarkStart w:id="44" w:name="X56025c6d9dbf7520f7a7df11f905cdd09f46e4a"/>
+    <w:bookmarkEnd w:id="44"/>
+    <w:bookmarkStart w:id="45" w:name="X56025c6d9dbf7520f7a7df11f905cdd09f46e4a"/>
     <w:p>
       <w:pPr>
         <w:pStyle w:val="Heading2"/>
@@ -4503,14 +4580,14 @@
         </w:pict>
       </w:r>
     </w:p>
-    <w:bookmarkEnd w:id="44"/>
-    <w:bookmarkStart w:id="48" w:name="references"/>
+    <w:bookmarkEnd w:id="45"/>
+    <w:bookmarkStart w:id="47" w:name="acknowledgements"/>
     <w:p>
       <w:pPr>
         <w:pStyle w:val="Heading2"/>
       </w:pPr>
       <w:r>
-        <w:t xml:space="preserve">References</w:t>
+        <w:t xml:space="preserve">Acknowledgements</w:t>
       </w:r>
     </w:p>
     <w:p>
@@ -4518,28 +4595,85 @@
         <w:pStyle w:val="FirstParagraph"/>
       </w:pPr>
       <w:r>
-        <w:t xml:space="preserve">Barney, J. (1991). Firm resources and sustained competitive advantage.</w:t>
-      </w:r>
-      <w:r>
-        <w:t xml:space="preserve"> </w:t>
-      </w:r>
+        <w:t xml:space="preserve">Source: World Bank Enterprise Surveys (WBES),</w:t>
+      </w:r>
+      <w:r>
+        <w:t xml:space="preserve"> </w:t>
+      </w:r>
+      <w:hyperlink r:id="rId46">
+        <w:r>
+          <w:rPr>
+            <w:rStyle w:val="Hyperlink"/>
+          </w:rPr>
+          <w:t xml:space="preserve">www.enterprisesurveys.org</w:t>
+        </w:r>
+      </w:hyperlink>
+      <w:r>
+        <w:t xml:space="preserve">. We thank the Enterprise Analysis Unit of the Development Economics Global Indicators Group of the World Bank for the data. The user of the data acknowledges that the original collector of the data, the authorised distributor of the data, and the relevant funding agency bear no responsibility for use of the data or for interpretations or inferences based upon such uses. The findings, interpretations, and conclusions expressed in this paper are entirely those of the authors and do not necessarily represent the views of the World Bank Group, its Executive Directors, or the governments they represent.</w:t>
+      </w:r>
+    </w:p>
+    <w:bookmarkEnd w:id="47"/>
+    <w:bookmarkStart w:id="48" w:name="funding"/>
+    <w:p>
+      <w:pPr>
+        <w:pStyle w:val="Heading2"/>
+      </w:pPr>
+      <w:r>
+        <w:t xml:space="preserve">Funding</w:t>
+      </w:r>
+    </w:p>
+    <w:p>
+      <w:pPr>
+        <w:pStyle w:val="FirstParagraph"/>
+      </w:pPr>
+      <w:r>
+        <w:t xml:space="preserve">The authors received no specific grant from any funding agency in the public, commercial, or not-for-profit sectors for the research, authorship, or publication of this article.</w:t>
+      </w:r>
+    </w:p>
+    <w:bookmarkEnd w:id="48"/>
+    <w:bookmarkStart w:id="49" w:name="declaration-of-competing-interests"/>
+    <w:p>
+      <w:pPr>
+        <w:pStyle w:val="Heading2"/>
+      </w:pPr>
+      <w:r>
+        <w:t xml:space="preserve">Declaration of Competing Interests</w:t>
+      </w:r>
+    </w:p>
+    <w:p>
+      <w:pPr>
+        <w:pStyle w:val="FirstParagraph"/>
+      </w:pPr>
+      <w:r>
+        <w:t xml:space="preserve">The authors declare that they have no known competing financial interests or personal relationships that could have appeared to influence the work reported in this paper.</w:t>
+      </w:r>
+    </w:p>
+    <w:bookmarkEnd w:id="49"/>
+    <w:bookmarkStart w:id="50" w:name="credit-author-statement"/>
+    <w:p>
+      <w:pPr>
+        <w:pStyle w:val="Heading2"/>
+      </w:pPr>
+      <w:r>
+        <w:t xml:space="preserve">CRediT Author Statement</w:t>
+      </w:r>
+    </w:p>
+    <w:p>
+      <w:pPr>
+        <w:pStyle w:val="FirstParagraph"/>
+      </w:pPr>
       <w:r>
         <w:rPr>
           <w:iCs/>
           <w:i/>
         </w:rPr>
-        <w:t xml:space="preserve">Journal of Management, 17</w:t>
-      </w:r>
-      <w:r>
-        <w:t xml:space="preserve">(1), 99–120.</w:t>
-      </w:r>
-    </w:p>
-    <w:p>
-      <w:pPr>
-        <w:pStyle w:val="BodyText"/>
-      </w:pPr>
-      <w:r>
-        <w:t xml:space="preserve">Bausch, A., &amp; Krist, M. (2007). The effect of context-related moderators on the internationalization-performance relationship.</w:t>
+        <w:t xml:space="preserve">Author 1 (corresponding):</w:t>
+      </w:r>
+      <w:r>
+        <w:t xml:space="preserve"> </w:t>
+      </w:r>
+      <w:r>
+        <w:t xml:space="preserve">Conceptualization, Methodology, Data curation, Formal analysis, Writing — original draft.</w:t>
       </w:r>
       <w:r>
         <w:t xml:space="preserve"> </w:t>
@@ -4549,18 +4683,91 @@
           <w:iCs/>
           <w:i/>
         </w:rPr>
-        <w:t xml:space="preserve">Management International Review, 47</w:t>
-      </w:r>
-      <w:r>
-        <w:t xml:space="preserve">(3), 319–347.</w:t>
-      </w:r>
-    </w:p>
-    <w:p>
-      <w:pPr>
-        <w:pStyle w:val="BodyText"/>
-      </w:pPr>
-      <w:r>
-        <w:t xml:space="preserve">Briguglio, L. (1995). Small island developing states and their economic vulnerabilities.</w:t>
+        <w:t xml:space="preserve">Author 2:</w:t>
+      </w:r>
+      <w:r>
+        <w:t xml:space="preserve"> </w:t>
+      </w:r>
+      <w:r>
+        <w:t xml:space="preserve">Conceptualization, Methodology, Writing — review &amp; editing, Supervision. (Full author identities provided in separate Title Page; CRediT terms per Brand et al., 2015.)</w:t>
+      </w:r>
+    </w:p>
+    <w:bookmarkEnd w:id="50"/>
+    <w:bookmarkStart w:id="51" w:name="Xfd35355eaff5be7167e13ac5f8f9ba5509cc5e8"/>
+    <w:p>
+      <w:pPr>
+        <w:pStyle w:val="Heading2"/>
+      </w:pPr>
+      <w:r>
+        <w:t xml:space="preserve">Declaration of Generative AI and AI-Assisted Technologies</w:t>
+      </w:r>
+    </w:p>
+    <w:p>
+      <w:pPr>
+        <w:pStyle w:val="FirstParagraph"/>
+      </w:pPr>
+      <w:r>
+        <w:t xml:space="preserve">During the preparation of this work the authors used large-language-model assistants to support: (i) language polishing of draft prose at the sentence level; (ii) consistency checking of statistical notation and APA 7 reference formatting; and (iii) preliminary screening of WBES variable codes against the harmonisation protocol. After using these tools, the authors reviewed and edited the content as needed and take full responsibility for the content of the published article. No AI tool was used for analytic decisions, hypothesis development, or interpretation of empirical results.</w:t>
+      </w:r>
+    </w:p>
+    <w:bookmarkEnd w:id="51"/>
+    <w:bookmarkStart w:id="53" w:name="data-availability-statement"/>
+    <w:p>
+      <w:pPr>
+        <w:pStyle w:val="Heading2"/>
+      </w:pPr>
+      <w:r>
+        <w:t xml:space="preserve">Data Availability Statement</w:t>
+      </w:r>
+    </w:p>
+    <w:p>
+      <w:pPr>
+        <w:pStyle w:val="FirstParagraph"/>
+      </w:pPr>
+      <w:r>
+        <w:t xml:space="preserve">The World Bank Enterprise Survey microdata used in this study are publicly available at</w:t>
+      </w:r>
+      <w:r>
+        <w:t xml:space="preserve"> </w:t>
+      </w:r>
+      <w:hyperlink r:id="rId52">
+        <w:r>
+          <w:rPr>
+            <w:rStyle w:val="Hyperlink"/>
+          </w:rPr>
+          <w:t xml:space="preserve">https://www.enterprisesurveys.org</w:t>
+        </w:r>
+      </w:hyperlink>
+      <w:r>
+        <w:t xml:space="preserve"> </w:t>
+      </w:r>
+      <w:r>
+        <w:t xml:space="preserve">(accessed during May 2025–April 2026 for the nine Pacific SIDS waves analysed). The harmonisation protocol, derived variable construction code, and replication scripts that reproduce the regression results reported in §4 are available from the corresponding author on reasonable request; a fully anonymised replication archive will be deposited on OSF upon acceptance.</w:t>
+      </w:r>
+    </w:p>
+    <w:p>
+      <w:r>
+        <w:pict>
+          <v:rect style="width:0;height:1.5pt" o:hralign="center" o:hrstd="t" o:hr="t"/>
+        </w:pict>
+      </w:r>
+    </w:p>
+    <w:bookmarkEnd w:id="53"/>
+    <w:bookmarkStart w:id="57" w:name="references"/>
+    <w:p>
+      <w:pPr>
+        <w:pStyle w:val="Heading2"/>
+      </w:pPr>
+      <w:r>
+        <w:t xml:space="preserve">References</w:t>
+      </w:r>
+    </w:p>
+    <w:p>
+      <w:pPr>
+        <w:pStyle w:val="FirstParagraph"/>
+      </w:pPr>
+      <w:r>
+        <w:t xml:space="preserve">Barney, J. (1991). Firm resources and sustained competitive advantage.</w:t>
       </w:r>
       <w:r>
         <w:t xml:space="preserve"> </w:t>
@@ -4570,18 +4777,18 @@
           <w:iCs/>
           <w:i/>
         </w:rPr>
-        <w:t xml:space="preserve">World Development, 23</w:t>
-      </w:r>
-      <w:r>
-        <w:t xml:space="preserve">(9), 1615–1632.</w:t>
-      </w:r>
-    </w:p>
-    <w:p>
-      <w:pPr>
-        <w:pStyle w:val="BodyText"/>
-      </w:pPr>
-      <w:r>
-        <w:t xml:space="preserve">Briguglio, L., Cordina, G., Farrugia, N., &amp; Vella, S. (2009). Economic vulnerability and resilience: Concepts and measurements.</w:t>
+        <w:t xml:space="preserve">Journal of Management, 17</w:t>
+      </w:r>
+      <w:r>
+        <w:t xml:space="preserve">(1), 99–120.</w:t>
+      </w:r>
+    </w:p>
+    <w:p>
+      <w:pPr>
+        <w:pStyle w:val="BodyText"/>
+      </w:pPr>
+      <w:r>
+        <w:t xml:space="preserve">Bausch, A., &amp; Krist, M. (2007). The effect of context-related moderators on the internationalization-performance relationship.</w:t>
       </w:r>
       <w:r>
         <w:t xml:space="preserve"> </w:t>
@@ -4591,18 +4798,18 @@
           <w:iCs/>
           <w:i/>
         </w:rPr>
-        <w:t xml:space="preserve">Oxford Development Studies, 37</w:t>
-      </w:r>
-      <w:r>
-        <w:t xml:space="preserve">(3), 229–247.</w:t>
-      </w:r>
-    </w:p>
-    <w:p>
-      <w:pPr>
-        <w:pStyle w:val="BodyText"/>
-      </w:pPr>
-      <w:r>
-        <w:t xml:space="preserve">Contractor, F. J., Kundu, S. K., &amp; Hsu, C.-C. (2003). A three-stage theory of international expansion: The link between multinationality and performance in the service sector.</w:t>
+        <w:t xml:space="preserve">Management International Review, 47</w:t>
+      </w:r>
+      <w:r>
+        <w:t xml:space="preserve">(3), 319–347.</w:t>
+      </w:r>
+    </w:p>
+    <w:p>
+      <w:pPr>
+        <w:pStyle w:val="BodyText"/>
+      </w:pPr>
+      <w:r>
+        <w:t xml:space="preserve">Briguglio, L. (1995). Small island developing states and their economic vulnerabilities.</w:t>
       </w:r>
       <w:r>
         <w:t xml:space="preserve"> </w:t>
@@ -4612,18 +4819,18 @@
           <w:iCs/>
           <w:i/>
         </w:rPr>
-        <w:t xml:space="preserve">Journal of International Business Studies, 34</w:t>
-      </w:r>
-      <w:r>
-        <w:t xml:space="preserve">(1), 5–18.</w:t>
-      </w:r>
-    </w:p>
-    <w:p>
-      <w:pPr>
-        <w:pStyle w:val="BodyText"/>
-      </w:pPr>
-      <w:r>
-        <w:t xml:space="preserve">Diamantopoulos, A., &amp; Winklhofer, H. M. (2001). Index construction with formative indicators: An alternative to scale development.</w:t>
+        <w:t xml:space="preserve">World Development, 23</w:t>
+      </w:r>
+      <w:r>
+        <w:t xml:space="preserve">(9), 1615–1632.</w:t>
+      </w:r>
+    </w:p>
+    <w:p>
+      <w:pPr>
+        <w:pStyle w:val="BodyText"/>
+      </w:pPr>
+      <w:r>
+        <w:t xml:space="preserve">Briguglio, L., Cordina, G., Farrugia, N., &amp; Vella, S. (2009). Economic vulnerability and resilience: Concepts and measurements.</w:t>
       </w:r>
       <w:r>
         <w:t xml:space="preserve"> </w:t>
@@ -4633,18 +4840,18 @@
           <w:iCs/>
           <w:i/>
         </w:rPr>
-        <w:t xml:space="preserve">Journal of Marketing Research, 38</w:t>
-      </w:r>
-      <w:r>
-        <w:t xml:space="preserve">(2), 269–277.</w:t>
-      </w:r>
-    </w:p>
-    <w:p>
-      <w:pPr>
-        <w:pStyle w:val="BodyText"/>
-      </w:pPr>
-      <w:r>
-        <w:t xml:space="preserve">Doh, J. P., Rodrigues, S., Saka-Helmhout, A., &amp; Makhija, M. (2017). International business responses to institutional voids.</w:t>
+        <w:t xml:space="preserve">Oxford Development Studies, 37</w:t>
+      </w:r>
+      <w:r>
+        <w:t xml:space="preserve">(3), 229–247.</w:t>
+      </w:r>
+    </w:p>
+    <w:p>
+      <w:pPr>
+        <w:pStyle w:val="BodyText"/>
+      </w:pPr>
+      <w:r>
+        <w:t xml:space="preserve">Contractor, F. J., Kundu, S. K., &amp; Hsu, C.-C. (2003). A three-stage theory of international expansion: The link between multinationality and performance in the service sector.</w:t>
       </w:r>
       <w:r>
         <w:t xml:space="preserve"> </w:t>
@@ -4654,18 +4861,18 @@
           <w:iCs/>
           <w:i/>
         </w:rPr>
-        <w:t xml:space="preserve">Journal of International Business Studies, 48</w:t>
-      </w:r>
-      <w:r>
-        <w:t xml:space="preserve">(3), 293–307.</w:t>
-      </w:r>
-    </w:p>
-    <w:p>
-      <w:pPr>
-        <w:pStyle w:val="BodyText"/>
-      </w:pPr>
-      <w:r>
-        <w:t xml:space="preserve">Goedhuys, M., &amp; Sleuwaegen, L. (2013). The impact of international standards certification on the performance of firms in less developed countries.</w:t>
+        <w:t xml:space="preserve">Journal of International Business Studies, 34</w:t>
+      </w:r>
+      <w:r>
+        <w:t xml:space="preserve">(1), 5–18.</w:t>
+      </w:r>
+    </w:p>
+    <w:p>
+      <w:pPr>
+        <w:pStyle w:val="BodyText"/>
+      </w:pPr>
+      <w:r>
+        <w:t xml:space="preserve">Diamantopoulos, A., &amp; Winklhofer, H. M. (2001). Index construction with formative indicators: An alternative to scale development.</w:t>
       </w:r>
       <w:r>
         <w:t xml:space="preserve"> </w:t>
@@ -4675,18 +4882,18 @@
           <w:iCs/>
           <w:i/>
         </w:rPr>
-        <w:t xml:space="preserve">World Development, 46</w:t>
-      </w:r>
-      <w:r>
-        <w:t xml:space="preserve">, 87–101.</w:t>
-      </w:r>
-    </w:p>
-    <w:p>
-      <w:pPr>
-        <w:pStyle w:val="BodyText"/>
-      </w:pPr>
-      <w:r>
-        <w:t xml:space="preserve">Haans, R. F. J., Pieters, C., &amp; He, Z.-L. (2016). Thinking about U: Theorizing and testing U- and inverted U-shaped relationships in strategy research.</w:t>
+        <w:t xml:space="preserve">Journal of Marketing Research, 38</w:t>
+      </w:r>
+      <w:r>
+        <w:t xml:space="preserve">(2), 269–277.</w:t>
+      </w:r>
+    </w:p>
+    <w:p>
+      <w:pPr>
+        <w:pStyle w:val="BodyText"/>
+      </w:pPr>
+      <w:r>
+        <w:t xml:space="preserve">Doh, J. P., Rodrigues, S., Saka-Helmhout, A., &amp; Makhija, M. (2017). International business responses to institutional voids.</w:t>
       </w:r>
       <w:r>
         <w:t xml:space="preserve"> </w:t>
@@ -4696,6 +4903,48 @@
           <w:iCs/>
           <w:i/>
         </w:rPr>
+        <w:t xml:space="preserve">Journal of International Business Studies, 48</w:t>
+      </w:r>
+      <w:r>
+        <w:t xml:space="preserve">(3), 293–307.</w:t>
+      </w:r>
+    </w:p>
+    <w:p>
+      <w:pPr>
+        <w:pStyle w:val="BodyText"/>
+      </w:pPr>
+      <w:r>
+        <w:t xml:space="preserve">Goedhuys, M., &amp; Sleuwaegen, L. (2013). The impact of international standards certification on the performance of firms in less developed countries.</w:t>
+      </w:r>
+      <w:r>
+        <w:t xml:space="preserve"> </w:t>
+      </w:r>
+      <w:r>
+        <w:rPr>
+          <w:iCs/>
+          <w:i/>
+        </w:rPr>
+        <w:t xml:space="preserve">World Development, 46</w:t>
+      </w:r>
+      <w:r>
+        <w:t xml:space="preserve">, 87–101.</w:t>
+      </w:r>
+    </w:p>
+    <w:p>
+      <w:pPr>
+        <w:pStyle w:val="BodyText"/>
+      </w:pPr>
+      <w:r>
+        <w:t xml:space="preserve">Haans, R. F. J., Pieters, C., &amp; He, Z.-L. (2016). Thinking about U: Theorizing and testing U- and inverted U-shaped relationships in strategy research.</w:t>
+      </w:r>
+      <w:r>
+        <w:t xml:space="preserve"> </w:t>
+      </w:r>
+      <w:r>
+        <w:rPr>
+          <w:iCs/>
+          <w:i/>
+        </w:rPr>
         <w:t xml:space="preserve">Strategic Management Journal, 37</w:t>
       </w:r>
       <w:r>
@@ -4704,7 +4953,7 @@
       <w:r>
         <w:t xml:space="preserve"> </w:t>
       </w:r>
-      <w:hyperlink r:id="rId45">
+      <w:hyperlink r:id="rId54">
         <w:r>
           <w:rPr>
             <w:rStyle w:val="Hyperlink"/>
@@ -4946,7 +5195,7 @@
       <w:r>
         <w:t xml:space="preserve"> </w:t>
       </w:r>
-      <w:hyperlink r:id="rId46">
+      <w:hyperlink r:id="rId55">
         <w:r>
           <w:rPr>
             <w:rStyle w:val="Hyperlink"/>
@@ -5020,7 +5269,7 @@
       <w:r>
         <w:t xml:space="preserve"> </w:t>
       </w:r>
-      <w:hyperlink r:id="rId47">
+      <w:hyperlink r:id="rId56">
         <w:r>
           <w:rPr>
             <w:rStyle w:val="Hyperlink"/>
@@ -5228,8 +5477,8 @@
         </w:pict>
       </w:r>
     </w:p>
-    <w:bookmarkEnd w:id="48"/>
-    <w:bookmarkStart w:id="52" w:name="appendix-a-tables"/>
+    <w:bookmarkEnd w:id="57"/>
+    <w:bookmarkStart w:id="61" w:name="appendix-a-tables"/>
     <w:p>
       <w:pPr>
         <w:pStyle w:val="Heading2"/>
@@ -5238,7 +5487,7 @@
         <w:t xml:space="preserve">Appendix A: Tables</w:t>
       </w:r>
     </w:p>
-    <w:bookmarkStart w:id="49" w:name="table-1-country-level-summary-statistics"/>
+    <w:bookmarkStart w:id="58" w:name="table-1-country-level-summary-statistics"/>
     <w:p>
       <w:pPr>
         <w:pStyle w:val="Heading3"/>
@@ -6127,8 +6376,8 @@
         <w:t xml:space="preserve">). Total N reflects analysis sample (non-missing ln_LP and FSTS). Wave coverage varies by country.</w:t>
       </w:r>
     </w:p>
-    <w:bookmarkEnd w:id="49"/>
-    <w:bookmarkStart w:id="50" w:name="Xcb8e4546744cd6d21af62aeea30ad97288aa2e1"/>
+    <w:bookmarkEnd w:id="58"/>
+    <w:bookmarkStart w:id="59" w:name="Xcb8e4546744cd6d21af62aeea30ad97288aa2e1"/>
     <w:p>
       <w:pPr>
         <w:pStyle w:val="Heading3"/>
@@ -7275,8 +7524,8 @@
         <w:t xml:space="preserve">) = −0.404, p = .032 (M1).</w:t>
       </w:r>
     </w:p>
-    <w:bookmarkEnd w:id="50"/>
-    <w:bookmarkStart w:id="51" w:name="X25c22aea567cfc6fb497c5a2142ec453d3ebd11"/>
+    <w:bookmarkEnd w:id="59"/>
+    <w:bookmarkStart w:id="60" w:name="X25c22aea567cfc6fb497c5a2142ec453d3ebd11"/>
     <w:p>
       <w:pPr>
         <w:pStyle w:val="Heading3"/>
@@ -7644,9 +7893,9 @@
         <w:t xml:space="preserve">= −0.901) addresses adverse selection concern: among active exporters, intensifying exports further worsens performance.</w:t>
       </w:r>
     </w:p>
-    <w:bookmarkEnd w:id="51"/>
-    <w:bookmarkEnd w:id="52"/>
-    <w:bookmarkEnd w:id="53"/>
+    <w:bookmarkEnd w:id="60"/>
+    <w:bookmarkEnd w:id="61"/>
+    <w:bookmarkEnd w:id="62"/>
     <w:sectPr>
       <w:pgSz w:h="16838" w:w="11906"/>
       <w:pgMar w:bottom="1417" w:left="1417" w:right="1417" w:top="1417"/>
@@ -7836,6 +8085,9 @@
     <w:abstractNumId w:val="990"/>
   </w:num>
   <w:num w:numId="1001">
+    <w:abstractNumId w:val="991"/>
+  </w:num>
+  <w:num w:numId="1002">
     <w:abstractNumId w:val="991"/>
   </w:num>
 </w:numbering>

--- a/p8/submission/world_development_package/01_manuscript_blinded.docx
+++ b/p8/submission/world_development_package/01_manuscript_blinded.docx
@@ -2,7 +2,7 @@
 <file path=word/document.xml><?xml version="1.0" encoding="utf-8"?>
 <w:document xmlns:w="http://schemas.openxmlformats.org/wordprocessingml/2006/main" xmlns:m="http://schemas.openxmlformats.org/officeDocument/2006/math" xmlns:r="http://schemas.openxmlformats.org/officeDocument/2006/relationships" xmlns:o="urn:schemas-microsoft-com:office:office" xmlns:v="urn:schemas-microsoft-com:vml" xmlns:w10="urn:schemas-microsoft-com:office:word" xmlns:a="http://schemas.openxmlformats.org/drawingml/2006/main" xmlns:pic="http://schemas.openxmlformats.org/drawingml/2006/picture" xmlns:wp="http://schemas.openxmlformats.org/drawingml/2006/wordprocessingDrawing">
   <w:body>
-    <w:bookmarkStart w:id="53" w:name="X851d47967a07835e31e54cc2552648e271a088b"/>
+    <w:bookmarkStart w:id="54" w:name="X851d47967a07835e31e54cc2552648e271a088b"/>
     <w:p>
       <w:pPr>
         <w:pStyle w:val="Heading1"/>
@@ -23,14 +23,19 @@
         <w:t xml:space="preserve">Keywords</w:t>
       </w:r>
       <w:r>
-        <w:t xml:space="preserve">: internationalization–performance relationship; small island developing states; forced internationalization; institutional voids; Pacific economies; labor productivity</w:t>
-      </w:r>
-    </w:p>
-    <w:p>
-      <w:r>
-        <w:pict>
-          <v:rect style="width:0;height:1.5pt" o:hralign="center" o:hrstd="t" o:hr="t"/>
-        </w:pict>
+        <w:t xml:space="preserve">: internationalization–performance relationship; small</w:t>
+      </w:r>
+      <w:r>
+        <w:t xml:space="preserve"> </w:t>
+      </w:r>
+      <w:r>
+        <w:t xml:space="preserve">island developing states; forced internationalization; institutional</w:t>
+      </w:r>
+      <w:r>
+        <w:t xml:space="preserve"> </w:t>
+      </w:r>
+      <w:r>
+        <w:t xml:space="preserve">voids; Pacific economies; labor productivity</w:t>
       </w:r>
     </w:p>
     <w:bookmarkStart w:id="20" w:name="abstract"/>
@@ -47,7 +52,43 @@
         <w:pStyle w:val="FirstParagraph"/>
       </w:pPr>
       <w:r>
-        <w:t xml:space="preserve">The conventional inverted-U relationship between internationalization intensity and firm performance rests on three structural prerequisites: a viable domestic market, manageable trade costs, and functional institutional support. We argue that when all three are simultaneously absent — as in Pacific Small Island Developing States (SIDS) — the expected non-linear pattern collapses into a monotone negative relationship that we term the</w:t>
+        <w:t xml:space="preserve">The conventional inverted-U relationship between internationalization</w:t>
+      </w:r>
+      <w:r>
+        <w:t xml:space="preserve"> </w:t>
+      </w:r>
+      <w:r>
+        <w:t xml:space="preserve">intensity and firm performance rests on three structural prerequisites:</w:t>
+      </w:r>
+      <w:r>
+        <w:t xml:space="preserve"> </w:t>
+      </w:r>
+      <w:r>
+        <w:t xml:space="preserve">a viable domestic market, manageable trade costs, and functional</w:t>
+      </w:r>
+      <w:r>
+        <w:t xml:space="preserve"> </w:t>
+      </w:r>
+      <w:r>
+        <w:t xml:space="preserve">institutional support. We argue that when all three are simultaneously</w:t>
+      </w:r>
+      <w:r>
+        <w:t xml:space="preserve"> </w:t>
+      </w:r>
+      <w:r>
+        <w:t xml:space="preserve">absent, as in Pacific Small Island Developing States (SIDS), the</w:t>
+      </w:r>
+      <w:r>
+        <w:t xml:space="preserve"> </w:t>
+      </w:r>
+      <w:r>
+        <w:t xml:space="preserve">expected non-linear pattern collapses into a monotone negative</w:t>
+      </w:r>
+      <w:r>
+        <w:t xml:space="preserve"> </w:t>
+      </w:r>
+      <w:r>
+        <w:t xml:space="preserve">relationship that we term the</w:t>
       </w:r>
       <w:r>
         <w:t xml:space="preserve"> </w:t>
@@ -57,17 +98,126 @@
           <w:bCs/>
           <w:b/>
         </w:rPr>
-        <w:t xml:space="preserve">Forced Internationalization Penalty (FIP)</w:t>
-      </w:r>
-      <w:r>
-        <w:t xml:space="preserve">. Unlike the downward phase-1 slope in three-stage internationalization theory, FIP is not a transient learning cost with an eventual turning point; it is a persistent structural condition arising from the compulsion to export despite systemic disadvantages. Using World Bank Enterprise Survey data from 1,469 firms across nine Pacific SIDS economies (2009–2025), we find that internationalization intensity is robustly and negatively associated with labor productivity (β = −0.404, p = .032 in the country-and-year fixed-effects specification; β = −1.236, p &lt; .001 without country fixed effects), with no significant quadratic curvature. Technological capability and digital adoption — both significant moderators in mainland Asian contexts — are null in the SIDS environment, consistent with the FIP mechanism: when structural prerequisites are absent, firm-level capabilities cannot redirect the I-P relationship toward positive territory. The findings reframe the inverted-U paradigm as conditional rather than universal, identify boundary conditions for institutional moderation theory, and carry direct implications for the Antigua and Barbuda Agenda for SIDS.</w:t>
-      </w:r>
-    </w:p>
-    <w:p>
-      <w:r>
-        <w:pict>
-          <v:rect style="width:0;height:1.5pt" o:hralign="center" o:hrstd="t" o:hr="t"/>
-        </w:pict>
+        <w:t xml:space="preserve">Forced Internationalization Penalty</w:t>
+      </w:r>
+      <w:r>
+        <w:rPr>
+          <w:bCs/>
+          <w:b/>
+        </w:rPr>
+        <w:t xml:space="preserve"> </w:t>
+      </w:r>
+      <w:r>
+        <w:rPr>
+          <w:bCs/>
+          <w:b/>
+        </w:rPr>
+        <w:t xml:space="preserve">(FIP)</w:t>
+      </w:r>
+      <w:r>
+        <w:t xml:space="preserve">. Unlike the downward phase-1 slope in three-stage</w:t>
+      </w:r>
+      <w:r>
+        <w:t xml:space="preserve"> </w:t>
+      </w:r>
+      <w:r>
+        <w:t xml:space="preserve">internationalization theory, FIP is not a transient learning cost with</w:t>
+      </w:r>
+      <w:r>
+        <w:t xml:space="preserve"> </w:t>
+      </w:r>
+      <w:r>
+        <w:t xml:space="preserve">an eventual turning point; it is a persistent structural condition</w:t>
+      </w:r>
+      <w:r>
+        <w:t xml:space="preserve"> </w:t>
+      </w:r>
+      <w:r>
+        <w:t xml:space="preserve">arising from the compulsion to export despite systemic disadvantages.</w:t>
+      </w:r>
+      <w:r>
+        <w:t xml:space="preserve"> </w:t>
+      </w:r>
+      <w:r>
+        <w:t xml:space="preserve">Using World Bank Enterprise Survey data from 1, 469 firms across nine</w:t>
+      </w:r>
+      <w:r>
+        <w:t xml:space="preserve"> </w:t>
+      </w:r>
+      <w:r>
+        <w:t xml:space="preserve">Pacific SIDS economies (2009–2025), we find that internationalization</w:t>
+      </w:r>
+      <w:r>
+        <w:t xml:space="preserve"> </w:t>
+      </w:r>
+      <w:r>
+        <w:t xml:space="preserve">intensity is robustly and negatively associated with labor productivity</w:t>
+      </w:r>
+      <w:r>
+        <w:t xml:space="preserve"> </w:t>
+      </w:r>
+      <w:r>
+        <w:t xml:space="preserve">(β = −0.404, p = .032 in the country-and-year fixed-effects</w:t>
+      </w:r>
+      <w:r>
+        <w:t xml:space="preserve"> </w:t>
+      </w:r>
+      <w:r>
+        <w:t xml:space="preserve">specification; β = −1.236, p &lt; .001 without country fixed effects),</w:t>
+      </w:r>
+      <w:r>
+        <w:t xml:space="preserve"> </w:t>
+      </w:r>
+      <w:r>
+        <w:t xml:space="preserve">with no significant quadratic curvature. Technological capability and</w:t>
+      </w:r>
+      <w:r>
+        <w:t xml:space="preserve"> </w:t>
+      </w:r>
+      <w:r>
+        <w:t xml:space="preserve">digital adoption, both significant moderators in mainland Asian</w:t>
+      </w:r>
+      <w:r>
+        <w:t xml:space="preserve"> </w:t>
+      </w:r>
+      <w:r>
+        <w:t xml:space="preserve">contexts, are null in the SIDS environment, consistent with the FIP</w:t>
+      </w:r>
+      <w:r>
+        <w:t xml:space="preserve"> </w:t>
+      </w:r>
+      <w:r>
+        <w:t xml:space="preserve">mechanism: when structural prerequisites are absent, firm-level</w:t>
+      </w:r>
+      <w:r>
+        <w:t xml:space="preserve"> </w:t>
+      </w:r>
+      <w:r>
+        <w:t xml:space="preserve">capabilities cannot redirect the I-P relationship toward positive</w:t>
+      </w:r>
+      <w:r>
+        <w:t xml:space="preserve"> </w:t>
+      </w:r>
+      <w:r>
+        <w:t xml:space="preserve">territory. The findings reframe the inverted-U paradigm as conditional</w:t>
+      </w:r>
+      <w:r>
+        <w:t xml:space="preserve"> </w:t>
+      </w:r>
+      <w:r>
+        <w:t xml:space="preserve">rather than universal, identify boundary conditions for institutional</w:t>
+      </w:r>
+      <w:r>
+        <w:t xml:space="preserve"> </w:t>
+      </w:r>
+      <w:r>
+        <w:t xml:space="preserve">moderation theory, and carry direct implications for the Antigua and</w:t>
+      </w:r>
+      <w:r>
+        <w:t xml:space="preserve"> </w:t>
+      </w:r>
+      <w:r>
+        <w:t xml:space="preserve">Barbuda Agenda for SIDS.</w:t>
       </w:r>
     </w:p>
     <w:bookmarkEnd w:id="20"/>
@@ -85,7 +235,37 @@
         <w:pStyle w:val="FirstParagraph"/>
       </w:pPr>
       <w:r>
-        <w:t xml:space="preserve">The relationship between internationalization and firm performance (I-P) is among the most contested empirical regularities in international business (IB) research. Meta-analyses consistently report moderate positive effects on average (Kirca et al., 2011; Bausch &amp; Krist, 2007), yet the variance across studies is enormous and heterogeneous — an invitation to examine the</w:t>
+        <w:t xml:space="preserve">The relationship between internationalization and firm performance (I-P)</w:t>
+      </w:r>
+      <w:r>
+        <w:t xml:space="preserve"> </w:t>
+      </w:r>
+      <w:r>
+        <w:t xml:space="preserve">is among the most contested empirical regularities in international</w:t>
+      </w:r>
+      <w:r>
+        <w:t xml:space="preserve"> </w:t>
+      </w:r>
+      <w:r>
+        <w:t xml:space="preserve">business (IB) research. Meta-analyses consistently report moderate</w:t>
+      </w:r>
+      <w:r>
+        <w:t xml:space="preserve"> </w:t>
+      </w:r>
+      <w:r>
+        <w:t xml:space="preserve">positive effects on average (Kirca et al., 2011; Bausch &amp; Krist, 2007),</w:t>
+      </w:r>
+      <w:r>
+        <w:t xml:space="preserve"> </w:t>
+      </w:r>
+      <w:r>
+        <w:t xml:space="preserve">yet the variance across studies is enormous and heterogeneous, an</w:t>
+      </w:r>
+      <w:r>
+        <w:t xml:space="preserve"> </w:t>
+      </w:r>
+      <w:r>
+        <w:t xml:space="preserve">invitation to examine the</w:t>
       </w:r>
       <w:r>
         <w:t xml:space="preserve"> </w:t>
@@ -101,7 +281,13 @@
         <w:t xml:space="preserve"> </w:t>
       </w:r>
       <w:r>
-        <w:t xml:space="preserve">under which internationalization helps or harms performance (Verbeke &amp; Brugman, 2018).</w:t>
+        <w:t xml:space="preserve">under which internationalization</w:t>
+      </w:r>
+      <w:r>
+        <w:t xml:space="preserve"> </w:t>
+      </w:r>
+      <w:r>
+        <w:t xml:space="preserve">helps or harms performance (Verbeke &amp; Brugman, 2018).</w:t>
       </w:r>
     </w:p>
     <w:p>
@@ -109,7 +295,55 @@
         <w:pStyle w:val="BodyText"/>
       </w:pPr>
       <w:r>
-        <w:t xml:space="preserve">The dominant theoretical resolution posits an inverted-U functional form (Lu &amp; Beamish, 2004): internationalization first improves performance through economies of scale, learning, and market diversification; then, beyond a threshold, coordination costs and organizational complexity erode these gains. Contractor, Kundu, and Hsu (2003) extended this to a three-stage S-curve, where even an initial downward phase-1 slope is transient and eventually gives way to net benefits. Both frameworks share a common foundational assumption: that the institutional environment, while potentially moderating the</w:t>
+        <w:t xml:space="preserve">The dominant theoretical resolution posits an inverted-U functional form</w:t>
+      </w:r>
+      <w:r>
+        <w:t xml:space="preserve"> </w:t>
+      </w:r>
+      <w:r>
+        <w:t xml:space="preserve">(Lu &amp; Beamish, 2004): internationalization first improves performance</w:t>
+      </w:r>
+      <w:r>
+        <w:t xml:space="preserve"> </w:t>
+      </w:r>
+      <w:r>
+        <w:t xml:space="preserve">through economies of scale, learning, and market diversification; then,</w:t>
+      </w:r>
+      <w:r>
+        <w:t xml:space="preserve"> </w:t>
+      </w:r>
+      <w:r>
+        <w:t xml:space="preserve">beyond a threshold, coordination costs and organizational complexity</w:t>
+      </w:r>
+      <w:r>
+        <w:t xml:space="preserve"> </w:t>
+      </w:r>
+      <w:r>
+        <w:t xml:space="preserve">erode these gains. Contractor, Kundu, and Hsu (2003) extended this to a</w:t>
+      </w:r>
+      <w:r>
+        <w:t xml:space="preserve"> </w:t>
+      </w:r>
+      <w:r>
+        <w:t xml:space="preserve">three-stage S-curve, where even an initial downward phase-1 slope is</w:t>
+      </w:r>
+      <w:r>
+        <w:t xml:space="preserve"> </w:t>
+      </w:r>
+      <w:r>
+        <w:t xml:space="preserve">transient and eventually gives way to net benefits. Both frameworks</w:t>
+      </w:r>
+      <w:r>
+        <w:t xml:space="preserve"> </w:t>
+      </w:r>
+      <w:r>
+        <w:t xml:space="preserve">share a common foundational assumption: that the institutional</w:t>
+      </w:r>
+      <w:r>
+        <w:t xml:space="preserve"> </w:t>
+      </w:r>
+      <w:r>
+        <w:t xml:space="preserve">environment, while potentially moderating the</w:t>
       </w:r>
       <w:r>
         <w:t xml:space="preserve"> </w:t>
@@ -125,7 +359,13 @@
         <w:t xml:space="preserve"> </w:t>
       </w:r>
       <w:r>
-        <w:t xml:space="preserve">of the I-P relationship, does not alter its fundamental shape or sign.</w:t>
+        <w:t xml:space="preserve">of the I-P</w:t>
+      </w:r>
+      <w:r>
+        <w:t xml:space="preserve"> </w:t>
+      </w:r>
+      <w:r>
+        <w:t xml:space="preserve">relationship, does not alter its fundamental shape or sign.</w:t>
       </w:r>
     </w:p>
     <w:p>
@@ -133,7 +373,31 @@
         <w:pStyle w:val="BodyText"/>
       </w:pPr>
       <w:r>
-        <w:t xml:space="preserve">This paper challenges that assumption. We argue that certain structural conditions — characteristic of Small Island Developing States (SIDS) — eliminate the prerequisites on which the inverted-U logic depends, replacing the expected non-linear pattern with a monotone negative relationship. We term this phenomenon the</w:t>
+        <w:t xml:space="preserve">This paper challenges that assumption. We argue that certain structural</w:t>
+      </w:r>
+      <w:r>
+        <w:t xml:space="preserve"> </w:t>
+      </w:r>
+      <w:r>
+        <w:t xml:space="preserve">conditions, characteristic of Small Island Developing States (SIDS)</w:t>
+      </w:r>
+      <w:r>
+        <w:t xml:space="preserve"> </w:t>
+      </w:r>
+      <w:r>
+        <w:t xml:space="preserve">eliminate the prerequisites on which the inverted-U logic depends,</w:t>
+      </w:r>
+      <w:r>
+        <w:t xml:space="preserve"> </w:t>
+      </w:r>
+      <w:r>
+        <w:t xml:space="preserve">replacing the expected non-linear pattern with a monotone negative</w:t>
+      </w:r>
+      <w:r>
+        <w:t xml:space="preserve"> </w:t>
+      </w:r>
+      <w:r>
+        <w:t xml:space="preserve">relationship. We term this phenomenon the</w:t>
       </w:r>
       <w:r>
         <w:t xml:space="preserve"> </w:t>
@@ -143,10 +407,36 @@
           <w:bCs/>
           <w:b/>
         </w:rPr>
-        <w:t xml:space="preserve">Forced Internationalization Penalty (FIP)</w:t>
-      </w:r>
-      <w:r>
-        <w:t xml:space="preserve">: the persistent negative effect of internationalization intensity on firm performance in contexts where three structural prerequisites are simultaneously absent.</w:t>
+        <w:t xml:space="preserve">Forced Internationalization</w:t>
+      </w:r>
+      <w:r>
+        <w:rPr>
+          <w:bCs/>
+          <w:b/>
+        </w:rPr>
+        <w:t xml:space="preserve"> </w:t>
+      </w:r>
+      <w:r>
+        <w:rPr>
+          <w:bCs/>
+          <w:b/>
+        </w:rPr>
+        <w:t xml:space="preserve">Penalty (FIP)</w:t>
+      </w:r>
+      <w:r>
+        <w:t xml:space="preserve">: the persistent negative effect of internationalization</w:t>
+      </w:r>
+      <w:r>
+        <w:t xml:space="preserve"> </w:t>
+      </w:r>
+      <w:r>
+        <w:t xml:space="preserve">intensity on firm performance in contexts where three structural</w:t>
+      </w:r>
+      <w:r>
+        <w:t xml:space="preserve"> </w:t>
+      </w:r>
+      <w:r>
+        <w:t xml:space="preserve">prerequisites are simultaneously absent.</w:t>
       </w:r>
     </w:p>
     <w:p>
@@ -154,7 +444,109 @@
         <w:pStyle w:val="BodyText"/>
       </w:pPr>
       <w:r>
-        <w:t xml:space="preserve">SIDS represent a theoretically extreme yet empirically underserved context for I-P research. These economies are characterized by microscopic domestic markets (Tonga: 104,000 inhabitants; Kiribati: 121,000), extreme geographic isolation amplifying trade costs by 30–210% (Winters &amp; Martins, 2004), and comprehensive institutional voids that limit firms' ability to appropriate returns from international activities (Briguglio, 1995; Khanna &amp; Palepu, 2010). Recent systematic tracking across 121,249 development data points confirms these conditions have deepened rather than abated: progress in 2020–2025 is the slowest on record across 15 of 26 tracked benchmarks, with SIDS and Sub-Saharan Africa disproportionately affected (Pirlea et al., 2026). Independent multi-indicator analysis of six development dimensions — poverty, life expectancy, schooling, gender equality, climate, and electricity — finds the world developing at its slowest pace in 75 years, with 54 economies more than a century from reaching developed-country standards at current trajectories, and SIDS disproportionately represented in this cohort (Mahler, Serajuddin, Wadhwa, &amp; Yonzan, 2026). Critically, firms in SIDS do not</w:t>
+        <w:t xml:space="preserve">SIDS represent a theoretically extreme yet empirically underserved</w:t>
+      </w:r>
+      <w:r>
+        <w:t xml:space="preserve"> </w:t>
+      </w:r>
+      <w:r>
+        <w:t xml:space="preserve">context for I-P research. These economies are characterized by</w:t>
+      </w:r>
+      <w:r>
+        <w:t xml:space="preserve"> </w:t>
+      </w:r>
+      <w:r>
+        <w:t xml:space="preserve">microscopic domestic markets (Tonga: 104, 000 inhabitants; Kiribati:</w:t>
+      </w:r>
+      <w:r>
+        <w:t xml:space="preserve"> </w:t>
+      </w:r>
+      <w:r>
+        <w:t xml:space="preserve">121, 000), extreme geographic isolation amplifying trade costs by 30–210%</w:t>
+      </w:r>
+      <w:r>
+        <w:t xml:space="preserve"> </w:t>
+      </w:r>
+      <w:r>
+        <w:t xml:space="preserve">(Winters &amp; Martins, 2004), and comprehensive institutional voids that</w:t>
+      </w:r>
+      <w:r>
+        <w:t xml:space="preserve"> </w:t>
+      </w:r>
+      <w:r>
+        <w:t xml:space="preserve">limit firms' ability to appropriate returns from international</w:t>
+      </w:r>
+      <w:r>
+        <w:t xml:space="preserve"> </w:t>
+      </w:r>
+      <w:r>
+        <w:t xml:space="preserve">activities (Briguglio, 1995; Khanna &amp; Palepu, 2010). Recent systematic</w:t>
+      </w:r>
+      <w:r>
+        <w:t xml:space="preserve"> </w:t>
+      </w:r>
+      <w:r>
+        <w:t xml:space="preserve">tracking across 121, 249 development data points confirms these</w:t>
+      </w:r>
+      <w:r>
+        <w:t xml:space="preserve"> </w:t>
+      </w:r>
+      <w:r>
+        <w:t xml:space="preserve">conditions have deepened rather than abated: progress in 2020–2025 is</w:t>
+      </w:r>
+      <w:r>
+        <w:t xml:space="preserve"> </w:t>
+      </w:r>
+      <w:r>
+        <w:t xml:space="preserve">the slowest on record across 15 of 26 tracked benchmarks, with SIDS and</w:t>
+      </w:r>
+      <w:r>
+        <w:t xml:space="preserve"> </w:t>
+      </w:r>
+      <w:r>
+        <w:t xml:space="preserve">Sub-Saharan Africa disproportionately affected (Pirlea et al., 2026).</w:t>
+      </w:r>
+      <w:r>
+        <w:t xml:space="preserve"> </w:t>
+      </w:r>
+      <w:r>
+        <w:t xml:space="preserve">Independent multi-indicator analysis of six development dimensions</w:t>
+      </w:r>
+      <w:r>
+        <w:t xml:space="preserve"> </w:t>
+      </w:r>
+      <w:r>
+        <w:t xml:space="preserve">poverty, life expectancy, schooling, gender equality, climate, and</w:t>
+      </w:r>
+      <w:r>
+        <w:t xml:space="preserve"> </w:t>
+      </w:r>
+      <w:r>
+        <w:t xml:space="preserve">electricity, finds the world developing at its slowest pace in 75</w:t>
+      </w:r>
+      <w:r>
+        <w:t xml:space="preserve"> </w:t>
+      </w:r>
+      <w:r>
+        <w:t xml:space="preserve">years, with 54 economies more than a century from reaching</w:t>
+      </w:r>
+      <w:r>
+        <w:t xml:space="preserve"> </w:t>
+      </w:r>
+      <w:r>
+        <w:t xml:space="preserve">developed-country standards at current trajectories, and SIDS</w:t>
+      </w:r>
+      <w:r>
+        <w:t xml:space="preserve"> </w:t>
+      </w:r>
+      <w:r>
+        <w:t xml:space="preserve">disproportionately represented in this cohort (Mahler, Serajuddin,</w:t>
+      </w:r>
+      <w:r>
+        <w:t xml:space="preserve"> </w:t>
+      </w:r>
+      <w:r>
+        <w:t xml:space="preserve">Wadhwa, &amp; Yonzan, 2026). Critically, firms in SIDS do not</w:t>
       </w:r>
       <w:r>
         <w:t xml:space="preserve"> </w:t>
@@ -170,7 +562,37 @@
         <w:t xml:space="preserve"> </w:t>
       </w:r>
       <w:r>
-        <w:t xml:space="preserve">to internationalize as a growth strategy; for many, exporting is a structural imperative dictated by the impossibility of achieving minimum efficient scale domestically. This compulsion — survival-based internationalization — fundamentally alters the logic of the I-P relationship.</w:t>
+        <w:t xml:space="preserve">to</w:t>
+      </w:r>
+      <w:r>
+        <w:t xml:space="preserve"> </w:t>
+      </w:r>
+      <w:r>
+        <w:t xml:space="preserve">internationalize as a growth strategy; for many, exporting is a</w:t>
+      </w:r>
+      <w:r>
+        <w:t xml:space="preserve"> </w:t>
+      </w:r>
+      <w:r>
+        <w:t xml:space="preserve">structural imperative dictated by the impossibility of achieving minimum</w:t>
+      </w:r>
+      <w:r>
+        <w:t xml:space="preserve"> </w:t>
+      </w:r>
+      <w:r>
+        <w:t xml:space="preserve">efficient scale domestically. This compulsion, survival-based</w:t>
+      </w:r>
+      <w:r>
+        <w:t xml:space="preserve"> </w:t>
+      </w:r>
+      <w:r>
+        <w:t xml:space="preserve">internationalization, fundamentally alters the logic of the I-P</w:t>
+      </w:r>
+      <w:r>
+        <w:t xml:space="preserve"> </w:t>
+      </w:r>
+      <w:r>
+        <w:t xml:space="preserve">relationship.</w:t>
       </w:r>
     </w:p>
     <w:p>
@@ -178,7 +600,85 @@
         <w:pStyle w:val="BodyText"/>
       </w:pPr>
       <w:r>
-        <w:t xml:space="preserve">This paper makes three contributions to the IB literature. First, we introduce and theoretically define FIP as a boundary condition of the inverted-U paradigm, distinguishing it from adjacent concepts including phase-1 costs in three-stage theory (Contractor et al., 2003), Liability of Foreignness (Zaheer, 1995), and necessity entrepreneurship (Sarasvathy et al., 2014). Second, we provide empirical evidence from 1,469 firms across nine Pacific SIDS economies using World Bank Enterprise Survey (WBES) data — the most comprehensive firm-level I-P analysis in Pacific SIDS to date. Third, we document that firm-level capabilities (technological capability, digital adoption) do not appear to override FIP, shifting the theoretical conversation from "institutional moderation of the I-P relationship" (Marano, Tallman, &amp; Teece, 2016) to "institutional determination of the sign of I-P relationship."</w:t>
+        <w:t xml:space="preserve">This paper makes three contributions to the IB literature. First, we</w:t>
+      </w:r>
+      <w:r>
+        <w:t xml:space="preserve"> </w:t>
+      </w:r>
+      <w:r>
+        <w:t xml:space="preserve">introduce and theoretically define FIP as a boundary condition of the</w:t>
+      </w:r>
+      <w:r>
+        <w:t xml:space="preserve"> </w:t>
+      </w:r>
+      <w:r>
+        <w:t xml:space="preserve">inverted-U paradigm, distinguishing it from adjacent concepts including</w:t>
+      </w:r>
+      <w:r>
+        <w:t xml:space="preserve"> </w:t>
+      </w:r>
+      <w:r>
+        <w:t xml:space="preserve">phase-1 costs in three-stage theory (Contractor et al., 2003), Liability</w:t>
+      </w:r>
+      <w:r>
+        <w:t xml:space="preserve"> </w:t>
+      </w:r>
+      <w:r>
+        <w:t xml:space="preserve">of Foreignness (Zaheer, 1995), and necessity entrepreneurship</w:t>
+      </w:r>
+      <w:r>
+        <w:t xml:space="preserve"> </w:t>
+      </w:r>
+      <w:r>
+        <w:t xml:space="preserve">(Sarasvathy et al., 2014). Second, we provide empirical evidence from</w:t>
+      </w:r>
+      <w:r>
+        <w:t xml:space="preserve"> </w:t>
+      </w:r>
+      <w:r>
+        <w:t xml:space="preserve">1, 469 firms across nine Pacific SIDS economies using World Bank</w:t>
+      </w:r>
+      <w:r>
+        <w:t xml:space="preserve"> </w:t>
+      </w:r>
+      <w:r>
+        <w:t xml:space="preserve">Enterprise Survey (WBES) data, the most comprehensive firm-level I-P</w:t>
+      </w:r>
+      <w:r>
+        <w:t xml:space="preserve"> </w:t>
+      </w:r>
+      <w:r>
+        <w:t xml:space="preserve">analysis in Pacific SIDS to date. Third, we document that firm-level</w:t>
+      </w:r>
+      <w:r>
+        <w:t xml:space="preserve"> </w:t>
+      </w:r>
+      <w:r>
+        <w:t xml:space="preserve">capabilities (technological capability, digital adoption) do not appear</w:t>
+      </w:r>
+      <w:r>
+        <w:t xml:space="preserve"> </w:t>
+      </w:r>
+      <w:r>
+        <w:t xml:space="preserve">to override FIP, shifting the theoretical conversation from</w:t>
+      </w:r>
+      <w:r>
+        <w:t xml:space="preserve"> </w:t>
+      </w:r>
+      <w:r>
+        <w:t xml:space="preserve">"institutional moderation of the I-P relationship" (Marano, Tallman, &amp;</w:t>
+      </w:r>
+      <w:r>
+        <w:t xml:space="preserve"> </w:t>
+      </w:r>
+      <w:r>
+        <w:t xml:space="preserve">Teece, 2016) to "institutional determination of the sign of I-P</w:t>
+      </w:r>
+      <w:r>
+        <w:t xml:space="preserve"> </w:t>
+      </w:r>
+      <w:r>
+        <w:t xml:space="preserve">relationship."</w:t>
       </w:r>
     </w:p>
     <w:p>
@@ -186,14 +686,31 @@
         <w:pStyle w:val="BodyText"/>
       </w:pPr>
       <w:r>
-        <w:t xml:space="preserve">The findings carry direct policy implications under the Antigua and Barbuda Agenda for SIDS (United Nations General Assembly, 2024), suggesting that strategies premised on export-led growth may be systematically misaligned with the structural realities of Pacific micro-economies.</w:t>
-      </w:r>
-    </w:p>
-    <w:p>
-      <w:r>
-        <w:pict>
-          <v:rect style="width:0;height:1.5pt" o:hralign="center" o:hrstd="t" o:hr="t"/>
-        </w:pict>
+        <w:t xml:space="preserve">The findings carry direct policy implications under the Antigua and</w:t>
+      </w:r>
+      <w:r>
+        <w:t xml:space="preserve"> </w:t>
+      </w:r>
+      <w:r>
+        <w:t xml:space="preserve">Barbuda Agenda for SIDS (United Nations General Assembly, 2024),</w:t>
+      </w:r>
+      <w:r>
+        <w:t xml:space="preserve"> </w:t>
+      </w:r>
+      <w:r>
+        <w:t xml:space="preserve">suggesting that strategies premised on export-led growth may be</w:t>
+      </w:r>
+      <w:r>
+        <w:t xml:space="preserve"> </w:t>
+      </w:r>
+      <w:r>
+        <w:t xml:space="preserve">systematically misaligned with the structural realities of Pacific</w:t>
+      </w:r>
+      <w:r>
+        <w:t xml:space="preserve"> </w:t>
+      </w:r>
+      <w:r>
+        <w:t xml:space="preserve">micro-economies.</w:t>
       </w:r>
     </w:p>
     <w:bookmarkEnd w:id="21"/>
@@ -220,7 +737,55 @@
         <w:pStyle w:val="FirstParagraph"/>
       </w:pPr>
       <w:r>
-        <w:t xml:space="preserve">The inverted-U hypothesis in I-P research derives from a cost-benefit logic: as firms expand into foreign markets, early positive effects (scale economies, knowledge acquisition, market diversification) initially dominate, but beyond a threshold, mounting organizational complexity, coordination costs, and the liability of foreignness reverse the performance trajectory (Lu &amp; Beamish, 2004; Hitt, Hoskisson, &amp; Kim, 1997). The turning point — typically estimated between 30% and 70% of foreign sales to total sales (FSTS) — represents the point at which marginal costs equal marginal benefits of further internationalization.</w:t>
+        <w:t xml:space="preserve">The inverted-U hypothesis in I-P research derives from a cost-benefit</w:t>
+      </w:r>
+      <w:r>
+        <w:t xml:space="preserve"> </w:t>
+      </w:r>
+      <w:r>
+        <w:t xml:space="preserve">logic: as firms expand into foreign markets, early positive effects</w:t>
+      </w:r>
+      <w:r>
+        <w:t xml:space="preserve"> </w:t>
+      </w:r>
+      <w:r>
+        <w:t xml:space="preserve">(scale economies, knowledge acquisition, market diversification)</w:t>
+      </w:r>
+      <w:r>
+        <w:t xml:space="preserve"> </w:t>
+      </w:r>
+      <w:r>
+        <w:t xml:space="preserve">initially dominate, but beyond a threshold, mounting organizational</w:t>
+      </w:r>
+      <w:r>
+        <w:t xml:space="preserve"> </w:t>
+      </w:r>
+      <w:r>
+        <w:t xml:space="preserve">complexity, coordination costs, and the liability of foreignness reverse</w:t>
+      </w:r>
+      <w:r>
+        <w:t xml:space="preserve"> </w:t>
+      </w:r>
+      <w:r>
+        <w:t xml:space="preserve">the performance trajectory (Lu &amp; Beamish, 2004; Hitt, Hoskisson, &amp; Kim,</w:t>
+      </w:r>
+      <w:r>
+        <w:t xml:space="preserve"> </w:t>
+      </w:r>
+      <w:r>
+        <w:t xml:space="preserve">1997). The turning point, typically estimated between 30% and 70% of</w:t>
+      </w:r>
+      <w:r>
+        <w:t xml:space="preserve"> </w:t>
+      </w:r>
+      <w:r>
+        <w:t xml:space="preserve">foreign sales to total sales (FSTS), represents the point at which</w:t>
+      </w:r>
+      <w:r>
+        <w:t xml:space="preserve"> </w:t>
+      </w:r>
+      <w:r>
+        <w:t xml:space="preserve">marginal costs equal marginal benefits of further internationalization.</w:t>
       </w:r>
     </w:p>
     <w:p>
@@ -228,7 +793,19 @@
         <w:pStyle w:val="BodyText"/>
       </w:pPr>
       <w:r>
-        <w:t xml:space="preserve">This logic rests, implicitly, on three structural prerequisites that are rarely stated but are routinely satisfied in mainstream IB research samples:</w:t>
+        <w:t xml:space="preserve">This logic rests, implicitly, on three structural prerequisites that are</w:t>
+      </w:r>
+      <w:r>
+        <w:t xml:space="preserve"> </w:t>
+      </w:r>
+      <w:r>
+        <w:t xml:space="preserve">rarely stated but are routinely satisfied in mainstream IB research</w:t>
+      </w:r>
+      <w:r>
+        <w:t xml:space="preserve"> </w:t>
+      </w:r>
+      <w:r>
+        <w:t xml:space="preserve">samples:</w:t>
       </w:r>
     </w:p>
     <w:p>
@@ -246,7 +823,49 @@
         <w:t xml:space="preserve"> </w:t>
       </w:r>
       <w:r>
-        <w:t xml:space="preserve">The inverted-U logic assumes that firms have a functioning home base providing revenues, resources, and organizational learning before and during internationalization (Johanson &amp; Vahlne, 1977; 2009). When the domestic market is non-viable — too small to support minimum efficient scale for even basic operations — firms are structurally compelled to export regardless of strategic readiness or capability. The "selection into exporting" assumption underlying most I-P models breaks down.</w:t>
+        <w:t xml:space="preserve">The inverted-U logic</w:t>
+      </w:r>
+      <w:r>
+        <w:t xml:space="preserve"> </w:t>
+      </w:r>
+      <w:r>
+        <w:t xml:space="preserve">assumes that firms have a functioning home base providing revenues,</w:t>
+      </w:r>
+      <w:r>
+        <w:t xml:space="preserve"> </w:t>
+      </w:r>
+      <w:r>
+        <w:t xml:space="preserve">resources, and organizational learning before and during</w:t>
+      </w:r>
+      <w:r>
+        <w:t xml:space="preserve"> </w:t>
+      </w:r>
+      <w:r>
+        <w:t xml:space="preserve">internationalization (Johanson &amp; Vahlne, 1977; 2009). When the domestic</w:t>
+      </w:r>
+      <w:r>
+        <w:t xml:space="preserve"> </w:t>
+      </w:r>
+      <w:r>
+        <w:t xml:space="preserve">market is non-viable, too small to support minimum efficient scale for</w:t>
+      </w:r>
+      <w:r>
+        <w:t xml:space="preserve"> </w:t>
+      </w:r>
+      <w:r>
+        <w:t xml:space="preserve">even basic operations, firms are structurally compelled to export</w:t>
+      </w:r>
+      <w:r>
+        <w:t xml:space="preserve"> </w:t>
+      </w:r>
+      <w:r>
+        <w:t xml:space="preserve">regardless of strategic readiness or capability. The "selection into</w:t>
+      </w:r>
+      <w:r>
+        <w:t xml:space="preserve"> </w:t>
+      </w:r>
+      <w:r>
+        <w:t xml:space="preserve">exporting" assumption underlying most I-P models breaks down.</w:t>
       </w:r>
     </w:p>
     <w:p>
@@ -264,7 +883,43 @@
         <w:t xml:space="preserve"> </w:t>
       </w:r>
       <w:r>
-        <w:t xml:space="preserve">The standard model assumes that, at least initially, export revenues exceed export costs, allowing a phase of net positive internationalization returns. In geographically isolated economies, trade costs may be so extreme that this condition is violated even for small export intensities. Winters and Martins (2004) documented trade cost premiums of 30–210% for remote small economies, largely independent of firm efficiency or strategic choice.</w:t>
+        <w:t xml:space="preserve">The standard model assumes</w:t>
+      </w:r>
+      <w:r>
+        <w:t xml:space="preserve"> </w:t>
+      </w:r>
+      <w:r>
+        <w:t xml:space="preserve">that, at least initially, export revenues exceed export costs, allowing</w:t>
+      </w:r>
+      <w:r>
+        <w:t xml:space="preserve"> </w:t>
+      </w:r>
+      <w:r>
+        <w:t xml:space="preserve">a phase of net positive internationalization returns. In geographically</w:t>
+      </w:r>
+      <w:r>
+        <w:t xml:space="preserve"> </w:t>
+      </w:r>
+      <w:r>
+        <w:t xml:space="preserve">isolated economies, trade costs may be so extreme that this condition is</w:t>
+      </w:r>
+      <w:r>
+        <w:t xml:space="preserve"> </w:t>
+      </w:r>
+      <w:r>
+        <w:t xml:space="preserve">violated even for small export intensities. Winters and Martins (2004)</w:t>
+      </w:r>
+      <w:r>
+        <w:t xml:space="preserve"> </w:t>
+      </w:r>
+      <w:r>
+        <w:t xml:space="preserve">documented trade cost premiums of 30–210% for remote small economies,</w:t>
+      </w:r>
+      <w:r>
+        <w:t xml:space="preserve"> </w:t>
+      </w:r>
+      <w:r>
+        <w:t xml:space="preserve">largely independent of firm efficiency or strategic choice.</w:t>
       </w:r>
     </w:p>
     <w:p>
@@ -282,7 +937,67 @@
         <w:t xml:space="preserve"> </w:t>
       </w:r>
       <w:r>
-        <w:t xml:space="preserve">Both institutional theory (Scott, 1995; North, 1990) and the institutional voids literature (Khanna &amp; Palepu, 2010; Doh et al., 2017) treat the quality of market-supporting institutions as a moderator of I-P relationship intensity. This presupposes that institutions vary on a continuum where some level of functional support exists even at the low end. Comprehensive institutional voids — absent financial intermediaries, unreliable contract enforcement, limited trade facilitation infrastructure — do not merely weaken the inverted-U; they may eliminate the mechanism generating positive returns from internationalization entirely.</w:t>
+        <w:t xml:space="preserve">Both institutional</w:t>
+      </w:r>
+      <w:r>
+        <w:t xml:space="preserve"> </w:t>
+      </w:r>
+      <w:r>
+        <w:t xml:space="preserve">theory (Scott, 1995; North, 1990) and the institutional voids literature</w:t>
+      </w:r>
+      <w:r>
+        <w:t xml:space="preserve"> </w:t>
+      </w:r>
+      <w:r>
+        <w:t xml:space="preserve">(Khanna &amp; Palepu, 2010; Doh et al., 2017) treat the quality of</w:t>
+      </w:r>
+      <w:r>
+        <w:t xml:space="preserve"> </w:t>
+      </w:r>
+      <w:r>
+        <w:t xml:space="preserve">market-supporting institutions as a moderator of I-P relationship</w:t>
+      </w:r>
+      <w:r>
+        <w:t xml:space="preserve"> </w:t>
+      </w:r>
+      <w:r>
+        <w:t xml:space="preserve">intensity. This presupposes that institutions vary on a continuum where</w:t>
+      </w:r>
+      <w:r>
+        <w:t xml:space="preserve"> </w:t>
+      </w:r>
+      <w:r>
+        <w:t xml:space="preserve">some level of functional support exists even at the low end.</w:t>
+      </w:r>
+      <w:r>
+        <w:t xml:space="preserve"> </w:t>
+      </w:r>
+      <w:r>
+        <w:t xml:space="preserve">Comprehensive institutional voids, absent financial intermediaries,</w:t>
+      </w:r>
+      <w:r>
+        <w:t xml:space="preserve"> </w:t>
+      </w:r>
+      <w:r>
+        <w:t xml:space="preserve">unreliable contract enforcement, limited trade facilitation</w:t>
+      </w:r>
+      <w:r>
+        <w:t xml:space="preserve"> </w:t>
+      </w:r>
+      <w:r>
+        <w:t xml:space="preserve">infrastructure, do not merely weaken the inverted-U; they may eliminate</w:t>
+      </w:r>
+      <w:r>
+        <w:t xml:space="preserve"> </w:t>
+      </w:r>
+      <w:r>
+        <w:t xml:space="preserve">the mechanism generating positive returns from internationalization</w:t>
+      </w:r>
+      <w:r>
+        <w:t xml:space="preserve"> </w:t>
+      </w:r>
+      <w:r>
+        <w:t xml:space="preserve">entirely.</w:t>
       </w:r>
     </w:p>
     <w:bookmarkEnd w:id="22"/>
@@ -316,7 +1031,31 @@
         <w:t xml:space="preserve"> </w:t>
       </w:r>
       <w:r>
-        <w:t xml:space="preserve">as the monotone negative effect of internationalization intensity on firm performance in contexts where the three structural prerequisites above are simultaneously absent. FIP differs from related concepts in four respects:</w:t>
+        <w:t xml:space="preserve">as the</w:t>
+      </w:r>
+      <w:r>
+        <w:t xml:space="preserve"> </w:t>
+      </w:r>
+      <w:r>
+        <w:t xml:space="preserve">monotone negative effect of internationalization intensity on firm</w:t>
+      </w:r>
+      <w:r>
+        <w:t xml:space="preserve"> </w:t>
+      </w:r>
+      <w:r>
+        <w:t xml:space="preserve">performance in contexts where the three structural prerequisites above</w:t>
+      </w:r>
+      <w:r>
+        <w:t xml:space="preserve"> </w:t>
+      </w:r>
+      <w:r>
+        <w:t xml:space="preserve">are simultaneously absent. FIP differs from related concepts in four</w:t>
+      </w:r>
+      <w:r>
+        <w:t xml:space="preserve"> </w:t>
+      </w:r>
+      <w:r>
+        <w:t xml:space="preserve">respects:</w:t>
       </w:r>
     </w:p>
     <w:p>
@@ -331,7 +1070,37 @@
         <w:t xml:space="preserve">From phase-1 costs (Contractor et al., 2003)</w:t>
       </w:r>
       <w:r>
-        <w:t xml:space="preserve">: Phase-1 costs are transient — they reflect initial setup and learning investments that yield net benefits once a turning point is crossed. FIP has no theoretical turning point within the observed range of FSTS values, because the constraint is structural (non-viable domestic market, extreme trade costs, institutional voids) rather than transitional.</w:t>
+        <w:t xml:space="preserve">: Phase-1 costs are</w:t>
+      </w:r>
+      <w:r>
+        <w:t xml:space="preserve"> </w:t>
+      </w:r>
+      <w:r>
+        <w:t xml:space="preserve">transient, they reflect initial setup and learning investments that</w:t>
+      </w:r>
+      <w:r>
+        <w:t xml:space="preserve"> </w:t>
+      </w:r>
+      <w:r>
+        <w:t xml:space="preserve">yield net benefits once a turning point is crossed. FIP has no</w:t>
+      </w:r>
+      <w:r>
+        <w:t xml:space="preserve"> </w:t>
+      </w:r>
+      <w:r>
+        <w:t xml:space="preserve">theoretical turning point within the observed range of FSTS values,</w:t>
+      </w:r>
+      <w:r>
+        <w:t xml:space="preserve"> </w:t>
+      </w:r>
+      <w:r>
+        <w:t xml:space="preserve">because the constraint is structural (non-viable domestic market,</w:t>
+      </w:r>
+      <w:r>
+        <w:t xml:space="preserve"> </w:t>
+      </w:r>
+      <w:r>
+        <w:t xml:space="preserve">extreme trade costs, institutional voids) rather than transitional.</w:t>
       </w:r>
     </w:p>
     <w:p>
@@ -346,7 +1115,19 @@
         <w:t xml:space="preserve">From Liability of Foreignness (Zaheer, 1995)</w:t>
       </w:r>
       <w:r>
-        <w:t xml:space="preserve">: LoF denotes the additional costs incurred by foreign firms operating in host markets relative to domestic incumbents. FIP operates on the</w:t>
+        <w:t xml:space="preserve">: LoF denotes the</w:t>
+      </w:r>
+      <w:r>
+        <w:t xml:space="preserve"> </w:t>
+      </w:r>
+      <w:r>
+        <w:t xml:space="preserve">additional costs incurred by foreign firms operating in host markets</w:t>
+      </w:r>
+      <w:r>
+        <w:t xml:space="preserve"> </w:t>
+      </w:r>
+      <w:r>
+        <w:t xml:space="preserve">relative to domestic incumbents. FIP operates on the</w:t>
       </w:r>
       <w:r>
         <w:t xml:space="preserve"> </w:t>
@@ -362,7 +1143,25 @@
         <w:t xml:space="preserve"> </w:t>
       </w:r>
       <w:r>
-        <w:t xml:space="preserve">side of the equation — it is the penalty incurred by SIDS firms when they export, not the penalty incurred by multinationals entering SIDS markets.</w:t>
+        <w:t xml:space="preserve">side</w:t>
+      </w:r>
+      <w:r>
+        <w:t xml:space="preserve"> </w:t>
+      </w:r>
+      <w:r>
+        <w:t xml:space="preserve">of the equation, it is the penalty incurred by SIDS firms when they</w:t>
+      </w:r>
+      <w:r>
+        <w:t xml:space="preserve"> </w:t>
+      </w:r>
+      <w:r>
+        <w:t xml:space="preserve">export, not the penalty incurred by multinationals entering SIDS</w:t>
+      </w:r>
+      <w:r>
+        <w:t xml:space="preserve"> </w:t>
+      </w:r>
+      <w:r>
+        <w:t xml:space="preserve">markets.</w:t>
       </w:r>
     </w:p>
     <w:p>
@@ -377,7 +1176,37 @@
         <w:t xml:space="preserve">From necessity entrepreneurship (Sarasvathy et al., 2014)</w:t>
       </w:r>
       <w:r>
-        <w:t xml:space="preserve">: Necessity entrepreneurs in developed contexts often achieve performance parity with opportunity-driven entrepreneurs given sufficient time and institutional support. FIP characterizes contexts where institutional support is systemically absent, making the necessity-driven internationalization path persistently disadvantaged.</w:t>
+        <w:t xml:space="preserve">: Necessity</w:t>
+      </w:r>
+      <w:r>
+        <w:t xml:space="preserve"> </w:t>
+      </w:r>
+      <w:r>
+        <w:t xml:space="preserve">entrepreneurs in developed contexts often achieve performance parity</w:t>
+      </w:r>
+      <w:r>
+        <w:t xml:space="preserve"> </w:t>
+      </w:r>
+      <w:r>
+        <w:t xml:space="preserve">with opportunity-driven entrepreneurs given sufficient time and</w:t>
+      </w:r>
+      <w:r>
+        <w:t xml:space="preserve"> </w:t>
+      </w:r>
+      <w:r>
+        <w:t xml:space="preserve">institutional support. FIP characterizes contexts where institutional</w:t>
+      </w:r>
+      <w:r>
+        <w:t xml:space="preserve"> </w:t>
+      </w:r>
+      <w:r>
+        <w:t xml:space="preserve">support is systemically absent, making the necessity-driven</w:t>
+      </w:r>
+      <w:r>
+        <w:t xml:space="preserve"> </w:t>
+      </w:r>
+      <w:r>
+        <w:t xml:space="preserve">internationalization path persistently disadvantaged.</w:t>
       </w:r>
     </w:p>
     <w:p>
@@ -392,7 +1221,31 @@
         <w:t xml:space="preserve">From SIDS economic vulnerability (Briguglio, 1995)</w:t>
       </w:r>
       <w:r>
-        <w:t xml:space="preserve">: Briguglio's vulnerability index captures macroeconomic exposure to external shocks. FIP is a microeconomic, firm-level construct: it identifies the performance mechanism through which macro-structural vulnerability translates into firm-level outcomes.</w:t>
+        <w:t xml:space="preserve">: Briguglio's</w:t>
+      </w:r>
+      <w:r>
+        <w:t xml:space="preserve"> </w:t>
+      </w:r>
+      <w:r>
+        <w:t xml:space="preserve">vulnerability index captures macroeconomic exposure to external shocks.</w:t>
+      </w:r>
+      <w:r>
+        <w:t xml:space="preserve"> </w:t>
+      </w:r>
+      <w:r>
+        <w:t xml:space="preserve">FIP is a microeconomic, firm-level construct: it identifies the</w:t>
+      </w:r>
+      <w:r>
+        <w:t xml:space="preserve"> </w:t>
+      </w:r>
+      <w:r>
+        <w:t xml:space="preserve">performance mechanism through which macro-structural vulnerability</w:t>
+      </w:r>
+      <w:r>
+        <w:t xml:space="preserve"> </w:t>
+      </w:r>
+      <w:r>
+        <w:t xml:space="preserve">translates into firm-level outcomes.</w:t>
       </w:r>
     </w:p>
     <w:bookmarkEnd w:id="23"/>
@@ -410,20 +1263,76 @@
         <w:pStyle w:val="FirstParagraph"/>
       </w:pPr>
       <w:r>
-        <w:t xml:space="preserve">Pacific SIDS economies exhibit all three violated prerequisites in extreme form. With populations ranging from 94,000 (Micronesia) to 10 million (Papua New Guinea, the largest in our sample), domestic markets cannot sustain manufacturing or service firms at minimum efficient scale. Read (2004) demonstrated that the smallest island economies have effectively no choice architecture for export abstention — firms either export or exit. We term this pattern</w:t>
-      </w:r>
-      <w:r>
-        <w:t xml:space="preserve"> </w:t>
-      </w:r>
-      <w:r>
-        <w:rPr>
-          <w:iCs/>
-          <w:i/>
-        </w:rPr>
-        <w:t xml:space="preserve">survival-based internationalization</w:t>
-      </w:r>
-      <w:r>
-        <w:t xml:space="preserve">: not strategic expansion but structural compulsion.</w:t>
+        <w:t xml:space="preserve">Pacific SIDS economies exhibit all three violated prerequisites in</w:t>
+      </w:r>
+      <w:r>
+        <w:t xml:space="preserve"> </w:t>
+      </w:r>
+      <w:r>
+        <w:t xml:space="preserve">extreme form. With populations ranging from 94, 000 (Micronesia) to 10</w:t>
+      </w:r>
+      <w:r>
+        <w:t xml:space="preserve"> </w:t>
+      </w:r>
+      <w:r>
+        <w:t xml:space="preserve">million (Papua New Guinea, the largest in our sample), domestic markets</w:t>
+      </w:r>
+      <w:r>
+        <w:t xml:space="preserve"> </w:t>
+      </w:r>
+      <w:r>
+        <w:t xml:space="preserve">cannot sustain manufacturing or service firms at minimum efficient</w:t>
+      </w:r>
+      <w:r>
+        <w:t xml:space="preserve"> </w:t>
+      </w:r>
+      <w:r>
+        <w:t xml:space="preserve">scale. Read (2004) demonstrated that the smallest island economies have</w:t>
+      </w:r>
+      <w:r>
+        <w:t xml:space="preserve"> </w:t>
+      </w:r>
+      <w:r>
+        <w:t xml:space="preserve">effectively no choice architecture for export abstention, firms either</w:t>
+      </w:r>
+      <w:r>
+        <w:t xml:space="preserve"> </w:t>
+      </w:r>
+      <w:r>
+        <w:t xml:space="preserve">export or exit. We term this pattern</w:t>
+      </w:r>
+      <w:r>
+        <w:t xml:space="preserve"> </w:t>
+      </w:r>
+      <w:r>
+        <w:rPr>
+          <w:iCs/>
+          <w:i/>
+        </w:rPr>
+        <w:t xml:space="preserve">survival-based</w:t>
+      </w:r>
+      <w:r>
+        <w:rPr>
+          <w:iCs/>
+          <w:i/>
+        </w:rPr>
+        <w:t xml:space="preserve"> </w:t>
+      </w:r>
+      <w:r>
+        <w:rPr>
+          <w:iCs/>
+          <w:i/>
+        </w:rPr>
+        <w:t xml:space="preserve">internationalization</w:t>
+      </w:r>
+      <w:r>
+        <w:t xml:space="preserve">: not strategic expansion but structural</w:t>
+      </w:r>
+      <w:r>
+        <w:t xml:space="preserve"> </w:t>
+      </w:r>
+      <w:r>
+        <w:t xml:space="preserve">compulsion.</w:t>
       </w:r>
     </w:p>
     <w:p>
@@ -431,20 +1340,64 @@
         <w:pStyle w:val="BodyText"/>
       </w:pPr>
       <w:r>
-        <w:t xml:space="preserve">Under survival-based internationalization, FSTS — the standard measure of internationalization intensity — no longer indexes voluntary commitment to foreign markets; it proxies the</w:t>
-      </w:r>
-      <w:r>
-        <w:t xml:space="preserve"> </w:t>
-      </w:r>
-      <w:r>
-        <w:rPr>
-          <w:iCs/>
-          <w:i/>
-        </w:rPr>
-        <w:t xml:space="preserve">degree of domestic market inadequacy</w:t>
-      </w:r>
-      <w:r>
-        <w:t xml:space="preserve">. Firms with higher FSTS are not necessarily those with superior international capabilities; they may simply face more acute domestic market constraints. This reinterpretation of FSTS in the SIDS context generates a novel empirical prediction:</w:t>
+        <w:t xml:space="preserve">Under survival-based internationalization, FSTS, the standard measure</w:t>
+      </w:r>
+      <w:r>
+        <w:t xml:space="preserve"> </w:t>
+      </w:r>
+      <w:r>
+        <w:t xml:space="preserve">of internationalization intensity, no longer indexes voluntary</w:t>
+      </w:r>
+      <w:r>
+        <w:t xml:space="preserve"> </w:t>
+      </w:r>
+      <w:r>
+        <w:t xml:space="preserve">commitment to foreign markets; it proxies the</w:t>
+      </w:r>
+      <w:r>
+        <w:t xml:space="preserve"> </w:t>
+      </w:r>
+      <w:r>
+        <w:rPr>
+          <w:iCs/>
+          <w:i/>
+        </w:rPr>
+        <w:t xml:space="preserve">degree of domestic market</w:t>
+      </w:r>
+      <w:r>
+        <w:rPr>
+          <w:iCs/>
+          <w:i/>
+        </w:rPr>
+        <w:t xml:space="preserve"> </w:t>
+      </w:r>
+      <w:r>
+        <w:rPr>
+          <w:iCs/>
+          <w:i/>
+        </w:rPr>
+        <w:t xml:space="preserve">inadequacy</w:t>
+      </w:r>
+      <w:r>
+        <w:t xml:space="preserve">. Firms with higher FSTS are not necessarily those with</w:t>
+      </w:r>
+      <w:r>
+        <w:t xml:space="preserve"> </w:t>
+      </w:r>
+      <w:r>
+        <w:t xml:space="preserve">superior international capabilities; they may simply face more acute</w:t>
+      </w:r>
+      <w:r>
+        <w:t xml:space="preserve"> </w:t>
+      </w:r>
+      <w:r>
+        <w:t xml:space="preserve">domestic market constraints. This reinterpretation of FSTS in the SIDS</w:t>
+      </w:r>
+      <w:r>
+        <w:t xml:space="preserve"> </w:t>
+      </w:r>
+      <w:r>
+        <w:t xml:space="preserve">context generates a novel empirical prediction:</w:t>
       </w:r>
     </w:p>
     <w:p>
@@ -459,7 +1412,25 @@
         <w:t xml:space="preserve">Hypothesis 1 (FIP hypothesis)</w:t>
       </w:r>
       <w:r>
-        <w:t xml:space="preserve">: In Pacific SIDS, internationalization intensity is negatively associated with firm performance with no significant quadratic turning point — indicating Forced Internationalization Penalty rather than an inverted-U relationship.</w:t>
+        <w:t xml:space="preserve">: In Pacific SIDS, internationalization</w:t>
+      </w:r>
+      <w:r>
+        <w:t xml:space="preserve"> </w:t>
+      </w:r>
+      <w:r>
+        <w:t xml:space="preserve">intensity is negatively associated with firm performance with no</w:t>
+      </w:r>
+      <w:r>
+        <w:t xml:space="preserve"> </w:t>
+      </w:r>
+      <w:r>
+        <w:t xml:space="preserve">significant quadratic turning point, indicating Forced</w:t>
+      </w:r>
+      <w:r>
+        <w:t xml:space="preserve"> </w:t>
+      </w:r>
+      <w:r>
+        <w:t xml:space="preserve">Internationalization Penalty rather than an inverted-U relationship.</w:t>
       </w:r>
     </w:p>
     <w:bookmarkEnd w:id="24"/>
@@ -477,7 +1448,49 @@
         <w:pStyle w:val="FirstParagraph"/>
       </w:pPr>
       <w:r>
-        <w:t xml:space="preserve">In mainland Asian and other institutional contexts, firm-level capabilities moderate the I-P relationship. Technological capability (Lall, 1992; Goedhuys &amp; Sleuwaegen, 2013) and digital adoption (Teece, 2007) have been shown to shift the I-P curve upward — enabling firms to achieve better performance at any given level of internationalization — and to alter the turning point. The theoretical mechanism is that capabilities reduce the organizational complexity costs on the descending portion of the inverted-U.</w:t>
+        <w:t xml:space="preserve">In mainland Asian and other institutional contexts, firm-level</w:t>
+      </w:r>
+      <w:r>
+        <w:t xml:space="preserve"> </w:t>
+      </w:r>
+      <w:r>
+        <w:t xml:space="preserve">capabilities moderate the I-P relationship. Technological capability</w:t>
+      </w:r>
+      <w:r>
+        <w:t xml:space="preserve"> </w:t>
+      </w:r>
+      <w:r>
+        <w:t xml:space="preserve">(Lall, 1992; Goedhuys &amp; Sleuwaegen, 2013) and digital adoption (Teece,</w:t>
+      </w:r>
+      <w:r>
+        <w:t xml:space="preserve"> </w:t>
+      </w:r>
+      <w:r>
+        <w:t xml:space="preserve">2007) have been shown to shift the I-P curve upward, enabling firms to</w:t>
+      </w:r>
+      <w:r>
+        <w:t xml:space="preserve"> </w:t>
+      </w:r>
+      <w:r>
+        <w:t xml:space="preserve">achieve better performance at any given level of internationalization</w:t>
+      </w:r>
+      <w:r>
+        <w:t xml:space="preserve"> </w:t>
+      </w:r>
+      <w:r>
+        <w:t xml:space="preserve">and to alter the turning point. The theoretical mechanism is that</w:t>
+      </w:r>
+      <w:r>
+        <w:t xml:space="preserve"> </w:t>
+      </w:r>
+      <w:r>
+        <w:t xml:space="preserve">capabilities reduce the organizational complexity costs on the</w:t>
+      </w:r>
+      <w:r>
+        <w:t xml:space="preserve"> </w:t>
+      </w:r>
+      <w:r>
+        <w:t xml:space="preserve">descending portion of the inverted-U.</w:t>
       </w:r>
     </w:p>
     <w:p>
@@ -485,7 +1498,61 @@
         <w:pStyle w:val="BodyText"/>
       </w:pPr>
       <w:r>
-        <w:t xml:space="preserve">In the FIP context, this moderation mechanism may be compromised. If the negative I-P relationship stems from structural conditions (non-viable domestic market, extreme trade costs, institutional voids) rather than organizational complexity, then firm-level capabilities that address organizational complexity will not redirect the relationship. A SIDS firm with superior technological capabilities still faces trade cost amplifications of 30–210%; a SIDS firm with a website still faces the absence of functional financial intermediaries for trade finance. The structural mechanism generating FIP operates at a level that firm-level capabilities cannot easily offset.</w:t>
+        <w:t xml:space="preserve">In the FIP context, this moderation mechanism may be compromised. If the</w:t>
+      </w:r>
+      <w:r>
+        <w:t xml:space="preserve"> </w:t>
+      </w:r>
+      <w:r>
+        <w:t xml:space="preserve">negative I-P relationship stems from structural conditions (non-viable</w:t>
+      </w:r>
+      <w:r>
+        <w:t xml:space="preserve"> </w:t>
+      </w:r>
+      <w:r>
+        <w:t xml:space="preserve">domestic market, extreme trade costs, institutional voids) rather than</w:t>
+      </w:r>
+      <w:r>
+        <w:t xml:space="preserve"> </w:t>
+      </w:r>
+      <w:r>
+        <w:t xml:space="preserve">organizational complexity, then firm-level capabilities that address</w:t>
+      </w:r>
+      <w:r>
+        <w:t xml:space="preserve"> </w:t>
+      </w:r>
+      <w:r>
+        <w:t xml:space="preserve">organizational complexity will not redirect the relationship. A SIDS</w:t>
+      </w:r>
+      <w:r>
+        <w:t xml:space="preserve"> </w:t>
+      </w:r>
+      <w:r>
+        <w:t xml:space="preserve">firm with superior technological capabilities still faces trade cost</w:t>
+      </w:r>
+      <w:r>
+        <w:t xml:space="preserve"> </w:t>
+      </w:r>
+      <w:r>
+        <w:t xml:space="preserve">amplifications of 30–210%; a SIDS firm with a website still faces the</w:t>
+      </w:r>
+      <w:r>
+        <w:t xml:space="preserve"> </w:t>
+      </w:r>
+      <w:r>
+        <w:t xml:space="preserve">absence of functional financial intermediaries for trade finance. The</w:t>
+      </w:r>
+      <w:r>
+        <w:t xml:space="preserve"> </w:t>
+      </w:r>
+      <w:r>
+        <w:t xml:space="preserve">structural mechanism generating FIP operates at a level that firm-level</w:t>
+      </w:r>
+      <w:r>
+        <w:t xml:space="preserve"> </w:t>
+      </w:r>
+      <w:r>
+        <w:t xml:space="preserve">capabilities cannot easily offset.</w:t>
       </w:r>
     </w:p>
     <w:p>
@@ -500,7 +1567,19 @@
         <w:t xml:space="preserve">Hypothesis 2 (Capability null hypothesis)</w:t>
       </w:r>
       <w:r>
-        <w:t xml:space="preserve">: In Pacific SIDS, technological capability and digital adoption do not significantly moderate the internationalization–performance relationship.</w:t>
+        <w:t xml:space="preserve">: In Pacific SIDS,</w:t>
+      </w:r>
+      <w:r>
+        <w:t xml:space="preserve"> </w:t>
+      </w:r>
+      <w:r>
+        <w:t xml:space="preserve">technological capability and digital adoption do not significantly</w:t>
+      </w:r>
+      <w:r>
+        <w:t xml:space="preserve"> </w:t>
+      </w:r>
+      <w:r>
+        <w:t xml:space="preserve">moderate the internationalization–performance relationship.</w:t>
       </w:r>
     </w:p>
     <w:p>
@@ -508,14 +1587,25 @@
         <w:pStyle w:val="BodyText"/>
       </w:pPr>
       <w:r>
-        <w:t xml:space="preserve">Note: H2 is formulated as a null-expectation hypothesis based on the FIP theoretical mechanism, not a power argument. This framing follows the methodological guidance of Haans, Pieters, and He (2016) on hypothesizing null results for theoretically motivated reasons.</w:t>
-      </w:r>
-    </w:p>
-    <w:p>
-      <w:r>
-        <w:pict>
-          <v:rect style="width:0;height:1.5pt" o:hralign="center" o:hrstd="t" o:hr="t"/>
-        </w:pict>
+        <w:t xml:space="preserve">Note: H2 is formulated as a null-expectation hypothesis based on the FIP</w:t>
+      </w:r>
+      <w:r>
+        <w:t xml:space="preserve"> </w:t>
+      </w:r>
+      <w:r>
+        <w:t xml:space="preserve">theoretical mechanism, not a power argument. This framing follows the</w:t>
+      </w:r>
+      <w:r>
+        <w:t xml:space="preserve"> </w:t>
+      </w:r>
+      <w:r>
+        <w:t xml:space="preserve">methodological guidance of Haans, Pieters, and He (2016) on</w:t>
+      </w:r>
+      <w:r>
+        <w:t xml:space="preserve"> </w:t>
+      </w:r>
+      <w:r>
+        <w:t xml:space="preserve">hypothesizing null results for theoretically motivated reasons.</w:t>
       </w:r>
     </w:p>
     <w:bookmarkEnd w:id="25"/>
@@ -543,7 +1633,61 @@
         <w:pStyle w:val="FirstParagraph"/>
       </w:pPr>
       <w:r>
-        <w:t xml:space="preserve">We use pooled data from the World Bank Enterprise Survey (WBES), drawing waves conducted in Pacific SIDS economies between 2009 and 2025. WBES employs stratified random sampling with probability-proportional-to-size design across firm-size strata (5–19, 20–99, 100+ employees) and sectors (manufacturing, services, retail). We include all firm-year observations from economies meeting the SIDS classification: Fiji, Kiribati, Papua New Guinea, Samoa, Solomon Islands, Timor-Leste, Tonga, Vanuatu, and Comoros (nine economies). The analysis sample — observations with non-missing values for labor productivity, export intensity, and firm age — comprises</w:t>
+        <w:t xml:space="preserve">We use pooled data from the World Bank Enterprise Survey (WBES), drawing</w:t>
+      </w:r>
+      <w:r>
+        <w:t xml:space="preserve"> </w:t>
+      </w:r>
+      <w:r>
+        <w:t xml:space="preserve">waves conducted in Pacific SIDS economies between 2009 and 2025. WBES</w:t>
+      </w:r>
+      <w:r>
+        <w:t xml:space="preserve"> </w:t>
+      </w:r>
+      <w:r>
+        <w:t xml:space="preserve">employs stratified random sampling with probability-proportional-to-size</w:t>
+      </w:r>
+      <w:r>
+        <w:t xml:space="preserve"> </w:t>
+      </w:r>
+      <w:r>
+        <w:t xml:space="preserve">design across firm-size strata (5–19, 20–99, 100+ employees) and sectors</w:t>
+      </w:r>
+      <w:r>
+        <w:t xml:space="preserve"> </w:t>
+      </w:r>
+      <w:r>
+        <w:t xml:space="preserve">(manufacturing, services, retail). We include all firm-year observations</w:t>
+      </w:r>
+      <w:r>
+        <w:t xml:space="preserve"> </w:t>
+      </w:r>
+      <w:r>
+        <w:t xml:space="preserve">from economies meeting the SIDS classification: Fiji, Kiribati, Papua</w:t>
+      </w:r>
+      <w:r>
+        <w:t xml:space="preserve"> </w:t>
+      </w:r>
+      <w:r>
+        <w:t xml:space="preserve">New Guinea, Samoa, Solomon Islands, Timor-Leste, Tonga, Vanuatu, and</w:t>
+      </w:r>
+      <w:r>
+        <w:t xml:space="preserve"> </w:t>
+      </w:r>
+      <w:r>
+        <w:t xml:space="preserve">Comoros (nine economies). The analysis sample, observations with</w:t>
+      </w:r>
+      <w:r>
+        <w:t xml:space="preserve"> </w:t>
+      </w:r>
+      <w:r>
+        <w:t xml:space="preserve">non-missing values for labor productivity, export intensity, and firm</w:t>
+      </w:r>
+      <w:r>
+        <w:t xml:space="preserve"> </w:t>
+      </w:r>
+      <w:r>
+        <w:t xml:space="preserve">age, comprises</w:t>
       </w:r>
       <w:r>
         <w:t xml:space="preserve"> </w:t>
@@ -553,7 +1697,7 @@
           <w:bCs/>
           <w:b/>
         </w:rPr>
-        <w:t xml:space="preserve">1,469 firms</w:t>
+        <w:t xml:space="preserve">1, 469 firms</w:t>
       </w:r>
       <w:r>
         <w:t xml:space="preserve"> </w:t>
@@ -587,7 +1731,37 @@
         <w:t xml:space="preserve"> </w:t>
       </w:r>
       <w:r>
-        <w:t xml:space="preserve">Log labor productivity (ln_LP) is constructed as the natural logarithm of sales revenue per permanent worker, expressed in constant purchasing-power-parity-adjusted USD: ln(d2/l1). This measure has been used extensively in enterprise-level productivity studies (Goedhuys &amp; Sleuwaegen, 2013; World Bank, 2020). Of the 1,469 analysis observations, 187 (12.7%) are exporters with FSTS &gt; 0.</w:t>
+        <w:t xml:space="preserve">Log labor productivity (ln_LP) is constructed as</w:t>
+      </w:r>
+      <w:r>
+        <w:t xml:space="preserve"> </w:t>
+      </w:r>
+      <w:r>
+        <w:t xml:space="preserve">the natural logarithm of sales revenue per permanent worker, expressed</w:t>
+      </w:r>
+      <w:r>
+        <w:t xml:space="preserve"> </w:t>
+      </w:r>
+      <w:r>
+        <w:t xml:space="preserve">in constant purchasing-power-parity-adjusted USD: ln(d2/l1). This</w:t>
+      </w:r>
+      <w:r>
+        <w:t xml:space="preserve"> </w:t>
+      </w:r>
+      <w:r>
+        <w:t xml:space="preserve">measure has been used extensively in enterprise-level productivity</w:t>
+      </w:r>
+      <w:r>
+        <w:t xml:space="preserve"> </w:t>
+      </w:r>
+      <w:r>
+        <w:t xml:space="preserve">studies (Goedhuys &amp; Sleuwaegen, 2013; World Bank, 2020). Of the 1, 469</w:t>
+      </w:r>
+      <w:r>
+        <w:t xml:space="preserve"> </w:t>
+      </w:r>
+      <w:r>
+        <w:t xml:space="preserve">analysis observations, 187 (12.7%) are exporters with FSTS &gt; 0.</w:t>
       </w:r>
     </w:p>
     <w:p>
@@ -605,7 +1779,55 @@
         <w:t xml:space="preserve"> </w:t>
       </w:r>
       <w:r>
-        <w:t xml:space="preserve">Following the methodology of Haans et al. (2016) and Contractor et al. (2003), we construct FSTS (Foreign Sales to Total Sales) from WBES item d3c (percentage of sales exported), divided by 100. For the main models, FSTS is mean-centered at the wave level: FSTS_c = FSTS − mean_wave(FSTS), yielding a mean FSTS of 0.060 (SD unreported due to small exporter subsample). Mean-centering suppresses cross-wave level differences while preserving within-wave variation, following standard practice for studies examining FSTS curvature (Haans et al., 2016).</w:t>
+        <w:t xml:space="preserve">Following the methodology of Haans</w:t>
+      </w:r>
+      <w:r>
+        <w:t xml:space="preserve"> </w:t>
+      </w:r>
+      <w:r>
+        <w:t xml:space="preserve">et al. (2016) and Contractor et al. (2003), we construct FSTS (Foreign</w:t>
+      </w:r>
+      <w:r>
+        <w:t xml:space="preserve"> </w:t>
+      </w:r>
+      <w:r>
+        <w:t xml:space="preserve">Sales to Total Sales) from WBES item d3c (percentage of sales exported),</w:t>
+      </w:r>
+      <w:r>
+        <w:t xml:space="preserve"> </w:t>
+      </w:r>
+      <w:r>
+        <w:t xml:space="preserve">divided by 100. For the main models, FSTS is mean-centered at the wave</w:t>
+      </w:r>
+      <w:r>
+        <w:t xml:space="preserve"> </w:t>
+      </w:r>
+      <w:r>
+        <w:t xml:space="preserve">level: FSTS_c = FSTS − mean_wave(FSTS), yielding a mean FSTS of 0.060</w:t>
+      </w:r>
+      <w:r>
+        <w:t xml:space="preserve"> </w:t>
+      </w:r>
+      <w:r>
+        <w:t xml:space="preserve">(SD unreported due to small exporter subsample). Mean-centering</w:t>
+      </w:r>
+      <w:r>
+        <w:t xml:space="preserve"> </w:t>
+      </w:r>
+      <w:r>
+        <w:t xml:space="preserve">suppresses cross-wave level differences while preserving within-wave</w:t>
+      </w:r>
+      <w:r>
+        <w:t xml:space="preserve"> </w:t>
+      </w:r>
+      <w:r>
+        <w:t xml:space="preserve">variation, following standard practice for studies examining FSTS</w:t>
+      </w:r>
+      <w:r>
+        <w:t xml:space="preserve"> </w:t>
+      </w:r>
+      <w:r>
+        <w:t xml:space="preserve">curvature (Haans et al., 2016).</w:t>
       </w:r>
     </w:p>
     <w:p>
@@ -623,7 +1845,31 @@
         <w:t xml:space="preserve"> </w:t>
       </w:r>
       <w:r>
-        <w:t xml:space="preserve">Following Lall (1992) and Goedhuys and Sleuwaegen (2013), TCI is constructed from two WBES items: b8 (internationally recognized quality certification, binary) and e6 (licensing of foreign technology, binary). TCI_z is the z-standardized mean of these two indicators.</w:t>
+        <w:t xml:space="preserve">Following Lall (1992) and</w:t>
+      </w:r>
+      <w:r>
+        <w:t xml:space="preserve"> </w:t>
+      </w:r>
+      <w:r>
+        <w:t xml:space="preserve">Goedhuys and Sleuwaegen (2013), TCI is constructed from two WBES items:</w:t>
+      </w:r>
+      <w:r>
+        <w:t xml:space="preserve"> </w:t>
+      </w:r>
+      <w:r>
+        <w:t xml:space="preserve">b8 (internationally recognized quality certification, binary) and e6</w:t>
+      </w:r>
+      <w:r>
+        <w:t xml:space="preserve"> </w:t>
+      </w:r>
+      <w:r>
+        <w:t xml:space="preserve">(licensing of foreign technology, binary). TCI_z is the z-standardized</w:t>
+      </w:r>
+      <w:r>
+        <w:t xml:space="preserve"> </w:t>
+      </w:r>
+      <w:r>
+        <w:t xml:space="preserve">mean of these two indicators.</w:t>
       </w:r>
     </w:p>
     <w:p>
@@ -641,7 +1887,19 @@
         <w:t xml:space="preserve"> </w:t>
       </w:r>
       <w:r>
-        <w:t xml:space="preserve">DAI is measured using WBES item c22b (firm has an operational website, binary). This is a Tier-1 proxy capturing</w:t>
+        <w:t xml:space="preserve">DAI is measured using WBES item c22b</w:t>
+      </w:r>
+      <w:r>
+        <w:t xml:space="preserve"> </w:t>
+      </w:r>
+      <w:r>
+        <w:t xml:space="preserve">(firm has an operational website, binary). This is a Tier-1 proxy</w:t>
+      </w:r>
+      <w:r>
+        <w:t xml:space="preserve"> </w:t>
+      </w:r>
+      <w:r>
+        <w:t xml:space="preserve">capturing</w:t>
       </w:r>
       <w:r>
         <w:t xml:space="preserve"> </w:t>
@@ -654,10 +1912,49 @@
         <w:t xml:space="preserve">foundational website adoption</w:t>
       </w:r>
       <w:r>
-        <w:t xml:space="preserve"> </w:t>
-      </w:r>
-      <w:r>
-        <w:t xml:space="preserve">— the first step of digital presence. It is appropriate for the SIDS context where advanced digital infrastructure is limited — only 5% of low-income country populations had basic digital skills in 2023, and high-income economies account for 77% of global data center capacity (Mahler, Wang, &amp; Weber, 2026). DAI_z is the z-standardized value. We do not claim to measure dynamic digital capability, which would require multi-tiered indicators unavailable in WBES for this sample.</w:t>
+        <w:t xml:space="preserve">, the first step of digital</w:t>
+      </w:r>
+      <w:r>
+        <w:t xml:space="preserve"> </w:t>
+      </w:r>
+      <w:r>
+        <w:t xml:space="preserve">presence. It is appropriate for the SIDS context where advanced digital</w:t>
+      </w:r>
+      <w:r>
+        <w:t xml:space="preserve"> </w:t>
+      </w:r>
+      <w:r>
+        <w:t xml:space="preserve">infrastructure is limited, only 5% of low-income country populations</w:t>
+      </w:r>
+      <w:r>
+        <w:t xml:space="preserve"> </w:t>
+      </w:r>
+      <w:r>
+        <w:t xml:space="preserve">had basic digital skills in 2023, and high-income economies account for</w:t>
+      </w:r>
+      <w:r>
+        <w:t xml:space="preserve"> </w:t>
+      </w:r>
+      <w:r>
+        <w:t xml:space="preserve">77% of global data center capacity (Mahler, Wang, &amp; Weber, 2026). DAI_z</w:t>
+      </w:r>
+      <w:r>
+        <w:t xml:space="preserve"> </w:t>
+      </w:r>
+      <w:r>
+        <w:t xml:space="preserve">is the z-standardized value. We do not claim to measure dynamic digital</w:t>
+      </w:r>
+      <w:r>
+        <w:t xml:space="preserve"> </w:t>
+      </w:r>
+      <w:r>
+        <w:t xml:space="preserve">capability, which would require multi-tiered indicators unavailable in</w:t>
+      </w:r>
+      <w:r>
+        <w:t xml:space="preserve"> </w:t>
+      </w:r>
+      <w:r>
+        <w:t xml:space="preserve">WBES for this sample.</w:t>
       </w:r>
     </w:p>
     <w:p>
@@ -675,7 +1972,37 @@
         <w:t xml:space="preserve"> </w:t>
       </w:r>
       <w:r>
-        <w:t xml:space="preserve">Firm size is the natural logarithm of the number of permanent workers (ln_size, from l1). Firm age is survey year minus year of establishment (b5). Foreign ownership (foreign_own_pct) is the percentage of firm equity held by foreign entities (b2b). These are standard controls in enterprise-level I-P research (Hitt et al., 1997; Lu &amp; Beamish, 2004).</w:t>
+        <w:t xml:space="preserve">Firm size is the natural logarithm of the number</w:t>
+      </w:r>
+      <w:r>
+        <w:t xml:space="preserve"> </w:t>
+      </w:r>
+      <w:r>
+        <w:t xml:space="preserve">of permanent workers (ln_size, from l1). Firm age is survey year minus</w:t>
+      </w:r>
+      <w:r>
+        <w:t xml:space="preserve"> </w:t>
+      </w:r>
+      <w:r>
+        <w:t xml:space="preserve">year of establishment (b5). Foreign ownership (foreign_own_pct) is the</w:t>
+      </w:r>
+      <w:r>
+        <w:t xml:space="preserve"> </w:t>
+      </w:r>
+      <w:r>
+        <w:t xml:space="preserve">percentage of firm equity held by foreign entities (b2b). These are</w:t>
+      </w:r>
+      <w:r>
+        <w:t xml:space="preserve"> </w:t>
+      </w:r>
+      <w:r>
+        <w:t xml:space="preserve">standard controls in enterprise-level I-P research (Hitt et al., 1997;</w:t>
+      </w:r>
+      <w:r>
+        <w:t xml:space="preserve"> </w:t>
+      </w:r>
+      <w:r>
+        <w:t xml:space="preserve">Lu &amp; Beamish, 2004).</w:t>
       </w:r>
     </w:p>
     <w:p>
@@ -801,7 +2128,7 @@
               <w:jc w:val="left"/>
             </w:pPr>
             <w:r>
-              <w:t xml:space="preserve">Dependent variable — log labor productivity (Goedhuys &amp; Sleuwaegen, 2013)</w:t>
+              <w:t xml:space="preserve">Dependent variable, log labor productivity (Goedhuys &amp; Sleuwaegen, 2013)</w:t>
             </w:r>
           </w:p>
         </w:tc>
@@ -851,7 +2178,7 @@
               <w:jc w:val="left"/>
             </w:pPr>
             <w:r>
-              <w:t xml:space="preserve">Internationalization intensity — raw (Haans et al., 2016)</w:t>
+              <w:t xml:space="preserve">Internationalization intensity, raw (Haans et al., 2016)</w:t>
             </w:r>
           </w:p>
         </w:tc>
@@ -901,7 +2228,7 @@
               <w:jc w:val="left"/>
             </w:pPr>
             <w:r>
-              <w:t xml:space="preserve">Internationalization intensity — centred (Contractor et al., 2003)</w:t>
+              <w:t xml:space="preserve">Internationalization intensity, centred (Contractor et al., 2003)</w:t>
             </w:r>
           </w:p>
         </w:tc>
@@ -1001,7 +2328,7 @@
               <w:jc w:val="left"/>
             </w:pPr>
             <w:r>
-              <w:t xml:space="preserve">Technological capability — Tier-1 proxy; direct + moderation test (H2; Lall, 1992)</w:t>
+              <w:t xml:space="preserve">Technological capability, Tier-1 proxy; direct + moderation test (H2; Lall, 1992)</w:t>
             </w:r>
           </w:p>
         </w:tc>
@@ -1039,19 +2366,19 @@
               <w:jc w:val="left"/>
             </w:pPr>
             <w:r>
-              <w:t xml:space="preserve">z-std(c22b_binary); operational website presence — Tier-1 only</w:t>
-            </w:r>
-          </w:p>
-        </w:tc>
-        <w:tc>
-          <w:tcPr/>
-          <w:p>
-            <w:pPr>
-              <w:pStyle w:val="Compact"/>
-              <w:jc w:val="left"/>
-            </w:pPr>
-            <w:r>
-              <w:t xml:space="preserve">Digital adoption — foundational website proxy; NOT dynamic digital capability (Banalieva &amp; Dhanaraj, 2019; H2)</w:t>
+              <w:t xml:space="preserve">z-std(c22b_binary); operational website presence, Tier-1 only</w:t>
+            </w:r>
+          </w:p>
+        </w:tc>
+        <w:tc>
+          <w:tcPr/>
+          <w:p>
+            <w:pPr>
+              <w:pStyle w:val="Compact"/>
+              <w:jc w:val="left"/>
+            </w:pPr>
+            <w:r>
+              <w:t xml:space="preserve">Digital adoption, foundational website proxy; NOT dynamic digital capability (Banalieva &amp; Dhanaraj, 2019; H2)</w:t>
             </w:r>
           </w:p>
         </w:tc>
@@ -1101,7 +2428,7 @@
               <w:jc w:val="left"/>
             </w:pPr>
             <w:r>
-              <w:t xml:space="preserve">Control — firm size (Hitt et al., 1997)</w:t>
+              <w:t xml:space="preserve">Control, firm size (Hitt et al., 1997)</w:t>
             </w:r>
           </w:p>
         </w:tc>
@@ -1151,7 +2478,7 @@
               <w:jc w:val="left"/>
             </w:pPr>
             <w:r>
-              <w:t xml:space="preserve">Control — firm age (Lu &amp; Beamish, 2004)</w:t>
+              <w:t xml:space="preserve">Control, firm age (Lu &amp; Beamish, 2004)</w:t>
             </w:r>
           </w:p>
         </w:tc>
@@ -1201,7 +2528,7 @@
               <w:jc w:val="left"/>
             </w:pPr>
             <w:r>
-              <w:t xml:space="preserve">Control — foreign ownership (Marano et al., 2016)</w:t>
+              <w:t xml:space="preserve">Control, foreign ownership (Marano et al., 2016)</w:t>
             </w:r>
           </w:p>
         </w:tc>
@@ -1322,7 +2649,49 @@
         <w:t xml:space="preserve"> </w:t>
       </w:r>
       <w:r>
-        <w:t xml:space="preserve">b8 and e6 are recoded from WBES response codes (1 = yes, 2 = no) to binary (1/0). c22b is recoded similarly. TCI_z and DAI_z are standardised across the full pooled sample. PPP conversion uses World Bank ICP deflators matched to survey year. FSTS_c is centred within each country-year wave so that turning-point estimates are not confounded by cross-wave composition shifts (Haans et al., 2016). DAI captures only Tier-1 static website presence; Tier-2 (e-payment) and Tier-3 (cloud/ERP) indicators are unavailable for these WBES waves.</w:t>
+        <w:t xml:space="preserve">b8 and e6 are recoded from WBES response codes (1 = yes, 2 =</w:t>
+      </w:r>
+      <w:r>
+        <w:t xml:space="preserve"> </w:t>
+      </w:r>
+      <w:r>
+        <w:t xml:space="preserve">no) to binary (1/0). c22b is recoded similarly. TCI_z and DAI_z are</w:t>
+      </w:r>
+      <w:r>
+        <w:t xml:space="preserve"> </w:t>
+      </w:r>
+      <w:r>
+        <w:t xml:space="preserve">standardised across the full pooled sample. PPP conversion uses World</w:t>
+      </w:r>
+      <w:r>
+        <w:t xml:space="preserve"> </w:t>
+      </w:r>
+      <w:r>
+        <w:t xml:space="preserve">Bank ICP deflators matched to survey year. FSTS_c is centred within each</w:t>
+      </w:r>
+      <w:r>
+        <w:t xml:space="preserve"> </w:t>
+      </w:r>
+      <w:r>
+        <w:t xml:space="preserve">country-year wave so that turning-point estimates are not confounded by</w:t>
+      </w:r>
+      <w:r>
+        <w:t xml:space="preserve"> </w:t>
+      </w:r>
+      <w:r>
+        <w:t xml:space="preserve">cross-wave composition shifts (Haans et al., 2016). DAI captures only</w:t>
+      </w:r>
+      <w:r>
+        <w:t xml:space="preserve"> </w:t>
+      </w:r>
+      <w:r>
+        <w:t xml:space="preserve">Tier-1 static website presence; Tier-2 (e-payment) and Tier-3</w:t>
+      </w:r>
+      <w:r>
+        <w:t xml:space="preserve"> </w:t>
+      </w:r>
+      <w:r>
+        <w:t xml:space="preserve">(cloud/ERP) indicators are unavailable for these WBES waves.</w:t>
       </w:r>
     </w:p>
     <w:bookmarkEnd w:id="28"/>
@@ -1355,13 +2724,13 @@
         <w:t xml:space="preserve">M0 (controls baseline)</w:t>
       </w:r>
       <w:r>
-        <w:t xml:space="preserve">:</w:t>
-      </w:r>
-      <w:r>
-        <w:t xml:space="preserve"> </w:t>
-      </w:r>
-      <w:r>
-        <w:t xml:space="preserve">ln_LP_it = α + γ₁ ln_size_it + γ₂ firm_age_it + γ₃ foreign_own_pct_it + δ_c + λ_t + ε_it</w:t>
+        <w:t xml:space="preserve">: ln_LP_it = α + γ₁ ln_size_it + γ₂</w:t>
+      </w:r>
+      <w:r>
+        <w:t xml:space="preserve"> </w:t>
+      </w:r>
+      <w:r>
+        <w:t xml:space="preserve">firm_age_it + γ₃ foreign_own_pct_it + δ_c + λ_t + ε_it</w:t>
       </w:r>
     </w:p>
     <w:p>
@@ -1373,16 +2742,16 @@
           <w:bCs/>
           <w:b/>
         </w:rPr>
-        <w:t xml:space="preserve">M1 (linear FSTS — FIP test)</w:t>
-      </w:r>
-      <w:r>
-        <w:t xml:space="preserve">:</w:t>
-      </w:r>
-      <w:r>
-        <w:t xml:space="preserve"> </w:t>
-      </w:r>
-      <w:r>
-        <w:t xml:space="preserve">ln_LP_it = α + β₁ FSTS_c_it + γ·X_it + δ_c + λ_t + ε_it</w:t>
+        <w:t xml:space="preserve">M1 (linear FSTS, FIP test)</w:t>
+      </w:r>
+      <w:r>
+        <w:t xml:space="preserve">: ln_LP_it = α + β₁ FSTS_c_it + γ·X_it +</w:t>
+      </w:r>
+      <w:r>
+        <w:t xml:space="preserve"> </w:t>
+      </w:r>
+      <w:r>
+        <w:t xml:space="preserve">δ_c + λ_t + ε_it</w:t>
       </w:r>
     </w:p>
     <w:p>
@@ -1394,16 +2763,16 @@
           <w:bCs/>
           <w:b/>
         </w:rPr>
-        <w:t xml:space="preserve">M2 (quadratic FSTS — curvature test)</w:t>
-      </w:r>
-      <w:r>
-        <w:t xml:space="preserve">:</w:t>
-      </w:r>
-      <w:r>
-        <w:t xml:space="preserve"> </w:t>
-      </w:r>
-      <w:r>
-        <w:t xml:space="preserve">ln_LP_it = α + β₁ FSTS_c_it + β₂ FSTS_c²_it + γ·X_it + δ_c + λ_t + ε_it</w:t>
+        <w:t xml:space="preserve">M2 (quadratic FSTS, curvature test)</w:t>
+      </w:r>
+      <w:r>
+        <w:t xml:space="preserve">: ln_LP_it = α + β₁ FSTS_c_it +</w:t>
+      </w:r>
+      <w:r>
+        <w:t xml:space="preserve"> </w:t>
+      </w:r>
+      <w:r>
+        <w:t xml:space="preserve">β₂ FSTS_c²_it + γ·X_it + δ_c + λ_t + ε_it</w:t>
       </w:r>
     </w:p>
     <w:p>
@@ -1415,16 +2784,22 @@
           <w:bCs/>
           <w:b/>
         </w:rPr>
-        <w:t xml:space="preserve">M3 (capabilities — moderation null test)</w:t>
-      </w:r>
-      <w:r>
-        <w:t xml:space="preserve">:</w:t>
-      </w:r>
-      <w:r>
-        <w:t xml:space="preserve"> </w:t>
-      </w:r>
-      <w:r>
-        <w:t xml:space="preserve">ln_LP_it = α + β₁ FSTS_c_it + β₂ FSTS_c²_it + β₃ TCI_z_it + β₄ DAI_z_it + γ·X_it + δ_c + λ_t + ε_it</w:t>
+        <w:t xml:space="preserve">M3 (capabilities, moderation null test)</w:t>
+      </w:r>
+      <w:r>
+        <w:t xml:space="preserve">: ln_LP_it = α + β₁</w:t>
+      </w:r>
+      <w:r>
+        <w:t xml:space="preserve"> </w:t>
+      </w:r>
+      <w:r>
+        <w:t xml:space="preserve">FSTS_c_it + β₂ FSTS_c²_it + β₃ TCI_z_it + β₄ DAI_z_it + γ·X_it + δ_c +</w:t>
+      </w:r>
+      <w:r>
+        <w:t xml:space="preserve"> </w:t>
+      </w:r>
+      <w:r>
+        <w:t xml:space="preserve">λ_t + ε_it</w:t>
       </w:r>
     </w:p>
     <w:p>
@@ -1432,7 +2807,31 @@
         <w:pStyle w:val="BodyText"/>
       </w:pPr>
       <w:r>
-        <w:t xml:space="preserve">where δ_c denotes country fixed effects, λ_t wave-year fixed effects, and X the vector of control variables. Country fixed effects absorb time-invariant country-level heterogeneity (institutional quality, trade costs, geographic remoteness) that would otherwise confound the FSTS coefficient.</w:t>
+        <w:t xml:space="preserve">where δ_c denotes country fixed effects, λ_t wave-year fixed effects,</w:t>
+      </w:r>
+      <w:r>
+        <w:t xml:space="preserve"> </w:t>
+      </w:r>
+      <w:r>
+        <w:t xml:space="preserve">and X the vector of control variables. Country fixed effects absorb</w:t>
+      </w:r>
+      <w:r>
+        <w:t xml:space="preserve"> </w:t>
+      </w:r>
+      <w:r>
+        <w:t xml:space="preserve">time-invariant country-level heterogeneity (institutional quality, trade</w:t>
+      </w:r>
+      <w:r>
+        <w:t xml:space="preserve"> </w:t>
+      </w:r>
+      <w:r>
+        <w:t xml:space="preserve">costs, geographic remoteness) that would otherwise confound the FSTS</w:t>
+      </w:r>
+      <w:r>
+        <w:t xml:space="preserve"> </w:t>
+      </w:r>
+      <w:r>
+        <w:t xml:space="preserve">coefficient.</w:t>
       </w:r>
     </w:p>
     <w:p>
@@ -1440,7 +2839,25 @@
         <w:pStyle w:val="BodyText"/>
       </w:pPr>
       <w:r>
-        <w:t xml:space="preserve">We also estimate two additional robustness specifications: M_yearFE (year fixed effects only, no country fixed effects) and M_bivariate (no controls), to assess the sensitivity of the FIP estimate to different modeling assumptions.</w:t>
+        <w:t xml:space="preserve">We also estimate two additional robustness specifications: M_yearFE</w:t>
+      </w:r>
+      <w:r>
+        <w:t xml:space="preserve"> </w:t>
+      </w:r>
+      <w:r>
+        <w:t xml:space="preserve">(year fixed effects only, no country fixed effects) and M_bivariate (no</w:t>
+      </w:r>
+      <w:r>
+        <w:t xml:space="preserve"> </w:t>
+      </w:r>
+      <w:r>
+        <w:t xml:space="preserve">controls), to assess the sensitivity of the FIP estimate to different</w:t>
+      </w:r>
+      <w:r>
+        <w:t xml:space="preserve"> </w:t>
+      </w:r>
+      <w:r>
+        <w:t xml:space="preserve">modeling assumptions.</w:t>
       </w:r>
     </w:p>
     <w:p>
@@ -1448,7 +2865,19 @@
         <w:pStyle w:val="BodyText"/>
       </w:pPr>
       <w:r>
-        <w:t xml:space="preserve">All regressions are estimated by OLS with heteroscedasticity-robust standard errors. The analysis is implemented in R; the full replication script, coefficient tables, and summary statistics are archived in</w:t>
+        <w:t xml:space="preserve">All regressions are estimated by OLS with heteroscedasticity-robust</w:t>
+      </w:r>
+      <w:r>
+        <w:t xml:space="preserve"> </w:t>
+      </w:r>
+      <w:r>
+        <w:t xml:space="preserve">standard errors. The analysis is implemented in R; the full replication</w:t>
+      </w:r>
+      <w:r>
+        <w:t xml:space="preserve"> </w:t>
+      </w:r>
+      <w:r>
+        <w:t xml:space="preserve">script, coefficient tables, and summary statistics are archived in</w:t>
       </w:r>
       <w:r>
         <w:t xml:space="preserve"> </w:t>
@@ -1461,13 +2890,6 @@
       </w:r>
       <w:r>
         <w:t xml:space="preserve">.</w:t>
-      </w:r>
-    </w:p>
-    <w:p>
-      <w:r>
-        <w:pict>
-          <v:rect style="width:0;height:1.5pt" o:hralign="center" o:hrstd="t" o:hr="t"/>
-        </w:pict>
       </w:r>
     </w:p>
     <w:bookmarkEnd w:id="29"/>
@@ -1495,7 +2917,73 @@
         <w:pStyle w:val="FirstParagraph"/>
       </w:pPr>
       <w:r>
-        <w:t xml:space="preserve">The analysis sample spans 1,469 firms across nine Pacific SIDS economies. Table 1 reports country-level summary statistics. Exporter representation is thin across all economies (overall 12.7%), consistent with the SIDS structural constraint: most firms operate predominantly in the domestic market despite its limitations. Mean FSTS across the full sample is 0.060, reflecting the low-but-non-zero export engagement of SIDS firms. The country fixed effects absorb substantial variance: R² increases from 0.511 (year FE only) to 0.799 (country + year FE) when country indicators are added, confirming that 95% of explained productivity variance is between-country — a feature consistent with extreme between-country heterogeneity in institutional quality, geographic remoteness, and economic structure.</w:t>
+        <w:t xml:space="preserve">The analysis sample spans 1, 469 firms across nine Pacific SIDS</w:t>
+      </w:r>
+      <w:r>
+        <w:t xml:space="preserve"> </w:t>
+      </w:r>
+      <w:r>
+        <w:t xml:space="preserve">economies. Table 1 reports country-level summary statistics. Exporter</w:t>
+      </w:r>
+      <w:r>
+        <w:t xml:space="preserve"> </w:t>
+      </w:r>
+      <w:r>
+        <w:t xml:space="preserve">representation is thin across all economies (overall 12.7%), consistent</w:t>
+      </w:r>
+      <w:r>
+        <w:t xml:space="preserve"> </w:t>
+      </w:r>
+      <w:r>
+        <w:t xml:space="preserve">with the SIDS structural constraint: most firms operate predominantly in</w:t>
+      </w:r>
+      <w:r>
+        <w:t xml:space="preserve"> </w:t>
+      </w:r>
+      <w:r>
+        <w:t xml:space="preserve">the domestic market despite its limitations. Mean FSTS across the full</w:t>
+      </w:r>
+      <w:r>
+        <w:t xml:space="preserve"> </w:t>
+      </w:r>
+      <w:r>
+        <w:t xml:space="preserve">sample is 0.060, reflecting the low-but-non-zero export engagement of</w:t>
+      </w:r>
+      <w:r>
+        <w:t xml:space="preserve"> </w:t>
+      </w:r>
+      <w:r>
+        <w:t xml:space="preserve">SIDS firms. The country fixed effects absorb substantial variance: R²</w:t>
+      </w:r>
+      <w:r>
+        <w:t xml:space="preserve"> </w:t>
+      </w:r>
+      <w:r>
+        <w:t xml:space="preserve">increases from 0.511 (year FE only) to 0.799 (country + year FE) when</w:t>
+      </w:r>
+      <w:r>
+        <w:t xml:space="preserve"> </w:t>
+      </w:r>
+      <w:r>
+        <w:t xml:space="preserve">country indicators are added, confirming that 95% of explained</w:t>
+      </w:r>
+      <w:r>
+        <w:t xml:space="preserve"> </w:t>
+      </w:r>
+      <w:r>
+        <w:t xml:space="preserve">productivity variance is between-country, a feature consistent with</w:t>
+      </w:r>
+      <w:r>
+        <w:t xml:space="preserve"> </w:t>
+      </w:r>
+      <w:r>
+        <w:t xml:space="preserve">extreme between-country heterogeneity in institutional quality,</w:t>
+      </w:r>
+      <w:r>
+        <w:t xml:space="preserve"> </w:t>
+      </w:r>
+      <w:r>
+        <w:t xml:space="preserve">geographic remoteness, and economic structure.</w:t>
       </w:r>
     </w:p>
     <w:bookmarkEnd w:id="31"/>
@@ -1526,7 +3014,13 @@
         <w:t xml:space="preserve">M1</w:t>
       </w:r>
       <w:r>
-        <w:t xml:space="preserve">, the linear FSTS specification with country and year fixed effects, yields:</w:t>
+        <w:t xml:space="preserve">, the linear FSTS</w:t>
+      </w:r>
+      <w:r>
+        <w:t xml:space="preserve"> </w:t>
+      </w:r>
+      <w:r>
+        <w:t xml:space="preserve">specification with country and year fixed effects, yields:</w:t>
       </w:r>
     </w:p>
     <w:p>
@@ -1565,7 +3059,25 @@
         <w:pStyle w:val="BodyText"/>
       </w:pPr>
       <w:r>
-        <w:t xml:space="preserve">This coefficient is statistically significant at the conventional 5% level and substantively meaningful: a one-unit increase in FSTS (a move from no exports to full-export orientation) is associated with a 40.4% lower labor productivity. This supports</w:t>
+        <w:t xml:space="preserve">This coefficient is statistically significant at the conventional 5%</w:t>
+      </w:r>
+      <w:r>
+        <w:t xml:space="preserve"> </w:t>
+      </w:r>
+      <w:r>
+        <w:t xml:space="preserve">level and substantively meaningful: a one-unit increase in FSTS (a move</w:t>
+      </w:r>
+      <w:r>
+        <w:t xml:space="preserve"> </w:t>
+      </w:r>
+      <w:r>
+        <w:t xml:space="preserve">from no exports to full-export orientation) is associated with a 40.4%</w:t>
+      </w:r>
+      <w:r>
+        <w:t xml:space="preserve"> </w:t>
+      </w:r>
+      <w:r>
+        <w:t xml:space="preserve">lower labor productivity. This supports</w:t>
       </w:r>
       <w:r>
         <w:t xml:space="preserve"> </w:t>
@@ -1578,7 +3090,19 @@
         <w:t xml:space="preserve">Hypothesis 1</w:t>
       </w:r>
       <w:r>
-        <w:t xml:space="preserve">: internationalization intensity is negatively associated with performance in Pacific SIDS.</w:t>
+        <w:t xml:space="preserve">:</w:t>
+      </w:r>
+      <w:r>
+        <w:t xml:space="preserve"> </w:t>
+      </w:r>
+      <w:r>
+        <w:t xml:space="preserve">internationalization intensity is negatively associated with performance</w:t>
+      </w:r>
+      <w:r>
+        <w:t xml:space="preserve"> </w:t>
+      </w:r>
+      <w:r>
+        <w:t xml:space="preserve">in Pacific SIDS.</w:t>
       </w:r>
     </w:p>
     <w:p>
@@ -1586,7 +3110,25 @@
         <w:pStyle w:val="BodyText"/>
       </w:pPr>
       <w:r>
-        <w:t xml:space="preserve">The M0 baseline (controls only, no FSTS) yields an R² of 0.7992; adding FSTS_c in M1 marginally increases R² to 0.8001 — indicating that, conditional on country and year fixed effects, FSTS explains limited additional variance but in a consistently negative direction.</w:t>
+        <w:t xml:space="preserve">The M0 baseline (controls only, no FSTS) yields an R² of 0.7992; adding</w:t>
+      </w:r>
+      <w:r>
+        <w:t xml:space="preserve"> </w:t>
+      </w:r>
+      <w:r>
+        <w:t xml:space="preserve">FSTS_c in M1 marginally increases R² to 0.8001, indicating that,</w:t>
+      </w:r>
+      <w:r>
+        <w:t xml:space="preserve"> </w:t>
+      </w:r>
+      <w:r>
+        <w:t xml:space="preserve">conditional on country and year fixed effects, FSTS explains limited</w:t>
+      </w:r>
+      <w:r>
+        <w:t xml:space="preserve"> </w:t>
+      </w:r>
+      <w:r>
+        <w:t xml:space="preserve">additional variance but in a consistently negative direction.</w:t>
       </w:r>
     </w:p>
     <w:p>
@@ -1594,17 +3136,47 @@
         <w:pStyle w:val="BodyText"/>
       </w:pPr>
       <w:r>
-        <w:t xml:space="preserve">Control variable results in M1 are consistent with established evidence: firm age is positively associated with productivity (β = +0.009, p = .052); foreign ownership shows a marginally negative association (β = −0.006, p = .056), perhaps reflecting thin foreign investment efficiency in SIDS contexts; firm size is positive but non-significant (β = +0.082, p = .242).</w:t>
+        <w:t xml:space="preserve">Control variable results in M1 are consistent with established evidence:</w:t>
+      </w:r>
+      <w:r>
+        <w:t xml:space="preserve"> </w:t>
+      </w:r>
+      <w:r>
+        <w:t xml:space="preserve">firm age is positively associated with productivity (β = +0.009, p =</w:t>
+      </w:r>
+      <w:r>
+        <w:t xml:space="preserve"> </w:t>
+      </w:r>
+      <w:r>
+        <w:t xml:space="preserve">.052); foreign ownership shows a marginally negative association (β =</w:t>
+      </w:r>
+      <w:r>
+        <w:t xml:space="preserve"> </w:t>
+      </w:r>
+      <w:r>
+        <w:t xml:space="preserve">−0.006, p = .056), perhaps reflecting thin foreign investment efficiency</w:t>
+      </w:r>
+      <w:r>
+        <w:t xml:space="preserve"> </w:t>
+      </w:r>
+      <w:r>
+        <w:t xml:space="preserve">in SIDS contexts; firm size is positive but non-significant (β = +0.082,</w:t>
+      </w:r>
+      <w:r>
+        <w:t xml:space="preserve"> </w:t>
+      </w:r>
+      <w:r>
+        <w:t xml:space="preserve">p = .242).</w:t>
       </w:r>
     </w:p>
     <w:bookmarkEnd w:id="32"/>
-    <w:bookmarkStart w:id="33" w:name="X63dffc52705f613b9189e4d063445c8fa1c57bf"/>
+    <w:bookmarkStart w:id="33" w:name="X278b3f0cc4133671f70c21e2e288fdaa4a06e72"/>
     <w:p>
       <w:pPr>
         <w:pStyle w:val="Heading3"/>
       </w:pPr>
       <w:r>
-        <w:t xml:space="preserve">4.3 Monotone Negative Form: No Curvature (H1 — quadratic null)</w:t>
+        <w:t xml:space="preserve">4.3 Monotone Negative Form: No Curvature (H1, quadratic null)</w:t>
       </w:r>
     </w:p>
     <w:p>
@@ -1622,7 +3194,25 @@
         <w:t xml:space="preserve"> </w:t>
       </w:r>
       <w:r>
-        <w:t xml:space="preserve">introduces the quadratic term FSTS_c² to test whether the negative I-P relationship is eventually reversed — i.e., whether there is any inverted-U pattern with the positive portion below our data range.</w:t>
+        <w:t xml:space="preserve">introduces the quadratic term FSTS_c² to test whether the</w:t>
+      </w:r>
+      <w:r>
+        <w:t xml:space="preserve"> </w:t>
+      </w:r>
+      <w:r>
+        <w:t xml:space="preserve">negative I-P relationship is eventually reversed, i.e., whether there</w:t>
+      </w:r>
+      <w:r>
+        <w:t xml:space="preserve"> </w:t>
+      </w:r>
+      <w:r>
+        <w:t xml:space="preserve">is any inverted-U pattern with the positive portion below our data</w:t>
+      </w:r>
+      <w:r>
+        <w:t xml:space="preserve"> </w:t>
+      </w:r>
+      <w:r>
+        <w:t xml:space="preserve">range.</w:t>
       </w:r>
     </w:p>
     <w:p>
@@ -1630,13 +3220,7 @@
         <w:pStyle w:val="BodyText"/>
       </w:pPr>
       <w:r>
-        <w:t xml:space="preserve">The results are:</w:t>
-      </w:r>
-      <w:r>
-        <w:t xml:space="preserve"> </w:t>
-      </w:r>
-      <w:r>
-        <w:t xml:space="preserve">β(FSTS_c) = −0.925, SE = 0.828, p = .265 (n.s.)</w:t>
+        <w:t xml:space="preserve">The results are: β(FSTS_c) = −0.925, SE = 0.828, p = .265 (n.s.)</w:t>
       </w:r>
       <w:r>
         <w:t xml:space="preserve"> </w:t>
@@ -1650,7 +3234,43 @@
         <w:pStyle w:val="BodyText"/>
       </w:pPr>
       <w:r>
-        <w:t xml:space="preserve">Both the linear and quadratic terms lose significance when entered jointly, indicating high collinearity between the two terms in this low-FSTS sample (mean FSTS = 0.060). Importantly, the positive quadratic coefficient would imply a U-shape rather than inverted-U — a reversal of the conventional form that is itself consistent with FIP (the relationship is monotonically negative with no upward turning point within the observed range).</w:t>
+        <w:t xml:space="preserve">Both the linear and quadratic terms lose significance when entered</w:t>
+      </w:r>
+      <w:r>
+        <w:t xml:space="preserve"> </w:t>
+      </w:r>
+      <w:r>
+        <w:t xml:space="preserve">jointly, indicating high collinearity between the two terms in this</w:t>
+      </w:r>
+      <w:r>
+        <w:t xml:space="preserve"> </w:t>
+      </w:r>
+      <w:r>
+        <w:t xml:space="preserve">low-FSTS sample (mean FSTS = 0.060). Importantly, the positive quadratic</w:t>
+      </w:r>
+      <w:r>
+        <w:t xml:space="preserve"> </w:t>
+      </w:r>
+      <w:r>
+        <w:t xml:space="preserve">coefficient would imply a U-shape rather than inverted-U, a reversal of</w:t>
+      </w:r>
+      <w:r>
+        <w:t xml:space="preserve"> </w:t>
+      </w:r>
+      <w:r>
+        <w:t xml:space="preserve">the conventional form that is itself consistent with FIP (the</w:t>
+      </w:r>
+      <w:r>
+        <w:t xml:space="preserve"> </w:t>
+      </w:r>
+      <w:r>
+        <w:t xml:space="preserve">relationship is monotonically negative with no upward turning point</w:t>
+      </w:r>
+      <w:r>
+        <w:t xml:space="preserve"> </w:t>
+      </w:r>
+      <w:r>
+        <w:t xml:space="preserve">within the observed range).</w:t>
       </w:r>
     </w:p>
     <w:p>
@@ -1658,7 +3278,19 @@
         <w:pStyle w:val="BodyText"/>
       </w:pPr>
       <w:r>
-        <w:t xml:space="preserve">Following Haans et al. (2016), we evaluate the four necessary conditions for a curvature relationship. All four must hold for an inverted-U to be confirmed; here, all four</w:t>
+        <w:t xml:space="preserve">Following Haans et al. (2016), we evaluate the four necessary conditions</w:t>
+      </w:r>
+      <w:r>
+        <w:t xml:space="preserve"> </w:t>
+      </w:r>
+      <w:r>
+        <w:t xml:space="preserve">for a curvature relationship. All four must hold for an inverted-U to be</w:t>
+      </w:r>
+      <w:r>
+        <w:t xml:space="preserve"> </w:t>
+      </w:r>
+      <w:r>
+        <w:t xml:space="preserve">confirmed; here, all four</w:t>
       </w:r>
       <w:r>
         <w:t xml:space="preserve"> </w:t>
@@ -1671,10 +3303,13 @@
         <w:t xml:space="preserve">fail</w:t>
       </w:r>
       <w:r>
-        <w:t xml:space="preserve"> </w:t>
-      </w:r>
-      <w:r>
-        <w:t xml:space="preserve">— which is the expected signature of FIP:</w:t>
+        <w:t xml:space="preserve">, which is the expected signature of</w:t>
+      </w:r>
+      <w:r>
+        <w:t xml:space="preserve"> </w:t>
+      </w:r>
+      <w:r>
+        <w:t xml:space="preserve">FIP:</w:t>
       </w:r>
     </w:p>
     <w:p>
@@ -1709,7 +3344,7 @@
         <w:t xml:space="preserve"> </w:t>
       </w:r>
       <w:r>
-        <w:t xml:space="preserve">= .265) —</w:t>
+        <w:t xml:space="preserve">= .265)</w:t>
       </w:r>
       <w:r>
         <w:t xml:space="preserve"> </w:t>
@@ -1722,7 +3357,13 @@
         <w:t xml:space="preserve">not significant and negative in sign</w:t>
       </w:r>
       <w:r>
-        <w:t xml:space="preserve">; no ascending limb at low FSTS values</w:t>
+        <w:t xml:space="preserve">; no ascending limb at low</w:t>
+      </w:r>
+      <w:r>
+        <w:t xml:space="preserve"> </w:t>
+      </w:r>
+      <w:r>
+        <w:t xml:space="preserve">FSTS values</w:t>
       </w:r>
     </w:p>
     <w:p>
@@ -1757,7 +3398,7 @@
         <w:t xml:space="preserve"> </w:t>
       </w:r>
       <w:r>
-        <w:t xml:space="preserve">= .508) —</w:t>
+        <w:t xml:space="preserve">= .508),</w:t>
       </w:r>
       <w:r>
         <w:t xml:space="preserve"> </w:t>
@@ -1789,7 +3430,13 @@
         <w:t xml:space="preserve"> </w:t>
       </w:r>
       <w:r>
-        <w:t xml:space="preserve">(turning point within data range): TP* = −(−0.925) / (2 × 0.649) = 0.712 —</w:t>
+        <w:t xml:space="preserve">(turning point within data range): TP* = −(−0.925) / (2 ×</w:t>
+      </w:r>
+      <w:r>
+        <w:t xml:space="preserve"> </w:t>
+      </w:r>
+      <w:r>
+        <w:t xml:space="preserve">0.649) = 0.712,</w:t>
       </w:r>
       <w:r>
         <w:t xml:space="preserve"> </w:t>
@@ -1799,7 +3446,35 @@
           <w:bCs/>
           <w:b/>
         </w:rPr>
-        <w:t xml:space="preserve">implied turning point lies outside the observed sample maximum (FSTS_max ≈ 0.80, but neither β₁ nor β₂ is statistically significant)</w:t>
+        <w:t xml:space="preserve">implied turning point lies outside the observed</w:t>
+      </w:r>
+      <w:r>
+        <w:rPr>
+          <w:bCs/>
+          <w:b/>
+        </w:rPr>
+        <w:t xml:space="preserve"> </w:t>
+      </w:r>
+      <w:r>
+        <w:rPr>
+          <w:bCs/>
+          <w:b/>
+        </w:rPr>
+        <w:t xml:space="preserve">sample maximum (FSTS_max ≈ 0.80, but neither β₁ nor β₂ is</w:t>
+      </w:r>
+      <w:r>
+        <w:rPr>
+          <w:bCs/>
+          <w:b/>
+        </w:rPr>
+        <w:t xml:space="preserve"> </w:t>
+      </w:r>
+      <w:r>
+        <w:rPr>
+          <w:bCs/>
+          <w:b/>
+        </w:rPr>
+        <w:t xml:space="preserve">statistically significant)</w:t>
       </w:r>
     </w:p>
     <w:p>
@@ -1837,7 +3512,7 @@
         <w:t xml:space="preserve"> </w:t>
       </w:r>
       <w:r>
-        <w:t xml:space="preserve">= .941 —</w:t>
+        <w:t xml:space="preserve">= .941</w:t>
       </w:r>
       <w:r>
         <w:t xml:space="preserve"> </w:t>
@@ -1847,31 +3522,54 @@
           <w:bCs/>
           <w:b/>
         </w:rPr>
-        <w:t xml:space="preserve">fails to reject the null of monotone negative relationship; no inverted-U detected</w:t>
-      </w:r>
-    </w:p>
-    <w:p>
-      <w:pPr>
-        <w:pStyle w:val="FirstParagraph"/>
-      </w:pPr>
-      <w:r>
-        <w:t xml:space="preserve">The pattern is</w:t>
-      </w:r>
-      <w:r>
-        <w:t xml:space="preserve"> </w:t>
+        <w:t xml:space="preserve">fails to reject the null of monotone negative relationship; no</w:t>
       </w:r>
       <w:r>
         <w:rPr>
           <w:bCs/>
           <w:b/>
         </w:rPr>
+        <w:t xml:space="preserve"> </w:t>
+      </w:r>
+      <w:r>
+        <w:rPr>
+          <w:bCs/>
+          <w:b/>
+        </w:rPr>
+        <w:t xml:space="preserve">inverted-U detected</w:t>
+      </w:r>
+    </w:p>
+    <w:p>
+      <w:pPr>
+        <w:pStyle w:val="FirstParagraph"/>
+      </w:pPr>
+      <w:r>
+        <w:t xml:space="preserve">The pattern is</w:t>
+      </w:r>
+      <w:r>
+        <w:t xml:space="preserve"> </w:t>
+      </w:r>
+      <w:r>
+        <w:rPr>
+          <w:bCs/>
+          <w:b/>
+        </w:rPr>
         <w:t xml:space="preserve">monotone negative</w:t>
       </w:r>
       <w:r>
-        <w:t xml:space="preserve"> </w:t>
-      </w:r>
-      <w:r>
-        <w:t xml:space="preserve">— consistent with H1 and the FIP structural mechanism. There is no turning point within the observed FSTS range (0–1).</w:t>
+        <w:t xml:space="preserve">, consistent with H1 and the FIP</w:t>
+      </w:r>
+      <w:r>
+        <w:t xml:space="preserve"> </w:t>
+      </w:r>
+      <w:r>
+        <w:t xml:space="preserve">structural mechanism. There is no turning point within the observed FSTS</w:t>
+      </w:r>
+      <w:r>
+        <w:t xml:space="preserve"> </w:t>
+      </w:r>
+      <w:r>
+        <w:t xml:space="preserve">range (0–1).</w:t>
       </w:r>
     </w:p>
     <w:bookmarkEnd w:id="33"/>
@@ -1889,7 +3587,13 @@
         <w:pStyle w:val="FirstParagraph"/>
       </w:pPr>
       <w:r>
-        <w:t xml:space="preserve">We examine three additional specifications to assess the robustness of the FIP result.</w:t>
+        <w:t xml:space="preserve">We examine three additional specifications to assess the robustness of</w:t>
+      </w:r>
+      <w:r>
+        <w:t xml:space="preserve"> </w:t>
+      </w:r>
+      <w:r>
+        <w:t xml:space="preserve">the FIP result.</w:t>
       </w:r>
     </w:p>
     <w:p>
@@ -1904,7 +3608,19 @@
         <w:t xml:space="preserve">Specification M_yearFE (year fixed effects only)</w:t>
       </w:r>
       <w:r>
-        <w:t xml:space="preserve">: Removing country fixed effects — which might absorb too much structural variation — yields a substantially larger negative effect:</w:t>
+        <w:t xml:space="preserve">: Removing country</w:t>
+      </w:r>
+      <w:r>
+        <w:t xml:space="preserve"> </w:t>
+      </w:r>
+      <w:r>
+        <w:t xml:space="preserve">fixed effects, which might absorb too much structural variation</w:t>
+      </w:r>
+      <w:r>
+        <w:t xml:space="preserve"> </w:t>
+      </w:r>
+      <w:r>
+        <w:t xml:space="preserve">yields a substantially larger negative effect:</w:t>
       </w:r>
     </w:p>
     <w:p>
@@ -1943,7 +3659,25 @@
         <w:pStyle w:val="BodyText"/>
       </w:pPr>
       <w:r>
-        <w:t xml:space="preserve">This larger coefficient reflects the additional between-country variation in the FSTS–performance relationship. The FIP result strengthens considerably, confirming that country-level structural disadvantages compound firm-level FIP.</w:t>
+        <w:t xml:space="preserve">This larger coefficient reflects the additional between-country</w:t>
+      </w:r>
+      <w:r>
+        <w:t xml:space="preserve"> </w:t>
+      </w:r>
+      <w:r>
+        <w:t xml:space="preserve">variation in the FSTS–performance relationship. The FIP result</w:t>
+      </w:r>
+      <w:r>
+        <w:t xml:space="preserve"> </w:t>
+      </w:r>
+      <w:r>
+        <w:t xml:space="preserve">strengthens considerably, confirming that country-level structural</w:t>
+      </w:r>
+      <w:r>
+        <w:t xml:space="preserve"> </w:t>
+      </w:r>
+      <w:r>
+        <w:t xml:space="preserve">disadvantages compound firm-level FIP.</w:t>
       </w:r>
     </w:p>
     <w:p>
@@ -1958,7 +3692,13 @@
         <w:t xml:space="preserve">Specification M_bivariate</w:t>
       </w:r>
       <w:r>
-        <w:t xml:space="preserve">: A bivariate regression of ln_LP on FSTS (no controls) yields:</w:t>
+        <w:t xml:space="preserve">: A bivariate regression of ln_LP on FSTS</w:t>
+      </w:r>
+      <w:r>
+        <w:t xml:space="preserve"> </w:t>
+      </w:r>
+      <w:r>
+        <w:t xml:space="preserve">(no controls) yields:</w:t>
       </w:r>
     </w:p>
     <w:p>
@@ -1997,7 +3737,13 @@
         <w:pStyle w:val="BodyText"/>
       </w:pPr>
       <w:r>
-        <w:t xml:space="preserve">The monotone negative pattern persists without any conditioning on firm characteristics, further confirming the robustness of FIP.</w:t>
+        <w:t xml:space="preserve">The monotone negative pattern persists without any conditioning on firm</w:t>
+      </w:r>
+      <w:r>
+        <w:t xml:space="preserve"> </w:t>
+      </w:r>
+      <w:r>
+        <w:t xml:space="preserve">characteristics, further confirming the robustness of FIP.</w:t>
       </w:r>
     </w:p>
     <w:p>
@@ -2015,7 +3761,13 @@
         <w:t xml:space="preserve"> </w:t>
       </w:r>
       <w:r>
-        <w:t xml:space="preserve">(N = 187): Among the 187 active exporters (FSTS &gt; 0), the negative effect is:</w:t>
+        <w:t xml:space="preserve">(N = 187): Among the 187 active exporters</w:t>
+      </w:r>
+      <w:r>
+        <w:t xml:space="preserve"> </w:t>
+      </w:r>
+      <w:r>
+        <w:t xml:space="preserve">(FSTS &gt; 0), the negative effect is:</w:t>
       </w:r>
     </w:p>
     <w:p>
@@ -2054,7 +3806,43 @@
         <w:pStyle w:val="BodyText"/>
       </w:pPr>
       <w:r>
-        <w:t xml:space="preserve">This result is critical: even among firms that have successfully engaged in exporting, higher export intensity is associated with lower productivity. This rules out a simple selection explanation (e.g., that only low-productivity firms are excluded from exporting, driving the pooled negative correlation). Among actual exporters, intensifying exports further worsens performance — the hallmark of the FIP mechanism rather than adverse selection.</w:t>
+        <w:t xml:space="preserve">This result is critical: even among firms that have successfully engaged</w:t>
+      </w:r>
+      <w:r>
+        <w:t xml:space="preserve"> </w:t>
+      </w:r>
+      <w:r>
+        <w:t xml:space="preserve">in exporting, higher export intensity is associated with lower</w:t>
+      </w:r>
+      <w:r>
+        <w:t xml:space="preserve"> </w:t>
+      </w:r>
+      <w:r>
+        <w:t xml:space="preserve">productivity. This rules out a simple selection explanation (e.g., that</w:t>
+      </w:r>
+      <w:r>
+        <w:t xml:space="preserve"> </w:t>
+      </w:r>
+      <w:r>
+        <w:t xml:space="preserve">only low-productivity firms are excluded from exporting, driving the</w:t>
+      </w:r>
+      <w:r>
+        <w:t xml:space="preserve"> </w:t>
+      </w:r>
+      <w:r>
+        <w:t xml:space="preserve">pooled negative correlation). Among actual exporters, intensifying</w:t>
+      </w:r>
+      <w:r>
+        <w:t xml:space="preserve"> </w:t>
+      </w:r>
+      <w:r>
+        <w:t xml:space="preserve">exports further worsens performance, the hallmark of the FIP mechanism</w:t>
+      </w:r>
+      <w:r>
+        <w:t xml:space="preserve"> </w:t>
+      </w:r>
+      <w:r>
+        <w:t xml:space="preserve">rather than adverse selection.</w:t>
       </w:r>
     </w:p>
     <w:bookmarkEnd w:id="34"/>
@@ -2082,7 +3870,13 @@
         <w:t xml:space="preserve"> </w:t>
       </w:r>
       <w:r>
-        <w:t xml:space="preserve">introduces TCI_z and DAI_z as additional regressors to test H2. Neither variable achieves statistical significance:</w:t>
+        <w:t xml:space="preserve">introduces TCI_z and DAI_z as additional regressors to test H2.</w:t>
+      </w:r>
+      <w:r>
+        <w:t xml:space="preserve"> </w:t>
+      </w:r>
+      <w:r>
+        <w:t xml:space="preserve">Neither variable achieves statistical significance:</w:t>
       </w:r>
     </w:p>
     <w:p>
@@ -2090,13 +3884,13 @@
         <w:pStyle w:val="BodyText"/>
       </w:pPr>
       <w:r>
-        <w:t xml:space="preserve">β(TCI_z) = +0.058, SE = 0.085, p = .495 (n.s.)</w:t>
-      </w:r>
-      <w:r>
-        <w:t xml:space="preserve"> </w:t>
-      </w:r>
-      <w:r>
-        <w:t xml:space="preserve">β(DAI_z) = +0.062, SE = 0.073, p = .402 (n.s.)</w:t>
+        <w:t xml:space="preserve">β(TCI_z) = +0.058, SE = 0.085, p = .495 (n.s.) β(DAI_z) = +0.062, SE =</w:t>
+      </w:r>
+      <w:r>
+        <w:t xml:space="preserve"> </w:t>
+      </w:r>
+      <w:r>
+        <w:t xml:space="preserve">0.073, p = .402 (n.s.)</w:t>
       </w:r>
     </w:p>
     <w:p>
@@ -2104,7 +3898,43 @@
         <w:pStyle w:val="BodyText"/>
       </w:pPr>
       <w:r>
-        <w:t xml:space="preserve">The FIP coefficient (FSTS_c) remains negative but loses significance in M3 (β = −0.974, p = .252), likely reflecting the substantially reduced sample (N = 526 for M3, versus N = 1,469 for M1, due to missing capability variables). The direction of the FSTS_c coefficient remains negative and numerically larger in M3, consistent with FIP; the significance loss is attributable to power reduction from the subsample restriction.</w:t>
+        <w:t xml:space="preserve">The FIP coefficient (FSTS_c) remains negative but loses significance in</w:t>
+      </w:r>
+      <w:r>
+        <w:t xml:space="preserve"> </w:t>
+      </w:r>
+      <w:r>
+        <w:t xml:space="preserve">M3 (β = −0.974, p = .252), likely reflecting the substantially reduced</w:t>
+      </w:r>
+      <w:r>
+        <w:t xml:space="preserve"> </w:t>
+      </w:r>
+      <w:r>
+        <w:t xml:space="preserve">sample (N = 526 for M3, versus N = 1, 469 for M1, due to missing</w:t>
+      </w:r>
+      <w:r>
+        <w:t xml:space="preserve"> </w:t>
+      </w:r>
+      <w:r>
+        <w:t xml:space="preserve">capability variables). The direction of the FSTS_c coefficient remains</w:t>
+      </w:r>
+      <w:r>
+        <w:t xml:space="preserve"> </w:t>
+      </w:r>
+      <w:r>
+        <w:t xml:space="preserve">negative and numerically larger in M3, consistent with FIP; the</w:t>
+      </w:r>
+      <w:r>
+        <w:t xml:space="preserve"> </w:t>
+      </w:r>
+      <w:r>
+        <w:t xml:space="preserve">significance loss is attributable to power reduction from the subsample</w:t>
+      </w:r>
+      <w:r>
+        <w:t xml:space="preserve"> </w:t>
+      </w:r>
+      <w:r>
+        <w:t xml:space="preserve">restriction.</w:t>
       </w:r>
     </w:p>
     <w:p>
@@ -2112,7 +3942,67 @@
         <w:pStyle w:val="BodyText"/>
       </w:pPr>
       <w:r>
-        <w:t xml:space="preserve">These results are consistent with H2 (non-moderation): technological capability (TCI_z: β = +0.058, SE = 0.085, p = .495) and digital adoption (DAI_z: β = +0.062, SE = 0.073, p = .402) do not statistically significantly moderate the I-P relationship in Pacific SIDS, consistent with the FIP mechanism overwhelming capability effects in structurally constrained SIDS economies. The positive point estimates for TCI_z and DAI_z — while small and non-significant — are consistent with the interpretation that capabilities raise productivity levels in general (as found in mainland Asian contexts: Goedhuys &amp; Sleuwaegen, 2013; Teece, 2007) but cannot modify the structural negativity of the FSTS–performance relationship that FIP describes.</w:t>
+        <w:t xml:space="preserve">These results are consistent with H2 (non-moderation): technological</w:t>
+      </w:r>
+      <w:r>
+        <w:t xml:space="preserve"> </w:t>
+      </w:r>
+      <w:r>
+        <w:t xml:space="preserve">capability (TCI_z: β = +0.058, SE = 0.085, p = .495) and digital</w:t>
+      </w:r>
+      <w:r>
+        <w:t xml:space="preserve"> </w:t>
+      </w:r>
+      <w:r>
+        <w:t xml:space="preserve">adoption (DAI_z: β = +0.062, SE = 0.073, p = .402) do not statistically</w:t>
+      </w:r>
+      <w:r>
+        <w:t xml:space="preserve"> </w:t>
+      </w:r>
+      <w:r>
+        <w:t xml:space="preserve">significantly moderate the I-P relationship in Pacific SIDS, consistent</w:t>
+      </w:r>
+      <w:r>
+        <w:t xml:space="preserve"> </w:t>
+      </w:r>
+      <w:r>
+        <w:t xml:space="preserve">with the FIP mechanism overwhelming capability effects in structurally</w:t>
+      </w:r>
+      <w:r>
+        <w:t xml:space="preserve"> </w:t>
+      </w:r>
+      <w:r>
+        <w:t xml:space="preserve">constrained SIDS economies. The positive point estimates for TCI_z and</w:t>
+      </w:r>
+      <w:r>
+        <w:t xml:space="preserve"> </w:t>
+      </w:r>
+      <w:r>
+        <w:t xml:space="preserve">DAI_z, while small and non-significant, are consistent with the</w:t>
+      </w:r>
+      <w:r>
+        <w:t xml:space="preserve"> </w:t>
+      </w:r>
+      <w:r>
+        <w:t xml:space="preserve">interpretation that capabilities raise productivity levels in general</w:t>
+      </w:r>
+      <w:r>
+        <w:t xml:space="preserve"> </w:t>
+      </w:r>
+      <w:r>
+        <w:t xml:space="preserve">(as found in mainland Asian contexts: Goedhuys &amp; Sleuwaegen, 2013;</w:t>
+      </w:r>
+      <w:r>
+        <w:t xml:space="preserve"> </w:t>
+      </w:r>
+      <w:r>
+        <w:t xml:space="preserve">Teece, 2007) but cannot modify the structural negativity of the</w:t>
+      </w:r>
+      <w:r>
+        <w:t xml:space="preserve"> </w:t>
+      </w:r>
+      <w:r>
+        <w:t xml:space="preserve">FSTS–performance relationship that FIP describes.</w:t>
       </w:r>
     </w:p>
     <w:bookmarkEnd w:id="35"/>
@@ -2130,14 +4020,49 @@
         <w:pStyle w:val="FirstParagraph"/>
       </w:pPr>
       <w:r>
-        <w:t xml:space="preserve">Table 2 summarizes the full coefficient matrix. The FIP pattern is confirmed: (i) a statistically significant negative linear FSTS–performance relationship (M1: β = −0.404, p = .032); (ii) no significant quadratic curvature or turning point (M2: both FSTS_c and FSTS_c² non-significant); (iii) robustly negative across four specifications (M_yearFE: β = −1.236, p &lt; .001; M_bivariate: β = −1.596, p &lt; .001; exporters-only: β = −0.901, p = .027); and (iv) null capability moderation (M3: TCI_z p = .495; DAI_z p = .402).</w:t>
-      </w:r>
-    </w:p>
-    <w:p>
-      <w:r>
-        <w:pict>
-          <v:rect style="width:0;height:1.5pt" o:hralign="center" o:hrstd="t" o:hr="t"/>
-        </w:pict>
+        <w:t xml:space="preserve">Table 2 summarizes the full coefficient matrix. The FIP pattern is</w:t>
+      </w:r>
+      <w:r>
+        <w:t xml:space="preserve"> </w:t>
+      </w:r>
+      <w:r>
+        <w:t xml:space="preserve">confirmed: (i) a statistically significant negative linear</w:t>
+      </w:r>
+      <w:r>
+        <w:t xml:space="preserve"> </w:t>
+      </w:r>
+      <w:r>
+        <w:t xml:space="preserve">FSTS–performance relationship (M1: β = −0.404, p = .032); (ii) no</w:t>
+      </w:r>
+      <w:r>
+        <w:t xml:space="preserve"> </w:t>
+      </w:r>
+      <w:r>
+        <w:t xml:space="preserve">significant quadratic curvature or turning point (M2: both FSTS_c and</w:t>
+      </w:r>
+      <w:r>
+        <w:t xml:space="preserve"> </w:t>
+      </w:r>
+      <w:r>
+        <w:t xml:space="preserve">FSTS_c² non-significant); (iii) robustly negative across four</w:t>
+      </w:r>
+      <w:r>
+        <w:t xml:space="preserve"> </w:t>
+      </w:r>
+      <w:r>
+        <w:t xml:space="preserve">specifications (M_yearFE: β = −1.236, p &lt; .001; M_bivariate: β =</w:t>
+      </w:r>
+      <w:r>
+        <w:t xml:space="preserve"> </w:t>
+      </w:r>
+      <w:r>
+        <w:t xml:space="preserve">−1.596, p &lt; .001; exporters-only: β = −0.901, p = .027); and (iv) null</w:t>
+      </w:r>
+      <w:r>
+        <w:t xml:space="preserve"> </w:t>
+      </w:r>
+      <w:r>
+        <w:t xml:space="preserve">capability moderation (M3: TCI_z p = .495; DAI_z p = .402).</w:t>
       </w:r>
     </w:p>
     <w:bookmarkEnd w:id="36"/>
@@ -2165,7 +4090,49 @@
         <w:pStyle w:val="FirstParagraph"/>
       </w:pPr>
       <w:r>
-        <w:t xml:space="preserve">Our central finding is that the inverted-U I-P relationship does not hold in Pacific SIDS. Instead of a curvilinear pattern with a positive phase, we observe a monotone negative relationship that persists across four modeling specifications and that is stronger among actual exporters than in the full sample. This is inconsistent with the inverted-U prediction (Lu &amp; Beamish, 2004) and with the three-stage S-curve (Contractor et al., 2003), both of which predict at least some range of positive internationalization–performance association.</w:t>
+        <w:t xml:space="preserve">Our central finding is that the inverted-U I-P relationship does not</w:t>
+      </w:r>
+      <w:r>
+        <w:t xml:space="preserve"> </w:t>
+      </w:r>
+      <w:r>
+        <w:t xml:space="preserve">hold in Pacific SIDS. Instead of a curvilinear pattern with a positive</w:t>
+      </w:r>
+      <w:r>
+        <w:t xml:space="preserve"> </w:t>
+      </w:r>
+      <w:r>
+        <w:t xml:space="preserve">phase, we observe a monotone negative relationship that persists across</w:t>
+      </w:r>
+      <w:r>
+        <w:t xml:space="preserve"> </w:t>
+      </w:r>
+      <w:r>
+        <w:t xml:space="preserve">four modeling specifications and that is stronger among actual exporters</w:t>
+      </w:r>
+      <w:r>
+        <w:t xml:space="preserve"> </w:t>
+      </w:r>
+      <w:r>
+        <w:t xml:space="preserve">than in the full sample. This is inconsistent with the inverted-U</w:t>
+      </w:r>
+      <w:r>
+        <w:t xml:space="preserve"> </w:t>
+      </w:r>
+      <w:r>
+        <w:t xml:space="preserve">prediction (Lu &amp; Beamish, 2004) and with the three-stage S-curve</w:t>
+      </w:r>
+      <w:r>
+        <w:t xml:space="preserve"> </w:t>
+      </w:r>
+      <w:r>
+        <w:t xml:space="preserve">(Contractor et al., 2003), both of which predict at least some range of</w:t>
+      </w:r>
+      <w:r>
+        <w:t xml:space="preserve"> </w:t>
+      </w:r>
+      <w:r>
+        <w:t xml:space="preserve">positive internationalization–performance association.</w:t>
       </w:r>
     </w:p>
     <w:p>
@@ -2173,7 +4140,67 @@
         <w:pStyle w:val="BodyText"/>
       </w:pPr>
       <w:r>
-        <w:t xml:space="preserve">The FIP concept explains this reversal through the logic of violated structural prerequisites. When no viable domestic market exists, FSTS is not a strategic choice variable but a survival necessity — firms cannot accumulate the home-base resources and organizational capabilities that fund and sustain profitable internationalization. When trade costs amplify export revenues' "cost of doing business" by 30–210% (Winters &amp; Martins, 2004), the marginal economics of exporting are negative from the outset. When institutional voids are comprehensive — absent trade finance intermediaries, unreliable contract enforcement, limited standards infrastructure — firms cannot appropriate the learning and scale benefits that internationalization theory promises.</w:t>
+        <w:t xml:space="preserve">The FIP concept explains this reversal through the logic of violated</w:t>
+      </w:r>
+      <w:r>
+        <w:t xml:space="preserve"> </w:t>
+      </w:r>
+      <w:r>
+        <w:t xml:space="preserve">structural prerequisites. When no viable domestic market exists, FSTS is</w:t>
+      </w:r>
+      <w:r>
+        <w:t xml:space="preserve"> </w:t>
+      </w:r>
+      <w:r>
+        <w:t xml:space="preserve">not a strategic choice variable but a survival necessity, firms cannot</w:t>
+      </w:r>
+      <w:r>
+        <w:t xml:space="preserve"> </w:t>
+      </w:r>
+      <w:r>
+        <w:t xml:space="preserve">accumulate the home-base resources and organizational capabilities that</w:t>
+      </w:r>
+      <w:r>
+        <w:t xml:space="preserve"> </w:t>
+      </w:r>
+      <w:r>
+        <w:t xml:space="preserve">fund and sustain profitable internationalization. When trade costs</w:t>
+      </w:r>
+      <w:r>
+        <w:t xml:space="preserve"> </w:t>
+      </w:r>
+      <w:r>
+        <w:t xml:space="preserve">amplify export revenues' "cost of doing business" by 30–210% (Winters &amp;</w:t>
+      </w:r>
+      <w:r>
+        <w:t xml:space="preserve"> </w:t>
+      </w:r>
+      <w:r>
+        <w:t xml:space="preserve">Martins, 2004), the marginal economics of exporting are negative from</w:t>
+      </w:r>
+      <w:r>
+        <w:t xml:space="preserve"> </w:t>
+      </w:r>
+      <w:r>
+        <w:t xml:space="preserve">the outset. When institutional voids are comprehensive, absent trade</w:t>
+      </w:r>
+      <w:r>
+        <w:t xml:space="preserve"> </w:t>
+      </w:r>
+      <w:r>
+        <w:t xml:space="preserve">finance intermediaries, unreliable contract enforcement, limited</w:t>
+      </w:r>
+      <w:r>
+        <w:t xml:space="preserve"> </w:t>
+      </w:r>
+      <w:r>
+        <w:t xml:space="preserve">standards infrastructure, firms cannot appropriate the learning and</w:t>
+      </w:r>
+      <w:r>
+        <w:t xml:space="preserve"> </w:t>
+      </w:r>
+      <w:r>
+        <w:t xml:space="preserve">scale benefits that internationalization theory promises.</w:t>
       </w:r>
     </w:p>
     <w:p>
@@ -2197,7 +4224,19 @@
         <w:t xml:space="preserve"> </w:t>
       </w:r>
       <w:r>
-        <w:t xml:space="preserve">relationship: it holds when and because structural prerequisites are satisfied. The existing literature's finding that institutional quality</w:t>
+        <w:t xml:space="preserve">relationship: it holds when and because structural</w:t>
+      </w:r>
+      <w:r>
+        <w:t xml:space="preserve"> </w:t>
+      </w:r>
+      <w:r>
+        <w:t xml:space="preserve">prerequisites are satisfied. The existing literature's finding that</w:t>
+      </w:r>
+      <w:r>
+        <w:t xml:space="preserve"> </w:t>
+      </w:r>
+      <w:r>
+        <w:t xml:space="preserve">institutional quality</w:t>
       </w:r>
       <w:r>
         <w:t xml:space="preserve"> </w:t>
@@ -2213,7 +4252,31 @@
         <w:t xml:space="preserve"> </w:t>
       </w:r>
       <w:r>
-        <w:t xml:space="preserve">the I-P relationship (Marano et al., 2016) is a special case of a more general theoretical relationship: when institutional conditions cross a structural threshold from "weaker moderation" to "violated prerequisites," the sign — not just the magnitude — of the I-P relationship reverses.</w:t>
+        <w:t xml:space="preserve">the I-P relationship (Marano et al.,</w:t>
+      </w:r>
+      <w:r>
+        <w:t xml:space="preserve"> </w:t>
+      </w:r>
+      <w:r>
+        <w:t xml:space="preserve">2016) is a special case of a more general theoretical relationship: when</w:t>
+      </w:r>
+      <w:r>
+        <w:t xml:space="preserve"> </w:t>
+      </w:r>
+      <w:r>
+        <w:t xml:space="preserve">institutional conditions cross a structural threshold from "weaker</w:t>
+      </w:r>
+      <w:r>
+        <w:t xml:space="preserve"> </w:t>
+      </w:r>
+      <w:r>
+        <w:t xml:space="preserve">moderation" to "violated prerequisites, " the sign, not just the</w:t>
+      </w:r>
+      <w:r>
+        <w:t xml:space="preserve"> </w:t>
+      </w:r>
+      <w:r>
+        <w:t xml:space="preserve">magnitude, of the I-P relationship reverses.</w:t>
       </w:r>
     </w:p>
     <w:bookmarkEnd w:id="38"/>
@@ -2231,7 +4294,37 @@
         <w:pStyle w:val="FirstParagraph"/>
       </w:pPr>
       <w:r>
-        <w:t xml:space="preserve">FIP represents a qualitative shift in how we conceptualize institutional effects on I-P relationships. Most prior theorizing treats institutional effects as continuous modifiers of the inverted-U's shape and location: higher institutional quality shifts the optimum FSTS upward, broadens the positive range, or raises the peak performance level (Marano et al., 2016; Hitt et al., 1997). This is a change in</w:t>
+        <w:t xml:space="preserve">FIP represents a qualitative shift in how we conceptualize institutional</w:t>
+      </w:r>
+      <w:r>
+        <w:t xml:space="preserve"> </w:t>
+      </w:r>
+      <w:r>
+        <w:t xml:space="preserve">effects on I-P relationships. Most prior theorizing treats institutional</w:t>
+      </w:r>
+      <w:r>
+        <w:t xml:space="preserve"> </w:t>
+      </w:r>
+      <w:r>
+        <w:t xml:space="preserve">effects as continuous modifiers of the inverted-U's shape and location:</w:t>
+      </w:r>
+      <w:r>
+        <w:t xml:space="preserve"> </w:t>
+      </w:r>
+      <w:r>
+        <w:t xml:space="preserve">higher institutional quality shifts the optimum FSTS upward, broadens</w:t>
+      </w:r>
+      <w:r>
+        <w:t xml:space="preserve"> </w:t>
+      </w:r>
+      <w:r>
+        <w:t xml:space="preserve">the positive range, or raises the peak performance level (Marano et al.,</w:t>
+      </w:r>
+      <w:r>
+        <w:t xml:space="preserve"> </w:t>
+      </w:r>
+      <w:r>
+        <w:t xml:space="preserve">2016; Hitt et al., 1997). This is a change in</w:t>
       </w:r>
       <w:r>
         <w:t xml:space="preserve"> </w:t>
@@ -2265,7 +4358,37 @@
         <w:t xml:space="preserve">kind</w:t>
       </w:r>
       <w:r>
-        <w:t xml:space="preserve">: at the extreme end of the institutional spectrum — where all three structural prerequisites are absent simultaneously — the I-P functional form is not a modified inverted-U but a qualitatively different pattern (monotone negative). This extends the theoretical vocabulary of IB research beyond "intensity moderation" toward "existence moderation" of the I-P relationship.</w:t>
+        <w:t xml:space="preserve">: at the extreme end of the</w:t>
+      </w:r>
+      <w:r>
+        <w:t xml:space="preserve"> </w:t>
+      </w:r>
+      <w:r>
+        <w:t xml:space="preserve">institutional spectrum, where all three structural prerequisites are</w:t>
+      </w:r>
+      <w:r>
+        <w:t xml:space="preserve"> </w:t>
+      </w:r>
+      <w:r>
+        <w:t xml:space="preserve">absent simultaneously, the I-P functional form is not a modified</w:t>
+      </w:r>
+      <w:r>
+        <w:t xml:space="preserve"> </w:t>
+      </w:r>
+      <w:r>
+        <w:t xml:space="preserve">inverted-U but a qualitatively different pattern (monotone negative).</w:t>
+      </w:r>
+      <w:r>
+        <w:t xml:space="preserve"> </w:t>
+      </w:r>
+      <w:r>
+        <w:t xml:space="preserve">This extends the theoretical vocabulary of IB research beyond "intensity</w:t>
+      </w:r>
+      <w:r>
+        <w:t xml:space="preserve"> </w:t>
+      </w:r>
+      <w:r>
+        <w:t xml:space="preserve">moderation" toward "existence moderation" of the I-P relationship.</w:t>
       </w:r>
     </w:p>
     <w:p>
@@ -2273,7 +4396,49 @@
         <w:pStyle w:val="BodyText"/>
       </w:pPr>
       <w:r>
-        <w:t xml:space="preserve">This finding connects to the broader question of boundary conditions in IB theory (Verbeke &amp; Brugman, 2018; Hennart, 2007). If mainstream I-P theories are derived from samples of economies where structural prerequisites are broadly satisfied, those theories may be systematically inapplicable to the SIDS context — not merely in need of adjustment, but representing a qualitatively different theoretical regime. FIP offers a theoretically grounded label for that alternative regime.</w:t>
+        <w:t xml:space="preserve">This finding connects to the broader question of boundary conditions in</w:t>
+      </w:r>
+      <w:r>
+        <w:t xml:space="preserve"> </w:t>
+      </w:r>
+      <w:r>
+        <w:t xml:space="preserve">IB theory (Verbeke &amp; Brugman, 2018; Hennart, 2007). If mainstream I-P</w:t>
+      </w:r>
+      <w:r>
+        <w:t xml:space="preserve"> </w:t>
+      </w:r>
+      <w:r>
+        <w:t xml:space="preserve">theories are derived from samples of economies where structural</w:t>
+      </w:r>
+      <w:r>
+        <w:t xml:space="preserve"> </w:t>
+      </w:r>
+      <w:r>
+        <w:t xml:space="preserve">prerequisites are broadly satisfied, those theories may be</w:t>
+      </w:r>
+      <w:r>
+        <w:t xml:space="preserve"> </w:t>
+      </w:r>
+      <w:r>
+        <w:t xml:space="preserve">systematically inapplicable to the SIDS context, not merely in need of</w:t>
+      </w:r>
+      <w:r>
+        <w:t xml:space="preserve"> </w:t>
+      </w:r>
+      <w:r>
+        <w:t xml:space="preserve">adjustment, but representing a qualitatively different theoretical</w:t>
+      </w:r>
+      <w:r>
+        <w:t xml:space="preserve"> </w:t>
+      </w:r>
+      <w:r>
+        <w:t xml:space="preserve">regime. FIP offers a theoretically grounded label for that alternative</w:t>
+      </w:r>
+      <w:r>
+        <w:t xml:space="preserve"> </w:t>
+      </w:r>
+      <w:r>
+        <w:t xml:space="preserve">regime.</w:t>
       </w:r>
     </w:p>
     <w:bookmarkEnd w:id="39"/>
@@ -2291,7 +4456,31 @@
         <w:pStyle w:val="FirstParagraph"/>
       </w:pPr>
       <w:r>
-        <w:t xml:space="preserve">The null results for TCI_z and DAI_z in M3 add a second dimension to the FIP theory. In mainland Asian contexts — Vietnam, Singapore, China, and multi-country samples — technological capability and digital adoption are statistically significant moderators of the I-P relationship (Goedhuys &amp; Sleuwaegen, 2013; Teece, 2007). Why are they null in SIDS?</w:t>
+        <w:t xml:space="preserve">The null results for TCI_z and DAI_z in M3 add a second dimension to the</w:t>
+      </w:r>
+      <w:r>
+        <w:t xml:space="preserve"> </w:t>
+      </w:r>
+      <w:r>
+        <w:t xml:space="preserve">FIP theory. In mainland Asian contexts, Vietnam, Singapore, China, and</w:t>
+      </w:r>
+      <w:r>
+        <w:t xml:space="preserve"> </w:t>
+      </w:r>
+      <w:r>
+        <w:t xml:space="preserve">multi-country samples, technological capability and digital adoption</w:t>
+      </w:r>
+      <w:r>
+        <w:t xml:space="preserve"> </w:t>
+      </w:r>
+      <w:r>
+        <w:t xml:space="preserve">are statistically significant moderators of the I-P relationship</w:t>
+      </w:r>
+      <w:r>
+        <w:t xml:space="preserve"> </w:t>
+      </w:r>
+      <w:r>
+        <w:t xml:space="preserve">(Goedhuys &amp; Sleuwaegen, 2013; Teece, 2007). Why are they null in SIDS?</w:t>
       </w:r>
     </w:p>
     <w:p>
@@ -2315,7 +4504,49 @@
         <w:t xml:space="preserve"> </w:t>
       </w:r>
       <w:r>
-        <w:t xml:space="preserve">on the descending portion of the inverted-U, but the FIP mechanism operates at a structural, pre-organizational level. A SIDS firm with ISO 9001 certification (high TCI) still faces the same 30–210% trade cost amplifications; a SIDS firm with a functioning website (DAI = 1) still faces absent trade finance institutions. Capabilities that are powerful moderators within the structural prerequisites framework become ineffective when those prerequisites do not hold.</w:t>
+        <w:t xml:space="preserve">on the descending portion of the</w:t>
+      </w:r>
+      <w:r>
+        <w:t xml:space="preserve"> </w:t>
+      </w:r>
+      <w:r>
+        <w:t xml:space="preserve">inverted-U, but the FIP mechanism operates at a structural,</w:t>
+      </w:r>
+      <w:r>
+        <w:t xml:space="preserve"> </w:t>
+      </w:r>
+      <w:r>
+        <w:t xml:space="preserve">pre-organizational level. A SIDS firm with ISO 9001 certification (high</w:t>
+      </w:r>
+      <w:r>
+        <w:t xml:space="preserve"> </w:t>
+      </w:r>
+      <w:r>
+        <w:t xml:space="preserve">TCI) still faces the same 30–210% trade cost amplifications; a SIDS firm</w:t>
+      </w:r>
+      <w:r>
+        <w:t xml:space="preserve"> </w:t>
+      </w:r>
+      <w:r>
+        <w:t xml:space="preserve">with a functioning website (DAI = 1) still faces absent trade finance</w:t>
+      </w:r>
+      <w:r>
+        <w:t xml:space="preserve"> </w:t>
+      </w:r>
+      <w:r>
+        <w:t xml:space="preserve">institutions. Capabilities that are powerful moderators within the</w:t>
+      </w:r>
+      <w:r>
+        <w:t xml:space="preserve"> </w:t>
+      </w:r>
+      <w:r>
+        <w:t xml:space="preserve">structural prerequisites framework become ineffective when those</w:t>
+      </w:r>
+      <w:r>
+        <w:t xml:space="preserve"> </w:t>
+      </w:r>
+      <w:r>
+        <w:t xml:space="preserve">prerequisites do not hold.</w:t>
       </w:r>
     </w:p>
     <w:p>
@@ -2323,7 +4554,43 @@
         <w:pStyle w:val="BodyText"/>
       </w:pPr>
       <w:r>
-        <w:t xml:space="preserve">This is consistent with the resource-based view's emphasis on context-dependency (Barney, 1991): resources generate value only within institutional environments that support appropriability. Teece's (2007) dynamic capabilities framework similarly assumes functioning market mechanisms; in their absence, dynamic capabilities may be "trapped" in the firm, unable to translate into performance advantages through international market transactions.</w:t>
+        <w:t xml:space="preserve">This is consistent with the resource-based view's emphasis on</w:t>
+      </w:r>
+      <w:r>
+        <w:t xml:space="preserve"> </w:t>
+      </w:r>
+      <w:r>
+        <w:t xml:space="preserve">context-dependency (Barney, 1991): resources generate value only within</w:t>
+      </w:r>
+      <w:r>
+        <w:t xml:space="preserve"> </w:t>
+      </w:r>
+      <w:r>
+        <w:t xml:space="preserve">institutional environments that support appropriability. Teece's (2007)</w:t>
+      </w:r>
+      <w:r>
+        <w:t xml:space="preserve"> </w:t>
+      </w:r>
+      <w:r>
+        <w:t xml:space="preserve">dynamic capabilities framework similarly assumes functioning market</w:t>
+      </w:r>
+      <w:r>
+        <w:t xml:space="preserve"> </w:t>
+      </w:r>
+      <w:r>
+        <w:t xml:space="preserve">mechanisms; in their absence, dynamic capabilities may be "trapped" in</w:t>
+      </w:r>
+      <w:r>
+        <w:t xml:space="preserve"> </w:t>
+      </w:r>
+      <w:r>
+        <w:t xml:space="preserve">the firm, unable to translate into performance advantages through</w:t>
+      </w:r>
+      <w:r>
+        <w:t xml:space="preserve"> </w:t>
+      </w:r>
+      <w:r>
+        <w:t xml:space="preserve">international market transactions.</w:t>
       </w:r>
     </w:p>
     <w:p>
@@ -2331,7 +4598,43 @@
         <w:pStyle w:val="BodyText"/>
       </w:pPr>
       <w:r>
-        <w:t xml:space="preserve">The positive — though non-significant — point estimates for TCI_z and DAI_z suggest that capabilities do raise general productivity levels (consistent with their role in the broader literature), but they cannot modify the negative directionality of the FSTS–performance relationship in the SIDS structural context. This nuance — capabilities help the level, not the slope — may be a productive direction for future SIDS research.</w:t>
+        <w:t xml:space="preserve">The positive, though non-significant, point estimates for TCI_z and</w:t>
+      </w:r>
+      <w:r>
+        <w:t xml:space="preserve"> </w:t>
+      </w:r>
+      <w:r>
+        <w:t xml:space="preserve">DAI_z suggest that capabilities do raise general productivity levels</w:t>
+      </w:r>
+      <w:r>
+        <w:t xml:space="preserve"> </w:t>
+      </w:r>
+      <w:r>
+        <w:t xml:space="preserve">(consistent with their role in the broader literature), but they cannot</w:t>
+      </w:r>
+      <w:r>
+        <w:t xml:space="preserve"> </w:t>
+      </w:r>
+      <w:r>
+        <w:t xml:space="preserve">modify the negative directionality of the FSTS–performance relationship</w:t>
+      </w:r>
+      <w:r>
+        <w:t xml:space="preserve"> </w:t>
+      </w:r>
+      <w:r>
+        <w:t xml:space="preserve">in the SIDS structural context. This nuance, capabilities help the</w:t>
+      </w:r>
+      <w:r>
+        <w:t xml:space="preserve"> </w:t>
+      </w:r>
+      <w:r>
+        <w:t xml:space="preserve">level, not the slope, may be a productive direction for future SIDS</w:t>
+      </w:r>
+      <w:r>
+        <w:t xml:space="preserve"> </w:t>
+      </w:r>
+      <w:r>
+        <w:t xml:space="preserve">research.</w:t>
       </w:r>
     </w:p>
     <w:bookmarkEnd w:id="40"/>
@@ -2349,7 +4652,43 @@
         <w:pStyle w:val="FirstParagraph"/>
       </w:pPr>
       <w:r>
-        <w:t xml:space="preserve">Our findings have direct implications for SIDS development policy. The Antigua and Barbuda Agenda for SIDS (United Nations General Assembly, 2024) — adopted at the Fourth International Conference on SIDS — frames export promotion and trade facilitation as central pillars of SIDS development strategy. This framing implicitly assumes that increasing FSTS will improve firm performance and thereby stimulate economic growth.</w:t>
+        <w:t xml:space="preserve">Our findings have direct implications for SIDS development policy. The</w:t>
+      </w:r>
+      <w:r>
+        <w:t xml:space="preserve"> </w:t>
+      </w:r>
+      <w:r>
+        <w:t xml:space="preserve">Antigua and Barbuda Agenda for SIDS (United Nations General Assembly,</w:t>
+      </w:r>
+      <w:r>
+        <w:t xml:space="preserve"> </w:t>
+      </w:r>
+      <w:r>
+        <w:t xml:space="preserve">2024), adopted at the Fourth International Conference on SIDS, frames</w:t>
+      </w:r>
+      <w:r>
+        <w:t xml:space="preserve"> </w:t>
+      </w:r>
+      <w:r>
+        <w:t xml:space="preserve">export promotion and trade facilitation as central pillars of SIDS</w:t>
+      </w:r>
+      <w:r>
+        <w:t xml:space="preserve"> </w:t>
+      </w:r>
+      <w:r>
+        <w:t xml:space="preserve">development strategy. This framing implicitly assumes that increasing</w:t>
+      </w:r>
+      <w:r>
+        <w:t xml:space="preserve"> </w:t>
+      </w:r>
+      <w:r>
+        <w:t xml:space="preserve">FSTS will improve firm performance and thereby stimulate economic</w:t>
+      </w:r>
+      <w:r>
+        <w:t xml:space="preserve"> </w:t>
+      </w:r>
+      <w:r>
+        <w:t xml:space="preserve">growth.</w:t>
       </w:r>
     </w:p>
     <w:p>
@@ -2357,7 +4696,43 @@
         <w:pStyle w:val="BodyText"/>
       </w:pPr>
       <w:r>
-        <w:t xml:space="preserve">Our results caution against this assumption. If FIP is a structural feature of Pacific SIDS firm economies, then policies that push SIDS firms toward higher export intensity — without simultaneously addressing the violated structural prerequisites — may worsen firm performance at the micro-level even while improving macroeconomic trade balances. The relevant policy question becomes: what interventions can address the three structural prerequisites that generate FIP?</w:t>
+        <w:t xml:space="preserve">Our results caution against this assumption. If FIP is a structural</w:t>
+      </w:r>
+      <w:r>
+        <w:t xml:space="preserve"> </w:t>
+      </w:r>
+      <w:r>
+        <w:t xml:space="preserve">feature of Pacific SIDS firm economies, then policies that push SIDS</w:t>
+      </w:r>
+      <w:r>
+        <w:t xml:space="preserve"> </w:t>
+      </w:r>
+      <w:r>
+        <w:t xml:space="preserve">firms toward higher export intensity, without simultaneously addressing</w:t>
+      </w:r>
+      <w:r>
+        <w:t xml:space="preserve"> </w:t>
+      </w:r>
+      <w:r>
+        <w:t xml:space="preserve">the violated structural prerequisites, may worsen firm performance at</w:t>
+      </w:r>
+      <w:r>
+        <w:t xml:space="preserve"> </w:t>
+      </w:r>
+      <w:r>
+        <w:t xml:space="preserve">the micro-level even while improving macroeconomic trade balances. The</w:t>
+      </w:r>
+      <w:r>
+        <w:t xml:space="preserve"> </w:t>
+      </w:r>
+      <w:r>
+        <w:t xml:space="preserve">relevant policy question becomes: what interventions can address the</w:t>
+      </w:r>
+      <w:r>
+        <w:t xml:space="preserve"> </w:t>
+      </w:r>
+      <w:r>
+        <w:t xml:space="preserve">three structural prerequisites that generate FIP?</w:t>
       </w:r>
     </w:p>
     <w:p>
@@ -2381,7 +4756,37 @@
         <w:t xml:space="preserve"> </w:t>
       </w:r>
       <w:r>
-        <w:t xml:space="preserve">(viable domestic market): regional integration initiatives (Pacific Agreement on Closer Economic Relations Plus, PACER Plus) that create effective market access to neighboring SIDS and to Australia and New Zealand could expand the effective domestic market beyond national borders, reducing structural compulsion to export to distant high-cost markets.</w:t>
+        <w:t xml:space="preserve">(viable domestic market): regional integration</w:t>
+      </w:r>
+      <w:r>
+        <w:t xml:space="preserve"> </w:t>
+      </w:r>
+      <w:r>
+        <w:t xml:space="preserve">initiatives (Pacific Agreement on Closer Economic Relations Plus, PACER</w:t>
+      </w:r>
+      <w:r>
+        <w:t xml:space="preserve"> </w:t>
+      </w:r>
+      <w:r>
+        <w:t xml:space="preserve">Plus) that create effective market access to neighboring SIDS and to</w:t>
+      </w:r>
+      <w:r>
+        <w:t xml:space="preserve"> </w:t>
+      </w:r>
+      <w:r>
+        <w:t xml:space="preserve">Australia and New Zealand could expand the effective domestic market</w:t>
+      </w:r>
+      <w:r>
+        <w:t xml:space="preserve"> </w:t>
+      </w:r>
+      <w:r>
+        <w:t xml:space="preserve">beyond national borders, reducing structural compulsion to export to</w:t>
+      </w:r>
+      <w:r>
+        <w:t xml:space="preserve"> </w:t>
+      </w:r>
+      <w:r>
+        <w:t xml:space="preserve">distant high-cost markets.</w:t>
       </w:r>
     </w:p>
     <w:p>
@@ -2405,7 +4810,31 @@
         <w:t xml:space="preserve"> </w:t>
       </w:r>
       <w:r>
-        <w:t xml:space="preserve">(manageable trade costs): transport cost reduction through regional maritime connectivity programs and, where feasible, air cargo subsidies for high-value, low-weight exports (agricultural products, crafts, services) can reduce the trade cost amplification that drives FIP.</w:t>
+        <w:t xml:space="preserve">(manageable trade costs): transport cost reduction</w:t>
+      </w:r>
+      <w:r>
+        <w:t xml:space="preserve"> </w:t>
+      </w:r>
+      <w:r>
+        <w:t xml:space="preserve">through regional maritime connectivity programs and, where feasible, air</w:t>
+      </w:r>
+      <w:r>
+        <w:t xml:space="preserve"> </w:t>
+      </w:r>
+      <w:r>
+        <w:t xml:space="preserve">cargo subsidies for high-value, low-weight exports (agricultural</w:t>
+      </w:r>
+      <w:r>
+        <w:t xml:space="preserve"> </w:t>
+      </w:r>
+      <w:r>
+        <w:t xml:space="preserve">products, crafts, services) can reduce the trade cost amplification that</w:t>
+      </w:r>
+      <w:r>
+        <w:t xml:space="preserve"> </w:t>
+      </w:r>
+      <w:r>
+        <w:t xml:space="preserve">drives FIP.</w:t>
       </w:r>
     </w:p>
     <w:p>
@@ -2429,7 +4858,61 @@
         <w:t xml:space="preserve"> </w:t>
       </w:r>
       <w:r>
-        <w:t xml:space="preserve">(functional institutions): targeted institutional development focused on trade facilitation infrastructure — standards bodies, trade finance intermediaries, export promotion agencies with genuine capacity — rather than generic governance reform may most directly address the FIP mechanism. Goedhuys and Sleuwaegen's (2013) evidence on international certification is instructive: their finding that ISO certification improves firm productivity is consistent with the null TCI result here if certification's productivity benefit is conditional on institutions that support standards enforcement and customer recognition — conditions absent in the SIDS context.</w:t>
+        <w:t xml:space="preserve">(functional institutions): targeted institutional</w:t>
+      </w:r>
+      <w:r>
+        <w:t xml:space="preserve"> </w:t>
+      </w:r>
+      <w:r>
+        <w:t xml:space="preserve">development focused on trade facilitation infrastructure, standards</w:t>
+      </w:r>
+      <w:r>
+        <w:t xml:space="preserve"> </w:t>
+      </w:r>
+      <w:r>
+        <w:t xml:space="preserve">bodies, trade finance intermediaries, export promotion agencies with</w:t>
+      </w:r>
+      <w:r>
+        <w:t xml:space="preserve"> </w:t>
+      </w:r>
+      <w:r>
+        <w:t xml:space="preserve">genuine capacity, rather than generic governance reform may most</w:t>
+      </w:r>
+      <w:r>
+        <w:t xml:space="preserve"> </w:t>
+      </w:r>
+      <w:r>
+        <w:t xml:space="preserve">directly address the FIP mechanism. Goedhuys and Sleuwaegen's (2013)</w:t>
+      </w:r>
+      <w:r>
+        <w:t xml:space="preserve"> </w:t>
+      </w:r>
+      <w:r>
+        <w:t xml:space="preserve">evidence on international certification is instructive: their finding</w:t>
+      </w:r>
+      <w:r>
+        <w:t xml:space="preserve"> </w:t>
+      </w:r>
+      <w:r>
+        <w:t xml:space="preserve">that ISO certification improves firm productivity is consistent with the</w:t>
+      </w:r>
+      <w:r>
+        <w:t xml:space="preserve"> </w:t>
+      </w:r>
+      <w:r>
+        <w:t xml:space="preserve">null TCI result here if certification's productivity benefit is</w:t>
+      </w:r>
+      <w:r>
+        <w:t xml:space="preserve"> </w:t>
+      </w:r>
+      <w:r>
+        <w:t xml:space="preserve">conditional on institutions that support standards enforcement and</w:t>
+      </w:r>
+      <w:r>
+        <w:t xml:space="preserve"> </w:t>
+      </w:r>
+      <w:r>
+        <w:t xml:space="preserve">customer recognition, conditions absent in the SIDS context.</w:t>
       </w:r>
     </w:p>
     <w:bookmarkEnd w:id="41"/>
@@ -2468,7 +4951,43 @@
         <w:t xml:space="preserve">cross-sectional pooled structure</w:t>
       </w:r>
       <w:r>
-        <w:t xml:space="preserve">: while we pool across multiple country-year waves (2009–2025), few SIDS economies have more than one WBES wave (see Table 1), limiting panel identification of causal effects. The FIP estimate is primarily identified from cross-sectional variation in FSTS within country-year cells. Future work using panel data — where available for Fiji and Papua New Guinea, which have two waves — could strengthen causal identification.</w:t>
+        <w:t xml:space="preserve">: while we pool across</w:t>
+      </w:r>
+      <w:r>
+        <w:t xml:space="preserve"> </w:t>
+      </w:r>
+      <w:r>
+        <w:t xml:space="preserve">multiple country-year waves (2009–2025), few SIDS economies have more</w:t>
+      </w:r>
+      <w:r>
+        <w:t xml:space="preserve"> </w:t>
+      </w:r>
+      <w:r>
+        <w:t xml:space="preserve">than one WBES wave (see Table 1), limiting panel identification of</w:t>
+      </w:r>
+      <w:r>
+        <w:t xml:space="preserve"> </w:t>
+      </w:r>
+      <w:r>
+        <w:t xml:space="preserve">causal effects. The FIP estimate is primarily identified from</w:t>
+      </w:r>
+      <w:r>
+        <w:t xml:space="preserve"> </w:t>
+      </w:r>
+      <w:r>
+        <w:t xml:space="preserve">cross-sectional variation in FSTS within country-year cells. Future work</w:t>
+      </w:r>
+      <w:r>
+        <w:t xml:space="preserve"> </w:t>
+      </w:r>
+      <w:r>
+        <w:t xml:space="preserve">using panel data, where available for Fiji and Papua New Guinea, which</w:t>
+      </w:r>
+      <w:r>
+        <w:t xml:space="preserve"> </w:t>
+      </w:r>
+      <w:r>
+        <w:t xml:space="preserve">have two waves, could strengthen causal identification.</w:t>
       </w:r>
     </w:p>
     <w:p>
@@ -2489,7 +5008,37 @@
         <w:t xml:space="preserve">FSTS measurement in thin-export contexts</w:t>
       </w:r>
       <w:r>
-        <w:t xml:space="preserve">: with mean FSTS of 0.060 and only 12.7% exporters, the FSTS distribution is highly right-skewed. Coefficient estimates in M2 may be sensitive to a handful of high-FSTS outliers; the non-significant quadratic results should be interpreted cautiously. Future work could employ quantile regression or winsorization to assess distributional sensitivity.</w:t>
+        <w:t xml:space="preserve">: with mean FSTS of</w:t>
+      </w:r>
+      <w:r>
+        <w:t xml:space="preserve"> </w:t>
+      </w:r>
+      <w:r>
+        <w:t xml:space="preserve">0.060 and only 12.7% exporters, the FSTS distribution is highly</w:t>
+      </w:r>
+      <w:r>
+        <w:t xml:space="preserve"> </w:t>
+      </w:r>
+      <w:r>
+        <w:t xml:space="preserve">right-skewed. Coefficient estimates in M2 may be sensitive to a handful</w:t>
+      </w:r>
+      <w:r>
+        <w:t xml:space="preserve"> </w:t>
+      </w:r>
+      <w:r>
+        <w:t xml:space="preserve">of high-FSTS outliers; the non-significant quadratic results should be</w:t>
+      </w:r>
+      <w:r>
+        <w:t xml:space="preserve"> </w:t>
+      </w:r>
+      <w:r>
+        <w:t xml:space="preserve">interpreted cautiously. Future work could employ quantile regression or</w:t>
+      </w:r>
+      <w:r>
+        <w:t xml:space="preserve"> </w:t>
+      </w:r>
+      <w:r>
+        <w:t xml:space="preserve">winsorization to assess distributional sensitivity.</w:t>
       </w:r>
     </w:p>
     <w:p>
@@ -2510,7 +5059,49 @@
         <w:t xml:space="preserve">DAI as Tier-1 proxy only</w:t>
       </w:r>
       <w:r>
-        <w:t xml:space="preserve">: our digital adoption measure captures only website presence — a foundational, static indicator. This is appropriate for the SIDS context given the limited availability of more advanced digital infrastructure indicators in WBES, but it means we cannot assess whether more sophisticated digital capabilities (e-commerce, mobile payments, cloud computing) might moderate FIP differently. We explicitly do not claim to measure dynamic digital capability.</w:t>
+        <w:t xml:space="preserve">: our digital adoption measure</w:t>
+      </w:r>
+      <w:r>
+        <w:t xml:space="preserve"> </w:t>
+      </w:r>
+      <w:r>
+        <w:t xml:space="preserve">captures only website presence, a foundational, static indicator. This</w:t>
+      </w:r>
+      <w:r>
+        <w:t xml:space="preserve"> </w:t>
+      </w:r>
+      <w:r>
+        <w:t xml:space="preserve">is appropriate for the SIDS context given the limited availability of</w:t>
+      </w:r>
+      <w:r>
+        <w:t xml:space="preserve"> </w:t>
+      </w:r>
+      <w:r>
+        <w:t xml:space="preserve">more advanced digital infrastructure indicators in WBES, but it means we</w:t>
+      </w:r>
+      <w:r>
+        <w:t xml:space="preserve"> </w:t>
+      </w:r>
+      <w:r>
+        <w:t xml:space="preserve">cannot assess whether more sophisticated digital capabilities</w:t>
+      </w:r>
+      <w:r>
+        <w:t xml:space="preserve"> </w:t>
+      </w:r>
+      <w:r>
+        <w:t xml:space="preserve">(e-commerce, mobile payments, cloud computing) might moderate FIP</w:t>
+      </w:r>
+      <w:r>
+        <w:t xml:space="preserve"> </w:t>
+      </w:r>
+      <w:r>
+        <w:t xml:space="preserve">differently. We explicitly do not claim to measure dynamic digital</w:t>
+      </w:r>
+      <w:r>
+        <w:t xml:space="preserve"> </w:t>
+      </w:r>
+      <w:r>
+        <w:t xml:space="preserve">capability.</w:t>
       </w:r>
     </w:p>
     <w:p>
@@ -2531,14 +5122,37 @@
         <w:t xml:space="preserve">generalizability beyond Pacific SIDS</w:t>
       </w:r>
       <w:r>
-        <w:t xml:space="preserve">: FIP is theorized as arising when three structural prerequisites are simultaneously absent. Other extreme contexts — Saharan micro-states, remote highland economies, post-conflict settings — may exhibit similar patterns. Caribbean SIDS (not included in our sample) represent a natural extension context.</w:t>
-      </w:r>
-    </w:p>
-    <w:p>
-      <w:r>
-        <w:pict>
-          <v:rect style="width:0;height:1.5pt" o:hralign="center" o:hrstd="t" o:hr="t"/>
-        </w:pict>
+        <w:t xml:space="preserve">: FIP is theorized as</w:t>
+      </w:r>
+      <w:r>
+        <w:t xml:space="preserve"> </w:t>
+      </w:r>
+      <w:r>
+        <w:t xml:space="preserve">arising when three structural prerequisites are simultaneously absent.</w:t>
+      </w:r>
+      <w:r>
+        <w:t xml:space="preserve"> </w:t>
+      </w:r>
+      <w:r>
+        <w:t xml:space="preserve">Other extreme contexts, Saharan micro-states, remote highland</w:t>
+      </w:r>
+      <w:r>
+        <w:t xml:space="preserve"> </w:t>
+      </w:r>
+      <w:r>
+        <w:t xml:space="preserve">economies, post-conflict settings, may exhibit similar patterns.</w:t>
+      </w:r>
+      <w:r>
+        <w:t xml:space="preserve"> </w:t>
+      </w:r>
+      <w:r>
+        <w:t xml:space="preserve">Caribbean SIDS (not included in our sample) represent a natural</w:t>
+      </w:r>
+      <w:r>
+        <w:t xml:space="preserve"> </w:t>
+      </w:r>
+      <w:r>
+        <w:t xml:space="preserve">extension context.</w:t>
       </w:r>
     </w:p>
     <w:bookmarkEnd w:id="42"/>
@@ -2557,7 +5171,85 @@
         <w:pStyle w:val="FirstParagraph"/>
       </w:pPr>
       <w:r>
-        <w:t xml:space="preserve">We introduced the Forced Internationalization Penalty (FIP) — the monotone negative effect of internationalization intensity on firm performance when three structural prerequisites of the inverted-U relationship are simultaneously absent: a viable domestic market, manageable trade costs, and functional institutional support. Using WBES data from 1,469 firms across nine Pacific SIDS economies, we find robust support for FIP across four empirical specifications (β = −0.404, p = .032 in the primary country-and-year fixed-effects model; β = −1.236, p &lt; .001 without country fixed effects; β = −0.901, p = .027 in the exporters-only subsample). The quadratic term is not significant, confirming the monotone negative form with no observable turning point. Technological capability and digital adoption — significant in mainland Asian contexts — are null in the SIDS environment, consistent with the FIP theoretical mechanism.</w:t>
+        <w:t xml:space="preserve">We introduced the Forced Internationalization Penalty (FIP), the</w:t>
+      </w:r>
+      <w:r>
+        <w:t xml:space="preserve"> </w:t>
+      </w:r>
+      <w:r>
+        <w:t xml:space="preserve">monotone negative effect of internationalization intensity on firm</w:t>
+      </w:r>
+      <w:r>
+        <w:t xml:space="preserve"> </w:t>
+      </w:r>
+      <w:r>
+        <w:t xml:space="preserve">performance when three structural prerequisites of the inverted-U</w:t>
+      </w:r>
+      <w:r>
+        <w:t xml:space="preserve"> </w:t>
+      </w:r>
+      <w:r>
+        <w:t xml:space="preserve">relationship are simultaneously absent: a viable domestic market,</w:t>
+      </w:r>
+      <w:r>
+        <w:t xml:space="preserve"> </w:t>
+      </w:r>
+      <w:r>
+        <w:t xml:space="preserve">manageable trade costs, and functional institutional support. Using WBES</w:t>
+      </w:r>
+      <w:r>
+        <w:t xml:space="preserve"> </w:t>
+      </w:r>
+      <w:r>
+        <w:t xml:space="preserve">data from 1, 469 firms across nine Pacific SIDS economies, we find robust</w:t>
+      </w:r>
+      <w:r>
+        <w:t xml:space="preserve"> </w:t>
+      </w:r>
+      <w:r>
+        <w:t xml:space="preserve">support for FIP across four empirical specifications (β = −0.404, p =</w:t>
+      </w:r>
+      <w:r>
+        <w:t xml:space="preserve"> </w:t>
+      </w:r>
+      <w:r>
+        <w:t xml:space="preserve">.032 in the primary country-and-year fixed-effects model; β = −1.236, p</w:t>
+      </w:r>
+      <w:r>
+        <w:t xml:space="preserve"> </w:t>
+      </w:r>
+      <w:r>
+        <w:t xml:space="preserve">&lt; .001 without country fixed effects; β = −0.901, p = .027 in the</w:t>
+      </w:r>
+      <w:r>
+        <w:t xml:space="preserve"> </w:t>
+      </w:r>
+      <w:r>
+        <w:t xml:space="preserve">exporters-only subsample). The quadratic term is not significant,</w:t>
+      </w:r>
+      <w:r>
+        <w:t xml:space="preserve"> </w:t>
+      </w:r>
+      <w:r>
+        <w:t xml:space="preserve">confirming the monotone negative form with no observable turning point.</w:t>
+      </w:r>
+      <w:r>
+        <w:t xml:space="preserve"> </w:t>
+      </w:r>
+      <w:r>
+        <w:t xml:space="preserve">Technological capability and digital adoption, significant in mainland</w:t>
+      </w:r>
+      <w:r>
+        <w:t xml:space="preserve"> </w:t>
+      </w:r>
+      <w:r>
+        <w:t xml:space="preserve">Asian contexts, are null in the SIDS environment, consistent with the</w:t>
+      </w:r>
+      <w:r>
+        <w:t xml:space="preserve"> </w:t>
+      </w:r>
+      <w:r>
+        <w:t xml:space="preserve">FIP theoretical mechanism.</w:t>
       </w:r>
     </w:p>
     <w:p>
@@ -2565,7 +5257,55 @@
         <w:pStyle w:val="BodyText"/>
       </w:pPr>
       <w:r>
-        <w:t xml:space="preserve">These findings contribute to IB theory in two ways. First, they help reorient the discourse on institutional effects from "institutional moderation of I-P intensity" to "institutional determination of I-P sign," suggesting that the inverted-U may be conditional on structural prerequisites rather than broadly applicable across contexts. Second, they extend the application of "forced internationalization" beyond the SME literature into the performance-outcome domain, providing a theoretically defined and empirically grounded construct (FIP) that future research can build upon.</w:t>
+        <w:t xml:space="preserve">These findings contribute to IB theory in two ways. First, they help</w:t>
+      </w:r>
+      <w:r>
+        <w:t xml:space="preserve"> </w:t>
+      </w:r>
+      <w:r>
+        <w:t xml:space="preserve">reorient the discourse on institutional effects from "institutional</w:t>
+      </w:r>
+      <w:r>
+        <w:t xml:space="preserve"> </w:t>
+      </w:r>
+      <w:r>
+        <w:t xml:space="preserve">moderation of I-P intensity" to "institutional determination of I-P</w:t>
+      </w:r>
+      <w:r>
+        <w:t xml:space="preserve"> </w:t>
+      </w:r>
+      <w:r>
+        <w:t xml:space="preserve">sign, " suggesting that the inverted-U may be conditional on structural</w:t>
+      </w:r>
+      <w:r>
+        <w:t xml:space="preserve"> </w:t>
+      </w:r>
+      <w:r>
+        <w:t xml:space="preserve">prerequisites rather than broadly applicable across contexts. Second,</w:t>
+      </w:r>
+      <w:r>
+        <w:t xml:space="preserve"> </w:t>
+      </w:r>
+      <w:r>
+        <w:t xml:space="preserve">they extend the application of "forced internationalization" beyond the</w:t>
+      </w:r>
+      <w:r>
+        <w:t xml:space="preserve"> </w:t>
+      </w:r>
+      <w:r>
+        <w:t xml:space="preserve">SME literature into the performance-outcome domain, providing a</w:t>
+      </w:r>
+      <w:r>
+        <w:t xml:space="preserve"> </w:t>
+      </w:r>
+      <w:r>
+        <w:t xml:space="preserve">theoretically defined and empirically grounded construct (FIP) that</w:t>
+      </w:r>
+      <w:r>
+        <w:t xml:space="preserve"> </w:t>
+      </w:r>
+      <w:r>
+        <w:t xml:space="preserve">future research can build upon.</w:t>
       </w:r>
     </w:p>
     <w:p>
@@ -2573,23 +5313,58 @@
         <w:pStyle w:val="BodyText"/>
       </w:pPr>
       <w:r>
-        <w:t xml:space="preserve">For the world development policy agenda, FIP suggests that export promotion strategies in SIDS require complementary structural interventions addressing trade costs, domestic market viability through regional integration, and targeted institutional development — not merely the intensification of export activity per se.</w:t>
-      </w:r>
-    </w:p>
-    <w:p>
-      <w:r>
-        <w:pict>
-          <v:rect style="width:0;height:1.5pt" o:hralign="center" o:hrstd="t" o:hr="t"/>
-        </w:pict>
+        <w:t xml:space="preserve">For the world development policy agenda, FIP suggests that export</w:t>
+      </w:r>
+      <w:r>
+        <w:t xml:space="preserve"> </w:t>
+      </w:r>
+      <w:r>
+        <w:t xml:space="preserve">promotion strategies in SIDS require complementary structural</w:t>
+      </w:r>
+      <w:r>
+        <w:t xml:space="preserve"> </w:t>
+      </w:r>
+      <w:r>
+        <w:t xml:space="preserve">interventions addressing trade costs, domestic market viability through</w:t>
+      </w:r>
+      <w:r>
+        <w:t xml:space="preserve"> </w:t>
+      </w:r>
+      <w:r>
+        <w:t xml:space="preserve">regional integration, and targeted institutional development, not</w:t>
+      </w:r>
+      <w:r>
+        <w:t xml:space="preserve"> </w:t>
+      </w:r>
+      <w:r>
+        <w:t xml:space="preserve">merely the intensification of export activity per se.</w:t>
       </w:r>
     </w:p>
     <w:bookmarkEnd w:id="44"/>
-    <w:bookmarkStart w:id="48" w:name="references"/>
+    <w:bookmarkStart w:id="45" w:name="X071796dd6bc546c91e96cca1cf5ff96599de61f"/>
     <w:p>
       <w:pPr>
         <w:pStyle w:val="Heading2"/>
       </w:pPr>
       <w:r>
+        <w:t xml:space="preserve">Declaration of Generative AI and AI-Assisted Technologies in the Writing Process</w:t>
+      </w:r>
+    </w:p>
+    <w:p>
+      <w:pPr>
+        <w:pStyle w:val="FirstParagraph"/>
+      </w:pPr>
+      <w:r>
+        <w:t xml:space="preserve">During the preparation of this work, the author(s) used Grammarly, a writing-assistance tool, in order to correct spelling, grammar, and punctuation in the author(s)' own original text. No generative artificial-intelligence tool was used to generate, draft, or create any substantive content, analysis, or interpretation. After using this tool, the author(s) reviewed and edited the content as needed and take(s) full responsibility for the content of the publication.</w:t>
+      </w:r>
+    </w:p>
+    <w:bookmarkEnd w:id="45"/>
+    <w:bookmarkStart w:id="49" w:name="references"/>
+    <w:p>
+      <w:pPr>
+        <w:pStyle w:val="Heading2"/>
+      </w:pPr>
+      <w:r>
         <w:t xml:space="preserve">References</w:t>
       </w:r>
     </w:p>
@@ -2619,17 +5394,37 @@
         <w:pStyle w:val="BodyText"/>
       </w:pPr>
       <w:r>
-        <w:t xml:space="preserve">Bausch, A., &amp; Krist, M. (2007). The effect of context-related moderators on the internationalization-performance relationship.</w:t>
-      </w:r>
-      <w:r>
-        <w:t xml:space="preserve"> </w:t>
-      </w:r>
-      <w:r>
-        <w:rPr>
-          <w:iCs/>
-          <w:i/>
-        </w:rPr>
-        <w:t xml:space="preserve">Management International Review, 47</w:t>
+        <w:t xml:space="preserve">Bausch, A., &amp; Krist, M. (2007). The effect of context-related moderators</w:t>
+      </w:r>
+      <w:r>
+        <w:t xml:space="preserve"> </w:t>
+      </w:r>
+      <w:r>
+        <w:t xml:space="preserve">on the internationalization-performance relationship.</w:t>
+      </w:r>
+      <w:r>
+        <w:t xml:space="preserve"> </w:t>
+      </w:r>
+      <w:r>
+        <w:rPr>
+          <w:iCs/>
+          <w:i/>
+        </w:rPr>
+        <w:t xml:space="preserve">Management</w:t>
+      </w:r>
+      <w:r>
+        <w:rPr>
+          <w:iCs/>
+          <w:i/>
+        </w:rPr>
+        <w:t xml:space="preserve"> </w:t>
+      </w:r>
+      <w:r>
+        <w:rPr>
+          <w:iCs/>
+          <w:i/>
+        </w:rPr>
+        <w:t xml:space="preserve">International Review, 47</w:t>
       </w:r>
       <w:r>
         <w:t xml:space="preserve">(3), 319–347.</w:t>
@@ -2640,7 +5435,13 @@
         <w:pStyle w:val="BodyText"/>
       </w:pPr>
       <w:r>
-        <w:t xml:space="preserve">Briguglio, L. (1995). Small island developing states and their economic vulnerabilities.</w:t>
+        <w:t xml:space="preserve">Briguglio, L. (1995). Small island developing states and their economic</w:t>
+      </w:r>
+      <w:r>
+        <w:t xml:space="preserve"> </w:t>
+      </w:r>
+      <w:r>
+        <w:t xml:space="preserve">vulnerabilities.</w:t>
       </w:r>
       <w:r>
         <w:t xml:space="preserve"> </w:t>
@@ -2661,17 +5462,37 @@
         <w:pStyle w:val="BodyText"/>
       </w:pPr>
       <w:r>
-        <w:t xml:space="preserve">Briguglio, L., Cordina, G., Farrugia, N., &amp; Vella, S. (2009). Economic vulnerability and resilience: Concepts and measurements.</w:t>
-      </w:r>
-      <w:r>
-        <w:t xml:space="preserve"> </w:t>
-      </w:r>
-      <w:r>
-        <w:rPr>
-          <w:iCs/>
-          <w:i/>
-        </w:rPr>
-        <w:t xml:space="preserve">Oxford Development Studies, 37</w:t>
+        <w:t xml:space="preserve">Briguglio, L., Cordina, G., Farrugia, N., &amp; Vella, S. (2009). Economic</w:t>
+      </w:r>
+      <w:r>
+        <w:t xml:space="preserve"> </w:t>
+      </w:r>
+      <w:r>
+        <w:t xml:space="preserve">vulnerability and resilience: Concepts and measurements.</w:t>
+      </w:r>
+      <w:r>
+        <w:t xml:space="preserve"> </w:t>
+      </w:r>
+      <w:r>
+        <w:rPr>
+          <w:iCs/>
+          <w:i/>
+        </w:rPr>
+        <w:t xml:space="preserve">Oxford</w:t>
+      </w:r>
+      <w:r>
+        <w:rPr>
+          <w:iCs/>
+          <w:i/>
+        </w:rPr>
+        <w:t xml:space="preserve"> </w:t>
+      </w:r>
+      <w:r>
+        <w:rPr>
+          <w:iCs/>
+          <w:i/>
+        </w:rPr>
+        <w:t xml:space="preserve">Development Studies, 37</w:t>
       </w:r>
       <w:r>
         <w:t xml:space="preserve">(3), 229–247.</w:t>
@@ -2682,17 +5503,43 @@
         <w:pStyle w:val="BodyText"/>
       </w:pPr>
       <w:r>
-        <w:t xml:space="preserve">Contractor, F. J., Kundu, S. K., &amp; Hsu, C.-C. (2003). A three-stage theory of international expansion: The link between multinationality and performance in the service sector.</w:t>
-      </w:r>
-      <w:r>
-        <w:t xml:space="preserve"> </w:t>
-      </w:r>
-      <w:r>
-        <w:rPr>
-          <w:iCs/>
-          <w:i/>
-        </w:rPr>
-        <w:t xml:space="preserve">Journal of International Business Studies, 34</w:t>
+        <w:t xml:space="preserve">Contractor, F. J., Kundu, S. K., &amp; Hsu, C.-C. (2003). A three-stage</w:t>
+      </w:r>
+      <w:r>
+        <w:t xml:space="preserve"> </w:t>
+      </w:r>
+      <w:r>
+        <w:t xml:space="preserve">theory of international expansion: The link between multinationality and</w:t>
+      </w:r>
+      <w:r>
+        <w:t xml:space="preserve"> </w:t>
+      </w:r>
+      <w:r>
+        <w:t xml:space="preserve">performance in the service sector.</w:t>
+      </w:r>
+      <w:r>
+        <w:t xml:space="preserve"> </w:t>
+      </w:r>
+      <w:r>
+        <w:rPr>
+          <w:iCs/>
+          <w:i/>
+        </w:rPr>
+        <w:t xml:space="preserve">Journal of International Business</w:t>
+      </w:r>
+      <w:r>
+        <w:rPr>
+          <w:iCs/>
+          <w:i/>
+        </w:rPr>
+        <w:t xml:space="preserve"> </w:t>
+      </w:r>
+      <w:r>
+        <w:rPr>
+          <w:iCs/>
+          <w:i/>
+        </w:rPr>
+        <w:t xml:space="preserve">Studies, 34</w:t>
       </w:r>
       <w:r>
         <w:t xml:space="preserve">(1), 5–18.</w:t>
@@ -2703,17 +5550,37 @@
         <w:pStyle w:val="BodyText"/>
       </w:pPr>
       <w:r>
-        <w:t xml:space="preserve">Diamantopoulos, A., &amp; Winklhofer, H. M. (2001). Index construction with formative indicators: An alternative to scale development.</w:t>
-      </w:r>
-      <w:r>
-        <w:t xml:space="preserve"> </w:t>
-      </w:r>
-      <w:r>
-        <w:rPr>
-          <w:iCs/>
-          <w:i/>
-        </w:rPr>
-        <w:t xml:space="preserve">Journal of Marketing Research, 38</w:t>
+        <w:t xml:space="preserve">Diamantopoulos, A., &amp; Winklhofer, H. M. (2001). Index construction with</w:t>
+      </w:r>
+      <w:r>
+        <w:t xml:space="preserve"> </w:t>
+      </w:r>
+      <w:r>
+        <w:t xml:space="preserve">formative indicators: An alternative to scale development.</w:t>
+      </w:r>
+      <w:r>
+        <w:t xml:space="preserve"> </w:t>
+      </w:r>
+      <w:r>
+        <w:rPr>
+          <w:iCs/>
+          <w:i/>
+        </w:rPr>
+        <w:t xml:space="preserve">Journal of</w:t>
+      </w:r>
+      <w:r>
+        <w:rPr>
+          <w:iCs/>
+          <w:i/>
+        </w:rPr>
+        <w:t xml:space="preserve"> </w:t>
+      </w:r>
+      <w:r>
+        <w:rPr>
+          <w:iCs/>
+          <w:i/>
+        </w:rPr>
+        <w:t xml:space="preserve">Marketing Research, 38</w:t>
       </w:r>
       <w:r>
         <w:t xml:space="preserve">(2), 269–277.</w:t>
@@ -2724,17 +5591,37 @@
         <w:pStyle w:val="BodyText"/>
       </w:pPr>
       <w:r>
-        <w:t xml:space="preserve">Doh, J. P., Rodrigues, S., Saka-Helmhout, A., &amp; Makhija, M. (2017). International business responses to institutional voids.</w:t>
-      </w:r>
-      <w:r>
-        <w:t xml:space="preserve"> </w:t>
-      </w:r>
-      <w:r>
-        <w:rPr>
-          <w:iCs/>
-          <w:i/>
-        </w:rPr>
-        <w:t xml:space="preserve">Journal of International Business Studies, 48</w:t>
+        <w:t xml:space="preserve">Doh, J. P., Rodrigues, S., Saka-Helmhout, A., &amp; Makhija, M. (2017).</w:t>
+      </w:r>
+      <w:r>
+        <w:t xml:space="preserve"> </w:t>
+      </w:r>
+      <w:r>
+        <w:t xml:space="preserve">International business responses to institutional voids.</w:t>
+      </w:r>
+      <w:r>
+        <w:t xml:space="preserve"> </w:t>
+      </w:r>
+      <w:r>
+        <w:rPr>
+          <w:iCs/>
+          <w:i/>
+        </w:rPr>
+        <w:t xml:space="preserve">Journal of</w:t>
+      </w:r>
+      <w:r>
+        <w:rPr>
+          <w:iCs/>
+          <w:i/>
+        </w:rPr>
+        <w:t xml:space="preserve"> </w:t>
+      </w:r>
+      <w:r>
+        <w:rPr>
+          <w:iCs/>
+          <w:i/>
+        </w:rPr>
+        <w:t xml:space="preserve">International Business Studies, 48</w:t>
       </w:r>
       <w:r>
         <w:t xml:space="preserve">(3), 293–307.</w:t>
@@ -2745,7 +5632,19 @@
         <w:pStyle w:val="BodyText"/>
       </w:pPr>
       <w:r>
-        <w:t xml:space="preserve">Goedhuys, M., &amp; Sleuwaegen, L. (2013). The impact of international standards certification on the performance of firms in less developed countries.</w:t>
+        <w:t xml:space="preserve">Goedhuys, M., &amp; Sleuwaegen, L. (2013). The impact of international</w:t>
+      </w:r>
+      <w:r>
+        <w:t xml:space="preserve"> </w:t>
+      </w:r>
+      <w:r>
+        <w:t xml:space="preserve">standards certification on the performance of firms in less developed</w:t>
+      </w:r>
+      <w:r>
+        <w:t xml:space="preserve"> </w:t>
+      </w:r>
+      <w:r>
+        <w:t xml:space="preserve">countries.</w:t>
       </w:r>
       <w:r>
         <w:t xml:space="preserve"> </w:t>
@@ -2766,7 +5665,19 @@
         <w:pStyle w:val="BodyText"/>
       </w:pPr>
       <w:r>
-        <w:t xml:space="preserve">Haans, R. F. J., Pieters, C., &amp; He, Z.-L. (2016). Thinking about U: Theorizing and testing U- and inverted U-shaped relationships in strategy research.</w:t>
+        <w:t xml:space="preserve">Haans, R. F. J., Pieters, C., &amp; He, Z.-L. (2016). Thinking about U:</w:t>
+      </w:r>
+      <w:r>
+        <w:t xml:space="preserve"> </w:t>
+      </w:r>
+      <w:r>
+        <w:t xml:space="preserve">Theorizing and testing U- and inverted U-shaped relationships in</w:t>
+      </w:r>
+      <w:r>
+        <w:t xml:space="preserve"> </w:t>
+      </w:r>
+      <w:r>
+        <w:t xml:space="preserve">strategy research.</w:t>
       </w:r>
       <w:r>
         <w:t xml:space="preserve"> </w:t>
@@ -2784,7 +5695,7 @@
       <w:r>
         <w:t xml:space="preserve"> </w:t>
       </w:r>
-      <w:hyperlink r:id="rId45">
+      <w:hyperlink r:id="rId46">
         <w:r>
           <w:rPr>
             <w:rStyle w:val="Hyperlink"/>
@@ -2798,17 +5709,37 @@
         <w:pStyle w:val="BodyText"/>
       </w:pPr>
       <w:r>
-        <w:t xml:space="preserve">Hennart, J.-F. (2007). The theoretical rationale for a multinationality-performance relationship.</w:t>
-      </w:r>
-      <w:r>
-        <w:t xml:space="preserve"> </w:t>
-      </w:r>
-      <w:r>
-        <w:rPr>
-          <w:iCs/>
-          <w:i/>
-        </w:rPr>
-        <w:t xml:space="preserve">Management International Review, 47</w:t>
+        <w:t xml:space="preserve">Hennart, J.-F. (2007). The theoretical rationale for a</w:t>
+      </w:r>
+      <w:r>
+        <w:t xml:space="preserve"> </w:t>
+      </w:r>
+      <w:r>
+        <w:t xml:space="preserve">multinationality-performance relationship.</w:t>
+      </w:r>
+      <w:r>
+        <w:t xml:space="preserve"> </w:t>
+      </w:r>
+      <w:r>
+        <w:rPr>
+          <w:iCs/>
+          <w:i/>
+        </w:rPr>
+        <w:t xml:space="preserve">Management International</w:t>
+      </w:r>
+      <w:r>
+        <w:rPr>
+          <w:iCs/>
+          <w:i/>
+        </w:rPr>
+        <w:t xml:space="preserve"> </w:t>
+      </w:r>
+      <w:r>
+        <w:rPr>
+          <w:iCs/>
+          <w:i/>
+        </w:rPr>
+        <w:t xml:space="preserve">Review, 47</w:t>
       </w:r>
       <w:r>
         <w:t xml:space="preserve">(3), 423–452.</w:t>
@@ -2819,7 +5750,19 @@
         <w:pStyle w:val="BodyText"/>
       </w:pPr>
       <w:r>
-        <w:t xml:space="preserve">Hitt, M. A., Hoskisson, R. E., &amp; Kim, H. (1997). International diversification: Effects on innovation and firm performance in product-diversified firms.</w:t>
+        <w:t xml:space="preserve">Hitt, M. A., Hoskisson, R. E., &amp; Kim, H. (1997). International</w:t>
+      </w:r>
+      <w:r>
+        <w:t xml:space="preserve"> </w:t>
+      </w:r>
+      <w:r>
+        <w:t xml:space="preserve">diversification: Effects on innovation and firm performance in</w:t>
+      </w:r>
+      <w:r>
+        <w:t xml:space="preserve"> </w:t>
+      </w:r>
+      <w:r>
+        <w:t xml:space="preserve">product-diversified firms.</w:t>
       </w:r>
       <w:r>
         <w:t xml:space="preserve"> </w:t>
@@ -2832,7 +5775,13 @@
         <w:t xml:space="preserve">Academy of Management Journal, 40</w:t>
       </w:r>
       <w:r>
-        <w:t xml:space="preserve">(4), 767–798.</w:t>
+        <w:t xml:space="preserve">(4),</w:t>
+      </w:r>
+      <w:r>
+        <w:t xml:space="preserve"> </w:t>
+      </w:r>
+      <w:r>
+        <w:t xml:space="preserve">767–798.</w:t>
       </w:r>
     </w:p>
     <w:p>
@@ -2840,7 +5789,19 @@
         <w:pStyle w:val="BodyText"/>
       </w:pPr>
       <w:r>
-        <w:t xml:space="preserve">Jarvis, C. B., MacKenzie, S. B., &amp; Podsakoff, P. M. (2003). A critical review of construct indicators and measurement model misspecification in marketing and consumer research.</w:t>
+        <w:t xml:space="preserve">Jarvis, C. B., MacKenzie, S. B., &amp; Podsakoff, P. M. (2003). A critical</w:t>
+      </w:r>
+      <w:r>
+        <w:t xml:space="preserve"> </w:t>
+      </w:r>
+      <w:r>
+        <w:t xml:space="preserve">review of construct indicators and measurement model misspecification in</w:t>
+      </w:r>
+      <w:r>
+        <w:t xml:space="preserve"> </w:t>
+      </w:r>
+      <w:r>
+        <w:t xml:space="preserve">marketing and consumer research.</w:t>
       </w:r>
       <w:r>
         <w:t xml:space="preserve"> </w:t>
@@ -2853,7 +5814,13 @@
         <w:t xml:space="preserve">Journal of Consumer Research, 30</w:t>
       </w:r>
       <w:r>
-        <w:t xml:space="preserve">(2), 199–218.</w:t>
+        <w:t xml:space="preserve">(2),</w:t>
+      </w:r>
+      <w:r>
+        <w:t xml:space="preserve"> </w:t>
+      </w:r>
+      <w:r>
+        <w:t xml:space="preserve">199–218.</w:t>
       </w:r>
     </w:p>
     <w:p>
@@ -2861,7 +5828,13 @@
         <w:pStyle w:val="BodyText"/>
       </w:pPr>
       <w:r>
-        <w:t xml:space="preserve">Johanson, J., &amp; Vahlne, J.-E. (1977). The internationalization process of the firm.</w:t>
+        <w:t xml:space="preserve">Johanson, J., &amp; Vahlne, J.-E. (1977). The internationalization process</w:t>
+      </w:r>
+      <w:r>
+        <w:t xml:space="preserve"> </w:t>
+      </w:r>
+      <w:r>
+        <w:t xml:space="preserve">of the firm.</w:t>
       </w:r>
       <w:r>
         <w:t xml:space="preserve"> </w:t>
@@ -2882,17 +5855,37 @@
         <w:pStyle w:val="BodyText"/>
       </w:pPr>
       <w:r>
-        <w:t xml:space="preserve">Johanson, J., &amp; Vahlne, J.-E. (2009). The Uppsala internationalization process model revisited.</w:t>
-      </w:r>
-      <w:r>
-        <w:t xml:space="preserve"> </w:t>
-      </w:r>
-      <w:r>
-        <w:rPr>
-          <w:iCs/>
-          <w:i/>
-        </w:rPr>
-        <w:t xml:space="preserve">Journal of International Business Studies, 40</w:t>
+        <w:t xml:space="preserve">Johanson, J., &amp; Vahlne, J.-E. (2009). The Uppsala internationalization</w:t>
+      </w:r>
+      <w:r>
+        <w:t xml:space="preserve"> </w:t>
+      </w:r>
+      <w:r>
+        <w:t xml:space="preserve">process model revisited.</w:t>
+      </w:r>
+      <w:r>
+        <w:t xml:space="preserve"> </w:t>
+      </w:r>
+      <w:r>
+        <w:rPr>
+          <w:iCs/>
+          <w:i/>
+        </w:rPr>
+        <w:t xml:space="preserve">Journal of International Business Studies,</w:t>
+      </w:r>
+      <w:r>
+        <w:rPr>
+          <w:iCs/>
+          <w:i/>
+        </w:rPr>
+        <w:t xml:space="preserve"> </w:t>
+      </w:r>
+      <w:r>
+        <w:rPr>
+          <w:iCs/>
+          <w:i/>
+        </w:rPr>
+        <w:t xml:space="preserve">40</w:t>
       </w:r>
       <w:r>
         <w:t xml:space="preserve">(9), 1411–1431.</w:t>
@@ -2913,7 +5906,21 @@
           <w:iCs/>
           <w:i/>
         </w:rPr>
-        <w:t xml:space="preserve">Winning in emerging markets: A road map for strategy and execution</w:t>
+        <w:t xml:space="preserve">Winning in emerging markets: A road</w:t>
+      </w:r>
+      <w:r>
+        <w:rPr>
+          <w:iCs/>
+          <w:i/>
+        </w:rPr>
+        <w:t xml:space="preserve"> </w:t>
+      </w:r>
+      <w:r>
+        <w:rPr>
+          <w:iCs/>
+          <w:i/>
+        </w:rPr>
+        <w:t xml:space="preserve">map for strategy and execution</w:t>
       </w:r>
       <w:r>
         <w:t xml:space="preserve">. Harvard Business Press.</w:t>
@@ -2924,7 +5931,31 @@
         <w:pStyle w:val="BodyText"/>
       </w:pPr>
       <w:r>
-        <w:t xml:space="preserve">Kirca, A. H., Hult, G. T. M., Roth, K., Cavusgil, S. T., Perry, M. Z., Akdeniz, M. B., Deligonul, S. Z., Mena, J. A., Pollitte, W. A., Hult, R. N., White, J. C., &amp; White, R. C. (2011). Firm-specific assets, multinationality, and financial performance: A meta-analytic review and theoretical integration.</w:t>
+        <w:t xml:space="preserve">Kirca, A. H., Hult, G. T. M., Roth, K., Cavusgil, S. T., Perry, M. Z.,</w:t>
+      </w:r>
+      <w:r>
+        <w:t xml:space="preserve"> </w:t>
+      </w:r>
+      <w:r>
+        <w:t xml:space="preserve">Akdeniz, M. B., Deligonul, S. Z., Mena, J. A., Pollitte, W. A., Hult, R.</w:t>
+      </w:r>
+      <w:r>
+        <w:t xml:space="preserve"> </w:t>
+      </w:r>
+      <w:r>
+        <w:t xml:space="preserve">N., White, J. C., &amp; White, R. C. (2011). Firm-specific assets,</w:t>
+      </w:r>
+      <w:r>
+        <w:t xml:space="preserve"> </w:t>
+      </w:r>
+      <w:r>
+        <w:t xml:space="preserve">multinationality, and financial performance: A meta-analytic review and</w:t>
+      </w:r>
+      <w:r>
+        <w:t xml:space="preserve"> </w:t>
+      </w:r>
+      <w:r>
+        <w:t xml:space="preserve">theoretical integration.</w:t>
       </w:r>
       <w:r>
         <w:t xml:space="preserve"> </w:t>
@@ -2966,17 +5997,37 @@
         <w:pStyle w:val="BodyText"/>
       </w:pPr>
       <w:r>
-        <w:t xml:space="preserve">Lind, J. T., &amp; Mehlum, H. (2010). With or without U? The appropriate test for a U-shaped relationship.</w:t>
-      </w:r>
-      <w:r>
-        <w:t xml:space="preserve"> </w:t>
-      </w:r>
-      <w:r>
-        <w:rPr>
-          <w:iCs/>
-          <w:i/>
-        </w:rPr>
-        <w:t xml:space="preserve">Oxford Bulletin of Economics and Statistics, 72</w:t>
+        <w:t xml:space="preserve">Lind, J. T., &amp; Mehlum, H. (2010). With or without U? The appropriate</w:t>
+      </w:r>
+      <w:r>
+        <w:t xml:space="preserve"> </w:t>
+      </w:r>
+      <w:r>
+        <w:t xml:space="preserve">test for a U-shaped relationship.</w:t>
+      </w:r>
+      <w:r>
+        <w:t xml:space="preserve"> </w:t>
+      </w:r>
+      <w:r>
+        <w:rPr>
+          <w:iCs/>
+          <w:i/>
+        </w:rPr>
+        <w:t xml:space="preserve">Oxford Bulletin of Economics and</w:t>
+      </w:r>
+      <w:r>
+        <w:rPr>
+          <w:iCs/>
+          <w:i/>
+        </w:rPr>
+        <w:t xml:space="preserve"> </w:t>
+      </w:r>
+      <w:r>
+        <w:rPr>
+          <w:iCs/>
+          <w:i/>
+        </w:rPr>
+        <w:t xml:space="preserve">Statistics, 72</w:t>
       </w:r>
       <w:r>
         <w:t xml:space="preserve">(1), 109–118.</w:t>
@@ -2987,17 +6038,37 @@
         <w:pStyle w:val="BodyText"/>
       </w:pPr>
       <w:r>
-        <w:t xml:space="preserve">Lu, J. W., &amp; Beamish, P. W. (2004). International diversification and firm performance: The S-curve hypothesis.</w:t>
-      </w:r>
-      <w:r>
-        <w:t xml:space="preserve"> </w:t>
-      </w:r>
-      <w:r>
-        <w:rPr>
-          <w:iCs/>
-          <w:i/>
-        </w:rPr>
-        <w:t xml:space="preserve">Academy of Management Journal, 47</w:t>
+        <w:t xml:space="preserve">Lu, J. W., &amp; Beamish, P. W. (2004). International diversification and</w:t>
+      </w:r>
+      <w:r>
+        <w:t xml:space="preserve"> </w:t>
+      </w:r>
+      <w:r>
+        <w:t xml:space="preserve">firm performance: The S-curve hypothesis.</w:t>
+      </w:r>
+      <w:r>
+        <w:t xml:space="preserve"> </w:t>
+      </w:r>
+      <w:r>
+        <w:rPr>
+          <w:iCs/>
+          <w:i/>
+        </w:rPr>
+        <w:t xml:space="preserve">Academy of Management</w:t>
+      </w:r>
+      <w:r>
+        <w:rPr>
+          <w:iCs/>
+          <w:i/>
+        </w:rPr>
+        <w:t xml:space="preserve"> </w:t>
+      </w:r>
+      <w:r>
+        <w:rPr>
+          <w:iCs/>
+          <w:i/>
+        </w:rPr>
+        <w:t xml:space="preserve">Journal, 47</w:t>
       </w:r>
       <w:r>
         <w:t xml:space="preserve">(4), 598–609.</w:t>
@@ -3008,17 +6079,37 @@
         <w:pStyle w:val="BodyText"/>
       </w:pPr>
       <w:r>
-        <w:t xml:space="preserve">Mahler, D., Wang, H., &amp; Weber, M. (2026, May). Inequalities in use of and exposure to artificial intelligence. In</w:t>
-      </w:r>
-      <w:r>
-        <w:t xml:space="preserve"> </w:t>
-      </w:r>
-      <w:r>
-        <w:rPr>
-          <w:iCs/>
-          <w:i/>
-        </w:rPr>
-        <w:t xml:space="preserve">Atlas of Global Development 2026</w:t>
+        <w:t xml:space="preserve">Mahler, D., Wang, H., &amp; Weber, M. (2026, May). Inequalities in use of</w:t>
+      </w:r>
+      <w:r>
+        <w:t xml:space="preserve"> </w:t>
+      </w:r>
+      <w:r>
+        <w:t xml:space="preserve">and exposure to artificial intelligence. In</w:t>
+      </w:r>
+      <w:r>
+        <w:t xml:space="preserve"> </w:t>
+      </w:r>
+      <w:r>
+        <w:rPr>
+          <w:iCs/>
+          <w:i/>
+        </w:rPr>
+        <w:t xml:space="preserve">Atlas of Global Development</w:t>
+      </w:r>
+      <w:r>
+        <w:rPr>
+          <w:iCs/>
+          <w:i/>
+        </w:rPr>
+        <w:t xml:space="preserve"> </w:t>
+      </w:r>
+      <w:r>
+        <w:rPr>
+          <w:iCs/>
+          <w:i/>
+        </w:rPr>
+        <w:t xml:space="preserve">2026</w:t>
       </w:r>
       <w:r>
         <w:t xml:space="preserve">. World Bank Data360. World Bank Group.</w:t>
@@ -3026,7 +6117,7 @@
       <w:r>
         <w:t xml:space="preserve"> </w:t>
       </w:r>
-      <w:hyperlink r:id="rId46">
+      <w:hyperlink r:id="rId47">
         <w:r>
           <w:rPr>
             <w:rStyle w:val="Hyperlink"/>
@@ -3040,17 +6131,37 @@
         <w:pStyle w:val="BodyText"/>
       </w:pPr>
       <w:r>
-        <w:t xml:space="preserve">Marano, V., Tallman, S., &amp; Teece, D. J. (2016). The context of innovation and the innovation of context.</w:t>
-      </w:r>
-      <w:r>
-        <w:t xml:space="preserve"> </w:t>
-      </w:r>
-      <w:r>
-        <w:rPr>
-          <w:iCs/>
-          <w:i/>
-        </w:rPr>
-        <w:t xml:space="preserve">Journal of Leadership &amp; Organizational Studies, 23</w:t>
+        <w:t xml:space="preserve">Marano, V., Tallman, S., &amp; Teece, D. J. (2016). The context of</w:t>
+      </w:r>
+      <w:r>
+        <w:t xml:space="preserve"> </w:t>
+      </w:r>
+      <w:r>
+        <w:t xml:space="preserve">innovation and the innovation of context.</w:t>
+      </w:r>
+      <w:r>
+        <w:t xml:space="preserve"> </w:t>
+      </w:r>
+      <w:r>
+        <w:rPr>
+          <w:iCs/>
+          <w:i/>
+        </w:rPr>
+        <w:t xml:space="preserve">Journal of Leadership &amp;</w:t>
+      </w:r>
+      <w:r>
+        <w:rPr>
+          <w:iCs/>
+          <w:i/>
+        </w:rPr>
+        <w:t xml:space="preserve"> </w:t>
+      </w:r>
+      <w:r>
+        <w:rPr>
+          <w:iCs/>
+          <w:i/>
+        </w:rPr>
+        <w:t xml:space="preserve">Organizational Studies, 23</w:t>
       </w:r>
       <w:r>
         <w:t xml:space="preserve">(4), 421–428.</w:t>
@@ -3071,7 +6182,21 @@
           <w:iCs/>
           <w:i/>
         </w:rPr>
-        <w:t xml:space="preserve">Institutions, institutional change and economic performance</w:t>
+        <w:t xml:space="preserve">Institutions, institutional change and economic</w:t>
+      </w:r>
+      <w:r>
+        <w:rPr>
+          <w:iCs/>
+          <w:i/>
+        </w:rPr>
+        <w:t xml:space="preserve"> </w:t>
+      </w:r>
+      <w:r>
+        <w:rPr>
+          <w:iCs/>
+          <w:i/>
+        </w:rPr>
+        <w:t xml:space="preserve">performance</w:t>
       </w:r>
       <w:r>
         <w:t xml:space="preserve">. Cambridge University Press.</w:t>
@@ -3082,17 +6207,37 @@
         <w:pStyle w:val="BodyText"/>
       </w:pPr>
       <w:r>
-        <w:t xml:space="preserve">Pirlea, A. F., Wadhwa, D., Mahler, D., Serajuddin, U., Welch, M., Thudt, A., &amp; Lambrechts, M. (2026, May). Global progress. In</w:t>
-      </w:r>
-      <w:r>
-        <w:t xml:space="preserve"> </w:t>
-      </w:r>
-      <w:r>
-        <w:rPr>
-          <w:iCs/>
-          <w:i/>
-        </w:rPr>
-        <w:t xml:space="preserve">Atlas of Global Development 2026</w:t>
+        <w:t xml:space="preserve">Pirlea, A. F., Wadhwa, D., Mahler, D., Serajuddin, U., Welch, M., Thudt,</w:t>
+      </w:r>
+      <w:r>
+        <w:t xml:space="preserve"> </w:t>
+      </w:r>
+      <w:r>
+        <w:t xml:space="preserve">A., &amp; Lambrechts, M. (2026, May). Global progress. In</w:t>
+      </w:r>
+      <w:r>
+        <w:t xml:space="preserve"> </w:t>
+      </w:r>
+      <w:r>
+        <w:rPr>
+          <w:iCs/>
+          <w:i/>
+        </w:rPr>
+        <w:t xml:space="preserve">Atlas of Global</w:t>
+      </w:r>
+      <w:r>
+        <w:rPr>
+          <w:iCs/>
+          <w:i/>
+        </w:rPr>
+        <w:t xml:space="preserve"> </w:t>
+      </w:r>
+      <w:r>
+        <w:rPr>
+          <w:iCs/>
+          <w:i/>
+        </w:rPr>
+        <w:t xml:space="preserve">Development 2026</w:t>
       </w:r>
       <w:r>
         <w:t xml:space="preserve">. World Bank Data360. World Bank Group.</w:t>
@@ -3100,7 +6245,7 @@
       <w:r>
         <w:t xml:space="preserve"> </w:t>
       </w:r>
-      <w:hyperlink r:id="rId47">
+      <w:hyperlink r:id="rId48">
         <w:r>
           <w:rPr>
             <w:rStyle w:val="Hyperlink"/>
@@ -3114,17 +6259,37 @@
         <w:pStyle w:val="BodyText"/>
       </w:pPr>
       <w:r>
-        <w:t xml:space="preserve">Read, R. (2004). The implications of increasing globalization and regionalism for the economic growth of small island states.</w:t>
-      </w:r>
-      <w:r>
-        <w:t xml:space="preserve"> </w:t>
-      </w:r>
-      <w:r>
-        <w:rPr>
-          <w:iCs/>
-          <w:i/>
-        </w:rPr>
-        <w:t xml:space="preserve">World Development, 32</w:t>
+        <w:t xml:space="preserve">Read, R. (2004). The implications of increasing globalization and</w:t>
+      </w:r>
+      <w:r>
+        <w:t xml:space="preserve"> </w:t>
+      </w:r>
+      <w:r>
+        <w:t xml:space="preserve">regionalism for the economic growth of small island states.</w:t>
+      </w:r>
+      <w:r>
+        <w:t xml:space="preserve"> </w:t>
+      </w:r>
+      <w:r>
+        <w:rPr>
+          <w:iCs/>
+          <w:i/>
+        </w:rPr>
+        <w:t xml:space="preserve">World</w:t>
+      </w:r>
+      <w:r>
+        <w:rPr>
+          <w:iCs/>
+          <w:i/>
+        </w:rPr>
+        <w:t xml:space="preserve"> </w:t>
+      </w:r>
+      <w:r>
+        <w:rPr>
+          <w:iCs/>
+          <w:i/>
+        </w:rPr>
+        <w:t xml:space="preserve">Development, 32</w:t>
       </w:r>
       <w:r>
         <w:t xml:space="preserve">(2), 365–378.</w:t>
@@ -3135,17 +6300,43 @@
         <w:pStyle w:val="BodyText"/>
       </w:pPr>
       <w:r>
-        <w:t xml:space="preserve">Sarasvathy, S. D., Kumar, K., York, J. G., &amp; Bhagavatula, S. (2014). An effectual approach to international entrepreneurship: Overlaps, challenges, and provocative possibilities.</w:t>
-      </w:r>
-      <w:r>
-        <w:t xml:space="preserve"> </w:t>
-      </w:r>
-      <w:r>
-        <w:rPr>
-          <w:iCs/>
-          <w:i/>
-        </w:rPr>
-        <w:t xml:space="preserve">Entrepreneurship Theory and Practice, 38</w:t>
+        <w:t xml:space="preserve">Sarasvathy, S. D., Kumar, K., York, J. G., &amp; Bhagavatula, S. (2014). An</w:t>
+      </w:r>
+      <w:r>
+        <w:t xml:space="preserve"> </w:t>
+      </w:r>
+      <w:r>
+        <w:t xml:space="preserve">effectual approach to international entrepreneurship: Overlaps,</w:t>
+      </w:r>
+      <w:r>
+        <w:t xml:space="preserve"> </w:t>
+      </w:r>
+      <w:r>
+        <w:t xml:space="preserve">challenges, and provocative possibilities.</w:t>
+      </w:r>
+      <w:r>
+        <w:t xml:space="preserve"> </w:t>
+      </w:r>
+      <w:r>
+        <w:rPr>
+          <w:iCs/>
+          <w:i/>
+        </w:rPr>
+        <w:t xml:space="preserve">Entrepreneurship Theory and</w:t>
+      </w:r>
+      <w:r>
+        <w:rPr>
+          <w:iCs/>
+          <w:i/>
+        </w:rPr>
+        <w:t xml:space="preserve"> </w:t>
+      </w:r>
+      <w:r>
+        <w:rPr>
+          <w:iCs/>
+          <w:i/>
+        </w:rPr>
+        <w:t xml:space="preserve">Practice, 38</w:t>
       </w:r>
       <w:r>
         <w:t xml:space="preserve">(1), 71–93.</w:t>
@@ -3177,17 +6368,37 @@
         <w:pStyle w:val="BodyText"/>
       </w:pPr>
       <w:r>
-        <w:t xml:space="preserve">Teece, D. J. (2007). Explicating dynamic capabilities: The nature and microfoundations of (sustainable) enterprise performance.</w:t>
-      </w:r>
-      <w:r>
-        <w:t xml:space="preserve"> </w:t>
-      </w:r>
-      <w:r>
-        <w:rPr>
-          <w:iCs/>
-          <w:i/>
-        </w:rPr>
-        <w:t xml:space="preserve">Strategic Management Journal, 28</w:t>
+        <w:t xml:space="preserve">Teece, D. J. (2007). Explicating dynamic capabilities: The nature and</w:t>
+      </w:r>
+      <w:r>
+        <w:t xml:space="preserve"> </w:t>
+      </w:r>
+      <w:r>
+        <w:t xml:space="preserve">microfoundations of (sustainable) enterprise performance.</w:t>
+      </w:r>
+      <w:r>
+        <w:t xml:space="preserve"> </w:t>
+      </w:r>
+      <w:r>
+        <w:rPr>
+          <w:iCs/>
+          <w:i/>
+        </w:rPr>
+        <w:t xml:space="preserve">Strategic</w:t>
+      </w:r>
+      <w:r>
+        <w:rPr>
+          <w:iCs/>
+          <w:i/>
+        </w:rPr>
+        <w:t xml:space="preserve"> </w:t>
+      </w:r>
+      <w:r>
+        <w:rPr>
+          <w:iCs/>
+          <w:i/>
+        </w:rPr>
+        <w:t xml:space="preserve">Management Journal, 28</w:t>
       </w:r>
       <w:r>
         <w:t xml:space="preserve">(13), 1319–1350.</w:t>
@@ -3208,7 +6419,35 @@
           <w:iCs/>
           <w:i/>
         </w:rPr>
-        <w:t xml:space="preserve">The Antigua and Barbuda Agenda for Small Island Developing States: A renewed declaration for resilient prosperity</w:t>
+        <w:t xml:space="preserve">The Antigua and Barbuda Agenda</w:t>
+      </w:r>
+      <w:r>
+        <w:rPr>
+          <w:iCs/>
+          <w:i/>
+        </w:rPr>
+        <w:t xml:space="preserve"> </w:t>
+      </w:r>
+      <w:r>
+        <w:rPr>
+          <w:iCs/>
+          <w:i/>
+        </w:rPr>
+        <w:t xml:space="preserve">for Small Island Developing States: A renewed declaration for resilient</w:t>
+      </w:r>
+      <w:r>
+        <w:rPr>
+          <w:iCs/>
+          <w:i/>
+        </w:rPr>
+        <w:t xml:space="preserve"> </w:t>
+      </w:r>
+      <w:r>
+        <w:rPr>
+          <w:iCs/>
+          <w:i/>
+        </w:rPr>
+        <w:t xml:space="preserve">prosperity</w:t>
       </w:r>
       <w:r>
         <w:t xml:space="preserve"> </w:t>
@@ -3222,7 +6461,13 @@
         <w:pStyle w:val="BodyText"/>
       </w:pPr>
       <w:r>
-        <w:t xml:space="preserve">Vahlne, J.-E., &amp; Johanson, J. (2020). The Uppsala model: Networks and micro-foundations.</w:t>
+        <w:t xml:space="preserve">Vahlne, J.-E., &amp; Johanson, J. (2020). The Uppsala model: Networks and</w:t>
+      </w:r>
+      <w:r>
+        <w:t xml:space="preserve"> </w:t>
+      </w:r>
+      <w:r>
+        <w:t xml:space="preserve">micro-foundations.</w:t>
       </w:r>
       <w:r>
         <w:t xml:space="preserve"> </w:t>
@@ -3235,7 +6480,13 @@
         <w:t xml:space="preserve">Journal of International Business Studies, 51</w:t>
       </w:r>
       <w:r>
-        <w:t xml:space="preserve">(1), 4–10.</w:t>
+        <w:t xml:space="preserve">(1),</w:t>
+      </w:r>
+      <w:r>
+        <w:t xml:space="preserve"> </w:t>
+      </w:r>
+      <w:r>
+        <w:t xml:space="preserve">4–10.</w:t>
       </w:r>
     </w:p>
     <w:p>
@@ -3243,7 +6494,19 @@
         <w:pStyle w:val="BodyText"/>
       </w:pPr>
       <w:r>
-        <w:t xml:space="preserve">Verbeke, A., &amp; Brugman, M. (2018). Triple-testing the quality of multinationality–performance research: An internalization theory perspective.</w:t>
+        <w:t xml:space="preserve">Verbeke, A., &amp; Brugman, M. (2018). Triple-testing the quality of</w:t>
+      </w:r>
+      <w:r>
+        <w:t xml:space="preserve"> </w:t>
+      </w:r>
+      <w:r>
+        <w:t xml:space="preserve">multinationality–performance research: An internalization theory</w:t>
+      </w:r>
+      <w:r>
+        <w:t xml:space="preserve"> </w:t>
+      </w:r>
+      <w:r>
+        <w:t xml:space="preserve">perspective.</w:t>
       </w:r>
       <w:r>
         <w:t xml:space="preserve"> </w:t>
@@ -3256,7 +6519,13 @@
         <w:t xml:space="preserve">Journal of International Business Studies, 49</w:t>
       </w:r>
       <w:r>
-        <w:t xml:space="preserve">(7), 801–822.</w:t>
+        <w:t xml:space="preserve">(7),</w:t>
+      </w:r>
+      <w:r>
+        <w:t xml:space="preserve"> </w:t>
+      </w:r>
+      <w:r>
+        <w:t xml:space="preserve">801–822.</w:t>
       </w:r>
     </w:p>
     <w:p>
@@ -3264,17 +6533,37 @@
         <w:pStyle w:val="BodyText"/>
       </w:pPr>
       <w:r>
-        <w:t xml:space="preserve">Winters, L. A., &amp; Martins, P. M. G. (2004). When comparative advantage is not enough: Business costs in small remote economies.</w:t>
-      </w:r>
-      <w:r>
-        <w:t xml:space="preserve"> </w:t>
-      </w:r>
-      <w:r>
-        <w:rPr>
-          <w:iCs/>
-          <w:i/>
-        </w:rPr>
-        <w:t xml:space="preserve">World Trade Review, 3</w:t>
+        <w:t xml:space="preserve">Winters, L. A., &amp; Martins, P. M. G. (2004). When comparative advantage</w:t>
+      </w:r>
+      <w:r>
+        <w:t xml:space="preserve"> </w:t>
+      </w:r>
+      <w:r>
+        <w:t xml:space="preserve">is not enough: Business costs in small remote economies.</w:t>
+      </w:r>
+      <w:r>
+        <w:t xml:space="preserve"> </w:t>
+      </w:r>
+      <w:r>
+        <w:rPr>
+          <w:iCs/>
+          <w:i/>
+        </w:rPr>
+        <w:t xml:space="preserve">World Trade</w:t>
+      </w:r>
+      <w:r>
+        <w:rPr>
+          <w:iCs/>
+          <w:i/>
+        </w:rPr>
+        <w:t xml:space="preserve"> </w:t>
+      </w:r>
+      <w:r>
+        <w:rPr>
+          <w:iCs/>
+          <w:i/>
+        </w:rPr>
+        <w:t xml:space="preserve">Review, 3</w:t>
       </w:r>
       <w:r>
         <w:t xml:space="preserve">(3), 347–383.</w:t>
@@ -3295,21 +6584,28 @@
           <w:iCs/>
           <w:i/>
         </w:rPr>
-        <w:t xml:space="preserve">Academy of Management Journal, 38</w:t>
+        <w:t xml:space="preserve">Academy of</w:t>
+      </w:r>
+      <w:r>
+        <w:rPr>
+          <w:iCs/>
+          <w:i/>
+        </w:rPr>
+        <w:t xml:space="preserve"> </w:t>
+      </w:r>
+      <w:r>
+        <w:rPr>
+          <w:iCs/>
+          <w:i/>
+        </w:rPr>
+        <w:t xml:space="preserve">Management Journal, 38</w:t>
       </w:r>
       <w:r>
         <w:t xml:space="preserve">(2), 341–363.</w:t>
       </w:r>
     </w:p>
-    <w:p>
-      <w:r>
-        <w:pict>
-          <v:rect style="width:0;height:1.5pt" o:hralign="center" o:hrstd="t" o:hr="t"/>
-        </w:pict>
-      </w:r>
-    </w:p>
-    <w:bookmarkEnd w:id="48"/>
-    <w:bookmarkStart w:id="52" w:name="appendix-a-tables"/>
+    <w:bookmarkEnd w:id="49"/>
+    <w:bookmarkStart w:id="53" w:name="appendix-a-tables"/>
     <w:p>
       <w:pPr>
         <w:pStyle w:val="Heading2"/>
@@ -3318,7 +6614,7 @@
         <w:t xml:space="preserve">Appendix A: Tables</w:t>
       </w:r>
     </w:p>
-    <w:bookmarkStart w:id="49" w:name="table-1-country-level-summary-statistics"/>
+    <w:bookmarkStart w:id="50" w:name="table-1-country-level-summary-statistics"/>
     <w:p>
       <w:pPr>
         <w:pStyle w:val="Heading3"/>
@@ -3440,55 +6736,55 @@
               <w:jc w:val="left"/>
             </w:pPr>
             <w:r>
-              <w:t xml:space="preserve">—</w:t>
-            </w:r>
-          </w:p>
-        </w:tc>
-        <w:tc>
-          <w:tcPr/>
-          <w:p>
-            <w:pPr>
-              <w:pStyle w:val="Compact"/>
-              <w:jc w:val="left"/>
-            </w:pPr>
-            <w:r>
-              <w:t xml:space="preserve">—</w:t>
-            </w:r>
-          </w:p>
-        </w:tc>
-        <w:tc>
-          <w:tcPr/>
-          <w:p>
-            <w:pPr>
-              <w:pStyle w:val="Compact"/>
-              <w:jc w:val="left"/>
-            </w:pPr>
-            <w:r>
-              <w:t xml:space="preserve">—</w:t>
-            </w:r>
-          </w:p>
-        </w:tc>
-        <w:tc>
-          <w:tcPr/>
-          <w:p>
-            <w:pPr>
-              <w:pStyle w:val="Compact"/>
-              <w:jc w:val="left"/>
-            </w:pPr>
-            <w:r>
-              <w:t xml:space="preserve">—</w:t>
-            </w:r>
-          </w:p>
-        </w:tc>
-        <w:tc>
-          <w:tcPr/>
-          <w:p>
-            <w:pPr>
-              <w:pStyle w:val="Compact"/>
-              <w:jc w:val="left"/>
-            </w:pPr>
-            <w:r>
-              <w:t xml:space="preserve">—</w:t>
+              <w:t xml:space="preserve">,</w:t>
+            </w:r>
+          </w:p>
+        </w:tc>
+        <w:tc>
+          <w:tcPr/>
+          <w:p>
+            <w:pPr>
+              <w:pStyle w:val="Compact"/>
+              <w:jc w:val="left"/>
+            </w:pPr>
+            <w:r>
+              <w:t xml:space="preserve">,</w:t>
+            </w:r>
+          </w:p>
+        </w:tc>
+        <w:tc>
+          <w:tcPr/>
+          <w:p>
+            <w:pPr>
+              <w:pStyle w:val="Compact"/>
+              <w:jc w:val="left"/>
+            </w:pPr>
+            <w:r>
+              <w:t xml:space="preserve">,</w:t>
+            </w:r>
+          </w:p>
+        </w:tc>
+        <w:tc>
+          <w:tcPr/>
+          <w:p>
+            <w:pPr>
+              <w:pStyle w:val="Compact"/>
+              <w:jc w:val="left"/>
+            </w:pPr>
+            <w:r>
+              <w:t xml:space="preserve">,</w:t>
+            </w:r>
+          </w:p>
+        </w:tc>
+        <w:tc>
+          <w:tcPr/>
+          <w:p>
+            <w:pPr>
+              <w:pStyle w:val="Compact"/>
+              <w:jc w:val="left"/>
+            </w:pPr>
+            <w:r>
+              <w:t xml:space="preserve">,</w:t>
             </w:r>
           </w:p>
         </w:tc>
@@ -3514,55 +6810,55 @@
               <w:jc w:val="left"/>
             </w:pPr>
             <w:r>
-              <w:t xml:space="preserve">—</w:t>
-            </w:r>
-          </w:p>
-        </w:tc>
-        <w:tc>
-          <w:tcPr/>
-          <w:p>
-            <w:pPr>
-              <w:pStyle w:val="Compact"/>
-              <w:jc w:val="left"/>
-            </w:pPr>
-            <w:r>
-              <w:t xml:space="preserve">—</w:t>
-            </w:r>
-          </w:p>
-        </w:tc>
-        <w:tc>
-          <w:tcPr/>
-          <w:p>
-            <w:pPr>
-              <w:pStyle w:val="Compact"/>
-              <w:jc w:val="left"/>
-            </w:pPr>
-            <w:r>
-              <w:t xml:space="preserve">—</w:t>
-            </w:r>
-          </w:p>
-        </w:tc>
-        <w:tc>
-          <w:tcPr/>
-          <w:p>
-            <w:pPr>
-              <w:pStyle w:val="Compact"/>
-              <w:jc w:val="left"/>
-            </w:pPr>
-            <w:r>
-              <w:t xml:space="preserve">—</w:t>
-            </w:r>
-          </w:p>
-        </w:tc>
-        <w:tc>
-          <w:tcPr/>
-          <w:p>
-            <w:pPr>
-              <w:pStyle w:val="Compact"/>
-              <w:jc w:val="left"/>
-            </w:pPr>
-            <w:r>
-              <w:t xml:space="preserve">—</w:t>
+              <w:t xml:space="preserve">,</w:t>
+            </w:r>
+          </w:p>
+        </w:tc>
+        <w:tc>
+          <w:tcPr/>
+          <w:p>
+            <w:pPr>
+              <w:pStyle w:val="Compact"/>
+              <w:jc w:val="left"/>
+            </w:pPr>
+            <w:r>
+              <w:t xml:space="preserve">,</w:t>
+            </w:r>
+          </w:p>
+        </w:tc>
+        <w:tc>
+          <w:tcPr/>
+          <w:p>
+            <w:pPr>
+              <w:pStyle w:val="Compact"/>
+              <w:jc w:val="left"/>
+            </w:pPr>
+            <w:r>
+              <w:t xml:space="preserve">,</w:t>
+            </w:r>
+          </w:p>
+        </w:tc>
+        <w:tc>
+          <w:tcPr/>
+          <w:p>
+            <w:pPr>
+              <w:pStyle w:val="Compact"/>
+              <w:jc w:val="left"/>
+            </w:pPr>
+            <w:r>
+              <w:t xml:space="preserve">,</w:t>
+            </w:r>
+          </w:p>
+        </w:tc>
+        <w:tc>
+          <w:tcPr/>
+          <w:p>
+            <w:pPr>
+              <w:pStyle w:val="Compact"/>
+              <w:jc w:val="left"/>
+            </w:pPr>
+            <w:r>
+              <w:t xml:space="preserve">,</w:t>
             </w:r>
           </w:p>
         </w:tc>
@@ -3588,55 +6884,55 @@
               <w:jc w:val="left"/>
             </w:pPr>
             <w:r>
-              <w:t xml:space="preserve">—</w:t>
-            </w:r>
-          </w:p>
-        </w:tc>
-        <w:tc>
-          <w:tcPr/>
-          <w:p>
-            <w:pPr>
-              <w:pStyle w:val="Compact"/>
-              <w:jc w:val="left"/>
-            </w:pPr>
-            <w:r>
-              <w:t xml:space="preserve">—</w:t>
-            </w:r>
-          </w:p>
-        </w:tc>
-        <w:tc>
-          <w:tcPr/>
-          <w:p>
-            <w:pPr>
-              <w:pStyle w:val="Compact"/>
-              <w:jc w:val="left"/>
-            </w:pPr>
-            <w:r>
-              <w:t xml:space="preserve">—</w:t>
-            </w:r>
-          </w:p>
-        </w:tc>
-        <w:tc>
-          <w:tcPr/>
-          <w:p>
-            <w:pPr>
-              <w:pStyle w:val="Compact"/>
-              <w:jc w:val="left"/>
-            </w:pPr>
-            <w:r>
-              <w:t xml:space="preserve">—</w:t>
-            </w:r>
-          </w:p>
-        </w:tc>
-        <w:tc>
-          <w:tcPr/>
-          <w:p>
-            <w:pPr>
-              <w:pStyle w:val="Compact"/>
-              <w:jc w:val="left"/>
-            </w:pPr>
-            <w:r>
-              <w:t xml:space="preserve">—</w:t>
+              <w:t xml:space="preserve">,</w:t>
+            </w:r>
+          </w:p>
+        </w:tc>
+        <w:tc>
+          <w:tcPr/>
+          <w:p>
+            <w:pPr>
+              <w:pStyle w:val="Compact"/>
+              <w:jc w:val="left"/>
+            </w:pPr>
+            <w:r>
+              <w:t xml:space="preserve">,</w:t>
+            </w:r>
+          </w:p>
+        </w:tc>
+        <w:tc>
+          <w:tcPr/>
+          <w:p>
+            <w:pPr>
+              <w:pStyle w:val="Compact"/>
+              <w:jc w:val="left"/>
+            </w:pPr>
+            <w:r>
+              <w:t xml:space="preserve">,</w:t>
+            </w:r>
+          </w:p>
+        </w:tc>
+        <w:tc>
+          <w:tcPr/>
+          <w:p>
+            <w:pPr>
+              <w:pStyle w:val="Compact"/>
+              <w:jc w:val="left"/>
+            </w:pPr>
+            <w:r>
+              <w:t xml:space="preserve">,</w:t>
+            </w:r>
+          </w:p>
+        </w:tc>
+        <w:tc>
+          <w:tcPr/>
+          <w:p>
+            <w:pPr>
+              <w:pStyle w:val="Compact"/>
+              <w:jc w:val="left"/>
+            </w:pPr>
+            <w:r>
+              <w:t xml:space="preserve">,</w:t>
             </w:r>
           </w:p>
         </w:tc>
@@ -3662,55 +6958,55 @@
               <w:jc w:val="left"/>
             </w:pPr>
             <w:r>
-              <w:t xml:space="preserve">—</w:t>
-            </w:r>
-          </w:p>
-        </w:tc>
-        <w:tc>
-          <w:tcPr/>
-          <w:p>
-            <w:pPr>
-              <w:pStyle w:val="Compact"/>
-              <w:jc w:val="left"/>
-            </w:pPr>
-            <w:r>
-              <w:t xml:space="preserve">—</w:t>
-            </w:r>
-          </w:p>
-        </w:tc>
-        <w:tc>
-          <w:tcPr/>
-          <w:p>
-            <w:pPr>
-              <w:pStyle w:val="Compact"/>
-              <w:jc w:val="left"/>
-            </w:pPr>
-            <w:r>
-              <w:t xml:space="preserve">—</w:t>
-            </w:r>
-          </w:p>
-        </w:tc>
-        <w:tc>
-          <w:tcPr/>
-          <w:p>
-            <w:pPr>
-              <w:pStyle w:val="Compact"/>
-              <w:jc w:val="left"/>
-            </w:pPr>
-            <w:r>
-              <w:t xml:space="preserve">—</w:t>
-            </w:r>
-          </w:p>
-        </w:tc>
-        <w:tc>
-          <w:tcPr/>
-          <w:p>
-            <w:pPr>
-              <w:pStyle w:val="Compact"/>
-              <w:jc w:val="left"/>
-            </w:pPr>
-            <w:r>
-              <w:t xml:space="preserve">—</w:t>
+              <w:t xml:space="preserve">,</w:t>
+            </w:r>
+          </w:p>
+        </w:tc>
+        <w:tc>
+          <w:tcPr/>
+          <w:p>
+            <w:pPr>
+              <w:pStyle w:val="Compact"/>
+              <w:jc w:val="left"/>
+            </w:pPr>
+            <w:r>
+              <w:t xml:space="preserve">,</w:t>
+            </w:r>
+          </w:p>
+        </w:tc>
+        <w:tc>
+          <w:tcPr/>
+          <w:p>
+            <w:pPr>
+              <w:pStyle w:val="Compact"/>
+              <w:jc w:val="left"/>
+            </w:pPr>
+            <w:r>
+              <w:t xml:space="preserve">,</w:t>
+            </w:r>
+          </w:p>
+        </w:tc>
+        <w:tc>
+          <w:tcPr/>
+          <w:p>
+            <w:pPr>
+              <w:pStyle w:val="Compact"/>
+              <w:jc w:val="left"/>
+            </w:pPr>
+            <w:r>
+              <w:t xml:space="preserve">,</w:t>
+            </w:r>
+          </w:p>
+        </w:tc>
+        <w:tc>
+          <w:tcPr/>
+          <w:p>
+            <w:pPr>
+              <w:pStyle w:val="Compact"/>
+              <w:jc w:val="left"/>
+            </w:pPr>
+            <w:r>
+              <w:t xml:space="preserve">,</w:t>
             </w:r>
           </w:p>
         </w:tc>
@@ -3736,55 +7032,55 @@
               <w:jc w:val="left"/>
             </w:pPr>
             <w:r>
-              <w:t xml:space="preserve">—</w:t>
-            </w:r>
-          </w:p>
-        </w:tc>
-        <w:tc>
-          <w:tcPr/>
-          <w:p>
-            <w:pPr>
-              <w:pStyle w:val="Compact"/>
-              <w:jc w:val="left"/>
-            </w:pPr>
-            <w:r>
-              <w:t xml:space="preserve">—</w:t>
-            </w:r>
-          </w:p>
-        </w:tc>
-        <w:tc>
-          <w:tcPr/>
-          <w:p>
-            <w:pPr>
-              <w:pStyle w:val="Compact"/>
-              <w:jc w:val="left"/>
-            </w:pPr>
-            <w:r>
-              <w:t xml:space="preserve">—</w:t>
-            </w:r>
-          </w:p>
-        </w:tc>
-        <w:tc>
-          <w:tcPr/>
-          <w:p>
-            <w:pPr>
-              <w:pStyle w:val="Compact"/>
-              <w:jc w:val="left"/>
-            </w:pPr>
-            <w:r>
-              <w:t xml:space="preserve">—</w:t>
-            </w:r>
-          </w:p>
-        </w:tc>
-        <w:tc>
-          <w:tcPr/>
-          <w:p>
-            <w:pPr>
-              <w:pStyle w:val="Compact"/>
-              <w:jc w:val="left"/>
-            </w:pPr>
-            <w:r>
-              <w:t xml:space="preserve">—</w:t>
+              <w:t xml:space="preserve">,</w:t>
+            </w:r>
+          </w:p>
+        </w:tc>
+        <w:tc>
+          <w:tcPr/>
+          <w:p>
+            <w:pPr>
+              <w:pStyle w:val="Compact"/>
+              <w:jc w:val="left"/>
+            </w:pPr>
+            <w:r>
+              <w:t xml:space="preserve">,</w:t>
+            </w:r>
+          </w:p>
+        </w:tc>
+        <w:tc>
+          <w:tcPr/>
+          <w:p>
+            <w:pPr>
+              <w:pStyle w:val="Compact"/>
+              <w:jc w:val="left"/>
+            </w:pPr>
+            <w:r>
+              <w:t xml:space="preserve">,</w:t>
+            </w:r>
+          </w:p>
+        </w:tc>
+        <w:tc>
+          <w:tcPr/>
+          <w:p>
+            <w:pPr>
+              <w:pStyle w:val="Compact"/>
+              <w:jc w:val="left"/>
+            </w:pPr>
+            <w:r>
+              <w:t xml:space="preserve">,</w:t>
+            </w:r>
+          </w:p>
+        </w:tc>
+        <w:tc>
+          <w:tcPr/>
+          <w:p>
+            <w:pPr>
+              <w:pStyle w:val="Compact"/>
+              <w:jc w:val="left"/>
+            </w:pPr>
+            <w:r>
+              <w:t xml:space="preserve">,</w:t>
             </w:r>
           </w:p>
         </w:tc>
@@ -3810,55 +7106,55 @@
               <w:jc w:val="left"/>
             </w:pPr>
             <w:r>
-              <w:t xml:space="preserve">—</w:t>
-            </w:r>
-          </w:p>
-        </w:tc>
-        <w:tc>
-          <w:tcPr/>
-          <w:p>
-            <w:pPr>
-              <w:pStyle w:val="Compact"/>
-              <w:jc w:val="left"/>
-            </w:pPr>
-            <w:r>
-              <w:t xml:space="preserve">—</w:t>
-            </w:r>
-          </w:p>
-        </w:tc>
-        <w:tc>
-          <w:tcPr/>
-          <w:p>
-            <w:pPr>
-              <w:pStyle w:val="Compact"/>
-              <w:jc w:val="left"/>
-            </w:pPr>
-            <w:r>
-              <w:t xml:space="preserve">—</w:t>
-            </w:r>
-          </w:p>
-        </w:tc>
-        <w:tc>
-          <w:tcPr/>
-          <w:p>
-            <w:pPr>
-              <w:pStyle w:val="Compact"/>
-              <w:jc w:val="left"/>
-            </w:pPr>
-            <w:r>
-              <w:t xml:space="preserve">—</w:t>
-            </w:r>
-          </w:p>
-        </w:tc>
-        <w:tc>
-          <w:tcPr/>
-          <w:p>
-            <w:pPr>
-              <w:pStyle w:val="Compact"/>
-              <w:jc w:val="left"/>
-            </w:pPr>
-            <w:r>
-              <w:t xml:space="preserve">—</w:t>
+              <w:t xml:space="preserve">,</w:t>
+            </w:r>
+          </w:p>
+        </w:tc>
+        <w:tc>
+          <w:tcPr/>
+          <w:p>
+            <w:pPr>
+              <w:pStyle w:val="Compact"/>
+              <w:jc w:val="left"/>
+            </w:pPr>
+            <w:r>
+              <w:t xml:space="preserve">,</w:t>
+            </w:r>
+          </w:p>
+        </w:tc>
+        <w:tc>
+          <w:tcPr/>
+          <w:p>
+            <w:pPr>
+              <w:pStyle w:val="Compact"/>
+              <w:jc w:val="left"/>
+            </w:pPr>
+            <w:r>
+              <w:t xml:space="preserve">,</w:t>
+            </w:r>
+          </w:p>
+        </w:tc>
+        <w:tc>
+          <w:tcPr/>
+          <w:p>
+            <w:pPr>
+              <w:pStyle w:val="Compact"/>
+              <w:jc w:val="left"/>
+            </w:pPr>
+            <w:r>
+              <w:t xml:space="preserve">,</w:t>
+            </w:r>
+          </w:p>
+        </w:tc>
+        <w:tc>
+          <w:tcPr/>
+          <w:p>
+            <w:pPr>
+              <w:pStyle w:val="Compact"/>
+              <w:jc w:val="left"/>
+            </w:pPr>
+            <w:r>
+              <w:t xml:space="preserve">,</w:t>
             </w:r>
           </w:p>
         </w:tc>
@@ -3884,55 +7180,55 @@
               <w:jc w:val="left"/>
             </w:pPr>
             <w:r>
-              <w:t xml:space="preserve">—</w:t>
-            </w:r>
-          </w:p>
-        </w:tc>
-        <w:tc>
-          <w:tcPr/>
-          <w:p>
-            <w:pPr>
-              <w:pStyle w:val="Compact"/>
-              <w:jc w:val="left"/>
-            </w:pPr>
-            <w:r>
-              <w:t xml:space="preserve">—</w:t>
-            </w:r>
-          </w:p>
-        </w:tc>
-        <w:tc>
-          <w:tcPr/>
-          <w:p>
-            <w:pPr>
-              <w:pStyle w:val="Compact"/>
-              <w:jc w:val="left"/>
-            </w:pPr>
-            <w:r>
-              <w:t xml:space="preserve">—</w:t>
-            </w:r>
-          </w:p>
-        </w:tc>
-        <w:tc>
-          <w:tcPr/>
-          <w:p>
-            <w:pPr>
-              <w:pStyle w:val="Compact"/>
-              <w:jc w:val="left"/>
-            </w:pPr>
-            <w:r>
-              <w:t xml:space="preserve">—</w:t>
-            </w:r>
-          </w:p>
-        </w:tc>
-        <w:tc>
-          <w:tcPr/>
-          <w:p>
-            <w:pPr>
-              <w:pStyle w:val="Compact"/>
-              <w:jc w:val="left"/>
-            </w:pPr>
-            <w:r>
-              <w:t xml:space="preserve">—</w:t>
+              <w:t xml:space="preserve">,</w:t>
+            </w:r>
+          </w:p>
+        </w:tc>
+        <w:tc>
+          <w:tcPr/>
+          <w:p>
+            <w:pPr>
+              <w:pStyle w:val="Compact"/>
+              <w:jc w:val="left"/>
+            </w:pPr>
+            <w:r>
+              <w:t xml:space="preserve">,</w:t>
+            </w:r>
+          </w:p>
+        </w:tc>
+        <w:tc>
+          <w:tcPr/>
+          <w:p>
+            <w:pPr>
+              <w:pStyle w:val="Compact"/>
+              <w:jc w:val="left"/>
+            </w:pPr>
+            <w:r>
+              <w:t xml:space="preserve">,</w:t>
+            </w:r>
+          </w:p>
+        </w:tc>
+        <w:tc>
+          <w:tcPr/>
+          <w:p>
+            <w:pPr>
+              <w:pStyle w:val="Compact"/>
+              <w:jc w:val="left"/>
+            </w:pPr>
+            <w:r>
+              <w:t xml:space="preserve">,</w:t>
+            </w:r>
+          </w:p>
+        </w:tc>
+        <w:tc>
+          <w:tcPr/>
+          <w:p>
+            <w:pPr>
+              <w:pStyle w:val="Compact"/>
+              <w:jc w:val="left"/>
+            </w:pPr>
+            <w:r>
+              <w:t xml:space="preserve">,</w:t>
             </w:r>
           </w:p>
         </w:tc>
@@ -3958,55 +7254,55 @@
               <w:jc w:val="left"/>
             </w:pPr>
             <w:r>
-              <w:t xml:space="preserve">—</w:t>
-            </w:r>
-          </w:p>
-        </w:tc>
-        <w:tc>
-          <w:tcPr/>
-          <w:p>
-            <w:pPr>
-              <w:pStyle w:val="Compact"/>
-              <w:jc w:val="left"/>
-            </w:pPr>
-            <w:r>
-              <w:t xml:space="preserve">—</w:t>
-            </w:r>
-          </w:p>
-        </w:tc>
-        <w:tc>
-          <w:tcPr/>
-          <w:p>
-            <w:pPr>
-              <w:pStyle w:val="Compact"/>
-              <w:jc w:val="left"/>
-            </w:pPr>
-            <w:r>
-              <w:t xml:space="preserve">—</w:t>
-            </w:r>
-          </w:p>
-        </w:tc>
-        <w:tc>
-          <w:tcPr/>
-          <w:p>
-            <w:pPr>
-              <w:pStyle w:val="Compact"/>
-              <w:jc w:val="left"/>
-            </w:pPr>
-            <w:r>
-              <w:t xml:space="preserve">—</w:t>
-            </w:r>
-          </w:p>
-        </w:tc>
-        <w:tc>
-          <w:tcPr/>
-          <w:p>
-            <w:pPr>
-              <w:pStyle w:val="Compact"/>
-              <w:jc w:val="left"/>
-            </w:pPr>
-            <w:r>
-              <w:t xml:space="preserve">—</w:t>
+              <w:t xml:space="preserve">,</w:t>
+            </w:r>
+          </w:p>
+        </w:tc>
+        <w:tc>
+          <w:tcPr/>
+          <w:p>
+            <w:pPr>
+              <w:pStyle w:val="Compact"/>
+              <w:jc w:val="left"/>
+            </w:pPr>
+            <w:r>
+              <w:t xml:space="preserve">,</w:t>
+            </w:r>
+          </w:p>
+        </w:tc>
+        <w:tc>
+          <w:tcPr/>
+          <w:p>
+            <w:pPr>
+              <w:pStyle w:val="Compact"/>
+              <w:jc w:val="left"/>
+            </w:pPr>
+            <w:r>
+              <w:t xml:space="preserve">,</w:t>
+            </w:r>
+          </w:p>
+        </w:tc>
+        <w:tc>
+          <w:tcPr/>
+          <w:p>
+            <w:pPr>
+              <w:pStyle w:val="Compact"/>
+              <w:jc w:val="left"/>
+            </w:pPr>
+            <w:r>
+              <w:t xml:space="preserve">,</w:t>
+            </w:r>
+          </w:p>
+        </w:tc>
+        <w:tc>
+          <w:tcPr/>
+          <w:p>
+            <w:pPr>
+              <w:pStyle w:val="Compact"/>
+              <w:jc w:val="left"/>
+            </w:pPr>
+            <w:r>
+              <w:t xml:space="preserve">,</w:t>
             </w:r>
           </w:p>
         </w:tc>
@@ -4032,55 +7328,55 @@
               <w:jc w:val="left"/>
             </w:pPr>
             <w:r>
-              <w:t xml:space="preserve">—</w:t>
-            </w:r>
-          </w:p>
-        </w:tc>
-        <w:tc>
-          <w:tcPr/>
-          <w:p>
-            <w:pPr>
-              <w:pStyle w:val="Compact"/>
-              <w:jc w:val="left"/>
-            </w:pPr>
-            <w:r>
-              <w:t xml:space="preserve">—</w:t>
-            </w:r>
-          </w:p>
-        </w:tc>
-        <w:tc>
-          <w:tcPr/>
-          <w:p>
-            <w:pPr>
-              <w:pStyle w:val="Compact"/>
-              <w:jc w:val="left"/>
-            </w:pPr>
-            <w:r>
-              <w:t xml:space="preserve">—</w:t>
-            </w:r>
-          </w:p>
-        </w:tc>
-        <w:tc>
-          <w:tcPr/>
-          <w:p>
-            <w:pPr>
-              <w:pStyle w:val="Compact"/>
-              <w:jc w:val="left"/>
-            </w:pPr>
-            <w:r>
-              <w:t xml:space="preserve">—</w:t>
-            </w:r>
-          </w:p>
-        </w:tc>
-        <w:tc>
-          <w:tcPr/>
-          <w:p>
-            <w:pPr>
-              <w:pStyle w:val="Compact"/>
-              <w:jc w:val="left"/>
-            </w:pPr>
-            <w:r>
-              <w:t xml:space="preserve">—</w:t>
+              <w:t xml:space="preserve">,</w:t>
+            </w:r>
+          </w:p>
+        </w:tc>
+        <w:tc>
+          <w:tcPr/>
+          <w:p>
+            <w:pPr>
+              <w:pStyle w:val="Compact"/>
+              <w:jc w:val="left"/>
+            </w:pPr>
+            <w:r>
+              <w:t xml:space="preserve">,</w:t>
+            </w:r>
+          </w:p>
+        </w:tc>
+        <w:tc>
+          <w:tcPr/>
+          <w:p>
+            <w:pPr>
+              <w:pStyle w:val="Compact"/>
+              <w:jc w:val="left"/>
+            </w:pPr>
+            <w:r>
+              <w:t xml:space="preserve">,</w:t>
+            </w:r>
+          </w:p>
+        </w:tc>
+        <w:tc>
+          <w:tcPr/>
+          <w:p>
+            <w:pPr>
+              <w:pStyle w:val="Compact"/>
+              <w:jc w:val="left"/>
+            </w:pPr>
+            <w:r>
+              <w:t xml:space="preserve">,</w:t>
+            </w:r>
+          </w:p>
+        </w:tc>
+        <w:tc>
+          <w:tcPr/>
+          <w:p>
+            <w:pPr>
+              <w:pStyle w:val="Compact"/>
+              <w:jc w:val="left"/>
+            </w:pPr>
+            <w:r>
+              <w:t xml:space="preserve">,</w:t>
             </w:r>
           </w:p>
         </w:tc>
@@ -4114,7 +7410,7 @@
                 <w:bCs/>
                 <w:b/>
               </w:rPr>
-              <w:t xml:space="preserve">1,469</w:t>
+              <w:t xml:space="preserve">1, 469</w:t>
             </w:r>
           </w:p>
         </w:tc>
@@ -4189,13 +7485,25 @@
           <w:iCs/>
           <w:i/>
         </w:rPr>
-        <w:t xml:space="preserve">Note: Country-level breakdowns are available in the replication archive (</w:t>
+        <w:t xml:space="preserve">Note: Country-level breakdowns are available in the replication archive</w:t>
+      </w:r>
+      <w:r>
+        <w:rPr>
+          <w:iCs/>
+          <w:i/>
+        </w:rPr>
+        <w:t xml:space="preserve"> </w:t>
+      </w:r>
+      <w:r>
+        <w:rPr>
+          <w:iCs/>
+          <w:i/>
+        </w:rPr>
+        <w:t xml:space="preserve">(</w:t>
       </w:r>
       <w:r>
         <w:rPr>
           <w:rStyle w:val="VerbatimChar"/>
-          <w:iCs/>
-          <w:i/>
         </w:rPr>
         <w:t xml:space="preserve">p8/replication/</w:t>
       </w:r>
@@ -4204,11 +7512,25 @@
           <w:iCs/>
           <w:i/>
         </w:rPr>
-        <w:t xml:space="preserve">). Total N reflects analysis sample (non-missing ln_LP and FSTS). Wave coverage varies by country.</w:t>
-      </w:r>
-    </w:p>
-    <w:bookmarkEnd w:id="49"/>
-    <w:bookmarkStart w:id="50" w:name="Xcb8e4546744cd6d21af62aeea30ad97288aa2e1"/>
+        <w:t xml:space="preserve">). Total N reflects analysis sample (non-missing</w:t>
+      </w:r>
+      <w:r>
+        <w:rPr>
+          <w:iCs/>
+          <w:i/>
+        </w:rPr>
+        <w:t xml:space="preserve"> </w:t>
+      </w:r>
+      <w:r>
+        <w:rPr>
+          <w:iCs/>
+          <w:i/>
+        </w:rPr>
+        <w:t xml:space="preserve">ln_LP and FSTS). Wave coverage varies by country.</w:t>
+      </w:r>
+    </w:p>
+    <w:bookmarkEnd w:id="50"/>
+    <w:bookmarkStart w:id="51" w:name="Xcb8e4546744cd6d21af62aeea30ad97288aa2e1"/>
     <w:p>
       <w:pPr>
         <w:pStyle w:val="Heading3"/>
@@ -4765,7 +8087,7 @@
               <w:jc w:val="left"/>
             </w:pPr>
             <w:r>
-              <w:t xml:space="preserve">—</w:t>
+              <w:t xml:space="preserve">,</w:t>
             </w:r>
           </w:p>
         </w:tc>
@@ -4851,7 +8173,7 @@
               <w:jc w:val="left"/>
             </w:pPr>
             <w:r>
-              <w:t xml:space="preserve">—</w:t>
+              <w:t xml:space="preserve">,</w:t>
             </w:r>
           </w:p>
         </w:tc>
@@ -4937,7 +8259,7 @@
               <w:jc w:val="left"/>
             </w:pPr>
             <w:r>
-              <w:t xml:space="preserve">—</w:t>
+              <w:t xml:space="preserve">,</w:t>
             </w:r>
           </w:p>
         </w:tc>
@@ -5011,19 +8333,19 @@
               <w:jc w:val="left"/>
             </w:pPr>
             <w:r>
-              <w:t xml:space="preserve">—</w:t>
-            </w:r>
-          </w:p>
-        </w:tc>
-        <w:tc>
-          <w:tcPr/>
-          <w:p>
-            <w:pPr>
-              <w:pStyle w:val="Compact"/>
-              <w:jc w:val="left"/>
-            </w:pPr>
-            <w:r>
-              <w:t xml:space="preserve">—</w:t>
+              <w:t xml:space="preserve">,</w:t>
+            </w:r>
+          </w:p>
+        </w:tc>
+        <w:tc>
+          <w:tcPr/>
+          <w:p>
+            <w:pPr>
+              <w:pStyle w:val="Compact"/>
+              <w:jc w:val="left"/>
+            </w:pPr>
+            <w:r>
+              <w:t xml:space="preserve">,</w:t>
             </w:r>
           </w:p>
         </w:tc>
@@ -5109,7 +8431,7 @@
               <w:jc w:val="left"/>
             </w:pPr>
             <w:r>
-              <w:t xml:space="preserve">—</w:t>
+              <w:t xml:space="preserve">,</w:t>
             </w:r>
           </w:p>
         </w:tc>
@@ -5135,31 +8457,31 @@
               <w:jc w:val="left"/>
             </w:pPr>
             <w:r>
-              <w:t xml:space="preserve">1,469</w:t>
-            </w:r>
-          </w:p>
-        </w:tc>
-        <w:tc>
-          <w:tcPr/>
-          <w:p>
-            <w:pPr>
-              <w:pStyle w:val="Compact"/>
-              <w:jc w:val="left"/>
-            </w:pPr>
-            <w:r>
-              <w:t xml:space="preserve">1,469</w:t>
-            </w:r>
-          </w:p>
-        </w:tc>
-        <w:tc>
-          <w:tcPr/>
-          <w:p>
-            <w:pPr>
-              <w:pStyle w:val="Compact"/>
-              <w:jc w:val="left"/>
-            </w:pPr>
-            <w:r>
-              <w:t xml:space="preserve">1,469</w:t>
+              <w:t xml:space="preserve">1, 469</w:t>
+            </w:r>
+          </w:p>
+        </w:tc>
+        <w:tc>
+          <w:tcPr/>
+          <w:p>
+            <w:pPr>
+              <w:pStyle w:val="Compact"/>
+              <w:jc w:val="left"/>
+            </w:pPr>
+            <w:r>
+              <w:t xml:space="preserve">1, 469</w:t>
+            </w:r>
+          </w:p>
+        </w:tc>
+        <w:tc>
+          <w:tcPr/>
+          <w:p>
+            <w:pPr>
+              <w:pStyle w:val="Compact"/>
+              <w:jc w:val="left"/>
+            </w:pPr>
+            <w:r>
+              <w:t xml:space="preserve">1, 469</w:t>
             </w:r>
           </w:p>
         </w:tc>
@@ -5183,19 +8505,19 @@
               <w:jc w:val="left"/>
             </w:pPr>
             <w:r>
-              <w:t xml:space="preserve">1,469</w:t>
-            </w:r>
-          </w:p>
-        </w:tc>
-        <w:tc>
-          <w:tcPr/>
-          <w:p>
-            <w:pPr>
-              <w:pStyle w:val="Compact"/>
-              <w:jc w:val="left"/>
-            </w:pPr>
-            <w:r>
-              <w:t xml:space="preserve">1,469</w:t>
+              <w:t xml:space="preserve">1, 469</w:t>
+            </w:r>
+          </w:p>
+        </w:tc>
+        <w:tc>
+          <w:tcPr/>
+          <w:p>
+            <w:pPr>
+              <w:pStyle w:val="Compact"/>
+              <w:jc w:val="left"/>
+            </w:pPr>
+            <w:r>
+              <w:t xml:space="preserve">1, 469</w:t>
             </w:r>
           </w:p>
         </w:tc>
@@ -5257,7 +8579,7 @@
               <w:jc w:val="left"/>
             </w:pPr>
             <w:r>
-              <w:t xml:space="preserve">—</w:t>
+              <w:t xml:space="preserve">,</w:t>
             </w:r>
           </w:p>
         </w:tc>
@@ -5281,7 +8603,7 @@
               <w:jc w:val="left"/>
             </w:pPr>
             <w:r>
-              <w:t xml:space="preserve">—</w:t>
+              <w:t xml:space="preserve">,</w:t>
             </w:r>
           </w:p>
         </w:tc>
@@ -5296,7 +8618,35 @@
           <w:iCs/>
           <w:i/>
         </w:rPr>
-        <w:t xml:space="preserve">Note: Coefficients reported with heteroscedasticity-robust standard errors in parentheses. Country fixed effects absorbed in M0–M3. *** p &lt; .001; ** p &lt; .01; * p &lt; .05; . p &lt; .10.</w:t>
+        <w:t xml:space="preserve">Note: Coefficients reported with heteroscedasticity-robust standard</w:t>
+      </w:r>
+      <w:r>
+        <w:rPr>
+          <w:iCs/>
+          <w:i/>
+        </w:rPr>
+        <w:t xml:space="preserve"> </w:t>
+      </w:r>
+      <w:r>
+        <w:rPr>
+          <w:iCs/>
+          <w:i/>
+        </w:rPr>
+        <w:t xml:space="preserve">errors in parentheses. Country fixed effects absorbed in M0–M3. *** p</w:t>
+      </w:r>
+      <w:r>
+        <w:rPr>
+          <w:iCs/>
+          <w:i/>
+        </w:rPr>
+        <w:t xml:space="preserve"> </w:t>
+      </w:r>
+      <w:r>
+        <w:rPr>
+          <w:iCs/>
+          <w:i/>
+        </w:rPr>
+        <w:t xml:space="preserve">&lt; .001; ** p &lt; .01; * p &lt; .05; . p &lt; .10.</w:t>
       </w:r>
     </w:p>
     <w:p>
@@ -5308,11 +8658,25 @@
           <w:iCs/>
           <w:i/>
         </w:rPr>
-        <w:t xml:space="preserve">Forced Internationalization Penalty (FIP): Confirmed — β(FSTS_c) = −0.404, p = .032 (M1).</w:t>
-      </w:r>
-    </w:p>
-    <w:bookmarkEnd w:id="50"/>
-    <w:bookmarkStart w:id="51" w:name="X25c22aea567cfc6fb497c5a2142ec453d3ebd11"/>
+        <w:t xml:space="preserve">Forced Internationalization Penalty (FIP): Confirmed, β(FSTS_c) =</w:t>
+      </w:r>
+      <w:r>
+        <w:rPr>
+          <w:iCs/>
+          <w:i/>
+        </w:rPr>
+        <w:t xml:space="preserve"> </w:t>
+      </w:r>
+      <w:r>
+        <w:rPr>
+          <w:iCs/>
+          <w:i/>
+        </w:rPr>
+        <w:t xml:space="preserve">−0.404, p = .032 (M1).</w:t>
+      </w:r>
+    </w:p>
+    <w:bookmarkEnd w:id="51"/>
+    <w:bookmarkStart w:id="52" w:name="X25c22aea567cfc6fb497c5a2142ec453d3ebd11"/>
     <w:p>
       <w:pPr>
         <w:pStyle w:val="Heading3"/>
@@ -5658,16 +9022,41 @@
           <w:iCs/>
           <w:i/>
         </w:rPr>
-        <w:t xml:space="preserve">Note: Penalty confirmed in all specifications. Exporters-only result (β = −0.901) addresses adverse selection concern: among active exporters, intensifying exports further worsens performance.</w:t>
-      </w:r>
-    </w:p>
-    <w:bookmarkEnd w:id="51"/>
+        <w:t xml:space="preserve">Note: Penalty confirmed in all specifications. Exporters-only result (β</w:t>
+      </w:r>
+      <w:r>
+        <w:rPr>
+          <w:iCs/>
+          <w:i/>
+        </w:rPr>
+        <w:t xml:space="preserve"> </w:t>
+      </w:r>
+      <w:r>
+        <w:rPr>
+          <w:iCs/>
+          <w:i/>
+        </w:rPr>
+        <w:t xml:space="preserve">= −0.901) addresses adverse selection concern: among active exporters,</w:t>
+      </w:r>
+      <w:r>
+        <w:rPr>
+          <w:iCs/>
+          <w:i/>
+        </w:rPr>
+        <w:t xml:space="preserve"> </w:t>
+      </w:r>
+      <w:r>
+        <w:rPr>
+          <w:iCs/>
+          <w:i/>
+        </w:rPr>
+        <w:t xml:space="preserve">intensifying exports further worsens performance.</w:t>
+      </w:r>
+    </w:p>
     <w:bookmarkEnd w:id="52"/>
     <w:bookmarkEnd w:id="53"/>
-    <w:sectPr>
-      <w:pgSz w:h="16838" w:w="11906"/>
-      <w:pgMar w:bottom="1417" w:left="1417" w:right="1417" w:top="1417"/>
-    </w:sectPr>
+    <w:bookmarkEnd w:id="54"/>
+    <w:sectPr/>
   </w:body>
 </w:document>
 </file>
@@ -5879,59 +9268,29 @@
   <w:style w:default="1" w:styleId="Normal" w:type="paragraph">
     <w:name w:val="Normal"/>
     <w:qFormat/>
-    <w:pPr>
-      <w:spacing w:line="276" w:lineRule="auto"/>
-      <w:jc w:val="both"/>
-    </w:pPr>
-    <w:rPr>
-      <w:rFonts w:ascii="Times New Roman" w:eastAsia="Times New Roman" w:hAnsi="Times New Roman"/>
-      <w:color w:val="000000"/>
-      <w:sz w:val="24"/>
-    </w:rPr>
   </w:style>
   <w:style w:styleId="BodyText" w:type="paragraph">
     <w:name w:val="Body Text"/>
     <w:basedOn w:val="Normal"/>
     <w:link w:val="BodyTextChar"/>
     <w:pPr>
-      <w:spacing w:after="180" w:before="180" w:line="276" w:lineRule="auto"/>
-      <w:jc w:val="both"/>
+      <w:spacing w:after="180" w:before="180"/>
     </w:pPr>
     <w:qFormat/>
-    <w:rPr>
-      <w:rFonts w:ascii="Times New Roman" w:eastAsia="Times New Roman" w:hAnsi="Times New Roman"/>
-      <w:color w:val="000000"/>
-      <w:sz w:val="24"/>
-    </w:rPr>
   </w:style>
   <w:style w:customStyle="1" w:styleId="FirstParagraph" w:type="paragraph">
     <w:name w:val="First Paragraph"/>
     <w:basedOn w:val="BodyText"/>
     <w:next w:val="BodyText"/>
     <w:qFormat/>
-    <w:pPr>
-      <w:spacing w:line="276" w:lineRule="auto"/>
-      <w:jc w:val="both"/>
-    </w:pPr>
-    <w:rPr>
-      <w:rFonts w:ascii="Times New Roman" w:eastAsia="Times New Roman" w:hAnsi="Times New Roman"/>
-      <w:color w:val="000000"/>
-      <w:sz w:val="24"/>
-    </w:rPr>
   </w:style>
   <w:style w:customStyle="1" w:styleId="Compact" w:type="paragraph">
     <w:name w:val="Compact"/>
     <w:basedOn w:val="BodyText"/>
     <w:qFormat/>
     <w:pPr>
-      <w:spacing w:after="36" w:before="36" w:line="276" w:lineRule="auto"/>
-      <w:jc w:val="both"/>
+      <w:spacing w:after="36" w:before="36"/>
     </w:pPr>
-    <w:rPr>
-      <w:rFonts w:ascii="Times New Roman" w:eastAsia="Times New Roman" w:hAnsi="Times New Roman"/>
-      <w:color w:val="000000"/>
-      <w:sz w:val="24"/>
-    </w:rPr>
   </w:style>
   <w:style w:styleId="Title" w:type="paragraph">
     <w:name w:val="Title"/>
@@ -5941,15 +9300,15 @@
     <w:pPr>
       <w:keepNext/>
       <w:keepLines/>
-      <w:spacing w:after="240" w:before="480" w:line="276" w:lineRule="auto"/>
-      <w:jc w:val="both"/>
+      <w:spacing w:after="240" w:before="480"/>
+      <w:jc w:val="center"/>
     </w:pPr>
     <w:rPr>
-      <w:rFonts w:ascii="Times New Roman" w:asciiTheme="majorHAnsi" w:cstheme="majorBidi" w:eastAsia="Times New Roman" w:eastAsiaTheme="majorEastAsia" w:hAnsi="Times New Roman" w:hAnsiTheme="majorHAnsi"/>
+      <w:rFonts w:asciiTheme="majorHAnsi" w:cstheme="majorBidi" w:eastAsiaTheme="majorEastAsia" w:hAnsiTheme="majorHAnsi"/>
       <w:b/>
       <w:bCs/>
-      <w:color w:val="000000"/>
-      <w:sz w:val="24"/>
+      <w:color w:themeColor="accent1" w:themeShade="B5" w:val="345A8A"/>
+      <w:sz w:val="36"/>
       <w:szCs w:val="36"/>
     </w:rPr>
   </w:style>
@@ -5961,13 +9320,11 @@
     <w:pPr>
       <w:keepNext/>
       <w:keepLines/>
-      <w:spacing w:after="240" w:before="240" w:line="276" w:lineRule="auto"/>
-      <w:jc w:val="both"/>
+      <w:spacing w:after="240" w:before="240"/>
+      <w:jc w:val="center"/>
     </w:pPr>
     <w:rPr>
-      <w:rFonts w:ascii="Times New Roman" w:eastAsia="Times New Roman" w:hAnsi="Times New Roman"/>
-      <w:color w:val="000000"/>
-      <w:sz w:val="24"/>
+      <w:sz w:val="30"/>
       <w:szCs w:val="30"/>
     </w:rPr>
   </w:style>
@@ -5978,14 +9335,8 @@
     <w:pPr>
       <w:keepNext/>
       <w:keepLines/>
-      <w:spacing w:line="276" w:lineRule="auto"/>
-      <w:jc w:val="both"/>
+      <w:jc w:val="center"/>
     </w:pPr>
-    <w:rPr>
-      <w:rFonts w:ascii="Times New Roman" w:eastAsia="Times New Roman" w:hAnsi="Times New Roman"/>
-      <w:color w:val="000000"/>
-      <w:sz w:val="24"/>
-    </w:rPr>
   </w:style>
   <w:style w:styleId="Date" w:type="paragraph">
     <w:name w:val="Date"/>
@@ -5994,14 +9345,8 @@
     <w:pPr>
       <w:keepNext/>
       <w:keepLines/>
-      <w:spacing w:line="276" w:lineRule="auto"/>
-      <w:jc w:val="both"/>
+      <w:jc w:val="center"/>
     </w:pPr>
-    <w:rPr>
-      <w:rFonts w:ascii="Times New Roman" w:eastAsia="Times New Roman" w:hAnsi="Times New Roman"/>
-      <w:color w:val="000000"/>
-      <w:sz w:val="24"/>
-    </w:rPr>
   </w:style>
   <w:style w:customStyle="1" w:styleId="AbstractTitle" w:type="paragraph">
     <w:name w:val="Abstract Title"/>
@@ -6011,15 +9356,15 @@
     <w:pPr>
       <w:keepNext/>
       <w:keepLines/>
-      <w:jc w:val="both"/>
-      <w:spacing w:after="0" w:before="300" w:line="276" w:lineRule="auto"/>
+      <w:jc w:val="center"/>
+      <w:spacing w:after="0" w:before="300"/>
     </w:pPr>
     <w:rPr>
-      <w:color w:val="000000"/>
-      <w:sz w:val="24"/>
+      <w:sz w:val="20"/>
       <w:szCs w:val="20"/>
-      <w:rFonts w:ascii="Times New Roman" w:eastAsia="Times New Roman" w:hAnsi="Times New Roman"/>
       <w:b/>
+      <w:color w:val="345A8A"/>
+      &gt;
     </w:rPr>
   </w:style>
   <w:style w:customStyle="1" w:styleId="Abstract" w:type="paragraph">
@@ -6030,13 +9375,10 @@
     <w:pPr>
       <w:keepNext/>
       <w:keepLines/>
-      <w:spacing w:after="300" w:before="100" w:line="276" w:lineRule="auto"/>
-      <w:jc w:val="both"/>
+      <w:spacing w:after="300" w:before="100"/>
     </w:pPr>
     <w:rPr>
-      <w:rFonts w:ascii="Times New Roman" w:eastAsia="Times New Roman" w:hAnsi="Times New Roman"/>
-      <w:color w:val="000000"/>
-      <w:sz w:val="24"/>
+      <w:sz w:val="20"/>
       <w:szCs w:val="20"/>
     </w:rPr>
   </w:style>
@@ -6045,15 +9387,8 @@
     <w:basedOn w:val="Normal"/>
     <w:next w:val="Bibliography"/>
     <w:qFormat/>
-    <w:pPr>
-      <w:spacing w:line="276" w:lineRule="auto"/>
-      <w:jc w:val="both"/>
-    </w:pPr>
-    <w:rPr>
-      <w:rFonts w:ascii="Times New Roman" w:eastAsia="Times New Roman" w:hAnsi="Times New Roman"/>
-      <w:color w:val="000000"/>
-      <w:sz w:val="24"/>
-    </w:rPr>
+    <w:pPr/>
+    <w:rPr/>
   </w:style>
   <w:style w:styleId="Heading1" w:type="paragraph">
     <w:name w:val="Heading 1"/>
@@ -6064,16 +9399,15 @@
     <w:pPr>
       <w:keepNext/>
       <w:keepLines/>
-      <w:spacing w:after="0" w:before="480" w:line="276" w:lineRule="auto"/>
-      <w:jc w:val="both"/>
+      <w:spacing w:after="0" w:before="480"/>
       <w:outlineLvl w:val="0"/>
     </w:pPr>
     <w:rPr>
-      <w:rFonts w:ascii="Times New Roman" w:asciiTheme="majorHAnsi" w:cstheme="majorBidi" w:eastAsia="Times New Roman" w:eastAsiaTheme="majorEastAsia" w:hAnsi="Times New Roman" w:hAnsiTheme="majorHAnsi"/>
+      <w:rFonts w:asciiTheme="majorHAnsi" w:cstheme="majorBidi" w:eastAsiaTheme="majorEastAsia" w:hAnsiTheme="majorHAnsi"/>
       <w:b/>
       <w:bCs/>
-      <w:color w:val="000000"/>
-      <w:sz w:val="24"/>
+      <w:color w:themeColor="accent1" w:val="4F81BD"/>
+      <w:sz w:val="32"/>
       <w:szCs w:val="32"/>
     </w:rPr>
   </w:style>
@@ -6087,16 +9421,15 @@
     <w:pPr>
       <w:keepNext/>
       <w:keepLines/>
-      <w:spacing w:after="0" w:before="200" w:line="276" w:lineRule="auto"/>
-      <w:jc w:val="both"/>
+      <w:spacing w:after="0" w:before="200"/>
       <w:outlineLvl w:val="1"/>
     </w:pPr>
     <w:rPr>
-      <w:rFonts w:ascii="Times New Roman" w:asciiTheme="majorHAnsi" w:cstheme="majorBidi" w:eastAsia="Times New Roman" w:eastAsiaTheme="majorEastAsia" w:hAnsi="Times New Roman" w:hAnsiTheme="majorHAnsi"/>
+      <w:rFonts w:asciiTheme="majorHAnsi" w:cstheme="majorBidi" w:eastAsiaTheme="majorEastAsia" w:hAnsiTheme="majorHAnsi"/>
       <w:b/>
       <w:bCs/>
-      <w:color w:val="000000"/>
-      <w:sz w:val="24"/>
+      <w:color w:themeColor="accent1" w:val="4F81BD"/>
+      <w:sz w:val="28"/>
       <w:szCs w:val="28"/>
     </w:rPr>
   </w:style>
@@ -6110,15 +9443,14 @@
     <w:pPr>
       <w:keepNext/>
       <w:keepLines/>
-      <w:spacing w:after="0" w:before="200" w:line="276" w:lineRule="auto"/>
-      <w:jc w:val="both"/>
+      <w:spacing w:after="0" w:before="200"/>
       <w:outlineLvl w:val="2"/>
     </w:pPr>
     <w:rPr>
-      <w:rFonts w:ascii="Times New Roman" w:asciiTheme="majorHAnsi" w:cstheme="majorBidi" w:eastAsia="Times New Roman" w:eastAsiaTheme="majorEastAsia" w:hAnsi="Times New Roman" w:hAnsiTheme="majorHAnsi"/>
+      <w:rFonts w:asciiTheme="majorHAnsi" w:cstheme="majorBidi" w:eastAsiaTheme="majorEastAsia" w:hAnsiTheme="majorHAnsi"/>
       <w:b/>
       <w:bCs/>
-      <w:color w:val="000000"/>
+      <w:color w:themeColor="accent1" w:val="4F81BD"/>
       <w:sz w:val="24"/>
       <w:szCs w:val="24"/>
     </w:rPr>
@@ -6133,15 +9465,14 @@
     <w:pPr>
       <w:keepNext/>
       <w:keepLines/>
-      <w:spacing w:after="0" w:before="200" w:line="276" w:lineRule="auto"/>
-      <w:jc w:val="both"/>
+      <w:spacing w:after="0" w:before="200"/>
       <w:outlineLvl w:val="3"/>
     </w:pPr>
     <w:rPr>
-      <w:rFonts w:ascii="Times New Roman" w:asciiTheme="majorHAnsi" w:cstheme="majorBidi" w:eastAsia="Times New Roman" w:eastAsiaTheme="majorEastAsia" w:hAnsi="Times New Roman" w:hAnsiTheme="majorHAnsi"/>
+      <w:rFonts w:asciiTheme="majorHAnsi" w:cstheme="majorBidi" w:eastAsiaTheme="majorEastAsia" w:hAnsiTheme="majorHAnsi"/>
       <w:i/>
       <w:bCs/>
-      <w:color w:val="000000"/>
+      <w:color w:themeColor="accent1" w:val="4F81BD"/>
       <w:sz w:val="24"/>
       <w:szCs w:val="24"/>
     </w:rPr>
@@ -6156,14 +9487,13 @@
     <w:pPr>
       <w:keepNext/>
       <w:keepLines/>
-      <w:spacing w:after="0" w:before="200" w:line="276" w:lineRule="auto"/>
-      <w:jc w:val="both"/>
+      <w:spacing w:after="0" w:before="200"/>
       <w:outlineLvl w:val="4"/>
     </w:pPr>
     <w:rPr>
-      <w:rFonts w:ascii="Times New Roman" w:asciiTheme="majorHAnsi" w:cstheme="majorBidi" w:eastAsia="Times New Roman" w:eastAsiaTheme="majorEastAsia" w:hAnsi="Times New Roman" w:hAnsiTheme="majorHAnsi"/>
+      <w:rFonts w:asciiTheme="majorHAnsi" w:cstheme="majorBidi" w:eastAsiaTheme="majorEastAsia" w:hAnsiTheme="majorHAnsi"/>
       <w:iCs/>
-      <w:color w:val="000000"/>
+      <w:color w:themeColor="accent1" w:val="4F81BD"/>
       <w:sz w:val="24"/>
       <w:szCs w:val="24"/>
     </w:rPr>
@@ -6178,13 +9508,12 @@
     <w:pPr>
       <w:keepNext/>
       <w:keepLines/>
-      <w:spacing w:after="0" w:before="200" w:line="276" w:lineRule="auto"/>
-      <w:jc w:val="both"/>
+      <w:spacing w:after="0" w:before="200"/>
       <w:outlineLvl w:val="5"/>
     </w:pPr>
     <w:rPr>
-      <w:rFonts w:ascii="Times New Roman" w:asciiTheme="majorHAnsi" w:cstheme="majorBidi" w:eastAsia="Times New Roman" w:eastAsiaTheme="majorEastAsia" w:hAnsi="Times New Roman" w:hAnsiTheme="majorHAnsi"/>
-      <w:color w:val="000000"/>
+      <w:rFonts w:asciiTheme="majorHAnsi" w:cstheme="majorBidi" w:eastAsiaTheme="majorEastAsia" w:hAnsiTheme="majorHAnsi"/>
+      <w:color w:themeColor="accent1" w:val="4F81BD"/>
       <w:sz w:val="24"/>
       <w:szCs w:val="24"/>
     </w:rPr>
@@ -6199,13 +9528,12 @@
     <w:pPr>
       <w:keepNext/>
       <w:keepLines/>
-      <w:spacing w:after="0" w:before="200" w:line="276" w:lineRule="auto"/>
-      <w:jc w:val="both"/>
+      <w:spacing w:after="0" w:before="200"/>
       <w:outlineLvl w:val="6"/>
     </w:pPr>
     <w:rPr>
-      <w:rFonts w:ascii="Times New Roman" w:asciiTheme="majorHAnsi" w:cstheme="majorBidi" w:eastAsia="Times New Roman" w:eastAsiaTheme="majorEastAsia" w:hAnsi="Times New Roman" w:hAnsiTheme="majorHAnsi"/>
-      <w:color w:val="000000"/>
+      <w:rFonts w:asciiTheme="majorHAnsi" w:cstheme="majorBidi" w:eastAsiaTheme="majorEastAsia" w:hAnsiTheme="majorHAnsi"/>
+      <w:color w:themeColor="accent1" w:val="4F81BD"/>
       <w:sz w:val="24"/>
       <w:szCs w:val="24"/>
     </w:rPr>
@@ -6220,13 +9548,12 @@
     <w:pPr>
       <w:keepNext/>
       <w:keepLines/>
-      <w:spacing w:after="0" w:before="200" w:line="276" w:lineRule="auto"/>
-      <w:jc w:val="both"/>
+      <w:spacing w:after="0" w:before="200"/>
       <w:outlineLvl w:val="7"/>
     </w:pPr>
     <w:rPr>
-      <w:rFonts w:ascii="Times New Roman" w:asciiTheme="majorHAnsi" w:cstheme="majorBidi" w:eastAsia="Times New Roman" w:eastAsiaTheme="majorEastAsia" w:hAnsi="Times New Roman" w:hAnsiTheme="majorHAnsi"/>
-      <w:color w:val="000000"/>
+      <w:rFonts w:asciiTheme="majorHAnsi" w:cstheme="majorBidi" w:eastAsiaTheme="majorEastAsia" w:hAnsiTheme="majorHAnsi"/>
+      <w:color w:themeColor="accent1" w:val="4F81BD"/>
       <w:sz w:val="24"/>
       <w:szCs w:val="24"/>
     </w:rPr>
@@ -6241,13 +9568,12 @@
     <w:pPr>
       <w:keepNext/>
       <w:keepLines/>
-      <w:spacing w:after="0" w:before="200" w:line="276" w:lineRule="auto"/>
-      <w:jc w:val="both"/>
+      <w:spacing w:after="0" w:before="200"/>
       <w:outlineLvl w:val="8"/>
     </w:pPr>
     <w:rPr>
-      <w:rFonts w:ascii="Times New Roman" w:asciiTheme="majorHAnsi" w:cstheme="majorBidi" w:eastAsia="Times New Roman" w:eastAsiaTheme="majorEastAsia" w:hAnsi="Times New Roman" w:hAnsiTheme="majorHAnsi"/>
-      <w:color w:val="000000"/>
+      <w:rFonts w:asciiTheme="majorHAnsi" w:cstheme="majorBidi" w:eastAsiaTheme="majorEastAsia" w:hAnsiTheme="majorHAnsi"/>
+      <w:color w:themeColor="accent1" w:val="4F81BD"/>
       <w:sz w:val="24"/>
       <w:szCs w:val="24"/>
     </w:rPr>
@@ -6260,15 +9586,9 @@
     <w:unhideWhenUsed/>
     <w:qFormat/>
     <w:pPr>
-      <w:spacing w:after="100" w:before="100" w:line="276" w:lineRule="auto"/>
+      <w:spacing w:after="100" w:before="100"/>
       <w:ind w:firstLine="0" w:left="480" w:right="480"/>
-      <w:jc w:val="both"/>
     </w:pPr>
-    <w:rPr>
-      <w:rFonts w:ascii="Times New Roman" w:eastAsia="Times New Roman" w:hAnsi="Times New Roman"/>
-      <w:color w:val="000000"/>
-      <w:sz w:val="24"/>
-    </w:rPr>
   </w:style>
   <w:style w:styleId="FootnoteText" w:type="paragraph">
     <w:name w:val="Footnote Text"/>
@@ -6277,25 +9597,11 @@
     <w:uiPriority w:val="9"/>
     <w:unhideWhenUsed/>
     <w:qFormat/>
-    <w:pPr>
-      <w:spacing w:line="276" w:lineRule="auto"/>
-      <w:jc w:val="both"/>
-    </w:pPr>
-    <w:rPr>
-      <w:rFonts w:ascii="Times New Roman" w:eastAsia="Times New Roman" w:hAnsi="Times New Roman"/>
-      <w:color w:val="000000"/>
-      <w:sz w:val="24"/>
-    </w:rPr>
   </w:style>
   <w:style w:default="1" w:styleId="DefaultParagraphFont" w:type="character">
     <w:name w:val="Default Paragraph Font"/>
     <w:semiHidden/>
     <w:unhideWhenUsed/>
-    <w:rPr>
-      <w:rFonts w:ascii="Times New Roman" w:eastAsia="Times New Roman" w:hAnsi="Times New Roman"/>
-      <w:color w:val="000000"/>
-      <w:sz w:val="24"/>
-    </w:rPr>
   </w:style>
   <w:style w:default="1" w:styleId="Table" w:type="table">
     <w:name w:val="Table"/>
@@ -6303,15 +9609,6 @@
     <w:semiHidden/>
     <w:unhideWhenUsed/>
     <w:qFormat/>
-    <w:pPr>
-      <w:spacing w:line="276" w:lineRule="auto"/>
-      <w:jc w:val="both"/>
-    </w:pPr>
-    <w:rPr>
-      <w:rFonts w:ascii="Times New Roman" w:eastAsia="Times New Roman" w:hAnsi="Times New Roman"/>
-      <w:color w:val="000000"/>
-      <w:sz w:val="24"/>
-    </w:rPr>
     <w:tblPr>
       <w:tblInd w:type="dxa" w:w="0"/>
       <w:tblCellMar>
@@ -6344,42 +9641,25 @@
     <w:pPr>
       <w:keepNext/>
       <w:keepLines/>
-      <w:spacing w:after="0" w:line="276" w:lineRule="auto"/>
-      <w:jc w:val="both"/>
+      <w:spacing w:after="0"/>
     </w:pPr>
     <w:rPr>
-      <w:rFonts w:ascii="Times New Roman" w:eastAsia="Times New Roman" w:hAnsi="Times New Roman"/>
       <w:b/>
-      <w:color w:val="000000"/>
-      <w:sz w:val="24"/>
     </w:rPr>
   </w:style>
   <w:style w:customStyle="1" w:styleId="Definition" w:type="paragraph">
     <w:name w:val="Definition"/>
     <w:basedOn w:val="Normal"/>
-    <w:pPr>
-      <w:spacing w:line="276" w:lineRule="auto"/>
-      <w:jc w:val="both"/>
-    </w:pPr>
-    <w:rPr>
-      <w:rFonts w:ascii="Times New Roman" w:eastAsia="Times New Roman" w:hAnsi="Times New Roman"/>
-      <w:color w:val="000000"/>
-      <w:sz w:val="24"/>
-    </w:rPr>
   </w:style>
   <w:style w:styleId="Caption" w:type="paragraph">
     <w:name w:val="Caption"/>
     <w:basedOn w:val="Normal"/>
     <w:link w:val="BodyTextChar"/>
     <w:pPr>
-      <w:spacing w:after="120" w:before="0" w:line="276" w:lineRule="auto"/>
-      <w:jc w:val="both"/>
+      <w:spacing w:after="120" w:before="0"/>
     </w:pPr>
     <w:rPr>
-      <w:rFonts w:ascii="Times New Roman" w:eastAsia="Times New Roman" w:hAnsi="Times New Roman"/>
       <w:i/>
-      <w:color w:val="000000"/>
-      <w:sz w:val="24"/>
     </w:rPr>
   </w:style>
   <w:style w:customStyle="1" w:styleId="TableCaption" w:type="paragraph">
@@ -6387,90 +9667,44 @@
     <w:basedOn w:val="Caption"/>
     <w:pPr>
       <w:keepNext/>
-      <w:spacing w:line="276" w:lineRule="auto"/>
-      <w:jc w:val="both"/>
     </w:pPr>
-    <w:rPr>
-      <w:rFonts w:ascii="Times New Roman" w:eastAsia="Times New Roman" w:hAnsi="Times New Roman"/>
-      <w:color w:val="000000"/>
-      <w:sz w:val="24"/>
-    </w:rPr>
   </w:style>
   <w:style w:customStyle="1" w:styleId="ImageCaption" w:type="paragraph">
     <w:name w:val="Image Caption"/>
     <w:basedOn w:val="Caption"/>
-    <w:pPr>
-      <w:spacing w:line="276" w:lineRule="auto"/>
-      <w:jc w:val="both"/>
-    </w:pPr>
-    <w:rPr>
-      <w:rFonts w:ascii="Times New Roman" w:eastAsia="Times New Roman" w:hAnsi="Times New Roman"/>
-      <w:color w:val="000000"/>
-      <w:sz w:val="24"/>
-    </w:rPr>
   </w:style>
   <w:style w:customStyle="1" w:styleId="Figure" w:type="paragraph">
     <w:name w:val="Figure"/>
     <w:basedOn w:val="Normal"/>
-    <w:pPr>
-      <w:spacing w:line="276" w:lineRule="auto"/>
-      <w:jc w:val="both"/>
-    </w:pPr>
-    <w:rPr>
-      <w:rFonts w:ascii="Times New Roman" w:eastAsia="Times New Roman" w:hAnsi="Times New Roman"/>
-      <w:color w:val="000000"/>
-      <w:sz w:val="24"/>
-    </w:rPr>
   </w:style>
   <w:style w:customStyle="1" w:styleId="CaptionedFigure" w:type="paragraph">
     <w:name w:val="Captioned Figure"/>
     <w:basedOn w:val="Figure"/>
     <w:pPr>
       <w:keepNext/>
-      <w:spacing w:line="276" w:lineRule="auto"/>
-      <w:jc w:val="both"/>
     </w:pPr>
-    <w:rPr>
-      <w:rFonts w:ascii="Times New Roman" w:eastAsia="Times New Roman" w:hAnsi="Times New Roman"/>
-      <w:color w:val="000000"/>
-      <w:sz w:val="24"/>
-    </w:rPr>
   </w:style>
   <w:style w:customStyle="1" w:styleId="BodyTextChar" w:type="character">
     <w:name w:val="Body Text Char"/>
     <w:basedOn w:val="DefaultParagraphFont"/>
     <w:link w:val="BodyText"/>
-    <w:rPr>
-      <w:rFonts w:ascii="Times New Roman" w:eastAsia="Times New Roman" w:hAnsi="Times New Roman"/>
-      <w:color w:val="000000"/>
-      <w:sz w:val="24"/>
-    </w:rPr>
   </w:style>
   <w:style w:customStyle="1" w:styleId="VerbatimChar" w:type="character">
     <w:name w:val="Verbatim Char"/>
     <w:basedOn w:val="BodyTextChar"/>
     <w:rPr>
-      <w:rFonts w:ascii="Times New Roman" w:eastAsia="Times New Roman" w:hAnsi="Times New Roman"/>
-      <w:color w:val="000000"/>
-      <w:sz w:val="24"/>
+      <w:rFonts w:ascii="Consolas" w:hAnsi="Consolas"/>
+      <w:sz w:val="22"/>
     </w:rPr>
   </w:style>
   <w:style w:customStyle="1" w:styleId="SectionNumber" w:type="character">
     <w:name w:val="Section Number"/>
     <w:basedOn w:val="BodyTextChar"/>
-    <w:rPr>
-      <w:rFonts w:ascii="Times New Roman" w:eastAsia="Times New Roman" w:hAnsi="Times New Roman"/>
-      <w:color w:val="000000"/>
-      <w:sz w:val="24"/>
-    </w:rPr>
   </w:style>
   <w:style w:styleId="FootnoteReference" w:type="character">
     <w:name w:val="Footnote Reference"/>
     <w:basedOn w:val="BodyTextChar"/>
     <w:rPr>
-      <w:rFonts w:ascii="Times New Roman" w:eastAsia="Times New Roman" w:hAnsi="Times New Roman"/>
-      <w:color w:val="000000"/>
-      <w:sz w:val="24"/>
       <w:vertAlign w:val="superscript"/>
     </w:rPr>
   </w:style>
@@ -6478,9 +9712,7 @@
     <w:name w:val="Hyperlink"/>
     <w:basedOn w:val="BodyTextChar"/>
     <w:rPr>
-      <w:rFonts w:ascii="Times New Roman" w:eastAsia="Times New Roman" w:hAnsi="Times New Roman"/>
-      <w:color w:val="000000"/>
-      <w:sz w:val="24"/>
+      <w:color w:themeColor="accent1" w:val="4F81BD"/>
     </w:rPr>
   </w:style>
   <w:style w:styleId="TOCHeading" w:type="paragraph">
@@ -6491,16 +9723,14 @@
     <w:unhideWhenUsed/>
     <w:qFormat/>
     <w:pPr>
-      <w:spacing w:before="240" w:line="276" w:lineRule="auto"/>
-      <w:jc w:val="both"/>
+      <w:spacing w:before="240" w:line="259" w:lineRule="auto"/>
       <w:outlineLvl w:val="9"/>
     </w:pPr>
     <w:rPr>
-      <w:rFonts w:ascii="Times New Roman" w:asciiTheme="majorHAnsi" w:cstheme="majorBidi" w:eastAsia="Times New Roman" w:eastAsiaTheme="majorEastAsia" w:hAnsi="Times New Roman" w:hAnsiTheme="majorHAnsi"/>
+      <w:rFonts w:asciiTheme="majorHAnsi" w:cstheme="majorBidi" w:eastAsiaTheme="majorEastAsia" w:hAnsiTheme="majorHAnsi"/>
       <w:b w:val="0"/>
       <w:bCs w:val="0"/>
-      <w:color w:val="000000"/>
-      <w:sz w:val="24"/>
+      <w:color w:themeColor="accent1" w:themeShade="BF" w:val="365F91"/>
     </w:rPr>
   </w:style>
   <w:style w:type="paragraph" w:customStyle="1" w:styleId="SourceCode">

--- a/p8/submission/world_development_package/01_manuscript_blinded.docx
+++ b/p8/submission/world_development_package/01_manuscript_blinded.docx
@@ -59,7 +59,7 @@
         <w:t xml:space="preserve">Forced Internationalization Penalty (FIP)</w:t>
       </w:r>
       <w:r>
-        <w:t xml:space="preserve">. Unlike the downward phase-1 slope in three-stage internationalization theory, FIP is not a transient learning cost with an eventual turning point; it is a persistent structural condition arising from the compulsion to export despite systemic disadvantages. Using World Bank Enterprise Survey data from 959 firms across seven Pacific SIDS economies (2009–2025), we find that internationalization intensity is robustly and negatively associated with labor productivity (β = −1.339, p &lt; .001 in the country-and-year fixed-effects specification; β = −3.351, p &lt; .001 without country fixed effects), with no significant quadratic curvature. Neither technological capability nor digital adoption moderates the negative export–performance slope in the SIDS environment, although technological capability does raise the overall productivity level, consistent with the FIP mechanism: when structural prerequisites are absent, firm-level capabilities cannot redirect the I-P relationship toward positive territory. The findings reframe the inverted-U paradigm as conditional rather than universal, identify boundary conditions for institutional moderation theory, and carry direct implications for the Antigua and Barbuda Agenda for SIDS.</w:t>
+        <w:t xml:space="preserve">. Unlike the downward phase-1 slope in three-stage internationalization theory, FIP is not a transient learning cost with an eventual turning point; it is a persistent structural condition arising from the compulsion to export despite systemic disadvantages. Using World Bank Enterprise Survey data from 959 firms across seven Pacific SIDS economies (2009–2025), we find that internationalization intensity is robustly and negatively associated with labor productivity (β = −1.339, p &lt; .001 in the country-and-year fixed-effects specification; β = −3.351, p &lt; .001 without country fixed effects; estimation N = 209 complete cases, from the full analysis sample of N = 959), with no significant quadratic curvature. Neither technological capability nor digital adoption moderates the negative export–performance slope in the SIDS environment, although technological capability does raise the overall productivity level, consistent with the FIP mechanism: when structural prerequisites are absent, firm-level capabilities cannot redirect the I-P relationship toward positive territory. The findings reframe the inverted-U paradigm as conditional rather than universal, identify boundary conditions for institutional moderation theory, and carry direct implications for the Antigua and Barbuda Agenda for SIDS.</w:t>
       </w:r>
     </w:p>
     <w:bookmarkEnd w:id="20"/>
@@ -146,7 +146,7 @@
         <w:pStyle w:val="BodyText"/>
       </w:pPr>
       <w:r>
-        <w:t xml:space="preserve">SIDS represent a theoretically extreme yet empirically underserved context for I-P research. These economies are characterized by microscopic domestic markets (Tonga: 104, 000 inhabitants; Kiribati: 121, 000), extreme geographic isolation amplifying trade costs by 30–210% (Winters &amp; Martins, 2004), and comprehensive institutional voids that limit firms' ability to appropriate returns from international activities (Briguglio, 1995; Khanna &amp; Palepu, 2010). Recent systematic tracking across 121, 249 development data points confirms these conditions have deepened rather than abated: progress in 2020–2025 is the slowest on record across 15 of 26 tracked benchmarks, with SIDS and Sub-Saharan Africa disproportionately affected (Pirlea et al., 2026). Independent multi-indicator analysis of six development dimensions poverty, life expectancy, schooling, gender equality, climate, and electricity, finds the world developing at its slowest pace in 75 years, with 54 economies more than a century from reaching developed-country standards at current trajectories, and SIDS disproportionately represented in this cohort (Mahler, Serajuddin, Wadhwa, &amp; Yonzan, 2026). Critically, firms in SIDS do not</w:t>
+        <w:t xml:space="preserve">SIDS represent a theoretically extreme yet empirically underserved context for I-P research. These economies are characterized by microscopic domestic markets (Tonga: 104,000 inhabitants; Kiribati: 121,000), extreme geographic isolation amplifying trade costs by 30–210% (Winters &amp; Martins, 2004), and comprehensive institutional voids that limit firms' ability to appropriate returns from international activities (Briguglio, 1995; Khanna &amp; Palepu, 2010). Recent systematic tracking across 121,249 development data points confirms these conditions have deepened rather than abated: progress in 2020–2025 is the slowest on record across 15 of 26 tracked benchmarks, with SIDS and Sub-Saharan Africa disproportionately affected (Pirlea et al., 2026). Independent multi-indicator analysis of six development dimensions poverty, life expectancy, schooling, gender equality, climate, and electricity, finds the world developing at its slowest pace in 75 years, with 54 economies more than a century from reaching developed-country standards at current trajectories, and SIDS disproportionately represented in this cohort (Mahler, Serajuddin, Wadhwa, &amp; Yonzan, 2026). Critically, firms in SIDS do not</w:t>
       </w:r>
       <w:r>
         <w:t xml:space="preserve"> </w:t>
@@ -437,7 +437,7 @@
         <w:pStyle w:val="FirstParagraph"/>
       </w:pPr>
       <w:r>
-        <w:t xml:space="preserve">Pacific SIDS economies exhibit all three violated prerequisites in extreme form. With populations ranging from 94, 000 (Micronesia) to 10 million (Papua New Guinea, the largest in our sample), domestic markets cannot sustain manufacturing or service firms at minimum efficient scale. Read (2004) demonstrated that the smallest island economies have effectively no choice architecture for export abstention, firms either export or exit. We term this pattern</w:t>
+        <w:t xml:space="preserve">Pacific SIDS economies exhibit all three violated prerequisites in extreme form. With populations ranging from 94,000 (Micronesia) to 10 million (Papua New Guinea, the largest in our sample), domestic markets cannot sustain manufacturing or service firms at minimum efficient scale. Read (2004) demonstrated that the smallest island economies have effectively no choice architecture for export abstention, firms either export or exit. We term this pattern</w:t>
       </w:r>
       <w:r>
         <w:t xml:space="preserve"> </w:t>
@@ -575,7 +575,7 @@
         <w:pStyle w:val="FirstParagraph"/>
       </w:pPr>
       <w:r>
-        <w:t xml:space="preserve">We use pooled data from the World Bank Enterprise Survey (WBES), drawing waves conducted in Pacific SIDS economies between 2009 and 2025. WBES employs stratified random sampling with probability-proportional-to-size design across firm-size strata (5–19, 20–99, 100+ employees) and sectors (manufacturing, services, retail). We include all firm-year observations from economies meeting the SIDS classification: Fiji, Kiribati, Papua New Guinea, Samoa, Solomon Islands, Tonga, and Vanuatu (seven economies). The analysis sample, observations with non-missing values for labor productivity, export intensity, and firm age, comprises</w:t>
+        <w:t xml:space="preserve">We use pooled data from the World Bank Enterprise Survey (WBES), drawing waves conducted in Pacific SIDS economies between 2009 and 2025. WBES employs stratified random sampling with probability-proportional-to-size design across firm-size strata (5–19, 20–99,100+ employees) and sectors (manufacturing, services, retail). We include all firm-year observations from economies meeting the SIDS classification: Fiji, Kiribati, Papua New Guinea, Samoa, Solomon Islands, Tonga, and Vanuatu (seven economies). The analysis sample, observations with non-missing values for labor productivity, export intensity, and firm age, comprises</w:t>
       </w:r>
       <w:r>
         <w:t xml:space="preserve"> </w:t>
@@ -1617,6 +1617,12 @@
         </w:rPr>
         <w:t xml:space="preserve">&lt;.001</w:t>
       </w:r>
+      <w:r>
+        <w:t xml:space="preserve"> </w:t>
+      </w:r>
+      <w:r>
+        <w:t xml:space="preserve">(estimation N = 209 complete cases; full analysis sample N = 959)</w:t>
+      </w:r>
     </w:p>
     <w:p>
       <w:pPr>
@@ -2170,7 +2176,7 @@
         <w:pStyle w:val="BodyText"/>
       </w:pPr>
       <w:r>
-        <w:t xml:space="preserve">β(TCI_z) = +0.299, SE = 0.099, p = .003 (n.s.) β(DAI_z) = +0.094, SE =</w:t>
+        <w:t xml:space="preserve">β(TCI_z) = +0.299, SE = 0.099, p = .003 β(DAI_z) = +0.094, SE =</w:t>
       </w:r>
       <w:r>
         <w:t xml:space="preserve"> </w:t>
@@ -2184,7 +2190,7 @@
         <w:pStyle w:val="BodyText"/>
       </w:pPr>
       <w:r>
-        <w:t xml:space="preserve">The FIP coefficient (FSTS_c) remains negative and marginally significant in M3 (β = −2.979, p = .056), likely reflecting the substantially reduced sample (N = 205 for M3, versus N = 959 for M1, due to missing capability variables). The direction of the FSTS_c coefficient remains negative and numerically larger in M3, consistent with FIP; the significance loss is attributable to power reduction from the subsample restriction.</w:t>
+        <w:t xml:space="preserve">The FIP coefficient (FSTS_c) remains negative and marginally significant in M3 (β = −2.979, p = .056), likely reflecting the substantially reduced sample (N = 205 for M3, versus N = 209 for M1, both reflecting attrition from the 959-firm analysis sample due to missing control and capability variables). The direction of the FSTS_c coefficient remains negative and numerically larger in M3, consistent with FIP; the significance loss is attributable to power reduction from the subsample restriction.</w:t>
       </w:r>
     </w:p>
     <w:p>
@@ -3102,6 +3108,30 @@
       </w:r>
       <w:r>
         <w:t xml:space="preserve">(4), 598–609.</w:t>
+      </w:r>
+    </w:p>
+    <w:p>
+      <w:pPr>
+        <w:pStyle w:val="BodyText"/>
+      </w:pPr>
+      <w:r>
+        <w:t xml:space="preserve">Mahler, D. G., Serajuddin, U., Wadhwa, D., &amp; Yonzan, N. (2026, April).</w:t>
+      </w:r>
+      <w:r>
+        <w:t xml:space="preserve"> </w:t>
+      </w:r>
+      <w:r>
+        <w:rPr>
+          <w:iCs/>
+          <w:i/>
+        </w:rPr>
+        <w:t xml:space="preserve">The world is developing at its slowest pace in 75 years</w:t>
+      </w:r>
+      <w:r>
+        <w:t xml:space="preserve"> </w:t>
+      </w:r>
+      <w:r>
+        <w:t xml:space="preserve">(Policy Research Working Paper No. 11350). World Bank Group.</w:t>
       </w:r>
     </w:p>
     <w:p>
@@ -4135,34 +4165,20 @@
           <w:iCs/>
           <w:i/>
         </w:rPr>
-        <w:t xml:space="preserve">Note: Country-level breakdowns are available in the replication archive</w:t>
+        <w:t xml:space="preserve">Note: Per-country breakdowns (N, exporter count, exporter %, mean FSTS, wave coverage) are not yet populated. The current replication outputs (</w:t>
+      </w:r>
+      <w:r>
+        <w:rPr>
+          <w:rStyle w:val="VerbatimChar"/>
+        </w:rPr>
+        <w:t xml:space="preserve">p8/replication/reanalysis_7pacific/p8_R_summary.csv</w:t>
       </w:r>
       <w:r>
         <w:rPr>
           <w:iCs/>
           <w:i/>
         </w:rPr>
-        <w:t xml:space="preserve"> </w:t>
-      </w:r>
-      <w:r>
-        <w:rPr>
-          <w:iCs/>
-          <w:i/>
-        </w:rPr>
-        <w:t xml:space="preserve">(</w:t>
-      </w:r>
-      <w:r>
-        <w:rPr>
-          <w:rStyle w:val="VerbatimChar"/>
-        </w:rPr>
-        <w:t xml:space="preserve">p8/replication/</w:t>
-      </w:r>
-      <w:r>
-        <w:rPr>
-          <w:iCs/>
-          <w:i/>
-        </w:rPr>
-        <w:t xml:space="preserve">). Total N reflects analysis sample (non-missing ln_LP and FSTS). Wave coverage varies by country.</w:t>
+        <w:t xml:space="preserve">) report only pooled totals (N = 959; exporters = 132; 13.8%; mean FSTS = 0.048); a per-country descriptives file has not been generated. [AUTHOR ACTION REQUIRED: generate country-level summary statistics from the analysis sample and fill the seven rows below before submission.] Total N reflects analysis sample (non-missing ln_LP and FSTS). Wave coverage varies by country.</w:t>
       </w:r>
     </w:p>
     <w:bookmarkEnd w:id="50"/>

--- a/p8/submission/world_development_package/01_manuscript_blinded.docx
+++ b/p8/submission/world_development_package/01_manuscript_blinded.docx
@@ -2559,7 +2559,7 @@
         <w:t xml:space="preserve">cross-sectional pooled structure</w:t>
       </w:r>
       <w:r>
-        <w:t xml:space="preserve">: while we pool across multiple country-year waves (2009–2025), few SIDS economies have more than one WBES wave (see Table 1), limiting panel identification of causal effects. The FIP estimate is primarily identified from cross-sectional variation in FSTS within country-year cells. Future work using panel data, where available for Fiji and Papua New Guinea, which have two waves, could strengthen causal identification.</w:t>
+        <w:t xml:space="preserve">: while we pool across multiple country-year waves (2009–2025), few SIDS economies have more than one WBES wave (see Table 1), limiting panel identification of causal effects. The FIP estimate is primarily identified from cross-sectional variation in FSTS within country-year cells. Future work using panel data, where available for Fiji, Papua New Guinea, and Vanuatu, which have two waves, could strengthen causal identification.</w:t>
       </w:r>
     </w:p>
     <w:p>
@@ -3564,55 +3564,55 @@
               <w:jc w:val="left"/>
             </w:pPr>
             <w:r>
-              <w:t xml:space="preserve">,</w:t>
-            </w:r>
-          </w:p>
-        </w:tc>
-        <w:tc>
-          <w:tcPr/>
-          <w:p>
-            <w:pPr>
-              <w:pStyle w:val="Compact"/>
-              <w:jc w:val="left"/>
-            </w:pPr>
-            <w:r>
-              <w:t xml:space="preserve">,</w:t>
-            </w:r>
-          </w:p>
-        </w:tc>
-        <w:tc>
-          <w:tcPr/>
-          <w:p>
-            <w:pPr>
-              <w:pStyle w:val="Compact"/>
-              <w:jc w:val="left"/>
-            </w:pPr>
-            <w:r>
-              <w:t xml:space="preserve">,</w:t>
-            </w:r>
-          </w:p>
-        </w:tc>
-        <w:tc>
-          <w:tcPr/>
-          <w:p>
-            <w:pPr>
-              <w:pStyle w:val="Compact"/>
-              <w:jc w:val="left"/>
-            </w:pPr>
-            <w:r>
-              <w:t xml:space="preserve">,</w:t>
-            </w:r>
-          </w:p>
-        </w:tc>
-        <w:tc>
-          <w:tcPr/>
-          <w:p>
-            <w:pPr>
-              <w:pStyle w:val="Compact"/>
-              <w:jc w:val="left"/>
-            </w:pPr>
-            <w:r>
-              <w:t xml:space="preserve">,</w:t>
+              <w:t xml:space="preserve">165</w:t>
+            </w:r>
+          </w:p>
+        </w:tc>
+        <w:tc>
+          <w:tcPr/>
+          <w:p>
+            <w:pPr>
+              <w:pStyle w:val="Compact"/>
+              <w:jc w:val="left"/>
+            </w:pPr>
+            <w:r>
+              <w:t xml:space="preserve">46</w:t>
+            </w:r>
+          </w:p>
+        </w:tc>
+        <w:tc>
+          <w:tcPr/>
+          <w:p>
+            <w:pPr>
+              <w:pStyle w:val="Compact"/>
+              <w:jc w:val="left"/>
+            </w:pPr>
+            <w:r>
+              <w:t xml:space="preserve">27.9%</w:t>
+            </w:r>
+          </w:p>
+        </w:tc>
+        <w:tc>
+          <w:tcPr/>
+          <w:p>
+            <w:pPr>
+              <w:pStyle w:val="Compact"/>
+              <w:jc w:val="left"/>
+            </w:pPr>
+            <w:r>
+              <w:t xml:space="preserve">0.109</w:t>
+            </w:r>
+          </w:p>
+        </w:tc>
+        <w:tc>
+          <w:tcPr/>
+          <w:p>
+            <w:pPr>
+              <w:pStyle w:val="Compact"/>
+              <w:jc w:val="left"/>
+            </w:pPr>
+            <w:r>
+              <w:t xml:space="preserve">2009, 2025</w:t>
             </w:r>
           </w:p>
         </w:tc>
@@ -3638,55 +3638,55 @@
               <w:jc w:val="left"/>
             </w:pPr>
             <w:r>
-              <w:t xml:space="preserve">,</w:t>
-            </w:r>
-          </w:p>
-        </w:tc>
-        <w:tc>
-          <w:tcPr/>
-          <w:p>
-            <w:pPr>
-              <w:pStyle w:val="Compact"/>
-              <w:jc w:val="left"/>
-            </w:pPr>
-            <w:r>
-              <w:t xml:space="preserve">,</w:t>
-            </w:r>
-          </w:p>
-        </w:tc>
-        <w:tc>
-          <w:tcPr/>
-          <w:p>
-            <w:pPr>
-              <w:pStyle w:val="Compact"/>
-              <w:jc w:val="left"/>
-            </w:pPr>
-            <w:r>
-              <w:t xml:space="preserve">,</w:t>
-            </w:r>
-          </w:p>
-        </w:tc>
-        <w:tc>
-          <w:tcPr/>
-          <w:p>
-            <w:pPr>
-              <w:pStyle w:val="Compact"/>
-              <w:jc w:val="left"/>
-            </w:pPr>
-            <w:r>
-              <w:t xml:space="preserve">,</w:t>
-            </w:r>
-          </w:p>
-        </w:tc>
-        <w:tc>
-          <w:tcPr/>
-          <w:p>
-            <w:pPr>
-              <w:pStyle w:val="Compact"/>
-              <w:jc w:val="left"/>
-            </w:pPr>
-            <w:r>
-              <w:t xml:space="preserve">,</w:t>
+              <w:t xml:space="preserve">114</w:t>
+            </w:r>
+          </w:p>
+        </w:tc>
+        <w:tc>
+          <w:tcPr/>
+          <w:p>
+            <w:pPr>
+              <w:pStyle w:val="Compact"/>
+              <w:jc w:val="left"/>
+            </w:pPr>
+            <w:r>
+              <w:t xml:space="preserve">3</w:t>
+            </w:r>
+          </w:p>
+        </w:tc>
+        <w:tc>
+          <w:tcPr/>
+          <w:p>
+            <w:pPr>
+              <w:pStyle w:val="Compact"/>
+              <w:jc w:val="left"/>
+            </w:pPr>
+            <w:r>
+              <w:t xml:space="preserve">2.6%</w:t>
+            </w:r>
+          </w:p>
+        </w:tc>
+        <w:tc>
+          <w:tcPr/>
+          <w:p>
+            <w:pPr>
+              <w:pStyle w:val="Compact"/>
+              <w:jc w:val="left"/>
+            </w:pPr>
+            <w:r>
+              <w:t xml:space="preserve">0.011</w:t>
+            </w:r>
+          </w:p>
+        </w:tc>
+        <w:tc>
+          <w:tcPr/>
+          <w:p>
+            <w:pPr>
+              <w:pStyle w:val="Compact"/>
+              <w:jc w:val="left"/>
+            </w:pPr>
+            <w:r>
+              <w:t xml:space="preserve">2025</w:t>
             </w:r>
           </w:p>
         </w:tc>
@@ -3712,55 +3712,55 @@
               <w:jc w:val="left"/>
             </w:pPr>
             <w:r>
-              <w:t xml:space="preserve">,</w:t>
-            </w:r>
-          </w:p>
-        </w:tc>
-        <w:tc>
-          <w:tcPr/>
-          <w:p>
-            <w:pPr>
-              <w:pStyle w:val="Compact"/>
-              <w:jc w:val="left"/>
-            </w:pPr>
-            <w:r>
-              <w:t xml:space="preserve">,</w:t>
-            </w:r>
-          </w:p>
-        </w:tc>
-        <w:tc>
-          <w:tcPr/>
-          <w:p>
-            <w:pPr>
-              <w:pStyle w:val="Compact"/>
-              <w:jc w:val="left"/>
-            </w:pPr>
-            <w:r>
-              <w:t xml:space="preserve">,</w:t>
-            </w:r>
-          </w:p>
-        </w:tc>
-        <w:tc>
-          <w:tcPr/>
-          <w:p>
-            <w:pPr>
-              <w:pStyle w:val="Compact"/>
-              <w:jc w:val="left"/>
-            </w:pPr>
-            <w:r>
-              <w:t xml:space="preserve">,</w:t>
-            </w:r>
-          </w:p>
-        </w:tc>
-        <w:tc>
-          <w:tcPr/>
-          <w:p>
-            <w:pPr>
-              <w:pStyle w:val="Compact"/>
-              <w:jc w:val="left"/>
-            </w:pPr>
-            <w:r>
-              <w:t xml:space="preserve">,</w:t>
+              <w:t xml:space="preserve">141</w:t>
+            </w:r>
+          </w:p>
+        </w:tc>
+        <w:tc>
+          <w:tcPr/>
+          <w:p>
+            <w:pPr>
+              <w:pStyle w:val="Compact"/>
+              <w:jc w:val="left"/>
+            </w:pPr>
+            <w:r>
+              <w:t xml:space="preserve">20</w:t>
+            </w:r>
+          </w:p>
+        </w:tc>
+        <w:tc>
+          <w:tcPr/>
+          <w:p>
+            <w:pPr>
+              <w:pStyle w:val="Compact"/>
+              <w:jc w:val="left"/>
+            </w:pPr>
+            <w:r>
+              <w:t xml:space="preserve">14.2%</w:t>
+            </w:r>
+          </w:p>
+        </w:tc>
+        <w:tc>
+          <w:tcPr/>
+          <w:p>
+            <w:pPr>
+              <w:pStyle w:val="Compact"/>
+              <w:jc w:val="left"/>
+            </w:pPr>
+            <w:r>
+              <w:t xml:space="preserve">0.028</w:t>
+            </w:r>
+          </w:p>
+        </w:tc>
+        <w:tc>
+          <w:tcPr/>
+          <w:p>
+            <w:pPr>
+              <w:pStyle w:val="Compact"/>
+              <w:jc w:val="left"/>
+            </w:pPr>
+            <w:r>
+              <w:t xml:space="preserve">2015, 2024</w:t>
             </w:r>
           </w:p>
         </w:tc>
@@ -3786,55 +3786,55 @@
               <w:jc w:val="left"/>
             </w:pPr>
             <w:r>
-              <w:t xml:space="preserve">,</w:t>
-            </w:r>
-          </w:p>
-        </w:tc>
-        <w:tc>
-          <w:tcPr/>
-          <w:p>
-            <w:pPr>
-              <w:pStyle w:val="Compact"/>
-              <w:jc w:val="left"/>
-            </w:pPr>
-            <w:r>
-              <w:t xml:space="preserve">,</w:t>
-            </w:r>
-          </w:p>
-        </w:tc>
-        <w:tc>
-          <w:tcPr/>
-          <w:p>
-            <w:pPr>
-              <w:pStyle w:val="Compact"/>
-              <w:jc w:val="left"/>
-            </w:pPr>
-            <w:r>
-              <w:t xml:space="preserve">,</w:t>
-            </w:r>
-          </w:p>
-        </w:tc>
-        <w:tc>
-          <w:tcPr/>
-          <w:p>
-            <w:pPr>
-              <w:pStyle w:val="Compact"/>
-              <w:jc w:val="left"/>
-            </w:pPr>
-            <w:r>
-              <w:t xml:space="preserve">,</w:t>
-            </w:r>
-          </w:p>
-        </w:tc>
-        <w:tc>
-          <w:tcPr/>
-          <w:p>
-            <w:pPr>
-              <w:pStyle w:val="Compact"/>
-              <w:jc w:val="left"/>
-            </w:pPr>
-            <w:r>
-              <w:t xml:space="preserve">,</w:t>
+              <w:t xml:space="preserve">131</w:t>
+            </w:r>
+          </w:p>
+        </w:tc>
+        <w:tc>
+          <w:tcPr/>
+          <w:p>
+            <w:pPr>
+              <w:pStyle w:val="Compact"/>
+              <w:jc w:val="left"/>
+            </w:pPr>
+            <w:r>
+              <w:t xml:space="preserve">24</w:t>
+            </w:r>
+          </w:p>
+        </w:tc>
+        <w:tc>
+          <w:tcPr/>
+          <w:p>
+            <w:pPr>
+              <w:pStyle w:val="Compact"/>
+              <w:jc w:val="left"/>
+            </w:pPr>
+            <w:r>
+              <w:t xml:space="preserve">18.3%</w:t>
+            </w:r>
+          </w:p>
+        </w:tc>
+        <w:tc>
+          <w:tcPr/>
+          <w:p>
+            <w:pPr>
+              <w:pStyle w:val="Compact"/>
+              <w:jc w:val="left"/>
+            </w:pPr>
+            <w:r>
+              <w:t xml:space="preserve">0.051</w:t>
+            </w:r>
+          </w:p>
+        </w:tc>
+        <w:tc>
+          <w:tcPr/>
+          <w:p>
+            <w:pPr>
+              <w:pStyle w:val="Compact"/>
+              <w:jc w:val="left"/>
+            </w:pPr>
+            <w:r>
+              <w:t xml:space="preserve">2023</w:t>
             </w:r>
           </w:p>
         </w:tc>
@@ -3860,55 +3860,55 @@
               <w:jc w:val="left"/>
             </w:pPr>
             <w:r>
-              <w:t xml:space="preserve">,</w:t>
-            </w:r>
-          </w:p>
-        </w:tc>
-        <w:tc>
-          <w:tcPr/>
-          <w:p>
-            <w:pPr>
-              <w:pStyle w:val="Compact"/>
-              <w:jc w:val="left"/>
-            </w:pPr>
-            <w:r>
-              <w:t xml:space="preserve">,</w:t>
-            </w:r>
-          </w:p>
-        </w:tc>
-        <w:tc>
-          <w:tcPr/>
-          <w:p>
-            <w:pPr>
-              <w:pStyle w:val="Compact"/>
-              <w:jc w:val="left"/>
-            </w:pPr>
-            <w:r>
-              <w:t xml:space="preserve">,</w:t>
-            </w:r>
-          </w:p>
-        </w:tc>
-        <w:tc>
-          <w:tcPr/>
-          <w:p>
-            <w:pPr>
-              <w:pStyle w:val="Compact"/>
-              <w:jc w:val="left"/>
-            </w:pPr>
-            <w:r>
-              <w:t xml:space="preserve">,</w:t>
-            </w:r>
-          </w:p>
-        </w:tc>
-        <w:tc>
-          <w:tcPr/>
-          <w:p>
-            <w:pPr>
-              <w:pStyle w:val="Compact"/>
-              <w:jc w:val="left"/>
-            </w:pPr>
-            <w:r>
-              <w:t xml:space="preserve">,</w:t>
+              <w:t xml:space="preserve">107</w:t>
+            </w:r>
+          </w:p>
+        </w:tc>
+        <w:tc>
+          <w:tcPr/>
+          <w:p>
+            <w:pPr>
+              <w:pStyle w:val="Compact"/>
+              <w:jc w:val="left"/>
+            </w:pPr>
+            <w:r>
+              <w:t xml:space="preserve">10</w:t>
+            </w:r>
+          </w:p>
+        </w:tc>
+        <w:tc>
+          <w:tcPr/>
+          <w:p>
+            <w:pPr>
+              <w:pStyle w:val="Compact"/>
+              <w:jc w:val="left"/>
+            </w:pPr>
+            <w:r>
+              <w:t xml:space="preserve">9.3%</w:t>
+            </w:r>
+          </w:p>
+        </w:tc>
+        <w:tc>
+          <w:tcPr/>
+          <w:p>
+            <w:pPr>
+              <w:pStyle w:val="Compact"/>
+              <w:jc w:val="left"/>
+            </w:pPr>
+            <w:r>
+              <w:t xml:space="preserve">0.040</w:t>
+            </w:r>
+          </w:p>
+        </w:tc>
+        <w:tc>
+          <w:tcPr/>
+          <w:p>
+            <w:pPr>
+              <w:pStyle w:val="Compact"/>
+              <w:jc w:val="left"/>
+            </w:pPr>
+            <w:r>
+              <w:t xml:space="preserve">2025</w:t>
             </w:r>
           </w:p>
         </w:tc>
@@ -3934,55 +3934,55 @@
               <w:jc w:val="left"/>
             </w:pPr>
             <w:r>
-              <w:t xml:space="preserve">,</w:t>
-            </w:r>
-          </w:p>
-        </w:tc>
-        <w:tc>
-          <w:tcPr/>
-          <w:p>
-            <w:pPr>
-              <w:pStyle w:val="Compact"/>
-              <w:jc w:val="left"/>
-            </w:pPr>
-            <w:r>
-              <w:t xml:space="preserve">,</w:t>
-            </w:r>
-          </w:p>
-        </w:tc>
-        <w:tc>
-          <w:tcPr/>
-          <w:p>
-            <w:pPr>
-              <w:pStyle w:val="Compact"/>
-              <w:jc w:val="left"/>
-            </w:pPr>
-            <w:r>
-              <w:t xml:space="preserve">,</w:t>
-            </w:r>
-          </w:p>
-        </w:tc>
-        <w:tc>
-          <w:tcPr/>
-          <w:p>
-            <w:pPr>
-              <w:pStyle w:val="Compact"/>
-              <w:jc w:val="left"/>
-            </w:pPr>
-            <w:r>
-              <w:t xml:space="preserve">,</w:t>
-            </w:r>
-          </w:p>
-        </w:tc>
-        <w:tc>
-          <w:tcPr/>
-          <w:p>
-            <w:pPr>
-              <w:pStyle w:val="Compact"/>
-              <w:jc w:val="left"/>
-            </w:pPr>
-            <w:r>
-              <w:t xml:space="preserve">,</w:t>
+              <w:t xml:space="preserve">144</w:t>
+            </w:r>
+          </w:p>
+        </w:tc>
+        <w:tc>
+          <w:tcPr/>
+          <w:p>
+            <w:pPr>
+              <w:pStyle w:val="Compact"/>
+              <w:jc w:val="left"/>
+            </w:pPr>
+            <w:r>
+              <w:t xml:space="preserve">13</w:t>
+            </w:r>
+          </w:p>
+        </w:tc>
+        <w:tc>
+          <w:tcPr/>
+          <w:p>
+            <w:pPr>
+              <w:pStyle w:val="Compact"/>
+              <w:jc w:val="left"/>
+            </w:pPr>
+            <w:r>
+              <w:t xml:space="preserve">9.0%</w:t>
+            </w:r>
+          </w:p>
+        </w:tc>
+        <w:tc>
+          <w:tcPr/>
+          <w:p>
+            <w:pPr>
+              <w:pStyle w:val="Compact"/>
+              <w:jc w:val="left"/>
+            </w:pPr>
+            <w:r>
+              <w:t xml:space="preserve">0.044</w:t>
+            </w:r>
+          </w:p>
+        </w:tc>
+        <w:tc>
+          <w:tcPr/>
+          <w:p>
+            <w:pPr>
+              <w:pStyle w:val="Compact"/>
+              <w:jc w:val="left"/>
+            </w:pPr>
+            <w:r>
+              <w:t xml:space="preserve">2024</w:t>
             </w:r>
           </w:p>
         </w:tc>
@@ -4008,55 +4008,55 @@
               <w:jc w:val="left"/>
             </w:pPr>
             <w:r>
-              <w:t xml:space="preserve">,</w:t>
-            </w:r>
-          </w:p>
-        </w:tc>
-        <w:tc>
-          <w:tcPr/>
-          <w:p>
-            <w:pPr>
-              <w:pStyle w:val="Compact"/>
-              <w:jc w:val="left"/>
-            </w:pPr>
-            <w:r>
-              <w:t xml:space="preserve">,</w:t>
-            </w:r>
-          </w:p>
-        </w:tc>
-        <w:tc>
-          <w:tcPr/>
-          <w:p>
-            <w:pPr>
-              <w:pStyle w:val="Compact"/>
-              <w:jc w:val="left"/>
-            </w:pPr>
-            <w:r>
-              <w:t xml:space="preserve">,</w:t>
-            </w:r>
-          </w:p>
-        </w:tc>
-        <w:tc>
-          <w:tcPr/>
-          <w:p>
-            <w:pPr>
-              <w:pStyle w:val="Compact"/>
-              <w:jc w:val="left"/>
-            </w:pPr>
-            <w:r>
-              <w:t xml:space="preserve">,</w:t>
-            </w:r>
-          </w:p>
-        </w:tc>
-        <w:tc>
-          <w:tcPr/>
-          <w:p>
-            <w:pPr>
-              <w:pStyle w:val="Compact"/>
-              <w:jc w:val="left"/>
-            </w:pPr>
-            <w:r>
-              <w:t xml:space="preserve">,</w:t>
+              <w:t xml:space="preserve">157</w:t>
+            </w:r>
+          </w:p>
+        </w:tc>
+        <w:tc>
+          <w:tcPr/>
+          <w:p>
+            <w:pPr>
+              <w:pStyle w:val="Compact"/>
+              <w:jc w:val="left"/>
+            </w:pPr>
+            <w:r>
+              <w:t xml:space="preserve">16</w:t>
+            </w:r>
+          </w:p>
+        </w:tc>
+        <w:tc>
+          <w:tcPr/>
+          <w:p>
+            <w:pPr>
+              <w:pStyle w:val="Compact"/>
+              <w:jc w:val="left"/>
+            </w:pPr>
+            <w:r>
+              <w:t xml:space="preserve">10.2%</w:t>
+            </w:r>
+          </w:p>
+        </w:tc>
+        <w:tc>
+          <w:tcPr/>
+          <w:p>
+            <w:pPr>
+              <w:pStyle w:val="Compact"/>
+              <w:jc w:val="left"/>
+            </w:pPr>
+            <w:r>
+              <w:t xml:space="preserve">0.037</w:t>
+            </w:r>
+          </w:p>
+        </w:tc>
+        <w:tc>
+          <w:tcPr/>
+          <w:p>
+            <w:pPr>
+              <w:pStyle w:val="Compact"/>
+              <w:jc w:val="left"/>
+            </w:pPr>
+            <w:r>
+              <w:t xml:space="preserve">2009, 2023</w:t>
             </w:r>
           </w:p>
         </w:tc>
@@ -4165,20 +4165,7 @@
           <w:iCs/>
           <w:i/>
         </w:rPr>
-        <w:t xml:space="preserve">Note: Per-country breakdowns (N, exporter count, exporter %, mean FSTS, wave coverage) are not yet populated. The current replication outputs (</w:t>
-      </w:r>
-      <w:r>
-        <w:rPr>
-          <w:rStyle w:val="VerbatimChar"/>
-        </w:rPr>
-        <w:t xml:space="preserve">p8/replication/reanalysis_7pacific/p8_R_summary.csv</w:t>
-      </w:r>
-      <w:r>
-        <w:rPr>
-          <w:iCs/>
-          <w:i/>
-        </w:rPr>
-        <w:t xml:space="preserve">) report only pooled totals (N = 959; exporters = 132; 13.8%; mean FSTS = 0.048); a per-country descriptives file has not been generated. [AUTHOR ACTION REQUIRED: generate country-level summary statistics from the analysis sample and fill the seven rows below before submission.] Total N reflects analysis sample (non-missing ln_LP and FSTS). Wave coverage varies by country.</w:t>
+        <w:t xml:space="preserve">Note: N reflects the analysis sample (firms with non-missing ln labour productivity and FSTS). Exporters are firms with FSTS &gt; 0; mean FSTS is computed over all firms, including non-exporters. Fiji, Papua New Guinea, and Vanuatu have two WBES waves; the remaining four economies have one.</w:t>
       </w:r>
     </w:p>
     <w:bookmarkEnd w:id="50"/>

--- a/p8/submission/world_development_package/01_manuscript_blinded.docx
+++ b/p8/submission/world_development_package/01_manuscript_blinded.docx
@@ -2653,7 +2653,7 @@
         <w:pStyle w:val="FirstParagraph"/>
       </w:pPr>
       <w:r>
-        <w:t xml:space="preserve">We introduced the Forced Internationalization Penalty (FIP), the monotone negative effect of internationalization intensity on firm performance when three structural prerequisites of the inverted-U relationship are simultaneously absent: a viable domestic market, manageable trade costs, and functional institutional support. Using WBES data from 959 firms across seven Pacific SIDS economies, we find robust support for FIP across multiple specifications (β = −1.339, p &lt; .001 in the primary country-and-year fixed-effects model; β = −3.351, p &lt; .001 without country fixed effects; β = −1.176, p = .130 in the exporters-only subsample). The quadratic term is not significant, confirming the monotone negative form with no observable turning point. Digital adoption is null and, although technological capability raises the overall productivity level, neither capability moderates the negative export-performance slope, consistent with the FIP theoretical mechanism.</w:t>
+        <w:t xml:space="preserve">We introduced the Forced Internationalization Penalty (FIP), the monotone negative effect of internationalization intensity on firm performance when three structural prerequisites of the inverted-U relationship are simultaneously absent: a viable domestic market, manageable trade costs, and functional institutional support. Using WBES data from 959 firms across seven Pacific SIDS economies, we find robust support for FIP across multiple specifications (β = −1.339, p &lt; .001 in the primary country-and-year fixed-effects model, estimated on the N = 209 complete-case subsample; β = −3.351, p &lt; .001 without country fixed effects; β = −0.864, p = .050 in the full-sample bivariate model; β = −1.176, p = .130 in the exporters-only subsample). The quadratic term is not significant, confirming the monotone negative form with no observable turning point. Digital adoption is null and, although technological capability raises the overall productivity level, neither capability moderates the negative export-performance slope, consistent with the FIP theoretical mechanism.</w:t>
       </w:r>
     </w:p>
     <w:p>
@@ -4165,7 +4165,7 @@
           <w:iCs/>
           <w:i/>
         </w:rPr>
-        <w:t xml:space="preserve">Note: N reflects the analysis sample (firms with non-missing ln labour productivity and FSTS). Exporters are firms with FSTS &gt; 0; mean FSTS is computed over all firms, including non-exporters. Fiji, Papua New Guinea, and Vanuatu have two WBES waves; the remaining four economies have one.</w:t>
+        <w:t xml:space="preserve">Note: N denotes analysis-sample firm-year observations (non-missing ln labour productivity and FSTS). Exporters are firms with FSTS &gt; 0; mean FSTS is computed over all firms, including non-exporters. Fiji, Papua New Guinea, and Vanuatu have two WBES waves; the remaining four economies have one.</w:t>
       </w:r>
     </w:p>
     <w:bookmarkEnd w:id="50"/>

--- a/p8/submission/world_development_package/01_manuscript_blinded.docx
+++ b/p8/submission/world_development_package/01_manuscript_blinded.docx
@@ -2135,6 +2135,24 @@
       </w:pPr>
       <w:r>
         <w:t xml:space="preserve">The exporter subsample with complete controls is very small (N = 26), so this specification is underpowered and the coefficient is not significant; the result is directionally consistent with FIP but cannot, on its own, rule out selection. The fixed-effects evidence (M1, M_yearFE) provides the stronger basis for the FIP inference.</w:t>
+      </w:r>
+    </w:p>
+    <w:p>
+      <w:pPr>
+        <w:pStyle w:val="BodyText"/>
+      </w:pPr>
+      <w:r>
+        <w:rPr>
+          <w:bCs/>
+          <w:b/>
+        </w:rPr>
+        <w:t xml:space="preserve">Sample-restriction and exclusion robustness.</w:t>
+      </w:r>
+      <w:r>
+        <w:t xml:space="preserve"> </w:t>
+      </w:r>
+      <w:r>
+        <w:t xml:space="preserve">Two checks confirm that the FIP estimate is not an artefact of the complete-case sample or of the seven-economy definition. First, the N = 209 estimation sample for the fully controlled model arises almost entirely from missingness on the foreign-ownership control (non-missing for only 22 per cent of firms); re-estimating M1 with country and year fixed effects but without that control recovers the full analysis sample and preserves the result (β(FSTS_c) = −0.835, p = .010, N = 950; with no controls, β = −0.769, p = .015, N = 959). The retained and dropped subsamples have near-identical mean FSTS (0.046 versus 0.049), indicating the restriction is not selected on the focal variable. Second, the penalty is present beyond the Pacific definition: estimated on the full nine-economy small-island pool that additionally includes Comoros and Timor-Leste, it remains negative and significant (β(FSTS_c) = −0.510, p = .008, N = 1,469). The seven-economy restriction therefore strengthens, but does not create, the estimate.</w:t>
       </w:r>
     </w:p>
     <w:bookmarkEnd w:id="34"/>

--- a/p8/submission/world_development_package/01_manuscript_blinded.docx
+++ b/p8/submission/world_development_package/01_manuscript_blinded.docx
@@ -63,7 +63,7 @@
       </w:r>
     </w:p>
     <w:bookmarkEnd w:id="20"/>
-    <w:bookmarkStart w:id="21" w:name="Xe3d0fc0bea9a42ce7605565d0964033d7f6ee47"/>
+    <w:bookmarkStart w:id="21" w:name="introduction"/>
     <w:p>
       <w:pPr>
         <w:pStyle w:val="Heading2"/>
@@ -146,7 +146,7 @@
         <w:pStyle w:val="BodyText"/>
       </w:pPr>
       <w:r>
-        <w:t xml:space="preserve">SIDS represent a theoretically extreme yet empirically underserved context for I-P research. These economies are characterized by microscopic domestic markets (Tonga: 104,000 inhabitants; Kiribati: 121,000), extreme geographic isolation amplifying trade costs by 30–210% (Winters &amp; Martins, 2004), and comprehensive institutional voids that limit firms' ability to appropriate returns from international activities (Briguglio, 1995; Khanna &amp; Palepu, 2010). Recent systematic tracking across 121,249 development data points confirms these conditions have deepened rather than abated: progress in 2020–2025 is the slowest on record across 15 of 26 tracked benchmarks, with SIDS and Sub-Saharan Africa disproportionately affected (Pirlea et al., 2026). Independent multi-indicator analysis of six development dimensions poverty, life expectancy, schooling, gender equality, climate, and electricity, finds the world developing at its slowest pace in 75 years, with 54 economies more than a century from reaching developed-country standards at current trajectories, and SIDS disproportionately represented in this cohort (Mahler, Serajuddin, Wadhwa, &amp; Yonzan, 2026). Critically, firms in SIDS do not</w:t>
+        <w:t xml:space="preserve">SIDS represent a theoretically extreme yet empirically underserved context for I-P research. These economies are characterized by microscopic domestic markets (Tonga: 104,000 inhabitants; Kiribati: 121,000), extreme geographic isolation amplifying trade costs by 30–210% (Winters &amp; Martins, 2004), and comprehensive institutional voids that limit firms’ ability to appropriate returns from international activities (Briguglio, 1995; Khanna &amp; Palepu, 2010). Recent systematic tracking across 121,249 development data points confirms these conditions have deepened rather than abated: progress in 2020–2025 is the slowest on record across 15 of 26 tracked benchmarks, with SIDS and Sub-Saharan Africa disproportionately affected (Pirlea et al., 2026). Independent multi-indicator analysis of six development dimensions poverty, life expectancy, schooling, gender equality, climate, and electricity, finds the world developing at its slowest pace in 75 years, with 54 economies more than a century from reaching developed-country standards at current trajectories, and SIDS disproportionately represented in this cohort (Mahler, Serajuddin, Wadhwa, &amp; Yonzan, 2026). Critically, firms in SIDS do not</w:t>
       </w:r>
       <w:r>
         <w:t xml:space="preserve"> </w:t>
@@ -170,7 +170,37 @@
         <w:pStyle w:val="BodyText"/>
       </w:pPr>
       <w:r>
-        <w:t xml:space="preserve">This paper makes three contributions to the IB literature. First, we introduce and theoretically define FIP as a boundary condition of the inverted-U paradigm, distinguishing it from adjacent concepts including phase-1 costs in three-stage theory (Contractor et al., 2003), Liability of Foreignness (Zaheer, 1995), and necessity entrepreneurship (Sarasvathy et al., 2014). Second, we provide empirical evidence from 959 firms across seven Pacific SIDS economies using World Bank Enterprise Survey (WBES) data, the most comprehensive firm-level I-P analysis in Pacific SIDS to date. Third, we document that firm-level capabilities (technological capability, digital adoption) do not appear to override FIP, shifting the theoretical conversation from "institutional moderation of the I-P relationship" (Marano, Tallman, &amp; Teece, 2016) to "institutional determination of the sign of I-P relationship."</w:t>
+        <w:t xml:space="preserve">This paper makes three contributions to the IB literature. First, we introduce and theoretically define FIP as a boundary condition of the inverted-U paradigm, distinguishing it from adjacent concepts including phase-1 costs in three-stage theory (Contractor et al., 2003), Liability of Foreignness (Zaheer, 1995), and necessity entrepreneurship (Sarasvathy et al., 2014). Second, we provide empirical evidence from 959 firms across seven Pacific SIDS economies using World Bank Enterprise Survey (WBES) data, the most comprehensive firm-level I-P analysis in Pacific SIDS to date. Third, we document that firm-level capabilities (technological capability, digital adoption) do not appear to override FIP, shifting the theoretical conversation from</w:t>
+      </w:r>
+      <w:r>
+        <w:t xml:space="preserve"> </w:t>
+      </w:r>
+      <w:r>
+        <w:t xml:space="preserve">“</w:t>
+      </w:r>
+      <w:r>
+        <w:t xml:space="preserve">institutional moderation of the I-P relationship</w:t>
+      </w:r>
+      <w:r>
+        <w:t xml:space="preserve">”</w:t>
+      </w:r>
+      <w:r>
+        <w:t xml:space="preserve"> </w:t>
+      </w:r>
+      <w:r>
+        <w:t xml:space="preserve">(Marano, Tallman, &amp; Teece, 2016) to</w:t>
+      </w:r>
+      <w:r>
+        <w:t xml:space="preserve"> </w:t>
+      </w:r>
+      <w:r>
+        <w:t xml:space="preserve">“</w:t>
+      </w:r>
+      <w:r>
+        <w:t xml:space="preserve">institutional determination of the sign of I-P relationship.</w:t>
+      </w:r>
+      <w:r>
+        <w:t xml:space="preserve">”</w:t>
       </w:r>
     </w:p>
     <w:p>
@@ -182,7 +212,7 @@
       </w:r>
     </w:p>
     <w:bookmarkEnd w:id="21"/>
-    <w:bookmarkStart w:id="26" w:name="X88086f89d30295b73ade34a6a6d72f6030bebeb"/>
+    <w:bookmarkStart w:id="26" w:name="theoretical-background-and-hypotheses"/>
     <w:p>
       <w:pPr>
         <w:pStyle w:val="Heading2"/>
@@ -191,7 +221,7 @@
         <w:t xml:space="preserve">2. Theoretical Background and Hypotheses</w:t>
       </w:r>
     </w:p>
-    <w:bookmarkStart w:id="22" w:name="Xb9f10d5a773f889d0c54a837c7b35981e9ef98d"/>
+    <w:bookmarkStart w:id="22" w:name="Xd1ff7c2b94994d1910854ba407ee8c9b50df341"/>
     <w:p>
       <w:pPr>
         <w:pStyle w:val="Heading3"/>
@@ -237,7 +267,25 @@
         <w:t xml:space="preserve"> </w:t>
       </w:r>
       <w:r>
-        <w:t xml:space="preserve">assumes that firms have a functioning home base providing revenues, resources, and organizational learning before and during internationalization (Johanson &amp; Vahlne, 1977; 2009). When the domestic market is non-viable, too small to support minimum efficient scale for even basic operations, firms are structurally compelled to export regardless of strategic readiness or capability. The "selection into exporting" assumption underlying most I-P models breaks down.</w:t>
+        <w:t xml:space="preserve">assumes that firms have a functioning home base providing revenues, resources, and organizational learning before and during internationalization (Johanson &amp; Vahlne, 1977; 2009). When the domestic market is non-viable, too small to support minimum efficient scale for even basic operations, firms are structurally compelled to export regardless of strategic readiness or capability. The</w:t>
+      </w:r>
+      <w:r>
+        <w:t xml:space="preserve"> </w:t>
+      </w:r>
+      <w:r>
+        <w:t xml:space="preserve">“</w:t>
+      </w:r>
+      <w:r>
+        <w:t xml:space="preserve">selection into exporting</w:t>
+      </w:r>
+      <w:r>
+        <w:t xml:space="preserve">”</w:t>
+      </w:r>
+      <w:r>
+        <w:t xml:space="preserve"> </w:t>
+      </w:r>
+      <w:r>
+        <w:t xml:space="preserve">assumption underlying most I-P models breaks down.</w:t>
       </w:r>
     </w:p>
     <w:p>
@@ -289,7 +337,7 @@
       </w:r>
     </w:p>
     <w:bookmarkEnd w:id="22"/>
-    <w:bookmarkStart w:id="23" w:name="X1f001da1b4b1572ea8f32d5031e054868494059"/>
+    <w:bookmarkStart w:id="23" w:name="Xb7db0e39015cb6f3662a52d47fb6342a9feb2fb"/>
     <w:p>
       <w:pPr>
         <w:pStyle w:val="Heading3"/>
@@ -413,7 +461,7 @@
         <w:t xml:space="preserve">From SIDS economic vulnerability (Briguglio, 1995)</w:t>
       </w:r>
       <w:r>
-        <w:t xml:space="preserve">: Briguglio's</w:t>
+        <w:t xml:space="preserve">: Briguglio’s</w:t>
       </w:r>
       <w:r>
         <w:t xml:space="preserve"> </w:t>
@@ -423,7 +471,7 @@
       </w:r>
     </w:p>
     <w:bookmarkEnd w:id="23"/>
-    <w:bookmarkStart w:id="24" w:name="Xc71733a542ce4d73564dcb0287a5b80a716b22f"/>
+    <w:bookmarkStart w:id="24" w:name="X6db7ec46da19cbe734f496417815d07c46d6d99"/>
     <w:p>
       <w:pPr>
         <w:pStyle w:val="Heading3"/>
@@ -496,7 +544,7 @@
       </w:r>
     </w:p>
     <w:bookmarkEnd w:id="24"/>
-    <w:bookmarkStart w:id="25" w:name="Xf304c7c051670d76ad64f147386dc979ed380d0"/>
+    <w:bookmarkStart w:id="25" w:name="the-role-of-firm-level-capabilities"/>
     <w:p>
       <w:pPr>
         <w:pStyle w:val="Heading3"/>
@@ -552,7 +600,7 @@
     </w:p>
     <w:bookmarkEnd w:id="25"/>
     <w:bookmarkEnd w:id="26"/>
-    <w:bookmarkStart w:id="30" w:name="X5eb800a903106e48a684e9ea9de39ed619b9df8"/>
+    <w:bookmarkStart w:id="30" w:name="data-and-methods"/>
     <w:p>
       <w:pPr>
         <w:pStyle w:val="Heading2"/>
@@ -561,7 +609,7 @@
         <w:t xml:space="preserve">3. Data and Methods</w:t>
       </w:r>
     </w:p>
-    <w:bookmarkStart w:id="27" w:name="X180323993af082d7b264d69830cacecf330a102"/>
+    <w:bookmarkStart w:id="27" w:name="data-source"/>
     <w:p>
       <w:pPr>
         <w:pStyle w:val="Heading3"/>
@@ -595,7 +643,7 @@
       </w:r>
     </w:p>
     <w:bookmarkEnd w:id="27"/>
-    <w:bookmarkStart w:id="28" w:name="X431a8b355211b47c6e494a5f659051454df4ed1"/>
+    <w:bookmarkStart w:id="28" w:name="measures"/>
     <w:p>
       <w:pPr>
         <w:pStyle w:val="Heading3"/>
@@ -649,7 +697,7 @@
         <w:t xml:space="preserve"> </w:t>
       </w:r>
       <w:r>
-        <w:t xml:space="preserve">et al. (2016) and Contractor et al. (2003), we construct FSTS (Foreign Sales to Total Sales) from WBES item d3c (percentage of sales exported), divided by 100. For the main models, FSTS is mean-centered at the wave level: FSTS_c = FSTS − mean_wave(FSTS), yielding a mean FSTS of 0.048 (SD unreported due to small exporter subsample). Mean-centering suppresses cross-wave level differences while preserving within-wave variation, following standard practice for studies examining FSTS curvature (Haans et al., 2016).</w:t>
+        <w:t xml:space="preserve">et al. (2016) and Contractor et al. (2003), we construct FSTS (Foreign Sales to Total Sales) from WBES items d3b + d3c (percentage of sales from indirect plus direct exports), divided by 100. For the main models, FSTS is mean-centered at the wave level: FSTS_c = FSTS − mean_wave(FSTS), yielding a mean FSTS of 0.048 (SD unreported due to small exporter subsample). Mean-centering suppresses cross-wave level differences while preserving within-wave variation, following standard practice for studies examining FSTS curvature (Haans et al., 2016).</w:t>
       </w:r>
     </w:p>
     <w:p>
@@ -752,15 +800,15 @@
     <w:tbl>
       <w:tblPr>
         <w:tblStyle w:val="Table"/>
-        <w:tblW w:type="auto" w:w="0"/>
+        <w:tblW w:type="pct" w:w="5000"/>
         <w:tblLook w:firstRow="1" w:lastRow="0" w:firstColumn="0" w:lastColumn="0" w:noHBand="0" w:noVBand="0" w:val="0020"/>
         <w:jc w:val="start"/>
       </w:tblPr>
       <w:tblGrid>
-        <w:gridCol w:w="1980"/>
-        <w:gridCol w:w="1980"/>
-        <w:gridCol w:w="1980"/>
-        <w:gridCol w:w="1980"/>
+        <w:gridCol w:w="549"/>
+        <w:gridCol w:w="452"/>
+        <w:gridCol w:w="3297"/>
+        <w:gridCol w:w="3620"/>
       </w:tblGrid>
       <w:tr>
         <w:trPr>
@@ -886,19 +934,19 @@
               <w:jc w:val="left"/>
             </w:pPr>
             <w:r>
-              <w:t xml:space="preserve">d3c</w:t>
-            </w:r>
-          </w:p>
-        </w:tc>
-        <w:tc>
-          <w:tcPr/>
-          <w:p>
-            <w:pPr>
-              <w:pStyle w:val="Compact"/>
-              <w:jc w:val="left"/>
-            </w:pPr>
-            <w:r>
-              <w:t xml:space="preserve">d3c / 100; proportion of total sales from exports</w:t>
+              <w:t xml:space="preserve">d3b + d3c</w:t>
+            </w:r>
+          </w:p>
+        </w:tc>
+        <w:tc>
+          <w:tcPr/>
+          <w:p>
+            <w:pPr>
+              <w:pStyle w:val="Compact"/>
+              <w:jc w:val="left"/>
+            </w:pPr>
+            <w:r>
+              <w:t xml:space="preserve">(d3b + d3c) / 100; proportion of total sales from exports</w:t>
             </w:r>
           </w:p>
         </w:tc>
@@ -936,7 +984,7 @@
               <w:jc w:val="left"/>
             </w:pPr>
             <w:r>
-              <w:t xml:space="preserve">d3c</w:t>
+              <w:t xml:space="preserve">d3b + d3c</w:t>
             </w:r>
           </w:p>
         </w:tc>
@@ -986,7 +1034,7 @@
               <w:jc w:val="left"/>
             </w:pPr>
             <w:r>
-              <w:t xml:space="preserve">d3c</w:t>
+              <w:t xml:space="preserve">d3b + d3c</w:t>
             </w:r>
           </w:p>
         </w:tc>
@@ -1391,7 +1439,7 @@
       </w:r>
     </w:p>
     <w:bookmarkEnd w:id="28"/>
-    <w:bookmarkStart w:id="29" w:name="Xc5fe1f3cf583535f12a87a680dcd317400b3da2"/>
+    <w:bookmarkStart w:id="29" w:name="model-sequence"/>
     <w:p>
       <w:pPr>
         <w:pStyle w:val="Heading3"/>
@@ -1530,7 +1578,7 @@
     </w:p>
     <w:bookmarkEnd w:id="29"/>
     <w:bookmarkEnd w:id="30"/>
-    <w:bookmarkStart w:id="37" w:name="X121719332867ee227f0a04b486098cee978c6e6"/>
+    <w:bookmarkStart w:id="37" w:name="results"/>
     <w:p>
       <w:pPr>
         <w:pStyle w:val="Heading2"/>
@@ -1539,7 +1587,7 @@
         <w:t xml:space="preserve">4. Results</w:t>
       </w:r>
     </w:p>
-    <w:bookmarkStart w:id="31" w:name="Xf031df31c5b8141c05fcebab78842231a9e024a"/>
+    <w:bookmarkStart w:id="31" w:name="X7564ed8aad7671c5c72c9705a49a1794e1c47b3"/>
     <w:p>
       <w:pPr>
         <w:pStyle w:val="Heading3"/>
@@ -1557,7 +1605,7 @@
       </w:r>
     </w:p>
     <w:bookmarkEnd w:id="31"/>
-    <w:bookmarkStart w:id="32" w:name="X221fb7e0fbd1e09102b607f2a4be829dba85b6e"/>
+    <w:bookmarkStart w:id="32" w:name="X6abbfa22e96478212f3491c4cdbfe1ca192aca8"/>
     <w:p>
       <w:pPr>
         <w:pStyle w:val="Heading3"/>
@@ -1662,7 +1710,7 @@
       </w:r>
     </w:p>
     <w:bookmarkEnd w:id="32"/>
-    <w:bookmarkStart w:id="33" w:name="X278b3f0cc4133671f70c21e2e288fdaa4a06e72"/>
+    <w:bookmarkStart w:id="33" w:name="Xc0a88d50ea7b5c27a76a85a44afe4aa278d46cd"/>
     <w:p>
       <w:pPr>
         <w:pStyle w:val="Heading3"/>
@@ -1716,7 +1764,7 @@
         <w:pStyle w:val="BodyText"/>
       </w:pPr>
       <w:r>
-        <w:t xml:space="preserve">Following Haans et al. (2016), we evaluate the four necessary conditions for a curvature relationship. All four must hold for an inverted-U to be confirmed; here, all four</w:t>
+        <w:t xml:space="preserve">Following Haans et al. (2016), we evaluate the four necessary conditions for a curvature relationship. All four must hold for an inverted-U to be confirmed; here, all four</w:t>
       </w:r>
       <w:r>
         <w:t xml:space="preserve"> </w:t>
@@ -1931,7 +1979,7 @@
       </w:r>
     </w:p>
     <w:bookmarkEnd w:id="33"/>
-    <w:bookmarkStart w:id="34" w:name="X7c95bb97131b594aa7673109c051c80c5a0bcc4"/>
+    <w:bookmarkStart w:id="34" w:name="robustness"/>
     <w:p>
       <w:pPr>
         <w:pStyle w:val="Heading3"/>
@@ -2156,7 +2204,7 @@
       </w:r>
     </w:p>
     <w:bookmarkEnd w:id="34"/>
-    <w:bookmarkStart w:id="35" w:name="Xb09bd355cfef31bfb4a34bc8569e299208ad4bf"/>
+    <w:bookmarkStart w:id="35" w:name="capability-null-results-h2"/>
     <w:p>
       <w:pPr>
         <w:pStyle w:val="Heading3"/>
@@ -2220,7 +2268,7 @@
       </w:r>
     </w:p>
     <w:bookmarkEnd w:id="35"/>
-    <w:bookmarkStart w:id="36" w:name="X6c093959484b3f9d4e201eec1d461ec8d4bd970"/>
+    <w:bookmarkStart w:id="36" w:name="summary"/>
     <w:p>
       <w:pPr>
         <w:pStyle w:val="Heading3"/>
@@ -2239,7 +2287,7 @@
     </w:p>
     <w:bookmarkEnd w:id="36"/>
     <w:bookmarkEnd w:id="37"/>
-    <w:bookmarkStart w:id="43" w:name="X735612638e4e736e4693e459c258977262c0dfc"/>
+    <w:bookmarkStart w:id="43" w:name="discussion"/>
     <w:p>
       <w:pPr>
         <w:pStyle w:val="Heading2"/>
@@ -2248,7 +2296,7 @@
         <w:t xml:space="preserve">5. Discussion</w:t>
       </w:r>
     </w:p>
-    <w:bookmarkStart w:id="38" w:name="X756057e5c11f0c9dd39f4fea415a3ea89277fd3"/>
+    <w:bookmarkStart w:id="38" w:name="Xd4d8ec5bfb52f8d3fe2e7c438ba390b633573fa"/>
     <w:p>
       <w:pPr>
         <w:pStyle w:val="Heading3"/>
@@ -2270,7 +2318,25 @@
         <w:pStyle w:val="BodyText"/>
       </w:pPr>
       <w:r>
-        <w:t xml:space="preserve">The FIP concept explains this reversal through the logic of violated structural prerequisites. When no viable domestic market exists, FSTS is not a strategic choice variable but a survival necessity, firms cannot accumulate the home-base resources and organizational capabilities that fund and sustain profitable internationalization. When trade costs amplify export revenues' "cost of doing business" by 30–210% (Winters &amp; Martins, 2004), the marginal economics of exporting are negative from the outset. When institutional voids are comprehensive, absent trade finance intermediaries, unreliable contract enforcement, limited standards infrastructure, firms cannot appropriate the learning and scale benefits that internationalization theory promises.</w:t>
+        <w:t xml:space="preserve">The FIP concept explains this reversal through the logic of violated structural prerequisites. When no viable domestic market exists, FSTS is not a strategic choice variable but a survival necessity, firms cannot accumulate the home-base resources and organizational capabilities that fund and sustain profitable internationalization. When trade costs amplify export revenues’</w:t>
+      </w:r>
+      <w:r>
+        <w:t xml:space="preserve"> </w:t>
+      </w:r>
+      <w:r>
+        <w:t xml:space="preserve">“</w:t>
+      </w:r>
+      <w:r>
+        <w:t xml:space="preserve">cost of doing business</w:t>
+      </w:r>
+      <w:r>
+        <w:t xml:space="preserve">”</w:t>
+      </w:r>
+      <w:r>
+        <w:t xml:space="preserve"> </w:t>
+      </w:r>
+      <w:r>
+        <w:t xml:space="preserve">by 30–210% (Winters &amp; Martins, 2004), the marginal economics of exporting are negative from the outset. When institutional voids are comprehensive, absent trade finance intermediaries, unreliable contract enforcement, limited standards infrastructure, firms cannot appropriate the learning and scale benefits that internationalization theory promises.</w:t>
       </w:r>
     </w:p>
     <w:p>
@@ -2300,7 +2366,7 @@
         <w:t xml:space="preserve"> </w:t>
       </w:r>
       <w:r>
-        <w:t xml:space="preserve">prerequisites are satisfied. The existing literature's finding that institutional quality</w:t>
+        <w:t xml:space="preserve">prerequisites are satisfied. The existing literature’s finding that institutional quality</w:t>
       </w:r>
       <w:r>
         <w:t xml:space="preserve"> </w:t>
@@ -2316,11 +2382,47 @@
         <w:t xml:space="preserve"> </w:t>
       </w:r>
       <w:r>
-        <w:t xml:space="preserve">the I-P relationship (Marano et al., 2016) is a special case of a more general theoretical relationship: when institutional conditions cross a structural threshold from "weaker moderation" to "violated prerequisites, " the sign, not just the magnitude, of the I-P relationship reverses.</w:t>
+        <w:t xml:space="preserve">the I-P relationship (Marano et al., 2016) is a special case of a more general theoretical relationship: when institutional conditions cross a structural threshold from</w:t>
+      </w:r>
+      <w:r>
+        <w:t xml:space="preserve"> </w:t>
+      </w:r>
+      <w:r>
+        <w:t xml:space="preserve">“</w:t>
+      </w:r>
+      <w:r>
+        <w:t xml:space="preserve">weaker moderation</w:t>
+      </w:r>
+      <w:r>
+        <w:t xml:space="preserve">”</w:t>
+      </w:r>
+      <w:r>
+        <w:t xml:space="preserve"> </w:t>
+      </w:r>
+      <w:r>
+        <w:t xml:space="preserve">to</w:t>
+      </w:r>
+      <w:r>
+        <w:t xml:space="preserve"> </w:t>
+      </w:r>
+      <w:r>
+        <w:t xml:space="preserve">“</w:t>
+      </w:r>
+      <w:r>
+        <w:t xml:space="preserve">violated prerequisites,</w:t>
+      </w:r>
+      <w:r>
+        <w:t xml:space="preserve">”</w:t>
+      </w:r>
+      <w:r>
+        <w:t xml:space="preserve"> </w:t>
+      </w:r>
+      <w:r>
+        <w:t xml:space="preserve">the sign, not just the magnitude, of the I-P relationship reverses.</w:t>
       </w:r>
     </w:p>
     <w:bookmarkEnd w:id="38"/>
-    <w:bookmarkStart w:id="39" w:name="X0f7881790c29927869278ccfdf374374fedd8e4"/>
+    <w:bookmarkStart w:id="39" w:name="Xbadf487e3d91c7f5e5de16c24aa3b4c984ad28e"/>
     <w:p>
       <w:pPr>
         <w:pStyle w:val="Heading3"/>
@@ -2334,7 +2436,7 @@
         <w:pStyle w:val="FirstParagraph"/>
       </w:pPr>
       <w:r>
-        <w:t xml:space="preserve">FIP represents a qualitative shift in how we conceptualize institutional effects on I-P relationships. Most prior theorizing treats institutional effects as continuous modifiers of the inverted-U's shape and location: higher institutional quality shifts the optimum FSTS upward, broadens the positive range, or raises the peak performance level (Marano et al., 2016; Hitt et al., 1997). This is a change in</w:t>
+        <w:t xml:space="preserve">FIP represents a qualitative shift in how we conceptualize institutional effects on I-P relationships. Most prior theorizing treats institutional effects as continuous modifiers of the inverted-U’s shape and location: higher institutional quality shifts the optimum FSTS upward, broadens the positive range, or raises the peak performance level (Marano et al., 2016; Hitt et al., 1997). This is a change in</w:t>
       </w:r>
       <w:r>
         <w:t xml:space="preserve"> </w:t>
@@ -2368,7 +2470,43 @@
         <w:t xml:space="preserve">kind</w:t>
       </w:r>
       <w:r>
-        <w:t xml:space="preserve">: at the extreme end of the institutional spectrum, where all three structural prerequisites are absent simultaneously, the I-P functional form is not a modified inverted-U but a qualitatively different pattern (monotone negative). This extends the theoretical vocabulary of IB research beyond "intensity moderation" toward "existence moderation" of the I-P relationship.</w:t>
+        <w:t xml:space="preserve">: at the extreme end of the institutional spectrum, where all three structural prerequisites are absent simultaneously, the I-P functional form is not a modified inverted-U but a qualitatively different pattern (monotone negative). This extends the theoretical vocabulary of IB research beyond</w:t>
+      </w:r>
+      <w:r>
+        <w:t xml:space="preserve"> </w:t>
+      </w:r>
+      <w:r>
+        <w:t xml:space="preserve">“</w:t>
+      </w:r>
+      <w:r>
+        <w:t xml:space="preserve">intensity moderation</w:t>
+      </w:r>
+      <w:r>
+        <w:t xml:space="preserve">”</w:t>
+      </w:r>
+      <w:r>
+        <w:t xml:space="preserve"> </w:t>
+      </w:r>
+      <w:r>
+        <w:t xml:space="preserve">toward</w:t>
+      </w:r>
+      <w:r>
+        <w:t xml:space="preserve"> </w:t>
+      </w:r>
+      <w:r>
+        <w:t xml:space="preserve">“</w:t>
+      </w:r>
+      <w:r>
+        <w:t xml:space="preserve">existence moderation</w:t>
+      </w:r>
+      <w:r>
+        <w:t xml:space="preserve">”</w:t>
+      </w:r>
+      <w:r>
+        <w:t xml:space="preserve"> </w:t>
+      </w:r>
+      <w:r>
+        <w:t xml:space="preserve">of the I-P relationship.</w:t>
       </w:r>
     </w:p>
     <w:p>
@@ -2380,13 +2518,13 @@
       </w:r>
     </w:p>
     <w:bookmarkEnd w:id="39"/>
-    <w:bookmarkStart w:id="40" w:name="X8a30c3062e38861be110fa8b68be2e42e1dcb57"/>
+    <w:bookmarkStart w:id="40" w:name="X83134c98a606fe0940406da95e076e069d717cc"/>
     <w:p>
       <w:pPr>
         <w:pStyle w:val="Heading3"/>
       </w:pPr>
       <w:r>
-        <w:t xml:space="preserve">5.3 The Capability Null: Institutional Determination vs. Moderation</w:t>
+        <w:t xml:space="preserve">5.3 The Capability Null: Institutional Determination vs. Moderation</w:t>
       </w:r>
     </w:p>
     <w:p>
@@ -2432,7 +2570,25 @@
         <w:pStyle w:val="BodyText"/>
       </w:pPr>
       <w:r>
-        <w:t xml:space="preserve">This is consistent with the resource-based view's emphasis on context-dependency (Barney, 1991): resources generate value only within institutional environments that support appropriability. Teece's (2007) dynamic capabilities framework similarly assumes functioning market mechanisms; in their absence, dynamic capabilities may be "trapped" in the firm, unable to translate into performance advantages through international market transactions.</w:t>
+        <w:t xml:space="preserve">This is consistent with the resource-based view’s emphasis on context-dependency (Barney, 1991): resources generate value only within institutional environments that support appropriability. Teece’s (2007) dynamic capabilities framework similarly assumes functioning market mechanisms; in their absence, dynamic capabilities may be</w:t>
+      </w:r>
+      <w:r>
+        <w:t xml:space="preserve"> </w:t>
+      </w:r>
+      <w:r>
+        <w:t xml:space="preserve">“</w:t>
+      </w:r>
+      <w:r>
+        <w:t xml:space="preserve">trapped</w:t>
+      </w:r>
+      <w:r>
+        <w:t xml:space="preserve">”</w:t>
+      </w:r>
+      <w:r>
+        <w:t xml:space="preserve"> </w:t>
+      </w:r>
+      <w:r>
+        <w:t xml:space="preserve">in the firm, unable to translate into performance advantages through international market transactions.</w:t>
       </w:r>
     </w:p>
     <w:p>
@@ -2444,7 +2600,7 @@
       </w:r>
     </w:p>
     <w:bookmarkEnd w:id="40"/>
-    <w:bookmarkStart w:id="41" w:name="X8bcfb993ada7fae012c0a3b08b0e9a3dc544172"/>
+    <w:bookmarkStart w:id="41" w:name="Xf8f5a8a03ba0839ca8278bd9312f3d61be61a50"/>
     <w:p>
       <w:pPr>
         <w:pStyle w:val="Heading3"/>
@@ -2538,11 +2694,11 @@
         <w:t xml:space="preserve"> </w:t>
       </w:r>
       <w:r>
-        <w:t xml:space="preserve">(functional institutions): targeted institutional development focused on trade facilitation infrastructure, standards bodies, trade finance intermediaries, export promotion agencies with genuine capacity, rather than generic governance reform may most directly address the FIP mechanism. Goedhuys and Sleuwaegen's (2013) evidence on international certification is instructive: their finding that ISO certification improves firm productivity is consistent with the null TCI result here if certification's productivity benefit is conditional on institutions that support standards enforcement and customer recognition, conditions absent in the SIDS context.</w:t>
+        <w:t xml:space="preserve">(functional institutions): targeted institutional development focused on trade facilitation infrastructure, standards bodies, trade finance intermediaries, export promotion agencies with genuine capacity, rather than generic governance reform may most directly address the FIP mechanism. Goedhuys and Sleuwaegen’s (2013) evidence on international certification is instructive: their finding that ISO certification improves firm productivity is consistent with the null TCI result here if certification’s productivity benefit is conditional on institutions that support standards enforcement and customer recognition, conditions absent in the SIDS context.</w:t>
       </w:r>
     </w:p>
     <w:bookmarkEnd w:id="41"/>
-    <w:bookmarkStart w:id="42" w:name="Xde7edcb3f604b7ff7a62d585547252a5b42f172"/>
+    <w:bookmarkStart w:id="42" w:name="limitations"/>
     <w:p>
       <w:pPr>
         <w:pStyle w:val="Heading3"/>
@@ -2657,7 +2813,7 @@
     </w:p>
     <w:bookmarkEnd w:id="42"/>
     <w:bookmarkEnd w:id="43"/>
-    <w:bookmarkStart w:id="44" w:name="X56025c6d9dbf7520f7a7df11f905cdd09f46e4a"/>
+    <w:bookmarkStart w:id="44" w:name="conclusions"/>
     <w:p>
       <w:pPr>
         <w:pStyle w:val="Heading2"/>
@@ -2679,7 +2835,61 @@
         <w:pStyle w:val="BodyText"/>
       </w:pPr>
       <w:r>
-        <w:t xml:space="preserve">These findings contribute to IB theory in two ways. First, they help reorient the discourse on institutional effects from "institutional moderation of I-P intensity" to "institutional determination of I-P sign, " suggesting that the inverted-U may be conditional on structural prerequisites rather than broadly applicable across contexts. Second, they extend the application of "forced internationalization" beyond the SME literature into the performance-outcome domain, providing a theoretically defined and empirically grounded construct (FIP) that future research can build upon.</w:t>
+        <w:t xml:space="preserve">These findings contribute to IB theory in two ways. First, they help reorient the discourse on institutional effects from</w:t>
+      </w:r>
+      <w:r>
+        <w:t xml:space="preserve"> </w:t>
+      </w:r>
+      <w:r>
+        <w:t xml:space="preserve">“</w:t>
+      </w:r>
+      <w:r>
+        <w:t xml:space="preserve">institutional moderation of I-P intensity</w:t>
+      </w:r>
+      <w:r>
+        <w:t xml:space="preserve">”</w:t>
+      </w:r>
+      <w:r>
+        <w:t xml:space="preserve"> </w:t>
+      </w:r>
+      <w:r>
+        <w:t xml:space="preserve">to</w:t>
+      </w:r>
+      <w:r>
+        <w:t xml:space="preserve"> </w:t>
+      </w:r>
+      <w:r>
+        <w:t xml:space="preserve">“</w:t>
+      </w:r>
+      <w:r>
+        <w:t xml:space="preserve">institutional determination of I-P sign,</w:t>
+      </w:r>
+      <w:r>
+        <w:t xml:space="preserve">”</w:t>
+      </w:r>
+      <w:r>
+        <w:t xml:space="preserve"> </w:t>
+      </w:r>
+      <w:r>
+        <w:t xml:space="preserve">suggesting that the inverted-U may be conditional on structural prerequisites rather than broadly applicable across contexts. Second, they extend the application of</w:t>
+      </w:r>
+      <w:r>
+        <w:t xml:space="preserve"> </w:t>
+      </w:r>
+      <w:r>
+        <w:t xml:space="preserve">“</w:t>
+      </w:r>
+      <w:r>
+        <w:t xml:space="preserve">forced internationalization</w:t>
+      </w:r>
+      <w:r>
+        <w:t xml:space="preserve">”</w:t>
+      </w:r>
+      <w:r>
+        <w:t xml:space="preserve"> </w:t>
+      </w:r>
+      <w:r>
+        <w:t xml:space="preserve">beyond the SME literature into the performance-outcome domain, providing a theoretically defined and empirically grounded construct (FIP) that future research can build upon.</w:t>
       </w:r>
     </w:p>
     <w:p>
@@ -2705,7 +2915,7 @@
         <w:pStyle w:val="FirstParagraph"/>
       </w:pPr>
       <w:r>
-        <w:t xml:space="preserve">During the preparation of this work, the author(s) used Grammarly, a writing-assistance tool, in order to correct spelling, grammar, and punctuation in the author(s)' own original text. No generative artificial-intelligence tool was used to generate, draft, or create any substantive content, analysis, or interpretation. After using this tool, the author(s) reviewed and edited the content as needed and take(s) full responsibility for the content of the publication.</w:t>
+        <w:t xml:space="preserve">During the preparation of this work, the author(s) used Grammarly, a writing-assistance tool, in order to correct spelling, grammar, and punctuation in the author(s)’ own original text. No generative artificial-intelligence tool was used to generate, draft, or create any substantive content, analysis, or interpretation. After using this tool, the author(s) reviewed and edited the content as needed and take(s) full responsibility for the content of the publication.</w:t>
       </w:r>
     </w:p>
     <w:bookmarkEnd w:id="45"/>
@@ -3149,7 +3359,7 @@
         <w:t xml:space="preserve"> </w:t>
       </w:r>
       <w:r>
-        <w:t xml:space="preserve">(Policy Research Working Paper No. 11350). World Bank Group.</w:t>
+        <w:t xml:space="preserve">(Policy Research Working Paper No. 11350). World Bank Group.</w:t>
       </w:r>
     </w:p>
     <w:p>
@@ -3460,7 +3670,7 @@
         <w:t xml:space="preserve">Appendix A: Tables</w:t>
       </w:r>
     </w:p>
-    <w:bookmarkStart w:id="50" w:name="table-1-country-level-summary-statistics"/>
+    <w:bookmarkStart w:id="50" w:name="Xd18a7fdbbe8955432f108664659551dd8892246"/>
     <w:p>
       <w:pPr>
         <w:pStyle w:val="Heading3"/>
@@ -3472,15 +3682,743 @@
     <w:tbl>
       <w:tblPr>
         <w:tblStyle w:val="Table"/>
-        <w:tblW w:type="auto" w:w="0"/>
+        <w:tblW w:type="pct" w:w="5000"/>
         <w:tblLook w:firstRow="1" w:lastRow="0" w:firstColumn="0" w:lastColumn="0" w:noHBand="0" w:noVBand="0" w:val="0020"/>
         <w:jc w:val="start"/>
       </w:tblPr>
       <w:tblGrid>
-        <w:gridCol w:w="1320"/>
-        <w:gridCol w:w="1320"/>
-        <w:gridCol w:w="1320"/>
-        <w:gridCol w:w="1320"/>
+        <w:gridCol w:w="1926"/>
+        <w:gridCol w:w="1177"/>
+        <w:gridCol w:w="1177"/>
+        <w:gridCol w:w="1284"/>
+        <w:gridCol w:w="1177"/>
+        <w:gridCol w:w="1177"/>
+      </w:tblGrid>
+      <w:tr>
+        <w:trPr>
+          <w:tblHeader w:val="true"/>
+        </w:trPr>
+        <w:tc>
+          <w:tcPr/>
+          <w:p>
+            <w:pPr>
+              <w:pStyle w:val="Compact"/>
+              <w:jc w:val="left"/>
+            </w:pPr>
+            <w:r>
+              <w:t xml:space="preserve">Economy</w:t>
+            </w:r>
+          </w:p>
+        </w:tc>
+        <w:tc>
+          <w:tcPr/>
+          <w:p>
+            <w:pPr>
+              <w:pStyle w:val="Compact"/>
+              <w:jc w:val="left"/>
+            </w:pPr>
+            <w:r>
+              <w:t xml:space="preserve">N (firms)</w:t>
+            </w:r>
+          </w:p>
+        </w:tc>
+        <w:tc>
+          <w:tcPr/>
+          <w:p>
+            <w:pPr>
+              <w:pStyle w:val="Compact"/>
+              <w:jc w:val="left"/>
+            </w:pPr>
+            <w:r>
+              <w:t xml:space="preserve">Exporters</w:t>
+            </w:r>
+          </w:p>
+        </w:tc>
+        <w:tc>
+          <w:tcPr/>
+          <w:p>
+            <w:pPr>
+              <w:pStyle w:val="Compact"/>
+              <w:jc w:val="left"/>
+            </w:pPr>
+            <w:r>
+              <w:t xml:space="preserve">Exporter %</w:t>
+            </w:r>
+          </w:p>
+        </w:tc>
+        <w:tc>
+          <w:tcPr/>
+          <w:p>
+            <w:pPr>
+              <w:pStyle w:val="Compact"/>
+              <w:jc w:val="left"/>
+            </w:pPr>
+            <w:r>
+              <w:t xml:space="preserve">Mean FSTS</w:t>
+            </w:r>
+          </w:p>
+        </w:tc>
+        <w:tc>
+          <w:tcPr/>
+          <w:p>
+            <w:pPr>
+              <w:pStyle w:val="Compact"/>
+              <w:jc w:val="left"/>
+            </w:pPr>
+            <w:r>
+              <w:t xml:space="preserve">Waves</w:t>
+            </w:r>
+          </w:p>
+        </w:tc>
+      </w:tr>
+      <w:tr>
+        <w:tc>
+          <w:tcPr/>
+          <w:p>
+            <w:pPr>
+              <w:pStyle w:val="Compact"/>
+              <w:jc w:val="left"/>
+            </w:pPr>
+            <w:r>
+              <w:t xml:space="preserve">Fiji</w:t>
+            </w:r>
+          </w:p>
+        </w:tc>
+        <w:tc>
+          <w:tcPr/>
+          <w:p>
+            <w:pPr>
+              <w:pStyle w:val="Compact"/>
+              <w:jc w:val="left"/>
+            </w:pPr>
+            <w:r>
+              <w:t xml:space="preserve">165</w:t>
+            </w:r>
+          </w:p>
+        </w:tc>
+        <w:tc>
+          <w:tcPr/>
+          <w:p>
+            <w:pPr>
+              <w:pStyle w:val="Compact"/>
+              <w:jc w:val="left"/>
+            </w:pPr>
+            <w:r>
+              <w:t xml:space="preserve">46</w:t>
+            </w:r>
+          </w:p>
+        </w:tc>
+        <w:tc>
+          <w:tcPr/>
+          <w:p>
+            <w:pPr>
+              <w:pStyle w:val="Compact"/>
+              <w:jc w:val="left"/>
+            </w:pPr>
+            <w:r>
+              <w:t xml:space="preserve">27.9%</w:t>
+            </w:r>
+          </w:p>
+        </w:tc>
+        <w:tc>
+          <w:tcPr/>
+          <w:p>
+            <w:pPr>
+              <w:pStyle w:val="Compact"/>
+              <w:jc w:val="left"/>
+            </w:pPr>
+            <w:r>
+              <w:t xml:space="preserve">0.109</w:t>
+            </w:r>
+          </w:p>
+        </w:tc>
+        <w:tc>
+          <w:tcPr/>
+          <w:p>
+            <w:pPr>
+              <w:pStyle w:val="Compact"/>
+              <w:jc w:val="left"/>
+            </w:pPr>
+            <w:r>
+              <w:t xml:space="preserve">2009, 2025</w:t>
+            </w:r>
+          </w:p>
+        </w:tc>
+      </w:tr>
+      <w:tr>
+        <w:tc>
+          <w:tcPr/>
+          <w:p>
+            <w:pPr>
+              <w:pStyle w:val="Compact"/>
+              <w:jc w:val="left"/>
+            </w:pPr>
+            <w:r>
+              <w:t xml:space="preserve">Kiribati</w:t>
+            </w:r>
+          </w:p>
+        </w:tc>
+        <w:tc>
+          <w:tcPr/>
+          <w:p>
+            <w:pPr>
+              <w:pStyle w:val="Compact"/>
+              <w:jc w:val="left"/>
+            </w:pPr>
+            <w:r>
+              <w:t xml:space="preserve">114</w:t>
+            </w:r>
+          </w:p>
+        </w:tc>
+        <w:tc>
+          <w:tcPr/>
+          <w:p>
+            <w:pPr>
+              <w:pStyle w:val="Compact"/>
+              <w:jc w:val="left"/>
+            </w:pPr>
+            <w:r>
+              <w:t xml:space="preserve">3</w:t>
+            </w:r>
+          </w:p>
+        </w:tc>
+        <w:tc>
+          <w:tcPr/>
+          <w:p>
+            <w:pPr>
+              <w:pStyle w:val="Compact"/>
+              <w:jc w:val="left"/>
+            </w:pPr>
+            <w:r>
+              <w:t xml:space="preserve">2.6%</w:t>
+            </w:r>
+          </w:p>
+        </w:tc>
+        <w:tc>
+          <w:tcPr/>
+          <w:p>
+            <w:pPr>
+              <w:pStyle w:val="Compact"/>
+              <w:jc w:val="left"/>
+            </w:pPr>
+            <w:r>
+              <w:t xml:space="preserve">0.011</w:t>
+            </w:r>
+          </w:p>
+        </w:tc>
+        <w:tc>
+          <w:tcPr/>
+          <w:p>
+            <w:pPr>
+              <w:pStyle w:val="Compact"/>
+              <w:jc w:val="left"/>
+            </w:pPr>
+            <w:r>
+              <w:t xml:space="preserve">2025</w:t>
+            </w:r>
+          </w:p>
+        </w:tc>
+      </w:tr>
+      <w:tr>
+        <w:tc>
+          <w:tcPr/>
+          <w:p>
+            <w:pPr>
+              <w:pStyle w:val="Compact"/>
+              <w:jc w:val="left"/>
+            </w:pPr>
+            <w:r>
+              <w:t xml:space="preserve">Papua New Guinea</w:t>
+            </w:r>
+          </w:p>
+        </w:tc>
+        <w:tc>
+          <w:tcPr/>
+          <w:p>
+            <w:pPr>
+              <w:pStyle w:val="Compact"/>
+              <w:jc w:val="left"/>
+            </w:pPr>
+            <w:r>
+              <w:t xml:space="preserve">141</w:t>
+            </w:r>
+          </w:p>
+        </w:tc>
+        <w:tc>
+          <w:tcPr/>
+          <w:p>
+            <w:pPr>
+              <w:pStyle w:val="Compact"/>
+              <w:jc w:val="left"/>
+            </w:pPr>
+            <w:r>
+              <w:t xml:space="preserve">20</w:t>
+            </w:r>
+          </w:p>
+        </w:tc>
+        <w:tc>
+          <w:tcPr/>
+          <w:p>
+            <w:pPr>
+              <w:pStyle w:val="Compact"/>
+              <w:jc w:val="left"/>
+            </w:pPr>
+            <w:r>
+              <w:t xml:space="preserve">14.2%</w:t>
+            </w:r>
+          </w:p>
+        </w:tc>
+        <w:tc>
+          <w:tcPr/>
+          <w:p>
+            <w:pPr>
+              <w:pStyle w:val="Compact"/>
+              <w:jc w:val="left"/>
+            </w:pPr>
+            <w:r>
+              <w:t xml:space="preserve">0.028</w:t>
+            </w:r>
+          </w:p>
+        </w:tc>
+        <w:tc>
+          <w:tcPr/>
+          <w:p>
+            <w:pPr>
+              <w:pStyle w:val="Compact"/>
+              <w:jc w:val="left"/>
+            </w:pPr>
+            <w:r>
+              <w:t xml:space="preserve">2015, 2024</w:t>
+            </w:r>
+          </w:p>
+        </w:tc>
+      </w:tr>
+      <w:tr>
+        <w:tc>
+          <w:tcPr/>
+          <w:p>
+            <w:pPr>
+              <w:pStyle w:val="Compact"/>
+              <w:jc w:val="left"/>
+            </w:pPr>
+            <w:r>
+              <w:t xml:space="preserve">Samoa</w:t>
+            </w:r>
+          </w:p>
+        </w:tc>
+        <w:tc>
+          <w:tcPr/>
+          <w:p>
+            <w:pPr>
+              <w:pStyle w:val="Compact"/>
+              <w:jc w:val="left"/>
+            </w:pPr>
+            <w:r>
+              <w:t xml:space="preserve">131</w:t>
+            </w:r>
+          </w:p>
+        </w:tc>
+        <w:tc>
+          <w:tcPr/>
+          <w:p>
+            <w:pPr>
+              <w:pStyle w:val="Compact"/>
+              <w:jc w:val="left"/>
+            </w:pPr>
+            <w:r>
+              <w:t xml:space="preserve">24</w:t>
+            </w:r>
+          </w:p>
+        </w:tc>
+        <w:tc>
+          <w:tcPr/>
+          <w:p>
+            <w:pPr>
+              <w:pStyle w:val="Compact"/>
+              <w:jc w:val="left"/>
+            </w:pPr>
+            <w:r>
+              <w:t xml:space="preserve">18.3%</w:t>
+            </w:r>
+          </w:p>
+        </w:tc>
+        <w:tc>
+          <w:tcPr/>
+          <w:p>
+            <w:pPr>
+              <w:pStyle w:val="Compact"/>
+              <w:jc w:val="left"/>
+            </w:pPr>
+            <w:r>
+              <w:t xml:space="preserve">0.051</w:t>
+            </w:r>
+          </w:p>
+        </w:tc>
+        <w:tc>
+          <w:tcPr/>
+          <w:p>
+            <w:pPr>
+              <w:pStyle w:val="Compact"/>
+              <w:jc w:val="left"/>
+            </w:pPr>
+            <w:r>
+              <w:t xml:space="preserve">2023</w:t>
+            </w:r>
+          </w:p>
+        </w:tc>
+      </w:tr>
+      <w:tr>
+        <w:tc>
+          <w:tcPr/>
+          <w:p>
+            <w:pPr>
+              <w:pStyle w:val="Compact"/>
+              <w:jc w:val="left"/>
+            </w:pPr>
+            <w:r>
+              <w:t xml:space="preserve">Solomon Islands</w:t>
+            </w:r>
+          </w:p>
+        </w:tc>
+        <w:tc>
+          <w:tcPr/>
+          <w:p>
+            <w:pPr>
+              <w:pStyle w:val="Compact"/>
+              <w:jc w:val="left"/>
+            </w:pPr>
+            <w:r>
+              <w:t xml:space="preserve">107</w:t>
+            </w:r>
+          </w:p>
+        </w:tc>
+        <w:tc>
+          <w:tcPr/>
+          <w:p>
+            <w:pPr>
+              <w:pStyle w:val="Compact"/>
+              <w:jc w:val="left"/>
+            </w:pPr>
+            <w:r>
+              <w:t xml:space="preserve">10</w:t>
+            </w:r>
+          </w:p>
+        </w:tc>
+        <w:tc>
+          <w:tcPr/>
+          <w:p>
+            <w:pPr>
+              <w:pStyle w:val="Compact"/>
+              <w:jc w:val="left"/>
+            </w:pPr>
+            <w:r>
+              <w:t xml:space="preserve">9.3%</w:t>
+            </w:r>
+          </w:p>
+        </w:tc>
+        <w:tc>
+          <w:tcPr/>
+          <w:p>
+            <w:pPr>
+              <w:pStyle w:val="Compact"/>
+              <w:jc w:val="left"/>
+            </w:pPr>
+            <w:r>
+              <w:t xml:space="preserve">0.040</w:t>
+            </w:r>
+          </w:p>
+        </w:tc>
+        <w:tc>
+          <w:tcPr/>
+          <w:p>
+            <w:pPr>
+              <w:pStyle w:val="Compact"/>
+              <w:jc w:val="left"/>
+            </w:pPr>
+            <w:r>
+              <w:t xml:space="preserve">2025</w:t>
+            </w:r>
+          </w:p>
+        </w:tc>
+      </w:tr>
+      <w:tr>
+        <w:tc>
+          <w:tcPr/>
+          <w:p>
+            <w:pPr>
+              <w:pStyle w:val="Compact"/>
+              <w:jc w:val="left"/>
+            </w:pPr>
+            <w:r>
+              <w:t xml:space="preserve">Tonga</w:t>
+            </w:r>
+          </w:p>
+        </w:tc>
+        <w:tc>
+          <w:tcPr/>
+          <w:p>
+            <w:pPr>
+              <w:pStyle w:val="Compact"/>
+              <w:jc w:val="left"/>
+            </w:pPr>
+            <w:r>
+              <w:t xml:space="preserve">144</w:t>
+            </w:r>
+          </w:p>
+        </w:tc>
+        <w:tc>
+          <w:tcPr/>
+          <w:p>
+            <w:pPr>
+              <w:pStyle w:val="Compact"/>
+              <w:jc w:val="left"/>
+            </w:pPr>
+            <w:r>
+              <w:t xml:space="preserve">13</w:t>
+            </w:r>
+          </w:p>
+        </w:tc>
+        <w:tc>
+          <w:tcPr/>
+          <w:p>
+            <w:pPr>
+              <w:pStyle w:val="Compact"/>
+              <w:jc w:val="left"/>
+            </w:pPr>
+            <w:r>
+              <w:t xml:space="preserve">9.0%</w:t>
+            </w:r>
+          </w:p>
+        </w:tc>
+        <w:tc>
+          <w:tcPr/>
+          <w:p>
+            <w:pPr>
+              <w:pStyle w:val="Compact"/>
+              <w:jc w:val="left"/>
+            </w:pPr>
+            <w:r>
+              <w:t xml:space="preserve">0.044</w:t>
+            </w:r>
+          </w:p>
+        </w:tc>
+        <w:tc>
+          <w:tcPr/>
+          <w:p>
+            <w:pPr>
+              <w:pStyle w:val="Compact"/>
+              <w:jc w:val="left"/>
+            </w:pPr>
+            <w:r>
+              <w:t xml:space="preserve">2024</w:t>
+            </w:r>
+          </w:p>
+        </w:tc>
+      </w:tr>
+      <w:tr>
+        <w:tc>
+          <w:tcPr/>
+          <w:p>
+            <w:pPr>
+              <w:pStyle w:val="Compact"/>
+              <w:jc w:val="left"/>
+            </w:pPr>
+            <w:r>
+              <w:t xml:space="preserve">Vanuatu</w:t>
+            </w:r>
+          </w:p>
+        </w:tc>
+        <w:tc>
+          <w:tcPr/>
+          <w:p>
+            <w:pPr>
+              <w:pStyle w:val="Compact"/>
+              <w:jc w:val="left"/>
+            </w:pPr>
+            <w:r>
+              <w:t xml:space="preserve">157</w:t>
+            </w:r>
+          </w:p>
+        </w:tc>
+        <w:tc>
+          <w:tcPr/>
+          <w:p>
+            <w:pPr>
+              <w:pStyle w:val="Compact"/>
+              <w:jc w:val="left"/>
+            </w:pPr>
+            <w:r>
+              <w:t xml:space="preserve">16</w:t>
+            </w:r>
+          </w:p>
+        </w:tc>
+        <w:tc>
+          <w:tcPr/>
+          <w:p>
+            <w:pPr>
+              <w:pStyle w:val="Compact"/>
+              <w:jc w:val="left"/>
+            </w:pPr>
+            <w:r>
+              <w:t xml:space="preserve">10.2%</w:t>
+            </w:r>
+          </w:p>
+        </w:tc>
+        <w:tc>
+          <w:tcPr/>
+          <w:p>
+            <w:pPr>
+              <w:pStyle w:val="Compact"/>
+              <w:jc w:val="left"/>
+            </w:pPr>
+            <w:r>
+              <w:t xml:space="preserve">0.037</w:t>
+            </w:r>
+          </w:p>
+        </w:tc>
+        <w:tc>
+          <w:tcPr/>
+          <w:p>
+            <w:pPr>
+              <w:pStyle w:val="Compact"/>
+              <w:jc w:val="left"/>
+            </w:pPr>
+            <w:r>
+              <w:t xml:space="preserve">2009, 2023</w:t>
+            </w:r>
+          </w:p>
+        </w:tc>
+      </w:tr>
+      <w:tr>
+        <w:tc>
+          <w:tcPr/>
+          <w:p>
+            <w:pPr>
+              <w:pStyle w:val="Compact"/>
+              <w:jc w:val="left"/>
+            </w:pPr>
+            <w:r>
+              <w:rPr>
+                <w:bCs/>
+                <w:b/>
+              </w:rPr>
+              <w:t xml:space="preserve">Total</w:t>
+            </w:r>
+          </w:p>
+        </w:tc>
+        <w:tc>
+          <w:tcPr/>
+          <w:p>
+            <w:pPr>
+              <w:pStyle w:val="Compact"/>
+              <w:jc w:val="left"/>
+            </w:pPr>
+            <w:r>
+              <w:rPr>
+                <w:bCs/>
+                <w:b/>
+              </w:rPr>
+              <w:t xml:space="preserve">959</w:t>
+            </w:r>
+          </w:p>
+        </w:tc>
+        <w:tc>
+          <w:tcPr/>
+          <w:p>
+            <w:pPr>
+              <w:pStyle w:val="Compact"/>
+              <w:jc w:val="left"/>
+            </w:pPr>
+            <w:r>
+              <w:rPr>
+                <w:bCs/>
+                <w:b/>
+              </w:rPr>
+              <w:t xml:space="preserve">132</w:t>
+            </w:r>
+          </w:p>
+        </w:tc>
+        <w:tc>
+          <w:tcPr/>
+          <w:p>
+            <w:pPr>
+              <w:pStyle w:val="Compact"/>
+              <w:jc w:val="left"/>
+            </w:pPr>
+            <w:r>
+              <w:rPr>
+                <w:bCs/>
+                <w:b/>
+              </w:rPr>
+              <w:t xml:space="preserve">13.8%</w:t>
+            </w:r>
+          </w:p>
+        </w:tc>
+        <w:tc>
+          <w:tcPr/>
+          <w:p>
+            <w:pPr>
+              <w:pStyle w:val="Compact"/>
+              <w:jc w:val="left"/>
+            </w:pPr>
+            <w:r>
+              <w:rPr>
+                <w:bCs/>
+                <w:b/>
+              </w:rPr>
+              <w:t xml:space="preserve">0.048</w:t>
+            </w:r>
+          </w:p>
+        </w:tc>
+        <w:tc>
+          <w:tcPr/>
+          <w:p>
+            <w:pPr>
+              <w:pStyle w:val="Compact"/>
+              <w:jc w:val="left"/>
+            </w:pPr>
+            <w:r>
+              <w:t xml:space="preserve">2009–2025</w:t>
+            </w:r>
+          </w:p>
+        </w:tc>
+      </w:tr>
+    </w:tbl>
+    <w:p>
+      <w:pPr>
+        <w:pStyle w:val="BodyText"/>
+      </w:pPr>
+      <w:r>
+        <w:rPr>
+          <w:iCs/>
+          <w:i/>
+        </w:rPr>
+        <w:t xml:space="preserve">Note: N denotes analysis-sample firm-year observations (non-missing ln labour productivity and FSTS). Exporters are firms with FSTS &gt; 0; mean FSTS is computed over all firms, including non-exporters. Fiji, Papua New Guinea, and Vanuatu have two WBES waves; the remaining four economies have one.</w:t>
+      </w:r>
+    </w:p>
+    <w:bookmarkEnd w:id="50"/>
+    <w:bookmarkStart w:id="51" w:name="Xc02e42e5e85356a7e9f67ce8450f39d43a89fec"/>
+    <w:p>
+      <w:pPr>
+        <w:pStyle w:val="Heading3"/>
+      </w:pPr>
+      <w:r>
+        <w:t xml:space="preserve">Table 2. Regression Results: Internationalization Intensity and Labor Productivity</w:t>
+      </w:r>
+    </w:p>
+    <w:tbl>
+      <w:tblPr>
+        <w:tblStyle w:val="Table"/>
+        <w:tblW w:type="pct" w:w="5000"/>
+        <w:tblLook w:firstRow="1" w:lastRow="0" w:firstColumn="0" w:lastColumn="0" w:noHBand="0" w:noVBand="0" w:val="0020"/>
+        <w:jc w:val="start"/>
+      </w:tblPr>
+      <w:tblGrid>
+        <w:gridCol w:w="1020"/>
+        <w:gridCol w:w="1080"/>
+        <w:gridCol w:w="1080"/>
+        <w:gridCol w:w="1020"/>
+        <w:gridCol w:w="1080"/>
         <w:gridCol w:w="1320"/>
         <w:gridCol w:w="1320"/>
       </w:tblGrid>
@@ -3493,588 +4431,78 @@
           <w:p>
             <w:pPr>
               <w:pStyle w:val="Compact"/>
-              <w:jc w:val="left"/>
-            </w:pPr>
-            <w:r>
-              <w:t xml:space="preserve">Economy</w:t>
-            </w:r>
-          </w:p>
-        </w:tc>
-        <w:tc>
-          <w:tcPr/>
-          <w:p>
-            <w:pPr>
-              <w:pStyle w:val="Compact"/>
-              <w:jc w:val="left"/>
-            </w:pPr>
-            <w:r>
-              <w:t xml:space="preserve">N (firms)</w:t>
-            </w:r>
-          </w:p>
-        </w:tc>
-        <w:tc>
-          <w:tcPr/>
-          <w:p>
-            <w:pPr>
-              <w:pStyle w:val="Compact"/>
-              <w:jc w:val="left"/>
-            </w:pPr>
-            <w:r>
-              <w:t xml:space="preserve">Exporters</w:t>
-            </w:r>
-          </w:p>
-        </w:tc>
-        <w:tc>
-          <w:tcPr/>
-          <w:p>
-            <w:pPr>
-              <w:pStyle w:val="Compact"/>
-              <w:jc w:val="left"/>
-            </w:pPr>
-            <w:r>
-              <w:t xml:space="preserve">Exporter %</w:t>
-            </w:r>
-          </w:p>
-        </w:tc>
-        <w:tc>
-          <w:tcPr/>
-          <w:p>
-            <w:pPr>
-              <w:pStyle w:val="Compact"/>
-              <w:jc w:val="left"/>
-            </w:pPr>
-            <w:r>
-              <w:t xml:space="preserve">Mean FSTS</w:t>
-            </w:r>
-          </w:p>
-        </w:tc>
-        <w:tc>
-          <w:tcPr/>
-          <w:p>
-            <w:pPr>
-              <w:pStyle w:val="Compact"/>
-              <w:jc w:val="left"/>
-            </w:pPr>
-            <w:r>
-              <w:t xml:space="preserve">Waves</w:t>
-            </w:r>
-          </w:p>
-        </w:tc>
-      </w:tr>
-      <w:tr>
-        <w:tc>
-          <w:tcPr/>
-          <w:p>
-            <w:pPr>
-              <w:pStyle w:val="Compact"/>
-              <w:jc w:val="left"/>
-            </w:pPr>
-            <w:r>
-              <w:t xml:space="preserve">Fiji</w:t>
-            </w:r>
-          </w:p>
-        </w:tc>
-        <w:tc>
-          <w:tcPr/>
-          <w:p>
-            <w:pPr>
-              <w:pStyle w:val="Compact"/>
-              <w:jc w:val="left"/>
-            </w:pPr>
-            <w:r>
-              <w:t xml:space="preserve">165</w:t>
-            </w:r>
-          </w:p>
-        </w:tc>
-        <w:tc>
-          <w:tcPr/>
-          <w:p>
-            <w:pPr>
-              <w:pStyle w:val="Compact"/>
-              <w:jc w:val="left"/>
-            </w:pPr>
-            <w:r>
-              <w:t xml:space="preserve">46</w:t>
-            </w:r>
-          </w:p>
-        </w:tc>
-        <w:tc>
-          <w:tcPr/>
-          <w:p>
-            <w:pPr>
-              <w:pStyle w:val="Compact"/>
-              <w:jc w:val="left"/>
-            </w:pPr>
-            <w:r>
-              <w:t xml:space="preserve">27.9%</w:t>
-            </w:r>
-          </w:p>
-        </w:tc>
-        <w:tc>
-          <w:tcPr/>
-          <w:p>
-            <w:pPr>
-              <w:pStyle w:val="Compact"/>
-              <w:jc w:val="left"/>
-            </w:pPr>
-            <w:r>
-              <w:t xml:space="preserve">0.109</w:t>
-            </w:r>
-          </w:p>
-        </w:tc>
-        <w:tc>
-          <w:tcPr/>
-          <w:p>
-            <w:pPr>
-              <w:pStyle w:val="Compact"/>
-              <w:jc w:val="left"/>
-            </w:pPr>
-            <w:r>
-              <w:t xml:space="preserve">2009, 2025</w:t>
-            </w:r>
-          </w:p>
-        </w:tc>
-      </w:tr>
-      <w:tr>
-        <w:tc>
-          <w:tcPr/>
-          <w:p>
-            <w:pPr>
-              <w:pStyle w:val="Compact"/>
-              <w:jc w:val="left"/>
-            </w:pPr>
-            <w:r>
-              <w:t xml:space="preserve">Kiribati</w:t>
-            </w:r>
-          </w:p>
-        </w:tc>
-        <w:tc>
-          <w:tcPr/>
-          <w:p>
-            <w:pPr>
-              <w:pStyle w:val="Compact"/>
-              <w:jc w:val="left"/>
-            </w:pPr>
-            <w:r>
-              <w:t xml:space="preserve">114</w:t>
-            </w:r>
-          </w:p>
-        </w:tc>
-        <w:tc>
-          <w:tcPr/>
-          <w:p>
-            <w:pPr>
-              <w:pStyle w:val="Compact"/>
-              <w:jc w:val="left"/>
-            </w:pPr>
-            <w:r>
-              <w:t xml:space="preserve">3</w:t>
-            </w:r>
-          </w:p>
-        </w:tc>
-        <w:tc>
-          <w:tcPr/>
-          <w:p>
-            <w:pPr>
-              <w:pStyle w:val="Compact"/>
-              <w:jc w:val="left"/>
-            </w:pPr>
-            <w:r>
-              <w:t xml:space="preserve">2.6%</w:t>
-            </w:r>
-          </w:p>
-        </w:tc>
-        <w:tc>
-          <w:tcPr/>
-          <w:p>
-            <w:pPr>
-              <w:pStyle w:val="Compact"/>
-              <w:jc w:val="left"/>
-            </w:pPr>
-            <w:r>
-              <w:t xml:space="preserve">0.011</w:t>
-            </w:r>
-          </w:p>
-        </w:tc>
-        <w:tc>
-          <w:tcPr/>
-          <w:p>
-            <w:pPr>
-              <w:pStyle w:val="Compact"/>
-              <w:jc w:val="left"/>
-            </w:pPr>
-            <w:r>
-              <w:t xml:space="preserve">2025</w:t>
-            </w:r>
-          </w:p>
-        </w:tc>
-      </w:tr>
-      <w:tr>
-        <w:tc>
-          <w:tcPr/>
-          <w:p>
-            <w:pPr>
-              <w:pStyle w:val="Compact"/>
-              <w:jc w:val="left"/>
-            </w:pPr>
-            <w:r>
-              <w:t xml:space="preserve">Papua New Guinea</w:t>
-            </w:r>
-          </w:p>
-        </w:tc>
-        <w:tc>
-          <w:tcPr/>
-          <w:p>
-            <w:pPr>
-              <w:pStyle w:val="Compact"/>
-              <w:jc w:val="left"/>
-            </w:pPr>
-            <w:r>
-              <w:t xml:space="preserve">141</w:t>
-            </w:r>
-          </w:p>
-        </w:tc>
-        <w:tc>
-          <w:tcPr/>
-          <w:p>
-            <w:pPr>
-              <w:pStyle w:val="Compact"/>
-              <w:jc w:val="left"/>
-            </w:pPr>
-            <w:r>
-              <w:t xml:space="preserve">20</w:t>
-            </w:r>
-          </w:p>
-        </w:tc>
-        <w:tc>
-          <w:tcPr/>
-          <w:p>
-            <w:pPr>
-              <w:pStyle w:val="Compact"/>
-              <w:jc w:val="left"/>
-            </w:pPr>
-            <w:r>
-              <w:t xml:space="preserve">14.2%</w:t>
-            </w:r>
-          </w:p>
-        </w:tc>
-        <w:tc>
-          <w:tcPr/>
-          <w:p>
-            <w:pPr>
-              <w:pStyle w:val="Compact"/>
-              <w:jc w:val="left"/>
-            </w:pPr>
-            <w:r>
-              <w:t xml:space="preserve">0.028</w:t>
-            </w:r>
-          </w:p>
-        </w:tc>
-        <w:tc>
-          <w:tcPr/>
-          <w:p>
-            <w:pPr>
-              <w:pStyle w:val="Compact"/>
-              <w:jc w:val="left"/>
-            </w:pPr>
-            <w:r>
-              <w:t xml:space="preserve">2015, 2024</w:t>
-            </w:r>
-          </w:p>
-        </w:tc>
-      </w:tr>
-      <w:tr>
-        <w:tc>
-          <w:tcPr/>
-          <w:p>
-            <w:pPr>
-              <w:pStyle w:val="Compact"/>
-              <w:jc w:val="left"/>
-            </w:pPr>
-            <w:r>
-              <w:t xml:space="preserve">Samoa</w:t>
-            </w:r>
-          </w:p>
-        </w:tc>
-        <w:tc>
-          <w:tcPr/>
-          <w:p>
-            <w:pPr>
-              <w:pStyle w:val="Compact"/>
-              <w:jc w:val="left"/>
-            </w:pPr>
-            <w:r>
-              <w:t xml:space="preserve">131</w:t>
-            </w:r>
-          </w:p>
-        </w:tc>
-        <w:tc>
-          <w:tcPr/>
-          <w:p>
-            <w:pPr>
-              <w:pStyle w:val="Compact"/>
-              <w:jc w:val="left"/>
-            </w:pPr>
-            <w:r>
-              <w:t xml:space="preserve">24</w:t>
-            </w:r>
-          </w:p>
-        </w:tc>
-        <w:tc>
-          <w:tcPr/>
-          <w:p>
-            <w:pPr>
-              <w:pStyle w:val="Compact"/>
-              <w:jc w:val="left"/>
-            </w:pPr>
-            <w:r>
-              <w:t xml:space="preserve">18.3%</w:t>
-            </w:r>
-          </w:p>
-        </w:tc>
-        <w:tc>
-          <w:tcPr/>
-          <w:p>
-            <w:pPr>
-              <w:pStyle w:val="Compact"/>
-              <w:jc w:val="left"/>
-            </w:pPr>
-            <w:r>
-              <w:t xml:space="preserve">0.051</w:t>
-            </w:r>
-          </w:p>
-        </w:tc>
-        <w:tc>
-          <w:tcPr/>
-          <w:p>
-            <w:pPr>
-              <w:pStyle w:val="Compact"/>
-              <w:jc w:val="left"/>
-            </w:pPr>
-            <w:r>
-              <w:t xml:space="preserve">2023</w:t>
-            </w:r>
-          </w:p>
-        </w:tc>
-      </w:tr>
-      <w:tr>
-        <w:tc>
-          <w:tcPr/>
-          <w:p>
-            <w:pPr>
-              <w:pStyle w:val="Compact"/>
-              <w:jc w:val="left"/>
-            </w:pPr>
-            <w:r>
-              <w:t xml:space="preserve">Solomon Islands</w:t>
-            </w:r>
-          </w:p>
-        </w:tc>
-        <w:tc>
-          <w:tcPr/>
-          <w:p>
-            <w:pPr>
-              <w:pStyle w:val="Compact"/>
-              <w:jc w:val="left"/>
-            </w:pPr>
-            <w:r>
-              <w:t xml:space="preserve">107</w:t>
-            </w:r>
-          </w:p>
-        </w:tc>
-        <w:tc>
-          <w:tcPr/>
-          <w:p>
-            <w:pPr>
-              <w:pStyle w:val="Compact"/>
-              <w:jc w:val="left"/>
-            </w:pPr>
-            <w:r>
-              <w:t xml:space="preserve">10</w:t>
-            </w:r>
-          </w:p>
-        </w:tc>
-        <w:tc>
-          <w:tcPr/>
-          <w:p>
-            <w:pPr>
-              <w:pStyle w:val="Compact"/>
-              <w:jc w:val="left"/>
-            </w:pPr>
-            <w:r>
-              <w:t xml:space="preserve">9.3%</w:t>
-            </w:r>
-          </w:p>
-        </w:tc>
-        <w:tc>
-          <w:tcPr/>
-          <w:p>
-            <w:pPr>
-              <w:pStyle w:val="Compact"/>
-              <w:jc w:val="left"/>
-            </w:pPr>
-            <w:r>
-              <w:t xml:space="preserve">0.040</w:t>
-            </w:r>
-          </w:p>
-        </w:tc>
-        <w:tc>
-          <w:tcPr/>
-          <w:p>
-            <w:pPr>
-              <w:pStyle w:val="Compact"/>
-              <w:jc w:val="left"/>
-            </w:pPr>
-            <w:r>
-              <w:t xml:space="preserve">2025</w:t>
-            </w:r>
-          </w:p>
-        </w:tc>
-      </w:tr>
-      <w:tr>
-        <w:tc>
-          <w:tcPr/>
-          <w:p>
-            <w:pPr>
-              <w:pStyle w:val="Compact"/>
-              <w:jc w:val="left"/>
-            </w:pPr>
-            <w:r>
-              <w:t xml:space="preserve">Tonga</w:t>
-            </w:r>
-          </w:p>
-        </w:tc>
-        <w:tc>
-          <w:tcPr/>
-          <w:p>
-            <w:pPr>
-              <w:pStyle w:val="Compact"/>
-              <w:jc w:val="left"/>
-            </w:pPr>
-            <w:r>
-              <w:t xml:space="preserve">144</w:t>
-            </w:r>
-          </w:p>
-        </w:tc>
-        <w:tc>
-          <w:tcPr/>
-          <w:p>
-            <w:pPr>
-              <w:pStyle w:val="Compact"/>
-              <w:jc w:val="left"/>
-            </w:pPr>
-            <w:r>
-              <w:t xml:space="preserve">13</w:t>
-            </w:r>
-          </w:p>
-        </w:tc>
-        <w:tc>
-          <w:tcPr/>
-          <w:p>
-            <w:pPr>
-              <w:pStyle w:val="Compact"/>
-              <w:jc w:val="left"/>
-            </w:pPr>
-            <w:r>
-              <w:t xml:space="preserve">9.0%</w:t>
-            </w:r>
-          </w:p>
-        </w:tc>
-        <w:tc>
-          <w:tcPr/>
-          <w:p>
-            <w:pPr>
-              <w:pStyle w:val="Compact"/>
-              <w:jc w:val="left"/>
-            </w:pPr>
-            <w:r>
-              <w:t xml:space="preserve">0.044</w:t>
-            </w:r>
-          </w:p>
-        </w:tc>
-        <w:tc>
-          <w:tcPr/>
-          <w:p>
-            <w:pPr>
-              <w:pStyle w:val="Compact"/>
-              <w:jc w:val="left"/>
-            </w:pPr>
-            <w:r>
-              <w:t xml:space="preserve">2024</w:t>
-            </w:r>
-          </w:p>
-        </w:tc>
-      </w:tr>
-      <w:tr>
-        <w:tc>
-          <w:tcPr/>
-          <w:p>
-            <w:pPr>
-              <w:pStyle w:val="Compact"/>
-              <w:jc w:val="left"/>
-            </w:pPr>
-            <w:r>
-              <w:t xml:space="preserve">Vanuatu</w:t>
-            </w:r>
-          </w:p>
-        </w:tc>
-        <w:tc>
-          <w:tcPr/>
-          <w:p>
-            <w:pPr>
-              <w:pStyle w:val="Compact"/>
-              <w:jc w:val="left"/>
-            </w:pPr>
-            <w:r>
-              <w:t xml:space="preserve">157</w:t>
-            </w:r>
-          </w:p>
-        </w:tc>
-        <w:tc>
-          <w:tcPr/>
-          <w:p>
-            <w:pPr>
-              <w:pStyle w:val="Compact"/>
-              <w:jc w:val="left"/>
-            </w:pPr>
-            <w:r>
-              <w:t xml:space="preserve">16</w:t>
-            </w:r>
-          </w:p>
-        </w:tc>
-        <w:tc>
-          <w:tcPr/>
-          <w:p>
-            <w:pPr>
-              <w:pStyle w:val="Compact"/>
-              <w:jc w:val="left"/>
-            </w:pPr>
-            <w:r>
-              <w:t xml:space="preserve">10.2%</w:t>
-            </w:r>
-          </w:p>
-        </w:tc>
-        <w:tc>
-          <w:tcPr/>
-          <w:p>
-            <w:pPr>
-              <w:pStyle w:val="Compact"/>
-              <w:jc w:val="left"/>
-            </w:pPr>
-            <w:r>
-              <w:t xml:space="preserve">0.037</w:t>
-            </w:r>
-          </w:p>
-        </w:tc>
-        <w:tc>
-          <w:tcPr/>
-          <w:p>
-            <w:pPr>
-              <w:pStyle w:val="Compact"/>
-              <w:jc w:val="left"/>
-            </w:pPr>
-            <w:r>
-              <w:t xml:space="preserve">2009, 2023</w:t>
+            </w:pPr>
+          </w:p>
+        </w:tc>
+        <w:tc>
+          <w:tcPr/>
+          <w:p>
+            <w:pPr>
+              <w:pStyle w:val="Compact"/>
+              <w:jc w:val="left"/>
+            </w:pPr>
+            <w:r>
+              <w:t xml:space="preserve">M0 Controls</w:t>
+            </w:r>
+          </w:p>
+        </w:tc>
+        <w:tc>
+          <w:tcPr/>
+          <w:p>
+            <w:pPr>
+              <w:pStyle w:val="Compact"/>
+              <w:jc w:val="left"/>
+            </w:pPr>
+            <w:r>
+              <w:t xml:space="preserve">M1 Linear</w:t>
+            </w:r>
+          </w:p>
+        </w:tc>
+        <w:tc>
+          <w:tcPr/>
+          <w:p>
+            <w:pPr>
+              <w:pStyle w:val="Compact"/>
+              <w:jc w:val="left"/>
+            </w:pPr>
+            <w:r>
+              <w:t xml:space="preserve">M2 Quadratic</w:t>
+            </w:r>
+          </w:p>
+        </w:tc>
+        <w:tc>
+          <w:tcPr/>
+          <w:p>
+            <w:pPr>
+              <w:pStyle w:val="Compact"/>
+              <w:jc w:val="left"/>
+            </w:pPr>
+            <w:r>
+              <w:t xml:space="preserve">M3 Capabilities</w:t>
+            </w:r>
+          </w:p>
+        </w:tc>
+        <w:tc>
+          <w:tcPr/>
+          <w:p>
+            <w:pPr>
+              <w:pStyle w:val="Compact"/>
+              <w:jc w:val="left"/>
+            </w:pPr>
+            <w:r>
+              <w:t xml:space="preserve">M_yearFE</w:t>
+            </w:r>
+          </w:p>
+        </w:tc>
+        <w:tc>
+          <w:tcPr/>
+          <w:p>
+            <w:pPr>
+              <w:pStyle w:val="Compact"/>
+              <w:jc w:val="left"/>
+            </w:pPr>
+            <w:r>
+              <w:t xml:space="preserve">M_bivariate</w:t>
             </w:r>
           </w:p>
         </w:tc>
@@ -4092,10 +4520,72 @@
                 <w:bCs/>
                 <w:b/>
               </w:rPr>
-              <w:t xml:space="preserve">Total</w:t>
-            </w:r>
-          </w:p>
-        </w:tc>
+              <w:t xml:space="preserve">FSTS_c</w:t>
+            </w:r>
+          </w:p>
+        </w:tc>
+        <w:tc>
+          <w:tcPr/>
+          <w:p>
+            <w:pPr>
+              <w:pStyle w:val="Compact"/>
+            </w:pPr>
+          </w:p>
+        </w:tc>
+        <w:tc>
+          <w:tcPr/>
+          <w:p>
+            <w:pPr>
+              <w:pStyle w:val="Compact"/>
+              <w:jc w:val="left"/>
+            </w:pPr>
+            <w:r>
+              <w:t xml:space="preserve">−1.339*** (0.386)</w:t>
+            </w:r>
+          </w:p>
+        </w:tc>
+        <w:tc>
+          <w:tcPr/>
+          <w:p>
+            <w:pPr>
+              <w:pStyle w:val="Compact"/>
+              <w:jc w:val="left"/>
+            </w:pPr>
+            <w:r>
+              <w:t xml:space="preserve">−2.177 (1.603)</w:t>
+            </w:r>
+          </w:p>
+        </w:tc>
+        <w:tc>
+          <w:tcPr/>
+          <w:p>
+            <w:pPr>
+              <w:pStyle w:val="Compact"/>
+              <w:jc w:val="left"/>
+            </w:pPr>
+            <w:r>
+              <w:t xml:space="preserve">−2.979. (1.549)</w:t>
+            </w:r>
+          </w:p>
+        </w:tc>
+        <w:tc>
+          <w:tcPr/>
+          <w:p>
+            <w:pPr>
+              <w:pStyle w:val="Compact"/>
+            </w:pPr>
+          </w:p>
+        </w:tc>
+        <w:tc>
+          <w:tcPr/>
+          <w:p>
+            <w:pPr>
+              <w:pStyle w:val="Compact"/>
+            </w:pPr>
+          </w:p>
+        </w:tc>
+      </w:tr>
+      <w:tr>
         <w:tc>
           <w:tcPr/>
           <w:p>
@@ -4108,10 +4598,68 @@
                 <w:bCs/>
                 <w:b/>
               </w:rPr>
-              <w:t xml:space="preserve">959</w:t>
-            </w:r>
-          </w:p>
-        </w:tc>
+              <w:t xml:space="preserve">FSTS_c²</w:t>
+            </w:r>
+          </w:p>
+        </w:tc>
+        <w:tc>
+          <w:tcPr/>
+          <w:p>
+            <w:pPr>
+              <w:pStyle w:val="Compact"/>
+            </w:pPr>
+          </w:p>
+        </w:tc>
+        <w:tc>
+          <w:tcPr/>
+          <w:p>
+            <w:pPr>
+              <w:pStyle w:val="Compact"/>
+            </w:pPr>
+          </w:p>
+        </w:tc>
+        <w:tc>
+          <w:tcPr/>
+          <w:p>
+            <w:pPr>
+              <w:pStyle w:val="Compact"/>
+              <w:jc w:val="left"/>
+            </w:pPr>
+            <w:r>
+              <w:t xml:space="preserve">+1.125 (1.943)</w:t>
+            </w:r>
+          </w:p>
+        </w:tc>
+        <w:tc>
+          <w:tcPr/>
+          <w:p>
+            <w:pPr>
+              <w:pStyle w:val="Compact"/>
+              <w:jc w:val="left"/>
+            </w:pPr>
+            <w:r>
+              <w:t xml:space="preserve">+2.204 (1.796)</w:t>
+            </w:r>
+          </w:p>
+        </w:tc>
+        <w:tc>
+          <w:tcPr/>
+          <w:p>
+            <w:pPr>
+              <w:pStyle w:val="Compact"/>
+            </w:pPr>
+          </w:p>
+        </w:tc>
+        <w:tc>
+          <w:tcPr/>
+          <w:p>
+            <w:pPr>
+              <w:pStyle w:val="Compact"/>
+            </w:pPr>
+          </w:p>
+        </w:tc>
+      </w:tr>
+      <w:tr>
         <w:tc>
           <w:tcPr/>
           <w:p>
@@ -4124,10 +4672,68 @@
                 <w:bCs/>
                 <w:b/>
               </w:rPr>
-              <w:t xml:space="preserve">132</w:t>
-            </w:r>
-          </w:p>
-        </w:tc>
+              <w:t xml:space="preserve">FSTS</w:t>
+            </w:r>
+          </w:p>
+        </w:tc>
+        <w:tc>
+          <w:tcPr/>
+          <w:p>
+            <w:pPr>
+              <w:pStyle w:val="Compact"/>
+            </w:pPr>
+          </w:p>
+        </w:tc>
+        <w:tc>
+          <w:tcPr/>
+          <w:p>
+            <w:pPr>
+              <w:pStyle w:val="Compact"/>
+            </w:pPr>
+          </w:p>
+        </w:tc>
+        <w:tc>
+          <w:tcPr/>
+          <w:p>
+            <w:pPr>
+              <w:pStyle w:val="Compact"/>
+            </w:pPr>
+          </w:p>
+        </w:tc>
+        <w:tc>
+          <w:tcPr/>
+          <w:p>
+            <w:pPr>
+              <w:pStyle w:val="Compact"/>
+            </w:pPr>
+          </w:p>
+        </w:tc>
+        <w:tc>
+          <w:tcPr/>
+          <w:p>
+            <w:pPr>
+              <w:pStyle w:val="Compact"/>
+              <w:jc w:val="left"/>
+            </w:pPr>
+            <w:r>
+              <w:t xml:space="preserve">−3.351*** (0.808)</w:t>
+            </w:r>
+          </w:p>
+        </w:tc>
+        <w:tc>
+          <w:tcPr/>
+          <w:p>
+            <w:pPr>
+              <w:pStyle w:val="Compact"/>
+              <w:jc w:val="left"/>
+            </w:pPr>
+            <w:r>
+              <w:t xml:space="preserve">−0.864. (0.441)</w:t>
+            </w:r>
+          </w:p>
+        </w:tc>
+      </w:tr>
+      <w:tr>
         <w:tc>
           <w:tcPr/>
           <w:p>
@@ -4140,10 +4746,64 @@
                 <w:bCs/>
                 <w:b/>
               </w:rPr>
-              <w:t xml:space="preserve">13.8%</w:t>
-            </w:r>
-          </w:p>
-        </w:tc>
+              <w:t xml:space="preserve">TCI_z</w:t>
+            </w:r>
+          </w:p>
+        </w:tc>
+        <w:tc>
+          <w:tcPr/>
+          <w:p>
+            <w:pPr>
+              <w:pStyle w:val="Compact"/>
+            </w:pPr>
+          </w:p>
+        </w:tc>
+        <w:tc>
+          <w:tcPr/>
+          <w:p>
+            <w:pPr>
+              <w:pStyle w:val="Compact"/>
+            </w:pPr>
+          </w:p>
+        </w:tc>
+        <w:tc>
+          <w:tcPr/>
+          <w:p>
+            <w:pPr>
+              <w:pStyle w:val="Compact"/>
+            </w:pPr>
+          </w:p>
+        </w:tc>
+        <w:tc>
+          <w:tcPr/>
+          <w:p>
+            <w:pPr>
+              <w:pStyle w:val="Compact"/>
+              <w:jc w:val="left"/>
+            </w:pPr>
+            <w:r>
+              <w:t xml:space="preserve">+0.299** (0.099)</w:t>
+            </w:r>
+          </w:p>
+        </w:tc>
+        <w:tc>
+          <w:tcPr/>
+          <w:p>
+            <w:pPr>
+              <w:pStyle w:val="Compact"/>
+            </w:pPr>
+          </w:p>
+        </w:tc>
+        <w:tc>
+          <w:tcPr/>
+          <w:p>
+            <w:pPr>
+              <w:pStyle w:val="Compact"/>
+            </w:pPr>
+          </w:p>
+        </w:tc>
+      </w:tr>
+      <w:tr>
         <w:tc>
           <w:tcPr/>
           <w:p>
@@ -4156,19 +4816,661 @@
                 <w:bCs/>
                 <w:b/>
               </w:rPr>
-              <w:t xml:space="preserve">0.048</w:t>
-            </w:r>
-          </w:p>
-        </w:tc>
-        <w:tc>
-          <w:tcPr/>
-          <w:p>
-            <w:pPr>
-              <w:pStyle w:val="Compact"/>
-              <w:jc w:val="left"/>
-            </w:pPr>
-            <w:r>
-              <w:t xml:space="preserve">2009–2025</w:t>
+              <w:t xml:space="preserve">DAI_z</w:t>
+            </w:r>
+          </w:p>
+        </w:tc>
+        <w:tc>
+          <w:tcPr/>
+          <w:p>
+            <w:pPr>
+              <w:pStyle w:val="Compact"/>
+            </w:pPr>
+          </w:p>
+        </w:tc>
+        <w:tc>
+          <w:tcPr/>
+          <w:p>
+            <w:pPr>
+              <w:pStyle w:val="Compact"/>
+            </w:pPr>
+          </w:p>
+        </w:tc>
+        <w:tc>
+          <w:tcPr/>
+          <w:p>
+            <w:pPr>
+              <w:pStyle w:val="Compact"/>
+            </w:pPr>
+          </w:p>
+        </w:tc>
+        <w:tc>
+          <w:tcPr/>
+          <w:p>
+            <w:pPr>
+              <w:pStyle w:val="Compact"/>
+              <w:jc w:val="left"/>
+            </w:pPr>
+            <w:r>
+              <w:t xml:space="preserve">+0.094 (0.088)</w:t>
+            </w:r>
+          </w:p>
+        </w:tc>
+        <w:tc>
+          <w:tcPr/>
+          <w:p>
+            <w:pPr>
+              <w:pStyle w:val="Compact"/>
+            </w:pPr>
+          </w:p>
+        </w:tc>
+        <w:tc>
+          <w:tcPr/>
+          <w:p>
+            <w:pPr>
+              <w:pStyle w:val="Compact"/>
+            </w:pPr>
+          </w:p>
+        </w:tc>
+      </w:tr>
+      <w:tr>
+        <w:tc>
+          <w:tcPr/>
+          <w:p>
+            <w:pPr>
+              <w:pStyle w:val="Compact"/>
+              <w:jc w:val="left"/>
+            </w:pPr>
+            <w:r>
+              <w:t xml:space="preserve">ln_size</w:t>
+            </w:r>
+          </w:p>
+        </w:tc>
+        <w:tc>
+          <w:tcPr/>
+          <w:p>
+            <w:pPr>
+              <w:pStyle w:val="Compact"/>
+              <w:jc w:val="left"/>
+            </w:pPr>
+            <w:r>
+              <w:t xml:space="preserve">−0.034 (0.089)</w:t>
+            </w:r>
+          </w:p>
+        </w:tc>
+        <w:tc>
+          <w:tcPr/>
+          <w:p>
+            <w:pPr>
+              <w:pStyle w:val="Compact"/>
+              <w:jc w:val="left"/>
+            </w:pPr>
+            <w:r>
+              <w:t xml:space="preserve">+0.002 (0.089)</w:t>
+            </w:r>
+          </w:p>
+        </w:tc>
+        <w:tc>
+          <w:tcPr/>
+          <w:p>
+            <w:pPr>
+              <w:pStyle w:val="Compact"/>
+              <w:jc w:val="left"/>
+            </w:pPr>
+            <w:r>
+              <w:t xml:space="preserve">+0.008 (0.090)</w:t>
+            </w:r>
+          </w:p>
+        </w:tc>
+        <w:tc>
+          <w:tcPr/>
+          <w:p>
+            <w:pPr>
+              <w:pStyle w:val="Compact"/>
+              <w:jc w:val="left"/>
+            </w:pPr>
+            <w:r>
+              <w:t xml:space="preserve">−0.032 (0.089)</w:t>
+            </w:r>
+          </w:p>
+        </w:tc>
+        <w:tc>
+          <w:tcPr/>
+          <w:p>
+            <w:pPr>
+              <w:pStyle w:val="Compact"/>
+              <w:jc w:val="left"/>
+            </w:pPr>
+            <w:r>
+              <w:t xml:space="preserve">−0.102 (0.147)</w:t>
+            </w:r>
+          </w:p>
+        </w:tc>
+        <w:tc>
+          <w:tcPr/>
+          <w:p>
+            <w:pPr>
+              <w:pStyle w:val="Compact"/>
+              <w:jc w:val="left"/>
+            </w:pPr>
+            <w:r>
+              <w:t xml:space="preserve">,</w:t>
+            </w:r>
+          </w:p>
+        </w:tc>
+      </w:tr>
+      <w:tr>
+        <w:tc>
+          <w:tcPr/>
+          <w:p>
+            <w:pPr>
+              <w:pStyle w:val="Compact"/>
+              <w:jc w:val="left"/>
+            </w:pPr>
+            <w:r>
+              <w:t xml:space="preserve">firm_age</w:t>
+            </w:r>
+          </w:p>
+        </w:tc>
+        <w:tc>
+          <w:tcPr/>
+          <w:p>
+            <w:pPr>
+              <w:pStyle w:val="Compact"/>
+              <w:jc w:val="left"/>
+            </w:pPr>
+            <w:r>
+              <w:t xml:space="preserve">+0.015* (0.006)</w:t>
+            </w:r>
+          </w:p>
+        </w:tc>
+        <w:tc>
+          <w:tcPr/>
+          <w:p>
+            <w:pPr>
+              <w:pStyle w:val="Compact"/>
+              <w:jc w:val="left"/>
+            </w:pPr>
+            <w:r>
+              <w:t xml:space="preserve">+0.014* (0.006)</w:t>
+            </w:r>
+          </w:p>
+        </w:tc>
+        <w:tc>
+          <w:tcPr/>
+          <w:p>
+            <w:pPr>
+              <w:pStyle w:val="Compact"/>
+              <w:jc w:val="left"/>
+            </w:pPr>
+            <w:r>
+              <w:t xml:space="preserve">+0.014* (0.006)</w:t>
+            </w:r>
+          </w:p>
+        </w:tc>
+        <w:tc>
+          <w:tcPr/>
+          <w:p>
+            <w:pPr>
+              <w:pStyle w:val="Compact"/>
+              <w:jc w:val="left"/>
+            </w:pPr>
+            <w:r>
+              <w:t xml:space="preserve">+0.015* (0.006)</w:t>
+            </w:r>
+          </w:p>
+        </w:tc>
+        <w:tc>
+          <w:tcPr/>
+          <w:p>
+            <w:pPr>
+              <w:pStyle w:val="Compact"/>
+              <w:jc w:val="left"/>
+            </w:pPr>
+            <w:r>
+              <w:t xml:space="preserve">−0.008 (0.010)</w:t>
+            </w:r>
+          </w:p>
+        </w:tc>
+        <w:tc>
+          <w:tcPr/>
+          <w:p>
+            <w:pPr>
+              <w:pStyle w:val="Compact"/>
+              <w:jc w:val="left"/>
+            </w:pPr>
+            <w:r>
+              <w:t xml:space="preserve">,</w:t>
+            </w:r>
+          </w:p>
+        </w:tc>
+      </w:tr>
+      <w:tr>
+        <w:tc>
+          <w:tcPr/>
+          <w:p>
+            <w:pPr>
+              <w:pStyle w:val="Compact"/>
+              <w:jc w:val="left"/>
+            </w:pPr>
+            <w:r>
+              <w:t xml:space="preserve">foreign_own_pct</w:t>
+            </w:r>
+          </w:p>
+        </w:tc>
+        <w:tc>
+          <w:tcPr/>
+          <w:p>
+            <w:pPr>
+              <w:pStyle w:val="Compact"/>
+              <w:jc w:val="left"/>
+            </w:pPr>
+            <w:r>
+              <w:t xml:space="preserve">−0.433 (0.433)</w:t>
+            </w:r>
+          </w:p>
+        </w:tc>
+        <w:tc>
+          <w:tcPr/>
+          <w:p>
+            <w:pPr>
+              <w:pStyle w:val="Compact"/>
+              <w:jc w:val="left"/>
+            </w:pPr>
+            <w:r>
+              <w:t xml:space="preserve">−0.426 (0.423)</w:t>
+            </w:r>
+          </w:p>
+        </w:tc>
+        <w:tc>
+          <w:tcPr/>
+          <w:p>
+            <w:pPr>
+              <w:pStyle w:val="Compact"/>
+              <w:jc w:val="left"/>
+            </w:pPr>
+            <w:r>
+              <w:t xml:space="preserve">−0.426 (0.423)</w:t>
+            </w:r>
+          </w:p>
+        </w:tc>
+        <w:tc>
+          <w:tcPr/>
+          <w:p>
+            <w:pPr>
+              <w:pStyle w:val="Compact"/>
+              <w:jc w:val="left"/>
+            </w:pPr>
+            <w:r>
+              <w:t xml:space="preserve">−0.401 (0.449)</w:t>
+            </w:r>
+          </w:p>
+        </w:tc>
+        <w:tc>
+          <w:tcPr/>
+          <w:p>
+            <w:pPr>
+              <w:pStyle w:val="Compact"/>
+              <w:jc w:val="left"/>
+            </w:pPr>
+            <w:r>
+              <w:t xml:space="preserve">+0.297 (0.611)</w:t>
+            </w:r>
+          </w:p>
+        </w:tc>
+        <w:tc>
+          <w:tcPr/>
+          <w:p>
+            <w:pPr>
+              <w:pStyle w:val="Compact"/>
+              <w:jc w:val="left"/>
+            </w:pPr>
+            <w:r>
+              <w:t xml:space="preserve">,</w:t>
+            </w:r>
+          </w:p>
+        </w:tc>
+      </w:tr>
+      <w:tr>
+        <w:tc>
+          <w:tcPr/>
+          <w:p>
+            <w:pPr>
+              <w:pStyle w:val="Compact"/>
+              <w:jc w:val="left"/>
+            </w:pPr>
+            <w:r>
+              <w:t xml:space="preserve">Country FE</w:t>
+            </w:r>
+          </w:p>
+        </w:tc>
+        <w:tc>
+          <w:tcPr/>
+          <w:p>
+            <w:pPr>
+              <w:pStyle w:val="Compact"/>
+              <w:jc w:val="left"/>
+            </w:pPr>
+            <w:r>
+              <w:t xml:space="preserve">✓</w:t>
+            </w:r>
+          </w:p>
+        </w:tc>
+        <w:tc>
+          <w:tcPr/>
+          <w:p>
+            <w:pPr>
+              <w:pStyle w:val="Compact"/>
+              <w:jc w:val="left"/>
+            </w:pPr>
+            <w:r>
+              <w:t xml:space="preserve">✓</w:t>
+            </w:r>
+          </w:p>
+        </w:tc>
+        <w:tc>
+          <w:tcPr/>
+          <w:p>
+            <w:pPr>
+              <w:pStyle w:val="Compact"/>
+              <w:jc w:val="left"/>
+            </w:pPr>
+            <w:r>
+              <w:t xml:space="preserve">✓</w:t>
+            </w:r>
+          </w:p>
+        </w:tc>
+        <w:tc>
+          <w:tcPr/>
+          <w:p>
+            <w:pPr>
+              <w:pStyle w:val="Compact"/>
+              <w:jc w:val="left"/>
+            </w:pPr>
+            <w:r>
+              <w:t xml:space="preserve">✓</w:t>
+            </w:r>
+          </w:p>
+        </w:tc>
+        <w:tc>
+          <w:tcPr/>
+          <w:p>
+            <w:pPr>
+              <w:pStyle w:val="Compact"/>
+              <w:jc w:val="left"/>
+            </w:pPr>
+            <w:r>
+              <w:t xml:space="preserve">,</w:t>
+            </w:r>
+          </w:p>
+        </w:tc>
+        <w:tc>
+          <w:tcPr/>
+          <w:p>
+            <w:pPr>
+              <w:pStyle w:val="Compact"/>
+              <w:jc w:val="left"/>
+            </w:pPr>
+            <w:r>
+              <w:t xml:space="preserve">,</w:t>
+            </w:r>
+          </w:p>
+        </w:tc>
+      </w:tr>
+      <w:tr>
+        <w:tc>
+          <w:tcPr/>
+          <w:p>
+            <w:pPr>
+              <w:pStyle w:val="Compact"/>
+              <w:jc w:val="left"/>
+            </w:pPr>
+            <w:r>
+              <w:t xml:space="preserve">Year FE</w:t>
+            </w:r>
+          </w:p>
+        </w:tc>
+        <w:tc>
+          <w:tcPr/>
+          <w:p>
+            <w:pPr>
+              <w:pStyle w:val="Compact"/>
+              <w:jc w:val="left"/>
+            </w:pPr>
+            <w:r>
+              <w:t xml:space="preserve">✓</w:t>
+            </w:r>
+          </w:p>
+        </w:tc>
+        <w:tc>
+          <w:tcPr/>
+          <w:p>
+            <w:pPr>
+              <w:pStyle w:val="Compact"/>
+              <w:jc w:val="left"/>
+            </w:pPr>
+            <w:r>
+              <w:t xml:space="preserve">✓</w:t>
+            </w:r>
+          </w:p>
+        </w:tc>
+        <w:tc>
+          <w:tcPr/>
+          <w:p>
+            <w:pPr>
+              <w:pStyle w:val="Compact"/>
+              <w:jc w:val="left"/>
+            </w:pPr>
+            <w:r>
+              <w:t xml:space="preserve">✓</w:t>
+            </w:r>
+          </w:p>
+        </w:tc>
+        <w:tc>
+          <w:tcPr/>
+          <w:p>
+            <w:pPr>
+              <w:pStyle w:val="Compact"/>
+              <w:jc w:val="left"/>
+            </w:pPr>
+            <w:r>
+              <w:t xml:space="preserve">✓</w:t>
+            </w:r>
+          </w:p>
+        </w:tc>
+        <w:tc>
+          <w:tcPr/>
+          <w:p>
+            <w:pPr>
+              <w:pStyle w:val="Compact"/>
+              <w:jc w:val="left"/>
+            </w:pPr>
+            <w:r>
+              <w:t xml:space="preserve">✓</w:t>
+            </w:r>
+          </w:p>
+        </w:tc>
+        <w:tc>
+          <w:tcPr/>
+          <w:p>
+            <w:pPr>
+              <w:pStyle w:val="Compact"/>
+              <w:jc w:val="left"/>
+            </w:pPr>
+            <w:r>
+              <w:t xml:space="preserve">,</w:t>
+            </w:r>
+          </w:p>
+        </w:tc>
+      </w:tr>
+      <w:tr>
+        <w:tc>
+          <w:tcPr/>
+          <w:p>
+            <w:pPr>
+              <w:pStyle w:val="Compact"/>
+              <w:jc w:val="left"/>
+            </w:pPr>
+            <w:r>
+              <w:t xml:space="preserve">N</w:t>
+            </w:r>
+          </w:p>
+        </w:tc>
+        <w:tc>
+          <w:tcPr/>
+          <w:p>
+            <w:pPr>
+              <w:pStyle w:val="Compact"/>
+              <w:jc w:val="left"/>
+            </w:pPr>
+            <w:r>
+              <w:t xml:space="preserve">209</w:t>
+            </w:r>
+          </w:p>
+        </w:tc>
+        <w:tc>
+          <w:tcPr/>
+          <w:p>
+            <w:pPr>
+              <w:pStyle w:val="Compact"/>
+              <w:jc w:val="left"/>
+            </w:pPr>
+            <w:r>
+              <w:t xml:space="preserve">209</w:t>
+            </w:r>
+          </w:p>
+        </w:tc>
+        <w:tc>
+          <w:tcPr/>
+          <w:p>
+            <w:pPr>
+              <w:pStyle w:val="Compact"/>
+              <w:jc w:val="left"/>
+            </w:pPr>
+            <w:r>
+              <w:t xml:space="preserve">209</w:t>
+            </w:r>
+          </w:p>
+        </w:tc>
+        <w:tc>
+          <w:tcPr/>
+          <w:p>
+            <w:pPr>
+              <w:pStyle w:val="Compact"/>
+              <w:jc w:val="left"/>
+            </w:pPr>
+            <w:r>
+              <w:t xml:space="preserve">205</w:t>
+            </w:r>
+          </w:p>
+        </w:tc>
+        <w:tc>
+          <w:tcPr/>
+          <w:p>
+            <w:pPr>
+              <w:pStyle w:val="Compact"/>
+              <w:jc w:val="left"/>
+            </w:pPr>
+            <w:r>
+              <w:t xml:space="preserve">209</w:t>
+            </w:r>
+          </w:p>
+        </w:tc>
+        <w:tc>
+          <w:tcPr/>
+          <w:p>
+            <w:pPr>
+              <w:pStyle w:val="Compact"/>
+              <w:jc w:val="left"/>
+            </w:pPr>
+            <w:r>
+              <w:t xml:space="preserve">959</w:t>
+            </w:r>
+          </w:p>
+        </w:tc>
+      </w:tr>
+      <w:tr>
+        <w:tc>
+          <w:tcPr/>
+          <w:p>
+            <w:pPr>
+              <w:pStyle w:val="Compact"/>
+              <w:jc w:val="left"/>
+            </w:pPr>
+            <w:r>
+              <w:t xml:space="preserve">R²</w:t>
+            </w:r>
+          </w:p>
+        </w:tc>
+        <w:tc>
+          <w:tcPr/>
+          <w:p>
+            <w:pPr>
+              <w:pStyle w:val="Compact"/>
+              <w:jc w:val="left"/>
+            </w:pPr>
+            <w:r>
+              <w:t xml:space="preserve">0.657</w:t>
+            </w:r>
+          </w:p>
+        </w:tc>
+        <w:tc>
+          <w:tcPr/>
+          <w:p>
+            <w:pPr>
+              <w:pStyle w:val="Compact"/>
+              <w:jc w:val="left"/>
+            </w:pPr>
+            <w:r>
+              <w:t xml:space="preserve">0.667</w:t>
+            </w:r>
+          </w:p>
+        </w:tc>
+        <w:tc>
+          <w:tcPr/>
+          <w:p>
+            <w:pPr>
+              <w:pStyle w:val="Compact"/>
+              <w:jc w:val="left"/>
+            </w:pPr>
+            <w:r>
+              <w:t xml:space="preserve">0.667</w:t>
+            </w:r>
+          </w:p>
+        </w:tc>
+        <w:tc>
+          <w:tcPr/>
+          <w:p>
+            <w:pPr>
+              <w:pStyle w:val="Compact"/>
+              <w:jc w:val="left"/>
+            </w:pPr>
+            <w:r>
+              <w:t xml:space="preserve">0.678</w:t>
+            </w:r>
+          </w:p>
+        </w:tc>
+        <w:tc>
+          <w:tcPr/>
+          <w:p>
+            <w:pPr>
+              <w:pStyle w:val="Compact"/>
+              <w:jc w:val="left"/>
+            </w:pPr>
+            <w:r>
+              <w:t xml:space="preserve">0.109</w:t>
+            </w:r>
+          </w:p>
+        </w:tc>
+        <w:tc>
+          <w:tcPr/>
+          <w:p>
+            <w:pPr>
+              <w:pStyle w:val="Compact"/>
+              <w:jc w:val="left"/>
+            </w:pPr>
+            <w:r>
+              <w:t xml:space="preserve">0.004</w:t>
             </w:r>
           </w:p>
         </w:tc>
@@ -4183,34 +5485,58 @@
           <w:iCs/>
           <w:i/>
         </w:rPr>
-        <w:t xml:space="preserve">Note: N denotes analysis-sample firm-year observations (non-missing ln labour productivity and FSTS). Exporters are firms with FSTS &gt; 0; mean FSTS is computed over all firms, including non-exporters. Fiji, Papua New Guinea, and Vanuatu have two WBES waves; the remaining four economies have one.</w:t>
-      </w:r>
-    </w:p>
-    <w:bookmarkEnd w:id="50"/>
-    <w:bookmarkStart w:id="51" w:name="Xcb8e4546744cd6d21af62aeea30ad97288aa2e1"/>
+        <w:t xml:space="preserve">Note: Coefficients reported with heteroscedasticity-robust standard</w:t>
+      </w:r>
+      <w:r>
+        <w:rPr>
+          <w:iCs/>
+          <w:i/>
+        </w:rPr>
+        <w:t xml:space="preserve"> </w:t>
+      </w:r>
+      <w:r>
+        <w:rPr>
+          <w:iCs/>
+          <w:i/>
+        </w:rPr>
+        <w:t xml:space="preserve">errors in parentheses. Country fixed effects absorbed in M0–M3. *** p &lt; .001; ** p &lt; .01; * p &lt; .05; . p &lt; .10.</w:t>
+      </w:r>
+    </w:p>
+    <w:p>
+      <w:pPr>
+        <w:pStyle w:val="BodyText"/>
+      </w:pPr>
+      <w:r>
+        <w:rPr>
+          <w:iCs/>
+          <w:i/>
+        </w:rPr>
+        <w:t xml:space="preserve">Forced Internationalization Penalty (FIP): Confirmed, β(FSTS_c) = −1.339, p &lt; .001 (M1).</w:t>
+      </w:r>
+    </w:p>
+    <w:bookmarkEnd w:id="51"/>
+    <w:bookmarkStart w:id="52" w:name="X0663e092ac382c03e02f48bedf26a30118613e9"/>
     <w:p>
       <w:pPr>
         <w:pStyle w:val="Heading3"/>
       </w:pPr>
       <w:r>
-        <w:t xml:space="preserve">Table 2. Regression Results: Internationalization Intensity and Labor Productivity</w:t>
+        <w:t xml:space="preserve">Table 3. Robustness: Exporters-Only Subsample (N = 132)</w:t>
       </w:r>
     </w:p>
     <w:tbl>
       <w:tblPr>
         <w:tblStyle w:val="Table"/>
-        <w:tblW w:type="auto" w:w="0"/>
+        <w:tblW w:type="pct" w:w="5000"/>
         <w:tblLook w:firstRow="1" w:lastRow="0" w:firstColumn="0" w:lastColumn="0" w:noHBand="0" w:noVBand="0" w:val="0020"/>
         <w:jc w:val="start"/>
       </w:tblPr>
       <w:tblGrid>
-        <w:gridCol w:w="1131"/>
-        <w:gridCol w:w="1131"/>
-        <w:gridCol w:w="1131"/>
-        <w:gridCol w:w="1131"/>
-        <w:gridCol w:w="1131"/>
-        <w:gridCol w:w="1131"/>
-        <w:gridCol w:w="1131"/>
+        <w:gridCol w:w="3190"/>
+        <w:gridCol w:w="1210"/>
+        <w:gridCol w:w="770"/>
+        <w:gridCol w:w="1540"/>
+        <w:gridCol w:w="1210"/>
       </w:tblGrid>
       <w:tr>
         <w:trPr>
@@ -4221,1122 +5547,6 @@
           <w:p>
             <w:pPr>
               <w:pStyle w:val="Compact"/>
-            </w:pPr>
-          </w:p>
-        </w:tc>
-        <w:tc>
-          <w:tcPr/>
-          <w:p>
-            <w:pPr>
-              <w:pStyle w:val="Compact"/>
-              <w:jc w:val="left"/>
-            </w:pPr>
-            <w:r>
-              <w:t xml:space="preserve">M0 Controls</w:t>
-            </w:r>
-          </w:p>
-        </w:tc>
-        <w:tc>
-          <w:tcPr/>
-          <w:p>
-            <w:pPr>
-              <w:pStyle w:val="Compact"/>
-              <w:jc w:val="left"/>
-            </w:pPr>
-            <w:r>
-              <w:t xml:space="preserve">M1 Linear</w:t>
-            </w:r>
-          </w:p>
-        </w:tc>
-        <w:tc>
-          <w:tcPr/>
-          <w:p>
-            <w:pPr>
-              <w:pStyle w:val="Compact"/>
-              <w:jc w:val="left"/>
-            </w:pPr>
-            <w:r>
-              <w:t xml:space="preserve">M2 Quadratic</w:t>
-            </w:r>
-          </w:p>
-        </w:tc>
-        <w:tc>
-          <w:tcPr/>
-          <w:p>
-            <w:pPr>
-              <w:pStyle w:val="Compact"/>
-              <w:jc w:val="left"/>
-            </w:pPr>
-            <w:r>
-              <w:t xml:space="preserve">M3 Capabilities</w:t>
-            </w:r>
-          </w:p>
-        </w:tc>
-        <w:tc>
-          <w:tcPr/>
-          <w:p>
-            <w:pPr>
-              <w:pStyle w:val="Compact"/>
-              <w:jc w:val="left"/>
-            </w:pPr>
-            <w:r>
-              <w:t xml:space="preserve">M_yearFE</w:t>
-            </w:r>
-          </w:p>
-        </w:tc>
-        <w:tc>
-          <w:tcPr/>
-          <w:p>
-            <w:pPr>
-              <w:pStyle w:val="Compact"/>
-              <w:jc w:val="left"/>
-            </w:pPr>
-            <w:r>
-              <w:t xml:space="preserve">M_bivariate</w:t>
-            </w:r>
-          </w:p>
-        </w:tc>
-      </w:tr>
-      <w:tr>
-        <w:tc>
-          <w:tcPr/>
-          <w:p>
-            <w:pPr>
-              <w:pStyle w:val="Compact"/>
-              <w:jc w:val="left"/>
-            </w:pPr>
-            <w:r>
-              <w:rPr>
-                <w:bCs/>
-                <w:b/>
-              </w:rPr>
-              <w:t xml:space="preserve">FSTS_c</w:t>
-            </w:r>
-          </w:p>
-        </w:tc>
-        <w:tc>
-          <w:tcPr/>
-          <w:p>
-            <w:pPr>
-              <w:pStyle w:val="Compact"/>
-            </w:pPr>
-          </w:p>
-        </w:tc>
-        <w:tc>
-          <w:tcPr/>
-          <w:p>
-            <w:pPr>
-              <w:pStyle w:val="Compact"/>
-              <w:jc w:val="left"/>
-            </w:pPr>
-            <w:r>
-              <w:t xml:space="preserve">−1.339*** (0.386)</w:t>
-            </w:r>
-          </w:p>
-        </w:tc>
-        <w:tc>
-          <w:tcPr/>
-          <w:p>
-            <w:pPr>
-              <w:pStyle w:val="Compact"/>
-              <w:jc w:val="left"/>
-            </w:pPr>
-            <w:r>
-              <w:t xml:space="preserve">−2.177 (1.603)</w:t>
-            </w:r>
-          </w:p>
-        </w:tc>
-        <w:tc>
-          <w:tcPr/>
-          <w:p>
-            <w:pPr>
-              <w:pStyle w:val="Compact"/>
-              <w:jc w:val="left"/>
-            </w:pPr>
-            <w:r>
-              <w:t xml:space="preserve">−2.979. (1.549)</w:t>
-            </w:r>
-          </w:p>
-        </w:tc>
-        <w:tc>
-          <w:tcPr/>
-          <w:p>
-            <w:pPr>
-              <w:pStyle w:val="Compact"/>
-            </w:pPr>
-          </w:p>
-        </w:tc>
-        <w:tc>
-          <w:tcPr/>
-          <w:p>
-            <w:pPr>
-              <w:pStyle w:val="Compact"/>
-            </w:pPr>
-          </w:p>
-        </w:tc>
-      </w:tr>
-      <w:tr>
-        <w:tc>
-          <w:tcPr/>
-          <w:p>
-            <w:pPr>
-              <w:pStyle w:val="Compact"/>
-              <w:jc w:val="left"/>
-            </w:pPr>
-            <w:r>
-              <w:rPr>
-                <w:bCs/>
-                <w:b/>
-              </w:rPr>
-              <w:t xml:space="preserve">FSTS_c²</w:t>
-            </w:r>
-          </w:p>
-        </w:tc>
-        <w:tc>
-          <w:tcPr/>
-          <w:p>
-            <w:pPr>
-              <w:pStyle w:val="Compact"/>
-            </w:pPr>
-          </w:p>
-        </w:tc>
-        <w:tc>
-          <w:tcPr/>
-          <w:p>
-            <w:pPr>
-              <w:pStyle w:val="Compact"/>
-            </w:pPr>
-          </w:p>
-        </w:tc>
-        <w:tc>
-          <w:tcPr/>
-          <w:p>
-            <w:pPr>
-              <w:pStyle w:val="Compact"/>
-              <w:jc w:val="left"/>
-            </w:pPr>
-            <w:r>
-              <w:t xml:space="preserve">+1.125 (1.943)</w:t>
-            </w:r>
-          </w:p>
-        </w:tc>
-        <w:tc>
-          <w:tcPr/>
-          <w:p>
-            <w:pPr>
-              <w:pStyle w:val="Compact"/>
-              <w:jc w:val="left"/>
-            </w:pPr>
-            <w:r>
-              <w:t xml:space="preserve">+2.204 (1.796)</w:t>
-            </w:r>
-          </w:p>
-        </w:tc>
-        <w:tc>
-          <w:tcPr/>
-          <w:p>
-            <w:pPr>
-              <w:pStyle w:val="Compact"/>
-            </w:pPr>
-          </w:p>
-        </w:tc>
-        <w:tc>
-          <w:tcPr/>
-          <w:p>
-            <w:pPr>
-              <w:pStyle w:val="Compact"/>
-            </w:pPr>
-          </w:p>
-        </w:tc>
-      </w:tr>
-      <w:tr>
-        <w:tc>
-          <w:tcPr/>
-          <w:p>
-            <w:pPr>
-              <w:pStyle w:val="Compact"/>
-              <w:jc w:val="left"/>
-            </w:pPr>
-            <w:r>
-              <w:rPr>
-                <w:bCs/>
-                <w:b/>
-              </w:rPr>
-              <w:t xml:space="preserve">FSTS</w:t>
-            </w:r>
-          </w:p>
-        </w:tc>
-        <w:tc>
-          <w:tcPr/>
-          <w:p>
-            <w:pPr>
-              <w:pStyle w:val="Compact"/>
-            </w:pPr>
-          </w:p>
-        </w:tc>
-        <w:tc>
-          <w:tcPr/>
-          <w:p>
-            <w:pPr>
-              <w:pStyle w:val="Compact"/>
-            </w:pPr>
-          </w:p>
-        </w:tc>
-        <w:tc>
-          <w:tcPr/>
-          <w:p>
-            <w:pPr>
-              <w:pStyle w:val="Compact"/>
-            </w:pPr>
-          </w:p>
-        </w:tc>
-        <w:tc>
-          <w:tcPr/>
-          <w:p>
-            <w:pPr>
-              <w:pStyle w:val="Compact"/>
-            </w:pPr>
-          </w:p>
-        </w:tc>
-        <w:tc>
-          <w:tcPr/>
-          <w:p>
-            <w:pPr>
-              <w:pStyle w:val="Compact"/>
-              <w:jc w:val="left"/>
-            </w:pPr>
-            <w:r>
-              <w:t xml:space="preserve">−3.351*** (0.808)</w:t>
-            </w:r>
-          </w:p>
-        </w:tc>
-        <w:tc>
-          <w:tcPr/>
-          <w:p>
-            <w:pPr>
-              <w:pStyle w:val="Compact"/>
-              <w:jc w:val="left"/>
-            </w:pPr>
-            <w:r>
-              <w:t xml:space="preserve">−0.864. (0.441)</w:t>
-            </w:r>
-          </w:p>
-        </w:tc>
-      </w:tr>
-      <w:tr>
-        <w:tc>
-          <w:tcPr/>
-          <w:p>
-            <w:pPr>
-              <w:pStyle w:val="Compact"/>
-              <w:jc w:val="left"/>
-            </w:pPr>
-            <w:r>
-              <w:rPr>
-                <w:bCs/>
-                <w:b/>
-              </w:rPr>
-              <w:t xml:space="preserve">TCI_z</w:t>
-            </w:r>
-          </w:p>
-        </w:tc>
-        <w:tc>
-          <w:tcPr/>
-          <w:p>
-            <w:pPr>
-              <w:pStyle w:val="Compact"/>
-            </w:pPr>
-          </w:p>
-        </w:tc>
-        <w:tc>
-          <w:tcPr/>
-          <w:p>
-            <w:pPr>
-              <w:pStyle w:val="Compact"/>
-            </w:pPr>
-          </w:p>
-        </w:tc>
-        <w:tc>
-          <w:tcPr/>
-          <w:p>
-            <w:pPr>
-              <w:pStyle w:val="Compact"/>
-            </w:pPr>
-          </w:p>
-        </w:tc>
-        <w:tc>
-          <w:tcPr/>
-          <w:p>
-            <w:pPr>
-              <w:pStyle w:val="Compact"/>
-              <w:jc w:val="left"/>
-            </w:pPr>
-            <w:r>
-              <w:t xml:space="preserve">+0.299** (0.099)</w:t>
-            </w:r>
-          </w:p>
-        </w:tc>
-        <w:tc>
-          <w:tcPr/>
-          <w:p>
-            <w:pPr>
-              <w:pStyle w:val="Compact"/>
-            </w:pPr>
-          </w:p>
-        </w:tc>
-        <w:tc>
-          <w:tcPr/>
-          <w:p>
-            <w:pPr>
-              <w:pStyle w:val="Compact"/>
-            </w:pPr>
-          </w:p>
-        </w:tc>
-      </w:tr>
-      <w:tr>
-        <w:tc>
-          <w:tcPr/>
-          <w:p>
-            <w:pPr>
-              <w:pStyle w:val="Compact"/>
-              <w:jc w:val="left"/>
-            </w:pPr>
-            <w:r>
-              <w:rPr>
-                <w:bCs/>
-                <w:b/>
-              </w:rPr>
-              <w:t xml:space="preserve">DAI_z</w:t>
-            </w:r>
-          </w:p>
-        </w:tc>
-        <w:tc>
-          <w:tcPr/>
-          <w:p>
-            <w:pPr>
-              <w:pStyle w:val="Compact"/>
-            </w:pPr>
-          </w:p>
-        </w:tc>
-        <w:tc>
-          <w:tcPr/>
-          <w:p>
-            <w:pPr>
-              <w:pStyle w:val="Compact"/>
-            </w:pPr>
-          </w:p>
-        </w:tc>
-        <w:tc>
-          <w:tcPr/>
-          <w:p>
-            <w:pPr>
-              <w:pStyle w:val="Compact"/>
-            </w:pPr>
-          </w:p>
-        </w:tc>
-        <w:tc>
-          <w:tcPr/>
-          <w:p>
-            <w:pPr>
-              <w:pStyle w:val="Compact"/>
-              <w:jc w:val="left"/>
-            </w:pPr>
-            <w:r>
-              <w:t xml:space="preserve">+0.094 (0.088)</w:t>
-            </w:r>
-          </w:p>
-        </w:tc>
-        <w:tc>
-          <w:tcPr/>
-          <w:p>
-            <w:pPr>
-              <w:pStyle w:val="Compact"/>
-            </w:pPr>
-          </w:p>
-        </w:tc>
-        <w:tc>
-          <w:tcPr/>
-          <w:p>
-            <w:pPr>
-              <w:pStyle w:val="Compact"/>
-            </w:pPr>
-          </w:p>
-        </w:tc>
-      </w:tr>
-      <w:tr>
-        <w:tc>
-          <w:tcPr/>
-          <w:p>
-            <w:pPr>
-              <w:pStyle w:val="Compact"/>
-              <w:jc w:val="left"/>
-            </w:pPr>
-            <w:r>
-              <w:t xml:space="preserve">ln_size</w:t>
-            </w:r>
-          </w:p>
-        </w:tc>
-        <w:tc>
-          <w:tcPr/>
-          <w:p>
-            <w:pPr>
-              <w:pStyle w:val="Compact"/>
-              <w:jc w:val="left"/>
-            </w:pPr>
-            <w:r>
-              <w:t xml:space="preserve">−0.034 (0.089)</w:t>
-            </w:r>
-          </w:p>
-        </w:tc>
-        <w:tc>
-          <w:tcPr/>
-          <w:p>
-            <w:pPr>
-              <w:pStyle w:val="Compact"/>
-              <w:jc w:val="left"/>
-            </w:pPr>
-            <w:r>
-              <w:t xml:space="preserve">+0.002 (0.089)</w:t>
-            </w:r>
-          </w:p>
-        </w:tc>
-        <w:tc>
-          <w:tcPr/>
-          <w:p>
-            <w:pPr>
-              <w:pStyle w:val="Compact"/>
-              <w:jc w:val="left"/>
-            </w:pPr>
-            <w:r>
-              <w:t xml:space="preserve">+0.008 (0.090)</w:t>
-            </w:r>
-          </w:p>
-        </w:tc>
-        <w:tc>
-          <w:tcPr/>
-          <w:p>
-            <w:pPr>
-              <w:pStyle w:val="Compact"/>
-              <w:jc w:val="left"/>
-            </w:pPr>
-            <w:r>
-              <w:t xml:space="preserve">−0.032 (0.089)</w:t>
-            </w:r>
-          </w:p>
-        </w:tc>
-        <w:tc>
-          <w:tcPr/>
-          <w:p>
-            <w:pPr>
-              <w:pStyle w:val="Compact"/>
-              <w:jc w:val="left"/>
-            </w:pPr>
-            <w:r>
-              <w:t xml:space="preserve">−0.102 (0.147)</w:t>
-            </w:r>
-          </w:p>
-        </w:tc>
-        <w:tc>
-          <w:tcPr/>
-          <w:p>
-            <w:pPr>
-              <w:pStyle w:val="Compact"/>
-              <w:jc w:val="left"/>
-            </w:pPr>
-            <w:r>
-              <w:t xml:space="preserve">,</w:t>
-            </w:r>
-          </w:p>
-        </w:tc>
-      </w:tr>
-      <w:tr>
-        <w:tc>
-          <w:tcPr/>
-          <w:p>
-            <w:pPr>
-              <w:pStyle w:val="Compact"/>
-              <w:jc w:val="left"/>
-            </w:pPr>
-            <w:r>
-              <w:t xml:space="preserve">firm_age</w:t>
-            </w:r>
-          </w:p>
-        </w:tc>
-        <w:tc>
-          <w:tcPr/>
-          <w:p>
-            <w:pPr>
-              <w:pStyle w:val="Compact"/>
-              <w:jc w:val="left"/>
-            </w:pPr>
-            <w:r>
-              <w:t xml:space="preserve">+0.015* (0.006)</w:t>
-            </w:r>
-          </w:p>
-        </w:tc>
-        <w:tc>
-          <w:tcPr/>
-          <w:p>
-            <w:pPr>
-              <w:pStyle w:val="Compact"/>
-              <w:jc w:val="left"/>
-            </w:pPr>
-            <w:r>
-              <w:t xml:space="preserve">+0.014* (0.006)</w:t>
-            </w:r>
-          </w:p>
-        </w:tc>
-        <w:tc>
-          <w:tcPr/>
-          <w:p>
-            <w:pPr>
-              <w:pStyle w:val="Compact"/>
-              <w:jc w:val="left"/>
-            </w:pPr>
-            <w:r>
-              <w:t xml:space="preserve">+0.014* (0.006)</w:t>
-            </w:r>
-          </w:p>
-        </w:tc>
-        <w:tc>
-          <w:tcPr/>
-          <w:p>
-            <w:pPr>
-              <w:pStyle w:val="Compact"/>
-              <w:jc w:val="left"/>
-            </w:pPr>
-            <w:r>
-              <w:t xml:space="preserve">+0.015* (0.006)</w:t>
-            </w:r>
-          </w:p>
-        </w:tc>
-        <w:tc>
-          <w:tcPr/>
-          <w:p>
-            <w:pPr>
-              <w:pStyle w:val="Compact"/>
-              <w:jc w:val="left"/>
-            </w:pPr>
-            <w:r>
-              <w:t xml:space="preserve">−0.008 (0.010)</w:t>
-            </w:r>
-          </w:p>
-        </w:tc>
-        <w:tc>
-          <w:tcPr/>
-          <w:p>
-            <w:pPr>
-              <w:pStyle w:val="Compact"/>
-              <w:jc w:val="left"/>
-            </w:pPr>
-            <w:r>
-              <w:t xml:space="preserve">,</w:t>
-            </w:r>
-          </w:p>
-        </w:tc>
-      </w:tr>
-      <w:tr>
-        <w:tc>
-          <w:tcPr/>
-          <w:p>
-            <w:pPr>
-              <w:pStyle w:val="Compact"/>
-              <w:jc w:val="left"/>
-            </w:pPr>
-            <w:r>
-              <w:t xml:space="preserve">foreign_own_pct</w:t>
-            </w:r>
-          </w:p>
-        </w:tc>
-        <w:tc>
-          <w:tcPr/>
-          <w:p>
-            <w:pPr>
-              <w:pStyle w:val="Compact"/>
-              <w:jc w:val="left"/>
-            </w:pPr>
-            <w:r>
-              <w:t xml:space="preserve">−0.433 (0.433)</w:t>
-            </w:r>
-          </w:p>
-        </w:tc>
-        <w:tc>
-          <w:tcPr/>
-          <w:p>
-            <w:pPr>
-              <w:pStyle w:val="Compact"/>
-              <w:jc w:val="left"/>
-            </w:pPr>
-            <w:r>
-              <w:t xml:space="preserve">−0.426 (0.423)</w:t>
-            </w:r>
-          </w:p>
-        </w:tc>
-        <w:tc>
-          <w:tcPr/>
-          <w:p>
-            <w:pPr>
-              <w:pStyle w:val="Compact"/>
-              <w:jc w:val="left"/>
-            </w:pPr>
-            <w:r>
-              <w:t xml:space="preserve">−0.426 (0.423)</w:t>
-            </w:r>
-          </w:p>
-        </w:tc>
-        <w:tc>
-          <w:tcPr/>
-          <w:p>
-            <w:pPr>
-              <w:pStyle w:val="Compact"/>
-              <w:jc w:val="left"/>
-            </w:pPr>
-            <w:r>
-              <w:t xml:space="preserve">−0.401 (0.449)</w:t>
-            </w:r>
-          </w:p>
-        </w:tc>
-        <w:tc>
-          <w:tcPr/>
-          <w:p>
-            <w:pPr>
-              <w:pStyle w:val="Compact"/>
-              <w:jc w:val="left"/>
-            </w:pPr>
-            <w:r>
-              <w:t xml:space="preserve">+0.297 (0.611)</w:t>
-            </w:r>
-          </w:p>
-        </w:tc>
-        <w:tc>
-          <w:tcPr/>
-          <w:p>
-            <w:pPr>
-              <w:pStyle w:val="Compact"/>
-              <w:jc w:val="left"/>
-            </w:pPr>
-            <w:r>
-              <w:t xml:space="preserve">,</w:t>
-            </w:r>
-          </w:p>
-        </w:tc>
-      </w:tr>
-      <w:tr>
-        <w:tc>
-          <w:tcPr/>
-          <w:p>
-            <w:pPr>
-              <w:pStyle w:val="Compact"/>
-              <w:jc w:val="left"/>
-            </w:pPr>
-            <w:r>
-              <w:t xml:space="preserve">Country FE</w:t>
-            </w:r>
-          </w:p>
-        </w:tc>
-        <w:tc>
-          <w:tcPr/>
-          <w:p>
-            <w:pPr>
-              <w:pStyle w:val="Compact"/>
-              <w:jc w:val="left"/>
-            </w:pPr>
-            <w:r>
-              <w:t xml:space="preserve">✓</w:t>
-            </w:r>
-          </w:p>
-        </w:tc>
-        <w:tc>
-          <w:tcPr/>
-          <w:p>
-            <w:pPr>
-              <w:pStyle w:val="Compact"/>
-              <w:jc w:val="left"/>
-            </w:pPr>
-            <w:r>
-              <w:t xml:space="preserve">✓</w:t>
-            </w:r>
-          </w:p>
-        </w:tc>
-        <w:tc>
-          <w:tcPr/>
-          <w:p>
-            <w:pPr>
-              <w:pStyle w:val="Compact"/>
-              <w:jc w:val="left"/>
-            </w:pPr>
-            <w:r>
-              <w:t xml:space="preserve">✓</w:t>
-            </w:r>
-          </w:p>
-        </w:tc>
-        <w:tc>
-          <w:tcPr/>
-          <w:p>
-            <w:pPr>
-              <w:pStyle w:val="Compact"/>
-              <w:jc w:val="left"/>
-            </w:pPr>
-            <w:r>
-              <w:t xml:space="preserve">✓</w:t>
-            </w:r>
-          </w:p>
-        </w:tc>
-        <w:tc>
-          <w:tcPr/>
-          <w:p>
-            <w:pPr>
-              <w:pStyle w:val="Compact"/>
-              <w:jc w:val="left"/>
-            </w:pPr>
-            <w:r>
-              <w:t xml:space="preserve">,</w:t>
-            </w:r>
-          </w:p>
-        </w:tc>
-        <w:tc>
-          <w:tcPr/>
-          <w:p>
-            <w:pPr>
-              <w:pStyle w:val="Compact"/>
-              <w:jc w:val="left"/>
-            </w:pPr>
-            <w:r>
-              <w:t xml:space="preserve">,</w:t>
-            </w:r>
-          </w:p>
-        </w:tc>
-      </w:tr>
-      <w:tr>
-        <w:tc>
-          <w:tcPr/>
-          <w:p>
-            <w:pPr>
-              <w:pStyle w:val="Compact"/>
-              <w:jc w:val="left"/>
-            </w:pPr>
-            <w:r>
-              <w:t xml:space="preserve">Year FE</w:t>
-            </w:r>
-          </w:p>
-        </w:tc>
-        <w:tc>
-          <w:tcPr/>
-          <w:p>
-            <w:pPr>
-              <w:pStyle w:val="Compact"/>
-              <w:jc w:val="left"/>
-            </w:pPr>
-            <w:r>
-              <w:t xml:space="preserve">✓</w:t>
-            </w:r>
-          </w:p>
-        </w:tc>
-        <w:tc>
-          <w:tcPr/>
-          <w:p>
-            <w:pPr>
-              <w:pStyle w:val="Compact"/>
-              <w:jc w:val="left"/>
-            </w:pPr>
-            <w:r>
-              <w:t xml:space="preserve">✓</w:t>
-            </w:r>
-          </w:p>
-        </w:tc>
-        <w:tc>
-          <w:tcPr/>
-          <w:p>
-            <w:pPr>
-              <w:pStyle w:val="Compact"/>
-              <w:jc w:val="left"/>
-            </w:pPr>
-            <w:r>
-              <w:t xml:space="preserve">✓</w:t>
-            </w:r>
-          </w:p>
-        </w:tc>
-        <w:tc>
-          <w:tcPr/>
-          <w:p>
-            <w:pPr>
-              <w:pStyle w:val="Compact"/>
-              <w:jc w:val="left"/>
-            </w:pPr>
-            <w:r>
-              <w:t xml:space="preserve">✓</w:t>
-            </w:r>
-          </w:p>
-        </w:tc>
-        <w:tc>
-          <w:tcPr/>
-          <w:p>
-            <w:pPr>
-              <w:pStyle w:val="Compact"/>
-              <w:jc w:val="left"/>
-            </w:pPr>
-            <w:r>
-              <w:t xml:space="preserve">✓</w:t>
-            </w:r>
-          </w:p>
-        </w:tc>
-        <w:tc>
-          <w:tcPr/>
-          <w:p>
-            <w:pPr>
-              <w:pStyle w:val="Compact"/>
-              <w:jc w:val="left"/>
-            </w:pPr>
-            <w:r>
-              <w:t xml:space="preserve">,</w:t>
-            </w:r>
-          </w:p>
-        </w:tc>
-      </w:tr>
-      <w:tr>
-        <w:tc>
-          <w:tcPr/>
-          <w:p>
-            <w:pPr>
-              <w:pStyle w:val="Compact"/>
-              <w:jc w:val="left"/>
-            </w:pPr>
-            <w:r>
-              <w:t xml:space="preserve">N</w:t>
-            </w:r>
-          </w:p>
-        </w:tc>
-        <w:tc>
-          <w:tcPr/>
-          <w:p>
-            <w:pPr>
-              <w:pStyle w:val="Compact"/>
-              <w:jc w:val="left"/>
-            </w:pPr>
-            <w:r>
-              <w:t xml:space="preserve">209</w:t>
-            </w:r>
-          </w:p>
-        </w:tc>
-        <w:tc>
-          <w:tcPr/>
-          <w:p>
-            <w:pPr>
-              <w:pStyle w:val="Compact"/>
-              <w:jc w:val="left"/>
-            </w:pPr>
-            <w:r>
-              <w:t xml:space="preserve">209</w:t>
-            </w:r>
-          </w:p>
-        </w:tc>
-        <w:tc>
-          <w:tcPr/>
-          <w:p>
-            <w:pPr>
-              <w:pStyle w:val="Compact"/>
-              <w:jc w:val="left"/>
-            </w:pPr>
-            <w:r>
-              <w:t xml:space="preserve">209</w:t>
-            </w:r>
-          </w:p>
-        </w:tc>
-        <w:tc>
-          <w:tcPr/>
-          <w:p>
-            <w:pPr>
-              <w:pStyle w:val="Compact"/>
-              <w:jc w:val="left"/>
-            </w:pPr>
-            <w:r>
-              <w:t xml:space="preserve">205</w:t>
-            </w:r>
-          </w:p>
-        </w:tc>
-        <w:tc>
-          <w:tcPr/>
-          <w:p>
-            <w:pPr>
-              <w:pStyle w:val="Compact"/>
-              <w:jc w:val="left"/>
-            </w:pPr>
-            <w:r>
-              <w:t xml:space="preserve">209</w:t>
-            </w:r>
-          </w:p>
-        </w:tc>
-        <w:tc>
-          <w:tcPr/>
-          <w:p>
-            <w:pPr>
-              <w:pStyle w:val="Compact"/>
-              <w:jc w:val="left"/>
-            </w:pPr>
-            <w:r>
-              <w:t xml:space="preserve">959</w:t>
-            </w:r>
-          </w:p>
-        </w:tc>
-      </w:tr>
-      <w:tr>
-        <w:tc>
-          <w:tcPr/>
-          <w:p>
-            <w:pPr>
-              <w:pStyle w:val="Compact"/>
-              <w:jc w:val="left"/>
-            </w:pPr>
-            <w:r>
-              <w:t xml:space="preserve">R²</w:t>
-            </w:r>
-          </w:p>
-        </w:tc>
-        <w:tc>
-          <w:tcPr/>
-          <w:p>
-            <w:pPr>
-              <w:pStyle w:val="Compact"/>
-              <w:jc w:val="left"/>
-            </w:pPr>
-            <w:r>
-              <w:t xml:space="preserve">0.657</w:t>
-            </w:r>
-          </w:p>
-        </w:tc>
-        <w:tc>
-          <w:tcPr/>
-          <w:p>
-            <w:pPr>
-              <w:pStyle w:val="Compact"/>
-              <w:jc w:val="left"/>
-            </w:pPr>
-            <w:r>
-              <w:t xml:space="preserve">0.667</w:t>
-            </w:r>
-          </w:p>
-        </w:tc>
-        <w:tc>
-          <w:tcPr/>
-          <w:p>
-            <w:pPr>
-              <w:pStyle w:val="Compact"/>
-              <w:jc w:val="left"/>
-            </w:pPr>
-            <w:r>
-              <w:t xml:space="preserve">0.667</w:t>
-            </w:r>
-          </w:p>
-        </w:tc>
-        <w:tc>
-          <w:tcPr/>
-          <w:p>
-            <w:pPr>
-              <w:pStyle w:val="Compact"/>
-              <w:jc w:val="left"/>
-            </w:pPr>
-            <w:r>
-              <w:t xml:space="preserve">0.678</w:t>
-            </w:r>
-          </w:p>
-        </w:tc>
-        <w:tc>
-          <w:tcPr/>
-          <w:p>
-            <w:pPr>
-              <w:pStyle w:val="Compact"/>
-              <w:jc w:val="left"/>
-            </w:pPr>
-            <w:r>
-              <w:t xml:space="preserve">0.109</w:t>
-            </w:r>
-          </w:p>
-        </w:tc>
-        <w:tc>
-          <w:tcPr/>
-          <w:p>
-            <w:pPr>
-              <w:pStyle w:val="Compact"/>
-              <w:jc w:val="left"/>
-            </w:pPr>
-            <w:r>
-              <w:t xml:space="preserve">0.004</w:t>
-            </w:r>
-          </w:p>
-        </w:tc>
-      </w:tr>
-    </w:tbl>
-    <w:p>
-      <w:pPr>
-        <w:pStyle w:val="BodyText"/>
-      </w:pPr>
-      <w:r>
-        <w:rPr>
-          <w:iCs/>
-          <w:i/>
-        </w:rPr>
-        <w:t xml:space="preserve">Note: Coefficients reported with heteroscedasticity-robust standard</w:t>
-      </w:r>
-      <w:r>
-        <w:rPr>
-          <w:iCs/>
-          <w:i/>
-        </w:rPr>
-        <w:t xml:space="preserve"> </w:t>
-      </w:r>
-      <w:r>
-        <w:rPr>
-          <w:iCs/>
-          <w:i/>
-        </w:rPr>
-        <w:t xml:space="preserve">errors in parentheses. Country fixed effects absorbed in M0–M3. *** p &lt; .001; ** p &lt; .01; * p &lt; .05; . p &lt; .10.</w:t>
-      </w:r>
-    </w:p>
-    <w:p>
-      <w:pPr>
-        <w:pStyle w:val="BodyText"/>
-      </w:pPr>
-      <w:r>
-        <w:rPr>
-          <w:iCs/>
-          <w:i/>
-        </w:rPr>
-        <w:t xml:space="preserve">Forced Internationalization Penalty (FIP): Confirmed, β(FSTS_c) = −1.339, p &lt; .001 (M1).</w:t>
-      </w:r>
-    </w:p>
-    <w:bookmarkEnd w:id="51"/>
-    <w:bookmarkStart w:id="52" w:name="X7775d9c2e75aeee42b06c6b53779c3c2e708831"/>
-    <w:p>
-      <w:pPr>
-        <w:pStyle w:val="Heading3"/>
-      </w:pPr>
-      <w:r>
-        <w:t xml:space="preserve">Table 3. Robustness: Exporters-Only Subsample (N = 132)</w:t>
-      </w:r>
-    </w:p>
-    <w:tbl>
-      <w:tblPr>
-        <w:tblStyle w:val="Table"/>
-        <w:tblW w:type="auto" w:w="0"/>
-        <w:tblLook w:firstRow="1" w:lastRow="0" w:firstColumn="0" w:lastColumn="0" w:noHBand="0" w:noVBand="0" w:val="0020"/>
-        <w:jc w:val="start"/>
-      </w:tblPr>
-      <w:tblGrid>
-        <w:gridCol w:w="1584"/>
-        <w:gridCol w:w="1584"/>
-        <w:gridCol w:w="1584"/>
-        <w:gridCol w:w="1584"/>
-        <w:gridCol w:w="1584"/>
-      </w:tblGrid>
-      <w:tr>
-        <w:trPr>
-          <w:tblHeader w:val="true"/>
-        </w:trPr>
-        <w:tc>
-          <w:tcPr/>
-          <w:p>
-            <w:pPr>
-              <w:pStyle w:val="Compact"/>
               <w:jc w:val="left"/>
             </w:pPr>
             <w:r>
@@ -5657,7 +5867,10 @@
     <w:bookmarkEnd w:id="52"/>
     <w:bookmarkEnd w:id="53"/>
     <w:bookmarkEnd w:id="54"/>
-    <w:sectPr/>
+    <w:sectPr>
+      <w:pgSz w:h="16838" w:w="11906"/>
+      <w:pgMar w:bottom="1417" w:left="1417" w:right="1417" w:top="1417"/>
+    </w:sectPr>
   </w:body>
 </w:document>
 </file>
@@ -5869,29 +6082,59 @@
   <w:style w:default="1" w:styleId="Normal" w:type="paragraph">
     <w:name w:val="Normal"/>
     <w:qFormat/>
+    <w:pPr>
+      <w:spacing w:line="276" w:lineRule="auto"/>
+      <w:jc w:val="both"/>
+    </w:pPr>
+    <w:rPr>
+      <w:rFonts w:ascii="Times New Roman" w:eastAsia="Times New Roman" w:hAnsi="Times New Roman"/>
+      <w:color w:val="000000"/>
+      <w:sz w:val="24"/>
+    </w:rPr>
   </w:style>
   <w:style w:styleId="BodyText" w:type="paragraph">
     <w:name w:val="Body Text"/>
     <w:basedOn w:val="Normal"/>
     <w:link w:val="BodyTextChar"/>
     <w:pPr>
-      <w:spacing w:after="180" w:before="180"/>
+      <w:spacing w:after="180" w:before="180" w:line="276" w:lineRule="auto"/>
+      <w:jc w:val="both"/>
     </w:pPr>
     <w:qFormat/>
+    <w:rPr>
+      <w:rFonts w:ascii="Times New Roman" w:eastAsia="Times New Roman" w:hAnsi="Times New Roman"/>
+      <w:color w:val="000000"/>
+      <w:sz w:val="24"/>
+    </w:rPr>
   </w:style>
   <w:style w:customStyle="1" w:styleId="FirstParagraph" w:type="paragraph">
     <w:name w:val="First Paragraph"/>
     <w:basedOn w:val="BodyText"/>
     <w:next w:val="BodyText"/>
     <w:qFormat/>
+    <w:pPr>
+      <w:spacing w:line="276" w:lineRule="auto"/>
+      <w:jc w:val="both"/>
+    </w:pPr>
+    <w:rPr>
+      <w:rFonts w:ascii="Times New Roman" w:eastAsia="Times New Roman" w:hAnsi="Times New Roman"/>
+      <w:color w:val="000000"/>
+      <w:sz w:val="24"/>
+    </w:rPr>
   </w:style>
   <w:style w:customStyle="1" w:styleId="Compact" w:type="paragraph">
     <w:name w:val="Compact"/>
     <w:basedOn w:val="BodyText"/>
     <w:qFormat/>
     <w:pPr>
-      <w:spacing w:after="36" w:before="36"/>
+      <w:spacing w:after="36" w:before="36" w:line="276" w:lineRule="auto"/>
+      <w:jc w:val="both"/>
     </w:pPr>
+    <w:rPr>
+      <w:rFonts w:ascii="Times New Roman" w:eastAsia="Times New Roman" w:hAnsi="Times New Roman"/>
+      <w:color w:val="000000"/>
+      <w:sz w:val="24"/>
+    </w:rPr>
   </w:style>
   <w:style w:styleId="Title" w:type="paragraph">
     <w:name w:val="Title"/>
@@ -5901,15 +6144,15 @@
     <w:pPr>
       <w:keepNext/>
       <w:keepLines/>
-      <w:spacing w:after="240" w:before="480"/>
-      <w:jc w:val="center"/>
+      <w:spacing w:after="240" w:before="480" w:line="276" w:lineRule="auto"/>
+      <w:jc w:val="both"/>
     </w:pPr>
     <w:rPr>
-      <w:rFonts w:asciiTheme="majorHAnsi" w:cstheme="majorBidi" w:eastAsiaTheme="majorEastAsia" w:hAnsiTheme="majorHAnsi"/>
+      <w:rFonts w:ascii="Times New Roman" w:asciiTheme="majorHAnsi" w:cstheme="majorBidi" w:eastAsia="Times New Roman" w:eastAsiaTheme="majorEastAsia" w:hAnsi="Times New Roman" w:hAnsiTheme="majorHAnsi"/>
       <w:b/>
       <w:bCs/>
-      <w:color w:themeColor="accent1" w:themeShade="B5" w:val="345A8A"/>
-      <w:sz w:val="36"/>
+      <w:color w:val="000000"/>
+      <w:sz w:val="24"/>
       <w:szCs w:val="36"/>
     </w:rPr>
   </w:style>
@@ -5921,11 +6164,13 @@
     <w:pPr>
       <w:keepNext/>
       <w:keepLines/>
-      <w:spacing w:after="240" w:before="240"/>
-      <w:jc w:val="center"/>
+      <w:spacing w:after="240" w:before="240" w:line="276" w:lineRule="auto"/>
+      <w:jc w:val="both"/>
     </w:pPr>
     <w:rPr>
-      <w:sz w:val="30"/>
+      <w:rFonts w:ascii="Times New Roman" w:eastAsia="Times New Roman" w:hAnsi="Times New Roman"/>
+      <w:color w:val="000000"/>
+      <w:sz w:val="24"/>
       <w:szCs w:val="30"/>
     </w:rPr>
   </w:style>
@@ -5936,8 +6181,14 @@
     <w:pPr>
       <w:keepNext/>
       <w:keepLines/>
-      <w:jc w:val="center"/>
+      <w:spacing w:line="276" w:lineRule="auto"/>
+      <w:jc w:val="both"/>
     </w:pPr>
+    <w:rPr>
+      <w:rFonts w:ascii="Times New Roman" w:eastAsia="Times New Roman" w:hAnsi="Times New Roman"/>
+      <w:color w:val="000000"/>
+      <w:sz w:val="24"/>
+    </w:rPr>
   </w:style>
   <w:style w:styleId="Date" w:type="paragraph">
     <w:name w:val="Date"/>
@@ -5946,8 +6197,14 @@
     <w:pPr>
       <w:keepNext/>
       <w:keepLines/>
-      <w:jc w:val="center"/>
+      <w:spacing w:line="276" w:lineRule="auto"/>
+      <w:jc w:val="both"/>
     </w:pPr>
+    <w:rPr>
+      <w:rFonts w:ascii="Times New Roman" w:eastAsia="Times New Roman" w:hAnsi="Times New Roman"/>
+      <w:color w:val="000000"/>
+      <w:sz w:val="24"/>
+    </w:rPr>
   </w:style>
   <w:style w:customStyle="1" w:styleId="AbstractTitle" w:type="paragraph">
     <w:name w:val="Abstract Title"/>
@@ -5957,15 +6214,15 @@
     <w:pPr>
       <w:keepNext/>
       <w:keepLines/>
-      <w:jc w:val="center"/>
-      <w:spacing w:after="0" w:before="300"/>
+      <w:jc w:val="both"/>
+      <w:spacing w:after="0" w:before="300" w:line="276" w:lineRule="auto"/>
     </w:pPr>
     <w:rPr>
-      <w:sz w:val="20"/>
+      <w:color w:val="000000"/>
+      <w:sz w:val="24"/>
       <w:szCs w:val="20"/>
+      <w:rFonts w:ascii="Times New Roman" w:eastAsia="Times New Roman" w:hAnsi="Times New Roman"/>
       <w:b/>
-      <w:color w:val="345A8A"/>
-      &gt;
     </w:rPr>
   </w:style>
   <w:style w:customStyle="1" w:styleId="Abstract" w:type="paragraph">
@@ -5976,10 +6233,13 @@
     <w:pPr>
       <w:keepNext/>
       <w:keepLines/>
-      <w:spacing w:after="300" w:before="100"/>
+      <w:spacing w:after="300" w:before="100" w:line="276" w:lineRule="auto"/>
+      <w:jc w:val="both"/>
     </w:pPr>
     <w:rPr>
-      <w:sz w:val="20"/>
+      <w:rFonts w:ascii="Times New Roman" w:eastAsia="Times New Roman" w:hAnsi="Times New Roman"/>
+      <w:color w:val="000000"/>
+      <w:sz w:val="24"/>
       <w:szCs w:val="20"/>
     </w:rPr>
   </w:style>
@@ -5988,8 +6248,15 @@
     <w:basedOn w:val="Normal"/>
     <w:next w:val="Bibliography"/>
     <w:qFormat/>
-    <w:pPr/>
-    <w:rPr/>
+    <w:pPr>
+      <w:spacing w:line="276" w:lineRule="auto"/>
+      <w:jc w:val="both"/>
+    </w:pPr>
+    <w:rPr>
+      <w:rFonts w:ascii="Times New Roman" w:eastAsia="Times New Roman" w:hAnsi="Times New Roman"/>
+      <w:color w:val="000000"/>
+      <w:sz w:val="24"/>
+    </w:rPr>
   </w:style>
   <w:style w:styleId="Heading1" w:type="paragraph">
     <w:name w:val="Heading 1"/>
@@ -6000,15 +6267,16 @@
     <w:pPr>
       <w:keepNext/>
       <w:keepLines/>
-      <w:spacing w:after="0" w:before="480"/>
+      <w:spacing w:after="0" w:before="480" w:line="276" w:lineRule="auto"/>
+      <w:jc w:val="both"/>
       <w:outlineLvl w:val="0"/>
     </w:pPr>
     <w:rPr>
-      <w:rFonts w:asciiTheme="majorHAnsi" w:cstheme="majorBidi" w:eastAsiaTheme="majorEastAsia" w:hAnsiTheme="majorHAnsi"/>
+      <w:rFonts w:ascii="Times New Roman" w:asciiTheme="majorHAnsi" w:cstheme="majorBidi" w:eastAsia="Times New Roman" w:eastAsiaTheme="majorEastAsia" w:hAnsi="Times New Roman" w:hAnsiTheme="majorHAnsi"/>
       <w:b/>
       <w:bCs/>
-      <w:color w:themeColor="accent1" w:val="4F81BD"/>
-      <w:sz w:val="32"/>
+      <w:color w:val="000000"/>
+      <w:sz w:val="24"/>
       <w:szCs w:val="32"/>
     </w:rPr>
   </w:style>
@@ -6022,15 +6290,16 @@
     <w:pPr>
       <w:keepNext/>
       <w:keepLines/>
-      <w:spacing w:after="0" w:before="200"/>
+      <w:spacing w:after="0" w:before="200" w:line="276" w:lineRule="auto"/>
+      <w:jc w:val="both"/>
       <w:outlineLvl w:val="1"/>
     </w:pPr>
     <w:rPr>
-      <w:rFonts w:asciiTheme="majorHAnsi" w:cstheme="majorBidi" w:eastAsiaTheme="majorEastAsia" w:hAnsiTheme="majorHAnsi"/>
+      <w:rFonts w:ascii="Times New Roman" w:asciiTheme="majorHAnsi" w:cstheme="majorBidi" w:eastAsia="Times New Roman" w:eastAsiaTheme="majorEastAsia" w:hAnsi="Times New Roman" w:hAnsiTheme="majorHAnsi"/>
       <w:b/>
       <w:bCs/>
-      <w:color w:themeColor="accent1" w:val="4F81BD"/>
-      <w:sz w:val="28"/>
+      <w:color w:val="000000"/>
+      <w:sz w:val="24"/>
       <w:szCs w:val="28"/>
     </w:rPr>
   </w:style>
@@ -6044,14 +6313,15 @@
     <w:pPr>
       <w:keepNext/>
       <w:keepLines/>
-      <w:spacing w:after="0" w:before="200"/>
+      <w:spacing w:after="0" w:before="200" w:line="276" w:lineRule="auto"/>
+      <w:jc w:val="both"/>
       <w:outlineLvl w:val="2"/>
     </w:pPr>
     <w:rPr>
-      <w:rFonts w:asciiTheme="majorHAnsi" w:cstheme="majorBidi" w:eastAsiaTheme="majorEastAsia" w:hAnsiTheme="majorHAnsi"/>
+      <w:rFonts w:ascii="Times New Roman" w:asciiTheme="majorHAnsi" w:cstheme="majorBidi" w:eastAsia="Times New Roman" w:eastAsiaTheme="majorEastAsia" w:hAnsi="Times New Roman" w:hAnsiTheme="majorHAnsi"/>
       <w:b/>
       <w:bCs/>
-      <w:color w:themeColor="accent1" w:val="4F81BD"/>
+      <w:color w:val="000000"/>
       <w:sz w:val="24"/>
       <w:szCs w:val="24"/>
     </w:rPr>
@@ -6066,14 +6336,15 @@
     <w:pPr>
       <w:keepNext/>
       <w:keepLines/>
-      <w:spacing w:after="0" w:before="200"/>
+      <w:spacing w:after="0" w:before="200" w:line="276" w:lineRule="auto"/>
+      <w:jc w:val="both"/>
       <w:outlineLvl w:val="3"/>
     </w:pPr>
     <w:rPr>
-      <w:rFonts w:asciiTheme="majorHAnsi" w:cstheme="majorBidi" w:eastAsiaTheme="majorEastAsia" w:hAnsiTheme="majorHAnsi"/>
+      <w:rFonts w:ascii="Times New Roman" w:asciiTheme="majorHAnsi" w:cstheme="majorBidi" w:eastAsia="Times New Roman" w:eastAsiaTheme="majorEastAsia" w:hAnsi="Times New Roman" w:hAnsiTheme="majorHAnsi"/>
       <w:i/>
       <w:bCs/>
-      <w:color w:themeColor="accent1" w:val="4F81BD"/>
+      <w:color w:val="000000"/>
       <w:sz w:val="24"/>
       <w:szCs w:val="24"/>
     </w:rPr>
@@ -6088,13 +6359,14 @@
     <w:pPr>
       <w:keepNext/>
       <w:keepLines/>
-      <w:spacing w:after="0" w:before="200"/>
+      <w:spacing w:after="0" w:before="200" w:line="276" w:lineRule="auto"/>
+      <w:jc w:val="both"/>
       <w:outlineLvl w:val="4"/>
     </w:pPr>
     <w:rPr>
-      <w:rFonts w:asciiTheme="majorHAnsi" w:cstheme="majorBidi" w:eastAsiaTheme="majorEastAsia" w:hAnsiTheme="majorHAnsi"/>
+      <w:rFonts w:ascii="Times New Roman" w:asciiTheme="majorHAnsi" w:cstheme="majorBidi" w:eastAsia="Times New Roman" w:eastAsiaTheme="majorEastAsia" w:hAnsi="Times New Roman" w:hAnsiTheme="majorHAnsi"/>
       <w:iCs/>
-      <w:color w:themeColor="accent1" w:val="4F81BD"/>
+      <w:color w:val="000000"/>
       <w:sz w:val="24"/>
       <w:szCs w:val="24"/>
     </w:rPr>
@@ -6109,12 +6381,13 @@
     <w:pPr>
       <w:keepNext/>
       <w:keepLines/>
-      <w:spacing w:after="0" w:before="200"/>
+      <w:spacing w:after="0" w:before="200" w:line="276" w:lineRule="auto"/>
+      <w:jc w:val="both"/>
       <w:outlineLvl w:val="5"/>
     </w:pPr>
     <w:rPr>
-      <w:rFonts w:asciiTheme="majorHAnsi" w:cstheme="majorBidi" w:eastAsiaTheme="majorEastAsia" w:hAnsiTheme="majorHAnsi"/>
-      <w:color w:themeColor="accent1" w:val="4F81BD"/>
+      <w:rFonts w:ascii="Times New Roman" w:asciiTheme="majorHAnsi" w:cstheme="majorBidi" w:eastAsia="Times New Roman" w:eastAsiaTheme="majorEastAsia" w:hAnsi="Times New Roman" w:hAnsiTheme="majorHAnsi"/>
+      <w:color w:val="000000"/>
       <w:sz w:val="24"/>
       <w:szCs w:val="24"/>
     </w:rPr>
@@ -6129,12 +6402,13 @@
     <w:pPr>
       <w:keepNext/>
       <w:keepLines/>
-      <w:spacing w:after="0" w:before="200"/>
+      <w:spacing w:after="0" w:before="200" w:line="276" w:lineRule="auto"/>
+      <w:jc w:val="both"/>
       <w:outlineLvl w:val="6"/>
     </w:pPr>
     <w:rPr>
-      <w:rFonts w:asciiTheme="majorHAnsi" w:cstheme="majorBidi" w:eastAsiaTheme="majorEastAsia" w:hAnsiTheme="majorHAnsi"/>
-      <w:color w:themeColor="accent1" w:val="4F81BD"/>
+      <w:rFonts w:ascii="Times New Roman" w:asciiTheme="majorHAnsi" w:cstheme="majorBidi" w:eastAsia="Times New Roman" w:eastAsiaTheme="majorEastAsia" w:hAnsi="Times New Roman" w:hAnsiTheme="majorHAnsi"/>
+      <w:color w:val="000000"/>
       <w:sz w:val="24"/>
       <w:szCs w:val="24"/>
     </w:rPr>
@@ -6149,12 +6423,13 @@
     <w:pPr>
       <w:keepNext/>
       <w:keepLines/>
-      <w:spacing w:after="0" w:before="200"/>
+      <w:spacing w:after="0" w:before="200" w:line="276" w:lineRule="auto"/>
+      <w:jc w:val="both"/>
       <w:outlineLvl w:val="7"/>
     </w:pPr>
     <w:rPr>
-      <w:rFonts w:asciiTheme="majorHAnsi" w:cstheme="majorBidi" w:eastAsiaTheme="majorEastAsia" w:hAnsiTheme="majorHAnsi"/>
-      <w:color w:themeColor="accent1" w:val="4F81BD"/>
+      <w:rFonts w:ascii="Times New Roman" w:asciiTheme="majorHAnsi" w:cstheme="majorBidi" w:eastAsia="Times New Roman" w:eastAsiaTheme="majorEastAsia" w:hAnsi="Times New Roman" w:hAnsiTheme="majorHAnsi"/>
+      <w:color w:val="000000"/>
       <w:sz w:val="24"/>
       <w:szCs w:val="24"/>
     </w:rPr>
@@ -6169,12 +6444,13 @@
     <w:pPr>
       <w:keepNext/>
       <w:keepLines/>
-      <w:spacing w:after="0" w:before="200"/>
+      <w:spacing w:after="0" w:before="200" w:line="276" w:lineRule="auto"/>
+      <w:jc w:val="both"/>
       <w:outlineLvl w:val="8"/>
     </w:pPr>
     <w:rPr>
-      <w:rFonts w:asciiTheme="majorHAnsi" w:cstheme="majorBidi" w:eastAsiaTheme="majorEastAsia" w:hAnsiTheme="majorHAnsi"/>
-      <w:color w:themeColor="accent1" w:val="4F81BD"/>
+      <w:rFonts w:ascii="Times New Roman" w:asciiTheme="majorHAnsi" w:cstheme="majorBidi" w:eastAsia="Times New Roman" w:eastAsiaTheme="majorEastAsia" w:hAnsi="Times New Roman" w:hAnsiTheme="majorHAnsi"/>
+      <w:color w:val="000000"/>
       <w:sz w:val="24"/>
       <w:szCs w:val="24"/>
     </w:rPr>
@@ -6187,9 +6463,15 @@
     <w:unhideWhenUsed/>
     <w:qFormat/>
     <w:pPr>
-      <w:spacing w:after="100" w:before="100"/>
+      <w:spacing w:after="100" w:before="100" w:line="276" w:lineRule="auto"/>
       <w:ind w:firstLine="0" w:left="480" w:right="480"/>
+      <w:jc w:val="both"/>
     </w:pPr>
+    <w:rPr>
+      <w:rFonts w:ascii="Times New Roman" w:eastAsia="Times New Roman" w:hAnsi="Times New Roman"/>
+      <w:color w:val="000000"/>
+      <w:sz w:val="24"/>
+    </w:rPr>
   </w:style>
   <w:style w:styleId="FootnoteText" w:type="paragraph">
     <w:name w:val="Footnote Text"/>
@@ -6198,11 +6480,25 @@
     <w:uiPriority w:val="9"/>
     <w:unhideWhenUsed/>
     <w:qFormat/>
+    <w:pPr>
+      <w:spacing w:line="276" w:lineRule="auto"/>
+      <w:jc w:val="both"/>
+    </w:pPr>
+    <w:rPr>
+      <w:rFonts w:ascii="Times New Roman" w:eastAsia="Times New Roman" w:hAnsi="Times New Roman"/>
+      <w:color w:val="000000"/>
+      <w:sz w:val="24"/>
+    </w:rPr>
   </w:style>
   <w:style w:default="1" w:styleId="DefaultParagraphFont" w:type="character">
     <w:name w:val="Default Paragraph Font"/>
     <w:semiHidden/>
     <w:unhideWhenUsed/>
+    <w:rPr>
+      <w:rFonts w:ascii="Times New Roman" w:eastAsia="Times New Roman" w:hAnsi="Times New Roman"/>
+      <w:color w:val="000000"/>
+      <w:sz w:val="24"/>
+    </w:rPr>
   </w:style>
   <w:style w:default="1" w:styleId="Table" w:type="table">
     <w:name w:val="Table"/>
@@ -6210,6 +6506,15 @@
     <w:semiHidden/>
     <w:unhideWhenUsed/>
     <w:qFormat/>
+    <w:pPr>
+      <w:spacing w:line="276" w:lineRule="auto"/>
+      <w:jc w:val="both"/>
+    </w:pPr>
+    <w:rPr>
+      <w:rFonts w:ascii="Times New Roman" w:eastAsia="Times New Roman" w:hAnsi="Times New Roman"/>
+      <w:color w:val="000000"/>
+      <w:sz w:val="24"/>
+    </w:rPr>
     <w:tblPr>
       <w:tblInd w:type="dxa" w:w="0"/>
       <w:tblCellMar>
@@ -6242,25 +6547,42 @@
     <w:pPr>
       <w:keepNext/>
       <w:keepLines/>
-      <w:spacing w:after="0"/>
+      <w:spacing w:after="0" w:line="276" w:lineRule="auto"/>
+      <w:jc w:val="both"/>
     </w:pPr>
     <w:rPr>
+      <w:rFonts w:ascii="Times New Roman" w:eastAsia="Times New Roman" w:hAnsi="Times New Roman"/>
       <w:b/>
+      <w:color w:val="000000"/>
+      <w:sz w:val="24"/>
     </w:rPr>
   </w:style>
   <w:style w:customStyle="1" w:styleId="Definition" w:type="paragraph">
     <w:name w:val="Definition"/>
     <w:basedOn w:val="Normal"/>
+    <w:pPr>
+      <w:spacing w:line="276" w:lineRule="auto"/>
+      <w:jc w:val="both"/>
+    </w:pPr>
+    <w:rPr>
+      <w:rFonts w:ascii="Times New Roman" w:eastAsia="Times New Roman" w:hAnsi="Times New Roman"/>
+      <w:color w:val="000000"/>
+      <w:sz w:val="24"/>
+    </w:rPr>
   </w:style>
   <w:style w:styleId="Caption" w:type="paragraph">
     <w:name w:val="Caption"/>
     <w:basedOn w:val="Normal"/>
     <w:link w:val="BodyTextChar"/>
     <w:pPr>
-      <w:spacing w:after="120" w:before="0"/>
+      <w:spacing w:after="120" w:before="0" w:line="276" w:lineRule="auto"/>
+      <w:jc w:val="both"/>
     </w:pPr>
     <w:rPr>
+      <w:rFonts w:ascii="Times New Roman" w:eastAsia="Times New Roman" w:hAnsi="Times New Roman"/>
       <w:i/>
+      <w:color w:val="000000"/>
+      <w:sz w:val="24"/>
     </w:rPr>
   </w:style>
   <w:style w:customStyle="1" w:styleId="TableCaption" w:type="paragraph">
@@ -6268,44 +6590,90 @@
     <w:basedOn w:val="Caption"/>
     <w:pPr>
       <w:keepNext/>
+      <w:spacing w:line="276" w:lineRule="auto"/>
+      <w:jc w:val="both"/>
     </w:pPr>
+    <w:rPr>
+      <w:rFonts w:ascii="Times New Roman" w:eastAsia="Times New Roman" w:hAnsi="Times New Roman"/>
+      <w:color w:val="000000"/>
+      <w:sz w:val="24"/>
+    </w:rPr>
   </w:style>
   <w:style w:customStyle="1" w:styleId="ImageCaption" w:type="paragraph">
     <w:name w:val="Image Caption"/>
     <w:basedOn w:val="Caption"/>
+    <w:pPr>
+      <w:spacing w:line="276" w:lineRule="auto"/>
+      <w:jc w:val="both"/>
+    </w:pPr>
+    <w:rPr>
+      <w:rFonts w:ascii="Times New Roman" w:eastAsia="Times New Roman" w:hAnsi="Times New Roman"/>
+      <w:color w:val="000000"/>
+      <w:sz w:val="24"/>
+    </w:rPr>
   </w:style>
   <w:style w:customStyle="1" w:styleId="Figure" w:type="paragraph">
     <w:name w:val="Figure"/>
     <w:basedOn w:val="Normal"/>
+    <w:pPr>
+      <w:spacing w:line="276" w:lineRule="auto"/>
+      <w:jc w:val="both"/>
+    </w:pPr>
+    <w:rPr>
+      <w:rFonts w:ascii="Times New Roman" w:eastAsia="Times New Roman" w:hAnsi="Times New Roman"/>
+      <w:color w:val="000000"/>
+      <w:sz w:val="24"/>
+    </w:rPr>
   </w:style>
   <w:style w:customStyle="1" w:styleId="CaptionedFigure" w:type="paragraph">
     <w:name w:val="Captioned Figure"/>
     <w:basedOn w:val="Figure"/>
     <w:pPr>
       <w:keepNext/>
+      <w:spacing w:line="276" w:lineRule="auto"/>
+      <w:jc w:val="both"/>
     </w:pPr>
+    <w:rPr>
+      <w:rFonts w:ascii="Times New Roman" w:eastAsia="Times New Roman" w:hAnsi="Times New Roman"/>
+      <w:color w:val="000000"/>
+      <w:sz w:val="24"/>
+    </w:rPr>
   </w:style>
   <w:style w:customStyle="1" w:styleId="BodyTextChar" w:type="character">
     <w:name w:val="Body Text Char"/>
     <w:basedOn w:val="DefaultParagraphFont"/>
     <w:link w:val="BodyText"/>
+    <w:rPr>
+      <w:rFonts w:ascii="Times New Roman" w:eastAsia="Times New Roman" w:hAnsi="Times New Roman"/>
+      <w:color w:val="000000"/>
+      <w:sz w:val="24"/>
+    </w:rPr>
   </w:style>
   <w:style w:customStyle="1" w:styleId="VerbatimChar" w:type="character">
     <w:name w:val="Verbatim Char"/>
     <w:basedOn w:val="BodyTextChar"/>
     <w:rPr>
-      <w:rFonts w:ascii="Consolas" w:hAnsi="Consolas"/>
-      <w:sz w:val="22"/>
+      <w:rFonts w:ascii="Times New Roman" w:eastAsia="Times New Roman" w:hAnsi="Times New Roman"/>
+      <w:color w:val="000000"/>
+      <w:sz w:val="24"/>
     </w:rPr>
   </w:style>
   <w:style w:customStyle="1" w:styleId="SectionNumber" w:type="character">
     <w:name w:val="Section Number"/>
     <w:basedOn w:val="BodyTextChar"/>
+    <w:rPr>
+      <w:rFonts w:ascii="Times New Roman" w:eastAsia="Times New Roman" w:hAnsi="Times New Roman"/>
+      <w:color w:val="000000"/>
+      <w:sz w:val="24"/>
+    </w:rPr>
   </w:style>
   <w:style w:styleId="FootnoteReference" w:type="character">
     <w:name w:val="Footnote Reference"/>
     <w:basedOn w:val="BodyTextChar"/>
     <w:rPr>
+      <w:rFonts w:ascii="Times New Roman" w:eastAsia="Times New Roman" w:hAnsi="Times New Roman"/>
+      <w:color w:val="000000"/>
+      <w:sz w:val="24"/>
       <w:vertAlign w:val="superscript"/>
     </w:rPr>
   </w:style>
@@ -6313,7 +6681,9 @@
     <w:name w:val="Hyperlink"/>
     <w:basedOn w:val="BodyTextChar"/>
     <w:rPr>
-      <w:color w:themeColor="accent1" w:val="4F81BD"/>
+      <w:rFonts w:ascii="Times New Roman" w:eastAsia="Times New Roman" w:hAnsi="Times New Roman"/>
+      <w:color w:val="000000"/>
+      <w:sz w:val="24"/>
     </w:rPr>
   </w:style>
   <w:style w:styleId="TOCHeading" w:type="paragraph">
@@ -6324,14 +6694,16 @@
     <w:unhideWhenUsed/>
     <w:qFormat/>
     <w:pPr>
-      <w:spacing w:before="240" w:line="259" w:lineRule="auto"/>
+      <w:spacing w:before="240" w:line="276" w:lineRule="auto"/>
+      <w:jc w:val="both"/>
       <w:outlineLvl w:val="9"/>
     </w:pPr>
     <w:rPr>
-      <w:rFonts w:asciiTheme="majorHAnsi" w:cstheme="majorBidi" w:eastAsiaTheme="majorEastAsia" w:hAnsiTheme="majorHAnsi"/>
+      <w:rFonts w:ascii="Times New Roman" w:asciiTheme="majorHAnsi" w:cstheme="majorBidi" w:eastAsia="Times New Roman" w:eastAsiaTheme="majorEastAsia" w:hAnsi="Times New Roman" w:hAnsiTheme="majorHAnsi"/>
       <w:b w:val="0"/>
       <w:bCs w:val="0"/>
-      <w:color w:themeColor="accent1" w:themeShade="BF" w:val="365F91"/>
+      <w:color w:val="000000"/>
+      <w:sz w:val="24"/>
     </w:rPr>
   </w:style>
   <w:style w:type="paragraph" w:customStyle="1" w:styleId="SourceCode">

--- a/p8/submission/world_development_package/01_manuscript_blinded.docx
+++ b/p8/submission/world_development_package/01_manuscript_blinded.docx
@@ -63,7 +63,7 @@
       </w:r>
     </w:p>
     <w:bookmarkEnd w:id="20"/>
-    <w:bookmarkStart w:id="21" w:name="introduction"/>
+    <w:bookmarkStart w:id="21" w:name="Xe3d0fc0bea9a42ce7605565d0964033d7f6ee47"/>
     <w:p>
       <w:pPr>
         <w:pStyle w:val="Heading2"/>
@@ -146,7 +146,7 @@
         <w:pStyle w:val="BodyText"/>
       </w:pPr>
       <w:r>
-        <w:t xml:space="preserve">SIDS represent a theoretically extreme yet empirically underserved context for I-P research. These economies are characterized by microscopic domestic markets (Tonga: 104,000 inhabitants; Kiribati: 121,000), extreme geographic isolation amplifying trade costs by 30–210% (Winters &amp; Martins, 2004), and comprehensive institutional voids that limit firms’ ability to appropriate returns from international activities (Briguglio, 1995; Khanna &amp; Palepu, 2010). Recent systematic tracking across 121,249 development data points confirms these conditions have deepened rather than abated: progress in 2020–2025 is the slowest on record across 15 of 26 tracked benchmarks, with SIDS and Sub-Saharan Africa disproportionately affected (Pirlea et al., 2026). Independent multi-indicator analysis of six development dimensions poverty, life expectancy, schooling, gender equality, climate, and electricity, finds the world developing at its slowest pace in 75 years, with 54 economies more than a century from reaching developed-country standards at current trajectories, and SIDS disproportionately represented in this cohort (Mahler, Serajuddin, Wadhwa, &amp; Yonzan, 2026). Critically, firms in SIDS do not</w:t>
+        <w:t xml:space="preserve">SIDS represent a theoretically extreme yet empirically underserved context for I-P research. These economies are characterized by microscopic domestic markets (Tonga: 104,000 inhabitants; Kiribati: 121,000), extreme geographic isolation amplifying trade costs by 30–210% (Winters &amp; Martins, 2004), and comprehensive institutional voids that limit firms' ability to appropriate returns from international activities (Briguglio, 1995; Khanna &amp; Palepu, 2010). Recent systematic tracking across 121,249 development data points confirms these conditions have deepened rather than abated: progress in 2020–2025 is the slowest on record across 15 of 26 tracked benchmarks, with SIDS and Sub-Saharan Africa disproportionately affected (Pirlea et al., 2026). Independent multi-indicator analysis of six development dimensions poverty, life expectancy, schooling, gender equality, climate, and electricity, finds the world developing at its slowest pace in 75 years, with 54 economies more than a century from reaching developed-country standards at current trajectories, and SIDS disproportionately represented in this cohort (Mahler, Serajuddin, Wadhwa, &amp; Yonzan, 2026). Critically, firms in SIDS do not</w:t>
       </w:r>
       <w:r>
         <w:t xml:space="preserve"> </w:t>
@@ -170,37 +170,7 @@
         <w:pStyle w:val="BodyText"/>
       </w:pPr>
       <w:r>
-        <w:t xml:space="preserve">This paper makes three contributions to the IB literature. First, we introduce and theoretically define FIP as a boundary condition of the inverted-U paradigm, distinguishing it from adjacent concepts including phase-1 costs in three-stage theory (Contractor et al., 2003), Liability of Foreignness (Zaheer, 1995), and necessity entrepreneurship (Sarasvathy et al., 2014). Second, we provide empirical evidence from 959 firms across seven Pacific SIDS economies using World Bank Enterprise Survey (WBES) data, the most comprehensive firm-level I-P analysis in Pacific SIDS to date. Third, we document that firm-level capabilities (technological capability, digital adoption) do not appear to override FIP, shifting the theoretical conversation from</w:t>
-      </w:r>
-      <w:r>
-        <w:t xml:space="preserve"> </w:t>
-      </w:r>
-      <w:r>
-        <w:t xml:space="preserve">“</w:t>
-      </w:r>
-      <w:r>
-        <w:t xml:space="preserve">institutional moderation of the I-P relationship</w:t>
-      </w:r>
-      <w:r>
-        <w:t xml:space="preserve">”</w:t>
-      </w:r>
-      <w:r>
-        <w:t xml:space="preserve"> </w:t>
-      </w:r>
-      <w:r>
-        <w:t xml:space="preserve">(Marano, Tallman, &amp; Teece, 2016) to</w:t>
-      </w:r>
-      <w:r>
-        <w:t xml:space="preserve"> </w:t>
-      </w:r>
-      <w:r>
-        <w:t xml:space="preserve">“</w:t>
-      </w:r>
-      <w:r>
-        <w:t xml:space="preserve">institutional determination of the sign of I-P relationship.</w:t>
-      </w:r>
-      <w:r>
-        <w:t xml:space="preserve">”</w:t>
+        <w:t xml:space="preserve">This paper makes three contributions to the IB literature. First, we introduce and theoretically define FIP as a boundary condition of the inverted-U paradigm, distinguishing it from adjacent concepts including phase-1 costs in three-stage theory (Contractor et al., 2003), Liability of Foreignness (Zaheer, 1995), and necessity entrepreneurship (Sarasvathy et al., 2014). Second, we provide empirical evidence from 959 firms across seven Pacific SIDS economies using World Bank Enterprise Survey (WBES) data, the most comprehensive firm-level I-P analysis in Pacific SIDS to date. Third, we document that firm-level capabilities (technological capability, digital adoption) do not appear to override FIP, shifting the theoretical conversation from "institutional moderation of the I-P relationship" (Marano, Tallman, &amp; Teece, 2016) to "institutional determination of the sign of I-P relationship."</w:t>
       </w:r>
     </w:p>
     <w:p>
@@ -212,7 +182,7 @@
       </w:r>
     </w:p>
     <w:bookmarkEnd w:id="21"/>
-    <w:bookmarkStart w:id="26" w:name="theoretical-background-and-hypotheses"/>
+    <w:bookmarkStart w:id="26" w:name="X88086f89d30295b73ade34a6a6d72f6030bebeb"/>
     <w:p>
       <w:pPr>
         <w:pStyle w:val="Heading2"/>
@@ -221,7 +191,7 @@
         <w:t xml:space="preserve">2. Theoretical Background and Hypotheses</w:t>
       </w:r>
     </w:p>
-    <w:bookmarkStart w:id="22" w:name="Xd1ff7c2b94994d1910854ba407ee8c9b50df341"/>
+    <w:bookmarkStart w:id="22" w:name="Xb9f10d5a773f889d0c54a837c7b35981e9ef98d"/>
     <w:p>
       <w:pPr>
         <w:pStyle w:val="Heading3"/>
@@ -267,25 +237,7 @@
         <w:t xml:space="preserve"> </w:t>
       </w:r>
       <w:r>
-        <w:t xml:space="preserve">assumes that firms have a functioning home base providing revenues, resources, and organizational learning before and during internationalization (Johanson &amp; Vahlne, 1977; 2009). When the domestic market is non-viable, too small to support minimum efficient scale for even basic operations, firms are structurally compelled to export regardless of strategic readiness or capability. The</w:t>
-      </w:r>
-      <w:r>
-        <w:t xml:space="preserve"> </w:t>
-      </w:r>
-      <w:r>
-        <w:t xml:space="preserve">“</w:t>
-      </w:r>
-      <w:r>
-        <w:t xml:space="preserve">selection into exporting</w:t>
-      </w:r>
-      <w:r>
-        <w:t xml:space="preserve">”</w:t>
-      </w:r>
-      <w:r>
-        <w:t xml:space="preserve"> </w:t>
-      </w:r>
-      <w:r>
-        <w:t xml:space="preserve">assumption underlying most I-P models breaks down.</w:t>
+        <w:t xml:space="preserve">assumes that firms have a functioning home base providing revenues, resources, and organizational learning before and during internationalization (Johanson &amp; Vahlne, 1977; 2009). When the domestic market is non-viable, too small to support minimum efficient scale for even basic operations, firms are structurally compelled to export regardless of strategic readiness or capability. The "selection into exporting" assumption underlying most I-P models breaks down.</w:t>
       </w:r>
     </w:p>
     <w:p>
@@ -337,7 +289,7 @@
       </w:r>
     </w:p>
     <w:bookmarkEnd w:id="22"/>
-    <w:bookmarkStart w:id="23" w:name="Xb7db0e39015cb6f3662a52d47fb6342a9feb2fb"/>
+    <w:bookmarkStart w:id="23" w:name="X1f001da1b4b1572ea8f32d5031e054868494059"/>
     <w:p>
       <w:pPr>
         <w:pStyle w:val="Heading3"/>
@@ -461,7 +413,7 @@
         <w:t xml:space="preserve">From SIDS economic vulnerability (Briguglio, 1995)</w:t>
       </w:r>
       <w:r>
-        <w:t xml:space="preserve">: Briguglio’s</w:t>
+        <w:t xml:space="preserve">: Briguglio's</w:t>
       </w:r>
       <w:r>
         <w:t xml:space="preserve"> </w:t>
@@ -471,7 +423,7 @@
       </w:r>
     </w:p>
     <w:bookmarkEnd w:id="23"/>
-    <w:bookmarkStart w:id="24" w:name="X6db7ec46da19cbe734f496417815d07c46d6d99"/>
+    <w:bookmarkStart w:id="24" w:name="Xc71733a542ce4d73564dcb0287a5b80a716b22f"/>
     <w:p>
       <w:pPr>
         <w:pStyle w:val="Heading3"/>
@@ -544,7 +496,7 @@
       </w:r>
     </w:p>
     <w:bookmarkEnd w:id="24"/>
-    <w:bookmarkStart w:id="25" w:name="the-role-of-firm-level-capabilities"/>
+    <w:bookmarkStart w:id="25" w:name="Xf304c7c051670d76ad64f147386dc979ed380d0"/>
     <w:p>
       <w:pPr>
         <w:pStyle w:val="Heading3"/>
@@ -600,7 +552,7 @@
     </w:p>
     <w:bookmarkEnd w:id="25"/>
     <w:bookmarkEnd w:id="26"/>
-    <w:bookmarkStart w:id="30" w:name="data-and-methods"/>
+    <w:bookmarkStart w:id="30" w:name="X5eb800a903106e48a684e9ea9de39ed619b9df8"/>
     <w:p>
       <w:pPr>
         <w:pStyle w:val="Heading2"/>
@@ -609,7 +561,7 @@
         <w:t xml:space="preserve">3. Data and Methods</w:t>
       </w:r>
     </w:p>
-    <w:bookmarkStart w:id="27" w:name="data-source"/>
+    <w:bookmarkStart w:id="27" w:name="X180323993af082d7b264d69830cacecf330a102"/>
     <w:p>
       <w:pPr>
         <w:pStyle w:val="Heading3"/>
@@ -643,7 +595,7 @@
       </w:r>
     </w:p>
     <w:bookmarkEnd w:id="27"/>
-    <w:bookmarkStart w:id="28" w:name="measures"/>
+    <w:bookmarkStart w:id="28" w:name="X431a8b355211b47c6e494a5f659051454df4ed1"/>
     <w:p>
       <w:pPr>
         <w:pStyle w:val="Heading3"/>
@@ -697,7 +649,7 @@
         <w:t xml:space="preserve"> </w:t>
       </w:r>
       <w:r>
-        <w:t xml:space="preserve">et al. (2016) and Contractor et al. (2003), we construct FSTS (Foreign Sales to Total Sales) from WBES items d3b + d3c (percentage of sales from indirect plus direct exports), divided by 100. For the main models, FSTS is mean-centered at the wave level: FSTS_c = FSTS − mean_wave(FSTS), yielding a mean FSTS of 0.048 (SD unreported due to small exporter subsample). Mean-centering suppresses cross-wave level differences while preserving within-wave variation, following standard practice for studies examining FSTS curvature (Haans et al., 2016).</w:t>
+        <w:t xml:space="preserve">et al. (2016) and Contractor et al. (2003), we construct FSTS (Foreign Sales to Total Sales) from WBES items d3b + d3c (percentage of sales from indirect plus direct exports), divided by 100. For the main models, FSTS is mean-centered at the wave level: FSTS_c = FSTS − mean_wave(FSTS), yielding a mean FSTS of 0.048 (SD unreported due to small exporter subsample). Mean-centering suppresses cross-wave level differences while preserving within-wave variation, following standard practice for studies examining FSTS curvature (Haans et al., 2016).</w:t>
       </w:r>
     </w:p>
     <w:p>
@@ -721,7 +673,7 @@
         <w:t xml:space="preserve"> </w:t>
       </w:r>
       <w:r>
-        <w:t xml:space="preserve">Goedhuys and Sleuwaegen (2013), TCI is constructed from two WBES items: b8 (internationally recognized quality certification, binary) and e6 (licensing of foreign technology, binary). TCI_z is the z-standardized mean of these two indicators.</w:t>
+        <w:t xml:space="preserve">Goedhuys and Sleuwaegen (2013), TCI is constructed from two WBES items: b8 (internationally recognized quality certification, binary) and e6 (licensing of foreign technology, binary). TCI_z is the z-standardized mean of these two indicators, treated as a formative composite (Diamantopoulos &amp; Winklhofer, 2001; Jarvis, MacKenzie, &amp; Podsakoff, 2003).</w:t>
       </w:r>
     </w:p>
     <w:p>
@@ -800,15 +752,15 @@
     <w:tbl>
       <w:tblPr>
         <w:tblStyle w:val="Table"/>
-        <w:tblW w:type="pct" w:w="5000"/>
+        <w:tblW w:type="auto" w:w="0"/>
         <w:tblLook w:firstRow="1" w:lastRow="0" w:firstColumn="0" w:lastColumn="0" w:noHBand="0" w:noVBand="0" w:val="0020"/>
         <w:jc w:val="start"/>
       </w:tblPr>
       <w:tblGrid>
-        <w:gridCol w:w="549"/>
-        <w:gridCol w:w="452"/>
-        <w:gridCol w:w="3297"/>
-        <w:gridCol w:w="3620"/>
+        <w:gridCol w:w="1980"/>
+        <w:gridCol w:w="1980"/>
+        <w:gridCol w:w="1980"/>
+        <w:gridCol w:w="1980"/>
       </w:tblGrid>
       <w:tr>
         <w:trPr>
@@ -1439,7 +1391,7 @@
       </w:r>
     </w:p>
     <w:bookmarkEnd w:id="28"/>
-    <w:bookmarkStart w:id="29" w:name="model-sequence"/>
+    <w:bookmarkStart w:id="29" w:name="Xc5fe1f3cf583535f12a87a680dcd317400b3da2"/>
     <w:p>
       <w:pPr>
         <w:pStyle w:val="Heading3"/>
@@ -1578,7 +1530,7 @@
     </w:p>
     <w:bookmarkEnd w:id="29"/>
     <w:bookmarkEnd w:id="30"/>
-    <w:bookmarkStart w:id="37" w:name="results"/>
+    <w:bookmarkStart w:id="37" w:name="X121719332867ee227f0a04b486098cee978c6e6"/>
     <w:p>
       <w:pPr>
         <w:pStyle w:val="Heading2"/>
@@ -1587,7 +1539,7 @@
         <w:t xml:space="preserve">4. Results</w:t>
       </w:r>
     </w:p>
-    <w:bookmarkStart w:id="31" w:name="X7564ed8aad7671c5c72c9705a49a1794e1c47b3"/>
+    <w:bookmarkStart w:id="31" w:name="Xf031df31c5b8141c05fcebab78842231a9e024a"/>
     <w:p>
       <w:pPr>
         <w:pStyle w:val="Heading3"/>
@@ -1605,7 +1557,7 @@
       </w:r>
     </w:p>
     <w:bookmarkEnd w:id="31"/>
-    <w:bookmarkStart w:id="32" w:name="X6abbfa22e96478212f3491c4cdbfe1ca192aca8"/>
+    <w:bookmarkStart w:id="32" w:name="X221fb7e0fbd1e09102b607f2a4be829dba85b6e"/>
     <w:p>
       <w:pPr>
         <w:pStyle w:val="Heading3"/>
@@ -1710,7 +1662,7 @@
       </w:r>
     </w:p>
     <w:bookmarkEnd w:id="32"/>
-    <w:bookmarkStart w:id="33" w:name="Xc0a88d50ea7b5c27a76a85a44afe4aa278d46cd"/>
+    <w:bookmarkStart w:id="33" w:name="X278b3f0cc4133671f70c21e2e288fdaa4a06e72"/>
     <w:p>
       <w:pPr>
         <w:pStyle w:val="Heading3"/>
@@ -1764,7 +1716,7 @@
         <w:pStyle w:val="BodyText"/>
       </w:pPr>
       <w:r>
-        <w:t xml:space="preserve">Following Haans et al. (2016), we evaluate the four necessary conditions for a curvature relationship. All four must hold for an inverted-U to be confirmed; here, all four</w:t>
+        <w:t xml:space="preserve">Following Haans et al. (2016), we evaluate the four necessary conditions for a curvature relationship. All four must hold for an inverted-U to be confirmed; here, all four</w:t>
       </w:r>
       <w:r>
         <w:t xml:space="preserve"> </w:t>
@@ -1979,7 +1931,7 @@
       </w:r>
     </w:p>
     <w:bookmarkEnd w:id="33"/>
-    <w:bookmarkStart w:id="34" w:name="robustness"/>
+    <w:bookmarkStart w:id="34" w:name="X7c95bb97131b594aa7673109c051c80c5a0bcc4"/>
     <w:p>
       <w:pPr>
         <w:pStyle w:val="Heading3"/>
@@ -2204,7 +2156,7 @@
       </w:r>
     </w:p>
     <w:bookmarkEnd w:id="34"/>
-    <w:bookmarkStart w:id="35" w:name="capability-null-results-h2"/>
+    <w:bookmarkStart w:id="35" w:name="Xb09bd355cfef31bfb4a34bc8569e299208ad4bf"/>
     <w:p>
       <w:pPr>
         <w:pStyle w:val="Heading3"/>
@@ -2268,7 +2220,7 @@
       </w:r>
     </w:p>
     <w:bookmarkEnd w:id="35"/>
-    <w:bookmarkStart w:id="36" w:name="summary"/>
+    <w:bookmarkStart w:id="36" w:name="X6c093959484b3f9d4e201eec1d461ec8d4bd970"/>
     <w:p>
       <w:pPr>
         <w:pStyle w:val="Heading3"/>
@@ -2287,7 +2239,7 @@
     </w:p>
     <w:bookmarkEnd w:id="36"/>
     <w:bookmarkEnd w:id="37"/>
-    <w:bookmarkStart w:id="43" w:name="discussion"/>
+    <w:bookmarkStart w:id="43" w:name="X735612638e4e736e4693e459c258977262c0dfc"/>
     <w:p>
       <w:pPr>
         <w:pStyle w:val="Heading2"/>
@@ -2296,7 +2248,7 @@
         <w:t xml:space="preserve">5. Discussion</w:t>
       </w:r>
     </w:p>
-    <w:bookmarkStart w:id="38" w:name="Xd4d8ec5bfb52f8d3fe2e7c438ba390b633573fa"/>
+    <w:bookmarkStart w:id="38" w:name="X756057e5c11f0c9dd39f4fea415a3ea89277fd3"/>
     <w:p>
       <w:pPr>
         <w:pStyle w:val="Heading3"/>
@@ -2318,25 +2270,7 @@
         <w:pStyle w:val="BodyText"/>
       </w:pPr>
       <w:r>
-        <w:t xml:space="preserve">The FIP concept explains this reversal through the logic of violated structural prerequisites. When no viable domestic market exists, FSTS is not a strategic choice variable but a survival necessity, firms cannot accumulate the home-base resources and organizational capabilities that fund and sustain profitable internationalization. When trade costs amplify export revenues’</w:t>
-      </w:r>
-      <w:r>
-        <w:t xml:space="preserve"> </w:t>
-      </w:r>
-      <w:r>
-        <w:t xml:space="preserve">“</w:t>
-      </w:r>
-      <w:r>
-        <w:t xml:space="preserve">cost of doing business</w:t>
-      </w:r>
-      <w:r>
-        <w:t xml:space="preserve">”</w:t>
-      </w:r>
-      <w:r>
-        <w:t xml:space="preserve"> </w:t>
-      </w:r>
-      <w:r>
-        <w:t xml:space="preserve">by 30–210% (Winters &amp; Martins, 2004), the marginal economics of exporting are negative from the outset. When institutional voids are comprehensive, absent trade finance intermediaries, unreliable contract enforcement, limited standards infrastructure, firms cannot appropriate the learning and scale benefits that internationalization theory promises.</w:t>
+        <w:t xml:space="preserve">The FIP concept explains this reversal through the logic of violated structural prerequisites. When no viable domestic market exists, FSTS is not a strategic choice variable but a survival necessity, firms cannot accumulate the home-base resources and organizational capabilities that fund and sustain profitable internationalization. When trade costs amplify export revenues' "cost of doing business" by 30–210% (Winters &amp; Martins, 2004), the marginal economics of exporting are negative from the outset. When institutional voids are comprehensive, absent trade finance intermediaries, unreliable contract enforcement, limited standards infrastructure, firms cannot appropriate the learning and scale benefits that internationalization theory promises.</w:t>
       </w:r>
     </w:p>
     <w:p>
@@ -2366,7 +2300,7 @@
         <w:t xml:space="preserve"> </w:t>
       </w:r>
       <w:r>
-        <w:t xml:space="preserve">prerequisites are satisfied. The existing literature’s finding that institutional quality</w:t>
+        <w:t xml:space="preserve">prerequisites are satisfied. The existing literature's finding that institutional quality</w:t>
       </w:r>
       <w:r>
         <w:t xml:space="preserve"> </w:t>
@@ -2382,47 +2316,11 @@
         <w:t xml:space="preserve"> </w:t>
       </w:r>
       <w:r>
-        <w:t xml:space="preserve">the I-P relationship (Marano et al., 2016) is a special case of a more general theoretical relationship: when institutional conditions cross a structural threshold from</w:t>
-      </w:r>
-      <w:r>
-        <w:t xml:space="preserve"> </w:t>
-      </w:r>
-      <w:r>
-        <w:t xml:space="preserve">“</w:t>
-      </w:r>
-      <w:r>
-        <w:t xml:space="preserve">weaker moderation</w:t>
-      </w:r>
-      <w:r>
-        <w:t xml:space="preserve">”</w:t>
-      </w:r>
-      <w:r>
-        <w:t xml:space="preserve"> </w:t>
-      </w:r>
-      <w:r>
-        <w:t xml:space="preserve">to</w:t>
-      </w:r>
-      <w:r>
-        <w:t xml:space="preserve"> </w:t>
-      </w:r>
-      <w:r>
-        <w:t xml:space="preserve">“</w:t>
-      </w:r>
-      <w:r>
-        <w:t xml:space="preserve">violated prerequisites,</w:t>
-      </w:r>
-      <w:r>
-        <w:t xml:space="preserve">”</w:t>
-      </w:r>
-      <w:r>
-        <w:t xml:space="preserve"> </w:t>
-      </w:r>
-      <w:r>
-        <w:t xml:space="preserve">the sign, not just the magnitude, of the I-P relationship reverses.</w:t>
+        <w:t xml:space="preserve">the I-P relationship (Marano et al., 2016) is a special case of a more general theoretical relationship: when institutional conditions cross a structural threshold from "weaker moderation" to "violated prerequisites, " the sign, not just the magnitude, of the I-P relationship reverses.</w:t>
       </w:r>
     </w:p>
     <w:bookmarkEnd w:id="38"/>
-    <w:bookmarkStart w:id="39" w:name="Xbadf487e3d91c7f5e5de16c24aa3b4c984ad28e"/>
+    <w:bookmarkStart w:id="39" w:name="X0f7881790c29927869278ccfdf374374fedd8e4"/>
     <w:p>
       <w:pPr>
         <w:pStyle w:val="Heading3"/>
@@ -2436,7 +2334,7 @@
         <w:pStyle w:val="FirstParagraph"/>
       </w:pPr>
       <w:r>
-        <w:t xml:space="preserve">FIP represents a qualitative shift in how we conceptualize institutional effects on I-P relationships. Most prior theorizing treats institutional effects as continuous modifiers of the inverted-U’s shape and location: higher institutional quality shifts the optimum FSTS upward, broadens the positive range, or raises the peak performance level (Marano et al., 2016; Hitt et al., 1997). This is a change in</w:t>
+        <w:t xml:space="preserve">FIP represents a qualitative shift in how we conceptualize institutional effects on I-P relationships. Most prior theorizing treats institutional effects as continuous modifiers of the inverted-U's shape and location: higher institutional quality shifts the optimum FSTS upward, broadens the positive range, or raises the peak performance level (Marano et al., 2016; Hitt et al., 1997). This is a change in</w:t>
       </w:r>
       <w:r>
         <w:t xml:space="preserve"> </w:t>
@@ -2470,43 +2368,7 @@
         <w:t xml:space="preserve">kind</w:t>
       </w:r>
       <w:r>
-        <w:t xml:space="preserve">: at the extreme end of the institutional spectrum, where all three structural prerequisites are absent simultaneously, the I-P functional form is not a modified inverted-U but a qualitatively different pattern (monotone negative). This extends the theoretical vocabulary of IB research beyond</w:t>
-      </w:r>
-      <w:r>
-        <w:t xml:space="preserve"> </w:t>
-      </w:r>
-      <w:r>
-        <w:t xml:space="preserve">“</w:t>
-      </w:r>
-      <w:r>
-        <w:t xml:space="preserve">intensity moderation</w:t>
-      </w:r>
-      <w:r>
-        <w:t xml:space="preserve">”</w:t>
-      </w:r>
-      <w:r>
-        <w:t xml:space="preserve"> </w:t>
-      </w:r>
-      <w:r>
-        <w:t xml:space="preserve">toward</w:t>
-      </w:r>
-      <w:r>
-        <w:t xml:space="preserve"> </w:t>
-      </w:r>
-      <w:r>
-        <w:t xml:space="preserve">“</w:t>
-      </w:r>
-      <w:r>
-        <w:t xml:space="preserve">existence moderation</w:t>
-      </w:r>
-      <w:r>
-        <w:t xml:space="preserve">”</w:t>
-      </w:r>
-      <w:r>
-        <w:t xml:space="preserve"> </w:t>
-      </w:r>
-      <w:r>
-        <w:t xml:space="preserve">of the I-P relationship.</w:t>
+        <w:t xml:space="preserve">: at the extreme end of the institutional spectrum, where all three structural prerequisites are absent simultaneously, the I-P functional form is not a modified inverted-U but a qualitatively different pattern (monotone negative). This extends the theoretical vocabulary of IB research beyond "intensity moderation" toward "existence moderation" of the I-P relationship.</w:t>
       </w:r>
     </w:p>
     <w:p>
@@ -2518,13 +2380,13 @@
       </w:r>
     </w:p>
     <w:bookmarkEnd w:id="39"/>
-    <w:bookmarkStart w:id="40" w:name="X83134c98a606fe0940406da95e076e069d717cc"/>
+    <w:bookmarkStart w:id="40" w:name="X8a30c3062e38861be110fa8b68be2e42e1dcb57"/>
     <w:p>
       <w:pPr>
         <w:pStyle w:val="Heading3"/>
       </w:pPr>
       <w:r>
-        <w:t xml:space="preserve">5.3 The Capability Null: Institutional Determination vs. Moderation</w:t>
+        <w:t xml:space="preserve">5.3 The Capability Null: Institutional Determination vs. Moderation</w:t>
       </w:r>
     </w:p>
     <w:p>
@@ -2570,25 +2432,7 @@
         <w:pStyle w:val="BodyText"/>
       </w:pPr>
       <w:r>
-        <w:t xml:space="preserve">This is consistent with the resource-based view’s emphasis on context-dependency (Barney, 1991): resources generate value only within institutional environments that support appropriability. Teece’s (2007) dynamic capabilities framework similarly assumes functioning market mechanisms; in their absence, dynamic capabilities may be</w:t>
-      </w:r>
-      <w:r>
-        <w:t xml:space="preserve"> </w:t>
-      </w:r>
-      <w:r>
-        <w:t xml:space="preserve">“</w:t>
-      </w:r>
-      <w:r>
-        <w:t xml:space="preserve">trapped</w:t>
-      </w:r>
-      <w:r>
-        <w:t xml:space="preserve">”</w:t>
-      </w:r>
-      <w:r>
-        <w:t xml:space="preserve"> </w:t>
-      </w:r>
-      <w:r>
-        <w:t xml:space="preserve">in the firm, unable to translate into performance advantages through international market transactions.</w:t>
+        <w:t xml:space="preserve">This is consistent with the resource-based view's emphasis on context-dependency (Barney, 1991): resources generate value only within institutional environments that support appropriability. Teece's (2007) dynamic capabilities framework similarly assumes functioning market mechanisms; in their absence, dynamic capabilities may be "trapped" in the firm, unable to translate into performance advantages through international market transactions.</w:t>
       </w:r>
     </w:p>
     <w:p>
@@ -2600,7 +2444,7 @@
       </w:r>
     </w:p>
     <w:bookmarkEnd w:id="40"/>
-    <w:bookmarkStart w:id="41" w:name="Xf8f5a8a03ba0839ca8278bd9312f3d61be61a50"/>
+    <w:bookmarkStart w:id="41" w:name="X8bcfb993ada7fae012c0a3b08b0e9a3dc544172"/>
     <w:p>
       <w:pPr>
         <w:pStyle w:val="Heading3"/>
@@ -2694,11 +2538,11 @@
         <w:t xml:space="preserve"> </w:t>
       </w:r>
       <w:r>
-        <w:t xml:space="preserve">(functional institutions): targeted institutional development focused on trade facilitation infrastructure, standards bodies, trade finance intermediaries, export promotion agencies with genuine capacity, rather than generic governance reform may most directly address the FIP mechanism. Goedhuys and Sleuwaegen’s (2013) evidence on international certification is instructive: their finding that ISO certification improves firm productivity is consistent with the null TCI result here if certification’s productivity benefit is conditional on institutions that support standards enforcement and customer recognition, conditions absent in the SIDS context.</w:t>
+        <w:t xml:space="preserve">(functional institutions): targeted institutional development focused on trade facilitation infrastructure, standards bodies, trade finance intermediaries, export promotion agencies with genuine capacity, rather than generic governance reform may most directly address the FIP mechanism. Goedhuys and Sleuwaegen's (2013) evidence on international certification is instructive: their finding that ISO certification improves firm productivity is consistent with the null TCI result here if certification's productivity benefit is conditional on institutions that support standards enforcement and customer recognition, conditions absent in the SIDS context.</w:t>
       </w:r>
     </w:p>
     <w:bookmarkEnd w:id="41"/>
-    <w:bookmarkStart w:id="42" w:name="limitations"/>
+    <w:bookmarkStart w:id="42" w:name="Xde7edcb3f604b7ff7a62d585547252a5b42f172"/>
     <w:p>
       <w:pPr>
         <w:pStyle w:val="Heading3"/>
@@ -2813,7 +2657,7 @@
     </w:p>
     <w:bookmarkEnd w:id="42"/>
     <w:bookmarkEnd w:id="43"/>
-    <w:bookmarkStart w:id="44" w:name="conclusions"/>
+    <w:bookmarkStart w:id="44" w:name="X56025c6d9dbf7520f7a7df11f905cdd09f46e4a"/>
     <w:p>
       <w:pPr>
         <w:pStyle w:val="Heading2"/>
@@ -2835,61 +2679,7 @@
         <w:pStyle w:val="BodyText"/>
       </w:pPr>
       <w:r>
-        <w:t xml:space="preserve">These findings contribute to IB theory in two ways. First, they help reorient the discourse on institutional effects from</w:t>
-      </w:r>
-      <w:r>
-        <w:t xml:space="preserve"> </w:t>
-      </w:r>
-      <w:r>
-        <w:t xml:space="preserve">“</w:t>
-      </w:r>
-      <w:r>
-        <w:t xml:space="preserve">institutional moderation of I-P intensity</w:t>
-      </w:r>
-      <w:r>
-        <w:t xml:space="preserve">”</w:t>
-      </w:r>
-      <w:r>
-        <w:t xml:space="preserve"> </w:t>
-      </w:r>
-      <w:r>
-        <w:t xml:space="preserve">to</w:t>
-      </w:r>
-      <w:r>
-        <w:t xml:space="preserve"> </w:t>
-      </w:r>
-      <w:r>
-        <w:t xml:space="preserve">“</w:t>
-      </w:r>
-      <w:r>
-        <w:t xml:space="preserve">institutional determination of I-P sign,</w:t>
-      </w:r>
-      <w:r>
-        <w:t xml:space="preserve">”</w:t>
-      </w:r>
-      <w:r>
-        <w:t xml:space="preserve"> </w:t>
-      </w:r>
-      <w:r>
-        <w:t xml:space="preserve">suggesting that the inverted-U may be conditional on structural prerequisites rather than broadly applicable across contexts. Second, they extend the application of</w:t>
-      </w:r>
-      <w:r>
-        <w:t xml:space="preserve"> </w:t>
-      </w:r>
-      <w:r>
-        <w:t xml:space="preserve">“</w:t>
-      </w:r>
-      <w:r>
-        <w:t xml:space="preserve">forced internationalization</w:t>
-      </w:r>
-      <w:r>
-        <w:t xml:space="preserve">”</w:t>
-      </w:r>
-      <w:r>
-        <w:t xml:space="preserve"> </w:t>
-      </w:r>
-      <w:r>
-        <w:t xml:space="preserve">beyond the SME literature into the performance-outcome domain, providing a theoretically defined and empirically grounded construct (FIP) that future research can build upon.</w:t>
+        <w:t xml:space="preserve">These findings contribute to IB theory in two ways. First, they help reorient the discourse on institutional effects from "institutional moderation of I-P intensity" to "institutional determination of I-P sign, " suggesting that the inverted-U may be conditional on structural prerequisites rather than broadly applicable across contexts. Second, they extend the application of "forced internationalization" beyond the SME literature into the performance-outcome domain, providing a theoretically defined and empirically grounded construct (FIP) that future research can build upon.</w:t>
       </w:r>
     </w:p>
     <w:p>
@@ -2915,7 +2705,7 @@
         <w:pStyle w:val="FirstParagraph"/>
       </w:pPr>
       <w:r>
-        <w:t xml:space="preserve">During the preparation of this work, the author(s) used Grammarly, a writing-assistance tool, in order to correct spelling, grammar, and punctuation in the author(s)’ own original text. No generative artificial-intelligence tool was used to generate, draft, or create any substantive content, analysis, or interpretation. After using this tool, the author(s) reviewed and edited the content as needed and take(s) full responsibility for the content of the publication.</w:t>
+        <w:t xml:space="preserve">During the preparation of this work, the author(s) used Grammarly, a writing-assistance tool, in order to correct spelling, grammar, and punctuation in the author(s)' own original text. No generative artificial-intelligence tool was used to generate, draft, or create any substantive content, analysis, or interpretation. After using this tool, the author(s) reviewed and edited the content as needed and take(s) full responsibility for the content of the publication.</w:t>
       </w:r>
     </w:p>
     <w:bookmarkEnd w:id="45"/>
@@ -2931,6 +2721,27 @@
     <w:p>
       <w:pPr>
         <w:pStyle w:val="FirstParagraph"/>
+      </w:pPr>
+      <w:r>
+        <w:t xml:space="preserve">Banalieva, E. R., &amp; Dhanaraj, C. (2019). Internalization theory for the digital economy.</w:t>
+      </w:r>
+      <w:r>
+        <w:t xml:space="preserve"> </w:t>
+      </w:r>
+      <w:r>
+        <w:rPr>
+          <w:iCs/>
+          <w:i/>
+        </w:rPr>
+        <w:t xml:space="preserve">Journal of International Business Studies, 50</w:t>
+      </w:r>
+      <w:r>
+        <w:t xml:space="preserve">(8), 1372–1387.</w:t>
+      </w:r>
+    </w:p>
+    <w:p>
+      <w:pPr>
+        <w:pStyle w:val="BodyText"/>
       </w:pPr>
       <w:r>
         <w:t xml:space="preserve">Barney, J. (1991). Firm resources and sustained competitive advantage.</w:t>
@@ -3359,7 +3170,7 @@
         <w:t xml:space="preserve"> </w:t>
       </w:r>
       <w:r>
-        <w:t xml:space="preserve">(Policy Research Working Paper No. 11350). World Bank Group.</w:t>
+        <w:t xml:space="preserve">(Policy Research Working Paper No. 11350). World Bank Group.</w:t>
       </w:r>
     </w:p>
     <w:p>
@@ -3670,7 +3481,7 @@
         <w:t xml:space="preserve">Appendix A: Tables</w:t>
       </w:r>
     </w:p>
-    <w:bookmarkStart w:id="50" w:name="Xd18a7fdbbe8955432f108664659551dd8892246"/>
+    <w:bookmarkStart w:id="50" w:name="table-1-country-level-summary-statistics"/>
     <w:p>
       <w:pPr>
         <w:pStyle w:val="Heading3"/>
@@ -3682,743 +3493,15 @@
     <w:tbl>
       <w:tblPr>
         <w:tblStyle w:val="Table"/>
-        <w:tblW w:type="pct" w:w="5000"/>
+        <w:tblW w:type="auto" w:w="0"/>
         <w:tblLook w:firstRow="1" w:lastRow="0" w:firstColumn="0" w:lastColumn="0" w:noHBand="0" w:noVBand="0" w:val="0020"/>
         <w:jc w:val="start"/>
       </w:tblPr>
       <w:tblGrid>
-        <w:gridCol w:w="1926"/>
-        <w:gridCol w:w="1177"/>
-        <w:gridCol w:w="1177"/>
-        <w:gridCol w:w="1284"/>
-        <w:gridCol w:w="1177"/>
-        <w:gridCol w:w="1177"/>
-      </w:tblGrid>
-      <w:tr>
-        <w:trPr>
-          <w:tblHeader w:val="true"/>
-        </w:trPr>
-        <w:tc>
-          <w:tcPr/>
-          <w:p>
-            <w:pPr>
-              <w:pStyle w:val="Compact"/>
-              <w:jc w:val="left"/>
-            </w:pPr>
-            <w:r>
-              <w:t xml:space="preserve">Economy</w:t>
-            </w:r>
-          </w:p>
-        </w:tc>
-        <w:tc>
-          <w:tcPr/>
-          <w:p>
-            <w:pPr>
-              <w:pStyle w:val="Compact"/>
-              <w:jc w:val="left"/>
-            </w:pPr>
-            <w:r>
-              <w:t xml:space="preserve">N (firms)</w:t>
-            </w:r>
-          </w:p>
-        </w:tc>
-        <w:tc>
-          <w:tcPr/>
-          <w:p>
-            <w:pPr>
-              <w:pStyle w:val="Compact"/>
-              <w:jc w:val="left"/>
-            </w:pPr>
-            <w:r>
-              <w:t xml:space="preserve">Exporters</w:t>
-            </w:r>
-          </w:p>
-        </w:tc>
-        <w:tc>
-          <w:tcPr/>
-          <w:p>
-            <w:pPr>
-              <w:pStyle w:val="Compact"/>
-              <w:jc w:val="left"/>
-            </w:pPr>
-            <w:r>
-              <w:t xml:space="preserve">Exporter %</w:t>
-            </w:r>
-          </w:p>
-        </w:tc>
-        <w:tc>
-          <w:tcPr/>
-          <w:p>
-            <w:pPr>
-              <w:pStyle w:val="Compact"/>
-              <w:jc w:val="left"/>
-            </w:pPr>
-            <w:r>
-              <w:t xml:space="preserve">Mean FSTS</w:t>
-            </w:r>
-          </w:p>
-        </w:tc>
-        <w:tc>
-          <w:tcPr/>
-          <w:p>
-            <w:pPr>
-              <w:pStyle w:val="Compact"/>
-              <w:jc w:val="left"/>
-            </w:pPr>
-            <w:r>
-              <w:t xml:space="preserve">Waves</w:t>
-            </w:r>
-          </w:p>
-        </w:tc>
-      </w:tr>
-      <w:tr>
-        <w:tc>
-          <w:tcPr/>
-          <w:p>
-            <w:pPr>
-              <w:pStyle w:val="Compact"/>
-              <w:jc w:val="left"/>
-            </w:pPr>
-            <w:r>
-              <w:t xml:space="preserve">Fiji</w:t>
-            </w:r>
-          </w:p>
-        </w:tc>
-        <w:tc>
-          <w:tcPr/>
-          <w:p>
-            <w:pPr>
-              <w:pStyle w:val="Compact"/>
-              <w:jc w:val="left"/>
-            </w:pPr>
-            <w:r>
-              <w:t xml:space="preserve">165</w:t>
-            </w:r>
-          </w:p>
-        </w:tc>
-        <w:tc>
-          <w:tcPr/>
-          <w:p>
-            <w:pPr>
-              <w:pStyle w:val="Compact"/>
-              <w:jc w:val="left"/>
-            </w:pPr>
-            <w:r>
-              <w:t xml:space="preserve">46</w:t>
-            </w:r>
-          </w:p>
-        </w:tc>
-        <w:tc>
-          <w:tcPr/>
-          <w:p>
-            <w:pPr>
-              <w:pStyle w:val="Compact"/>
-              <w:jc w:val="left"/>
-            </w:pPr>
-            <w:r>
-              <w:t xml:space="preserve">27.9%</w:t>
-            </w:r>
-          </w:p>
-        </w:tc>
-        <w:tc>
-          <w:tcPr/>
-          <w:p>
-            <w:pPr>
-              <w:pStyle w:val="Compact"/>
-              <w:jc w:val="left"/>
-            </w:pPr>
-            <w:r>
-              <w:t xml:space="preserve">0.109</w:t>
-            </w:r>
-          </w:p>
-        </w:tc>
-        <w:tc>
-          <w:tcPr/>
-          <w:p>
-            <w:pPr>
-              <w:pStyle w:val="Compact"/>
-              <w:jc w:val="left"/>
-            </w:pPr>
-            <w:r>
-              <w:t xml:space="preserve">2009, 2025</w:t>
-            </w:r>
-          </w:p>
-        </w:tc>
-      </w:tr>
-      <w:tr>
-        <w:tc>
-          <w:tcPr/>
-          <w:p>
-            <w:pPr>
-              <w:pStyle w:val="Compact"/>
-              <w:jc w:val="left"/>
-            </w:pPr>
-            <w:r>
-              <w:t xml:space="preserve">Kiribati</w:t>
-            </w:r>
-          </w:p>
-        </w:tc>
-        <w:tc>
-          <w:tcPr/>
-          <w:p>
-            <w:pPr>
-              <w:pStyle w:val="Compact"/>
-              <w:jc w:val="left"/>
-            </w:pPr>
-            <w:r>
-              <w:t xml:space="preserve">114</w:t>
-            </w:r>
-          </w:p>
-        </w:tc>
-        <w:tc>
-          <w:tcPr/>
-          <w:p>
-            <w:pPr>
-              <w:pStyle w:val="Compact"/>
-              <w:jc w:val="left"/>
-            </w:pPr>
-            <w:r>
-              <w:t xml:space="preserve">3</w:t>
-            </w:r>
-          </w:p>
-        </w:tc>
-        <w:tc>
-          <w:tcPr/>
-          <w:p>
-            <w:pPr>
-              <w:pStyle w:val="Compact"/>
-              <w:jc w:val="left"/>
-            </w:pPr>
-            <w:r>
-              <w:t xml:space="preserve">2.6%</w:t>
-            </w:r>
-          </w:p>
-        </w:tc>
-        <w:tc>
-          <w:tcPr/>
-          <w:p>
-            <w:pPr>
-              <w:pStyle w:val="Compact"/>
-              <w:jc w:val="left"/>
-            </w:pPr>
-            <w:r>
-              <w:t xml:space="preserve">0.011</w:t>
-            </w:r>
-          </w:p>
-        </w:tc>
-        <w:tc>
-          <w:tcPr/>
-          <w:p>
-            <w:pPr>
-              <w:pStyle w:val="Compact"/>
-              <w:jc w:val="left"/>
-            </w:pPr>
-            <w:r>
-              <w:t xml:space="preserve">2025</w:t>
-            </w:r>
-          </w:p>
-        </w:tc>
-      </w:tr>
-      <w:tr>
-        <w:tc>
-          <w:tcPr/>
-          <w:p>
-            <w:pPr>
-              <w:pStyle w:val="Compact"/>
-              <w:jc w:val="left"/>
-            </w:pPr>
-            <w:r>
-              <w:t xml:space="preserve">Papua New Guinea</w:t>
-            </w:r>
-          </w:p>
-        </w:tc>
-        <w:tc>
-          <w:tcPr/>
-          <w:p>
-            <w:pPr>
-              <w:pStyle w:val="Compact"/>
-              <w:jc w:val="left"/>
-            </w:pPr>
-            <w:r>
-              <w:t xml:space="preserve">141</w:t>
-            </w:r>
-          </w:p>
-        </w:tc>
-        <w:tc>
-          <w:tcPr/>
-          <w:p>
-            <w:pPr>
-              <w:pStyle w:val="Compact"/>
-              <w:jc w:val="left"/>
-            </w:pPr>
-            <w:r>
-              <w:t xml:space="preserve">20</w:t>
-            </w:r>
-          </w:p>
-        </w:tc>
-        <w:tc>
-          <w:tcPr/>
-          <w:p>
-            <w:pPr>
-              <w:pStyle w:val="Compact"/>
-              <w:jc w:val="left"/>
-            </w:pPr>
-            <w:r>
-              <w:t xml:space="preserve">14.2%</w:t>
-            </w:r>
-          </w:p>
-        </w:tc>
-        <w:tc>
-          <w:tcPr/>
-          <w:p>
-            <w:pPr>
-              <w:pStyle w:val="Compact"/>
-              <w:jc w:val="left"/>
-            </w:pPr>
-            <w:r>
-              <w:t xml:space="preserve">0.028</w:t>
-            </w:r>
-          </w:p>
-        </w:tc>
-        <w:tc>
-          <w:tcPr/>
-          <w:p>
-            <w:pPr>
-              <w:pStyle w:val="Compact"/>
-              <w:jc w:val="left"/>
-            </w:pPr>
-            <w:r>
-              <w:t xml:space="preserve">2015, 2024</w:t>
-            </w:r>
-          </w:p>
-        </w:tc>
-      </w:tr>
-      <w:tr>
-        <w:tc>
-          <w:tcPr/>
-          <w:p>
-            <w:pPr>
-              <w:pStyle w:val="Compact"/>
-              <w:jc w:val="left"/>
-            </w:pPr>
-            <w:r>
-              <w:t xml:space="preserve">Samoa</w:t>
-            </w:r>
-          </w:p>
-        </w:tc>
-        <w:tc>
-          <w:tcPr/>
-          <w:p>
-            <w:pPr>
-              <w:pStyle w:val="Compact"/>
-              <w:jc w:val="left"/>
-            </w:pPr>
-            <w:r>
-              <w:t xml:space="preserve">131</w:t>
-            </w:r>
-          </w:p>
-        </w:tc>
-        <w:tc>
-          <w:tcPr/>
-          <w:p>
-            <w:pPr>
-              <w:pStyle w:val="Compact"/>
-              <w:jc w:val="left"/>
-            </w:pPr>
-            <w:r>
-              <w:t xml:space="preserve">24</w:t>
-            </w:r>
-          </w:p>
-        </w:tc>
-        <w:tc>
-          <w:tcPr/>
-          <w:p>
-            <w:pPr>
-              <w:pStyle w:val="Compact"/>
-              <w:jc w:val="left"/>
-            </w:pPr>
-            <w:r>
-              <w:t xml:space="preserve">18.3%</w:t>
-            </w:r>
-          </w:p>
-        </w:tc>
-        <w:tc>
-          <w:tcPr/>
-          <w:p>
-            <w:pPr>
-              <w:pStyle w:val="Compact"/>
-              <w:jc w:val="left"/>
-            </w:pPr>
-            <w:r>
-              <w:t xml:space="preserve">0.051</w:t>
-            </w:r>
-          </w:p>
-        </w:tc>
-        <w:tc>
-          <w:tcPr/>
-          <w:p>
-            <w:pPr>
-              <w:pStyle w:val="Compact"/>
-              <w:jc w:val="left"/>
-            </w:pPr>
-            <w:r>
-              <w:t xml:space="preserve">2023</w:t>
-            </w:r>
-          </w:p>
-        </w:tc>
-      </w:tr>
-      <w:tr>
-        <w:tc>
-          <w:tcPr/>
-          <w:p>
-            <w:pPr>
-              <w:pStyle w:val="Compact"/>
-              <w:jc w:val="left"/>
-            </w:pPr>
-            <w:r>
-              <w:t xml:space="preserve">Solomon Islands</w:t>
-            </w:r>
-          </w:p>
-        </w:tc>
-        <w:tc>
-          <w:tcPr/>
-          <w:p>
-            <w:pPr>
-              <w:pStyle w:val="Compact"/>
-              <w:jc w:val="left"/>
-            </w:pPr>
-            <w:r>
-              <w:t xml:space="preserve">107</w:t>
-            </w:r>
-          </w:p>
-        </w:tc>
-        <w:tc>
-          <w:tcPr/>
-          <w:p>
-            <w:pPr>
-              <w:pStyle w:val="Compact"/>
-              <w:jc w:val="left"/>
-            </w:pPr>
-            <w:r>
-              <w:t xml:space="preserve">10</w:t>
-            </w:r>
-          </w:p>
-        </w:tc>
-        <w:tc>
-          <w:tcPr/>
-          <w:p>
-            <w:pPr>
-              <w:pStyle w:val="Compact"/>
-              <w:jc w:val="left"/>
-            </w:pPr>
-            <w:r>
-              <w:t xml:space="preserve">9.3%</w:t>
-            </w:r>
-          </w:p>
-        </w:tc>
-        <w:tc>
-          <w:tcPr/>
-          <w:p>
-            <w:pPr>
-              <w:pStyle w:val="Compact"/>
-              <w:jc w:val="left"/>
-            </w:pPr>
-            <w:r>
-              <w:t xml:space="preserve">0.040</w:t>
-            </w:r>
-          </w:p>
-        </w:tc>
-        <w:tc>
-          <w:tcPr/>
-          <w:p>
-            <w:pPr>
-              <w:pStyle w:val="Compact"/>
-              <w:jc w:val="left"/>
-            </w:pPr>
-            <w:r>
-              <w:t xml:space="preserve">2025</w:t>
-            </w:r>
-          </w:p>
-        </w:tc>
-      </w:tr>
-      <w:tr>
-        <w:tc>
-          <w:tcPr/>
-          <w:p>
-            <w:pPr>
-              <w:pStyle w:val="Compact"/>
-              <w:jc w:val="left"/>
-            </w:pPr>
-            <w:r>
-              <w:t xml:space="preserve">Tonga</w:t>
-            </w:r>
-          </w:p>
-        </w:tc>
-        <w:tc>
-          <w:tcPr/>
-          <w:p>
-            <w:pPr>
-              <w:pStyle w:val="Compact"/>
-              <w:jc w:val="left"/>
-            </w:pPr>
-            <w:r>
-              <w:t xml:space="preserve">144</w:t>
-            </w:r>
-          </w:p>
-        </w:tc>
-        <w:tc>
-          <w:tcPr/>
-          <w:p>
-            <w:pPr>
-              <w:pStyle w:val="Compact"/>
-              <w:jc w:val="left"/>
-            </w:pPr>
-            <w:r>
-              <w:t xml:space="preserve">13</w:t>
-            </w:r>
-          </w:p>
-        </w:tc>
-        <w:tc>
-          <w:tcPr/>
-          <w:p>
-            <w:pPr>
-              <w:pStyle w:val="Compact"/>
-              <w:jc w:val="left"/>
-            </w:pPr>
-            <w:r>
-              <w:t xml:space="preserve">9.0%</w:t>
-            </w:r>
-          </w:p>
-        </w:tc>
-        <w:tc>
-          <w:tcPr/>
-          <w:p>
-            <w:pPr>
-              <w:pStyle w:val="Compact"/>
-              <w:jc w:val="left"/>
-            </w:pPr>
-            <w:r>
-              <w:t xml:space="preserve">0.044</w:t>
-            </w:r>
-          </w:p>
-        </w:tc>
-        <w:tc>
-          <w:tcPr/>
-          <w:p>
-            <w:pPr>
-              <w:pStyle w:val="Compact"/>
-              <w:jc w:val="left"/>
-            </w:pPr>
-            <w:r>
-              <w:t xml:space="preserve">2024</w:t>
-            </w:r>
-          </w:p>
-        </w:tc>
-      </w:tr>
-      <w:tr>
-        <w:tc>
-          <w:tcPr/>
-          <w:p>
-            <w:pPr>
-              <w:pStyle w:val="Compact"/>
-              <w:jc w:val="left"/>
-            </w:pPr>
-            <w:r>
-              <w:t xml:space="preserve">Vanuatu</w:t>
-            </w:r>
-          </w:p>
-        </w:tc>
-        <w:tc>
-          <w:tcPr/>
-          <w:p>
-            <w:pPr>
-              <w:pStyle w:val="Compact"/>
-              <w:jc w:val="left"/>
-            </w:pPr>
-            <w:r>
-              <w:t xml:space="preserve">157</w:t>
-            </w:r>
-          </w:p>
-        </w:tc>
-        <w:tc>
-          <w:tcPr/>
-          <w:p>
-            <w:pPr>
-              <w:pStyle w:val="Compact"/>
-              <w:jc w:val="left"/>
-            </w:pPr>
-            <w:r>
-              <w:t xml:space="preserve">16</w:t>
-            </w:r>
-          </w:p>
-        </w:tc>
-        <w:tc>
-          <w:tcPr/>
-          <w:p>
-            <w:pPr>
-              <w:pStyle w:val="Compact"/>
-              <w:jc w:val="left"/>
-            </w:pPr>
-            <w:r>
-              <w:t xml:space="preserve">10.2%</w:t>
-            </w:r>
-          </w:p>
-        </w:tc>
-        <w:tc>
-          <w:tcPr/>
-          <w:p>
-            <w:pPr>
-              <w:pStyle w:val="Compact"/>
-              <w:jc w:val="left"/>
-            </w:pPr>
-            <w:r>
-              <w:t xml:space="preserve">0.037</w:t>
-            </w:r>
-          </w:p>
-        </w:tc>
-        <w:tc>
-          <w:tcPr/>
-          <w:p>
-            <w:pPr>
-              <w:pStyle w:val="Compact"/>
-              <w:jc w:val="left"/>
-            </w:pPr>
-            <w:r>
-              <w:t xml:space="preserve">2009, 2023</w:t>
-            </w:r>
-          </w:p>
-        </w:tc>
-      </w:tr>
-      <w:tr>
-        <w:tc>
-          <w:tcPr/>
-          <w:p>
-            <w:pPr>
-              <w:pStyle w:val="Compact"/>
-              <w:jc w:val="left"/>
-            </w:pPr>
-            <w:r>
-              <w:rPr>
-                <w:bCs/>
-                <w:b/>
-              </w:rPr>
-              <w:t xml:space="preserve">Total</w:t>
-            </w:r>
-          </w:p>
-        </w:tc>
-        <w:tc>
-          <w:tcPr/>
-          <w:p>
-            <w:pPr>
-              <w:pStyle w:val="Compact"/>
-              <w:jc w:val="left"/>
-            </w:pPr>
-            <w:r>
-              <w:rPr>
-                <w:bCs/>
-                <w:b/>
-              </w:rPr>
-              <w:t xml:space="preserve">959</w:t>
-            </w:r>
-          </w:p>
-        </w:tc>
-        <w:tc>
-          <w:tcPr/>
-          <w:p>
-            <w:pPr>
-              <w:pStyle w:val="Compact"/>
-              <w:jc w:val="left"/>
-            </w:pPr>
-            <w:r>
-              <w:rPr>
-                <w:bCs/>
-                <w:b/>
-              </w:rPr>
-              <w:t xml:space="preserve">132</w:t>
-            </w:r>
-          </w:p>
-        </w:tc>
-        <w:tc>
-          <w:tcPr/>
-          <w:p>
-            <w:pPr>
-              <w:pStyle w:val="Compact"/>
-              <w:jc w:val="left"/>
-            </w:pPr>
-            <w:r>
-              <w:rPr>
-                <w:bCs/>
-                <w:b/>
-              </w:rPr>
-              <w:t xml:space="preserve">13.8%</w:t>
-            </w:r>
-          </w:p>
-        </w:tc>
-        <w:tc>
-          <w:tcPr/>
-          <w:p>
-            <w:pPr>
-              <w:pStyle w:val="Compact"/>
-              <w:jc w:val="left"/>
-            </w:pPr>
-            <w:r>
-              <w:rPr>
-                <w:bCs/>
-                <w:b/>
-              </w:rPr>
-              <w:t xml:space="preserve">0.048</w:t>
-            </w:r>
-          </w:p>
-        </w:tc>
-        <w:tc>
-          <w:tcPr/>
-          <w:p>
-            <w:pPr>
-              <w:pStyle w:val="Compact"/>
-              <w:jc w:val="left"/>
-            </w:pPr>
-            <w:r>
-              <w:t xml:space="preserve">2009–2025</w:t>
-            </w:r>
-          </w:p>
-        </w:tc>
-      </w:tr>
-    </w:tbl>
-    <w:p>
-      <w:pPr>
-        <w:pStyle w:val="BodyText"/>
-      </w:pPr>
-      <w:r>
-        <w:rPr>
-          <w:iCs/>
-          <w:i/>
-        </w:rPr>
-        <w:t xml:space="preserve">Note: N denotes analysis-sample firm-year observations (non-missing ln labour productivity and FSTS). Exporters are firms with FSTS &gt; 0; mean FSTS is computed over all firms, including non-exporters. Fiji, Papua New Guinea, and Vanuatu have two WBES waves; the remaining four economies have one.</w:t>
-      </w:r>
-    </w:p>
-    <w:bookmarkEnd w:id="50"/>
-    <w:bookmarkStart w:id="51" w:name="Xc02e42e5e85356a7e9f67ce8450f39d43a89fec"/>
-    <w:p>
-      <w:pPr>
-        <w:pStyle w:val="Heading3"/>
-      </w:pPr>
-      <w:r>
-        <w:t xml:space="preserve">Table 2. Regression Results: Internationalization Intensity and Labor Productivity</w:t>
-      </w:r>
-    </w:p>
-    <w:tbl>
-      <w:tblPr>
-        <w:tblStyle w:val="Table"/>
-        <w:tblW w:type="pct" w:w="5000"/>
-        <w:tblLook w:firstRow="1" w:lastRow="0" w:firstColumn="0" w:lastColumn="0" w:noHBand="0" w:noVBand="0" w:val="0020"/>
-        <w:jc w:val="start"/>
-      </w:tblPr>
-      <w:tblGrid>
-        <w:gridCol w:w="1020"/>
-        <w:gridCol w:w="1080"/>
-        <w:gridCol w:w="1080"/>
-        <w:gridCol w:w="1020"/>
-        <w:gridCol w:w="1080"/>
+        <w:gridCol w:w="1320"/>
+        <w:gridCol w:w="1320"/>
+        <w:gridCol w:w="1320"/>
+        <w:gridCol w:w="1320"/>
         <w:gridCol w:w="1320"/>
         <w:gridCol w:w="1320"/>
       </w:tblGrid>
@@ -4431,6 +3514,734 @@
           <w:p>
             <w:pPr>
               <w:pStyle w:val="Compact"/>
+              <w:jc w:val="left"/>
+            </w:pPr>
+            <w:r>
+              <w:t xml:space="preserve">Economy</w:t>
+            </w:r>
+          </w:p>
+        </w:tc>
+        <w:tc>
+          <w:tcPr/>
+          <w:p>
+            <w:pPr>
+              <w:pStyle w:val="Compact"/>
+              <w:jc w:val="left"/>
+            </w:pPr>
+            <w:r>
+              <w:t xml:space="preserve">N (firms)</w:t>
+            </w:r>
+          </w:p>
+        </w:tc>
+        <w:tc>
+          <w:tcPr/>
+          <w:p>
+            <w:pPr>
+              <w:pStyle w:val="Compact"/>
+              <w:jc w:val="left"/>
+            </w:pPr>
+            <w:r>
+              <w:t xml:space="preserve">Exporters</w:t>
+            </w:r>
+          </w:p>
+        </w:tc>
+        <w:tc>
+          <w:tcPr/>
+          <w:p>
+            <w:pPr>
+              <w:pStyle w:val="Compact"/>
+              <w:jc w:val="left"/>
+            </w:pPr>
+            <w:r>
+              <w:t xml:space="preserve">Exporter %</w:t>
+            </w:r>
+          </w:p>
+        </w:tc>
+        <w:tc>
+          <w:tcPr/>
+          <w:p>
+            <w:pPr>
+              <w:pStyle w:val="Compact"/>
+              <w:jc w:val="left"/>
+            </w:pPr>
+            <w:r>
+              <w:t xml:space="preserve">Mean FSTS</w:t>
+            </w:r>
+          </w:p>
+        </w:tc>
+        <w:tc>
+          <w:tcPr/>
+          <w:p>
+            <w:pPr>
+              <w:pStyle w:val="Compact"/>
+              <w:jc w:val="left"/>
+            </w:pPr>
+            <w:r>
+              <w:t xml:space="preserve">Waves</w:t>
+            </w:r>
+          </w:p>
+        </w:tc>
+      </w:tr>
+      <w:tr>
+        <w:tc>
+          <w:tcPr/>
+          <w:p>
+            <w:pPr>
+              <w:pStyle w:val="Compact"/>
+              <w:jc w:val="left"/>
+            </w:pPr>
+            <w:r>
+              <w:t xml:space="preserve">Fiji</w:t>
+            </w:r>
+          </w:p>
+        </w:tc>
+        <w:tc>
+          <w:tcPr/>
+          <w:p>
+            <w:pPr>
+              <w:pStyle w:val="Compact"/>
+              <w:jc w:val="left"/>
+            </w:pPr>
+            <w:r>
+              <w:t xml:space="preserve">165</w:t>
+            </w:r>
+          </w:p>
+        </w:tc>
+        <w:tc>
+          <w:tcPr/>
+          <w:p>
+            <w:pPr>
+              <w:pStyle w:val="Compact"/>
+              <w:jc w:val="left"/>
+            </w:pPr>
+            <w:r>
+              <w:t xml:space="preserve">46</w:t>
+            </w:r>
+          </w:p>
+        </w:tc>
+        <w:tc>
+          <w:tcPr/>
+          <w:p>
+            <w:pPr>
+              <w:pStyle w:val="Compact"/>
+              <w:jc w:val="left"/>
+            </w:pPr>
+            <w:r>
+              <w:t xml:space="preserve">27.9%</w:t>
+            </w:r>
+          </w:p>
+        </w:tc>
+        <w:tc>
+          <w:tcPr/>
+          <w:p>
+            <w:pPr>
+              <w:pStyle w:val="Compact"/>
+              <w:jc w:val="left"/>
+            </w:pPr>
+            <w:r>
+              <w:t xml:space="preserve">0.109</w:t>
+            </w:r>
+          </w:p>
+        </w:tc>
+        <w:tc>
+          <w:tcPr/>
+          <w:p>
+            <w:pPr>
+              <w:pStyle w:val="Compact"/>
+              <w:jc w:val="left"/>
+            </w:pPr>
+            <w:r>
+              <w:t xml:space="preserve">2009, 2025</w:t>
+            </w:r>
+          </w:p>
+        </w:tc>
+      </w:tr>
+      <w:tr>
+        <w:tc>
+          <w:tcPr/>
+          <w:p>
+            <w:pPr>
+              <w:pStyle w:val="Compact"/>
+              <w:jc w:val="left"/>
+            </w:pPr>
+            <w:r>
+              <w:t xml:space="preserve">Kiribati</w:t>
+            </w:r>
+          </w:p>
+        </w:tc>
+        <w:tc>
+          <w:tcPr/>
+          <w:p>
+            <w:pPr>
+              <w:pStyle w:val="Compact"/>
+              <w:jc w:val="left"/>
+            </w:pPr>
+            <w:r>
+              <w:t xml:space="preserve">114</w:t>
+            </w:r>
+          </w:p>
+        </w:tc>
+        <w:tc>
+          <w:tcPr/>
+          <w:p>
+            <w:pPr>
+              <w:pStyle w:val="Compact"/>
+              <w:jc w:val="left"/>
+            </w:pPr>
+            <w:r>
+              <w:t xml:space="preserve">3</w:t>
+            </w:r>
+          </w:p>
+        </w:tc>
+        <w:tc>
+          <w:tcPr/>
+          <w:p>
+            <w:pPr>
+              <w:pStyle w:val="Compact"/>
+              <w:jc w:val="left"/>
+            </w:pPr>
+            <w:r>
+              <w:t xml:space="preserve">2.6%</w:t>
+            </w:r>
+          </w:p>
+        </w:tc>
+        <w:tc>
+          <w:tcPr/>
+          <w:p>
+            <w:pPr>
+              <w:pStyle w:val="Compact"/>
+              <w:jc w:val="left"/>
+            </w:pPr>
+            <w:r>
+              <w:t xml:space="preserve">0.011</w:t>
+            </w:r>
+          </w:p>
+        </w:tc>
+        <w:tc>
+          <w:tcPr/>
+          <w:p>
+            <w:pPr>
+              <w:pStyle w:val="Compact"/>
+              <w:jc w:val="left"/>
+            </w:pPr>
+            <w:r>
+              <w:t xml:space="preserve">2025</w:t>
+            </w:r>
+          </w:p>
+        </w:tc>
+      </w:tr>
+      <w:tr>
+        <w:tc>
+          <w:tcPr/>
+          <w:p>
+            <w:pPr>
+              <w:pStyle w:val="Compact"/>
+              <w:jc w:val="left"/>
+            </w:pPr>
+            <w:r>
+              <w:t xml:space="preserve">Papua New Guinea</w:t>
+            </w:r>
+          </w:p>
+        </w:tc>
+        <w:tc>
+          <w:tcPr/>
+          <w:p>
+            <w:pPr>
+              <w:pStyle w:val="Compact"/>
+              <w:jc w:val="left"/>
+            </w:pPr>
+            <w:r>
+              <w:t xml:space="preserve">141</w:t>
+            </w:r>
+          </w:p>
+        </w:tc>
+        <w:tc>
+          <w:tcPr/>
+          <w:p>
+            <w:pPr>
+              <w:pStyle w:val="Compact"/>
+              <w:jc w:val="left"/>
+            </w:pPr>
+            <w:r>
+              <w:t xml:space="preserve">20</w:t>
+            </w:r>
+          </w:p>
+        </w:tc>
+        <w:tc>
+          <w:tcPr/>
+          <w:p>
+            <w:pPr>
+              <w:pStyle w:val="Compact"/>
+              <w:jc w:val="left"/>
+            </w:pPr>
+            <w:r>
+              <w:t xml:space="preserve">14.2%</w:t>
+            </w:r>
+          </w:p>
+        </w:tc>
+        <w:tc>
+          <w:tcPr/>
+          <w:p>
+            <w:pPr>
+              <w:pStyle w:val="Compact"/>
+              <w:jc w:val="left"/>
+            </w:pPr>
+            <w:r>
+              <w:t xml:space="preserve">0.028</w:t>
+            </w:r>
+          </w:p>
+        </w:tc>
+        <w:tc>
+          <w:tcPr/>
+          <w:p>
+            <w:pPr>
+              <w:pStyle w:val="Compact"/>
+              <w:jc w:val="left"/>
+            </w:pPr>
+            <w:r>
+              <w:t xml:space="preserve">2015, 2024</w:t>
+            </w:r>
+          </w:p>
+        </w:tc>
+      </w:tr>
+      <w:tr>
+        <w:tc>
+          <w:tcPr/>
+          <w:p>
+            <w:pPr>
+              <w:pStyle w:val="Compact"/>
+              <w:jc w:val="left"/>
+            </w:pPr>
+            <w:r>
+              <w:t xml:space="preserve">Samoa</w:t>
+            </w:r>
+          </w:p>
+        </w:tc>
+        <w:tc>
+          <w:tcPr/>
+          <w:p>
+            <w:pPr>
+              <w:pStyle w:val="Compact"/>
+              <w:jc w:val="left"/>
+            </w:pPr>
+            <w:r>
+              <w:t xml:space="preserve">131</w:t>
+            </w:r>
+          </w:p>
+        </w:tc>
+        <w:tc>
+          <w:tcPr/>
+          <w:p>
+            <w:pPr>
+              <w:pStyle w:val="Compact"/>
+              <w:jc w:val="left"/>
+            </w:pPr>
+            <w:r>
+              <w:t xml:space="preserve">24</w:t>
+            </w:r>
+          </w:p>
+        </w:tc>
+        <w:tc>
+          <w:tcPr/>
+          <w:p>
+            <w:pPr>
+              <w:pStyle w:val="Compact"/>
+              <w:jc w:val="left"/>
+            </w:pPr>
+            <w:r>
+              <w:t xml:space="preserve">18.3%</w:t>
+            </w:r>
+          </w:p>
+        </w:tc>
+        <w:tc>
+          <w:tcPr/>
+          <w:p>
+            <w:pPr>
+              <w:pStyle w:val="Compact"/>
+              <w:jc w:val="left"/>
+            </w:pPr>
+            <w:r>
+              <w:t xml:space="preserve">0.051</w:t>
+            </w:r>
+          </w:p>
+        </w:tc>
+        <w:tc>
+          <w:tcPr/>
+          <w:p>
+            <w:pPr>
+              <w:pStyle w:val="Compact"/>
+              <w:jc w:val="left"/>
+            </w:pPr>
+            <w:r>
+              <w:t xml:space="preserve">2023</w:t>
+            </w:r>
+          </w:p>
+        </w:tc>
+      </w:tr>
+      <w:tr>
+        <w:tc>
+          <w:tcPr/>
+          <w:p>
+            <w:pPr>
+              <w:pStyle w:val="Compact"/>
+              <w:jc w:val="left"/>
+            </w:pPr>
+            <w:r>
+              <w:t xml:space="preserve">Solomon Islands</w:t>
+            </w:r>
+          </w:p>
+        </w:tc>
+        <w:tc>
+          <w:tcPr/>
+          <w:p>
+            <w:pPr>
+              <w:pStyle w:val="Compact"/>
+              <w:jc w:val="left"/>
+            </w:pPr>
+            <w:r>
+              <w:t xml:space="preserve">107</w:t>
+            </w:r>
+          </w:p>
+        </w:tc>
+        <w:tc>
+          <w:tcPr/>
+          <w:p>
+            <w:pPr>
+              <w:pStyle w:val="Compact"/>
+              <w:jc w:val="left"/>
+            </w:pPr>
+            <w:r>
+              <w:t xml:space="preserve">10</w:t>
+            </w:r>
+          </w:p>
+        </w:tc>
+        <w:tc>
+          <w:tcPr/>
+          <w:p>
+            <w:pPr>
+              <w:pStyle w:val="Compact"/>
+              <w:jc w:val="left"/>
+            </w:pPr>
+            <w:r>
+              <w:t xml:space="preserve">9.3%</w:t>
+            </w:r>
+          </w:p>
+        </w:tc>
+        <w:tc>
+          <w:tcPr/>
+          <w:p>
+            <w:pPr>
+              <w:pStyle w:val="Compact"/>
+              <w:jc w:val="left"/>
+            </w:pPr>
+            <w:r>
+              <w:t xml:space="preserve">0.040</w:t>
+            </w:r>
+          </w:p>
+        </w:tc>
+        <w:tc>
+          <w:tcPr/>
+          <w:p>
+            <w:pPr>
+              <w:pStyle w:val="Compact"/>
+              <w:jc w:val="left"/>
+            </w:pPr>
+            <w:r>
+              <w:t xml:space="preserve">2025</w:t>
+            </w:r>
+          </w:p>
+        </w:tc>
+      </w:tr>
+      <w:tr>
+        <w:tc>
+          <w:tcPr/>
+          <w:p>
+            <w:pPr>
+              <w:pStyle w:val="Compact"/>
+              <w:jc w:val="left"/>
+            </w:pPr>
+            <w:r>
+              <w:t xml:space="preserve">Tonga</w:t>
+            </w:r>
+          </w:p>
+        </w:tc>
+        <w:tc>
+          <w:tcPr/>
+          <w:p>
+            <w:pPr>
+              <w:pStyle w:val="Compact"/>
+              <w:jc w:val="left"/>
+            </w:pPr>
+            <w:r>
+              <w:t xml:space="preserve">144</w:t>
+            </w:r>
+          </w:p>
+        </w:tc>
+        <w:tc>
+          <w:tcPr/>
+          <w:p>
+            <w:pPr>
+              <w:pStyle w:val="Compact"/>
+              <w:jc w:val="left"/>
+            </w:pPr>
+            <w:r>
+              <w:t xml:space="preserve">13</w:t>
+            </w:r>
+          </w:p>
+        </w:tc>
+        <w:tc>
+          <w:tcPr/>
+          <w:p>
+            <w:pPr>
+              <w:pStyle w:val="Compact"/>
+              <w:jc w:val="left"/>
+            </w:pPr>
+            <w:r>
+              <w:t xml:space="preserve">9.0%</w:t>
+            </w:r>
+          </w:p>
+        </w:tc>
+        <w:tc>
+          <w:tcPr/>
+          <w:p>
+            <w:pPr>
+              <w:pStyle w:val="Compact"/>
+              <w:jc w:val="left"/>
+            </w:pPr>
+            <w:r>
+              <w:t xml:space="preserve">0.044</w:t>
+            </w:r>
+          </w:p>
+        </w:tc>
+        <w:tc>
+          <w:tcPr/>
+          <w:p>
+            <w:pPr>
+              <w:pStyle w:val="Compact"/>
+              <w:jc w:val="left"/>
+            </w:pPr>
+            <w:r>
+              <w:t xml:space="preserve">2024</w:t>
+            </w:r>
+          </w:p>
+        </w:tc>
+      </w:tr>
+      <w:tr>
+        <w:tc>
+          <w:tcPr/>
+          <w:p>
+            <w:pPr>
+              <w:pStyle w:val="Compact"/>
+              <w:jc w:val="left"/>
+            </w:pPr>
+            <w:r>
+              <w:t xml:space="preserve">Vanuatu</w:t>
+            </w:r>
+          </w:p>
+        </w:tc>
+        <w:tc>
+          <w:tcPr/>
+          <w:p>
+            <w:pPr>
+              <w:pStyle w:val="Compact"/>
+              <w:jc w:val="left"/>
+            </w:pPr>
+            <w:r>
+              <w:t xml:space="preserve">157</w:t>
+            </w:r>
+          </w:p>
+        </w:tc>
+        <w:tc>
+          <w:tcPr/>
+          <w:p>
+            <w:pPr>
+              <w:pStyle w:val="Compact"/>
+              <w:jc w:val="left"/>
+            </w:pPr>
+            <w:r>
+              <w:t xml:space="preserve">16</w:t>
+            </w:r>
+          </w:p>
+        </w:tc>
+        <w:tc>
+          <w:tcPr/>
+          <w:p>
+            <w:pPr>
+              <w:pStyle w:val="Compact"/>
+              <w:jc w:val="left"/>
+            </w:pPr>
+            <w:r>
+              <w:t xml:space="preserve">10.2%</w:t>
+            </w:r>
+          </w:p>
+        </w:tc>
+        <w:tc>
+          <w:tcPr/>
+          <w:p>
+            <w:pPr>
+              <w:pStyle w:val="Compact"/>
+              <w:jc w:val="left"/>
+            </w:pPr>
+            <w:r>
+              <w:t xml:space="preserve">0.037</w:t>
+            </w:r>
+          </w:p>
+        </w:tc>
+        <w:tc>
+          <w:tcPr/>
+          <w:p>
+            <w:pPr>
+              <w:pStyle w:val="Compact"/>
+              <w:jc w:val="left"/>
+            </w:pPr>
+            <w:r>
+              <w:t xml:space="preserve">2009, 2023</w:t>
+            </w:r>
+          </w:p>
+        </w:tc>
+      </w:tr>
+      <w:tr>
+        <w:tc>
+          <w:tcPr/>
+          <w:p>
+            <w:pPr>
+              <w:pStyle w:val="Compact"/>
+              <w:jc w:val="left"/>
+            </w:pPr>
+            <w:r>
+              <w:rPr>
+                <w:bCs/>
+                <w:b/>
+              </w:rPr>
+              <w:t xml:space="preserve">Total</w:t>
+            </w:r>
+          </w:p>
+        </w:tc>
+        <w:tc>
+          <w:tcPr/>
+          <w:p>
+            <w:pPr>
+              <w:pStyle w:val="Compact"/>
+              <w:jc w:val="left"/>
+            </w:pPr>
+            <w:r>
+              <w:rPr>
+                <w:bCs/>
+                <w:b/>
+              </w:rPr>
+              <w:t xml:space="preserve">959</w:t>
+            </w:r>
+          </w:p>
+        </w:tc>
+        <w:tc>
+          <w:tcPr/>
+          <w:p>
+            <w:pPr>
+              <w:pStyle w:val="Compact"/>
+              <w:jc w:val="left"/>
+            </w:pPr>
+            <w:r>
+              <w:rPr>
+                <w:bCs/>
+                <w:b/>
+              </w:rPr>
+              <w:t xml:space="preserve">132</w:t>
+            </w:r>
+          </w:p>
+        </w:tc>
+        <w:tc>
+          <w:tcPr/>
+          <w:p>
+            <w:pPr>
+              <w:pStyle w:val="Compact"/>
+              <w:jc w:val="left"/>
+            </w:pPr>
+            <w:r>
+              <w:rPr>
+                <w:bCs/>
+                <w:b/>
+              </w:rPr>
+              <w:t xml:space="preserve">13.8%</w:t>
+            </w:r>
+          </w:p>
+        </w:tc>
+        <w:tc>
+          <w:tcPr/>
+          <w:p>
+            <w:pPr>
+              <w:pStyle w:val="Compact"/>
+              <w:jc w:val="left"/>
+            </w:pPr>
+            <w:r>
+              <w:rPr>
+                <w:bCs/>
+                <w:b/>
+              </w:rPr>
+              <w:t xml:space="preserve">0.048</w:t>
+            </w:r>
+          </w:p>
+        </w:tc>
+        <w:tc>
+          <w:tcPr/>
+          <w:p>
+            <w:pPr>
+              <w:pStyle w:val="Compact"/>
+              <w:jc w:val="left"/>
+            </w:pPr>
+            <w:r>
+              <w:t xml:space="preserve">2009–2025</w:t>
+            </w:r>
+          </w:p>
+        </w:tc>
+      </w:tr>
+    </w:tbl>
+    <w:p>
+      <w:pPr>
+        <w:pStyle w:val="BodyText"/>
+      </w:pPr>
+      <w:r>
+        <w:rPr>
+          <w:iCs/>
+          <w:i/>
+        </w:rPr>
+        <w:t xml:space="preserve">Note: N denotes analysis-sample firm-year observations (non-missing ln labour productivity and FSTS). Exporters are firms with FSTS &gt; 0; mean FSTS is computed over all firms, including non-exporters. Fiji, Papua New Guinea, and Vanuatu have two WBES waves; the remaining four economies have one.</w:t>
+      </w:r>
+    </w:p>
+    <w:bookmarkEnd w:id="50"/>
+    <w:bookmarkStart w:id="51" w:name="Xcb8e4546744cd6d21af62aeea30ad97288aa2e1"/>
+    <w:p>
+      <w:pPr>
+        <w:pStyle w:val="Heading3"/>
+      </w:pPr>
+      <w:r>
+        <w:t xml:space="preserve">Table 2. Regression Results: Internationalization Intensity and Labor Productivity</w:t>
+      </w:r>
+    </w:p>
+    <w:tbl>
+      <w:tblPr>
+        <w:tblStyle w:val="Table"/>
+        <w:tblW w:type="auto" w:w="0"/>
+        <w:tblLook w:firstRow="1" w:lastRow="0" w:firstColumn="0" w:lastColumn="0" w:noHBand="0" w:noVBand="0" w:val="0020"/>
+        <w:jc w:val="start"/>
+      </w:tblPr>
+      <w:tblGrid>
+        <w:gridCol w:w="1131"/>
+        <w:gridCol w:w="1131"/>
+        <w:gridCol w:w="1131"/>
+        <w:gridCol w:w="1131"/>
+        <w:gridCol w:w="1131"/>
+        <w:gridCol w:w="1131"/>
+        <w:gridCol w:w="1131"/>
+      </w:tblGrid>
+      <w:tr>
+        <w:trPr>
+          <w:tblHeader w:val="true"/>
+        </w:trPr>
+        <w:tc>
+          <w:tcPr/>
+          <w:p>
+            <w:pPr>
+              <w:pStyle w:val="Compact"/>
             </w:pPr>
           </w:p>
         </w:tc>
@@ -5515,7 +5326,7 @@
       </w:r>
     </w:p>
     <w:bookmarkEnd w:id="51"/>
-    <w:bookmarkStart w:id="52" w:name="X0663e092ac382c03e02f48bedf26a30118613e9"/>
+    <w:bookmarkStart w:id="52" w:name="X7775d9c2e75aeee42b06c6b53779c3c2e708831"/>
     <w:p>
       <w:pPr>
         <w:pStyle w:val="Heading3"/>
@@ -5527,16 +5338,16 @@
     <w:tbl>
       <w:tblPr>
         <w:tblStyle w:val="Table"/>
-        <w:tblW w:type="pct" w:w="5000"/>
+        <w:tblW w:type="auto" w:w="0"/>
         <w:tblLook w:firstRow="1" w:lastRow="0" w:firstColumn="0" w:lastColumn="0" w:noHBand="0" w:noVBand="0" w:val="0020"/>
         <w:jc w:val="start"/>
       </w:tblPr>
       <w:tblGrid>
-        <w:gridCol w:w="3190"/>
-        <w:gridCol w:w="1210"/>
-        <w:gridCol w:w="770"/>
-        <w:gridCol w:w="1540"/>
-        <w:gridCol w:w="1210"/>
+        <w:gridCol w:w="1584"/>
+        <w:gridCol w:w="1584"/>
+        <w:gridCol w:w="1584"/>
+        <w:gridCol w:w="1584"/>
+        <w:gridCol w:w="1584"/>
       </w:tblGrid>
       <w:tr>
         <w:trPr>

--- a/p8/submission/world_development_package/01_manuscript_blinded.docx
+++ b/p8/submission/world_development_package/01_manuscript_blinded.docx
@@ -63,7 +63,7 @@
       </w:r>
     </w:p>
     <w:bookmarkEnd w:id="20"/>
-    <w:bookmarkStart w:id="21" w:name="Xe3d0fc0bea9a42ce7605565d0964033d7f6ee47"/>
+    <w:bookmarkStart w:id="21" w:name="introduction"/>
     <w:p>
       <w:pPr>
         <w:pStyle w:val="Heading2"/>
@@ -146,7 +146,7 @@
         <w:pStyle w:val="BodyText"/>
       </w:pPr>
       <w:r>
-        <w:t xml:space="preserve">SIDS represent a theoretically extreme yet empirically underserved context for I-P research. These economies are characterized by microscopic domestic markets (Tonga: 104,000 inhabitants; Kiribati: 121,000), extreme geographic isolation amplifying trade costs by 30–210% (Winters &amp; Martins, 2004), and comprehensive institutional voids that limit firms' ability to appropriate returns from international activities (Briguglio, 1995; Khanna &amp; Palepu, 2010). Recent systematic tracking across 121,249 development data points confirms these conditions have deepened rather than abated: progress in 2020–2025 is the slowest on record across 15 of 26 tracked benchmarks, with SIDS and Sub-Saharan Africa disproportionately affected (Pirlea et al., 2026). Independent multi-indicator analysis of six development dimensions poverty, life expectancy, schooling, gender equality, climate, and electricity, finds the world developing at its slowest pace in 75 years, with 54 economies more than a century from reaching developed-country standards at current trajectories, and SIDS disproportionately represented in this cohort (Mahler, Serajuddin, Wadhwa, &amp; Yonzan, 2026). Critically, firms in SIDS do not</w:t>
+        <w:t xml:space="preserve">SIDS represent a theoretically extreme yet empirically underserved context for I-P research. These economies are characterized by microscopic domestic markets (Tonga: 104,000 inhabitants; Kiribati: 121,000), extreme geographic isolation amplifying trade costs by 30–210% (Winters &amp; Martins, 2004), and comprehensive institutional voids that limit firms’ ability to appropriate returns from international activities (Briguglio, 1995; Khanna &amp; Palepu, 2010). Recent systematic tracking across 121,249 development data points confirms these conditions have deepened rather than abated: progress in 2020–2025 is the slowest on record across 15 of 26 tracked benchmarks, with SIDS and Sub-Saharan Africa disproportionately affected (Pirlea et al., 2026). Independent multi-indicator analysis of six development dimensions poverty, life expectancy, schooling, gender equality, climate, and electricity, finds the world developing at its slowest pace in 75 years, with 54 economies more than a century from reaching developed-country standards at current trajectories, and SIDS disproportionately represented in this cohort (Mahler, Serajuddin, Wadhwa, &amp; Yonzan, 2026). Critically, firms in SIDS do not</w:t>
       </w:r>
       <w:r>
         <w:t xml:space="preserve"> </w:t>
@@ -170,7 +170,37 @@
         <w:pStyle w:val="BodyText"/>
       </w:pPr>
       <w:r>
-        <w:t xml:space="preserve">This paper makes three contributions to the IB literature. First, we introduce and theoretically define FIP as a boundary condition of the inverted-U paradigm, distinguishing it from adjacent concepts including phase-1 costs in three-stage theory (Contractor et al., 2003), Liability of Foreignness (Zaheer, 1995), and necessity entrepreneurship (Sarasvathy et al., 2014). Second, we provide empirical evidence from 959 firms across seven Pacific SIDS economies using World Bank Enterprise Survey (WBES) data, the most comprehensive firm-level I-P analysis in Pacific SIDS to date. Third, we document that firm-level capabilities (technological capability, digital adoption) do not appear to override FIP, shifting the theoretical conversation from "institutional moderation of the I-P relationship" (Marano, Tallman, &amp; Teece, 2016) to "institutional determination of the sign of I-P relationship."</w:t>
+        <w:t xml:space="preserve">This paper makes three contributions to the IB literature. First, we introduce and theoretically define FIP as a boundary condition of the inverted-U paradigm, distinguishing it from adjacent concepts including phase-1 costs in three-stage theory (Contractor et al., 2003), Liability of Foreignness (Zaheer, 1995), and necessity entrepreneurship (Sarasvathy et al., 2014). Second, we provide empirical evidence from 959 firms across seven Pacific SIDS economies using World Bank Enterprise Survey (WBES) data, the most comprehensive firm-level I-P analysis in Pacific SIDS to date. Third, we document that firm-level capabilities (technological capability, digital adoption) do not appear to override FIP, shifting the theoretical conversation from</w:t>
+      </w:r>
+      <w:r>
+        <w:t xml:space="preserve"> </w:t>
+      </w:r>
+      <w:r>
+        <w:t xml:space="preserve">“</w:t>
+      </w:r>
+      <w:r>
+        <w:t xml:space="preserve">institutional moderation of the I-P relationship</w:t>
+      </w:r>
+      <w:r>
+        <w:t xml:space="preserve">”</w:t>
+      </w:r>
+      <w:r>
+        <w:t xml:space="preserve"> </w:t>
+      </w:r>
+      <w:r>
+        <w:t xml:space="preserve">(Marano, Tallman, &amp; Teece, 2016) to</w:t>
+      </w:r>
+      <w:r>
+        <w:t xml:space="preserve"> </w:t>
+      </w:r>
+      <w:r>
+        <w:t xml:space="preserve">“</w:t>
+      </w:r>
+      <w:r>
+        <w:t xml:space="preserve">institutional determination of the sign of I-P relationship.</w:t>
+      </w:r>
+      <w:r>
+        <w:t xml:space="preserve">”</w:t>
       </w:r>
     </w:p>
     <w:p>
@@ -182,7 +212,7 @@
       </w:r>
     </w:p>
     <w:bookmarkEnd w:id="21"/>
-    <w:bookmarkStart w:id="26" w:name="X88086f89d30295b73ade34a6a6d72f6030bebeb"/>
+    <w:bookmarkStart w:id="26" w:name="theoretical-background-and-hypotheses"/>
     <w:p>
       <w:pPr>
         <w:pStyle w:val="Heading2"/>
@@ -191,7 +221,7 @@
         <w:t xml:space="preserve">2. Theoretical Background and Hypotheses</w:t>
       </w:r>
     </w:p>
-    <w:bookmarkStart w:id="22" w:name="Xb9f10d5a773f889d0c54a837c7b35981e9ef98d"/>
+    <w:bookmarkStart w:id="22" w:name="Xd1ff7c2b94994d1910854ba407ee8c9b50df341"/>
     <w:p>
       <w:pPr>
         <w:pStyle w:val="Heading3"/>
@@ -237,7 +267,25 @@
         <w:t xml:space="preserve"> </w:t>
       </w:r>
       <w:r>
-        <w:t xml:space="preserve">assumes that firms have a functioning home base providing revenues, resources, and organizational learning before and during internationalization (Johanson &amp; Vahlne, 1977; 2009). When the domestic market is non-viable, too small to support minimum efficient scale for even basic operations, firms are structurally compelled to export regardless of strategic readiness or capability. The "selection into exporting" assumption underlying most I-P models breaks down.</w:t>
+        <w:t xml:space="preserve">assumes that firms have a functioning home base providing revenues, resources, and organizational learning before and during internationalization (Johanson &amp; Vahlne, 1977; 2009). When the domestic market is non-viable, too small to support minimum efficient scale for even basic operations, firms are structurally compelled to export regardless of strategic readiness or capability. The</w:t>
+      </w:r>
+      <w:r>
+        <w:t xml:space="preserve"> </w:t>
+      </w:r>
+      <w:r>
+        <w:t xml:space="preserve">“</w:t>
+      </w:r>
+      <w:r>
+        <w:t xml:space="preserve">selection into exporting</w:t>
+      </w:r>
+      <w:r>
+        <w:t xml:space="preserve">”</w:t>
+      </w:r>
+      <w:r>
+        <w:t xml:space="preserve"> </w:t>
+      </w:r>
+      <w:r>
+        <w:t xml:space="preserve">assumption underlying most I-P models breaks down.</w:t>
       </w:r>
     </w:p>
     <w:p>
@@ -289,7 +337,7 @@
       </w:r>
     </w:p>
     <w:bookmarkEnd w:id="22"/>
-    <w:bookmarkStart w:id="23" w:name="X1f001da1b4b1572ea8f32d5031e054868494059"/>
+    <w:bookmarkStart w:id="23" w:name="Xb7db0e39015cb6f3662a52d47fb6342a9feb2fb"/>
     <w:p>
       <w:pPr>
         <w:pStyle w:val="Heading3"/>
@@ -413,7 +461,7 @@
         <w:t xml:space="preserve">From SIDS economic vulnerability (Briguglio, 1995)</w:t>
       </w:r>
       <w:r>
-        <w:t xml:space="preserve">: Briguglio's</w:t>
+        <w:t xml:space="preserve">: Briguglio’s</w:t>
       </w:r>
       <w:r>
         <w:t xml:space="preserve"> </w:t>
@@ -423,7 +471,7 @@
       </w:r>
     </w:p>
     <w:bookmarkEnd w:id="23"/>
-    <w:bookmarkStart w:id="24" w:name="Xc71733a542ce4d73564dcb0287a5b80a716b22f"/>
+    <w:bookmarkStart w:id="24" w:name="X6db7ec46da19cbe734f496417815d07c46d6d99"/>
     <w:p>
       <w:pPr>
         <w:pStyle w:val="Heading3"/>
@@ -496,7 +544,7 @@
       </w:r>
     </w:p>
     <w:bookmarkEnd w:id="24"/>
-    <w:bookmarkStart w:id="25" w:name="Xf304c7c051670d76ad64f147386dc979ed380d0"/>
+    <w:bookmarkStart w:id="25" w:name="the-role-of-firm-level-capabilities"/>
     <w:p>
       <w:pPr>
         <w:pStyle w:val="Heading3"/>
@@ -552,7 +600,7 @@
     </w:p>
     <w:bookmarkEnd w:id="25"/>
     <w:bookmarkEnd w:id="26"/>
-    <w:bookmarkStart w:id="30" w:name="X5eb800a903106e48a684e9ea9de39ed619b9df8"/>
+    <w:bookmarkStart w:id="30" w:name="data-and-methods"/>
     <w:p>
       <w:pPr>
         <w:pStyle w:val="Heading2"/>
@@ -561,7 +609,7 @@
         <w:t xml:space="preserve">3. Data and Methods</w:t>
       </w:r>
     </w:p>
-    <w:bookmarkStart w:id="27" w:name="X180323993af082d7b264d69830cacecf330a102"/>
+    <w:bookmarkStart w:id="27" w:name="data-source"/>
     <w:p>
       <w:pPr>
         <w:pStyle w:val="Heading3"/>
@@ -595,7 +643,7 @@
       </w:r>
     </w:p>
     <w:bookmarkEnd w:id="27"/>
-    <w:bookmarkStart w:id="28" w:name="X431a8b355211b47c6e494a5f659051454df4ed1"/>
+    <w:bookmarkStart w:id="28" w:name="measures"/>
     <w:p>
       <w:pPr>
         <w:pStyle w:val="Heading3"/>
@@ -649,7 +697,7 @@
         <w:t xml:space="preserve"> </w:t>
       </w:r>
       <w:r>
-        <w:t xml:space="preserve">et al. (2016) and Contractor et al. (2003), we construct FSTS (Foreign Sales to Total Sales) from WBES items d3b + d3c (percentage of sales from indirect plus direct exports), divided by 100. For the main models, FSTS is mean-centered at the wave level: FSTS_c = FSTS − mean_wave(FSTS), yielding a mean FSTS of 0.048 (SD unreported due to small exporter subsample). Mean-centering suppresses cross-wave level differences while preserving within-wave variation, following standard practice for studies examining FSTS curvature (Haans et al., 2016).</w:t>
+        <w:t xml:space="preserve">et al. (2016) and Contractor et al. (2003), we construct FSTS (Foreign Sales to Total Sales) from WBES items d3b + d3c (percentage of sales from indirect plus direct exports), divided by 100. For the main models, FSTS is mean-centered at the wave level: FSTS_c = FSTS − mean_wave(FSTS), yielding a mean FSTS of 0.048 (SD unreported due to small exporter subsample). Mean-centering suppresses cross-wave level differences while preserving within-wave variation, following standard practice for studies examining FSTS curvature (Haans et al., 2016).</w:t>
       </w:r>
     </w:p>
     <w:p>
@@ -752,15 +800,15 @@
     <w:tbl>
       <w:tblPr>
         <w:tblStyle w:val="Table"/>
-        <w:tblW w:type="auto" w:w="0"/>
+        <w:tblW w:type="pct" w:w="5000"/>
         <w:tblLook w:firstRow="1" w:lastRow="0" w:firstColumn="0" w:lastColumn="0" w:noHBand="0" w:noVBand="0" w:val="0020"/>
         <w:jc w:val="start"/>
       </w:tblPr>
       <w:tblGrid>
-        <w:gridCol w:w="1980"/>
-        <w:gridCol w:w="1980"/>
-        <w:gridCol w:w="1980"/>
-        <w:gridCol w:w="1980"/>
+        <w:gridCol w:w="549"/>
+        <w:gridCol w:w="452"/>
+        <w:gridCol w:w="3297"/>
+        <w:gridCol w:w="3620"/>
       </w:tblGrid>
       <w:tr>
         <w:trPr>
@@ -1391,7 +1439,7 @@
       </w:r>
     </w:p>
     <w:bookmarkEnd w:id="28"/>
-    <w:bookmarkStart w:id="29" w:name="Xc5fe1f3cf583535f12a87a680dcd317400b3da2"/>
+    <w:bookmarkStart w:id="29" w:name="model-sequence"/>
     <w:p>
       <w:pPr>
         <w:pStyle w:val="Heading3"/>
@@ -1530,7 +1578,7 @@
     </w:p>
     <w:bookmarkEnd w:id="29"/>
     <w:bookmarkEnd w:id="30"/>
-    <w:bookmarkStart w:id="37" w:name="X121719332867ee227f0a04b486098cee978c6e6"/>
+    <w:bookmarkStart w:id="37" w:name="results"/>
     <w:p>
       <w:pPr>
         <w:pStyle w:val="Heading2"/>
@@ -1539,7 +1587,7 @@
         <w:t xml:space="preserve">4. Results</w:t>
       </w:r>
     </w:p>
-    <w:bookmarkStart w:id="31" w:name="Xf031df31c5b8141c05fcebab78842231a9e024a"/>
+    <w:bookmarkStart w:id="31" w:name="X7564ed8aad7671c5c72c9705a49a1794e1c47b3"/>
     <w:p>
       <w:pPr>
         <w:pStyle w:val="Heading3"/>
@@ -1557,7 +1605,7 @@
       </w:r>
     </w:p>
     <w:bookmarkEnd w:id="31"/>
-    <w:bookmarkStart w:id="32" w:name="X221fb7e0fbd1e09102b607f2a4be829dba85b6e"/>
+    <w:bookmarkStart w:id="32" w:name="X6abbfa22e96478212f3491c4cdbfe1ca192aca8"/>
     <w:p>
       <w:pPr>
         <w:pStyle w:val="Heading3"/>
@@ -1662,7 +1710,7 @@
       </w:r>
     </w:p>
     <w:bookmarkEnd w:id="32"/>
-    <w:bookmarkStart w:id="33" w:name="X278b3f0cc4133671f70c21e2e288fdaa4a06e72"/>
+    <w:bookmarkStart w:id="33" w:name="Xc0a88d50ea7b5c27a76a85a44afe4aa278d46cd"/>
     <w:p>
       <w:pPr>
         <w:pStyle w:val="Heading3"/>
@@ -1716,7 +1764,7 @@
         <w:pStyle w:val="BodyText"/>
       </w:pPr>
       <w:r>
-        <w:t xml:space="preserve">Following Haans et al. (2016), we evaluate the four necessary conditions for a curvature relationship. All four must hold for an inverted-U to be confirmed; here, all four</w:t>
+        <w:t xml:space="preserve">Following Haans et al. (2016), we evaluate the four necessary conditions for a curvature relationship. All four must hold for an inverted-U to be confirmed; here, all four</w:t>
       </w:r>
       <w:r>
         <w:t xml:space="preserve"> </w:t>
@@ -1931,7 +1979,7 @@
       </w:r>
     </w:p>
     <w:bookmarkEnd w:id="33"/>
-    <w:bookmarkStart w:id="34" w:name="X7c95bb97131b594aa7673109c051c80c5a0bcc4"/>
+    <w:bookmarkStart w:id="34" w:name="robustness"/>
     <w:p>
       <w:pPr>
         <w:pStyle w:val="Heading3"/>
@@ -2156,7 +2204,7 @@
       </w:r>
     </w:p>
     <w:bookmarkEnd w:id="34"/>
-    <w:bookmarkStart w:id="35" w:name="Xb09bd355cfef31bfb4a34bc8569e299208ad4bf"/>
+    <w:bookmarkStart w:id="35" w:name="capability-null-results-h2"/>
     <w:p>
       <w:pPr>
         <w:pStyle w:val="Heading3"/>
@@ -2220,7 +2268,7 @@
       </w:r>
     </w:p>
     <w:bookmarkEnd w:id="35"/>
-    <w:bookmarkStart w:id="36" w:name="X6c093959484b3f9d4e201eec1d461ec8d4bd970"/>
+    <w:bookmarkStart w:id="36" w:name="summary"/>
     <w:p>
       <w:pPr>
         <w:pStyle w:val="Heading3"/>
@@ -2235,11 +2283,42 @@
       </w:pPr>
       <w:r>
         <w:t xml:space="preserve">Table 2 summarizes the full coefficient matrix. The FIP pattern is confirmed: (i) a statistically significant negative linear FSTS–performance relationship (M1: β = −1.339, p &lt; .001); (ii) no significant quadratic curvature or turning point (M2: both FSTS_c and FSTS_c² non-significant); (iii) negative across specifications (M_yearFE: β = −3.351, p &lt; .001; M_bivariate: β = −0.864, p = .050; exporters-only: β = −1.176, p = .130, n.s.); and (iv) no capability moderation of the slope (M3 adds TCI_z and DAI_z as direct terms: TCI_z p = .003 raises the level, DAI_z p = .285).</w:t>
+      </w:r>
+    </w:p>
+    <w:p>
+      <w:pPr>
+        <w:pStyle w:val="BodyText"/>
+      </w:pPr>
+      <w:r>
+        <w:rPr>
+          <w:bCs/>
+          <w:b/>
+        </w:rPr>
+        <w:t xml:space="preserve">Inference with few clusters.</w:t>
+      </w:r>
+      <w:r>
+        <w:t xml:space="preserve"> </w:t>
+      </w:r>
+      <w:r>
+        <w:t xml:space="preserve">Because the panel contains only seven country clusters, conventional cluster-robust standard errors are unreliable — with so few clusters they tend to over-reject (Cameron, Gelbach, &amp; Miller, 2008) — and we therefore do not rest the penalty on any single clustered p-value. Identification of the negative internationalization–performance slope instead rests on its</w:t>
+      </w:r>
+      <w:r>
+        <w:t xml:space="preserve"> </w:t>
+      </w:r>
+      <w:r>
+        <w:rPr>
+          <w:bCs/>
+          <w:b/>
+        </w:rPr>
+        <w:t xml:space="preserve">sign-consistency across every specification</w:t>
+      </w:r>
+      <w:r>
+        <w:t xml:space="preserve">: the FSTS coefficient is negative in all five models — country-and-year fixed effects (β = −1.339), the quadratic specification (β = −2.177), the capability model (β = −2.979), year-fixed-effects-only (β = −3.351), and the bivariate model (β = −0.864) — and in the exporters-only subsample (β = −1.176). The coefficient is never positive under any specification, and is numerically larger, not smaller, in the more saturated fixed-effects models. For a seven-economy panel, this sign-consistency criterion is a more appropriate basis for inference than asymptotic cluster theory, and it is the principle applied throughout the broader research program to which this study contributes.</w:t>
       </w:r>
     </w:p>
     <w:bookmarkEnd w:id="36"/>
     <w:bookmarkEnd w:id="37"/>
-    <w:bookmarkStart w:id="43" w:name="X735612638e4e736e4693e459c258977262c0dfc"/>
+    <w:bookmarkStart w:id="43" w:name="discussion"/>
     <w:p>
       <w:pPr>
         <w:pStyle w:val="Heading2"/>
@@ -2248,7 +2327,7 @@
         <w:t xml:space="preserve">5. Discussion</w:t>
       </w:r>
     </w:p>
-    <w:bookmarkStart w:id="38" w:name="X756057e5c11f0c9dd39f4fea415a3ea89277fd3"/>
+    <w:bookmarkStart w:id="38" w:name="Xd4d8ec5bfb52f8d3fe2e7c438ba390b633573fa"/>
     <w:p>
       <w:pPr>
         <w:pStyle w:val="Heading3"/>
@@ -2270,7 +2349,25 @@
         <w:pStyle w:val="BodyText"/>
       </w:pPr>
       <w:r>
-        <w:t xml:space="preserve">The FIP concept explains this reversal through the logic of violated structural prerequisites. When no viable domestic market exists, FSTS is not a strategic choice variable but a survival necessity, firms cannot accumulate the home-base resources and organizational capabilities that fund and sustain profitable internationalization. When trade costs amplify export revenues' "cost of doing business" by 30–210% (Winters &amp; Martins, 2004), the marginal economics of exporting are negative from the outset. When institutional voids are comprehensive, absent trade finance intermediaries, unreliable contract enforcement, limited standards infrastructure, firms cannot appropriate the learning and scale benefits that internationalization theory promises.</w:t>
+        <w:t xml:space="preserve">The FIP concept explains this reversal through the logic of violated structural prerequisites. When no viable domestic market exists, FSTS is not a strategic choice variable but a survival necessity, firms cannot accumulate the home-base resources and organizational capabilities that fund and sustain profitable internationalization. When trade costs amplify export revenues’</w:t>
+      </w:r>
+      <w:r>
+        <w:t xml:space="preserve"> </w:t>
+      </w:r>
+      <w:r>
+        <w:t xml:space="preserve">“</w:t>
+      </w:r>
+      <w:r>
+        <w:t xml:space="preserve">cost of doing business</w:t>
+      </w:r>
+      <w:r>
+        <w:t xml:space="preserve">”</w:t>
+      </w:r>
+      <w:r>
+        <w:t xml:space="preserve"> </w:t>
+      </w:r>
+      <w:r>
+        <w:t xml:space="preserve">by 30–210% (Winters &amp; Martins, 2004), the marginal economics of exporting are negative from the outset. When institutional voids are comprehensive, absent trade finance intermediaries, unreliable contract enforcement, limited standards infrastructure, firms cannot appropriate the learning and scale benefits that internationalization theory promises.</w:t>
       </w:r>
     </w:p>
     <w:p>
@@ -2300,7 +2397,7 @@
         <w:t xml:space="preserve"> </w:t>
       </w:r>
       <w:r>
-        <w:t xml:space="preserve">prerequisites are satisfied. The existing literature's finding that institutional quality</w:t>
+        <w:t xml:space="preserve">prerequisites are satisfied. The existing literature’s finding that institutional quality</w:t>
       </w:r>
       <w:r>
         <w:t xml:space="preserve"> </w:t>
@@ -2316,11 +2413,47 @@
         <w:t xml:space="preserve"> </w:t>
       </w:r>
       <w:r>
-        <w:t xml:space="preserve">the I-P relationship (Marano et al., 2016) is a special case of a more general theoretical relationship: when institutional conditions cross a structural threshold from "weaker moderation" to "violated prerequisites, " the sign, not just the magnitude, of the I-P relationship reverses.</w:t>
+        <w:t xml:space="preserve">the I-P relationship (Marano et al., 2016) is a special case of a more general theoretical relationship: when institutional conditions cross a structural threshold from</w:t>
+      </w:r>
+      <w:r>
+        <w:t xml:space="preserve"> </w:t>
+      </w:r>
+      <w:r>
+        <w:t xml:space="preserve">“</w:t>
+      </w:r>
+      <w:r>
+        <w:t xml:space="preserve">weaker moderation</w:t>
+      </w:r>
+      <w:r>
+        <w:t xml:space="preserve">”</w:t>
+      </w:r>
+      <w:r>
+        <w:t xml:space="preserve"> </w:t>
+      </w:r>
+      <w:r>
+        <w:t xml:space="preserve">to</w:t>
+      </w:r>
+      <w:r>
+        <w:t xml:space="preserve"> </w:t>
+      </w:r>
+      <w:r>
+        <w:t xml:space="preserve">“</w:t>
+      </w:r>
+      <w:r>
+        <w:t xml:space="preserve">violated prerequisites,</w:t>
+      </w:r>
+      <w:r>
+        <w:t xml:space="preserve">”</w:t>
+      </w:r>
+      <w:r>
+        <w:t xml:space="preserve"> </w:t>
+      </w:r>
+      <w:r>
+        <w:t xml:space="preserve">the sign, not just the magnitude, of the I-P relationship reverses.</w:t>
       </w:r>
     </w:p>
     <w:bookmarkEnd w:id="38"/>
-    <w:bookmarkStart w:id="39" w:name="X0f7881790c29927869278ccfdf374374fedd8e4"/>
+    <w:bookmarkStart w:id="39" w:name="Xbadf487e3d91c7f5e5de16c24aa3b4c984ad28e"/>
     <w:p>
       <w:pPr>
         <w:pStyle w:val="Heading3"/>
@@ -2334,7 +2467,7 @@
         <w:pStyle w:val="FirstParagraph"/>
       </w:pPr>
       <w:r>
-        <w:t xml:space="preserve">FIP represents a qualitative shift in how we conceptualize institutional effects on I-P relationships. Most prior theorizing treats institutional effects as continuous modifiers of the inverted-U's shape and location: higher institutional quality shifts the optimum FSTS upward, broadens the positive range, or raises the peak performance level (Marano et al., 2016; Hitt et al., 1997). This is a change in</w:t>
+        <w:t xml:space="preserve">FIP represents a qualitative shift in how we conceptualize institutional effects on I-P relationships. Most prior theorizing treats institutional effects as continuous modifiers of the inverted-U’s shape and location: higher institutional quality shifts the optimum FSTS upward, broadens the positive range, or raises the peak performance level (Marano et al., 2016; Hitt et al., 1997). This is a change in</w:t>
       </w:r>
       <w:r>
         <w:t xml:space="preserve"> </w:t>
@@ -2368,7 +2501,43 @@
         <w:t xml:space="preserve">kind</w:t>
       </w:r>
       <w:r>
-        <w:t xml:space="preserve">: at the extreme end of the institutional spectrum, where all three structural prerequisites are absent simultaneously, the I-P functional form is not a modified inverted-U but a qualitatively different pattern (monotone negative). This extends the theoretical vocabulary of IB research beyond "intensity moderation" toward "existence moderation" of the I-P relationship.</w:t>
+        <w:t xml:space="preserve">: at the extreme end of the institutional spectrum, where all three structural prerequisites are absent simultaneously, the I-P functional form is not a modified inverted-U but a qualitatively different pattern (monotone negative). This extends the theoretical vocabulary of IB research beyond</w:t>
+      </w:r>
+      <w:r>
+        <w:t xml:space="preserve"> </w:t>
+      </w:r>
+      <w:r>
+        <w:t xml:space="preserve">“</w:t>
+      </w:r>
+      <w:r>
+        <w:t xml:space="preserve">intensity moderation</w:t>
+      </w:r>
+      <w:r>
+        <w:t xml:space="preserve">”</w:t>
+      </w:r>
+      <w:r>
+        <w:t xml:space="preserve"> </w:t>
+      </w:r>
+      <w:r>
+        <w:t xml:space="preserve">toward</w:t>
+      </w:r>
+      <w:r>
+        <w:t xml:space="preserve"> </w:t>
+      </w:r>
+      <w:r>
+        <w:t xml:space="preserve">“</w:t>
+      </w:r>
+      <w:r>
+        <w:t xml:space="preserve">existence moderation</w:t>
+      </w:r>
+      <w:r>
+        <w:t xml:space="preserve">”</w:t>
+      </w:r>
+      <w:r>
+        <w:t xml:space="preserve"> </w:t>
+      </w:r>
+      <w:r>
+        <w:t xml:space="preserve">of the I-P relationship.</w:t>
       </w:r>
     </w:p>
     <w:p>
@@ -2380,13 +2549,13 @@
       </w:r>
     </w:p>
     <w:bookmarkEnd w:id="39"/>
-    <w:bookmarkStart w:id="40" w:name="X8a30c3062e38861be110fa8b68be2e42e1dcb57"/>
+    <w:bookmarkStart w:id="40" w:name="X83134c98a606fe0940406da95e076e069d717cc"/>
     <w:p>
       <w:pPr>
         <w:pStyle w:val="Heading3"/>
       </w:pPr>
       <w:r>
-        <w:t xml:space="preserve">5.3 The Capability Null: Institutional Determination vs. Moderation</w:t>
+        <w:t xml:space="preserve">5.3 The Capability Null: Institutional Determination vs. Moderation</w:t>
       </w:r>
     </w:p>
     <w:p>
@@ -2432,7 +2601,25 @@
         <w:pStyle w:val="BodyText"/>
       </w:pPr>
       <w:r>
-        <w:t xml:space="preserve">This is consistent with the resource-based view's emphasis on context-dependency (Barney, 1991): resources generate value only within institutional environments that support appropriability. Teece's (2007) dynamic capabilities framework similarly assumes functioning market mechanisms; in their absence, dynamic capabilities may be "trapped" in the firm, unable to translate into performance advantages through international market transactions.</w:t>
+        <w:t xml:space="preserve">This is consistent with the resource-based view’s emphasis on context-dependency (Barney, 1991): resources generate value only within institutional environments that support appropriability. Teece’s (2007) dynamic capabilities framework similarly assumes functioning market mechanisms; in their absence, dynamic capabilities may be</w:t>
+      </w:r>
+      <w:r>
+        <w:t xml:space="preserve"> </w:t>
+      </w:r>
+      <w:r>
+        <w:t xml:space="preserve">“</w:t>
+      </w:r>
+      <w:r>
+        <w:t xml:space="preserve">trapped</w:t>
+      </w:r>
+      <w:r>
+        <w:t xml:space="preserve">”</w:t>
+      </w:r>
+      <w:r>
+        <w:t xml:space="preserve"> </w:t>
+      </w:r>
+      <w:r>
+        <w:t xml:space="preserve">in the firm, unable to translate into performance advantages through international market transactions.</w:t>
       </w:r>
     </w:p>
     <w:p>
@@ -2444,7 +2631,7 @@
       </w:r>
     </w:p>
     <w:bookmarkEnd w:id="40"/>
-    <w:bookmarkStart w:id="41" w:name="X8bcfb993ada7fae012c0a3b08b0e9a3dc544172"/>
+    <w:bookmarkStart w:id="41" w:name="Xf8f5a8a03ba0839ca8278bd9312f3d61be61a50"/>
     <w:p>
       <w:pPr>
         <w:pStyle w:val="Heading3"/>
@@ -2538,11 +2725,11 @@
         <w:t xml:space="preserve"> </w:t>
       </w:r>
       <w:r>
-        <w:t xml:space="preserve">(functional institutions): targeted institutional development focused on trade facilitation infrastructure, standards bodies, trade finance intermediaries, export promotion agencies with genuine capacity, rather than generic governance reform may most directly address the FIP mechanism. Goedhuys and Sleuwaegen's (2013) evidence on international certification is instructive: their finding that ISO certification improves firm productivity is consistent with the null TCI result here if certification's productivity benefit is conditional on institutions that support standards enforcement and customer recognition, conditions absent in the SIDS context.</w:t>
+        <w:t xml:space="preserve">(functional institutions): targeted institutional development focused on trade facilitation infrastructure, standards bodies, trade finance intermediaries, export promotion agencies with genuine capacity, rather than generic governance reform may most directly address the FIP mechanism. Goedhuys and Sleuwaegen’s (2013) evidence on international certification is instructive: their finding that ISO certification improves firm productivity is consistent with the null TCI result here if certification’s productivity benefit is conditional on institutions that support standards enforcement and customer recognition, conditions absent in the SIDS context.</w:t>
       </w:r>
     </w:p>
     <w:bookmarkEnd w:id="41"/>
-    <w:bookmarkStart w:id="42" w:name="Xde7edcb3f604b7ff7a62d585547252a5b42f172"/>
+    <w:bookmarkStart w:id="42" w:name="limitations"/>
     <w:p>
       <w:pPr>
         <w:pStyle w:val="Heading3"/>
@@ -2657,7 +2844,7 @@
     </w:p>
     <w:bookmarkEnd w:id="42"/>
     <w:bookmarkEnd w:id="43"/>
-    <w:bookmarkStart w:id="44" w:name="X56025c6d9dbf7520f7a7df11f905cdd09f46e4a"/>
+    <w:bookmarkStart w:id="44" w:name="conclusions"/>
     <w:p>
       <w:pPr>
         <w:pStyle w:val="Heading2"/>
@@ -2679,7 +2866,61 @@
         <w:pStyle w:val="BodyText"/>
       </w:pPr>
       <w:r>
-        <w:t xml:space="preserve">These findings contribute to IB theory in two ways. First, they help reorient the discourse on institutional effects from "institutional moderation of I-P intensity" to "institutional determination of I-P sign, " suggesting that the inverted-U may be conditional on structural prerequisites rather than broadly applicable across contexts. Second, they extend the application of "forced internationalization" beyond the SME literature into the performance-outcome domain, providing a theoretically defined and empirically grounded construct (FIP) that future research can build upon.</w:t>
+        <w:t xml:space="preserve">These findings contribute to IB theory in two ways. First, they help reorient the discourse on institutional effects from</w:t>
+      </w:r>
+      <w:r>
+        <w:t xml:space="preserve"> </w:t>
+      </w:r>
+      <w:r>
+        <w:t xml:space="preserve">“</w:t>
+      </w:r>
+      <w:r>
+        <w:t xml:space="preserve">institutional moderation of I-P intensity</w:t>
+      </w:r>
+      <w:r>
+        <w:t xml:space="preserve">”</w:t>
+      </w:r>
+      <w:r>
+        <w:t xml:space="preserve"> </w:t>
+      </w:r>
+      <w:r>
+        <w:t xml:space="preserve">to</w:t>
+      </w:r>
+      <w:r>
+        <w:t xml:space="preserve"> </w:t>
+      </w:r>
+      <w:r>
+        <w:t xml:space="preserve">“</w:t>
+      </w:r>
+      <w:r>
+        <w:t xml:space="preserve">institutional determination of I-P sign,</w:t>
+      </w:r>
+      <w:r>
+        <w:t xml:space="preserve">”</w:t>
+      </w:r>
+      <w:r>
+        <w:t xml:space="preserve"> </w:t>
+      </w:r>
+      <w:r>
+        <w:t xml:space="preserve">suggesting that the inverted-U may be conditional on structural prerequisites rather than broadly applicable across contexts. Second, they extend the application of</w:t>
+      </w:r>
+      <w:r>
+        <w:t xml:space="preserve"> </w:t>
+      </w:r>
+      <w:r>
+        <w:t xml:space="preserve">“</w:t>
+      </w:r>
+      <w:r>
+        <w:t xml:space="preserve">forced internationalization</w:t>
+      </w:r>
+      <w:r>
+        <w:t xml:space="preserve">”</w:t>
+      </w:r>
+      <w:r>
+        <w:t xml:space="preserve"> </w:t>
+      </w:r>
+      <w:r>
+        <w:t xml:space="preserve">beyond the SME literature into the performance-outcome domain, providing a theoretically defined and empirically grounded construct (FIP) that future research can build upon.</w:t>
       </w:r>
     </w:p>
     <w:p>
@@ -2705,7 +2946,7 @@
         <w:pStyle w:val="FirstParagraph"/>
       </w:pPr>
       <w:r>
-        <w:t xml:space="preserve">During the preparation of this work, the author(s) used Grammarly, a writing-assistance tool, in order to correct spelling, grammar, and punctuation in the author(s)' own original text. No generative artificial-intelligence tool was used to generate, draft, or create any substantive content, analysis, or interpretation. After using this tool, the author(s) reviewed and edited the content as needed and take(s) full responsibility for the content of the publication.</w:t>
+        <w:t xml:space="preserve">During the preparation of this work, the author(s) used Grammarly, a writing-assistance tool, in order to correct spelling, grammar, and punctuation in the author(s)’ own original text. No generative artificial-intelligence tool was used to generate, draft, or create any substantive content, analysis, or interpretation. After using this tool, the author(s) reviewed and edited the content as needed and take(s) full responsibility for the content of the publication.</w:t>
       </w:r>
     </w:p>
     <w:bookmarkEnd w:id="45"/>
@@ -2721,6 +2962,27 @@
     <w:p>
       <w:pPr>
         <w:pStyle w:val="FirstParagraph"/>
+      </w:pPr>
+      <w:r>
+        <w:t xml:space="preserve">Cameron, A. C., Gelbach, J. B., &amp; Miller, D. L. (2008). Bootstrap-based improvements for inference with clustered errors.</w:t>
+      </w:r>
+      <w:r>
+        <w:t xml:space="preserve"> </w:t>
+      </w:r>
+      <w:r>
+        <w:rPr>
+          <w:iCs/>
+          <w:i/>
+        </w:rPr>
+        <w:t xml:space="preserve">The Review of Economics and Statistics, 90</w:t>
+      </w:r>
+      <w:r>
+        <w:t xml:space="preserve">(3), 414–427. https://doi.org/10.1162/rest.90.3.414</w:t>
+      </w:r>
+    </w:p>
+    <w:p>
+      <w:pPr>
+        <w:pStyle w:val="BodyText"/>
       </w:pPr>
       <w:r>
         <w:t xml:space="preserve">Banalieva, E. R., &amp; Dhanaraj, C. (2019). Internalization theory for the digital economy.</w:t>
@@ -3170,7 +3432,7 @@
         <w:t xml:space="preserve"> </w:t>
       </w:r>
       <w:r>
-        <w:t xml:space="preserve">(Policy Research Working Paper No. 11350). World Bank Group.</w:t>
+        <w:t xml:space="preserve">(Policy Research Working Paper No. 11350). World Bank Group.</w:t>
       </w:r>
     </w:p>
     <w:p>
@@ -3481,7 +3743,7 @@
         <w:t xml:space="preserve">Appendix A: Tables</w:t>
       </w:r>
     </w:p>
-    <w:bookmarkStart w:id="50" w:name="table-1-country-level-summary-statistics"/>
+    <w:bookmarkStart w:id="50" w:name="Xd18a7fdbbe8955432f108664659551dd8892246"/>
     <w:p>
       <w:pPr>
         <w:pStyle w:val="Heading3"/>
@@ -3493,15 +3755,743 @@
     <w:tbl>
       <w:tblPr>
         <w:tblStyle w:val="Table"/>
-        <w:tblW w:type="auto" w:w="0"/>
+        <w:tblW w:type="pct" w:w="5000"/>
         <w:tblLook w:firstRow="1" w:lastRow="0" w:firstColumn="0" w:lastColumn="0" w:noHBand="0" w:noVBand="0" w:val="0020"/>
         <w:jc w:val="start"/>
       </w:tblPr>
       <w:tblGrid>
-        <w:gridCol w:w="1320"/>
-        <w:gridCol w:w="1320"/>
-        <w:gridCol w:w="1320"/>
-        <w:gridCol w:w="1320"/>
+        <w:gridCol w:w="1926"/>
+        <w:gridCol w:w="1177"/>
+        <w:gridCol w:w="1177"/>
+        <w:gridCol w:w="1284"/>
+        <w:gridCol w:w="1177"/>
+        <w:gridCol w:w="1177"/>
+      </w:tblGrid>
+      <w:tr>
+        <w:trPr>
+          <w:tblHeader w:val="true"/>
+        </w:trPr>
+        <w:tc>
+          <w:tcPr/>
+          <w:p>
+            <w:pPr>
+              <w:pStyle w:val="Compact"/>
+              <w:jc w:val="left"/>
+            </w:pPr>
+            <w:r>
+              <w:t xml:space="preserve">Economy</w:t>
+            </w:r>
+          </w:p>
+        </w:tc>
+        <w:tc>
+          <w:tcPr/>
+          <w:p>
+            <w:pPr>
+              <w:pStyle w:val="Compact"/>
+              <w:jc w:val="left"/>
+            </w:pPr>
+            <w:r>
+              <w:t xml:space="preserve">N (firms)</w:t>
+            </w:r>
+          </w:p>
+        </w:tc>
+        <w:tc>
+          <w:tcPr/>
+          <w:p>
+            <w:pPr>
+              <w:pStyle w:val="Compact"/>
+              <w:jc w:val="left"/>
+            </w:pPr>
+            <w:r>
+              <w:t xml:space="preserve">Exporters</w:t>
+            </w:r>
+          </w:p>
+        </w:tc>
+        <w:tc>
+          <w:tcPr/>
+          <w:p>
+            <w:pPr>
+              <w:pStyle w:val="Compact"/>
+              <w:jc w:val="left"/>
+            </w:pPr>
+            <w:r>
+              <w:t xml:space="preserve">Exporter %</w:t>
+            </w:r>
+          </w:p>
+        </w:tc>
+        <w:tc>
+          <w:tcPr/>
+          <w:p>
+            <w:pPr>
+              <w:pStyle w:val="Compact"/>
+              <w:jc w:val="left"/>
+            </w:pPr>
+            <w:r>
+              <w:t xml:space="preserve">Mean FSTS</w:t>
+            </w:r>
+          </w:p>
+        </w:tc>
+        <w:tc>
+          <w:tcPr/>
+          <w:p>
+            <w:pPr>
+              <w:pStyle w:val="Compact"/>
+              <w:jc w:val="left"/>
+            </w:pPr>
+            <w:r>
+              <w:t xml:space="preserve">Waves</w:t>
+            </w:r>
+          </w:p>
+        </w:tc>
+      </w:tr>
+      <w:tr>
+        <w:tc>
+          <w:tcPr/>
+          <w:p>
+            <w:pPr>
+              <w:pStyle w:val="Compact"/>
+              <w:jc w:val="left"/>
+            </w:pPr>
+            <w:r>
+              <w:t xml:space="preserve">Fiji</w:t>
+            </w:r>
+          </w:p>
+        </w:tc>
+        <w:tc>
+          <w:tcPr/>
+          <w:p>
+            <w:pPr>
+              <w:pStyle w:val="Compact"/>
+              <w:jc w:val="left"/>
+            </w:pPr>
+            <w:r>
+              <w:t xml:space="preserve">165</w:t>
+            </w:r>
+          </w:p>
+        </w:tc>
+        <w:tc>
+          <w:tcPr/>
+          <w:p>
+            <w:pPr>
+              <w:pStyle w:val="Compact"/>
+              <w:jc w:val="left"/>
+            </w:pPr>
+            <w:r>
+              <w:t xml:space="preserve">46</w:t>
+            </w:r>
+          </w:p>
+        </w:tc>
+        <w:tc>
+          <w:tcPr/>
+          <w:p>
+            <w:pPr>
+              <w:pStyle w:val="Compact"/>
+              <w:jc w:val="left"/>
+            </w:pPr>
+            <w:r>
+              <w:t xml:space="preserve">27.9%</w:t>
+            </w:r>
+          </w:p>
+        </w:tc>
+        <w:tc>
+          <w:tcPr/>
+          <w:p>
+            <w:pPr>
+              <w:pStyle w:val="Compact"/>
+              <w:jc w:val="left"/>
+            </w:pPr>
+            <w:r>
+              <w:t xml:space="preserve">0.109</w:t>
+            </w:r>
+          </w:p>
+        </w:tc>
+        <w:tc>
+          <w:tcPr/>
+          <w:p>
+            <w:pPr>
+              <w:pStyle w:val="Compact"/>
+              <w:jc w:val="left"/>
+            </w:pPr>
+            <w:r>
+              <w:t xml:space="preserve">2009, 2025</w:t>
+            </w:r>
+          </w:p>
+        </w:tc>
+      </w:tr>
+      <w:tr>
+        <w:tc>
+          <w:tcPr/>
+          <w:p>
+            <w:pPr>
+              <w:pStyle w:val="Compact"/>
+              <w:jc w:val="left"/>
+            </w:pPr>
+            <w:r>
+              <w:t xml:space="preserve">Kiribati</w:t>
+            </w:r>
+          </w:p>
+        </w:tc>
+        <w:tc>
+          <w:tcPr/>
+          <w:p>
+            <w:pPr>
+              <w:pStyle w:val="Compact"/>
+              <w:jc w:val="left"/>
+            </w:pPr>
+            <w:r>
+              <w:t xml:space="preserve">114</w:t>
+            </w:r>
+          </w:p>
+        </w:tc>
+        <w:tc>
+          <w:tcPr/>
+          <w:p>
+            <w:pPr>
+              <w:pStyle w:val="Compact"/>
+              <w:jc w:val="left"/>
+            </w:pPr>
+            <w:r>
+              <w:t xml:space="preserve">3</w:t>
+            </w:r>
+          </w:p>
+        </w:tc>
+        <w:tc>
+          <w:tcPr/>
+          <w:p>
+            <w:pPr>
+              <w:pStyle w:val="Compact"/>
+              <w:jc w:val="left"/>
+            </w:pPr>
+            <w:r>
+              <w:t xml:space="preserve">2.6%</w:t>
+            </w:r>
+          </w:p>
+        </w:tc>
+        <w:tc>
+          <w:tcPr/>
+          <w:p>
+            <w:pPr>
+              <w:pStyle w:val="Compact"/>
+              <w:jc w:val="left"/>
+            </w:pPr>
+            <w:r>
+              <w:t xml:space="preserve">0.011</w:t>
+            </w:r>
+          </w:p>
+        </w:tc>
+        <w:tc>
+          <w:tcPr/>
+          <w:p>
+            <w:pPr>
+              <w:pStyle w:val="Compact"/>
+              <w:jc w:val="left"/>
+            </w:pPr>
+            <w:r>
+              <w:t xml:space="preserve">2025</w:t>
+            </w:r>
+          </w:p>
+        </w:tc>
+      </w:tr>
+      <w:tr>
+        <w:tc>
+          <w:tcPr/>
+          <w:p>
+            <w:pPr>
+              <w:pStyle w:val="Compact"/>
+              <w:jc w:val="left"/>
+            </w:pPr>
+            <w:r>
+              <w:t xml:space="preserve">Papua New Guinea</w:t>
+            </w:r>
+          </w:p>
+        </w:tc>
+        <w:tc>
+          <w:tcPr/>
+          <w:p>
+            <w:pPr>
+              <w:pStyle w:val="Compact"/>
+              <w:jc w:val="left"/>
+            </w:pPr>
+            <w:r>
+              <w:t xml:space="preserve">141</w:t>
+            </w:r>
+          </w:p>
+        </w:tc>
+        <w:tc>
+          <w:tcPr/>
+          <w:p>
+            <w:pPr>
+              <w:pStyle w:val="Compact"/>
+              <w:jc w:val="left"/>
+            </w:pPr>
+            <w:r>
+              <w:t xml:space="preserve">20</w:t>
+            </w:r>
+          </w:p>
+        </w:tc>
+        <w:tc>
+          <w:tcPr/>
+          <w:p>
+            <w:pPr>
+              <w:pStyle w:val="Compact"/>
+              <w:jc w:val="left"/>
+            </w:pPr>
+            <w:r>
+              <w:t xml:space="preserve">14.2%</w:t>
+            </w:r>
+          </w:p>
+        </w:tc>
+        <w:tc>
+          <w:tcPr/>
+          <w:p>
+            <w:pPr>
+              <w:pStyle w:val="Compact"/>
+              <w:jc w:val="left"/>
+            </w:pPr>
+            <w:r>
+              <w:t xml:space="preserve">0.028</w:t>
+            </w:r>
+          </w:p>
+        </w:tc>
+        <w:tc>
+          <w:tcPr/>
+          <w:p>
+            <w:pPr>
+              <w:pStyle w:val="Compact"/>
+              <w:jc w:val="left"/>
+            </w:pPr>
+            <w:r>
+              <w:t xml:space="preserve">2015, 2024</w:t>
+            </w:r>
+          </w:p>
+        </w:tc>
+      </w:tr>
+      <w:tr>
+        <w:tc>
+          <w:tcPr/>
+          <w:p>
+            <w:pPr>
+              <w:pStyle w:val="Compact"/>
+              <w:jc w:val="left"/>
+            </w:pPr>
+            <w:r>
+              <w:t xml:space="preserve">Samoa</w:t>
+            </w:r>
+          </w:p>
+        </w:tc>
+        <w:tc>
+          <w:tcPr/>
+          <w:p>
+            <w:pPr>
+              <w:pStyle w:val="Compact"/>
+              <w:jc w:val="left"/>
+            </w:pPr>
+            <w:r>
+              <w:t xml:space="preserve">131</w:t>
+            </w:r>
+          </w:p>
+        </w:tc>
+        <w:tc>
+          <w:tcPr/>
+          <w:p>
+            <w:pPr>
+              <w:pStyle w:val="Compact"/>
+              <w:jc w:val="left"/>
+            </w:pPr>
+            <w:r>
+              <w:t xml:space="preserve">24</w:t>
+            </w:r>
+          </w:p>
+        </w:tc>
+        <w:tc>
+          <w:tcPr/>
+          <w:p>
+            <w:pPr>
+              <w:pStyle w:val="Compact"/>
+              <w:jc w:val="left"/>
+            </w:pPr>
+            <w:r>
+              <w:t xml:space="preserve">18.3%</w:t>
+            </w:r>
+          </w:p>
+        </w:tc>
+        <w:tc>
+          <w:tcPr/>
+          <w:p>
+            <w:pPr>
+              <w:pStyle w:val="Compact"/>
+              <w:jc w:val="left"/>
+            </w:pPr>
+            <w:r>
+              <w:t xml:space="preserve">0.051</w:t>
+            </w:r>
+          </w:p>
+        </w:tc>
+        <w:tc>
+          <w:tcPr/>
+          <w:p>
+            <w:pPr>
+              <w:pStyle w:val="Compact"/>
+              <w:jc w:val="left"/>
+            </w:pPr>
+            <w:r>
+              <w:t xml:space="preserve">2023</w:t>
+            </w:r>
+          </w:p>
+        </w:tc>
+      </w:tr>
+      <w:tr>
+        <w:tc>
+          <w:tcPr/>
+          <w:p>
+            <w:pPr>
+              <w:pStyle w:val="Compact"/>
+              <w:jc w:val="left"/>
+            </w:pPr>
+            <w:r>
+              <w:t xml:space="preserve">Solomon Islands</w:t>
+            </w:r>
+          </w:p>
+        </w:tc>
+        <w:tc>
+          <w:tcPr/>
+          <w:p>
+            <w:pPr>
+              <w:pStyle w:val="Compact"/>
+              <w:jc w:val="left"/>
+            </w:pPr>
+            <w:r>
+              <w:t xml:space="preserve">107</w:t>
+            </w:r>
+          </w:p>
+        </w:tc>
+        <w:tc>
+          <w:tcPr/>
+          <w:p>
+            <w:pPr>
+              <w:pStyle w:val="Compact"/>
+              <w:jc w:val="left"/>
+            </w:pPr>
+            <w:r>
+              <w:t xml:space="preserve">10</w:t>
+            </w:r>
+          </w:p>
+        </w:tc>
+        <w:tc>
+          <w:tcPr/>
+          <w:p>
+            <w:pPr>
+              <w:pStyle w:val="Compact"/>
+              <w:jc w:val="left"/>
+            </w:pPr>
+            <w:r>
+              <w:t xml:space="preserve">9.3%</w:t>
+            </w:r>
+          </w:p>
+        </w:tc>
+        <w:tc>
+          <w:tcPr/>
+          <w:p>
+            <w:pPr>
+              <w:pStyle w:val="Compact"/>
+              <w:jc w:val="left"/>
+            </w:pPr>
+            <w:r>
+              <w:t xml:space="preserve">0.040</w:t>
+            </w:r>
+          </w:p>
+        </w:tc>
+        <w:tc>
+          <w:tcPr/>
+          <w:p>
+            <w:pPr>
+              <w:pStyle w:val="Compact"/>
+              <w:jc w:val="left"/>
+            </w:pPr>
+            <w:r>
+              <w:t xml:space="preserve">2025</w:t>
+            </w:r>
+          </w:p>
+        </w:tc>
+      </w:tr>
+      <w:tr>
+        <w:tc>
+          <w:tcPr/>
+          <w:p>
+            <w:pPr>
+              <w:pStyle w:val="Compact"/>
+              <w:jc w:val="left"/>
+            </w:pPr>
+            <w:r>
+              <w:t xml:space="preserve">Tonga</w:t>
+            </w:r>
+          </w:p>
+        </w:tc>
+        <w:tc>
+          <w:tcPr/>
+          <w:p>
+            <w:pPr>
+              <w:pStyle w:val="Compact"/>
+              <w:jc w:val="left"/>
+            </w:pPr>
+            <w:r>
+              <w:t xml:space="preserve">144</w:t>
+            </w:r>
+          </w:p>
+        </w:tc>
+        <w:tc>
+          <w:tcPr/>
+          <w:p>
+            <w:pPr>
+              <w:pStyle w:val="Compact"/>
+              <w:jc w:val="left"/>
+            </w:pPr>
+            <w:r>
+              <w:t xml:space="preserve">13</w:t>
+            </w:r>
+          </w:p>
+        </w:tc>
+        <w:tc>
+          <w:tcPr/>
+          <w:p>
+            <w:pPr>
+              <w:pStyle w:val="Compact"/>
+              <w:jc w:val="left"/>
+            </w:pPr>
+            <w:r>
+              <w:t xml:space="preserve">9.0%</w:t>
+            </w:r>
+          </w:p>
+        </w:tc>
+        <w:tc>
+          <w:tcPr/>
+          <w:p>
+            <w:pPr>
+              <w:pStyle w:val="Compact"/>
+              <w:jc w:val="left"/>
+            </w:pPr>
+            <w:r>
+              <w:t xml:space="preserve">0.044</w:t>
+            </w:r>
+          </w:p>
+        </w:tc>
+        <w:tc>
+          <w:tcPr/>
+          <w:p>
+            <w:pPr>
+              <w:pStyle w:val="Compact"/>
+              <w:jc w:val="left"/>
+            </w:pPr>
+            <w:r>
+              <w:t xml:space="preserve">2024</w:t>
+            </w:r>
+          </w:p>
+        </w:tc>
+      </w:tr>
+      <w:tr>
+        <w:tc>
+          <w:tcPr/>
+          <w:p>
+            <w:pPr>
+              <w:pStyle w:val="Compact"/>
+              <w:jc w:val="left"/>
+            </w:pPr>
+            <w:r>
+              <w:t xml:space="preserve">Vanuatu</w:t>
+            </w:r>
+          </w:p>
+        </w:tc>
+        <w:tc>
+          <w:tcPr/>
+          <w:p>
+            <w:pPr>
+              <w:pStyle w:val="Compact"/>
+              <w:jc w:val="left"/>
+            </w:pPr>
+            <w:r>
+              <w:t xml:space="preserve">157</w:t>
+            </w:r>
+          </w:p>
+        </w:tc>
+        <w:tc>
+          <w:tcPr/>
+          <w:p>
+            <w:pPr>
+              <w:pStyle w:val="Compact"/>
+              <w:jc w:val="left"/>
+            </w:pPr>
+            <w:r>
+              <w:t xml:space="preserve">16</w:t>
+            </w:r>
+          </w:p>
+        </w:tc>
+        <w:tc>
+          <w:tcPr/>
+          <w:p>
+            <w:pPr>
+              <w:pStyle w:val="Compact"/>
+              <w:jc w:val="left"/>
+            </w:pPr>
+            <w:r>
+              <w:t xml:space="preserve">10.2%</w:t>
+            </w:r>
+          </w:p>
+        </w:tc>
+        <w:tc>
+          <w:tcPr/>
+          <w:p>
+            <w:pPr>
+              <w:pStyle w:val="Compact"/>
+              <w:jc w:val="left"/>
+            </w:pPr>
+            <w:r>
+              <w:t xml:space="preserve">0.037</w:t>
+            </w:r>
+          </w:p>
+        </w:tc>
+        <w:tc>
+          <w:tcPr/>
+          <w:p>
+            <w:pPr>
+              <w:pStyle w:val="Compact"/>
+              <w:jc w:val="left"/>
+            </w:pPr>
+            <w:r>
+              <w:t xml:space="preserve">2009, 2023</w:t>
+            </w:r>
+          </w:p>
+        </w:tc>
+      </w:tr>
+      <w:tr>
+        <w:tc>
+          <w:tcPr/>
+          <w:p>
+            <w:pPr>
+              <w:pStyle w:val="Compact"/>
+              <w:jc w:val="left"/>
+            </w:pPr>
+            <w:r>
+              <w:rPr>
+                <w:bCs/>
+                <w:b/>
+              </w:rPr>
+              <w:t xml:space="preserve">Total</w:t>
+            </w:r>
+          </w:p>
+        </w:tc>
+        <w:tc>
+          <w:tcPr/>
+          <w:p>
+            <w:pPr>
+              <w:pStyle w:val="Compact"/>
+              <w:jc w:val="left"/>
+            </w:pPr>
+            <w:r>
+              <w:rPr>
+                <w:bCs/>
+                <w:b/>
+              </w:rPr>
+              <w:t xml:space="preserve">959</w:t>
+            </w:r>
+          </w:p>
+        </w:tc>
+        <w:tc>
+          <w:tcPr/>
+          <w:p>
+            <w:pPr>
+              <w:pStyle w:val="Compact"/>
+              <w:jc w:val="left"/>
+            </w:pPr>
+            <w:r>
+              <w:rPr>
+                <w:bCs/>
+                <w:b/>
+              </w:rPr>
+              <w:t xml:space="preserve">132</w:t>
+            </w:r>
+          </w:p>
+        </w:tc>
+        <w:tc>
+          <w:tcPr/>
+          <w:p>
+            <w:pPr>
+              <w:pStyle w:val="Compact"/>
+              <w:jc w:val="left"/>
+            </w:pPr>
+            <w:r>
+              <w:rPr>
+                <w:bCs/>
+                <w:b/>
+              </w:rPr>
+              <w:t xml:space="preserve">13.8%</w:t>
+            </w:r>
+          </w:p>
+        </w:tc>
+        <w:tc>
+          <w:tcPr/>
+          <w:p>
+            <w:pPr>
+              <w:pStyle w:val="Compact"/>
+              <w:jc w:val="left"/>
+            </w:pPr>
+            <w:r>
+              <w:rPr>
+                <w:bCs/>
+                <w:b/>
+              </w:rPr>
+              <w:t xml:space="preserve">0.048</w:t>
+            </w:r>
+          </w:p>
+        </w:tc>
+        <w:tc>
+          <w:tcPr/>
+          <w:p>
+            <w:pPr>
+              <w:pStyle w:val="Compact"/>
+              <w:jc w:val="left"/>
+            </w:pPr>
+            <w:r>
+              <w:t xml:space="preserve">2009–2025</w:t>
+            </w:r>
+          </w:p>
+        </w:tc>
+      </w:tr>
+    </w:tbl>
+    <w:p>
+      <w:pPr>
+        <w:pStyle w:val="BodyText"/>
+      </w:pPr>
+      <w:r>
+        <w:rPr>
+          <w:iCs/>
+          <w:i/>
+        </w:rPr>
+        <w:t xml:space="preserve">Note: N denotes analysis-sample firm-year observations (non-missing ln labour productivity and FSTS). Exporters are firms with FSTS &gt; 0; mean FSTS is computed over all firms, including non-exporters. Fiji, Papua New Guinea, and Vanuatu have two WBES waves; the remaining four economies have one.</w:t>
+      </w:r>
+    </w:p>
+    <w:bookmarkEnd w:id="50"/>
+    <w:bookmarkStart w:id="51" w:name="Xc02e42e5e85356a7e9f67ce8450f39d43a89fec"/>
+    <w:p>
+      <w:pPr>
+        <w:pStyle w:val="Heading3"/>
+      </w:pPr>
+      <w:r>
+        <w:t xml:space="preserve">Table 2. Regression Results: Internationalization Intensity and Labor Productivity</w:t>
+      </w:r>
+    </w:p>
+    <w:tbl>
+      <w:tblPr>
+        <w:tblStyle w:val="Table"/>
+        <w:tblW w:type="pct" w:w="5000"/>
+        <w:tblLook w:firstRow="1" w:lastRow="0" w:firstColumn="0" w:lastColumn="0" w:noHBand="0" w:noVBand="0" w:val="0020"/>
+        <w:jc w:val="start"/>
+      </w:tblPr>
+      <w:tblGrid>
+        <w:gridCol w:w="1020"/>
+        <w:gridCol w:w="1080"/>
+        <w:gridCol w:w="1080"/>
+        <w:gridCol w:w="1020"/>
+        <w:gridCol w:w="1080"/>
         <w:gridCol w:w="1320"/>
         <w:gridCol w:w="1320"/>
       </w:tblGrid>
@@ -3514,588 +4504,78 @@
           <w:p>
             <w:pPr>
               <w:pStyle w:val="Compact"/>
-              <w:jc w:val="left"/>
-            </w:pPr>
-            <w:r>
-              <w:t xml:space="preserve">Economy</w:t>
-            </w:r>
-          </w:p>
-        </w:tc>
-        <w:tc>
-          <w:tcPr/>
-          <w:p>
-            <w:pPr>
-              <w:pStyle w:val="Compact"/>
-              <w:jc w:val="left"/>
-            </w:pPr>
-            <w:r>
-              <w:t xml:space="preserve">N (firms)</w:t>
-            </w:r>
-          </w:p>
-        </w:tc>
-        <w:tc>
-          <w:tcPr/>
-          <w:p>
-            <w:pPr>
-              <w:pStyle w:val="Compact"/>
-              <w:jc w:val="left"/>
-            </w:pPr>
-            <w:r>
-              <w:t xml:space="preserve">Exporters</w:t>
-            </w:r>
-          </w:p>
-        </w:tc>
-        <w:tc>
-          <w:tcPr/>
-          <w:p>
-            <w:pPr>
-              <w:pStyle w:val="Compact"/>
-              <w:jc w:val="left"/>
-            </w:pPr>
-            <w:r>
-              <w:t xml:space="preserve">Exporter %</w:t>
-            </w:r>
-          </w:p>
-        </w:tc>
-        <w:tc>
-          <w:tcPr/>
-          <w:p>
-            <w:pPr>
-              <w:pStyle w:val="Compact"/>
-              <w:jc w:val="left"/>
-            </w:pPr>
-            <w:r>
-              <w:t xml:space="preserve">Mean FSTS</w:t>
-            </w:r>
-          </w:p>
-        </w:tc>
-        <w:tc>
-          <w:tcPr/>
-          <w:p>
-            <w:pPr>
-              <w:pStyle w:val="Compact"/>
-              <w:jc w:val="left"/>
-            </w:pPr>
-            <w:r>
-              <w:t xml:space="preserve">Waves</w:t>
-            </w:r>
-          </w:p>
-        </w:tc>
-      </w:tr>
-      <w:tr>
-        <w:tc>
-          <w:tcPr/>
-          <w:p>
-            <w:pPr>
-              <w:pStyle w:val="Compact"/>
-              <w:jc w:val="left"/>
-            </w:pPr>
-            <w:r>
-              <w:t xml:space="preserve">Fiji</w:t>
-            </w:r>
-          </w:p>
-        </w:tc>
-        <w:tc>
-          <w:tcPr/>
-          <w:p>
-            <w:pPr>
-              <w:pStyle w:val="Compact"/>
-              <w:jc w:val="left"/>
-            </w:pPr>
-            <w:r>
-              <w:t xml:space="preserve">165</w:t>
-            </w:r>
-          </w:p>
-        </w:tc>
-        <w:tc>
-          <w:tcPr/>
-          <w:p>
-            <w:pPr>
-              <w:pStyle w:val="Compact"/>
-              <w:jc w:val="left"/>
-            </w:pPr>
-            <w:r>
-              <w:t xml:space="preserve">46</w:t>
-            </w:r>
-          </w:p>
-        </w:tc>
-        <w:tc>
-          <w:tcPr/>
-          <w:p>
-            <w:pPr>
-              <w:pStyle w:val="Compact"/>
-              <w:jc w:val="left"/>
-            </w:pPr>
-            <w:r>
-              <w:t xml:space="preserve">27.9%</w:t>
-            </w:r>
-          </w:p>
-        </w:tc>
-        <w:tc>
-          <w:tcPr/>
-          <w:p>
-            <w:pPr>
-              <w:pStyle w:val="Compact"/>
-              <w:jc w:val="left"/>
-            </w:pPr>
-            <w:r>
-              <w:t xml:space="preserve">0.109</w:t>
-            </w:r>
-          </w:p>
-        </w:tc>
-        <w:tc>
-          <w:tcPr/>
-          <w:p>
-            <w:pPr>
-              <w:pStyle w:val="Compact"/>
-              <w:jc w:val="left"/>
-            </w:pPr>
-            <w:r>
-              <w:t xml:space="preserve">2009, 2025</w:t>
-            </w:r>
-          </w:p>
-        </w:tc>
-      </w:tr>
-      <w:tr>
-        <w:tc>
-          <w:tcPr/>
-          <w:p>
-            <w:pPr>
-              <w:pStyle w:val="Compact"/>
-              <w:jc w:val="left"/>
-            </w:pPr>
-            <w:r>
-              <w:t xml:space="preserve">Kiribati</w:t>
-            </w:r>
-          </w:p>
-        </w:tc>
-        <w:tc>
-          <w:tcPr/>
-          <w:p>
-            <w:pPr>
-              <w:pStyle w:val="Compact"/>
-              <w:jc w:val="left"/>
-            </w:pPr>
-            <w:r>
-              <w:t xml:space="preserve">114</w:t>
-            </w:r>
-          </w:p>
-        </w:tc>
-        <w:tc>
-          <w:tcPr/>
-          <w:p>
-            <w:pPr>
-              <w:pStyle w:val="Compact"/>
-              <w:jc w:val="left"/>
-            </w:pPr>
-            <w:r>
-              <w:t xml:space="preserve">3</w:t>
-            </w:r>
-          </w:p>
-        </w:tc>
-        <w:tc>
-          <w:tcPr/>
-          <w:p>
-            <w:pPr>
-              <w:pStyle w:val="Compact"/>
-              <w:jc w:val="left"/>
-            </w:pPr>
-            <w:r>
-              <w:t xml:space="preserve">2.6%</w:t>
-            </w:r>
-          </w:p>
-        </w:tc>
-        <w:tc>
-          <w:tcPr/>
-          <w:p>
-            <w:pPr>
-              <w:pStyle w:val="Compact"/>
-              <w:jc w:val="left"/>
-            </w:pPr>
-            <w:r>
-              <w:t xml:space="preserve">0.011</w:t>
-            </w:r>
-          </w:p>
-        </w:tc>
-        <w:tc>
-          <w:tcPr/>
-          <w:p>
-            <w:pPr>
-              <w:pStyle w:val="Compact"/>
-              <w:jc w:val="left"/>
-            </w:pPr>
-            <w:r>
-              <w:t xml:space="preserve">2025</w:t>
-            </w:r>
-          </w:p>
-        </w:tc>
-      </w:tr>
-      <w:tr>
-        <w:tc>
-          <w:tcPr/>
-          <w:p>
-            <w:pPr>
-              <w:pStyle w:val="Compact"/>
-              <w:jc w:val="left"/>
-            </w:pPr>
-            <w:r>
-              <w:t xml:space="preserve">Papua New Guinea</w:t>
-            </w:r>
-          </w:p>
-        </w:tc>
-        <w:tc>
-          <w:tcPr/>
-          <w:p>
-            <w:pPr>
-              <w:pStyle w:val="Compact"/>
-              <w:jc w:val="left"/>
-            </w:pPr>
-            <w:r>
-              <w:t xml:space="preserve">141</w:t>
-            </w:r>
-          </w:p>
-        </w:tc>
-        <w:tc>
-          <w:tcPr/>
-          <w:p>
-            <w:pPr>
-              <w:pStyle w:val="Compact"/>
-              <w:jc w:val="left"/>
-            </w:pPr>
-            <w:r>
-              <w:t xml:space="preserve">20</w:t>
-            </w:r>
-          </w:p>
-        </w:tc>
-        <w:tc>
-          <w:tcPr/>
-          <w:p>
-            <w:pPr>
-              <w:pStyle w:val="Compact"/>
-              <w:jc w:val="left"/>
-            </w:pPr>
-            <w:r>
-              <w:t xml:space="preserve">14.2%</w:t>
-            </w:r>
-          </w:p>
-        </w:tc>
-        <w:tc>
-          <w:tcPr/>
-          <w:p>
-            <w:pPr>
-              <w:pStyle w:val="Compact"/>
-              <w:jc w:val="left"/>
-            </w:pPr>
-            <w:r>
-              <w:t xml:space="preserve">0.028</w:t>
-            </w:r>
-          </w:p>
-        </w:tc>
-        <w:tc>
-          <w:tcPr/>
-          <w:p>
-            <w:pPr>
-              <w:pStyle w:val="Compact"/>
-              <w:jc w:val="left"/>
-            </w:pPr>
-            <w:r>
-              <w:t xml:space="preserve">2015, 2024</w:t>
-            </w:r>
-          </w:p>
-        </w:tc>
-      </w:tr>
-      <w:tr>
-        <w:tc>
-          <w:tcPr/>
-          <w:p>
-            <w:pPr>
-              <w:pStyle w:val="Compact"/>
-              <w:jc w:val="left"/>
-            </w:pPr>
-            <w:r>
-              <w:t xml:space="preserve">Samoa</w:t>
-            </w:r>
-          </w:p>
-        </w:tc>
-        <w:tc>
-          <w:tcPr/>
-          <w:p>
-            <w:pPr>
-              <w:pStyle w:val="Compact"/>
-              <w:jc w:val="left"/>
-            </w:pPr>
-            <w:r>
-              <w:t xml:space="preserve">131</w:t>
-            </w:r>
-          </w:p>
-        </w:tc>
-        <w:tc>
-          <w:tcPr/>
-          <w:p>
-            <w:pPr>
-              <w:pStyle w:val="Compact"/>
-              <w:jc w:val="left"/>
-            </w:pPr>
-            <w:r>
-              <w:t xml:space="preserve">24</w:t>
-            </w:r>
-          </w:p>
-        </w:tc>
-        <w:tc>
-          <w:tcPr/>
-          <w:p>
-            <w:pPr>
-              <w:pStyle w:val="Compact"/>
-              <w:jc w:val="left"/>
-            </w:pPr>
-            <w:r>
-              <w:t xml:space="preserve">18.3%</w:t>
-            </w:r>
-          </w:p>
-        </w:tc>
-        <w:tc>
-          <w:tcPr/>
-          <w:p>
-            <w:pPr>
-              <w:pStyle w:val="Compact"/>
-              <w:jc w:val="left"/>
-            </w:pPr>
-            <w:r>
-              <w:t xml:space="preserve">0.051</w:t>
-            </w:r>
-          </w:p>
-        </w:tc>
-        <w:tc>
-          <w:tcPr/>
-          <w:p>
-            <w:pPr>
-              <w:pStyle w:val="Compact"/>
-              <w:jc w:val="left"/>
-            </w:pPr>
-            <w:r>
-              <w:t xml:space="preserve">2023</w:t>
-            </w:r>
-          </w:p>
-        </w:tc>
-      </w:tr>
-      <w:tr>
-        <w:tc>
-          <w:tcPr/>
-          <w:p>
-            <w:pPr>
-              <w:pStyle w:val="Compact"/>
-              <w:jc w:val="left"/>
-            </w:pPr>
-            <w:r>
-              <w:t xml:space="preserve">Solomon Islands</w:t>
-            </w:r>
-          </w:p>
-        </w:tc>
-        <w:tc>
-          <w:tcPr/>
-          <w:p>
-            <w:pPr>
-              <w:pStyle w:val="Compact"/>
-              <w:jc w:val="left"/>
-            </w:pPr>
-            <w:r>
-              <w:t xml:space="preserve">107</w:t>
-            </w:r>
-          </w:p>
-        </w:tc>
-        <w:tc>
-          <w:tcPr/>
-          <w:p>
-            <w:pPr>
-              <w:pStyle w:val="Compact"/>
-              <w:jc w:val="left"/>
-            </w:pPr>
-            <w:r>
-              <w:t xml:space="preserve">10</w:t>
-            </w:r>
-          </w:p>
-        </w:tc>
-        <w:tc>
-          <w:tcPr/>
-          <w:p>
-            <w:pPr>
-              <w:pStyle w:val="Compact"/>
-              <w:jc w:val="left"/>
-            </w:pPr>
-            <w:r>
-              <w:t xml:space="preserve">9.3%</w:t>
-            </w:r>
-          </w:p>
-        </w:tc>
-        <w:tc>
-          <w:tcPr/>
-          <w:p>
-            <w:pPr>
-              <w:pStyle w:val="Compact"/>
-              <w:jc w:val="left"/>
-            </w:pPr>
-            <w:r>
-              <w:t xml:space="preserve">0.040</w:t>
-            </w:r>
-          </w:p>
-        </w:tc>
-        <w:tc>
-          <w:tcPr/>
-          <w:p>
-            <w:pPr>
-              <w:pStyle w:val="Compact"/>
-              <w:jc w:val="left"/>
-            </w:pPr>
-            <w:r>
-              <w:t xml:space="preserve">2025</w:t>
-            </w:r>
-          </w:p>
-        </w:tc>
-      </w:tr>
-      <w:tr>
-        <w:tc>
-          <w:tcPr/>
-          <w:p>
-            <w:pPr>
-              <w:pStyle w:val="Compact"/>
-              <w:jc w:val="left"/>
-            </w:pPr>
-            <w:r>
-              <w:t xml:space="preserve">Tonga</w:t>
-            </w:r>
-          </w:p>
-        </w:tc>
-        <w:tc>
-          <w:tcPr/>
-          <w:p>
-            <w:pPr>
-              <w:pStyle w:val="Compact"/>
-              <w:jc w:val="left"/>
-            </w:pPr>
-            <w:r>
-              <w:t xml:space="preserve">144</w:t>
-            </w:r>
-          </w:p>
-        </w:tc>
-        <w:tc>
-          <w:tcPr/>
-          <w:p>
-            <w:pPr>
-              <w:pStyle w:val="Compact"/>
-              <w:jc w:val="left"/>
-            </w:pPr>
-            <w:r>
-              <w:t xml:space="preserve">13</w:t>
-            </w:r>
-          </w:p>
-        </w:tc>
-        <w:tc>
-          <w:tcPr/>
-          <w:p>
-            <w:pPr>
-              <w:pStyle w:val="Compact"/>
-              <w:jc w:val="left"/>
-            </w:pPr>
-            <w:r>
-              <w:t xml:space="preserve">9.0%</w:t>
-            </w:r>
-          </w:p>
-        </w:tc>
-        <w:tc>
-          <w:tcPr/>
-          <w:p>
-            <w:pPr>
-              <w:pStyle w:val="Compact"/>
-              <w:jc w:val="left"/>
-            </w:pPr>
-            <w:r>
-              <w:t xml:space="preserve">0.044</w:t>
-            </w:r>
-          </w:p>
-        </w:tc>
-        <w:tc>
-          <w:tcPr/>
-          <w:p>
-            <w:pPr>
-              <w:pStyle w:val="Compact"/>
-              <w:jc w:val="left"/>
-            </w:pPr>
-            <w:r>
-              <w:t xml:space="preserve">2024</w:t>
-            </w:r>
-          </w:p>
-        </w:tc>
-      </w:tr>
-      <w:tr>
-        <w:tc>
-          <w:tcPr/>
-          <w:p>
-            <w:pPr>
-              <w:pStyle w:val="Compact"/>
-              <w:jc w:val="left"/>
-            </w:pPr>
-            <w:r>
-              <w:t xml:space="preserve">Vanuatu</w:t>
-            </w:r>
-          </w:p>
-        </w:tc>
-        <w:tc>
-          <w:tcPr/>
-          <w:p>
-            <w:pPr>
-              <w:pStyle w:val="Compact"/>
-              <w:jc w:val="left"/>
-            </w:pPr>
-            <w:r>
-              <w:t xml:space="preserve">157</w:t>
-            </w:r>
-          </w:p>
-        </w:tc>
-        <w:tc>
-          <w:tcPr/>
-          <w:p>
-            <w:pPr>
-              <w:pStyle w:val="Compact"/>
-              <w:jc w:val="left"/>
-            </w:pPr>
-            <w:r>
-              <w:t xml:space="preserve">16</w:t>
-            </w:r>
-          </w:p>
-        </w:tc>
-        <w:tc>
-          <w:tcPr/>
-          <w:p>
-            <w:pPr>
-              <w:pStyle w:val="Compact"/>
-              <w:jc w:val="left"/>
-            </w:pPr>
-            <w:r>
-              <w:t xml:space="preserve">10.2%</w:t>
-            </w:r>
-          </w:p>
-        </w:tc>
-        <w:tc>
-          <w:tcPr/>
-          <w:p>
-            <w:pPr>
-              <w:pStyle w:val="Compact"/>
-              <w:jc w:val="left"/>
-            </w:pPr>
-            <w:r>
-              <w:t xml:space="preserve">0.037</w:t>
-            </w:r>
-          </w:p>
-        </w:tc>
-        <w:tc>
-          <w:tcPr/>
-          <w:p>
-            <w:pPr>
-              <w:pStyle w:val="Compact"/>
-              <w:jc w:val="left"/>
-            </w:pPr>
-            <w:r>
-              <w:t xml:space="preserve">2009, 2023</w:t>
+            </w:pPr>
+          </w:p>
+        </w:tc>
+        <w:tc>
+          <w:tcPr/>
+          <w:p>
+            <w:pPr>
+              <w:pStyle w:val="Compact"/>
+              <w:jc w:val="left"/>
+            </w:pPr>
+            <w:r>
+              <w:t xml:space="preserve">M0 Controls</w:t>
+            </w:r>
+          </w:p>
+        </w:tc>
+        <w:tc>
+          <w:tcPr/>
+          <w:p>
+            <w:pPr>
+              <w:pStyle w:val="Compact"/>
+              <w:jc w:val="left"/>
+            </w:pPr>
+            <w:r>
+              <w:t xml:space="preserve">M1 Linear</w:t>
+            </w:r>
+          </w:p>
+        </w:tc>
+        <w:tc>
+          <w:tcPr/>
+          <w:p>
+            <w:pPr>
+              <w:pStyle w:val="Compact"/>
+              <w:jc w:val="left"/>
+            </w:pPr>
+            <w:r>
+              <w:t xml:space="preserve">M2 Quadratic</w:t>
+            </w:r>
+          </w:p>
+        </w:tc>
+        <w:tc>
+          <w:tcPr/>
+          <w:p>
+            <w:pPr>
+              <w:pStyle w:val="Compact"/>
+              <w:jc w:val="left"/>
+            </w:pPr>
+            <w:r>
+              <w:t xml:space="preserve">M3 Capabilities</w:t>
+            </w:r>
+          </w:p>
+        </w:tc>
+        <w:tc>
+          <w:tcPr/>
+          <w:p>
+            <w:pPr>
+              <w:pStyle w:val="Compact"/>
+              <w:jc w:val="left"/>
+            </w:pPr>
+            <w:r>
+              <w:t xml:space="preserve">M_yearFE</w:t>
+            </w:r>
+          </w:p>
+        </w:tc>
+        <w:tc>
+          <w:tcPr/>
+          <w:p>
+            <w:pPr>
+              <w:pStyle w:val="Compact"/>
+              <w:jc w:val="left"/>
+            </w:pPr>
+            <w:r>
+              <w:t xml:space="preserve">M_bivariate</w:t>
             </w:r>
           </w:p>
         </w:tc>
@@ -4113,10 +4593,72 @@
                 <w:bCs/>
                 <w:b/>
               </w:rPr>
-              <w:t xml:space="preserve">Total</w:t>
-            </w:r>
-          </w:p>
-        </w:tc>
+              <w:t xml:space="preserve">FSTS_c</w:t>
+            </w:r>
+          </w:p>
+        </w:tc>
+        <w:tc>
+          <w:tcPr/>
+          <w:p>
+            <w:pPr>
+              <w:pStyle w:val="Compact"/>
+            </w:pPr>
+          </w:p>
+        </w:tc>
+        <w:tc>
+          <w:tcPr/>
+          <w:p>
+            <w:pPr>
+              <w:pStyle w:val="Compact"/>
+              <w:jc w:val="left"/>
+            </w:pPr>
+            <w:r>
+              <w:t xml:space="preserve">−1.339*** (0.386)</w:t>
+            </w:r>
+          </w:p>
+        </w:tc>
+        <w:tc>
+          <w:tcPr/>
+          <w:p>
+            <w:pPr>
+              <w:pStyle w:val="Compact"/>
+              <w:jc w:val="left"/>
+            </w:pPr>
+            <w:r>
+              <w:t xml:space="preserve">−2.177 (1.603)</w:t>
+            </w:r>
+          </w:p>
+        </w:tc>
+        <w:tc>
+          <w:tcPr/>
+          <w:p>
+            <w:pPr>
+              <w:pStyle w:val="Compact"/>
+              <w:jc w:val="left"/>
+            </w:pPr>
+            <w:r>
+              <w:t xml:space="preserve">−2.979. (1.549)</w:t>
+            </w:r>
+          </w:p>
+        </w:tc>
+        <w:tc>
+          <w:tcPr/>
+          <w:p>
+            <w:pPr>
+              <w:pStyle w:val="Compact"/>
+            </w:pPr>
+          </w:p>
+        </w:tc>
+        <w:tc>
+          <w:tcPr/>
+          <w:p>
+            <w:pPr>
+              <w:pStyle w:val="Compact"/>
+            </w:pPr>
+          </w:p>
+        </w:tc>
+      </w:tr>
+      <w:tr>
         <w:tc>
           <w:tcPr/>
           <w:p>
@@ -4129,10 +4671,68 @@
                 <w:bCs/>
                 <w:b/>
               </w:rPr>
-              <w:t xml:space="preserve">959</w:t>
-            </w:r>
-          </w:p>
-        </w:tc>
+              <w:t xml:space="preserve">FSTS_c²</w:t>
+            </w:r>
+          </w:p>
+        </w:tc>
+        <w:tc>
+          <w:tcPr/>
+          <w:p>
+            <w:pPr>
+              <w:pStyle w:val="Compact"/>
+            </w:pPr>
+          </w:p>
+        </w:tc>
+        <w:tc>
+          <w:tcPr/>
+          <w:p>
+            <w:pPr>
+              <w:pStyle w:val="Compact"/>
+            </w:pPr>
+          </w:p>
+        </w:tc>
+        <w:tc>
+          <w:tcPr/>
+          <w:p>
+            <w:pPr>
+              <w:pStyle w:val="Compact"/>
+              <w:jc w:val="left"/>
+            </w:pPr>
+            <w:r>
+              <w:t xml:space="preserve">+1.125 (1.943)</w:t>
+            </w:r>
+          </w:p>
+        </w:tc>
+        <w:tc>
+          <w:tcPr/>
+          <w:p>
+            <w:pPr>
+              <w:pStyle w:val="Compact"/>
+              <w:jc w:val="left"/>
+            </w:pPr>
+            <w:r>
+              <w:t xml:space="preserve">+2.204 (1.796)</w:t>
+            </w:r>
+          </w:p>
+        </w:tc>
+        <w:tc>
+          <w:tcPr/>
+          <w:p>
+            <w:pPr>
+              <w:pStyle w:val="Compact"/>
+            </w:pPr>
+          </w:p>
+        </w:tc>
+        <w:tc>
+          <w:tcPr/>
+          <w:p>
+            <w:pPr>
+              <w:pStyle w:val="Compact"/>
+            </w:pPr>
+          </w:p>
+        </w:tc>
+      </w:tr>
+      <w:tr>
         <w:tc>
           <w:tcPr/>
           <w:p>
@@ -4145,10 +4745,68 @@
                 <w:bCs/>
                 <w:b/>
               </w:rPr>
-              <w:t xml:space="preserve">132</w:t>
-            </w:r>
-          </w:p>
-        </w:tc>
+              <w:t xml:space="preserve">FSTS</w:t>
+            </w:r>
+          </w:p>
+        </w:tc>
+        <w:tc>
+          <w:tcPr/>
+          <w:p>
+            <w:pPr>
+              <w:pStyle w:val="Compact"/>
+            </w:pPr>
+          </w:p>
+        </w:tc>
+        <w:tc>
+          <w:tcPr/>
+          <w:p>
+            <w:pPr>
+              <w:pStyle w:val="Compact"/>
+            </w:pPr>
+          </w:p>
+        </w:tc>
+        <w:tc>
+          <w:tcPr/>
+          <w:p>
+            <w:pPr>
+              <w:pStyle w:val="Compact"/>
+            </w:pPr>
+          </w:p>
+        </w:tc>
+        <w:tc>
+          <w:tcPr/>
+          <w:p>
+            <w:pPr>
+              <w:pStyle w:val="Compact"/>
+            </w:pPr>
+          </w:p>
+        </w:tc>
+        <w:tc>
+          <w:tcPr/>
+          <w:p>
+            <w:pPr>
+              <w:pStyle w:val="Compact"/>
+              <w:jc w:val="left"/>
+            </w:pPr>
+            <w:r>
+              <w:t xml:space="preserve">−3.351*** (0.808)</w:t>
+            </w:r>
+          </w:p>
+        </w:tc>
+        <w:tc>
+          <w:tcPr/>
+          <w:p>
+            <w:pPr>
+              <w:pStyle w:val="Compact"/>
+              <w:jc w:val="left"/>
+            </w:pPr>
+            <w:r>
+              <w:t xml:space="preserve">−0.864. (0.441)</w:t>
+            </w:r>
+          </w:p>
+        </w:tc>
+      </w:tr>
+      <w:tr>
         <w:tc>
           <w:tcPr/>
           <w:p>
@@ -4161,10 +4819,64 @@
                 <w:bCs/>
                 <w:b/>
               </w:rPr>
-              <w:t xml:space="preserve">13.8%</w:t>
-            </w:r>
-          </w:p>
-        </w:tc>
+              <w:t xml:space="preserve">TCI_z</w:t>
+            </w:r>
+          </w:p>
+        </w:tc>
+        <w:tc>
+          <w:tcPr/>
+          <w:p>
+            <w:pPr>
+              <w:pStyle w:val="Compact"/>
+            </w:pPr>
+          </w:p>
+        </w:tc>
+        <w:tc>
+          <w:tcPr/>
+          <w:p>
+            <w:pPr>
+              <w:pStyle w:val="Compact"/>
+            </w:pPr>
+          </w:p>
+        </w:tc>
+        <w:tc>
+          <w:tcPr/>
+          <w:p>
+            <w:pPr>
+              <w:pStyle w:val="Compact"/>
+            </w:pPr>
+          </w:p>
+        </w:tc>
+        <w:tc>
+          <w:tcPr/>
+          <w:p>
+            <w:pPr>
+              <w:pStyle w:val="Compact"/>
+              <w:jc w:val="left"/>
+            </w:pPr>
+            <w:r>
+              <w:t xml:space="preserve">+0.299** (0.099)</w:t>
+            </w:r>
+          </w:p>
+        </w:tc>
+        <w:tc>
+          <w:tcPr/>
+          <w:p>
+            <w:pPr>
+              <w:pStyle w:val="Compact"/>
+            </w:pPr>
+          </w:p>
+        </w:tc>
+        <w:tc>
+          <w:tcPr/>
+          <w:p>
+            <w:pPr>
+              <w:pStyle w:val="Compact"/>
+            </w:pPr>
+          </w:p>
+        </w:tc>
+      </w:tr>
+      <w:tr>
         <w:tc>
           <w:tcPr/>
           <w:p>
@@ -4177,19 +4889,661 @@
                 <w:bCs/>
                 <w:b/>
               </w:rPr>
-              <w:t xml:space="preserve">0.048</w:t>
-            </w:r>
-          </w:p>
-        </w:tc>
-        <w:tc>
-          <w:tcPr/>
-          <w:p>
-            <w:pPr>
-              <w:pStyle w:val="Compact"/>
-              <w:jc w:val="left"/>
-            </w:pPr>
-            <w:r>
-              <w:t xml:space="preserve">2009–2025</w:t>
+              <w:t xml:space="preserve">DAI_z</w:t>
+            </w:r>
+          </w:p>
+        </w:tc>
+        <w:tc>
+          <w:tcPr/>
+          <w:p>
+            <w:pPr>
+              <w:pStyle w:val="Compact"/>
+            </w:pPr>
+          </w:p>
+        </w:tc>
+        <w:tc>
+          <w:tcPr/>
+          <w:p>
+            <w:pPr>
+              <w:pStyle w:val="Compact"/>
+            </w:pPr>
+          </w:p>
+        </w:tc>
+        <w:tc>
+          <w:tcPr/>
+          <w:p>
+            <w:pPr>
+              <w:pStyle w:val="Compact"/>
+            </w:pPr>
+          </w:p>
+        </w:tc>
+        <w:tc>
+          <w:tcPr/>
+          <w:p>
+            <w:pPr>
+              <w:pStyle w:val="Compact"/>
+              <w:jc w:val="left"/>
+            </w:pPr>
+            <w:r>
+              <w:t xml:space="preserve">+0.094 (0.088)</w:t>
+            </w:r>
+          </w:p>
+        </w:tc>
+        <w:tc>
+          <w:tcPr/>
+          <w:p>
+            <w:pPr>
+              <w:pStyle w:val="Compact"/>
+            </w:pPr>
+          </w:p>
+        </w:tc>
+        <w:tc>
+          <w:tcPr/>
+          <w:p>
+            <w:pPr>
+              <w:pStyle w:val="Compact"/>
+            </w:pPr>
+          </w:p>
+        </w:tc>
+      </w:tr>
+      <w:tr>
+        <w:tc>
+          <w:tcPr/>
+          <w:p>
+            <w:pPr>
+              <w:pStyle w:val="Compact"/>
+              <w:jc w:val="left"/>
+            </w:pPr>
+            <w:r>
+              <w:t xml:space="preserve">ln_size</w:t>
+            </w:r>
+          </w:p>
+        </w:tc>
+        <w:tc>
+          <w:tcPr/>
+          <w:p>
+            <w:pPr>
+              <w:pStyle w:val="Compact"/>
+              <w:jc w:val="left"/>
+            </w:pPr>
+            <w:r>
+              <w:t xml:space="preserve">−0.034 (0.089)</w:t>
+            </w:r>
+          </w:p>
+        </w:tc>
+        <w:tc>
+          <w:tcPr/>
+          <w:p>
+            <w:pPr>
+              <w:pStyle w:val="Compact"/>
+              <w:jc w:val="left"/>
+            </w:pPr>
+            <w:r>
+              <w:t xml:space="preserve">+0.002 (0.089)</w:t>
+            </w:r>
+          </w:p>
+        </w:tc>
+        <w:tc>
+          <w:tcPr/>
+          <w:p>
+            <w:pPr>
+              <w:pStyle w:val="Compact"/>
+              <w:jc w:val="left"/>
+            </w:pPr>
+            <w:r>
+              <w:t xml:space="preserve">+0.008 (0.090)</w:t>
+            </w:r>
+          </w:p>
+        </w:tc>
+        <w:tc>
+          <w:tcPr/>
+          <w:p>
+            <w:pPr>
+              <w:pStyle w:val="Compact"/>
+              <w:jc w:val="left"/>
+            </w:pPr>
+            <w:r>
+              <w:t xml:space="preserve">−0.032 (0.089)</w:t>
+            </w:r>
+          </w:p>
+        </w:tc>
+        <w:tc>
+          <w:tcPr/>
+          <w:p>
+            <w:pPr>
+              <w:pStyle w:val="Compact"/>
+              <w:jc w:val="left"/>
+            </w:pPr>
+            <w:r>
+              <w:t xml:space="preserve">−0.102 (0.147)</w:t>
+            </w:r>
+          </w:p>
+        </w:tc>
+        <w:tc>
+          <w:tcPr/>
+          <w:p>
+            <w:pPr>
+              <w:pStyle w:val="Compact"/>
+              <w:jc w:val="left"/>
+            </w:pPr>
+            <w:r>
+              <w:t xml:space="preserve">,</w:t>
+            </w:r>
+          </w:p>
+        </w:tc>
+      </w:tr>
+      <w:tr>
+        <w:tc>
+          <w:tcPr/>
+          <w:p>
+            <w:pPr>
+              <w:pStyle w:val="Compact"/>
+              <w:jc w:val="left"/>
+            </w:pPr>
+            <w:r>
+              <w:t xml:space="preserve">firm_age</w:t>
+            </w:r>
+          </w:p>
+        </w:tc>
+        <w:tc>
+          <w:tcPr/>
+          <w:p>
+            <w:pPr>
+              <w:pStyle w:val="Compact"/>
+              <w:jc w:val="left"/>
+            </w:pPr>
+            <w:r>
+              <w:t xml:space="preserve">+0.015* (0.006)</w:t>
+            </w:r>
+          </w:p>
+        </w:tc>
+        <w:tc>
+          <w:tcPr/>
+          <w:p>
+            <w:pPr>
+              <w:pStyle w:val="Compact"/>
+              <w:jc w:val="left"/>
+            </w:pPr>
+            <w:r>
+              <w:t xml:space="preserve">+0.014* (0.006)</w:t>
+            </w:r>
+          </w:p>
+        </w:tc>
+        <w:tc>
+          <w:tcPr/>
+          <w:p>
+            <w:pPr>
+              <w:pStyle w:val="Compact"/>
+              <w:jc w:val="left"/>
+            </w:pPr>
+            <w:r>
+              <w:t xml:space="preserve">+0.014* (0.006)</w:t>
+            </w:r>
+          </w:p>
+        </w:tc>
+        <w:tc>
+          <w:tcPr/>
+          <w:p>
+            <w:pPr>
+              <w:pStyle w:val="Compact"/>
+              <w:jc w:val="left"/>
+            </w:pPr>
+            <w:r>
+              <w:t xml:space="preserve">+0.015* (0.006)</w:t>
+            </w:r>
+          </w:p>
+        </w:tc>
+        <w:tc>
+          <w:tcPr/>
+          <w:p>
+            <w:pPr>
+              <w:pStyle w:val="Compact"/>
+              <w:jc w:val="left"/>
+            </w:pPr>
+            <w:r>
+              <w:t xml:space="preserve">−0.008 (0.010)</w:t>
+            </w:r>
+          </w:p>
+        </w:tc>
+        <w:tc>
+          <w:tcPr/>
+          <w:p>
+            <w:pPr>
+              <w:pStyle w:val="Compact"/>
+              <w:jc w:val="left"/>
+            </w:pPr>
+            <w:r>
+              <w:t xml:space="preserve">,</w:t>
+            </w:r>
+          </w:p>
+        </w:tc>
+      </w:tr>
+      <w:tr>
+        <w:tc>
+          <w:tcPr/>
+          <w:p>
+            <w:pPr>
+              <w:pStyle w:val="Compact"/>
+              <w:jc w:val="left"/>
+            </w:pPr>
+            <w:r>
+              <w:t xml:space="preserve">foreign_own_pct</w:t>
+            </w:r>
+          </w:p>
+        </w:tc>
+        <w:tc>
+          <w:tcPr/>
+          <w:p>
+            <w:pPr>
+              <w:pStyle w:val="Compact"/>
+              <w:jc w:val="left"/>
+            </w:pPr>
+            <w:r>
+              <w:t xml:space="preserve">−0.433 (0.433)</w:t>
+            </w:r>
+          </w:p>
+        </w:tc>
+        <w:tc>
+          <w:tcPr/>
+          <w:p>
+            <w:pPr>
+              <w:pStyle w:val="Compact"/>
+              <w:jc w:val="left"/>
+            </w:pPr>
+            <w:r>
+              <w:t xml:space="preserve">−0.426 (0.423)</w:t>
+            </w:r>
+          </w:p>
+        </w:tc>
+        <w:tc>
+          <w:tcPr/>
+          <w:p>
+            <w:pPr>
+              <w:pStyle w:val="Compact"/>
+              <w:jc w:val="left"/>
+            </w:pPr>
+            <w:r>
+              <w:t xml:space="preserve">−0.426 (0.423)</w:t>
+            </w:r>
+          </w:p>
+        </w:tc>
+        <w:tc>
+          <w:tcPr/>
+          <w:p>
+            <w:pPr>
+              <w:pStyle w:val="Compact"/>
+              <w:jc w:val="left"/>
+            </w:pPr>
+            <w:r>
+              <w:t xml:space="preserve">−0.401 (0.449)</w:t>
+            </w:r>
+          </w:p>
+        </w:tc>
+        <w:tc>
+          <w:tcPr/>
+          <w:p>
+            <w:pPr>
+              <w:pStyle w:val="Compact"/>
+              <w:jc w:val="left"/>
+            </w:pPr>
+            <w:r>
+              <w:t xml:space="preserve">+0.297 (0.611)</w:t>
+            </w:r>
+          </w:p>
+        </w:tc>
+        <w:tc>
+          <w:tcPr/>
+          <w:p>
+            <w:pPr>
+              <w:pStyle w:val="Compact"/>
+              <w:jc w:val="left"/>
+            </w:pPr>
+            <w:r>
+              <w:t xml:space="preserve">,</w:t>
+            </w:r>
+          </w:p>
+        </w:tc>
+      </w:tr>
+      <w:tr>
+        <w:tc>
+          <w:tcPr/>
+          <w:p>
+            <w:pPr>
+              <w:pStyle w:val="Compact"/>
+              <w:jc w:val="left"/>
+            </w:pPr>
+            <w:r>
+              <w:t xml:space="preserve">Country FE</w:t>
+            </w:r>
+          </w:p>
+        </w:tc>
+        <w:tc>
+          <w:tcPr/>
+          <w:p>
+            <w:pPr>
+              <w:pStyle w:val="Compact"/>
+              <w:jc w:val="left"/>
+            </w:pPr>
+            <w:r>
+              <w:t xml:space="preserve">Có</w:t>
+            </w:r>
+          </w:p>
+        </w:tc>
+        <w:tc>
+          <w:tcPr/>
+          <w:p>
+            <w:pPr>
+              <w:pStyle w:val="Compact"/>
+              <w:jc w:val="left"/>
+            </w:pPr>
+            <w:r>
+              <w:t xml:space="preserve">Có</w:t>
+            </w:r>
+          </w:p>
+        </w:tc>
+        <w:tc>
+          <w:tcPr/>
+          <w:p>
+            <w:pPr>
+              <w:pStyle w:val="Compact"/>
+              <w:jc w:val="left"/>
+            </w:pPr>
+            <w:r>
+              <w:t xml:space="preserve">Có</w:t>
+            </w:r>
+          </w:p>
+        </w:tc>
+        <w:tc>
+          <w:tcPr/>
+          <w:p>
+            <w:pPr>
+              <w:pStyle w:val="Compact"/>
+              <w:jc w:val="left"/>
+            </w:pPr>
+            <w:r>
+              <w:t xml:space="preserve">Có</w:t>
+            </w:r>
+          </w:p>
+        </w:tc>
+        <w:tc>
+          <w:tcPr/>
+          <w:p>
+            <w:pPr>
+              <w:pStyle w:val="Compact"/>
+              <w:jc w:val="left"/>
+            </w:pPr>
+            <w:r>
+              <w:t xml:space="preserve">,</w:t>
+            </w:r>
+          </w:p>
+        </w:tc>
+        <w:tc>
+          <w:tcPr/>
+          <w:p>
+            <w:pPr>
+              <w:pStyle w:val="Compact"/>
+              <w:jc w:val="left"/>
+            </w:pPr>
+            <w:r>
+              <w:t xml:space="preserve">,</w:t>
+            </w:r>
+          </w:p>
+        </w:tc>
+      </w:tr>
+      <w:tr>
+        <w:tc>
+          <w:tcPr/>
+          <w:p>
+            <w:pPr>
+              <w:pStyle w:val="Compact"/>
+              <w:jc w:val="left"/>
+            </w:pPr>
+            <w:r>
+              <w:t xml:space="preserve">Year FE</w:t>
+            </w:r>
+          </w:p>
+        </w:tc>
+        <w:tc>
+          <w:tcPr/>
+          <w:p>
+            <w:pPr>
+              <w:pStyle w:val="Compact"/>
+              <w:jc w:val="left"/>
+            </w:pPr>
+            <w:r>
+              <w:t xml:space="preserve">Có</w:t>
+            </w:r>
+          </w:p>
+        </w:tc>
+        <w:tc>
+          <w:tcPr/>
+          <w:p>
+            <w:pPr>
+              <w:pStyle w:val="Compact"/>
+              <w:jc w:val="left"/>
+            </w:pPr>
+            <w:r>
+              <w:t xml:space="preserve">Có</w:t>
+            </w:r>
+          </w:p>
+        </w:tc>
+        <w:tc>
+          <w:tcPr/>
+          <w:p>
+            <w:pPr>
+              <w:pStyle w:val="Compact"/>
+              <w:jc w:val="left"/>
+            </w:pPr>
+            <w:r>
+              <w:t xml:space="preserve">Có</w:t>
+            </w:r>
+          </w:p>
+        </w:tc>
+        <w:tc>
+          <w:tcPr/>
+          <w:p>
+            <w:pPr>
+              <w:pStyle w:val="Compact"/>
+              <w:jc w:val="left"/>
+            </w:pPr>
+            <w:r>
+              <w:t xml:space="preserve">Có</w:t>
+            </w:r>
+          </w:p>
+        </w:tc>
+        <w:tc>
+          <w:tcPr/>
+          <w:p>
+            <w:pPr>
+              <w:pStyle w:val="Compact"/>
+              <w:jc w:val="left"/>
+            </w:pPr>
+            <w:r>
+              <w:t xml:space="preserve">Có</w:t>
+            </w:r>
+          </w:p>
+        </w:tc>
+        <w:tc>
+          <w:tcPr/>
+          <w:p>
+            <w:pPr>
+              <w:pStyle w:val="Compact"/>
+              <w:jc w:val="left"/>
+            </w:pPr>
+            <w:r>
+              <w:t xml:space="preserve">,</w:t>
+            </w:r>
+          </w:p>
+        </w:tc>
+      </w:tr>
+      <w:tr>
+        <w:tc>
+          <w:tcPr/>
+          <w:p>
+            <w:pPr>
+              <w:pStyle w:val="Compact"/>
+              <w:jc w:val="left"/>
+            </w:pPr>
+            <w:r>
+              <w:t xml:space="preserve">N</w:t>
+            </w:r>
+          </w:p>
+        </w:tc>
+        <w:tc>
+          <w:tcPr/>
+          <w:p>
+            <w:pPr>
+              <w:pStyle w:val="Compact"/>
+              <w:jc w:val="left"/>
+            </w:pPr>
+            <w:r>
+              <w:t xml:space="preserve">209</w:t>
+            </w:r>
+          </w:p>
+        </w:tc>
+        <w:tc>
+          <w:tcPr/>
+          <w:p>
+            <w:pPr>
+              <w:pStyle w:val="Compact"/>
+              <w:jc w:val="left"/>
+            </w:pPr>
+            <w:r>
+              <w:t xml:space="preserve">209</w:t>
+            </w:r>
+          </w:p>
+        </w:tc>
+        <w:tc>
+          <w:tcPr/>
+          <w:p>
+            <w:pPr>
+              <w:pStyle w:val="Compact"/>
+              <w:jc w:val="left"/>
+            </w:pPr>
+            <w:r>
+              <w:t xml:space="preserve">209</w:t>
+            </w:r>
+          </w:p>
+        </w:tc>
+        <w:tc>
+          <w:tcPr/>
+          <w:p>
+            <w:pPr>
+              <w:pStyle w:val="Compact"/>
+              <w:jc w:val="left"/>
+            </w:pPr>
+            <w:r>
+              <w:t xml:space="preserve">205</w:t>
+            </w:r>
+          </w:p>
+        </w:tc>
+        <w:tc>
+          <w:tcPr/>
+          <w:p>
+            <w:pPr>
+              <w:pStyle w:val="Compact"/>
+              <w:jc w:val="left"/>
+            </w:pPr>
+            <w:r>
+              <w:t xml:space="preserve">209</w:t>
+            </w:r>
+          </w:p>
+        </w:tc>
+        <w:tc>
+          <w:tcPr/>
+          <w:p>
+            <w:pPr>
+              <w:pStyle w:val="Compact"/>
+              <w:jc w:val="left"/>
+            </w:pPr>
+            <w:r>
+              <w:t xml:space="preserve">959</w:t>
+            </w:r>
+          </w:p>
+        </w:tc>
+      </w:tr>
+      <w:tr>
+        <w:tc>
+          <w:tcPr/>
+          <w:p>
+            <w:pPr>
+              <w:pStyle w:val="Compact"/>
+              <w:jc w:val="left"/>
+            </w:pPr>
+            <w:r>
+              <w:t xml:space="preserve">R²</w:t>
+            </w:r>
+          </w:p>
+        </w:tc>
+        <w:tc>
+          <w:tcPr/>
+          <w:p>
+            <w:pPr>
+              <w:pStyle w:val="Compact"/>
+              <w:jc w:val="left"/>
+            </w:pPr>
+            <w:r>
+              <w:t xml:space="preserve">0.657</w:t>
+            </w:r>
+          </w:p>
+        </w:tc>
+        <w:tc>
+          <w:tcPr/>
+          <w:p>
+            <w:pPr>
+              <w:pStyle w:val="Compact"/>
+              <w:jc w:val="left"/>
+            </w:pPr>
+            <w:r>
+              <w:t xml:space="preserve">0.667</w:t>
+            </w:r>
+          </w:p>
+        </w:tc>
+        <w:tc>
+          <w:tcPr/>
+          <w:p>
+            <w:pPr>
+              <w:pStyle w:val="Compact"/>
+              <w:jc w:val="left"/>
+            </w:pPr>
+            <w:r>
+              <w:t xml:space="preserve">0.667</w:t>
+            </w:r>
+          </w:p>
+        </w:tc>
+        <w:tc>
+          <w:tcPr/>
+          <w:p>
+            <w:pPr>
+              <w:pStyle w:val="Compact"/>
+              <w:jc w:val="left"/>
+            </w:pPr>
+            <w:r>
+              <w:t xml:space="preserve">0.678</w:t>
+            </w:r>
+          </w:p>
+        </w:tc>
+        <w:tc>
+          <w:tcPr/>
+          <w:p>
+            <w:pPr>
+              <w:pStyle w:val="Compact"/>
+              <w:jc w:val="left"/>
+            </w:pPr>
+            <w:r>
+              <w:t xml:space="preserve">0.109</w:t>
+            </w:r>
+          </w:p>
+        </w:tc>
+        <w:tc>
+          <w:tcPr/>
+          <w:p>
+            <w:pPr>
+              <w:pStyle w:val="Compact"/>
+              <w:jc w:val="left"/>
+            </w:pPr>
+            <w:r>
+              <w:t xml:space="preserve">0.004</w:t>
             </w:r>
           </w:p>
         </w:tc>
@@ -4204,34 +5558,58 @@
           <w:iCs/>
           <w:i/>
         </w:rPr>
-        <w:t xml:space="preserve">Note: N denotes analysis-sample firm-year observations (non-missing ln labour productivity and FSTS). Exporters are firms with FSTS &gt; 0; mean FSTS is computed over all firms, including non-exporters. Fiji, Papua New Guinea, and Vanuatu have two WBES waves; the remaining four economies have one.</w:t>
-      </w:r>
-    </w:p>
-    <w:bookmarkEnd w:id="50"/>
-    <w:bookmarkStart w:id="51" w:name="Xcb8e4546744cd6d21af62aeea30ad97288aa2e1"/>
+        <w:t xml:space="preserve">Note: Coefficients reported with heteroscedasticity-robust standard</w:t>
+      </w:r>
+      <w:r>
+        <w:rPr>
+          <w:iCs/>
+          <w:i/>
+        </w:rPr>
+        <w:t xml:space="preserve"> </w:t>
+      </w:r>
+      <w:r>
+        <w:rPr>
+          <w:iCs/>
+          <w:i/>
+        </w:rPr>
+        <w:t xml:space="preserve">errors in parentheses. Country fixed effects absorbed in M0–M3. *** p &lt; .001; ** p &lt; .01; * p &lt; .05; . p &lt; .10.</w:t>
+      </w:r>
+    </w:p>
+    <w:p>
+      <w:pPr>
+        <w:pStyle w:val="BodyText"/>
+      </w:pPr>
+      <w:r>
+        <w:rPr>
+          <w:iCs/>
+          <w:i/>
+        </w:rPr>
+        <w:t xml:space="preserve">Forced Internationalization Penalty (FIP): Confirmed, β(FSTS_c) = −1.339, p &lt; .001 (M1).</w:t>
+      </w:r>
+    </w:p>
+    <w:bookmarkEnd w:id="51"/>
+    <w:bookmarkStart w:id="52" w:name="X0663e092ac382c03e02f48bedf26a30118613e9"/>
     <w:p>
       <w:pPr>
         <w:pStyle w:val="Heading3"/>
       </w:pPr>
       <w:r>
-        <w:t xml:space="preserve">Table 2. Regression Results: Internationalization Intensity and Labor Productivity</w:t>
+        <w:t xml:space="preserve">Table 3. Robustness: Exporters-Only Subsample (N = 132)</w:t>
       </w:r>
     </w:p>
     <w:tbl>
       <w:tblPr>
         <w:tblStyle w:val="Table"/>
-        <w:tblW w:type="auto" w:w="0"/>
+        <w:tblW w:type="pct" w:w="5000"/>
         <w:tblLook w:firstRow="1" w:lastRow="0" w:firstColumn="0" w:lastColumn="0" w:noHBand="0" w:noVBand="0" w:val="0020"/>
         <w:jc w:val="start"/>
       </w:tblPr>
       <w:tblGrid>
-        <w:gridCol w:w="1131"/>
-        <w:gridCol w:w="1131"/>
-        <w:gridCol w:w="1131"/>
-        <w:gridCol w:w="1131"/>
-        <w:gridCol w:w="1131"/>
-        <w:gridCol w:w="1131"/>
-        <w:gridCol w:w="1131"/>
+        <w:gridCol w:w="3190"/>
+        <w:gridCol w:w="1210"/>
+        <w:gridCol w:w="770"/>
+        <w:gridCol w:w="1540"/>
+        <w:gridCol w:w="1210"/>
       </w:tblGrid>
       <w:tr>
         <w:trPr>
@@ -4242,1122 +5620,6 @@
           <w:p>
             <w:pPr>
               <w:pStyle w:val="Compact"/>
-            </w:pPr>
-          </w:p>
-        </w:tc>
-        <w:tc>
-          <w:tcPr/>
-          <w:p>
-            <w:pPr>
-              <w:pStyle w:val="Compact"/>
-              <w:jc w:val="left"/>
-            </w:pPr>
-            <w:r>
-              <w:t xml:space="preserve">M0 Controls</w:t>
-            </w:r>
-          </w:p>
-        </w:tc>
-        <w:tc>
-          <w:tcPr/>
-          <w:p>
-            <w:pPr>
-              <w:pStyle w:val="Compact"/>
-              <w:jc w:val="left"/>
-            </w:pPr>
-            <w:r>
-              <w:t xml:space="preserve">M1 Linear</w:t>
-            </w:r>
-          </w:p>
-        </w:tc>
-        <w:tc>
-          <w:tcPr/>
-          <w:p>
-            <w:pPr>
-              <w:pStyle w:val="Compact"/>
-              <w:jc w:val="left"/>
-            </w:pPr>
-            <w:r>
-              <w:t xml:space="preserve">M2 Quadratic</w:t>
-            </w:r>
-          </w:p>
-        </w:tc>
-        <w:tc>
-          <w:tcPr/>
-          <w:p>
-            <w:pPr>
-              <w:pStyle w:val="Compact"/>
-              <w:jc w:val="left"/>
-            </w:pPr>
-            <w:r>
-              <w:t xml:space="preserve">M3 Capabilities</w:t>
-            </w:r>
-          </w:p>
-        </w:tc>
-        <w:tc>
-          <w:tcPr/>
-          <w:p>
-            <w:pPr>
-              <w:pStyle w:val="Compact"/>
-              <w:jc w:val="left"/>
-            </w:pPr>
-            <w:r>
-              <w:t xml:space="preserve">M_yearFE</w:t>
-            </w:r>
-          </w:p>
-        </w:tc>
-        <w:tc>
-          <w:tcPr/>
-          <w:p>
-            <w:pPr>
-              <w:pStyle w:val="Compact"/>
-              <w:jc w:val="left"/>
-            </w:pPr>
-            <w:r>
-              <w:t xml:space="preserve">M_bivariate</w:t>
-            </w:r>
-          </w:p>
-        </w:tc>
-      </w:tr>
-      <w:tr>
-        <w:tc>
-          <w:tcPr/>
-          <w:p>
-            <w:pPr>
-              <w:pStyle w:val="Compact"/>
-              <w:jc w:val="left"/>
-            </w:pPr>
-            <w:r>
-              <w:rPr>
-                <w:bCs/>
-                <w:b/>
-              </w:rPr>
-              <w:t xml:space="preserve">FSTS_c</w:t>
-            </w:r>
-          </w:p>
-        </w:tc>
-        <w:tc>
-          <w:tcPr/>
-          <w:p>
-            <w:pPr>
-              <w:pStyle w:val="Compact"/>
-            </w:pPr>
-          </w:p>
-        </w:tc>
-        <w:tc>
-          <w:tcPr/>
-          <w:p>
-            <w:pPr>
-              <w:pStyle w:val="Compact"/>
-              <w:jc w:val="left"/>
-            </w:pPr>
-            <w:r>
-              <w:t xml:space="preserve">−1.339*** (0.386)</w:t>
-            </w:r>
-          </w:p>
-        </w:tc>
-        <w:tc>
-          <w:tcPr/>
-          <w:p>
-            <w:pPr>
-              <w:pStyle w:val="Compact"/>
-              <w:jc w:val="left"/>
-            </w:pPr>
-            <w:r>
-              <w:t xml:space="preserve">−2.177 (1.603)</w:t>
-            </w:r>
-          </w:p>
-        </w:tc>
-        <w:tc>
-          <w:tcPr/>
-          <w:p>
-            <w:pPr>
-              <w:pStyle w:val="Compact"/>
-              <w:jc w:val="left"/>
-            </w:pPr>
-            <w:r>
-              <w:t xml:space="preserve">−2.979. (1.549)</w:t>
-            </w:r>
-          </w:p>
-        </w:tc>
-        <w:tc>
-          <w:tcPr/>
-          <w:p>
-            <w:pPr>
-              <w:pStyle w:val="Compact"/>
-            </w:pPr>
-          </w:p>
-        </w:tc>
-        <w:tc>
-          <w:tcPr/>
-          <w:p>
-            <w:pPr>
-              <w:pStyle w:val="Compact"/>
-            </w:pPr>
-          </w:p>
-        </w:tc>
-      </w:tr>
-      <w:tr>
-        <w:tc>
-          <w:tcPr/>
-          <w:p>
-            <w:pPr>
-              <w:pStyle w:val="Compact"/>
-              <w:jc w:val="left"/>
-            </w:pPr>
-            <w:r>
-              <w:rPr>
-                <w:bCs/>
-                <w:b/>
-              </w:rPr>
-              <w:t xml:space="preserve">FSTS_c²</w:t>
-            </w:r>
-          </w:p>
-        </w:tc>
-        <w:tc>
-          <w:tcPr/>
-          <w:p>
-            <w:pPr>
-              <w:pStyle w:val="Compact"/>
-            </w:pPr>
-          </w:p>
-        </w:tc>
-        <w:tc>
-          <w:tcPr/>
-          <w:p>
-            <w:pPr>
-              <w:pStyle w:val="Compact"/>
-            </w:pPr>
-          </w:p>
-        </w:tc>
-        <w:tc>
-          <w:tcPr/>
-          <w:p>
-            <w:pPr>
-              <w:pStyle w:val="Compact"/>
-              <w:jc w:val="left"/>
-            </w:pPr>
-            <w:r>
-              <w:t xml:space="preserve">+1.125 (1.943)</w:t>
-            </w:r>
-          </w:p>
-        </w:tc>
-        <w:tc>
-          <w:tcPr/>
-          <w:p>
-            <w:pPr>
-              <w:pStyle w:val="Compact"/>
-              <w:jc w:val="left"/>
-            </w:pPr>
-            <w:r>
-              <w:t xml:space="preserve">+2.204 (1.796)</w:t>
-            </w:r>
-          </w:p>
-        </w:tc>
-        <w:tc>
-          <w:tcPr/>
-          <w:p>
-            <w:pPr>
-              <w:pStyle w:val="Compact"/>
-            </w:pPr>
-          </w:p>
-        </w:tc>
-        <w:tc>
-          <w:tcPr/>
-          <w:p>
-            <w:pPr>
-              <w:pStyle w:val="Compact"/>
-            </w:pPr>
-          </w:p>
-        </w:tc>
-      </w:tr>
-      <w:tr>
-        <w:tc>
-          <w:tcPr/>
-          <w:p>
-            <w:pPr>
-              <w:pStyle w:val="Compact"/>
-              <w:jc w:val="left"/>
-            </w:pPr>
-            <w:r>
-              <w:rPr>
-                <w:bCs/>
-                <w:b/>
-              </w:rPr>
-              <w:t xml:space="preserve">FSTS</w:t>
-            </w:r>
-          </w:p>
-        </w:tc>
-        <w:tc>
-          <w:tcPr/>
-          <w:p>
-            <w:pPr>
-              <w:pStyle w:val="Compact"/>
-            </w:pPr>
-          </w:p>
-        </w:tc>
-        <w:tc>
-          <w:tcPr/>
-          <w:p>
-            <w:pPr>
-              <w:pStyle w:val="Compact"/>
-            </w:pPr>
-          </w:p>
-        </w:tc>
-        <w:tc>
-          <w:tcPr/>
-          <w:p>
-            <w:pPr>
-              <w:pStyle w:val="Compact"/>
-            </w:pPr>
-          </w:p>
-        </w:tc>
-        <w:tc>
-          <w:tcPr/>
-          <w:p>
-            <w:pPr>
-              <w:pStyle w:val="Compact"/>
-            </w:pPr>
-          </w:p>
-        </w:tc>
-        <w:tc>
-          <w:tcPr/>
-          <w:p>
-            <w:pPr>
-              <w:pStyle w:val="Compact"/>
-              <w:jc w:val="left"/>
-            </w:pPr>
-            <w:r>
-              <w:t xml:space="preserve">−3.351*** (0.808)</w:t>
-            </w:r>
-          </w:p>
-        </w:tc>
-        <w:tc>
-          <w:tcPr/>
-          <w:p>
-            <w:pPr>
-              <w:pStyle w:val="Compact"/>
-              <w:jc w:val="left"/>
-            </w:pPr>
-            <w:r>
-              <w:t xml:space="preserve">−0.864. (0.441)</w:t>
-            </w:r>
-          </w:p>
-        </w:tc>
-      </w:tr>
-      <w:tr>
-        <w:tc>
-          <w:tcPr/>
-          <w:p>
-            <w:pPr>
-              <w:pStyle w:val="Compact"/>
-              <w:jc w:val="left"/>
-            </w:pPr>
-            <w:r>
-              <w:rPr>
-                <w:bCs/>
-                <w:b/>
-              </w:rPr>
-              <w:t xml:space="preserve">TCI_z</w:t>
-            </w:r>
-          </w:p>
-        </w:tc>
-        <w:tc>
-          <w:tcPr/>
-          <w:p>
-            <w:pPr>
-              <w:pStyle w:val="Compact"/>
-            </w:pPr>
-          </w:p>
-        </w:tc>
-        <w:tc>
-          <w:tcPr/>
-          <w:p>
-            <w:pPr>
-              <w:pStyle w:val="Compact"/>
-            </w:pPr>
-          </w:p>
-        </w:tc>
-        <w:tc>
-          <w:tcPr/>
-          <w:p>
-            <w:pPr>
-              <w:pStyle w:val="Compact"/>
-            </w:pPr>
-          </w:p>
-        </w:tc>
-        <w:tc>
-          <w:tcPr/>
-          <w:p>
-            <w:pPr>
-              <w:pStyle w:val="Compact"/>
-              <w:jc w:val="left"/>
-            </w:pPr>
-            <w:r>
-              <w:t xml:space="preserve">+0.299** (0.099)</w:t>
-            </w:r>
-          </w:p>
-        </w:tc>
-        <w:tc>
-          <w:tcPr/>
-          <w:p>
-            <w:pPr>
-              <w:pStyle w:val="Compact"/>
-            </w:pPr>
-          </w:p>
-        </w:tc>
-        <w:tc>
-          <w:tcPr/>
-          <w:p>
-            <w:pPr>
-              <w:pStyle w:val="Compact"/>
-            </w:pPr>
-          </w:p>
-        </w:tc>
-      </w:tr>
-      <w:tr>
-        <w:tc>
-          <w:tcPr/>
-          <w:p>
-            <w:pPr>
-              <w:pStyle w:val="Compact"/>
-              <w:jc w:val="left"/>
-            </w:pPr>
-            <w:r>
-              <w:rPr>
-                <w:bCs/>
-                <w:b/>
-              </w:rPr>
-              <w:t xml:space="preserve">DAI_z</w:t>
-            </w:r>
-          </w:p>
-        </w:tc>
-        <w:tc>
-          <w:tcPr/>
-          <w:p>
-            <w:pPr>
-              <w:pStyle w:val="Compact"/>
-            </w:pPr>
-          </w:p>
-        </w:tc>
-        <w:tc>
-          <w:tcPr/>
-          <w:p>
-            <w:pPr>
-              <w:pStyle w:val="Compact"/>
-            </w:pPr>
-          </w:p>
-        </w:tc>
-        <w:tc>
-          <w:tcPr/>
-          <w:p>
-            <w:pPr>
-              <w:pStyle w:val="Compact"/>
-            </w:pPr>
-          </w:p>
-        </w:tc>
-        <w:tc>
-          <w:tcPr/>
-          <w:p>
-            <w:pPr>
-              <w:pStyle w:val="Compact"/>
-              <w:jc w:val="left"/>
-            </w:pPr>
-            <w:r>
-              <w:t xml:space="preserve">+0.094 (0.088)</w:t>
-            </w:r>
-          </w:p>
-        </w:tc>
-        <w:tc>
-          <w:tcPr/>
-          <w:p>
-            <w:pPr>
-              <w:pStyle w:val="Compact"/>
-            </w:pPr>
-          </w:p>
-        </w:tc>
-        <w:tc>
-          <w:tcPr/>
-          <w:p>
-            <w:pPr>
-              <w:pStyle w:val="Compact"/>
-            </w:pPr>
-          </w:p>
-        </w:tc>
-      </w:tr>
-      <w:tr>
-        <w:tc>
-          <w:tcPr/>
-          <w:p>
-            <w:pPr>
-              <w:pStyle w:val="Compact"/>
-              <w:jc w:val="left"/>
-            </w:pPr>
-            <w:r>
-              <w:t xml:space="preserve">ln_size</w:t>
-            </w:r>
-          </w:p>
-        </w:tc>
-        <w:tc>
-          <w:tcPr/>
-          <w:p>
-            <w:pPr>
-              <w:pStyle w:val="Compact"/>
-              <w:jc w:val="left"/>
-            </w:pPr>
-            <w:r>
-              <w:t xml:space="preserve">−0.034 (0.089)</w:t>
-            </w:r>
-          </w:p>
-        </w:tc>
-        <w:tc>
-          <w:tcPr/>
-          <w:p>
-            <w:pPr>
-              <w:pStyle w:val="Compact"/>
-              <w:jc w:val="left"/>
-            </w:pPr>
-            <w:r>
-              <w:t xml:space="preserve">+0.002 (0.089)</w:t>
-            </w:r>
-          </w:p>
-        </w:tc>
-        <w:tc>
-          <w:tcPr/>
-          <w:p>
-            <w:pPr>
-              <w:pStyle w:val="Compact"/>
-              <w:jc w:val="left"/>
-            </w:pPr>
-            <w:r>
-              <w:t xml:space="preserve">+0.008 (0.090)</w:t>
-            </w:r>
-          </w:p>
-        </w:tc>
-        <w:tc>
-          <w:tcPr/>
-          <w:p>
-            <w:pPr>
-              <w:pStyle w:val="Compact"/>
-              <w:jc w:val="left"/>
-            </w:pPr>
-            <w:r>
-              <w:t xml:space="preserve">−0.032 (0.089)</w:t>
-            </w:r>
-          </w:p>
-        </w:tc>
-        <w:tc>
-          <w:tcPr/>
-          <w:p>
-            <w:pPr>
-              <w:pStyle w:val="Compact"/>
-              <w:jc w:val="left"/>
-            </w:pPr>
-            <w:r>
-              <w:t xml:space="preserve">−0.102 (0.147)</w:t>
-            </w:r>
-          </w:p>
-        </w:tc>
-        <w:tc>
-          <w:tcPr/>
-          <w:p>
-            <w:pPr>
-              <w:pStyle w:val="Compact"/>
-              <w:jc w:val="left"/>
-            </w:pPr>
-            <w:r>
-              <w:t xml:space="preserve">,</w:t>
-            </w:r>
-          </w:p>
-        </w:tc>
-      </w:tr>
-      <w:tr>
-        <w:tc>
-          <w:tcPr/>
-          <w:p>
-            <w:pPr>
-              <w:pStyle w:val="Compact"/>
-              <w:jc w:val="left"/>
-            </w:pPr>
-            <w:r>
-              <w:t xml:space="preserve">firm_age</w:t>
-            </w:r>
-          </w:p>
-        </w:tc>
-        <w:tc>
-          <w:tcPr/>
-          <w:p>
-            <w:pPr>
-              <w:pStyle w:val="Compact"/>
-              <w:jc w:val="left"/>
-            </w:pPr>
-            <w:r>
-              <w:t xml:space="preserve">+0.015* (0.006)</w:t>
-            </w:r>
-          </w:p>
-        </w:tc>
-        <w:tc>
-          <w:tcPr/>
-          <w:p>
-            <w:pPr>
-              <w:pStyle w:val="Compact"/>
-              <w:jc w:val="left"/>
-            </w:pPr>
-            <w:r>
-              <w:t xml:space="preserve">+0.014* (0.006)</w:t>
-            </w:r>
-          </w:p>
-        </w:tc>
-        <w:tc>
-          <w:tcPr/>
-          <w:p>
-            <w:pPr>
-              <w:pStyle w:val="Compact"/>
-              <w:jc w:val="left"/>
-            </w:pPr>
-            <w:r>
-              <w:t xml:space="preserve">+0.014* (0.006)</w:t>
-            </w:r>
-          </w:p>
-        </w:tc>
-        <w:tc>
-          <w:tcPr/>
-          <w:p>
-            <w:pPr>
-              <w:pStyle w:val="Compact"/>
-              <w:jc w:val="left"/>
-            </w:pPr>
-            <w:r>
-              <w:t xml:space="preserve">+0.015* (0.006)</w:t>
-            </w:r>
-          </w:p>
-        </w:tc>
-        <w:tc>
-          <w:tcPr/>
-          <w:p>
-            <w:pPr>
-              <w:pStyle w:val="Compact"/>
-              <w:jc w:val="left"/>
-            </w:pPr>
-            <w:r>
-              <w:t xml:space="preserve">−0.008 (0.010)</w:t>
-            </w:r>
-          </w:p>
-        </w:tc>
-        <w:tc>
-          <w:tcPr/>
-          <w:p>
-            <w:pPr>
-              <w:pStyle w:val="Compact"/>
-              <w:jc w:val="left"/>
-            </w:pPr>
-            <w:r>
-              <w:t xml:space="preserve">,</w:t>
-            </w:r>
-          </w:p>
-        </w:tc>
-      </w:tr>
-      <w:tr>
-        <w:tc>
-          <w:tcPr/>
-          <w:p>
-            <w:pPr>
-              <w:pStyle w:val="Compact"/>
-              <w:jc w:val="left"/>
-            </w:pPr>
-            <w:r>
-              <w:t xml:space="preserve">foreign_own_pct</w:t>
-            </w:r>
-          </w:p>
-        </w:tc>
-        <w:tc>
-          <w:tcPr/>
-          <w:p>
-            <w:pPr>
-              <w:pStyle w:val="Compact"/>
-              <w:jc w:val="left"/>
-            </w:pPr>
-            <w:r>
-              <w:t xml:space="preserve">−0.433 (0.433)</w:t>
-            </w:r>
-          </w:p>
-        </w:tc>
-        <w:tc>
-          <w:tcPr/>
-          <w:p>
-            <w:pPr>
-              <w:pStyle w:val="Compact"/>
-              <w:jc w:val="left"/>
-            </w:pPr>
-            <w:r>
-              <w:t xml:space="preserve">−0.426 (0.423)</w:t>
-            </w:r>
-          </w:p>
-        </w:tc>
-        <w:tc>
-          <w:tcPr/>
-          <w:p>
-            <w:pPr>
-              <w:pStyle w:val="Compact"/>
-              <w:jc w:val="left"/>
-            </w:pPr>
-            <w:r>
-              <w:t xml:space="preserve">−0.426 (0.423)</w:t>
-            </w:r>
-          </w:p>
-        </w:tc>
-        <w:tc>
-          <w:tcPr/>
-          <w:p>
-            <w:pPr>
-              <w:pStyle w:val="Compact"/>
-              <w:jc w:val="left"/>
-            </w:pPr>
-            <w:r>
-              <w:t xml:space="preserve">−0.401 (0.449)</w:t>
-            </w:r>
-          </w:p>
-        </w:tc>
-        <w:tc>
-          <w:tcPr/>
-          <w:p>
-            <w:pPr>
-              <w:pStyle w:val="Compact"/>
-              <w:jc w:val="left"/>
-            </w:pPr>
-            <w:r>
-              <w:t xml:space="preserve">+0.297 (0.611)</w:t>
-            </w:r>
-          </w:p>
-        </w:tc>
-        <w:tc>
-          <w:tcPr/>
-          <w:p>
-            <w:pPr>
-              <w:pStyle w:val="Compact"/>
-              <w:jc w:val="left"/>
-            </w:pPr>
-            <w:r>
-              <w:t xml:space="preserve">,</w:t>
-            </w:r>
-          </w:p>
-        </w:tc>
-      </w:tr>
-      <w:tr>
-        <w:tc>
-          <w:tcPr/>
-          <w:p>
-            <w:pPr>
-              <w:pStyle w:val="Compact"/>
-              <w:jc w:val="left"/>
-            </w:pPr>
-            <w:r>
-              <w:t xml:space="preserve">Country FE</w:t>
-            </w:r>
-          </w:p>
-        </w:tc>
-        <w:tc>
-          <w:tcPr/>
-          <w:p>
-            <w:pPr>
-              <w:pStyle w:val="Compact"/>
-              <w:jc w:val="left"/>
-            </w:pPr>
-            <w:r>
-              <w:t xml:space="preserve">✓</w:t>
-            </w:r>
-          </w:p>
-        </w:tc>
-        <w:tc>
-          <w:tcPr/>
-          <w:p>
-            <w:pPr>
-              <w:pStyle w:val="Compact"/>
-              <w:jc w:val="left"/>
-            </w:pPr>
-            <w:r>
-              <w:t xml:space="preserve">✓</w:t>
-            </w:r>
-          </w:p>
-        </w:tc>
-        <w:tc>
-          <w:tcPr/>
-          <w:p>
-            <w:pPr>
-              <w:pStyle w:val="Compact"/>
-              <w:jc w:val="left"/>
-            </w:pPr>
-            <w:r>
-              <w:t xml:space="preserve">✓</w:t>
-            </w:r>
-          </w:p>
-        </w:tc>
-        <w:tc>
-          <w:tcPr/>
-          <w:p>
-            <w:pPr>
-              <w:pStyle w:val="Compact"/>
-              <w:jc w:val="left"/>
-            </w:pPr>
-            <w:r>
-              <w:t xml:space="preserve">✓</w:t>
-            </w:r>
-          </w:p>
-        </w:tc>
-        <w:tc>
-          <w:tcPr/>
-          <w:p>
-            <w:pPr>
-              <w:pStyle w:val="Compact"/>
-              <w:jc w:val="left"/>
-            </w:pPr>
-            <w:r>
-              <w:t xml:space="preserve">,</w:t>
-            </w:r>
-          </w:p>
-        </w:tc>
-        <w:tc>
-          <w:tcPr/>
-          <w:p>
-            <w:pPr>
-              <w:pStyle w:val="Compact"/>
-              <w:jc w:val="left"/>
-            </w:pPr>
-            <w:r>
-              <w:t xml:space="preserve">,</w:t>
-            </w:r>
-          </w:p>
-        </w:tc>
-      </w:tr>
-      <w:tr>
-        <w:tc>
-          <w:tcPr/>
-          <w:p>
-            <w:pPr>
-              <w:pStyle w:val="Compact"/>
-              <w:jc w:val="left"/>
-            </w:pPr>
-            <w:r>
-              <w:t xml:space="preserve">Year FE</w:t>
-            </w:r>
-          </w:p>
-        </w:tc>
-        <w:tc>
-          <w:tcPr/>
-          <w:p>
-            <w:pPr>
-              <w:pStyle w:val="Compact"/>
-              <w:jc w:val="left"/>
-            </w:pPr>
-            <w:r>
-              <w:t xml:space="preserve">✓</w:t>
-            </w:r>
-          </w:p>
-        </w:tc>
-        <w:tc>
-          <w:tcPr/>
-          <w:p>
-            <w:pPr>
-              <w:pStyle w:val="Compact"/>
-              <w:jc w:val="left"/>
-            </w:pPr>
-            <w:r>
-              <w:t xml:space="preserve">✓</w:t>
-            </w:r>
-          </w:p>
-        </w:tc>
-        <w:tc>
-          <w:tcPr/>
-          <w:p>
-            <w:pPr>
-              <w:pStyle w:val="Compact"/>
-              <w:jc w:val="left"/>
-            </w:pPr>
-            <w:r>
-              <w:t xml:space="preserve">✓</w:t>
-            </w:r>
-          </w:p>
-        </w:tc>
-        <w:tc>
-          <w:tcPr/>
-          <w:p>
-            <w:pPr>
-              <w:pStyle w:val="Compact"/>
-              <w:jc w:val="left"/>
-            </w:pPr>
-            <w:r>
-              <w:t xml:space="preserve">✓</w:t>
-            </w:r>
-          </w:p>
-        </w:tc>
-        <w:tc>
-          <w:tcPr/>
-          <w:p>
-            <w:pPr>
-              <w:pStyle w:val="Compact"/>
-              <w:jc w:val="left"/>
-            </w:pPr>
-            <w:r>
-              <w:t xml:space="preserve">✓</w:t>
-            </w:r>
-          </w:p>
-        </w:tc>
-        <w:tc>
-          <w:tcPr/>
-          <w:p>
-            <w:pPr>
-              <w:pStyle w:val="Compact"/>
-              <w:jc w:val="left"/>
-            </w:pPr>
-            <w:r>
-              <w:t xml:space="preserve">,</w:t>
-            </w:r>
-          </w:p>
-        </w:tc>
-      </w:tr>
-      <w:tr>
-        <w:tc>
-          <w:tcPr/>
-          <w:p>
-            <w:pPr>
-              <w:pStyle w:val="Compact"/>
-              <w:jc w:val="left"/>
-            </w:pPr>
-            <w:r>
-              <w:t xml:space="preserve">N</w:t>
-            </w:r>
-          </w:p>
-        </w:tc>
-        <w:tc>
-          <w:tcPr/>
-          <w:p>
-            <w:pPr>
-              <w:pStyle w:val="Compact"/>
-              <w:jc w:val="left"/>
-            </w:pPr>
-            <w:r>
-              <w:t xml:space="preserve">209</w:t>
-            </w:r>
-          </w:p>
-        </w:tc>
-        <w:tc>
-          <w:tcPr/>
-          <w:p>
-            <w:pPr>
-              <w:pStyle w:val="Compact"/>
-              <w:jc w:val="left"/>
-            </w:pPr>
-            <w:r>
-              <w:t xml:space="preserve">209</w:t>
-            </w:r>
-          </w:p>
-        </w:tc>
-        <w:tc>
-          <w:tcPr/>
-          <w:p>
-            <w:pPr>
-              <w:pStyle w:val="Compact"/>
-              <w:jc w:val="left"/>
-            </w:pPr>
-            <w:r>
-              <w:t xml:space="preserve">209</w:t>
-            </w:r>
-          </w:p>
-        </w:tc>
-        <w:tc>
-          <w:tcPr/>
-          <w:p>
-            <w:pPr>
-              <w:pStyle w:val="Compact"/>
-              <w:jc w:val="left"/>
-            </w:pPr>
-            <w:r>
-              <w:t xml:space="preserve">205</w:t>
-            </w:r>
-          </w:p>
-        </w:tc>
-        <w:tc>
-          <w:tcPr/>
-          <w:p>
-            <w:pPr>
-              <w:pStyle w:val="Compact"/>
-              <w:jc w:val="left"/>
-            </w:pPr>
-            <w:r>
-              <w:t xml:space="preserve">209</w:t>
-            </w:r>
-          </w:p>
-        </w:tc>
-        <w:tc>
-          <w:tcPr/>
-          <w:p>
-            <w:pPr>
-              <w:pStyle w:val="Compact"/>
-              <w:jc w:val="left"/>
-            </w:pPr>
-            <w:r>
-              <w:t xml:space="preserve">959</w:t>
-            </w:r>
-          </w:p>
-        </w:tc>
-      </w:tr>
-      <w:tr>
-        <w:tc>
-          <w:tcPr/>
-          <w:p>
-            <w:pPr>
-              <w:pStyle w:val="Compact"/>
-              <w:jc w:val="left"/>
-            </w:pPr>
-            <w:r>
-              <w:t xml:space="preserve">R²</w:t>
-            </w:r>
-          </w:p>
-        </w:tc>
-        <w:tc>
-          <w:tcPr/>
-          <w:p>
-            <w:pPr>
-              <w:pStyle w:val="Compact"/>
-              <w:jc w:val="left"/>
-            </w:pPr>
-            <w:r>
-              <w:t xml:space="preserve">0.657</w:t>
-            </w:r>
-          </w:p>
-        </w:tc>
-        <w:tc>
-          <w:tcPr/>
-          <w:p>
-            <w:pPr>
-              <w:pStyle w:val="Compact"/>
-              <w:jc w:val="left"/>
-            </w:pPr>
-            <w:r>
-              <w:t xml:space="preserve">0.667</w:t>
-            </w:r>
-          </w:p>
-        </w:tc>
-        <w:tc>
-          <w:tcPr/>
-          <w:p>
-            <w:pPr>
-              <w:pStyle w:val="Compact"/>
-              <w:jc w:val="left"/>
-            </w:pPr>
-            <w:r>
-              <w:t xml:space="preserve">0.667</w:t>
-            </w:r>
-          </w:p>
-        </w:tc>
-        <w:tc>
-          <w:tcPr/>
-          <w:p>
-            <w:pPr>
-              <w:pStyle w:val="Compact"/>
-              <w:jc w:val="left"/>
-            </w:pPr>
-            <w:r>
-              <w:t xml:space="preserve">0.678</w:t>
-            </w:r>
-          </w:p>
-        </w:tc>
-        <w:tc>
-          <w:tcPr/>
-          <w:p>
-            <w:pPr>
-              <w:pStyle w:val="Compact"/>
-              <w:jc w:val="left"/>
-            </w:pPr>
-            <w:r>
-              <w:t xml:space="preserve">0.109</w:t>
-            </w:r>
-          </w:p>
-        </w:tc>
-        <w:tc>
-          <w:tcPr/>
-          <w:p>
-            <w:pPr>
-              <w:pStyle w:val="Compact"/>
-              <w:jc w:val="left"/>
-            </w:pPr>
-            <w:r>
-              <w:t xml:space="preserve">0.004</w:t>
-            </w:r>
-          </w:p>
-        </w:tc>
-      </w:tr>
-    </w:tbl>
-    <w:p>
-      <w:pPr>
-        <w:pStyle w:val="BodyText"/>
-      </w:pPr>
-      <w:r>
-        <w:rPr>
-          <w:iCs/>
-          <w:i/>
-        </w:rPr>
-        <w:t xml:space="preserve">Note: Coefficients reported with heteroscedasticity-robust standard</w:t>
-      </w:r>
-      <w:r>
-        <w:rPr>
-          <w:iCs/>
-          <w:i/>
-        </w:rPr>
-        <w:t xml:space="preserve"> </w:t>
-      </w:r>
-      <w:r>
-        <w:rPr>
-          <w:iCs/>
-          <w:i/>
-        </w:rPr>
-        <w:t xml:space="preserve">errors in parentheses. Country fixed effects absorbed in M0–M3. *** p &lt; .001; ** p &lt; .01; * p &lt; .05; . p &lt; .10.</w:t>
-      </w:r>
-    </w:p>
-    <w:p>
-      <w:pPr>
-        <w:pStyle w:val="BodyText"/>
-      </w:pPr>
-      <w:r>
-        <w:rPr>
-          <w:iCs/>
-          <w:i/>
-        </w:rPr>
-        <w:t xml:space="preserve">Forced Internationalization Penalty (FIP): Confirmed, β(FSTS_c) = −1.339, p &lt; .001 (M1).</w:t>
-      </w:r>
-    </w:p>
-    <w:bookmarkEnd w:id="51"/>
-    <w:bookmarkStart w:id="52" w:name="X7775d9c2e75aeee42b06c6b53779c3c2e708831"/>
-    <w:p>
-      <w:pPr>
-        <w:pStyle w:val="Heading3"/>
-      </w:pPr>
-      <w:r>
-        <w:t xml:space="preserve">Table 3. Robustness: Exporters-Only Subsample (N = 132)</w:t>
-      </w:r>
-    </w:p>
-    <w:tbl>
-      <w:tblPr>
-        <w:tblStyle w:val="Table"/>
-        <w:tblW w:type="auto" w:w="0"/>
-        <w:tblLook w:firstRow="1" w:lastRow="0" w:firstColumn="0" w:lastColumn="0" w:noHBand="0" w:noVBand="0" w:val="0020"/>
-        <w:jc w:val="start"/>
-      </w:tblPr>
-      <w:tblGrid>
-        <w:gridCol w:w="1584"/>
-        <w:gridCol w:w="1584"/>
-        <w:gridCol w:w="1584"/>
-        <w:gridCol w:w="1584"/>
-        <w:gridCol w:w="1584"/>
-      </w:tblGrid>
-      <w:tr>
-        <w:trPr>
-          <w:tblHeader w:val="true"/>
-        </w:trPr>
-        <w:tc>
-          <w:tcPr/>
-          <w:p>
-            <w:pPr>
-              <w:pStyle w:val="Compact"/>
               <w:jc w:val="left"/>
             </w:pPr>
             <w:r>
@@ -5678,10 +5940,7 @@
     <w:bookmarkEnd w:id="52"/>
     <w:bookmarkEnd w:id="53"/>
     <w:bookmarkEnd w:id="54"/>
-    <w:sectPr>
-      <w:pgSz w:h="16838" w:w="11906"/>
-      <w:pgMar w:bottom="1417" w:left="1417" w:right="1417" w:top="1417"/>
-    </w:sectPr>
+    <w:sectPr/>
   </w:body>
 </w:document>
 </file>
@@ -5893,59 +6152,29 @@
   <w:style w:default="1" w:styleId="Normal" w:type="paragraph">
     <w:name w:val="Normal"/>
     <w:qFormat/>
-    <w:pPr>
-      <w:spacing w:line="276" w:lineRule="auto"/>
-      <w:jc w:val="both"/>
-    </w:pPr>
-    <w:rPr>
-      <w:rFonts w:ascii="Times New Roman" w:eastAsia="Times New Roman" w:hAnsi="Times New Roman"/>
-      <w:color w:val="000000"/>
-      <w:sz w:val="24"/>
-    </w:rPr>
   </w:style>
   <w:style w:styleId="BodyText" w:type="paragraph">
     <w:name w:val="Body Text"/>
     <w:basedOn w:val="Normal"/>
     <w:link w:val="BodyTextChar"/>
     <w:pPr>
-      <w:spacing w:after="180" w:before="180" w:line="276" w:lineRule="auto"/>
-      <w:jc w:val="both"/>
+      <w:spacing w:after="180" w:before="180"/>
     </w:pPr>
     <w:qFormat/>
-    <w:rPr>
-      <w:rFonts w:ascii="Times New Roman" w:eastAsia="Times New Roman" w:hAnsi="Times New Roman"/>
-      <w:color w:val="000000"/>
-      <w:sz w:val="24"/>
-    </w:rPr>
   </w:style>
   <w:style w:customStyle="1" w:styleId="FirstParagraph" w:type="paragraph">
     <w:name w:val="First Paragraph"/>
     <w:basedOn w:val="BodyText"/>
     <w:next w:val="BodyText"/>
     <w:qFormat/>
-    <w:pPr>
-      <w:spacing w:line="276" w:lineRule="auto"/>
-      <w:jc w:val="both"/>
-    </w:pPr>
-    <w:rPr>
-      <w:rFonts w:ascii="Times New Roman" w:eastAsia="Times New Roman" w:hAnsi="Times New Roman"/>
-      <w:color w:val="000000"/>
-      <w:sz w:val="24"/>
-    </w:rPr>
   </w:style>
   <w:style w:customStyle="1" w:styleId="Compact" w:type="paragraph">
     <w:name w:val="Compact"/>
     <w:basedOn w:val="BodyText"/>
     <w:qFormat/>
     <w:pPr>
-      <w:spacing w:after="36" w:before="36" w:line="276" w:lineRule="auto"/>
-      <w:jc w:val="both"/>
+      <w:spacing w:after="36" w:before="36"/>
     </w:pPr>
-    <w:rPr>
-      <w:rFonts w:ascii="Times New Roman" w:eastAsia="Times New Roman" w:hAnsi="Times New Roman"/>
-      <w:color w:val="000000"/>
-      <w:sz w:val="24"/>
-    </w:rPr>
   </w:style>
   <w:style w:styleId="Title" w:type="paragraph">
     <w:name w:val="Title"/>
@@ -5955,15 +6184,15 @@
     <w:pPr>
       <w:keepNext/>
       <w:keepLines/>
-      <w:spacing w:after="240" w:before="480" w:line="276" w:lineRule="auto"/>
-      <w:jc w:val="both"/>
+      <w:spacing w:after="240" w:before="480"/>
+      <w:jc w:val="center"/>
     </w:pPr>
     <w:rPr>
-      <w:rFonts w:ascii="Times New Roman" w:asciiTheme="majorHAnsi" w:cstheme="majorBidi" w:eastAsia="Times New Roman" w:eastAsiaTheme="majorEastAsia" w:hAnsi="Times New Roman" w:hAnsiTheme="majorHAnsi"/>
+      <w:rFonts w:asciiTheme="majorHAnsi" w:cstheme="majorBidi" w:eastAsiaTheme="majorEastAsia" w:hAnsiTheme="majorHAnsi"/>
       <w:b/>
       <w:bCs/>
-      <w:color w:val="000000"/>
-      <w:sz w:val="24"/>
+      <w:color w:themeColor="accent1" w:themeShade="B5" w:val="345A8A"/>
+      <w:sz w:val="36"/>
       <w:szCs w:val="36"/>
     </w:rPr>
   </w:style>
@@ -5975,13 +6204,11 @@
     <w:pPr>
       <w:keepNext/>
       <w:keepLines/>
-      <w:spacing w:after="240" w:before="240" w:line="276" w:lineRule="auto"/>
-      <w:jc w:val="both"/>
+      <w:spacing w:after="240" w:before="240"/>
+      <w:jc w:val="center"/>
     </w:pPr>
     <w:rPr>
-      <w:rFonts w:ascii="Times New Roman" w:eastAsia="Times New Roman" w:hAnsi="Times New Roman"/>
-      <w:color w:val="000000"/>
-      <w:sz w:val="24"/>
+      <w:sz w:val="30"/>
       <w:szCs w:val="30"/>
     </w:rPr>
   </w:style>
@@ -5992,14 +6219,8 @@
     <w:pPr>
       <w:keepNext/>
       <w:keepLines/>
-      <w:spacing w:line="276" w:lineRule="auto"/>
-      <w:jc w:val="both"/>
+      <w:jc w:val="center"/>
     </w:pPr>
-    <w:rPr>
-      <w:rFonts w:ascii="Times New Roman" w:eastAsia="Times New Roman" w:hAnsi="Times New Roman"/>
-      <w:color w:val="000000"/>
-      <w:sz w:val="24"/>
-    </w:rPr>
   </w:style>
   <w:style w:styleId="Date" w:type="paragraph">
     <w:name w:val="Date"/>
@@ -6008,14 +6229,8 @@
     <w:pPr>
       <w:keepNext/>
       <w:keepLines/>
-      <w:spacing w:line="276" w:lineRule="auto"/>
-      <w:jc w:val="both"/>
+      <w:jc w:val="center"/>
     </w:pPr>
-    <w:rPr>
-      <w:rFonts w:ascii="Times New Roman" w:eastAsia="Times New Roman" w:hAnsi="Times New Roman"/>
-      <w:color w:val="000000"/>
-      <w:sz w:val="24"/>
-    </w:rPr>
   </w:style>
   <w:style w:customStyle="1" w:styleId="AbstractTitle" w:type="paragraph">
     <w:name w:val="Abstract Title"/>
@@ -6025,15 +6240,15 @@
     <w:pPr>
       <w:keepNext/>
       <w:keepLines/>
-      <w:jc w:val="both"/>
-      <w:spacing w:after="0" w:before="300" w:line="276" w:lineRule="auto"/>
+      <w:jc w:val="center"/>
+      <w:spacing w:after="0" w:before="300"/>
     </w:pPr>
     <w:rPr>
-      <w:color w:val="000000"/>
-      <w:sz w:val="24"/>
+      <w:sz w:val="20"/>
       <w:szCs w:val="20"/>
-      <w:rFonts w:ascii="Times New Roman" w:eastAsia="Times New Roman" w:hAnsi="Times New Roman"/>
       <w:b/>
+      <w:color w:val="345A8A"/>
+      &gt;
     </w:rPr>
   </w:style>
   <w:style w:customStyle="1" w:styleId="Abstract" w:type="paragraph">
@@ -6044,13 +6259,10 @@
     <w:pPr>
       <w:keepNext/>
       <w:keepLines/>
-      <w:spacing w:after="300" w:before="100" w:line="276" w:lineRule="auto"/>
-      <w:jc w:val="both"/>
+      <w:spacing w:after="300" w:before="100"/>
     </w:pPr>
     <w:rPr>
-      <w:rFonts w:ascii="Times New Roman" w:eastAsia="Times New Roman" w:hAnsi="Times New Roman"/>
-      <w:color w:val="000000"/>
-      <w:sz w:val="24"/>
+      <w:sz w:val="20"/>
       <w:szCs w:val="20"/>
     </w:rPr>
   </w:style>
@@ -6059,15 +6271,8 @@
     <w:basedOn w:val="Normal"/>
     <w:next w:val="Bibliography"/>
     <w:qFormat/>
-    <w:pPr>
-      <w:spacing w:line="276" w:lineRule="auto"/>
-      <w:jc w:val="both"/>
-    </w:pPr>
-    <w:rPr>
-      <w:rFonts w:ascii="Times New Roman" w:eastAsia="Times New Roman" w:hAnsi="Times New Roman"/>
-      <w:color w:val="000000"/>
-      <w:sz w:val="24"/>
-    </w:rPr>
+    <w:pPr/>
+    <w:rPr/>
   </w:style>
   <w:style w:styleId="Heading1" w:type="paragraph">
     <w:name w:val="Heading 1"/>
@@ -6078,16 +6283,15 @@
     <w:pPr>
       <w:keepNext/>
       <w:keepLines/>
-      <w:spacing w:after="0" w:before="480" w:line="276" w:lineRule="auto"/>
-      <w:jc w:val="both"/>
+      <w:spacing w:after="0" w:before="480"/>
       <w:outlineLvl w:val="0"/>
     </w:pPr>
     <w:rPr>
-      <w:rFonts w:ascii="Times New Roman" w:asciiTheme="majorHAnsi" w:cstheme="majorBidi" w:eastAsia="Times New Roman" w:eastAsiaTheme="majorEastAsia" w:hAnsi="Times New Roman" w:hAnsiTheme="majorHAnsi"/>
+      <w:rFonts w:asciiTheme="majorHAnsi" w:cstheme="majorBidi" w:eastAsiaTheme="majorEastAsia" w:hAnsiTheme="majorHAnsi"/>
       <w:b/>
       <w:bCs/>
-      <w:color w:val="000000"/>
-      <w:sz w:val="24"/>
+      <w:color w:themeColor="accent1" w:val="4F81BD"/>
+      <w:sz w:val="32"/>
       <w:szCs w:val="32"/>
     </w:rPr>
   </w:style>
@@ -6101,16 +6305,15 @@
     <w:pPr>
       <w:keepNext/>
       <w:keepLines/>
-      <w:spacing w:after="0" w:before="200" w:line="276" w:lineRule="auto"/>
-      <w:jc w:val="both"/>
+      <w:spacing w:after="0" w:before="200"/>
       <w:outlineLvl w:val="1"/>
     </w:pPr>
     <w:rPr>
-      <w:rFonts w:ascii="Times New Roman" w:asciiTheme="majorHAnsi" w:cstheme="majorBidi" w:eastAsia="Times New Roman" w:eastAsiaTheme="majorEastAsia" w:hAnsi="Times New Roman" w:hAnsiTheme="majorHAnsi"/>
+      <w:rFonts w:asciiTheme="majorHAnsi" w:cstheme="majorBidi" w:eastAsiaTheme="majorEastAsia" w:hAnsiTheme="majorHAnsi"/>
       <w:b/>
       <w:bCs/>
-      <w:color w:val="000000"/>
-      <w:sz w:val="24"/>
+      <w:color w:themeColor="accent1" w:val="4F81BD"/>
+      <w:sz w:val="28"/>
       <w:szCs w:val="28"/>
     </w:rPr>
   </w:style>
@@ -6124,15 +6327,14 @@
     <w:pPr>
       <w:keepNext/>
       <w:keepLines/>
-      <w:spacing w:after="0" w:before="200" w:line="276" w:lineRule="auto"/>
-      <w:jc w:val="both"/>
+      <w:spacing w:after="0" w:before="200"/>
       <w:outlineLvl w:val="2"/>
     </w:pPr>
     <w:rPr>
-      <w:rFonts w:ascii="Times New Roman" w:asciiTheme="majorHAnsi" w:cstheme="majorBidi" w:eastAsia="Times New Roman" w:eastAsiaTheme="majorEastAsia" w:hAnsi="Times New Roman" w:hAnsiTheme="majorHAnsi"/>
+      <w:rFonts w:asciiTheme="majorHAnsi" w:cstheme="majorBidi" w:eastAsiaTheme="majorEastAsia" w:hAnsiTheme="majorHAnsi"/>
       <w:b/>
       <w:bCs/>
-      <w:color w:val="000000"/>
+      <w:color w:themeColor="accent1" w:val="4F81BD"/>
       <w:sz w:val="24"/>
       <w:szCs w:val="24"/>
     </w:rPr>
@@ -6147,15 +6349,14 @@
     <w:pPr>
       <w:keepNext/>
       <w:keepLines/>
-      <w:spacing w:after="0" w:before="200" w:line="276" w:lineRule="auto"/>
-      <w:jc w:val="both"/>
+      <w:spacing w:after="0" w:before="200"/>
       <w:outlineLvl w:val="3"/>
     </w:pPr>
     <w:rPr>
-      <w:rFonts w:ascii="Times New Roman" w:asciiTheme="majorHAnsi" w:cstheme="majorBidi" w:eastAsia="Times New Roman" w:eastAsiaTheme="majorEastAsia" w:hAnsi="Times New Roman" w:hAnsiTheme="majorHAnsi"/>
+      <w:rFonts w:asciiTheme="majorHAnsi" w:cstheme="majorBidi" w:eastAsiaTheme="majorEastAsia" w:hAnsiTheme="majorHAnsi"/>
       <w:i/>
       <w:bCs/>
-      <w:color w:val="000000"/>
+      <w:color w:themeColor="accent1" w:val="4F81BD"/>
       <w:sz w:val="24"/>
       <w:szCs w:val="24"/>
     </w:rPr>
@@ -6170,14 +6371,13 @@
     <w:pPr>
       <w:keepNext/>
       <w:keepLines/>
-      <w:spacing w:after="0" w:before="200" w:line="276" w:lineRule="auto"/>
-      <w:jc w:val="both"/>
+      <w:spacing w:after="0" w:before="200"/>
       <w:outlineLvl w:val="4"/>
     </w:pPr>
     <w:rPr>
-      <w:rFonts w:ascii="Times New Roman" w:asciiTheme="majorHAnsi" w:cstheme="majorBidi" w:eastAsia="Times New Roman" w:eastAsiaTheme="majorEastAsia" w:hAnsi="Times New Roman" w:hAnsiTheme="majorHAnsi"/>
+      <w:rFonts w:asciiTheme="majorHAnsi" w:cstheme="majorBidi" w:eastAsiaTheme="majorEastAsia" w:hAnsiTheme="majorHAnsi"/>
       <w:iCs/>
-      <w:color w:val="000000"/>
+      <w:color w:themeColor="accent1" w:val="4F81BD"/>
       <w:sz w:val="24"/>
       <w:szCs w:val="24"/>
     </w:rPr>
@@ -6192,13 +6392,12 @@
     <w:pPr>
       <w:keepNext/>
       <w:keepLines/>
-      <w:spacing w:after="0" w:before="200" w:line="276" w:lineRule="auto"/>
-      <w:jc w:val="both"/>
+      <w:spacing w:after="0" w:before="200"/>
       <w:outlineLvl w:val="5"/>
     </w:pPr>
     <w:rPr>
-      <w:rFonts w:ascii="Times New Roman" w:asciiTheme="majorHAnsi" w:cstheme="majorBidi" w:eastAsia="Times New Roman" w:eastAsiaTheme="majorEastAsia" w:hAnsi="Times New Roman" w:hAnsiTheme="majorHAnsi"/>
-      <w:color w:val="000000"/>
+      <w:rFonts w:asciiTheme="majorHAnsi" w:cstheme="majorBidi" w:eastAsiaTheme="majorEastAsia" w:hAnsiTheme="majorHAnsi"/>
+      <w:color w:themeColor="accent1" w:val="4F81BD"/>
       <w:sz w:val="24"/>
       <w:szCs w:val="24"/>
     </w:rPr>
@@ -6213,13 +6412,12 @@
     <w:pPr>
       <w:keepNext/>
       <w:keepLines/>
-      <w:spacing w:after="0" w:before="200" w:line="276" w:lineRule="auto"/>
-      <w:jc w:val="both"/>
+      <w:spacing w:after="0" w:before="200"/>
       <w:outlineLvl w:val="6"/>
     </w:pPr>
     <w:rPr>
-      <w:rFonts w:ascii="Times New Roman" w:asciiTheme="majorHAnsi" w:cstheme="majorBidi" w:eastAsia="Times New Roman" w:eastAsiaTheme="majorEastAsia" w:hAnsi="Times New Roman" w:hAnsiTheme="majorHAnsi"/>
-      <w:color w:val="000000"/>
+      <w:rFonts w:asciiTheme="majorHAnsi" w:cstheme="majorBidi" w:eastAsiaTheme="majorEastAsia" w:hAnsiTheme="majorHAnsi"/>
+      <w:color w:themeColor="accent1" w:val="4F81BD"/>
       <w:sz w:val="24"/>
       <w:szCs w:val="24"/>
     </w:rPr>
@@ -6234,13 +6432,12 @@
     <w:pPr>
       <w:keepNext/>
       <w:keepLines/>
-      <w:spacing w:after="0" w:before="200" w:line="276" w:lineRule="auto"/>
-      <w:jc w:val="both"/>
+      <w:spacing w:after="0" w:before="200"/>
       <w:outlineLvl w:val="7"/>
     </w:pPr>
     <w:rPr>
-      <w:rFonts w:ascii="Times New Roman" w:asciiTheme="majorHAnsi" w:cstheme="majorBidi" w:eastAsia="Times New Roman" w:eastAsiaTheme="majorEastAsia" w:hAnsi="Times New Roman" w:hAnsiTheme="majorHAnsi"/>
-      <w:color w:val="000000"/>
+      <w:rFonts w:asciiTheme="majorHAnsi" w:cstheme="majorBidi" w:eastAsiaTheme="majorEastAsia" w:hAnsiTheme="majorHAnsi"/>
+      <w:color w:themeColor="accent1" w:val="4F81BD"/>
       <w:sz w:val="24"/>
       <w:szCs w:val="24"/>
     </w:rPr>
@@ -6255,13 +6452,12 @@
     <w:pPr>
       <w:keepNext/>
       <w:keepLines/>
-      <w:spacing w:after="0" w:before="200" w:line="276" w:lineRule="auto"/>
-      <w:jc w:val="both"/>
+      <w:spacing w:after="0" w:before="200"/>
       <w:outlineLvl w:val="8"/>
     </w:pPr>
     <w:rPr>
-      <w:rFonts w:ascii="Times New Roman" w:asciiTheme="majorHAnsi" w:cstheme="majorBidi" w:eastAsia="Times New Roman" w:eastAsiaTheme="majorEastAsia" w:hAnsi="Times New Roman" w:hAnsiTheme="majorHAnsi"/>
-      <w:color w:val="000000"/>
+      <w:rFonts w:asciiTheme="majorHAnsi" w:cstheme="majorBidi" w:eastAsiaTheme="majorEastAsia" w:hAnsiTheme="majorHAnsi"/>
+      <w:color w:themeColor="accent1" w:val="4F81BD"/>
       <w:sz w:val="24"/>
       <w:szCs w:val="24"/>
     </w:rPr>
@@ -6274,15 +6470,9 @@
     <w:unhideWhenUsed/>
     <w:qFormat/>
     <w:pPr>
-      <w:spacing w:after="100" w:before="100" w:line="276" w:lineRule="auto"/>
+      <w:spacing w:after="100" w:before="100"/>
       <w:ind w:firstLine="0" w:left="480" w:right="480"/>
-      <w:jc w:val="both"/>
     </w:pPr>
-    <w:rPr>
-      <w:rFonts w:ascii="Times New Roman" w:eastAsia="Times New Roman" w:hAnsi="Times New Roman"/>
-      <w:color w:val="000000"/>
-      <w:sz w:val="24"/>
-    </w:rPr>
   </w:style>
   <w:style w:styleId="FootnoteText" w:type="paragraph">
     <w:name w:val="Footnote Text"/>
@@ -6291,25 +6481,11 @@
     <w:uiPriority w:val="9"/>
     <w:unhideWhenUsed/>
     <w:qFormat/>
-    <w:pPr>
-      <w:spacing w:line="276" w:lineRule="auto"/>
-      <w:jc w:val="both"/>
-    </w:pPr>
-    <w:rPr>
-      <w:rFonts w:ascii="Times New Roman" w:eastAsia="Times New Roman" w:hAnsi="Times New Roman"/>
-      <w:color w:val="000000"/>
-      <w:sz w:val="24"/>
-    </w:rPr>
   </w:style>
   <w:style w:default="1" w:styleId="DefaultParagraphFont" w:type="character">
     <w:name w:val="Default Paragraph Font"/>
     <w:semiHidden/>
     <w:unhideWhenUsed/>
-    <w:rPr>
-      <w:rFonts w:ascii="Times New Roman" w:eastAsia="Times New Roman" w:hAnsi="Times New Roman"/>
-      <w:color w:val="000000"/>
-      <w:sz w:val="24"/>
-    </w:rPr>
   </w:style>
   <w:style w:default="1" w:styleId="Table" w:type="table">
     <w:name w:val="Table"/>
@@ -6317,15 +6493,6 @@
     <w:semiHidden/>
     <w:unhideWhenUsed/>
     <w:qFormat/>
-    <w:pPr>
-      <w:spacing w:line="276" w:lineRule="auto"/>
-      <w:jc w:val="both"/>
-    </w:pPr>
-    <w:rPr>
-      <w:rFonts w:ascii="Times New Roman" w:eastAsia="Times New Roman" w:hAnsi="Times New Roman"/>
-      <w:color w:val="000000"/>
-      <w:sz w:val="24"/>
-    </w:rPr>
     <w:tblPr>
       <w:tblInd w:type="dxa" w:w="0"/>
       <w:tblCellMar>
@@ -6358,42 +6525,25 @@
     <w:pPr>
       <w:keepNext/>
       <w:keepLines/>
-      <w:spacing w:after="0" w:line="276" w:lineRule="auto"/>
-      <w:jc w:val="both"/>
+      <w:spacing w:after="0"/>
     </w:pPr>
     <w:rPr>
-      <w:rFonts w:ascii="Times New Roman" w:eastAsia="Times New Roman" w:hAnsi="Times New Roman"/>
       <w:b/>
-      <w:color w:val="000000"/>
-      <w:sz w:val="24"/>
     </w:rPr>
   </w:style>
   <w:style w:customStyle="1" w:styleId="Definition" w:type="paragraph">
     <w:name w:val="Definition"/>
     <w:basedOn w:val="Normal"/>
-    <w:pPr>
-      <w:spacing w:line="276" w:lineRule="auto"/>
-      <w:jc w:val="both"/>
-    </w:pPr>
-    <w:rPr>
-      <w:rFonts w:ascii="Times New Roman" w:eastAsia="Times New Roman" w:hAnsi="Times New Roman"/>
-      <w:color w:val="000000"/>
-      <w:sz w:val="24"/>
-    </w:rPr>
   </w:style>
   <w:style w:styleId="Caption" w:type="paragraph">
     <w:name w:val="Caption"/>
     <w:basedOn w:val="Normal"/>
     <w:link w:val="BodyTextChar"/>
     <w:pPr>
-      <w:spacing w:after="120" w:before="0" w:line="276" w:lineRule="auto"/>
-      <w:jc w:val="both"/>
+      <w:spacing w:after="120" w:before="0"/>
     </w:pPr>
     <w:rPr>
-      <w:rFonts w:ascii="Times New Roman" w:eastAsia="Times New Roman" w:hAnsi="Times New Roman"/>
       <w:i/>
-      <w:color w:val="000000"/>
-      <w:sz w:val="24"/>
     </w:rPr>
   </w:style>
   <w:style w:customStyle="1" w:styleId="TableCaption" w:type="paragraph">
@@ -6401,90 +6551,44 @@
     <w:basedOn w:val="Caption"/>
     <w:pPr>
       <w:keepNext/>
-      <w:spacing w:line="276" w:lineRule="auto"/>
-      <w:jc w:val="both"/>
     </w:pPr>
-    <w:rPr>
-      <w:rFonts w:ascii="Times New Roman" w:eastAsia="Times New Roman" w:hAnsi="Times New Roman"/>
-      <w:color w:val="000000"/>
-      <w:sz w:val="24"/>
-    </w:rPr>
   </w:style>
   <w:style w:customStyle="1" w:styleId="ImageCaption" w:type="paragraph">
     <w:name w:val="Image Caption"/>
     <w:basedOn w:val="Caption"/>
-    <w:pPr>
-      <w:spacing w:line="276" w:lineRule="auto"/>
-      <w:jc w:val="both"/>
-    </w:pPr>
-    <w:rPr>
-      <w:rFonts w:ascii="Times New Roman" w:eastAsia="Times New Roman" w:hAnsi="Times New Roman"/>
-      <w:color w:val="000000"/>
-      <w:sz w:val="24"/>
-    </w:rPr>
   </w:style>
   <w:style w:customStyle="1" w:styleId="Figure" w:type="paragraph">
     <w:name w:val="Figure"/>
     <w:basedOn w:val="Normal"/>
-    <w:pPr>
-      <w:spacing w:line="276" w:lineRule="auto"/>
-      <w:jc w:val="both"/>
-    </w:pPr>
-    <w:rPr>
-      <w:rFonts w:ascii="Times New Roman" w:eastAsia="Times New Roman" w:hAnsi="Times New Roman"/>
-      <w:color w:val="000000"/>
-      <w:sz w:val="24"/>
-    </w:rPr>
   </w:style>
   <w:style w:customStyle="1" w:styleId="CaptionedFigure" w:type="paragraph">
     <w:name w:val="Captioned Figure"/>
     <w:basedOn w:val="Figure"/>
     <w:pPr>
       <w:keepNext/>
-      <w:spacing w:line="276" w:lineRule="auto"/>
-      <w:jc w:val="both"/>
     </w:pPr>
-    <w:rPr>
-      <w:rFonts w:ascii="Times New Roman" w:eastAsia="Times New Roman" w:hAnsi="Times New Roman"/>
-      <w:color w:val="000000"/>
-      <w:sz w:val="24"/>
-    </w:rPr>
   </w:style>
   <w:style w:customStyle="1" w:styleId="BodyTextChar" w:type="character">
     <w:name w:val="Body Text Char"/>
     <w:basedOn w:val="DefaultParagraphFont"/>
     <w:link w:val="BodyText"/>
-    <w:rPr>
-      <w:rFonts w:ascii="Times New Roman" w:eastAsia="Times New Roman" w:hAnsi="Times New Roman"/>
-      <w:color w:val="000000"/>
-      <w:sz w:val="24"/>
-    </w:rPr>
   </w:style>
   <w:style w:customStyle="1" w:styleId="VerbatimChar" w:type="character">
     <w:name w:val="Verbatim Char"/>
     <w:basedOn w:val="BodyTextChar"/>
     <w:rPr>
-      <w:rFonts w:ascii="Times New Roman" w:eastAsia="Times New Roman" w:hAnsi="Times New Roman"/>
-      <w:color w:val="000000"/>
-      <w:sz w:val="24"/>
+      <w:rFonts w:ascii="Consolas" w:hAnsi="Consolas"/>
+      <w:sz w:val="22"/>
     </w:rPr>
   </w:style>
   <w:style w:customStyle="1" w:styleId="SectionNumber" w:type="character">
     <w:name w:val="Section Number"/>
     <w:basedOn w:val="BodyTextChar"/>
-    <w:rPr>
-      <w:rFonts w:ascii="Times New Roman" w:eastAsia="Times New Roman" w:hAnsi="Times New Roman"/>
-      <w:color w:val="000000"/>
-      <w:sz w:val="24"/>
-    </w:rPr>
   </w:style>
   <w:style w:styleId="FootnoteReference" w:type="character">
     <w:name w:val="Footnote Reference"/>
     <w:basedOn w:val="BodyTextChar"/>
     <w:rPr>
-      <w:rFonts w:ascii="Times New Roman" w:eastAsia="Times New Roman" w:hAnsi="Times New Roman"/>
-      <w:color w:val="000000"/>
-      <w:sz w:val="24"/>
       <w:vertAlign w:val="superscript"/>
     </w:rPr>
   </w:style>
@@ -6492,9 +6596,7 @@
     <w:name w:val="Hyperlink"/>
     <w:basedOn w:val="BodyTextChar"/>
     <w:rPr>
-      <w:rFonts w:ascii="Times New Roman" w:eastAsia="Times New Roman" w:hAnsi="Times New Roman"/>
-      <w:color w:val="000000"/>
-      <w:sz w:val="24"/>
+      <w:color w:themeColor="accent1" w:val="4F81BD"/>
     </w:rPr>
   </w:style>
   <w:style w:styleId="TOCHeading" w:type="paragraph">
@@ -6505,16 +6607,14 @@
     <w:unhideWhenUsed/>
     <w:qFormat/>
     <w:pPr>
-      <w:spacing w:before="240" w:line="276" w:lineRule="auto"/>
-      <w:jc w:val="both"/>
+      <w:spacing w:before="240" w:line="259" w:lineRule="auto"/>
       <w:outlineLvl w:val="9"/>
     </w:pPr>
     <w:rPr>
-      <w:rFonts w:ascii="Times New Roman" w:asciiTheme="majorHAnsi" w:cstheme="majorBidi" w:eastAsia="Times New Roman" w:eastAsiaTheme="majorEastAsia" w:hAnsi="Times New Roman" w:hAnsiTheme="majorHAnsi"/>
+      <w:rFonts w:asciiTheme="majorHAnsi" w:cstheme="majorBidi" w:eastAsiaTheme="majorEastAsia" w:hAnsiTheme="majorHAnsi"/>
       <w:b w:val="0"/>
       <w:bCs w:val="0"/>
-      <w:color w:val="000000"/>
-      <w:sz w:val="24"/>
+      <w:color w:themeColor="accent1" w:themeShade="BF" w:val="365F91"/>
     </w:rPr>
   </w:style>
   <w:style w:type="paragraph" w:customStyle="1" w:styleId="SourceCode">

--- a/p8/submission/world_development_package/01_manuscript_blinded.docx
+++ b/p8/submission/world_development_package/01_manuscript_blinded.docx
@@ -2285,37 +2285,6 @@
         <w:t xml:space="preserve">Table 2 summarizes the full coefficient matrix. The FIP pattern is confirmed: (i) a statistically significant negative linear FSTS–performance relationship (M1: β = −1.339, p &lt; .001); (ii) no significant quadratic curvature or turning point (M2: both FSTS_c and FSTS_c² non-significant); (iii) negative across specifications (M_yearFE: β = −3.351, p &lt; .001; M_bivariate: β = −0.864, p = .050; exporters-only: β = −1.176, p = .130, n.s.); and (iv) no capability moderation of the slope (M3 adds TCI_z and DAI_z as direct terms: TCI_z p = .003 raises the level, DAI_z p = .285).</w:t>
       </w:r>
     </w:p>
-    <w:p>
-      <w:pPr>
-        <w:pStyle w:val="BodyText"/>
-      </w:pPr>
-      <w:r>
-        <w:rPr>
-          <w:bCs/>
-          <w:b/>
-        </w:rPr>
-        <w:t xml:space="preserve">Inference with few clusters.</w:t>
-      </w:r>
-      <w:r>
-        <w:t xml:space="preserve"> </w:t>
-      </w:r>
-      <w:r>
-        <w:t xml:space="preserve">Because the panel contains only seven country clusters, conventional cluster-robust standard errors are unreliable — with so few clusters they tend to over-reject (Cameron, Gelbach, &amp; Miller, 2008) — and we therefore do not rest the penalty on any single clustered p-value. Identification of the negative internationalization–performance slope instead rests on its</w:t>
-      </w:r>
-      <w:r>
-        <w:t xml:space="preserve"> </w:t>
-      </w:r>
-      <w:r>
-        <w:rPr>
-          <w:bCs/>
-          <w:b/>
-        </w:rPr>
-        <w:t xml:space="preserve">sign-consistency across every specification</w:t>
-      </w:r>
-      <w:r>
-        <w:t xml:space="preserve">: the FSTS coefficient is negative in all five models — country-and-year fixed effects (β = −1.339), the quadratic specification (β = −2.177), the capability model (β = −2.979), year-fixed-effects-only (β = −3.351), and the bivariate model (β = −0.864) — and in the exporters-only subsample (β = −1.176). The coefficient is never positive under any specification, and is numerically larger, not smaller, in the more saturated fixed-effects models. For a seven-economy panel, this sign-consistency criterion is a more appropriate basis for inference than asymptotic cluster theory, and it is the principle applied throughout the broader research program to which this study contributes.</w:t>
-      </w:r>
-    </w:p>
     <w:bookmarkEnd w:id="36"/>
     <w:bookmarkEnd w:id="37"/>
     <w:bookmarkStart w:id="43" w:name="discussion"/>
@@ -2962,27 +2931,6 @@
     <w:p>
       <w:pPr>
         <w:pStyle w:val="FirstParagraph"/>
-      </w:pPr>
-      <w:r>
-        <w:t xml:space="preserve">Cameron, A. C., Gelbach, J. B., &amp; Miller, D. L. (2008). Bootstrap-based improvements for inference with clustered errors.</w:t>
-      </w:r>
-      <w:r>
-        <w:t xml:space="preserve"> </w:t>
-      </w:r>
-      <w:r>
-        <w:rPr>
-          <w:iCs/>
-          <w:i/>
-        </w:rPr>
-        <w:t xml:space="preserve">The Review of Economics and Statistics, 90</w:t>
-      </w:r>
-      <w:r>
-        <w:t xml:space="preserve">(3), 414–427. https://doi.org/10.1162/rest.90.3.414</w:t>
-      </w:r>
-    </w:p>
-    <w:p>
-      <w:pPr>
-        <w:pStyle w:val="BodyText"/>
       </w:pPr>
       <w:r>
         <w:t xml:space="preserve">Banalieva, E. R., &amp; Dhanaraj, C. (2019). Internalization theory for the digital economy.</w:t>

--- a/p8/submission/world_development_package/01_manuscript_blinded.docx
+++ b/p8/submission/world_development_package/01_manuscript_blinded.docx
@@ -59,7 +59,7 @@
         <w:t xml:space="preserve">Forced Internationalization Penalty (FIP)</w:t>
       </w:r>
       <w:r>
-        <w:t xml:space="preserve">. Unlike the downward phase-1 slope in three-stage internationalization theory, FIP is not a transient learning cost with an eventual turning point; it is a persistent structural condition arising from the compulsion to export despite systemic disadvantages. Using World Bank Enterprise Survey data from 959 firms across seven Pacific SIDS economies (2009–2025), we find that internationalization intensity is robustly and negatively associated with labor productivity (β = −1.339, p &lt; .001 in the country-and-year fixed-effects specification; β = −3.351, p &lt; .001 without country fixed effects; estimation N = 209 complete cases, from the full analysis sample of N = 959), with no significant quadratic curvature. Neither technological capability nor digital adoption moderates the negative export–performance slope in the SIDS environment, although technological capability does raise the overall productivity level, consistent with the FIP mechanism: when structural prerequisites are absent, firm-level capabilities cannot redirect the I-P relationship toward positive territory. The findings reframe the inverted-U paradigm as conditional rather than universal, identify boundary conditions for institutional moderation theory, and carry direct implications for the Antigua and Barbuda Agenda for SIDS.</w:t>
+        <w:t xml:space="preserve">. Unlike the downward phase-1 slope in three-stage internationalization theory, FIP is not a transient learning cost with an eventual turning point; it is a persistent structural condition arising from the compulsion to export despite systemic disadvantages. Using World Bank Enterprise Survey data from 959 firms across seven Pacific SIDS economies (2009–2025), we find that internationalization intensity is negatively associated with labor productivity (β = −1.339, p &lt; .001 in the country-and-year fixed-effects specification; β = −3.351, p &lt; .001 without country fixed effects; estimation N = 209 complete cases, from the full analysis sample of N = 959), with no significant quadratic curvature. We are explicit, however, that this estimate rests on the three SIDS economies with complete pre-2018 control data and is sensitive to the data version and to the small number of island economies with complete firm-level data (see Limitations); the result is therefore best read as exploratory evidence for a theoretical boundary condition rather than a robustly estimated effect. Neither technological capability nor digital adoption moderates the negative export–performance slope in the SIDS environment, although technological capability does raise the overall productivity level, consistent with the FIP mechanism: when structural prerequisites are absent, firm-level capabilities cannot redirect the I-P relationship toward positive territory. The findings reframe the inverted-U paradigm as conditional rather than universal, identify boundary conditions for institutional moderation theory, and carry direct implications for the Antigua and Barbuda Agenda for SIDS.</w:t>
       </w:r>
     </w:p>
     <w:bookmarkEnd w:id="20"/>
@@ -2811,6 +2811,40 @@
         <w:t xml:space="preserve">: FIP is theorized as arising when three structural prerequisites are simultaneously absent. Other extreme contexts, Saharan micro-states, remote highland economies, post-conflict settings, may exhibit similar patterns. Caribbean SIDS (not included in our sample) represent a natural extension context.</w:t>
       </w:r>
     </w:p>
+    <w:p>
+      <w:pPr>
+        <w:pStyle w:val="BodyText"/>
+      </w:pPr>
+      <w:r>
+        <w:t xml:space="preserve">Fifth, and most importantly,</w:t>
+      </w:r>
+      <w:r>
+        <w:t xml:space="preserve"> </w:t>
+      </w:r>
+      <w:r>
+        <w:rPr>
+          <w:bCs/>
+          <w:b/>
+        </w:rPr>
+        <w:t xml:space="preserve">the estimate is data-version-sensitive and rests on few economies</w:t>
+      </w:r>
+      <w:r>
+        <w:t xml:space="preserve">: the headline M1 sample (N = 209) is composed of the three Pacific economies with complete pre-2018 control data (Fiji 2009, Papua New Guinea 2015, Vanuatu 2009). On an expanded build of the harmonised SIDS frame that more fully ingests additional island economies and recent waves, the FSTS coefficient becomes non-significant and sign-unstable. With only three to nine island economies (clusters), conventional cluster-robust inference is also unreliable. We therefore present FIP primarily as a</w:t>
+      </w:r>
+      <w:r>
+        <w:t xml:space="preserve"> </w:t>
+      </w:r>
+      <w:r>
+        <w:rPr>
+          <w:bCs/>
+          <w:b/>
+        </w:rPr>
+        <w:t xml:space="preserve">theoretical boundary-condition construct supported by exploratory evidence</w:t>
+      </w:r>
+      <w:r>
+        <w:t xml:space="preserve">, and a definitive test awaits more complete firm-level data across a larger number of island economies. We report this sensitivity transparently rather than presenting the penalty as a settled empirical regularity.</w:t>
+      </w:r>
+    </w:p>
     <w:bookmarkEnd w:id="42"/>
     <w:bookmarkEnd w:id="43"/>
     <w:bookmarkStart w:id="44" w:name="conclusions"/>
@@ -2827,7 +2861,7 @@
         <w:pStyle w:val="FirstParagraph"/>
       </w:pPr>
       <w:r>
-        <w:t xml:space="preserve">We introduced the Forced Internationalization Penalty (FIP), the monotone negative effect of internationalization intensity on firm performance when three structural prerequisites of the inverted-U relationship are simultaneously absent: a viable domestic market, manageable trade costs, and functional institutional support. Using WBES data from 959 firms across seven Pacific SIDS economies, we find robust support for FIP across multiple specifications (β = −1.339, p &lt; .001 in the primary country-and-year fixed-effects model, estimated on the N = 209 complete-case subsample; β = −3.351, p &lt; .001 without country fixed effects; β = −0.864, p = .050 in the full-sample bivariate model; β = −1.176, p = .130 in the exporters-only subsample). The quadratic term is not significant, confirming the monotone negative form with no observable turning point. Digital adoption is null and, although technological capability raises the overall productivity level, neither capability moderates the negative export-performance slope, consistent with the FIP theoretical mechanism.</w:t>
+        <w:t xml:space="preserve">We introduced the Forced Internationalization Penalty (FIP), the monotone negative effect of internationalization intensity on firm performance when three structural prerequisites of the inverted-U relationship are simultaneously absent: a viable domestic market, manageable trade costs, and functional institutional support. Using WBES data from 959 firms across seven Pacific SIDS economies, we find support for FIP across multiple specifications on the available data (β = −1.339, p &lt; .001 in the primary country-and-year fixed-effects model, estimated on the N = 209 complete-case subsample; β = −3.351, p &lt; .001 without country fixed effects; β = −0.864, p = .050 in the full-sample bivariate model; β = −1.176, p = .130 in the exporters-only subsample), while noting explicitly that this estimate rests on three economies and is data-version-sensitive (Section 5.5). The quadratic term is not significant, consistent with a monotone negative form with no observable turning point. Digital adoption is null and, although technological capability raises the overall productivity level, neither capability moderates the negative export-performance slope, consistent with the FIP theoretical mechanism.</w:t>
       </w:r>
     </w:p>
     <w:p>

--- a/p8/submission/world_development_package/01_manuscript_blinded.docx
+++ b/p8/submission/world_development_package/01_manuscript_blinded.docx
@@ -2,7 +2,7 @@
 <file path=word/document.xml><?xml version="1.0" encoding="utf-8"?>
 <w:document xmlns:w="http://schemas.openxmlformats.org/wordprocessingml/2006/main" xmlns:m="http://schemas.openxmlformats.org/officeDocument/2006/math" xmlns:r="http://schemas.openxmlformats.org/officeDocument/2006/relationships" xmlns:o="urn:schemas-microsoft-com:office:office" xmlns:v="urn:schemas-microsoft-com:vml" xmlns:w10="urn:schemas-microsoft-com:office:word" xmlns:a="http://schemas.openxmlformats.org/drawingml/2006/main" xmlns:pic="http://schemas.openxmlformats.org/drawingml/2006/picture" xmlns:wp="http://schemas.openxmlformats.org/drawingml/2006/wordprocessingDrawing">
   <w:body>
-    <w:bookmarkStart w:id="54" w:name="X851d47967a07835e31e54cc2552648e271a088b"/>
+    <w:bookmarkStart w:id="60" w:name="X851d47967a07835e31e54cc2552648e271a088b"/>
     <w:p>
       <w:pPr>
         <w:pStyle w:val="Heading1"/>
@@ -13,57 +13,166 @@
     </w:p>
     <w:p>
       <w:pPr>
-        <w:pStyle w:val="FirstParagraph"/>
-      </w:pPr>
+        <w:pStyle w:val="BlockText"/>
+      </w:pPr>
+      <w:r>
+        <w:t xml:space="preserve">⚠️</w:t>
+      </w:r>
+      <w:r>
+        <w:t xml:space="preserve"> </w:t>
+      </w:r>
       <w:r>
         <w:rPr>
           <w:bCs/>
           <w:b/>
         </w:rPr>
-        <w:t xml:space="preserve">Keywords</w:t>
-      </w:r>
-      <w:r>
-        <w:t xml:space="preserve">: internationalization–performance relationship; small</w:t>
-      </w:r>
-      <w:r>
-        <w:t xml:space="preserve"> </w:t>
-      </w:r>
-      <w:r>
-        <w:t xml:space="preserve">island developing states; forced internationalization; institutional voids; Pacific economies; labor productivity</w:t>
-      </w:r>
-    </w:p>
-    <w:bookmarkStart w:id="20" w:name="abstract"/>
-    <w:p>
-      <w:pPr>
-        <w:pStyle w:val="Heading2"/>
-      </w:pPr>
-      <w:r>
-        <w:t xml:space="preserve">Abstract</w:t>
+        <w:t xml:space="preserve">SUPERSEDED (2026-06-19).</w:t>
+      </w:r>
+      <w:r>
+        <w:t xml:space="preserve"> </w:t>
+      </w:r>
+      <w:r>
+        <w:t xml:space="preserve">This draft presents a strong, robust Forced Internationalization Penalty (β=−1.339) on a Timor-inclusive / restricted SIDS sample. It is superseded by the redesigned manuscript in</w:t>
+      </w:r>
+      <w:r>
+        <w:t xml:space="preserve"> </w:t>
+      </w:r>
+      <w:r>
+        <w:rPr>
+          <w:rStyle w:val="VerbatimChar"/>
+        </w:rPr>
+        <w:t xml:space="preserve">p8/submission/world_development_redesign/</w:t>
+      </w:r>
+      <w:r>
+        <w:t xml:space="preserve"> </w:t>
+      </w:r>
+      <w:r>
+        <w:t xml:space="preserve">("When the Inverted-U Dissolves"), which uses the 7 genuine Pacific SIDS (Timor-Leste excluded per WB/UN), frames dissolution as the robust finding, and treats FIP as a theoretical limiting case. Do not submit this version.</w:t>
       </w:r>
     </w:p>
     <w:p>
       <w:pPr>
         <w:pStyle w:val="FirstParagraph"/>
       </w:pPr>
-      <w:r>
-        <w:t xml:space="preserve">The conventional inverted-U relationship between internationalization intensity and firm performance rests on three structural prerequisites: a viable domestic market, manageable trade costs, and functional institutional support. We argue that when all three are simultaneously absent, as in Pacific Small Island Developing States (SIDS), the expected non-linear pattern collapses into a monotone negative relationship that we term the</w:t>
-      </w:r>
-      <w:r>
-        <w:t xml:space="preserve"> </w:t>
-      </w:r>
       <w:r>
         <w:rPr>
           <w:bCs/>
           <w:b/>
         </w:rPr>
+        <w:t xml:space="preserve">Keywords</w:t>
+      </w:r>
+      <w:r>
+        <w:t xml:space="preserve">: internationalization–performance relationship; small</w:t>
+      </w:r>
+      <w:r>
+        <w:t xml:space="preserve"> </w:t>
+      </w:r>
+      <w:r>
+        <w:t xml:space="preserve">island developing states; forced internationalization; institutional voids; Pacific economies; labor productivity</w:t>
+      </w:r>
+    </w:p>
+    <w:bookmarkStart w:id="20" w:name="highlights"/>
+    <w:p>
+      <w:pPr>
+        <w:pStyle w:val="Heading2"/>
+      </w:pPr>
+      <w:r>
+        <w:t xml:space="preserve">Highlights</w:t>
+      </w:r>
+    </w:p>
+    <w:p>
+      <w:pPr>
+        <w:numPr>
+          <w:ilvl w:val="0"/>
+          <w:numId w:val="1001"/>
+        </w:numPr>
+        <w:pStyle w:val="Compact"/>
+      </w:pPr>
+      <w:r>
+        <w:t xml:space="preserve">The canonical inverted-U dissolves in Pacific small island developing states</w:t>
+      </w:r>
+    </w:p>
+    <w:p>
+      <w:pPr>
+        <w:numPr>
+          <w:ilvl w:val="0"/>
+          <w:numId w:val="1001"/>
+        </w:numPr>
+        <w:pStyle w:val="Compact"/>
+      </w:pPr>
+      <w:r>
+        <w:t xml:space="preserve">Export-intensity slope is indistinguishable from zero (bootstrap p = .66)</w:t>
+      </w:r>
+    </w:p>
+    <w:p>
+      <w:pPr>
+        <w:numPr>
+          <w:ilvl w:val="0"/>
+          <w:numId w:val="1001"/>
+        </w:numPr>
+        <w:pStyle w:val="Compact"/>
+      </w:pPr>
+      <w:r>
+        <w:t xml:space="preserve">Curvature is marginally positive, not concave, hinting at convexity</w:t>
+      </w:r>
+    </w:p>
+    <w:p>
+      <w:pPr>
+        <w:numPr>
+          <w:ilvl w:val="0"/>
+          <w:numId w:val="1001"/>
+        </w:numPr>
+        <w:pStyle w:val="Compact"/>
+      </w:pPr>
+      <w:r>
+        <w:t xml:space="preserve">Technological capability raises productivity but does not restore the inverted-U</w:t>
+      </w:r>
+    </w:p>
+    <w:p>
+      <w:pPr>
+        <w:numPr>
+          <w:ilvl w:val="0"/>
+          <w:numId w:val="1001"/>
+        </w:numPr>
+        <w:pStyle w:val="Compact"/>
+      </w:pPr>
+      <w:r>
+        <w:t xml:space="preserve">Forced Internationalization Penalty bounds the inverted-U paradigm's scope</w:t>
+      </w:r>
+    </w:p>
+    <w:bookmarkEnd w:id="20"/>
+    <w:bookmarkStart w:id="21" w:name="abstract"/>
+    <w:p>
+      <w:pPr>
+        <w:pStyle w:val="Heading2"/>
+      </w:pPr>
+      <w:r>
+        <w:t xml:space="preserve">Abstract</w:t>
+      </w:r>
+    </w:p>
+    <w:p>
+      <w:pPr>
+        <w:pStyle w:val="FirstParagraph"/>
+      </w:pPr>
+      <w:r>
+        <w:t xml:space="preserve">The conventional inverted-U relationship between internationalization intensity and firm performance rests on three structural prerequisites: a viable domestic market, manageable trade costs, and functional institutional support. We argue that when all three are simultaneously absent, as in Pacific Small Island Developing States (SIDS), the expected non-linear pattern collapses into a monotone negative relationship that we term the</w:t>
+      </w:r>
+      <w:r>
+        <w:t xml:space="preserve"> </w:t>
+      </w:r>
+      <w:r>
+        <w:rPr>
+          <w:bCs/>
+          <w:b/>
+        </w:rPr>
         <w:t xml:space="preserve">Forced Internationalization Penalty (FIP)</w:t>
       </w:r>
       <w:r>
         <w:t xml:space="preserve">. Unlike the downward phase-1 slope in three-stage internationalization theory, FIP is not a transient learning cost with an eventual turning point; it is a persistent structural condition arising from the compulsion to export despite systemic disadvantages. Using World Bank Enterprise Survey data from 959 firms across seven Pacific SIDS economies (2009–2025), we find that internationalization intensity is negatively associated with labor productivity (β = −1.339, p &lt; .001 in the country-and-year fixed-effects specification; β = −3.351, p &lt; .001 without country fixed effects; estimation N = 209 complete cases, from the full analysis sample of N = 959), with no significant quadratic curvature. We are explicit, however, that this estimate rests on the three SIDS economies with complete pre-2018 control data and is sensitive to the data version and to the small number of island economies with complete firm-level data (see Limitations); the result is therefore best read as exploratory evidence for a theoretical boundary condition rather than a robustly estimated effect. Neither technological capability nor digital adoption moderates the negative export–performance slope in the SIDS environment, although technological capability does raise the overall productivity level, consistent with the FIP mechanism: when structural prerequisites are absent, firm-level capabilities cannot redirect the I-P relationship toward positive territory. The findings reframe the inverted-U paradigm as conditional rather than universal, identify boundary conditions for institutional moderation theory, and carry direct implications for the Antigua and Barbuda Agenda for SIDS.</w:t>
       </w:r>
     </w:p>
-    <w:bookmarkEnd w:id="20"/>
-    <w:bookmarkStart w:id="21" w:name="introduction"/>
+    <w:bookmarkEnd w:id="21"/>
+    <w:bookmarkStart w:id="22" w:name="Xe3d0fc0bea9a42ce7605565d0964033d7f6ee47"/>
     <w:p>
       <w:pPr>
         <w:pStyle w:val="Heading2"/>
@@ -146,7 +255,7 @@
         <w:pStyle w:val="BodyText"/>
       </w:pPr>
       <w:r>
-        <w:t xml:space="preserve">SIDS represent a theoretically extreme yet empirically underserved context for I-P research. These economies are characterized by microscopic domestic markets (Tonga: 104,000 inhabitants; Kiribati: 121,000), extreme geographic isolation amplifying trade costs by 30–210% (Winters &amp; Martins, 2004), and comprehensive institutional voids that limit firms’ ability to appropriate returns from international activities (Briguglio, 1995; Khanna &amp; Palepu, 2010). Recent systematic tracking across 121,249 development data points confirms these conditions have deepened rather than abated: progress in 2020–2025 is the slowest on record across 15 of 26 tracked benchmarks, with SIDS and Sub-Saharan Africa disproportionately affected (Pirlea et al., 2026). Independent multi-indicator analysis of six development dimensions poverty, life expectancy, schooling, gender equality, climate, and electricity, finds the world developing at its slowest pace in 75 years, with 54 economies more than a century from reaching developed-country standards at current trajectories, and SIDS disproportionately represented in this cohort (Mahler, Serajuddin, Wadhwa, &amp; Yonzan, 2026). Critically, firms in SIDS do not</w:t>
+        <w:t xml:space="preserve">SIDS represent a theoretically extreme yet empirically underserved context for I-P research. These economies are characterized by microscopic domestic markets (Tonga: 104,000 inhabitants; Kiribati: 121,000), extreme geographic isolation amplifying trade costs by 30–210% (Winters &amp; Martins, 2004), and comprehensive institutional voids that limit firms' ability to appropriate returns from international activities (Briguglio, 1995; Khanna &amp; Palepu, 2010). Recent systematic tracking across 121,249 development data points confirms these conditions have deepened rather than abated: progress in 2020–2025 is the slowest on record across 15 of 26 tracked benchmarks, with SIDS and Sub-Saharan Africa disproportionately affected (Pirlea et al., 2026). Independent multi-indicator analysis of six development dimensions poverty, life expectancy, schooling, gender equality, climate, and electricity, finds the world developing at its slowest pace in 75 years, with 54 economies more than a century from reaching developed-country standards at current trajectories, and SIDS disproportionately represented in this cohort (Mahler, Serajuddin, Wadhwa, &amp; Yonzan, 2026). Critically, firms in SIDS do not</w:t>
       </w:r>
       <w:r>
         <w:t xml:space="preserve"> </w:t>
@@ -170,37 +279,7 @@
         <w:pStyle w:val="BodyText"/>
       </w:pPr>
       <w:r>
-        <w:t xml:space="preserve">This paper makes three contributions to the IB literature. First, we introduce and theoretically define FIP as a boundary condition of the inverted-U paradigm, distinguishing it from adjacent concepts including phase-1 costs in three-stage theory (Contractor et al., 2003), Liability of Foreignness (Zaheer, 1995), and necessity entrepreneurship (Sarasvathy et al., 2014). Second, we provide empirical evidence from 959 firms across seven Pacific SIDS economies using World Bank Enterprise Survey (WBES) data, the most comprehensive firm-level I-P analysis in Pacific SIDS to date. Third, we document that firm-level capabilities (technological capability, digital adoption) do not appear to override FIP, shifting the theoretical conversation from</w:t>
-      </w:r>
-      <w:r>
-        <w:t xml:space="preserve"> </w:t>
-      </w:r>
-      <w:r>
-        <w:t xml:space="preserve">“</w:t>
-      </w:r>
-      <w:r>
-        <w:t xml:space="preserve">institutional moderation of the I-P relationship</w:t>
-      </w:r>
-      <w:r>
-        <w:t xml:space="preserve">”</w:t>
-      </w:r>
-      <w:r>
-        <w:t xml:space="preserve"> </w:t>
-      </w:r>
-      <w:r>
-        <w:t xml:space="preserve">(Marano, Tallman, &amp; Teece, 2016) to</w:t>
-      </w:r>
-      <w:r>
-        <w:t xml:space="preserve"> </w:t>
-      </w:r>
-      <w:r>
-        <w:t xml:space="preserve">“</w:t>
-      </w:r>
-      <w:r>
-        <w:t xml:space="preserve">institutional determination of the sign of I-P relationship.</w:t>
-      </w:r>
-      <w:r>
-        <w:t xml:space="preserve">”</w:t>
+        <w:t xml:space="preserve">This paper makes three contributions to the IB literature. First, we introduce and theoretically define FIP as a boundary condition of the inverted-U paradigm, distinguishing it from adjacent concepts including phase-1 costs in three-stage theory (Contractor et al., 2003), Liability of Foreignness (Zaheer, 1995), and necessity entrepreneurship (Sarasvathy et al., 2014). Second, we provide empirical evidence from 959 firms across seven Pacific SIDS economies using World Bank Enterprise Survey (WBES) data, the most comprehensive firm-level I-P analysis in Pacific SIDS to date. Third, we document that firm-level capabilities (technological capability, digital adoption) do not appear to override FIP, shifting the theoretical conversation from "institutional moderation of the I-P relationship" (Marano, Tallman, &amp; Teece, 2016) to "institutional determination of the sign of I-P relationship."</w:t>
       </w:r>
     </w:p>
     <w:p>
@@ -211,8 +290,8 @@
         <w:t xml:space="preserve">The findings carry direct policy implications under the Antigua and Barbuda Agenda for SIDS (United Nations General Assembly, 2024), suggesting that strategies premised on export-led growth may be systematically misaligned with the structural realities of Pacific micro-economies.</w:t>
       </w:r>
     </w:p>
-    <w:bookmarkEnd w:id="21"/>
-    <w:bookmarkStart w:id="26" w:name="theoretical-background-and-hypotheses"/>
+    <w:bookmarkEnd w:id="22"/>
+    <w:bookmarkStart w:id="27" w:name="X88086f89d30295b73ade34a6a6d72f6030bebeb"/>
     <w:p>
       <w:pPr>
         <w:pStyle w:val="Heading2"/>
@@ -221,7 +300,7 @@
         <w:t xml:space="preserve">2. Theoretical Background and Hypotheses</w:t>
       </w:r>
     </w:p>
-    <w:bookmarkStart w:id="22" w:name="Xd1ff7c2b94994d1910854ba407ee8c9b50df341"/>
+    <w:bookmarkStart w:id="23" w:name="Xb9f10d5a773f889d0c54a837c7b35981e9ef98d"/>
     <w:p>
       <w:pPr>
         <w:pStyle w:val="Heading3"/>
@@ -267,25 +346,7 @@
         <w:t xml:space="preserve"> </w:t>
       </w:r>
       <w:r>
-        <w:t xml:space="preserve">assumes that firms have a functioning home base providing revenues, resources, and organizational learning before and during internationalization (Johanson &amp; Vahlne, 1977; 2009). When the domestic market is non-viable, too small to support minimum efficient scale for even basic operations, firms are structurally compelled to export regardless of strategic readiness or capability. The</w:t>
-      </w:r>
-      <w:r>
-        <w:t xml:space="preserve"> </w:t>
-      </w:r>
-      <w:r>
-        <w:t xml:space="preserve">“</w:t>
-      </w:r>
-      <w:r>
-        <w:t xml:space="preserve">selection into exporting</w:t>
-      </w:r>
-      <w:r>
-        <w:t xml:space="preserve">”</w:t>
-      </w:r>
-      <w:r>
-        <w:t xml:space="preserve"> </w:t>
-      </w:r>
-      <w:r>
-        <w:t xml:space="preserve">assumption underlying most I-P models breaks down.</w:t>
+        <w:t xml:space="preserve">assumes that firms have a functioning home base providing revenues, resources, and organizational learning before and during internationalization (Johanson &amp; Vahlne, 1977; 2009). When the domestic market is non-viable, too small to support minimum efficient scale for even basic operations, firms are structurally compelled to export regardless of strategic readiness or capability. The "selection into exporting" assumption underlying most I-P models breaks down.</w:t>
       </w:r>
     </w:p>
     <w:p>
@@ -336,8 +397,8 @@
         <w:t xml:space="preserve">theory (Scott, 1995; North, 1990) and the institutional voids literature (Khanna &amp; Palepu, 2010; Doh et al., 2017) treat the quality of market-supporting institutions as a moderator of I-P relationship intensity. This presupposes that institutions vary on a continuum where some level of functional support exists even at the low end. Comprehensive institutional voids, absent financial intermediaries, unreliable contract enforcement, limited trade facilitation infrastructure, do not merely weaken the inverted-U; they may eliminate the mechanism generating positive returns from internationalization entirely.</w:t>
       </w:r>
     </w:p>
-    <w:bookmarkEnd w:id="22"/>
-    <w:bookmarkStart w:id="23" w:name="Xb7db0e39015cb6f3662a52d47fb6342a9feb2fb"/>
+    <w:bookmarkEnd w:id="23"/>
+    <w:bookmarkStart w:id="24" w:name="X1f001da1b4b1572ea8f32d5031e054868494059"/>
     <w:p>
       <w:pPr>
         <w:pStyle w:val="Heading3"/>
@@ -461,7 +522,7 @@
         <w:t xml:space="preserve">From SIDS economic vulnerability (Briguglio, 1995)</w:t>
       </w:r>
       <w:r>
-        <w:t xml:space="preserve">: Briguglio’s</w:t>
+        <w:t xml:space="preserve">: Briguglio's</w:t>
       </w:r>
       <w:r>
         <w:t xml:space="preserve"> </w:t>
@@ -470,8 +531,8 @@
         <w:t xml:space="preserve">vulnerability index captures macroeconomic exposure to external shocks. FIP is a microeconomic, firm-level construct: it identifies the performance mechanism through which macro-structural vulnerability translates into firm-level outcomes.</w:t>
       </w:r>
     </w:p>
-    <w:bookmarkEnd w:id="23"/>
-    <w:bookmarkStart w:id="24" w:name="X6db7ec46da19cbe734f496417815d07c46d6d99"/>
+    <w:bookmarkEnd w:id="24"/>
+    <w:bookmarkStart w:id="25" w:name="Xc71733a542ce4d73564dcb0287a5b80a716b22f"/>
     <w:p>
       <w:pPr>
         <w:pStyle w:val="Heading3"/>
@@ -543,8 +604,8 @@
         <w:t xml:space="preserve">intensity is negatively associated with firm performance with no significant quadratic turning point, indicating Forced Internationalization Penalty rather than an inverted-U relationship.</w:t>
       </w:r>
     </w:p>
-    <w:bookmarkEnd w:id="24"/>
-    <w:bookmarkStart w:id="25" w:name="the-role-of-firm-level-capabilities"/>
+    <w:bookmarkEnd w:id="25"/>
+    <w:bookmarkStart w:id="26" w:name="Xf304c7c051670d76ad64f147386dc979ed380d0"/>
     <w:p>
       <w:pPr>
         <w:pStyle w:val="Heading3"/>
@@ -598,9 +659,9 @@
         <w:t xml:space="preserve">Note: H2 is formulated as a null-expectation hypothesis based on the FIP theoretical mechanism, not a power argument. This framing follows the methodological guidance of Haans, Pieters, and He (2016) on hypothesizing null results for theoretically motivated reasons.</w:t>
       </w:r>
     </w:p>
-    <w:bookmarkEnd w:id="25"/>
     <w:bookmarkEnd w:id="26"/>
-    <w:bookmarkStart w:id="30" w:name="data-and-methods"/>
+    <w:bookmarkEnd w:id="27"/>
+    <w:bookmarkStart w:id="31" w:name="X5eb800a903106e48a684e9ea9de39ed619b9df8"/>
     <w:p>
       <w:pPr>
         <w:pStyle w:val="Heading2"/>
@@ -609,7 +670,7 @@
         <w:t xml:space="preserve">3. Data and Methods</w:t>
       </w:r>
     </w:p>
-    <w:bookmarkStart w:id="27" w:name="data-source"/>
+    <w:bookmarkStart w:id="28" w:name="X180323993af082d7b264d69830cacecf330a102"/>
     <w:p>
       <w:pPr>
         <w:pStyle w:val="Heading3"/>
@@ -642,8 +703,8 @@
         <w:t xml:space="preserve">across multiple country-year waves.</w:t>
       </w:r>
     </w:p>
-    <w:bookmarkEnd w:id="27"/>
-    <w:bookmarkStart w:id="28" w:name="measures"/>
+    <w:bookmarkEnd w:id="28"/>
+    <w:bookmarkStart w:id="29" w:name="X431a8b355211b47c6e494a5f659051454df4ed1"/>
     <w:p>
       <w:pPr>
         <w:pStyle w:val="Heading3"/>
@@ -697,7 +758,7 @@
         <w:t xml:space="preserve"> </w:t>
       </w:r>
       <w:r>
-        <w:t xml:space="preserve">et al. (2016) and Contractor et al. (2003), we construct FSTS (Foreign Sales to Total Sales) from WBES items d3b + d3c (percentage of sales from indirect plus direct exports), divided by 100. For the main models, FSTS is mean-centered at the wave level: FSTS_c = FSTS − mean_wave(FSTS), yielding a mean FSTS of 0.048 (SD unreported due to small exporter subsample). Mean-centering suppresses cross-wave level differences while preserving within-wave variation, following standard practice for studies examining FSTS curvature (Haans et al., 2016).</w:t>
+        <w:t xml:space="preserve">et al. (2016) and Contractor et al. (2003), we construct FSTS (Foreign Sales to Total Sales) from WBES items d3b + d3c (percentage of sales from indirect plus direct exports), divided by 100. For the main models, FSTS is mean-centered at the wave level: FSTS_c = FSTS − mean_wave(FSTS), yielding a mean FSTS of 0.048 (SD unreported due to small exporter subsample). Mean-centering suppresses cross-wave level differences while preserving within-wave variation, following standard practice for studies examining FSTS curvature (Haans et al., 2016).</w:t>
       </w:r>
     </w:p>
     <w:p>
@@ -800,15 +861,15 @@
     <w:tbl>
       <w:tblPr>
         <w:tblStyle w:val="Table"/>
-        <w:tblW w:type="pct" w:w="5000"/>
+        <w:tblW w:type="auto" w:w="0"/>
         <w:tblLook w:firstRow="1" w:lastRow="0" w:firstColumn="0" w:lastColumn="0" w:noHBand="0" w:noVBand="0" w:val="0020"/>
         <w:jc w:val="start"/>
       </w:tblPr>
       <w:tblGrid>
-        <w:gridCol w:w="549"/>
-        <w:gridCol w:w="452"/>
-        <w:gridCol w:w="3297"/>
-        <w:gridCol w:w="3620"/>
+        <w:gridCol w:w="1980"/>
+        <w:gridCol w:w="1980"/>
+        <w:gridCol w:w="1980"/>
+        <w:gridCol w:w="1980"/>
       </w:tblGrid>
       <w:tr>
         <w:trPr>
@@ -1438,8 +1499,8 @@
         <w:t xml:space="preserve">no) to binary (1/0). c22b is recoded similarly. TCI_z and DAI_z are standardised across the full pooled sample. PPP conversion uses World Bank ICP deflators matched to survey year. FSTS_c is centred within each country-year wave so that turning-point estimates are not confounded by cross-wave composition shifts (Haans et al., 2016). DAI captures only Tier-1 static website presence; Tier-2 (e-payment) and Tier-3 (cloud/ERP) indicators are unavailable for these WBES waves.</w:t>
       </w:r>
     </w:p>
-    <w:bookmarkEnd w:id="28"/>
-    <w:bookmarkStart w:id="29" w:name="model-sequence"/>
+    <w:bookmarkEnd w:id="29"/>
+    <w:bookmarkStart w:id="30" w:name="Xc5fe1f3cf583535f12a87a680dcd317400b3da2"/>
     <w:p>
       <w:pPr>
         <w:pStyle w:val="Heading3"/>
@@ -1576,9 +1637,9 @@
         <w:t xml:space="preserve">.</w:t>
       </w:r>
     </w:p>
-    <w:bookmarkEnd w:id="29"/>
     <w:bookmarkEnd w:id="30"/>
-    <w:bookmarkStart w:id="37" w:name="results"/>
+    <w:bookmarkEnd w:id="31"/>
+    <w:bookmarkStart w:id="38" w:name="X121719332867ee227f0a04b486098cee978c6e6"/>
     <w:p>
       <w:pPr>
         <w:pStyle w:val="Heading2"/>
@@ -1587,7 +1648,7 @@
         <w:t xml:space="preserve">4. Results</w:t>
       </w:r>
     </w:p>
-    <w:bookmarkStart w:id="31" w:name="X7564ed8aad7671c5c72c9705a49a1794e1c47b3"/>
+    <w:bookmarkStart w:id="32" w:name="Xf031df31c5b8141c05fcebab78842231a9e024a"/>
     <w:p>
       <w:pPr>
         <w:pStyle w:val="Heading3"/>
@@ -1604,8 +1665,8 @@
         <w:t xml:space="preserve">The analysis sample spans 959 firms across seven Pacific SIDS economies. Table 1 reports country-level summary statistics. Exporter representation is thin across all economies (overall 13.8%), consistent with the SIDS structural constraint: most firms operate predominantly in the domestic market despite its limitations. Mean FSTS across the full sample is 0.048, reflecting the low-but-non-zero export engagement of SIDS firms. The country fixed effects absorb substantial variance: R² increases from 0.109 (year FE only) to 0.657 (country + year FE) when country indicators are added, confirming that roughly 83% of explained productivity variance is between-country, a feature consistent with extreme between-country heterogeneity in institutional quality, geographic remoteness, and economic structure.</w:t>
       </w:r>
     </w:p>
-    <w:bookmarkEnd w:id="31"/>
-    <w:bookmarkStart w:id="32" w:name="X6abbfa22e96478212f3491c4cdbfe1ca192aca8"/>
+    <w:bookmarkEnd w:id="32"/>
+    <w:bookmarkStart w:id="33" w:name="X221fb7e0fbd1e09102b607f2a4be829dba85b6e"/>
     <w:p>
       <w:pPr>
         <w:pStyle w:val="Heading3"/>
@@ -1709,8 +1770,8 @@
         <w:t xml:space="preserve">Control variable results in M1 are consistent with established evidence: firm age is positively associated with productivity (β = +0.014, p = .020); foreign ownership shows a negative but non-significant association (β = −0.426, p = .315); firm size is essentially nil (β = +0.002, p = .983).</w:t>
       </w:r>
     </w:p>
-    <w:bookmarkEnd w:id="32"/>
-    <w:bookmarkStart w:id="33" w:name="Xc0a88d50ea7b5c27a76a85a44afe4aa278d46cd"/>
+    <w:bookmarkEnd w:id="33"/>
+    <w:bookmarkStart w:id="34" w:name="X278b3f0cc4133671f70c21e2e288fdaa4a06e72"/>
     <w:p>
       <w:pPr>
         <w:pStyle w:val="Heading3"/>
@@ -1764,7 +1825,7 @@
         <w:pStyle w:val="BodyText"/>
       </w:pPr>
       <w:r>
-        <w:t xml:space="preserve">Following Haans et al. (2016), we evaluate the four necessary conditions for a curvature relationship. All four must hold for an inverted-U to be confirmed; here, all four</w:t>
+        <w:t xml:space="preserve">Following Haans et al. (2016), we evaluate the four necessary conditions for a curvature relationship. All four must hold for an inverted-U to be confirmed; here, all four</w:t>
       </w:r>
       <w:r>
         <w:t xml:space="preserve"> </w:t>
@@ -1784,7 +1845,7 @@
       <w:pPr>
         <w:numPr>
           <w:ilvl w:val="0"/>
-          <w:numId w:val="1001"/>
+          <w:numId w:val="1002"/>
         </w:numPr>
         <w:pStyle w:val="Compact"/>
       </w:pPr>
@@ -1832,7 +1893,7 @@
       <w:pPr>
         <w:numPr>
           <w:ilvl w:val="0"/>
-          <w:numId w:val="1001"/>
+          <w:numId w:val="1002"/>
         </w:numPr>
         <w:pStyle w:val="Compact"/>
       </w:pPr>
@@ -1877,7 +1938,7 @@
       <w:pPr>
         <w:numPr>
           <w:ilvl w:val="0"/>
-          <w:numId w:val="1001"/>
+          <w:numId w:val="1002"/>
         </w:numPr>
         <w:pStyle w:val="Compact"/>
       </w:pPr>
@@ -1929,7 +1990,7 @@
       <w:pPr>
         <w:numPr>
           <w:ilvl w:val="0"/>
-          <w:numId w:val="1001"/>
+          <w:numId w:val="1002"/>
         </w:numPr>
         <w:pStyle w:val="Compact"/>
       </w:pPr>
@@ -1978,8 +2039,8 @@
         <w:t xml:space="preserve">, consistent with H1 and the FIP structural mechanism. There is no turning point within the observed FSTS range (0–1).</w:t>
       </w:r>
     </w:p>
-    <w:bookmarkEnd w:id="33"/>
-    <w:bookmarkStart w:id="34" w:name="robustness"/>
+    <w:bookmarkEnd w:id="34"/>
+    <w:bookmarkStart w:id="35" w:name="X7c95bb97131b594aa7673109c051c80c5a0bcc4"/>
     <w:p>
       <w:pPr>
         <w:pStyle w:val="Heading3"/>
@@ -2203,8 +2264,8 @@
         <w:t xml:space="preserve">Two checks confirm that the FIP estimate is not an artefact of the complete-case sample or of the seven-economy definition. First, the N = 209 estimation sample for the fully controlled model arises almost entirely from missingness on the foreign-ownership control (non-missing for only 22 per cent of firms); re-estimating M1 with country and year fixed effects but without that control recovers the full analysis sample and preserves the result (β(FSTS_c) = −0.835, p = .010, N = 950; with no controls, β = −0.769, p = .015, N = 959). The retained and dropped subsamples have near-identical mean FSTS (0.046 versus 0.049), indicating the restriction is not selected on the focal variable. Second, the penalty is present beyond the Pacific definition: estimated on the full nine-economy small-island pool that additionally includes Comoros and Timor-Leste, it remains negative and significant (β(FSTS_c) = −0.510, p = .008, N = 1,469). The seven-economy restriction therefore strengthens, but does not create, the estimate.</w:t>
       </w:r>
     </w:p>
-    <w:bookmarkEnd w:id="34"/>
-    <w:bookmarkStart w:id="35" w:name="capability-null-results-h2"/>
+    <w:bookmarkEnd w:id="35"/>
+    <w:bookmarkStart w:id="36" w:name="Xb09bd355cfef31bfb4a34bc8569e299208ad4bf"/>
     <w:p>
       <w:pPr>
         <w:pStyle w:val="Heading3"/>
@@ -2267,8 +2328,8 @@
         <w:t xml:space="preserve">Entered as direct terms (not interactions), technological capability (TCI_z: β = +0.299, p = .003) raises the productivity level while digital adoption (DAI_z: β = +0.094, p = .285) does not; neither alters the negative FSTS slope, so H2 (non-moderation of the I-P slope) holds in Pacific SIDS, consistent with the FIP mechanism overwhelming capability effects in structurally constrained economies. The positive TCI_z estimate (significant) and the smaller, non-significant DAI_z estimate are consistent with the interpretation that capabilities raise productivity levels in general (as found in mainland Asian contexts: Goedhuys &amp; Sleuwaegen, 2013; Teece, 2007) but cannot modify the structural negativity of the FSTS–performance relationship that FIP describes.</w:t>
       </w:r>
     </w:p>
-    <w:bookmarkEnd w:id="35"/>
-    <w:bookmarkStart w:id="36" w:name="summary"/>
+    <w:bookmarkEnd w:id="36"/>
+    <w:bookmarkStart w:id="37" w:name="X6c093959484b3f9d4e201eec1d461ec8d4bd970"/>
     <w:p>
       <w:pPr>
         <w:pStyle w:val="Heading3"/>
@@ -2285,9 +2346,9 @@
         <w:t xml:space="preserve">Table 2 summarizes the full coefficient matrix. The FIP pattern is confirmed: (i) a statistically significant negative linear FSTS–performance relationship (M1: β = −1.339, p &lt; .001); (ii) no significant quadratic curvature or turning point (M2: both FSTS_c and FSTS_c² non-significant); (iii) negative across specifications (M_yearFE: β = −3.351, p &lt; .001; M_bivariate: β = −0.864, p = .050; exporters-only: β = −1.176, p = .130, n.s.); and (iv) no capability moderation of the slope (M3 adds TCI_z and DAI_z as direct terms: TCI_z p = .003 raises the level, DAI_z p = .285).</w:t>
       </w:r>
     </w:p>
-    <w:bookmarkEnd w:id="36"/>
     <w:bookmarkEnd w:id="37"/>
-    <w:bookmarkStart w:id="43" w:name="discussion"/>
+    <w:bookmarkEnd w:id="38"/>
+    <w:bookmarkStart w:id="44" w:name="X735612638e4e736e4693e459c258977262c0dfc"/>
     <w:p>
       <w:pPr>
         <w:pStyle w:val="Heading2"/>
@@ -2296,7 +2357,7 @@
         <w:t xml:space="preserve">5. Discussion</w:t>
       </w:r>
     </w:p>
-    <w:bookmarkStart w:id="38" w:name="Xd4d8ec5bfb52f8d3fe2e7c438ba390b633573fa"/>
+    <w:bookmarkStart w:id="39" w:name="X756057e5c11f0c9dd39f4fea415a3ea89277fd3"/>
     <w:p>
       <w:pPr>
         <w:pStyle w:val="Heading3"/>
@@ -2318,25 +2379,7 @@
         <w:pStyle w:val="BodyText"/>
       </w:pPr>
       <w:r>
-        <w:t xml:space="preserve">The FIP concept explains this reversal through the logic of violated structural prerequisites. When no viable domestic market exists, FSTS is not a strategic choice variable but a survival necessity, firms cannot accumulate the home-base resources and organizational capabilities that fund and sustain profitable internationalization. When trade costs amplify export revenues’</w:t>
-      </w:r>
-      <w:r>
-        <w:t xml:space="preserve"> </w:t>
-      </w:r>
-      <w:r>
-        <w:t xml:space="preserve">“</w:t>
-      </w:r>
-      <w:r>
-        <w:t xml:space="preserve">cost of doing business</w:t>
-      </w:r>
-      <w:r>
-        <w:t xml:space="preserve">”</w:t>
-      </w:r>
-      <w:r>
-        <w:t xml:space="preserve"> </w:t>
-      </w:r>
-      <w:r>
-        <w:t xml:space="preserve">by 30–210% (Winters &amp; Martins, 2004), the marginal economics of exporting are negative from the outset. When institutional voids are comprehensive, absent trade finance intermediaries, unreliable contract enforcement, limited standards infrastructure, firms cannot appropriate the learning and scale benefits that internationalization theory promises.</w:t>
+        <w:t xml:space="preserve">The FIP concept explains this reversal through the logic of violated structural prerequisites. When no viable domestic market exists, FSTS is not a strategic choice variable but a survival necessity, firms cannot accumulate the home-base resources and organizational capabilities that fund and sustain profitable internationalization. When trade costs amplify export revenues' "cost of doing business" by 30–210% (Winters &amp; Martins, 2004), the marginal economics of exporting are negative from the outset. When institutional voids are comprehensive, absent trade finance intermediaries, unreliable contract enforcement, limited standards infrastructure, firms cannot appropriate the learning and scale benefits that internationalization theory promises.</w:t>
       </w:r>
     </w:p>
     <w:p>
@@ -2366,7 +2409,7 @@
         <w:t xml:space="preserve"> </w:t>
       </w:r>
       <w:r>
-        <w:t xml:space="preserve">prerequisites are satisfied. The existing literature’s finding that institutional quality</w:t>
+        <w:t xml:space="preserve">prerequisites are satisfied. The existing literature's finding that institutional quality</w:t>
       </w:r>
       <w:r>
         <w:t xml:space="preserve"> </w:t>
@@ -2382,47 +2425,11 @@
         <w:t xml:space="preserve"> </w:t>
       </w:r>
       <w:r>
-        <w:t xml:space="preserve">the I-P relationship (Marano et al., 2016) is a special case of a more general theoretical relationship: when institutional conditions cross a structural threshold from</w:t>
-      </w:r>
-      <w:r>
-        <w:t xml:space="preserve"> </w:t>
-      </w:r>
-      <w:r>
-        <w:t xml:space="preserve">“</w:t>
-      </w:r>
-      <w:r>
-        <w:t xml:space="preserve">weaker moderation</w:t>
-      </w:r>
-      <w:r>
-        <w:t xml:space="preserve">”</w:t>
-      </w:r>
-      <w:r>
-        <w:t xml:space="preserve"> </w:t>
-      </w:r>
-      <w:r>
-        <w:t xml:space="preserve">to</w:t>
-      </w:r>
-      <w:r>
-        <w:t xml:space="preserve"> </w:t>
-      </w:r>
-      <w:r>
-        <w:t xml:space="preserve">“</w:t>
-      </w:r>
-      <w:r>
-        <w:t xml:space="preserve">violated prerequisites,</w:t>
-      </w:r>
-      <w:r>
-        <w:t xml:space="preserve">”</w:t>
-      </w:r>
-      <w:r>
-        <w:t xml:space="preserve"> </w:t>
-      </w:r>
-      <w:r>
-        <w:t xml:space="preserve">the sign, not just the magnitude, of the I-P relationship reverses.</w:t>
-      </w:r>
-    </w:p>
-    <w:bookmarkEnd w:id="38"/>
-    <w:bookmarkStart w:id="39" w:name="Xbadf487e3d91c7f5e5de16c24aa3b4c984ad28e"/>
+        <w:t xml:space="preserve">the I-P relationship (Marano et al., 2016) is a special case of a more general theoretical relationship: when institutional conditions cross a structural threshold from "weaker moderation" to "violated prerequisites, " the sign, not just the magnitude, of the I-P relationship reverses.</w:t>
+      </w:r>
+    </w:p>
+    <w:bookmarkEnd w:id="39"/>
+    <w:bookmarkStart w:id="40" w:name="X0f7881790c29927869278ccfdf374374fedd8e4"/>
     <w:p>
       <w:pPr>
         <w:pStyle w:val="Heading3"/>
@@ -2436,7 +2443,7 @@
         <w:pStyle w:val="FirstParagraph"/>
       </w:pPr>
       <w:r>
-        <w:t xml:space="preserve">FIP represents a qualitative shift in how we conceptualize institutional effects on I-P relationships. Most prior theorizing treats institutional effects as continuous modifiers of the inverted-U’s shape and location: higher institutional quality shifts the optimum FSTS upward, broadens the positive range, or raises the peak performance level (Marano et al., 2016; Hitt et al., 1997). This is a change in</w:t>
+        <w:t xml:space="preserve">FIP represents a qualitative shift in how we conceptualize institutional effects on I-P relationships. Most prior theorizing treats institutional effects as continuous modifiers of the inverted-U's shape and location: higher institutional quality shifts the optimum FSTS upward, broadens the positive range, or raises the peak performance level (Marano et al., 2016; Hitt et al., 1997). This is a change in</w:t>
       </w:r>
       <w:r>
         <w:t xml:space="preserve"> </w:t>
@@ -2470,43 +2477,7 @@
         <w:t xml:space="preserve">kind</w:t>
       </w:r>
       <w:r>
-        <w:t xml:space="preserve">: at the extreme end of the institutional spectrum, where all three structural prerequisites are absent simultaneously, the I-P functional form is not a modified inverted-U but a qualitatively different pattern (monotone negative). This extends the theoretical vocabulary of IB research beyond</w:t>
-      </w:r>
-      <w:r>
-        <w:t xml:space="preserve"> </w:t>
-      </w:r>
-      <w:r>
-        <w:t xml:space="preserve">“</w:t>
-      </w:r>
-      <w:r>
-        <w:t xml:space="preserve">intensity moderation</w:t>
-      </w:r>
-      <w:r>
-        <w:t xml:space="preserve">”</w:t>
-      </w:r>
-      <w:r>
-        <w:t xml:space="preserve"> </w:t>
-      </w:r>
-      <w:r>
-        <w:t xml:space="preserve">toward</w:t>
-      </w:r>
-      <w:r>
-        <w:t xml:space="preserve"> </w:t>
-      </w:r>
-      <w:r>
-        <w:t xml:space="preserve">“</w:t>
-      </w:r>
-      <w:r>
-        <w:t xml:space="preserve">existence moderation</w:t>
-      </w:r>
-      <w:r>
-        <w:t xml:space="preserve">”</w:t>
-      </w:r>
-      <w:r>
-        <w:t xml:space="preserve"> </w:t>
-      </w:r>
-      <w:r>
-        <w:t xml:space="preserve">of the I-P relationship.</w:t>
+        <w:t xml:space="preserve">: at the extreme end of the institutional spectrum, where all three structural prerequisites are absent simultaneously, the I-P functional form is not a modified inverted-U but a qualitatively different pattern (monotone negative). This extends the theoretical vocabulary of IB research beyond "intensity moderation" toward "existence moderation" of the I-P relationship.</w:t>
       </w:r>
     </w:p>
     <w:p>
@@ -2517,14 +2488,14 @@
         <w:t xml:space="preserve">This finding connects to the broader question of boundary conditions in IB theory (Verbeke &amp; Brugman, 2018; Hennart, 2007). If mainstream I-P theories are derived from samples of economies where structural prerequisites are broadly satisfied, those theories may be systematically inapplicable to the SIDS context, not merely in need of adjustment, but representing a qualitatively different theoretical regime. FIP offers a theoretically grounded label for that alternative regime.</w:t>
       </w:r>
     </w:p>
-    <w:bookmarkEnd w:id="39"/>
-    <w:bookmarkStart w:id="40" w:name="X83134c98a606fe0940406da95e076e069d717cc"/>
+    <w:bookmarkEnd w:id="40"/>
+    <w:bookmarkStart w:id="41" w:name="X8a30c3062e38861be110fa8b68be2e42e1dcb57"/>
     <w:p>
       <w:pPr>
         <w:pStyle w:val="Heading3"/>
       </w:pPr>
       <w:r>
-        <w:t xml:space="preserve">5.3 The Capability Null: Institutional Determination vs. Moderation</w:t>
+        <w:t xml:space="preserve">5.3 The Capability Null: Institutional Determination vs. Moderation</w:t>
       </w:r>
     </w:p>
     <w:p>
@@ -2570,25 +2541,7 @@
         <w:pStyle w:val="BodyText"/>
       </w:pPr>
       <w:r>
-        <w:t xml:space="preserve">This is consistent with the resource-based view’s emphasis on context-dependency (Barney, 1991): resources generate value only within institutional environments that support appropriability. Teece’s (2007) dynamic capabilities framework similarly assumes functioning market mechanisms; in their absence, dynamic capabilities may be</w:t>
-      </w:r>
-      <w:r>
-        <w:t xml:space="preserve"> </w:t>
-      </w:r>
-      <w:r>
-        <w:t xml:space="preserve">“</w:t>
-      </w:r>
-      <w:r>
-        <w:t xml:space="preserve">trapped</w:t>
-      </w:r>
-      <w:r>
-        <w:t xml:space="preserve">”</w:t>
-      </w:r>
-      <w:r>
-        <w:t xml:space="preserve"> </w:t>
-      </w:r>
-      <w:r>
-        <w:t xml:space="preserve">in the firm, unable to translate into performance advantages through international market transactions.</w:t>
+        <w:t xml:space="preserve">This is consistent with the resource-based view's emphasis on context-dependency (Barney, 1991): resources generate value only within institutional environments that support appropriability. Teece's (2007) dynamic capabilities framework similarly assumes functioning market mechanisms; in their absence, dynamic capabilities may be "trapped" in the firm, unable to translate into performance advantages through international market transactions.</w:t>
       </w:r>
     </w:p>
     <w:p>
@@ -2599,8 +2552,8 @@
         <w:t xml:space="preserve">The positive, though non-significant, point estimates for TCI_z and DAI_z suggest that capabilities do raise general productivity levels (consistent with their role in the broader literature), but they cannot modify the negative directionality of the FSTS–performance relationship in the SIDS structural context. This nuance, capabilities help the level, not the slope, may be a productive direction for future SIDS research.</w:t>
       </w:r>
     </w:p>
-    <w:bookmarkEnd w:id="40"/>
-    <w:bookmarkStart w:id="41" w:name="Xf8f5a8a03ba0839ca8278bd9312f3d61be61a50"/>
+    <w:bookmarkEnd w:id="41"/>
+    <w:bookmarkStart w:id="42" w:name="X8bcfb993ada7fae012c0a3b08b0e9a3dc544172"/>
     <w:p>
       <w:pPr>
         <w:pStyle w:val="Heading3"/>
@@ -2694,11 +2647,11 @@
         <w:t xml:space="preserve"> </w:t>
       </w:r>
       <w:r>
-        <w:t xml:space="preserve">(functional institutions): targeted institutional development focused on trade facilitation infrastructure, standards bodies, trade finance intermediaries, export promotion agencies with genuine capacity, rather than generic governance reform may most directly address the FIP mechanism. Goedhuys and Sleuwaegen’s (2013) evidence on international certification is instructive: their finding that ISO certification improves firm productivity is consistent with the null TCI result here if certification’s productivity benefit is conditional on institutions that support standards enforcement and customer recognition, conditions absent in the SIDS context.</w:t>
-      </w:r>
-    </w:p>
-    <w:bookmarkEnd w:id="41"/>
-    <w:bookmarkStart w:id="42" w:name="limitations"/>
+        <w:t xml:space="preserve">(functional institutions): targeted institutional development focused on trade facilitation infrastructure, standards bodies, trade finance intermediaries, export promotion agencies with genuine capacity, rather than generic governance reform may most directly address the FIP mechanism. Goedhuys and Sleuwaegen's (2013) evidence on international certification is instructive: their finding that ISO certification improves firm productivity is consistent with the null TCI result here if certification's productivity benefit is conditional on institutions that support standards enforcement and customer recognition, conditions absent in the SIDS context.</w:t>
+      </w:r>
+    </w:p>
+    <w:bookmarkEnd w:id="42"/>
+    <w:bookmarkStart w:id="43" w:name="Xde7edcb3f604b7ff7a62d585547252a5b42f172"/>
     <w:p>
       <w:pPr>
         <w:pStyle w:val="Heading3"/>
@@ -2845,9 +2798,9 @@
         <w:t xml:space="preserve">, and a definitive test awaits more complete firm-level data across a larger number of island economies. We report this sensitivity transparently rather than presenting the penalty as a settled empirical regularity.</w:t>
       </w:r>
     </w:p>
-    <w:bookmarkEnd w:id="42"/>
     <w:bookmarkEnd w:id="43"/>
-    <w:bookmarkStart w:id="44" w:name="conclusions"/>
+    <w:bookmarkEnd w:id="44"/>
+    <w:bookmarkStart w:id="45" w:name="X56025c6d9dbf7520f7a7df11f905cdd09f46e4a"/>
     <w:p>
       <w:pPr>
         <w:pStyle w:val="Heading2"/>
@@ -2869,61 +2822,7 @@
         <w:pStyle w:val="BodyText"/>
       </w:pPr>
       <w:r>
-        <w:t xml:space="preserve">These findings contribute to IB theory in two ways. First, they help reorient the discourse on institutional effects from</w:t>
-      </w:r>
-      <w:r>
-        <w:t xml:space="preserve"> </w:t>
-      </w:r>
-      <w:r>
-        <w:t xml:space="preserve">“</w:t>
-      </w:r>
-      <w:r>
-        <w:t xml:space="preserve">institutional moderation of I-P intensity</w:t>
-      </w:r>
-      <w:r>
-        <w:t xml:space="preserve">”</w:t>
-      </w:r>
-      <w:r>
-        <w:t xml:space="preserve"> </w:t>
-      </w:r>
-      <w:r>
-        <w:t xml:space="preserve">to</w:t>
-      </w:r>
-      <w:r>
-        <w:t xml:space="preserve"> </w:t>
-      </w:r>
-      <w:r>
-        <w:t xml:space="preserve">“</w:t>
-      </w:r>
-      <w:r>
-        <w:t xml:space="preserve">institutional determination of I-P sign,</w:t>
-      </w:r>
-      <w:r>
-        <w:t xml:space="preserve">”</w:t>
-      </w:r>
-      <w:r>
-        <w:t xml:space="preserve"> </w:t>
-      </w:r>
-      <w:r>
-        <w:t xml:space="preserve">suggesting that the inverted-U may be conditional on structural prerequisites rather than broadly applicable across contexts. Second, they extend the application of</w:t>
-      </w:r>
-      <w:r>
-        <w:t xml:space="preserve"> </w:t>
-      </w:r>
-      <w:r>
-        <w:t xml:space="preserve">“</w:t>
-      </w:r>
-      <w:r>
-        <w:t xml:space="preserve">forced internationalization</w:t>
-      </w:r>
-      <w:r>
-        <w:t xml:space="preserve">”</w:t>
-      </w:r>
-      <w:r>
-        <w:t xml:space="preserve"> </w:t>
-      </w:r>
-      <w:r>
-        <w:t xml:space="preserve">beyond the SME literature into the performance-outcome domain, providing a theoretically defined and empirically grounded construct (FIP) that future research can build upon.</w:t>
+        <w:t xml:space="preserve">These findings contribute to IB theory in two ways. First, they help reorient the discourse on institutional effects from "institutional moderation of I-P intensity" to "institutional determination of I-P sign, " suggesting that the inverted-U may be conditional on structural prerequisites rather than broadly applicable across contexts. Second, they extend the application of "forced internationalization" beyond the SME literature into the performance-outcome domain, providing a theoretically defined and empirically grounded construct (FIP) that future research can build upon.</w:t>
       </w:r>
     </w:p>
     <w:p>
@@ -2934,8 +2833,8 @@
         <w:t xml:space="preserve">For the world development policy agenda, FIP suggests that export promotion strategies in SIDS require complementary structural interventions addressing trade costs, domestic market viability through regional integration, and targeted institutional development, not merely the intensification of export activity per se.</w:t>
       </w:r>
     </w:p>
-    <w:bookmarkEnd w:id="44"/>
-    <w:bookmarkStart w:id="45" w:name="X071796dd6bc546c91e96cca1cf5ff96599de61f"/>
+    <w:bookmarkEnd w:id="45"/>
+    <w:bookmarkStart w:id="46" w:name="X071796dd6bc546c91e96cca1cf5ff96599de61f"/>
     <w:p>
       <w:pPr>
         <w:pStyle w:val="Heading2"/>
@@ -2949,11 +2848,100 @@
         <w:pStyle w:val="FirstParagraph"/>
       </w:pPr>
       <w:r>
-        <w:t xml:space="preserve">During the preparation of this work, the author(s) used Grammarly, a writing-assistance tool, in order to correct spelling, grammar, and punctuation in the author(s)’ own original text. No generative artificial-intelligence tool was used to generate, draft, or create any substantive content, analysis, or interpretation. After using this tool, the author(s) reviewed and edited the content as needed and take(s) full responsibility for the content of the publication.</w:t>
-      </w:r>
-    </w:p>
-    <w:bookmarkEnd w:id="45"/>
-    <w:bookmarkStart w:id="49" w:name="references"/>
+        <w:t xml:space="preserve">During the preparation of this work, the author(s) used Grammarly, a writing-assistance tool, in order to correct spelling, grammar, and punctuation in the author(s)' own original text. No generative artificial-intelligence tool was used to generate, draft, or create any substantive content, analysis, or interpretation. After using this tool, the author(s) reviewed and edited the content as needed and take(s) full responsibility for the content of the publication.</w:t>
+      </w:r>
+    </w:p>
+    <w:bookmarkEnd w:id="46"/>
+    <w:bookmarkStart w:id="47" w:name="acknowledgements"/>
+    <w:p>
+      <w:pPr>
+        <w:pStyle w:val="Heading2"/>
+      </w:pPr>
+      <w:r>
+        <w:t xml:space="preserve">Acknowledgements</w:t>
+      </w:r>
+    </w:p>
+    <w:p>
+      <w:pPr>
+        <w:pStyle w:val="FirstParagraph"/>
+      </w:pPr>
+      <w:r>
+        <w:t xml:space="preserve">The authors thank the Enterprise Analysis Unit of the Development Economics Global Indicators Group of the World Bank for the WBES microdata for the Pacific Small Island Developing States analysed data. The original collector of the data, the authorised distributor, and the relevant funding agency bear no responsibility for the use of the data or for interpretations or inferences based upon such uses.</w:t>
+      </w:r>
+    </w:p>
+    <w:bookmarkEnd w:id="47"/>
+    <w:bookmarkStart w:id="48" w:name="funding"/>
+    <w:p>
+      <w:pPr>
+        <w:pStyle w:val="Heading2"/>
+      </w:pPr>
+      <w:r>
+        <w:t xml:space="preserve">Funding</w:t>
+      </w:r>
+    </w:p>
+    <w:p>
+      <w:pPr>
+        <w:pStyle w:val="FirstParagraph"/>
+      </w:pPr>
+      <w:r>
+        <w:t xml:space="preserve">This research received no specific grant from any funding agency in the public, commercial, or not-for-profit sectors.</w:t>
+      </w:r>
+    </w:p>
+    <w:bookmarkEnd w:id="48"/>
+    <w:bookmarkStart w:id="49" w:name="declaration-of-competing-interest"/>
+    <w:p>
+      <w:pPr>
+        <w:pStyle w:val="Heading2"/>
+      </w:pPr>
+      <w:r>
+        <w:t xml:space="preserve">Declaration of competing interest</w:t>
+      </w:r>
+    </w:p>
+    <w:p>
+      <w:pPr>
+        <w:pStyle w:val="FirstParagraph"/>
+      </w:pPr>
+      <w:r>
+        <w:t xml:space="preserve">The authors declare that they have no known competing financial interests or personal relationships that could have appeared to influence the work reported in this paper.</w:t>
+      </w:r>
+    </w:p>
+    <w:bookmarkEnd w:id="49"/>
+    <w:bookmarkStart w:id="51" w:name="data-availability"/>
+    <w:p>
+      <w:pPr>
+        <w:pStyle w:val="Heading2"/>
+      </w:pPr>
+      <w:r>
+        <w:t xml:space="preserve">Data availability</w:t>
+      </w:r>
+    </w:p>
+    <w:p>
+      <w:pPr>
+        <w:pStyle w:val="FirstParagraph"/>
+      </w:pPr>
+      <w:r>
+        <w:t xml:space="preserve">The World Bank Enterprise Survey (WBES) microdata for the Pacific Small Island Developing States analysed in this study are publicly available at</w:t>
+      </w:r>
+      <w:r>
+        <w:t xml:space="preserve"> </w:t>
+      </w:r>
+      <w:hyperlink r:id="rId50">
+        <w:r>
+          <w:rPr>
+            <w:rStyle w:val="Hyperlink"/>
+          </w:rPr>
+          <w:t xml:space="preserve">https://www.enterprisesurveys.org</w:t>
+        </w:r>
+      </w:hyperlink>
+      <w:r>
+        <w:t xml:space="preserve"> </w:t>
+      </w:r>
+      <w:r>
+        <w:t xml:space="preserve">subject to World Bank registration. Replication materials are available from the authors upon reasonable request, to the extent permitted by the WBES Data Access Protocol.</w:t>
+      </w:r>
+    </w:p>
+    <w:bookmarkEnd w:id="51"/>
+    <w:bookmarkStart w:id="55" w:name="references"/>
     <w:p>
       <w:pPr>
         <w:pStyle w:val="Heading2"/>
@@ -3174,7 +3162,7 @@
       <w:r>
         <w:t xml:space="preserve"> </w:t>
       </w:r>
-      <w:hyperlink r:id="rId46">
+      <w:hyperlink r:id="rId52">
         <w:r>
           <w:rPr>
             <w:rStyle w:val="Hyperlink"/>
@@ -3414,7 +3402,7 @@
         <w:t xml:space="preserve"> </w:t>
       </w:r>
       <w:r>
-        <w:t xml:space="preserve">(Policy Research Working Paper No. 11350). World Bank Group.</w:t>
+        <w:t xml:space="preserve">(Policy Research Working Paper No. 11350). World Bank Group.</w:t>
       </w:r>
     </w:p>
     <w:p>
@@ -3440,7 +3428,7 @@
       <w:r>
         <w:t xml:space="preserve"> </w:t>
       </w:r>
-      <w:hyperlink r:id="rId47">
+      <w:hyperlink r:id="rId53">
         <w:r>
           <w:rPr>
             <w:rStyle w:val="Hyperlink"/>
@@ -3514,7 +3502,7 @@
       <w:r>
         <w:t xml:space="preserve"> </w:t>
       </w:r>
-      <w:hyperlink r:id="rId48">
+      <w:hyperlink r:id="rId54">
         <w:r>
           <w:rPr>
             <w:rStyle w:val="Hyperlink"/>
@@ -3715,8 +3703,8 @@
         <w:t xml:space="preserve">(2), 341–363.</w:t>
       </w:r>
     </w:p>
-    <w:bookmarkEnd w:id="49"/>
-    <w:bookmarkStart w:id="53" w:name="appendix-a-tables"/>
+    <w:bookmarkEnd w:id="55"/>
+    <w:bookmarkStart w:id="59" w:name="appendix-a-tables"/>
     <w:p>
       <w:pPr>
         <w:pStyle w:val="Heading2"/>
@@ -3725,7 +3713,7 @@
         <w:t xml:space="preserve">Appendix A: Tables</w:t>
       </w:r>
     </w:p>
-    <w:bookmarkStart w:id="50" w:name="Xd18a7fdbbe8955432f108664659551dd8892246"/>
+    <w:bookmarkStart w:id="56" w:name="table-1-country-level-summary-statistics"/>
     <w:p>
       <w:pPr>
         <w:pStyle w:val="Heading3"/>
@@ -3737,743 +3725,15 @@
     <w:tbl>
       <w:tblPr>
         <w:tblStyle w:val="Table"/>
-        <w:tblW w:type="pct" w:w="5000"/>
+        <w:tblW w:type="auto" w:w="0"/>
         <w:tblLook w:firstRow="1" w:lastRow="0" w:firstColumn="0" w:lastColumn="0" w:noHBand="0" w:noVBand="0" w:val="0020"/>
         <w:jc w:val="start"/>
       </w:tblPr>
       <w:tblGrid>
-        <w:gridCol w:w="1926"/>
-        <w:gridCol w:w="1177"/>
-        <w:gridCol w:w="1177"/>
-        <w:gridCol w:w="1284"/>
-        <w:gridCol w:w="1177"/>
-        <w:gridCol w:w="1177"/>
-      </w:tblGrid>
-      <w:tr>
-        <w:trPr>
-          <w:tblHeader w:val="true"/>
-        </w:trPr>
-        <w:tc>
-          <w:tcPr/>
-          <w:p>
-            <w:pPr>
-              <w:pStyle w:val="Compact"/>
-              <w:jc w:val="left"/>
-            </w:pPr>
-            <w:r>
-              <w:t xml:space="preserve">Economy</w:t>
-            </w:r>
-          </w:p>
-        </w:tc>
-        <w:tc>
-          <w:tcPr/>
-          <w:p>
-            <w:pPr>
-              <w:pStyle w:val="Compact"/>
-              <w:jc w:val="left"/>
-            </w:pPr>
-            <w:r>
-              <w:t xml:space="preserve">N (firms)</w:t>
-            </w:r>
-          </w:p>
-        </w:tc>
-        <w:tc>
-          <w:tcPr/>
-          <w:p>
-            <w:pPr>
-              <w:pStyle w:val="Compact"/>
-              <w:jc w:val="left"/>
-            </w:pPr>
-            <w:r>
-              <w:t xml:space="preserve">Exporters</w:t>
-            </w:r>
-          </w:p>
-        </w:tc>
-        <w:tc>
-          <w:tcPr/>
-          <w:p>
-            <w:pPr>
-              <w:pStyle w:val="Compact"/>
-              <w:jc w:val="left"/>
-            </w:pPr>
-            <w:r>
-              <w:t xml:space="preserve">Exporter %</w:t>
-            </w:r>
-          </w:p>
-        </w:tc>
-        <w:tc>
-          <w:tcPr/>
-          <w:p>
-            <w:pPr>
-              <w:pStyle w:val="Compact"/>
-              <w:jc w:val="left"/>
-            </w:pPr>
-            <w:r>
-              <w:t xml:space="preserve">Mean FSTS</w:t>
-            </w:r>
-          </w:p>
-        </w:tc>
-        <w:tc>
-          <w:tcPr/>
-          <w:p>
-            <w:pPr>
-              <w:pStyle w:val="Compact"/>
-              <w:jc w:val="left"/>
-            </w:pPr>
-            <w:r>
-              <w:t xml:space="preserve">Waves</w:t>
-            </w:r>
-          </w:p>
-        </w:tc>
-      </w:tr>
-      <w:tr>
-        <w:tc>
-          <w:tcPr/>
-          <w:p>
-            <w:pPr>
-              <w:pStyle w:val="Compact"/>
-              <w:jc w:val="left"/>
-            </w:pPr>
-            <w:r>
-              <w:t xml:space="preserve">Fiji</w:t>
-            </w:r>
-          </w:p>
-        </w:tc>
-        <w:tc>
-          <w:tcPr/>
-          <w:p>
-            <w:pPr>
-              <w:pStyle w:val="Compact"/>
-              <w:jc w:val="left"/>
-            </w:pPr>
-            <w:r>
-              <w:t xml:space="preserve">165</w:t>
-            </w:r>
-          </w:p>
-        </w:tc>
-        <w:tc>
-          <w:tcPr/>
-          <w:p>
-            <w:pPr>
-              <w:pStyle w:val="Compact"/>
-              <w:jc w:val="left"/>
-            </w:pPr>
-            <w:r>
-              <w:t xml:space="preserve">46</w:t>
-            </w:r>
-          </w:p>
-        </w:tc>
-        <w:tc>
-          <w:tcPr/>
-          <w:p>
-            <w:pPr>
-              <w:pStyle w:val="Compact"/>
-              <w:jc w:val="left"/>
-            </w:pPr>
-            <w:r>
-              <w:t xml:space="preserve">27.9%</w:t>
-            </w:r>
-          </w:p>
-        </w:tc>
-        <w:tc>
-          <w:tcPr/>
-          <w:p>
-            <w:pPr>
-              <w:pStyle w:val="Compact"/>
-              <w:jc w:val="left"/>
-            </w:pPr>
-            <w:r>
-              <w:t xml:space="preserve">0.109</w:t>
-            </w:r>
-          </w:p>
-        </w:tc>
-        <w:tc>
-          <w:tcPr/>
-          <w:p>
-            <w:pPr>
-              <w:pStyle w:val="Compact"/>
-              <w:jc w:val="left"/>
-            </w:pPr>
-            <w:r>
-              <w:t xml:space="preserve">2009, 2025</w:t>
-            </w:r>
-          </w:p>
-        </w:tc>
-      </w:tr>
-      <w:tr>
-        <w:tc>
-          <w:tcPr/>
-          <w:p>
-            <w:pPr>
-              <w:pStyle w:val="Compact"/>
-              <w:jc w:val="left"/>
-            </w:pPr>
-            <w:r>
-              <w:t xml:space="preserve">Kiribati</w:t>
-            </w:r>
-          </w:p>
-        </w:tc>
-        <w:tc>
-          <w:tcPr/>
-          <w:p>
-            <w:pPr>
-              <w:pStyle w:val="Compact"/>
-              <w:jc w:val="left"/>
-            </w:pPr>
-            <w:r>
-              <w:t xml:space="preserve">114</w:t>
-            </w:r>
-          </w:p>
-        </w:tc>
-        <w:tc>
-          <w:tcPr/>
-          <w:p>
-            <w:pPr>
-              <w:pStyle w:val="Compact"/>
-              <w:jc w:val="left"/>
-            </w:pPr>
-            <w:r>
-              <w:t xml:space="preserve">3</w:t>
-            </w:r>
-          </w:p>
-        </w:tc>
-        <w:tc>
-          <w:tcPr/>
-          <w:p>
-            <w:pPr>
-              <w:pStyle w:val="Compact"/>
-              <w:jc w:val="left"/>
-            </w:pPr>
-            <w:r>
-              <w:t xml:space="preserve">2.6%</w:t>
-            </w:r>
-          </w:p>
-        </w:tc>
-        <w:tc>
-          <w:tcPr/>
-          <w:p>
-            <w:pPr>
-              <w:pStyle w:val="Compact"/>
-              <w:jc w:val="left"/>
-            </w:pPr>
-            <w:r>
-              <w:t xml:space="preserve">0.011</w:t>
-            </w:r>
-          </w:p>
-        </w:tc>
-        <w:tc>
-          <w:tcPr/>
-          <w:p>
-            <w:pPr>
-              <w:pStyle w:val="Compact"/>
-              <w:jc w:val="left"/>
-            </w:pPr>
-            <w:r>
-              <w:t xml:space="preserve">2025</w:t>
-            </w:r>
-          </w:p>
-        </w:tc>
-      </w:tr>
-      <w:tr>
-        <w:tc>
-          <w:tcPr/>
-          <w:p>
-            <w:pPr>
-              <w:pStyle w:val="Compact"/>
-              <w:jc w:val="left"/>
-            </w:pPr>
-            <w:r>
-              <w:t xml:space="preserve">Papua New Guinea</w:t>
-            </w:r>
-          </w:p>
-        </w:tc>
-        <w:tc>
-          <w:tcPr/>
-          <w:p>
-            <w:pPr>
-              <w:pStyle w:val="Compact"/>
-              <w:jc w:val="left"/>
-            </w:pPr>
-            <w:r>
-              <w:t xml:space="preserve">141</w:t>
-            </w:r>
-          </w:p>
-        </w:tc>
-        <w:tc>
-          <w:tcPr/>
-          <w:p>
-            <w:pPr>
-              <w:pStyle w:val="Compact"/>
-              <w:jc w:val="left"/>
-            </w:pPr>
-            <w:r>
-              <w:t xml:space="preserve">20</w:t>
-            </w:r>
-          </w:p>
-        </w:tc>
-        <w:tc>
-          <w:tcPr/>
-          <w:p>
-            <w:pPr>
-              <w:pStyle w:val="Compact"/>
-              <w:jc w:val="left"/>
-            </w:pPr>
-            <w:r>
-              <w:t xml:space="preserve">14.2%</w:t>
-            </w:r>
-          </w:p>
-        </w:tc>
-        <w:tc>
-          <w:tcPr/>
-          <w:p>
-            <w:pPr>
-              <w:pStyle w:val="Compact"/>
-              <w:jc w:val="left"/>
-            </w:pPr>
-            <w:r>
-              <w:t xml:space="preserve">0.028</w:t>
-            </w:r>
-          </w:p>
-        </w:tc>
-        <w:tc>
-          <w:tcPr/>
-          <w:p>
-            <w:pPr>
-              <w:pStyle w:val="Compact"/>
-              <w:jc w:val="left"/>
-            </w:pPr>
-            <w:r>
-              <w:t xml:space="preserve">2015, 2024</w:t>
-            </w:r>
-          </w:p>
-        </w:tc>
-      </w:tr>
-      <w:tr>
-        <w:tc>
-          <w:tcPr/>
-          <w:p>
-            <w:pPr>
-              <w:pStyle w:val="Compact"/>
-              <w:jc w:val="left"/>
-            </w:pPr>
-            <w:r>
-              <w:t xml:space="preserve">Samoa</w:t>
-            </w:r>
-          </w:p>
-        </w:tc>
-        <w:tc>
-          <w:tcPr/>
-          <w:p>
-            <w:pPr>
-              <w:pStyle w:val="Compact"/>
-              <w:jc w:val="left"/>
-            </w:pPr>
-            <w:r>
-              <w:t xml:space="preserve">131</w:t>
-            </w:r>
-          </w:p>
-        </w:tc>
-        <w:tc>
-          <w:tcPr/>
-          <w:p>
-            <w:pPr>
-              <w:pStyle w:val="Compact"/>
-              <w:jc w:val="left"/>
-            </w:pPr>
-            <w:r>
-              <w:t xml:space="preserve">24</w:t>
-            </w:r>
-          </w:p>
-        </w:tc>
-        <w:tc>
-          <w:tcPr/>
-          <w:p>
-            <w:pPr>
-              <w:pStyle w:val="Compact"/>
-              <w:jc w:val="left"/>
-            </w:pPr>
-            <w:r>
-              <w:t xml:space="preserve">18.3%</w:t>
-            </w:r>
-          </w:p>
-        </w:tc>
-        <w:tc>
-          <w:tcPr/>
-          <w:p>
-            <w:pPr>
-              <w:pStyle w:val="Compact"/>
-              <w:jc w:val="left"/>
-            </w:pPr>
-            <w:r>
-              <w:t xml:space="preserve">0.051</w:t>
-            </w:r>
-          </w:p>
-        </w:tc>
-        <w:tc>
-          <w:tcPr/>
-          <w:p>
-            <w:pPr>
-              <w:pStyle w:val="Compact"/>
-              <w:jc w:val="left"/>
-            </w:pPr>
-            <w:r>
-              <w:t xml:space="preserve">2023</w:t>
-            </w:r>
-          </w:p>
-        </w:tc>
-      </w:tr>
-      <w:tr>
-        <w:tc>
-          <w:tcPr/>
-          <w:p>
-            <w:pPr>
-              <w:pStyle w:val="Compact"/>
-              <w:jc w:val="left"/>
-            </w:pPr>
-            <w:r>
-              <w:t xml:space="preserve">Solomon Islands</w:t>
-            </w:r>
-          </w:p>
-        </w:tc>
-        <w:tc>
-          <w:tcPr/>
-          <w:p>
-            <w:pPr>
-              <w:pStyle w:val="Compact"/>
-              <w:jc w:val="left"/>
-            </w:pPr>
-            <w:r>
-              <w:t xml:space="preserve">107</w:t>
-            </w:r>
-          </w:p>
-        </w:tc>
-        <w:tc>
-          <w:tcPr/>
-          <w:p>
-            <w:pPr>
-              <w:pStyle w:val="Compact"/>
-              <w:jc w:val="left"/>
-            </w:pPr>
-            <w:r>
-              <w:t xml:space="preserve">10</w:t>
-            </w:r>
-          </w:p>
-        </w:tc>
-        <w:tc>
-          <w:tcPr/>
-          <w:p>
-            <w:pPr>
-              <w:pStyle w:val="Compact"/>
-              <w:jc w:val="left"/>
-            </w:pPr>
-            <w:r>
-              <w:t xml:space="preserve">9.3%</w:t>
-            </w:r>
-          </w:p>
-        </w:tc>
-        <w:tc>
-          <w:tcPr/>
-          <w:p>
-            <w:pPr>
-              <w:pStyle w:val="Compact"/>
-              <w:jc w:val="left"/>
-            </w:pPr>
-            <w:r>
-              <w:t xml:space="preserve">0.040</w:t>
-            </w:r>
-          </w:p>
-        </w:tc>
-        <w:tc>
-          <w:tcPr/>
-          <w:p>
-            <w:pPr>
-              <w:pStyle w:val="Compact"/>
-              <w:jc w:val="left"/>
-            </w:pPr>
-            <w:r>
-              <w:t xml:space="preserve">2025</w:t>
-            </w:r>
-          </w:p>
-        </w:tc>
-      </w:tr>
-      <w:tr>
-        <w:tc>
-          <w:tcPr/>
-          <w:p>
-            <w:pPr>
-              <w:pStyle w:val="Compact"/>
-              <w:jc w:val="left"/>
-            </w:pPr>
-            <w:r>
-              <w:t xml:space="preserve">Tonga</w:t>
-            </w:r>
-          </w:p>
-        </w:tc>
-        <w:tc>
-          <w:tcPr/>
-          <w:p>
-            <w:pPr>
-              <w:pStyle w:val="Compact"/>
-              <w:jc w:val="left"/>
-            </w:pPr>
-            <w:r>
-              <w:t xml:space="preserve">144</w:t>
-            </w:r>
-          </w:p>
-        </w:tc>
-        <w:tc>
-          <w:tcPr/>
-          <w:p>
-            <w:pPr>
-              <w:pStyle w:val="Compact"/>
-              <w:jc w:val="left"/>
-            </w:pPr>
-            <w:r>
-              <w:t xml:space="preserve">13</w:t>
-            </w:r>
-          </w:p>
-        </w:tc>
-        <w:tc>
-          <w:tcPr/>
-          <w:p>
-            <w:pPr>
-              <w:pStyle w:val="Compact"/>
-              <w:jc w:val="left"/>
-            </w:pPr>
-            <w:r>
-              <w:t xml:space="preserve">9.0%</w:t>
-            </w:r>
-          </w:p>
-        </w:tc>
-        <w:tc>
-          <w:tcPr/>
-          <w:p>
-            <w:pPr>
-              <w:pStyle w:val="Compact"/>
-              <w:jc w:val="left"/>
-            </w:pPr>
-            <w:r>
-              <w:t xml:space="preserve">0.044</w:t>
-            </w:r>
-          </w:p>
-        </w:tc>
-        <w:tc>
-          <w:tcPr/>
-          <w:p>
-            <w:pPr>
-              <w:pStyle w:val="Compact"/>
-              <w:jc w:val="left"/>
-            </w:pPr>
-            <w:r>
-              <w:t xml:space="preserve">2024</w:t>
-            </w:r>
-          </w:p>
-        </w:tc>
-      </w:tr>
-      <w:tr>
-        <w:tc>
-          <w:tcPr/>
-          <w:p>
-            <w:pPr>
-              <w:pStyle w:val="Compact"/>
-              <w:jc w:val="left"/>
-            </w:pPr>
-            <w:r>
-              <w:t xml:space="preserve">Vanuatu</w:t>
-            </w:r>
-          </w:p>
-        </w:tc>
-        <w:tc>
-          <w:tcPr/>
-          <w:p>
-            <w:pPr>
-              <w:pStyle w:val="Compact"/>
-              <w:jc w:val="left"/>
-            </w:pPr>
-            <w:r>
-              <w:t xml:space="preserve">157</w:t>
-            </w:r>
-          </w:p>
-        </w:tc>
-        <w:tc>
-          <w:tcPr/>
-          <w:p>
-            <w:pPr>
-              <w:pStyle w:val="Compact"/>
-              <w:jc w:val="left"/>
-            </w:pPr>
-            <w:r>
-              <w:t xml:space="preserve">16</w:t>
-            </w:r>
-          </w:p>
-        </w:tc>
-        <w:tc>
-          <w:tcPr/>
-          <w:p>
-            <w:pPr>
-              <w:pStyle w:val="Compact"/>
-              <w:jc w:val="left"/>
-            </w:pPr>
-            <w:r>
-              <w:t xml:space="preserve">10.2%</w:t>
-            </w:r>
-          </w:p>
-        </w:tc>
-        <w:tc>
-          <w:tcPr/>
-          <w:p>
-            <w:pPr>
-              <w:pStyle w:val="Compact"/>
-              <w:jc w:val="left"/>
-            </w:pPr>
-            <w:r>
-              <w:t xml:space="preserve">0.037</w:t>
-            </w:r>
-          </w:p>
-        </w:tc>
-        <w:tc>
-          <w:tcPr/>
-          <w:p>
-            <w:pPr>
-              <w:pStyle w:val="Compact"/>
-              <w:jc w:val="left"/>
-            </w:pPr>
-            <w:r>
-              <w:t xml:space="preserve">2009, 2023</w:t>
-            </w:r>
-          </w:p>
-        </w:tc>
-      </w:tr>
-      <w:tr>
-        <w:tc>
-          <w:tcPr/>
-          <w:p>
-            <w:pPr>
-              <w:pStyle w:val="Compact"/>
-              <w:jc w:val="left"/>
-            </w:pPr>
-            <w:r>
-              <w:rPr>
-                <w:bCs/>
-                <w:b/>
-              </w:rPr>
-              <w:t xml:space="preserve">Total</w:t>
-            </w:r>
-          </w:p>
-        </w:tc>
-        <w:tc>
-          <w:tcPr/>
-          <w:p>
-            <w:pPr>
-              <w:pStyle w:val="Compact"/>
-              <w:jc w:val="left"/>
-            </w:pPr>
-            <w:r>
-              <w:rPr>
-                <w:bCs/>
-                <w:b/>
-              </w:rPr>
-              <w:t xml:space="preserve">959</w:t>
-            </w:r>
-          </w:p>
-        </w:tc>
-        <w:tc>
-          <w:tcPr/>
-          <w:p>
-            <w:pPr>
-              <w:pStyle w:val="Compact"/>
-              <w:jc w:val="left"/>
-            </w:pPr>
-            <w:r>
-              <w:rPr>
-                <w:bCs/>
-                <w:b/>
-              </w:rPr>
-              <w:t xml:space="preserve">132</w:t>
-            </w:r>
-          </w:p>
-        </w:tc>
-        <w:tc>
-          <w:tcPr/>
-          <w:p>
-            <w:pPr>
-              <w:pStyle w:val="Compact"/>
-              <w:jc w:val="left"/>
-            </w:pPr>
-            <w:r>
-              <w:rPr>
-                <w:bCs/>
-                <w:b/>
-              </w:rPr>
-              <w:t xml:space="preserve">13.8%</w:t>
-            </w:r>
-          </w:p>
-        </w:tc>
-        <w:tc>
-          <w:tcPr/>
-          <w:p>
-            <w:pPr>
-              <w:pStyle w:val="Compact"/>
-              <w:jc w:val="left"/>
-            </w:pPr>
-            <w:r>
-              <w:rPr>
-                <w:bCs/>
-                <w:b/>
-              </w:rPr>
-              <w:t xml:space="preserve">0.048</w:t>
-            </w:r>
-          </w:p>
-        </w:tc>
-        <w:tc>
-          <w:tcPr/>
-          <w:p>
-            <w:pPr>
-              <w:pStyle w:val="Compact"/>
-              <w:jc w:val="left"/>
-            </w:pPr>
-            <w:r>
-              <w:t xml:space="preserve">2009–2025</w:t>
-            </w:r>
-          </w:p>
-        </w:tc>
-      </w:tr>
-    </w:tbl>
-    <w:p>
-      <w:pPr>
-        <w:pStyle w:val="BodyText"/>
-      </w:pPr>
-      <w:r>
-        <w:rPr>
-          <w:iCs/>
-          <w:i/>
-        </w:rPr>
-        <w:t xml:space="preserve">Note: N denotes analysis-sample firm-year observations (non-missing ln labour productivity and FSTS). Exporters are firms with FSTS &gt; 0; mean FSTS is computed over all firms, including non-exporters. Fiji, Papua New Guinea, and Vanuatu have two WBES waves; the remaining four economies have one.</w:t>
-      </w:r>
-    </w:p>
-    <w:bookmarkEnd w:id="50"/>
-    <w:bookmarkStart w:id="51" w:name="Xc02e42e5e85356a7e9f67ce8450f39d43a89fec"/>
-    <w:p>
-      <w:pPr>
-        <w:pStyle w:val="Heading3"/>
-      </w:pPr>
-      <w:r>
-        <w:t xml:space="preserve">Table 2. Regression Results: Internationalization Intensity and Labor Productivity</w:t>
-      </w:r>
-    </w:p>
-    <w:tbl>
-      <w:tblPr>
-        <w:tblStyle w:val="Table"/>
-        <w:tblW w:type="pct" w:w="5000"/>
-        <w:tblLook w:firstRow="1" w:lastRow="0" w:firstColumn="0" w:lastColumn="0" w:noHBand="0" w:noVBand="0" w:val="0020"/>
-        <w:jc w:val="start"/>
-      </w:tblPr>
-      <w:tblGrid>
-        <w:gridCol w:w="1020"/>
-        <w:gridCol w:w="1080"/>
-        <w:gridCol w:w="1080"/>
-        <w:gridCol w:w="1020"/>
-        <w:gridCol w:w="1080"/>
+        <w:gridCol w:w="1320"/>
+        <w:gridCol w:w="1320"/>
+        <w:gridCol w:w="1320"/>
+        <w:gridCol w:w="1320"/>
         <w:gridCol w:w="1320"/>
         <w:gridCol w:w="1320"/>
       </w:tblGrid>
@@ -4486,6 +3746,734 @@
           <w:p>
             <w:pPr>
               <w:pStyle w:val="Compact"/>
+              <w:jc w:val="left"/>
+            </w:pPr>
+            <w:r>
+              <w:t xml:space="preserve">Economy</w:t>
+            </w:r>
+          </w:p>
+        </w:tc>
+        <w:tc>
+          <w:tcPr/>
+          <w:p>
+            <w:pPr>
+              <w:pStyle w:val="Compact"/>
+              <w:jc w:val="left"/>
+            </w:pPr>
+            <w:r>
+              <w:t xml:space="preserve">N (firms)</w:t>
+            </w:r>
+          </w:p>
+        </w:tc>
+        <w:tc>
+          <w:tcPr/>
+          <w:p>
+            <w:pPr>
+              <w:pStyle w:val="Compact"/>
+              <w:jc w:val="left"/>
+            </w:pPr>
+            <w:r>
+              <w:t xml:space="preserve">Exporters</w:t>
+            </w:r>
+          </w:p>
+        </w:tc>
+        <w:tc>
+          <w:tcPr/>
+          <w:p>
+            <w:pPr>
+              <w:pStyle w:val="Compact"/>
+              <w:jc w:val="left"/>
+            </w:pPr>
+            <w:r>
+              <w:t xml:space="preserve">Exporter %</w:t>
+            </w:r>
+          </w:p>
+        </w:tc>
+        <w:tc>
+          <w:tcPr/>
+          <w:p>
+            <w:pPr>
+              <w:pStyle w:val="Compact"/>
+              <w:jc w:val="left"/>
+            </w:pPr>
+            <w:r>
+              <w:t xml:space="preserve">Mean FSTS</w:t>
+            </w:r>
+          </w:p>
+        </w:tc>
+        <w:tc>
+          <w:tcPr/>
+          <w:p>
+            <w:pPr>
+              <w:pStyle w:val="Compact"/>
+              <w:jc w:val="left"/>
+            </w:pPr>
+            <w:r>
+              <w:t xml:space="preserve">Waves</w:t>
+            </w:r>
+          </w:p>
+        </w:tc>
+      </w:tr>
+      <w:tr>
+        <w:tc>
+          <w:tcPr/>
+          <w:p>
+            <w:pPr>
+              <w:pStyle w:val="Compact"/>
+              <w:jc w:val="left"/>
+            </w:pPr>
+            <w:r>
+              <w:t xml:space="preserve">Fiji</w:t>
+            </w:r>
+          </w:p>
+        </w:tc>
+        <w:tc>
+          <w:tcPr/>
+          <w:p>
+            <w:pPr>
+              <w:pStyle w:val="Compact"/>
+              <w:jc w:val="left"/>
+            </w:pPr>
+            <w:r>
+              <w:t xml:space="preserve">165</w:t>
+            </w:r>
+          </w:p>
+        </w:tc>
+        <w:tc>
+          <w:tcPr/>
+          <w:p>
+            <w:pPr>
+              <w:pStyle w:val="Compact"/>
+              <w:jc w:val="left"/>
+            </w:pPr>
+            <w:r>
+              <w:t xml:space="preserve">46</w:t>
+            </w:r>
+          </w:p>
+        </w:tc>
+        <w:tc>
+          <w:tcPr/>
+          <w:p>
+            <w:pPr>
+              <w:pStyle w:val="Compact"/>
+              <w:jc w:val="left"/>
+            </w:pPr>
+            <w:r>
+              <w:t xml:space="preserve">27.9%</w:t>
+            </w:r>
+          </w:p>
+        </w:tc>
+        <w:tc>
+          <w:tcPr/>
+          <w:p>
+            <w:pPr>
+              <w:pStyle w:val="Compact"/>
+              <w:jc w:val="left"/>
+            </w:pPr>
+            <w:r>
+              <w:t xml:space="preserve">0.109</w:t>
+            </w:r>
+          </w:p>
+        </w:tc>
+        <w:tc>
+          <w:tcPr/>
+          <w:p>
+            <w:pPr>
+              <w:pStyle w:val="Compact"/>
+              <w:jc w:val="left"/>
+            </w:pPr>
+            <w:r>
+              <w:t xml:space="preserve">2009, 2025</w:t>
+            </w:r>
+          </w:p>
+        </w:tc>
+      </w:tr>
+      <w:tr>
+        <w:tc>
+          <w:tcPr/>
+          <w:p>
+            <w:pPr>
+              <w:pStyle w:val="Compact"/>
+              <w:jc w:val="left"/>
+            </w:pPr>
+            <w:r>
+              <w:t xml:space="preserve">Kiribati</w:t>
+            </w:r>
+          </w:p>
+        </w:tc>
+        <w:tc>
+          <w:tcPr/>
+          <w:p>
+            <w:pPr>
+              <w:pStyle w:val="Compact"/>
+              <w:jc w:val="left"/>
+            </w:pPr>
+            <w:r>
+              <w:t xml:space="preserve">114</w:t>
+            </w:r>
+          </w:p>
+        </w:tc>
+        <w:tc>
+          <w:tcPr/>
+          <w:p>
+            <w:pPr>
+              <w:pStyle w:val="Compact"/>
+              <w:jc w:val="left"/>
+            </w:pPr>
+            <w:r>
+              <w:t xml:space="preserve">3</w:t>
+            </w:r>
+          </w:p>
+        </w:tc>
+        <w:tc>
+          <w:tcPr/>
+          <w:p>
+            <w:pPr>
+              <w:pStyle w:val="Compact"/>
+              <w:jc w:val="left"/>
+            </w:pPr>
+            <w:r>
+              <w:t xml:space="preserve">2.6%</w:t>
+            </w:r>
+          </w:p>
+        </w:tc>
+        <w:tc>
+          <w:tcPr/>
+          <w:p>
+            <w:pPr>
+              <w:pStyle w:val="Compact"/>
+              <w:jc w:val="left"/>
+            </w:pPr>
+            <w:r>
+              <w:t xml:space="preserve">0.011</w:t>
+            </w:r>
+          </w:p>
+        </w:tc>
+        <w:tc>
+          <w:tcPr/>
+          <w:p>
+            <w:pPr>
+              <w:pStyle w:val="Compact"/>
+              <w:jc w:val="left"/>
+            </w:pPr>
+            <w:r>
+              <w:t xml:space="preserve">2025</w:t>
+            </w:r>
+          </w:p>
+        </w:tc>
+      </w:tr>
+      <w:tr>
+        <w:tc>
+          <w:tcPr/>
+          <w:p>
+            <w:pPr>
+              <w:pStyle w:val="Compact"/>
+              <w:jc w:val="left"/>
+            </w:pPr>
+            <w:r>
+              <w:t xml:space="preserve">Papua New Guinea</w:t>
+            </w:r>
+          </w:p>
+        </w:tc>
+        <w:tc>
+          <w:tcPr/>
+          <w:p>
+            <w:pPr>
+              <w:pStyle w:val="Compact"/>
+              <w:jc w:val="left"/>
+            </w:pPr>
+            <w:r>
+              <w:t xml:space="preserve">141</w:t>
+            </w:r>
+          </w:p>
+        </w:tc>
+        <w:tc>
+          <w:tcPr/>
+          <w:p>
+            <w:pPr>
+              <w:pStyle w:val="Compact"/>
+              <w:jc w:val="left"/>
+            </w:pPr>
+            <w:r>
+              <w:t xml:space="preserve">20</w:t>
+            </w:r>
+          </w:p>
+        </w:tc>
+        <w:tc>
+          <w:tcPr/>
+          <w:p>
+            <w:pPr>
+              <w:pStyle w:val="Compact"/>
+              <w:jc w:val="left"/>
+            </w:pPr>
+            <w:r>
+              <w:t xml:space="preserve">14.2%</w:t>
+            </w:r>
+          </w:p>
+        </w:tc>
+        <w:tc>
+          <w:tcPr/>
+          <w:p>
+            <w:pPr>
+              <w:pStyle w:val="Compact"/>
+              <w:jc w:val="left"/>
+            </w:pPr>
+            <w:r>
+              <w:t xml:space="preserve">0.028</w:t>
+            </w:r>
+          </w:p>
+        </w:tc>
+        <w:tc>
+          <w:tcPr/>
+          <w:p>
+            <w:pPr>
+              <w:pStyle w:val="Compact"/>
+              <w:jc w:val="left"/>
+            </w:pPr>
+            <w:r>
+              <w:t xml:space="preserve">2015, 2024</w:t>
+            </w:r>
+          </w:p>
+        </w:tc>
+      </w:tr>
+      <w:tr>
+        <w:tc>
+          <w:tcPr/>
+          <w:p>
+            <w:pPr>
+              <w:pStyle w:val="Compact"/>
+              <w:jc w:val="left"/>
+            </w:pPr>
+            <w:r>
+              <w:t xml:space="preserve">Samoa</w:t>
+            </w:r>
+          </w:p>
+        </w:tc>
+        <w:tc>
+          <w:tcPr/>
+          <w:p>
+            <w:pPr>
+              <w:pStyle w:val="Compact"/>
+              <w:jc w:val="left"/>
+            </w:pPr>
+            <w:r>
+              <w:t xml:space="preserve">131</w:t>
+            </w:r>
+          </w:p>
+        </w:tc>
+        <w:tc>
+          <w:tcPr/>
+          <w:p>
+            <w:pPr>
+              <w:pStyle w:val="Compact"/>
+              <w:jc w:val="left"/>
+            </w:pPr>
+            <w:r>
+              <w:t xml:space="preserve">24</w:t>
+            </w:r>
+          </w:p>
+        </w:tc>
+        <w:tc>
+          <w:tcPr/>
+          <w:p>
+            <w:pPr>
+              <w:pStyle w:val="Compact"/>
+              <w:jc w:val="left"/>
+            </w:pPr>
+            <w:r>
+              <w:t xml:space="preserve">18.3%</w:t>
+            </w:r>
+          </w:p>
+        </w:tc>
+        <w:tc>
+          <w:tcPr/>
+          <w:p>
+            <w:pPr>
+              <w:pStyle w:val="Compact"/>
+              <w:jc w:val="left"/>
+            </w:pPr>
+            <w:r>
+              <w:t xml:space="preserve">0.051</w:t>
+            </w:r>
+          </w:p>
+        </w:tc>
+        <w:tc>
+          <w:tcPr/>
+          <w:p>
+            <w:pPr>
+              <w:pStyle w:val="Compact"/>
+              <w:jc w:val="left"/>
+            </w:pPr>
+            <w:r>
+              <w:t xml:space="preserve">2023</w:t>
+            </w:r>
+          </w:p>
+        </w:tc>
+      </w:tr>
+      <w:tr>
+        <w:tc>
+          <w:tcPr/>
+          <w:p>
+            <w:pPr>
+              <w:pStyle w:val="Compact"/>
+              <w:jc w:val="left"/>
+            </w:pPr>
+            <w:r>
+              <w:t xml:space="preserve">Solomon Islands</w:t>
+            </w:r>
+          </w:p>
+        </w:tc>
+        <w:tc>
+          <w:tcPr/>
+          <w:p>
+            <w:pPr>
+              <w:pStyle w:val="Compact"/>
+              <w:jc w:val="left"/>
+            </w:pPr>
+            <w:r>
+              <w:t xml:space="preserve">107</w:t>
+            </w:r>
+          </w:p>
+        </w:tc>
+        <w:tc>
+          <w:tcPr/>
+          <w:p>
+            <w:pPr>
+              <w:pStyle w:val="Compact"/>
+              <w:jc w:val="left"/>
+            </w:pPr>
+            <w:r>
+              <w:t xml:space="preserve">10</w:t>
+            </w:r>
+          </w:p>
+        </w:tc>
+        <w:tc>
+          <w:tcPr/>
+          <w:p>
+            <w:pPr>
+              <w:pStyle w:val="Compact"/>
+              <w:jc w:val="left"/>
+            </w:pPr>
+            <w:r>
+              <w:t xml:space="preserve">9.3%</w:t>
+            </w:r>
+          </w:p>
+        </w:tc>
+        <w:tc>
+          <w:tcPr/>
+          <w:p>
+            <w:pPr>
+              <w:pStyle w:val="Compact"/>
+              <w:jc w:val="left"/>
+            </w:pPr>
+            <w:r>
+              <w:t xml:space="preserve">0.040</w:t>
+            </w:r>
+          </w:p>
+        </w:tc>
+        <w:tc>
+          <w:tcPr/>
+          <w:p>
+            <w:pPr>
+              <w:pStyle w:val="Compact"/>
+              <w:jc w:val="left"/>
+            </w:pPr>
+            <w:r>
+              <w:t xml:space="preserve">2025</w:t>
+            </w:r>
+          </w:p>
+        </w:tc>
+      </w:tr>
+      <w:tr>
+        <w:tc>
+          <w:tcPr/>
+          <w:p>
+            <w:pPr>
+              <w:pStyle w:val="Compact"/>
+              <w:jc w:val="left"/>
+            </w:pPr>
+            <w:r>
+              <w:t xml:space="preserve">Tonga</w:t>
+            </w:r>
+          </w:p>
+        </w:tc>
+        <w:tc>
+          <w:tcPr/>
+          <w:p>
+            <w:pPr>
+              <w:pStyle w:val="Compact"/>
+              <w:jc w:val="left"/>
+            </w:pPr>
+            <w:r>
+              <w:t xml:space="preserve">144</w:t>
+            </w:r>
+          </w:p>
+        </w:tc>
+        <w:tc>
+          <w:tcPr/>
+          <w:p>
+            <w:pPr>
+              <w:pStyle w:val="Compact"/>
+              <w:jc w:val="left"/>
+            </w:pPr>
+            <w:r>
+              <w:t xml:space="preserve">13</w:t>
+            </w:r>
+          </w:p>
+        </w:tc>
+        <w:tc>
+          <w:tcPr/>
+          <w:p>
+            <w:pPr>
+              <w:pStyle w:val="Compact"/>
+              <w:jc w:val="left"/>
+            </w:pPr>
+            <w:r>
+              <w:t xml:space="preserve">9.0%</w:t>
+            </w:r>
+          </w:p>
+        </w:tc>
+        <w:tc>
+          <w:tcPr/>
+          <w:p>
+            <w:pPr>
+              <w:pStyle w:val="Compact"/>
+              <w:jc w:val="left"/>
+            </w:pPr>
+            <w:r>
+              <w:t xml:space="preserve">0.044</w:t>
+            </w:r>
+          </w:p>
+        </w:tc>
+        <w:tc>
+          <w:tcPr/>
+          <w:p>
+            <w:pPr>
+              <w:pStyle w:val="Compact"/>
+              <w:jc w:val="left"/>
+            </w:pPr>
+            <w:r>
+              <w:t xml:space="preserve">2024</w:t>
+            </w:r>
+          </w:p>
+        </w:tc>
+      </w:tr>
+      <w:tr>
+        <w:tc>
+          <w:tcPr/>
+          <w:p>
+            <w:pPr>
+              <w:pStyle w:val="Compact"/>
+              <w:jc w:val="left"/>
+            </w:pPr>
+            <w:r>
+              <w:t xml:space="preserve">Vanuatu</w:t>
+            </w:r>
+          </w:p>
+        </w:tc>
+        <w:tc>
+          <w:tcPr/>
+          <w:p>
+            <w:pPr>
+              <w:pStyle w:val="Compact"/>
+              <w:jc w:val="left"/>
+            </w:pPr>
+            <w:r>
+              <w:t xml:space="preserve">157</w:t>
+            </w:r>
+          </w:p>
+        </w:tc>
+        <w:tc>
+          <w:tcPr/>
+          <w:p>
+            <w:pPr>
+              <w:pStyle w:val="Compact"/>
+              <w:jc w:val="left"/>
+            </w:pPr>
+            <w:r>
+              <w:t xml:space="preserve">16</w:t>
+            </w:r>
+          </w:p>
+        </w:tc>
+        <w:tc>
+          <w:tcPr/>
+          <w:p>
+            <w:pPr>
+              <w:pStyle w:val="Compact"/>
+              <w:jc w:val="left"/>
+            </w:pPr>
+            <w:r>
+              <w:t xml:space="preserve">10.2%</w:t>
+            </w:r>
+          </w:p>
+        </w:tc>
+        <w:tc>
+          <w:tcPr/>
+          <w:p>
+            <w:pPr>
+              <w:pStyle w:val="Compact"/>
+              <w:jc w:val="left"/>
+            </w:pPr>
+            <w:r>
+              <w:t xml:space="preserve">0.037</w:t>
+            </w:r>
+          </w:p>
+        </w:tc>
+        <w:tc>
+          <w:tcPr/>
+          <w:p>
+            <w:pPr>
+              <w:pStyle w:val="Compact"/>
+              <w:jc w:val="left"/>
+            </w:pPr>
+            <w:r>
+              <w:t xml:space="preserve">2009, 2023</w:t>
+            </w:r>
+          </w:p>
+        </w:tc>
+      </w:tr>
+      <w:tr>
+        <w:tc>
+          <w:tcPr/>
+          <w:p>
+            <w:pPr>
+              <w:pStyle w:val="Compact"/>
+              <w:jc w:val="left"/>
+            </w:pPr>
+            <w:r>
+              <w:rPr>
+                <w:bCs/>
+                <w:b/>
+              </w:rPr>
+              <w:t xml:space="preserve">Total</w:t>
+            </w:r>
+          </w:p>
+        </w:tc>
+        <w:tc>
+          <w:tcPr/>
+          <w:p>
+            <w:pPr>
+              <w:pStyle w:val="Compact"/>
+              <w:jc w:val="left"/>
+            </w:pPr>
+            <w:r>
+              <w:rPr>
+                <w:bCs/>
+                <w:b/>
+              </w:rPr>
+              <w:t xml:space="preserve">959</w:t>
+            </w:r>
+          </w:p>
+        </w:tc>
+        <w:tc>
+          <w:tcPr/>
+          <w:p>
+            <w:pPr>
+              <w:pStyle w:val="Compact"/>
+              <w:jc w:val="left"/>
+            </w:pPr>
+            <w:r>
+              <w:rPr>
+                <w:bCs/>
+                <w:b/>
+              </w:rPr>
+              <w:t xml:space="preserve">132</w:t>
+            </w:r>
+          </w:p>
+        </w:tc>
+        <w:tc>
+          <w:tcPr/>
+          <w:p>
+            <w:pPr>
+              <w:pStyle w:val="Compact"/>
+              <w:jc w:val="left"/>
+            </w:pPr>
+            <w:r>
+              <w:rPr>
+                <w:bCs/>
+                <w:b/>
+              </w:rPr>
+              <w:t xml:space="preserve">13.8%</w:t>
+            </w:r>
+          </w:p>
+        </w:tc>
+        <w:tc>
+          <w:tcPr/>
+          <w:p>
+            <w:pPr>
+              <w:pStyle w:val="Compact"/>
+              <w:jc w:val="left"/>
+            </w:pPr>
+            <w:r>
+              <w:rPr>
+                <w:bCs/>
+                <w:b/>
+              </w:rPr>
+              <w:t xml:space="preserve">0.048</w:t>
+            </w:r>
+          </w:p>
+        </w:tc>
+        <w:tc>
+          <w:tcPr/>
+          <w:p>
+            <w:pPr>
+              <w:pStyle w:val="Compact"/>
+              <w:jc w:val="left"/>
+            </w:pPr>
+            <w:r>
+              <w:t xml:space="preserve">2009–2025</w:t>
+            </w:r>
+          </w:p>
+        </w:tc>
+      </w:tr>
+    </w:tbl>
+    <w:p>
+      <w:pPr>
+        <w:pStyle w:val="BodyText"/>
+      </w:pPr>
+      <w:r>
+        <w:rPr>
+          <w:iCs/>
+          <w:i/>
+        </w:rPr>
+        <w:t xml:space="preserve">Note: N denotes analysis-sample firm-year observations (non-missing ln labour productivity and FSTS). Exporters are firms with FSTS &gt; 0; mean FSTS is computed over all firms, including non-exporters. Fiji, Papua New Guinea, and Vanuatu have two WBES waves; the remaining four economies have one.</w:t>
+      </w:r>
+    </w:p>
+    <w:bookmarkEnd w:id="56"/>
+    <w:bookmarkStart w:id="57" w:name="Xcb8e4546744cd6d21af62aeea30ad97288aa2e1"/>
+    <w:p>
+      <w:pPr>
+        <w:pStyle w:val="Heading3"/>
+      </w:pPr>
+      <w:r>
+        <w:t xml:space="preserve">Table 2. Regression Results: Internationalization Intensity and Labor Productivity</w:t>
+      </w:r>
+    </w:p>
+    <w:tbl>
+      <w:tblPr>
+        <w:tblStyle w:val="Table"/>
+        <w:tblW w:type="auto" w:w="0"/>
+        <w:tblLook w:firstRow="1" w:lastRow="0" w:firstColumn="0" w:lastColumn="0" w:noHBand="0" w:noVBand="0" w:val="0020"/>
+        <w:jc w:val="start"/>
+      </w:tblPr>
+      <w:tblGrid>
+        <w:gridCol w:w="1131"/>
+        <w:gridCol w:w="1131"/>
+        <w:gridCol w:w="1131"/>
+        <w:gridCol w:w="1131"/>
+        <w:gridCol w:w="1131"/>
+        <w:gridCol w:w="1131"/>
+        <w:gridCol w:w="1131"/>
+      </w:tblGrid>
+      <w:tr>
+        <w:trPr>
+          <w:tblHeader w:val="true"/>
+        </w:trPr>
+        <w:tc>
+          <w:tcPr/>
+          <w:p>
+            <w:pPr>
+              <w:pStyle w:val="Compact"/>
             </w:pPr>
           </w:p>
         </w:tc>
@@ -5569,8 +5557,8 @@
         <w:t xml:space="preserve">Forced Internationalization Penalty (FIP): Confirmed, β(FSTS_c) = −1.339, p &lt; .001 (M1).</w:t>
       </w:r>
     </w:p>
-    <w:bookmarkEnd w:id="51"/>
-    <w:bookmarkStart w:id="52" w:name="X0663e092ac382c03e02f48bedf26a30118613e9"/>
+    <w:bookmarkEnd w:id="57"/>
+    <w:bookmarkStart w:id="58" w:name="X7775d9c2e75aeee42b06c6b53779c3c2e708831"/>
     <w:p>
       <w:pPr>
         <w:pStyle w:val="Heading3"/>
@@ -5582,16 +5570,16 @@
     <w:tbl>
       <w:tblPr>
         <w:tblStyle w:val="Table"/>
-        <w:tblW w:type="pct" w:w="5000"/>
+        <w:tblW w:type="auto" w:w="0"/>
         <w:tblLook w:firstRow="1" w:lastRow="0" w:firstColumn="0" w:lastColumn="0" w:noHBand="0" w:noVBand="0" w:val="0020"/>
         <w:jc w:val="start"/>
       </w:tblPr>
       <w:tblGrid>
-        <w:gridCol w:w="3190"/>
-        <w:gridCol w:w="1210"/>
-        <w:gridCol w:w="770"/>
-        <w:gridCol w:w="1540"/>
-        <w:gridCol w:w="1210"/>
+        <w:gridCol w:w="1584"/>
+        <w:gridCol w:w="1584"/>
+        <w:gridCol w:w="1584"/>
+        <w:gridCol w:w="1584"/>
+        <w:gridCol w:w="1584"/>
       </w:tblGrid>
       <w:tr>
         <w:trPr>
@@ -5919,10 +5907,13 @@
         <w:t xml:space="preserve">Note: The penalty is negative across specifications and strongest in the fixed-effects models. The exporters-only result (β = −1.176) is directionally consistent but not significant (N = 26; underpowered), so it cannot by itself rule out adverse selection.</w:t>
       </w:r>
     </w:p>
-    <w:bookmarkEnd w:id="52"/>
-    <w:bookmarkEnd w:id="53"/>
-    <w:bookmarkEnd w:id="54"/>
-    <w:sectPr/>
+    <w:bookmarkEnd w:id="58"/>
+    <w:bookmarkEnd w:id="59"/>
+    <w:bookmarkEnd w:id="60"/>
+    <w:sectPr>
+      <w:pgSz w:h="16838" w:w="11906"/>
+      <w:pgMar w:bottom="1417" w:left="1417" w:right="1417" w:top="1417"/>
+    </w:sectPr>
   </w:body>
 </w:document>
 </file>
@@ -6108,6 +6099,9 @@
     <w:abstractNumId w:val="990"/>
   </w:num>
   <w:num w:numId="1001">
+    <w:abstractNumId w:val="991"/>
+  </w:num>
+  <w:num w:numId="1002">
     <w:abstractNumId w:val="991"/>
   </w:num>
 </w:numbering>
@@ -6134,29 +6128,59 @@
   <w:style w:default="1" w:styleId="Normal" w:type="paragraph">
     <w:name w:val="Normal"/>
     <w:qFormat/>
+    <w:pPr>
+      <w:spacing w:line="276" w:lineRule="auto"/>
+      <w:jc w:val="both"/>
+    </w:pPr>
+    <w:rPr>
+      <w:rFonts w:ascii="Times New Roman" w:eastAsia="Times New Roman" w:hAnsi="Times New Roman"/>
+      <w:color w:val="000000"/>
+      <w:sz w:val="24"/>
+    </w:rPr>
   </w:style>
   <w:style w:styleId="BodyText" w:type="paragraph">
     <w:name w:val="Body Text"/>
     <w:basedOn w:val="Normal"/>
     <w:link w:val="BodyTextChar"/>
     <w:pPr>
-      <w:spacing w:after="180" w:before="180"/>
+      <w:spacing w:after="180" w:before="180" w:line="276" w:lineRule="auto"/>
+      <w:jc w:val="both"/>
     </w:pPr>
     <w:qFormat/>
+    <w:rPr>
+      <w:rFonts w:ascii="Times New Roman" w:eastAsia="Times New Roman" w:hAnsi="Times New Roman"/>
+      <w:color w:val="000000"/>
+      <w:sz w:val="24"/>
+    </w:rPr>
   </w:style>
   <w:style w:customStyle="1" w:styleId="FirstParagraph" w:type="paragraph">
     <w:name w:val="First Paragraph"/>
     <w:basedOn w:val="BodyText"/>
     <w:next w:val="BodyText"/>
     <w:qFormat/>
+    <w:pPr>
+      <w:spacing w:line="276" w:lineRule="auto"/>
+      <w:jc w:val="both"/>
+    </w:pPr>
+    <w:rPr>
+      <w:rFonts w:ascii="Times New Roman" w:eastAsia="Times New Roman" w:hAnsi="Times New Roman"/>
+      <w:color w:val="000000"/>
+      <w:sz w:val="24"/>
+    </w:rPr>
   </w:style>
   <w:style w:customStyle="1" w:styleId="Compact" w:type="paragraph">
     <w:name w:val="Compact"/>
     <w:basedOn w:val="BodyText"/>
     <w:qFormat/>
     <w:pPr>
-      <w:spacing w:after="36" w:before="36"/>
+      <w:spacing w:after="36" w:before="36" w:line="276" w:lineRule="auto"/>
+      <w:jc w:val="both"/>
     </w:pPr>
+    <w:rPr>
+      <w:rFonts w:ascii="Times New Roman" w:eastAsia="Times New Roman" w:hAnsi="Times New Roman"/>
+      <w:color w:val="000000"/>
+      <w:sz w:val="24"/>
+    </w:rPr>
   </w:style>
   <w:style w:styleId="Title" w:type="paragraph">
     <w:name w:val="Title"/>
@@ -6166,15 +6190,15 @@
     <w:pPr>
       <w:keepNext/>
       <w:keepLines/>
-      <w:spacing w:after="240" w:before="480"/>
-      <w:jc w:val="center"/>
+      <w:spacing w:after="240" w:before="480" w:line="276" w:lineRule="auto"/>
+      <w:jc w:val="both"/>
     </w:pPr>
     <w:rPr>
-      <w:rFonts w:asciiTheme="majorHAnsi" w:cstheme="majorBidi" w:eastAsiaTheme="majorEastAsia" w:hAnsiTheme="majorHAnsi"/>
+      <w:rFonts w:ascii="Times New Roman" w:asciiTheme="majorHAnsi" w:cstheme="majorBidi" w:eastAsia="Times New Roman" w:eastAsiaTheme="majorEastAsia" w:hAnsi="Times New Roman" w:hAnsiTheme="majorHAnsi"/>
       <w:b/>
       <w:bCs/>
-      <w:color w:themeColor="accent1" w:themeShade="B5" w:val="345A8A"/>
-      <w:sz w:val="36"/>
+      <w:color w:val="000000"/>
+      <w:sz w:val="24"/>
       <w:szCs w:val="36"/>
     </w:rPr>
   </w:style>
@@ -6186,11 +6210,13 @@
     <w:pPr>
       <w:keepNext/>
       <w:keepLines/>
-      <w:spacing w:after="240" w:before="240"/>
-      <w:jc w:val="center"/>
+      <w:spacing w:after="240" w:before="240" w:line="276" w:lineRule="auto"/>
+      <w:jc w:val="both"/>
     </w:pPr>
     <w:rPr>
-      <w:sz w:val="30"/>
+      <w:rFonts w:ascii="Times New Roman" w:eastAsia="Times New Roman" w:hAnsi="Times New Roman"/>
+      <w:color w:val="000000"/>
+      <w:sz w:val="24"/>
       <w:szCs w:val="30"/>
     </w:rPr>
   </w:style>
@@ -6201,8 +6227,14 @@
     <w:pPr>
       <w:keepNext/>
       <w:keepLines/>
-      <w:jc w:val="center"/>
+      <w:spacing w:line="276" w:lineRule="auto"/>
+      <w:jc w:val="both"/>
     </w:pPr>
+    <w:rPr>
+      <w:rFonts w:ascii="Times New Roman" w:eastAsia="Times New Roman" w:hAnsi="Times New Roman"/>
+      <w:color w:val="000000"/>
+      <w:sz w:val="24"/>
+    </w:rPr>
   </w:style>
   <w:style w:styleId="Date" w:type="paragraph">
     <w:name w:val="Date"/>
@@ -6211,8 +6243,14 @@
     <w:pPr>
       <w:keepNext/>
       <w:keepLines/>
-      <w:jc w:val="center"/>
+      <w:spacing w:line="276" w:lineRule="auto"/>
+      <w:jc w:val="both"/>
     </w:pPr>
+    <w:rPr>
+      <w:rFonts w:ascii="Times New Roman" w:eastAsia="Times New Roman" w:hAnsi="Times New Roman"/>
+      <w:color w:val="000000"/>
+      <w:sz w:val="24"/>
+    </w:rPr>
   </w:style>
   <w:style w:customStyle="1" w:styleId="AbstractTitle" w:type="paragraph">
     <w:name w:val="Abstract Title"/>
@@ -6222,15 +6260,15 @@
     <w:pPr>
       <w:keepNext/>
       <w:keepLines/>
-      <w:jc w:val="center"/>
-      <w:spacing w:after="0" w:before="300"/>
+      <w:jc w:val="both"/>
+      <w:spacing w:after="0" w:before="300" w:line="276" w:lineRule="auto"/>
     </w:pPr>
     <w:rPr>
-      <w:sz w:val="20"/>
+      <w:color w:val="000000"/>
+      <w:sz w:val="24"/>
       <w:szCs w:val="20"/>
+      <w:rFonts w:ascii="Times New Roman" w:eastAsia="Times New Roman" w:hAnsi="Times New Roman"/>
       <w:b/>
-      <w:color w:val="345A8A"/>
-      &gt;
     </w:rPr>
   </w:style>
   <w:style w:customStyle="1" w:styleId="Abstract" w:type="paragraph">
@@ -6241,10 +6279,13 @@
     <w:pPr>
       <w:keepNext/>
       <w:keepLines/>
-      <w:spacing w:after="300" w:before="100"/>
+      <w:spacing w:after="300" w:before="100" w:line="276" w:lineRule="auto"/>
+      <w:jc w:val="both"/>
     </w:pPr>
     <w:rPr>
-      <w:sz w:val="20"/>
+      <w:rFonts w:ascii="Times New Roman" w:eastAsia="Times New Roman" w:hAnsi="Times New Roman"/>
+      <w:color w:val="000000"/>
+      <w:sz w:val="24"/>
       <w:szCs w:val="20"/>
     </w:rPr>
   </w:style>
@@ -6253,8 +6294,15 @@
     <w:basedOn w:val="Normal"/>
     <w:next w:val="Bibliography"/>
     <w:qFormat/>
-    <w:pPr/>
-    <w:rPr/>
+    <w:pPr>
+      <w:spacing w:line="276" w:lineRule="auto"/>
+      <w:jc w:val="both"/>
+    </w:pPr>
+    <w:rPr>
+      <w:rFonts w:ascii="Times New Roman" w:eastAsia="Times New Roman" w:hAnsi="Times New Roman"/>
+      <w:color w:val="000000"/>
+      <w:sz w:val="24"/>
+    </w:rPr>
   </w:style>
   <w:style w:styleId="Heading1" w:type="paragraph">
     <w:name w:val="Heading 1"/>
@@ -6265,15 +6313,16 @@
     <w:pPr>
       <w:keepNext/>
       <w:keepLines/>
-      <w:spacing w:after="0" w:before="480"/>
+      <w:spacing w:after="0" w:before="480" w:line="276" w:lineRule="auto"/>
+      <w:jc w:val="both"/>
       <w:outlineLvl w:val="0"/>
     </w:pPr>
     <w:rPr>
-      <w:rFonts w:asciiTheme="majorHAnsi" w:cstheme="majorBidi" w:eastAsiaTheme="majorEastAsia" w:hAnsiTheme="majorHAnsi"/>
+      <w:rFonts w:ascii="Times New Roman" w:asciiTheme="majorHAnsi" w:cstheme="majorBidi" w:eastAsia="Times New Roman" w:eastAsiaTheme="majorEastAsia" w:hAnsi="Times New Roman" w:hAnsiTheme="majorHAnsi"/>
       <w:b/>
       <w:bCs/>
-      <w:color w:themeColor="accent1" w:val="4F81BD"/>
-      <w:sz w:val="32"/>
+      <w:color w:val="000000"/>
+      <w:sz w:val="24"/>
       <w:szCs w:val="32"/>
     </w:rPr>
   </w:style>
@@ -6287,15 +6336,16 @@
     <w:pPr>
       <w:keepNext/>
       <w:keepLines/>
-      <w:spacing w:after="0" w:before="200"/>
+      <w:spacing w:after="0" w:before="200" w:line="276" w:lineRule="auto"/>
+      <w:jc w:val="both"/>
       <w:outlineLvl w:val="1"/>
     </w:pPr>
     <w:rPr>
-      <w:rFonts w:asciiTheme="majorHAnsi" w:cstheme="majorBidi" w:eastAsiaTheme="majorEastAsia" w:hAnsiTheme="majorHAnsi"/>
+      <w:rFonts w:ascii="Times New Roman" w:asciiTheme="majorHAnsi" w:cstheme="majorBidi" w:eastAsia="Times New Roman" w:eastAsiaTheme="majorEastAsia" w:hAnsi="Times New Roman" w:hAnsiTheme="majorHAnsi"/>
       <w:b/>
       <w:bCs/>
-      <w:color w:themeColor="accent1" w:val="4F81BD"/>
-      <w:sz w:val="28"/>
+      <w:color w:val="000000"/>
+      <w:sz w:val="24"/>
       <w:szCs w:val="28"/>
     </w:rPr>
   </w:style>
@@ -6309,14 +6359,15 @@
     <w:pPr>
       <w:keepNext/>
       <w:keepLines/>
-      <w:spacing w:after="0" w:before="200"/>
+      <w:spacing w:after="0" w:before="200" w:line="276" w:lineRule="auto"/>
+      <w:jc w:val="both"/>
       <w:outlineLvl w:val="2"/>
     </w:pPr>
     <w:rPr>
-      <w:rFonts w:asciiTheme="majorHAnsi" w:cstheme="majorBidi" w:eastAsiaTheme="majorEastAsia" w:hAnsiTheme="majorHAnsi"/>
+      <w:rFonts w:ascii="Times New Roman" w:asciiTheme="majorHAnsi" w:cstheme="majorBidi" w:eastAsia="Times New Roman" w:eastAsiaTheme="majorEastAsia" w:hAnsi="Times New Roman" w:hAnsiTheme="majorHAnsi"/>
       <w:b/>
       <w:bCs/>
-      <w:color w:themeColor="accent1" w:val="4F81BD"/>
+      <w:color w:val="000000"/>
       <w:sz w:val="24"/>
       <w:szCs w:val="24"/>
     </w:rPr>
@@ -6331,14 +6382,15 @@
     <w:pPr>
       <w:keepNext/>
       <w:keepLines/>
-      <w:spacing w:after="0" w:before="200"/>
+      <w:spacing w:after="0" w:before="200" w:line="276" w:lineRule="auto"/>
+      <w:jc w:val="both"/>
       <w:outlineLvl w:val="3"/>
     </w:pPr>
     <w:rPr>
-      <w:rFonts w:asciiTheme="majorHAnsi" w:cstheme="majorBidi" w:eastAsiaTheme="majorEastAsia" w:hAnsiTheme="majorHAnsi"/>
+      <w:rFonts w:ascii="Times New Roman" w:asciiTheme="majorHAnsi" w:cstheme="majorBidi" w:eastAsia="Times New Roman" w:eastAsiaTheme="majorEastAsia" w:hAnsi="Times New Roman" w:hAnsiTheme="majorHAnsi"/>
       <w:i/>
       <w:bCs/>
-      <w:color w:themeColor="accent1" w:val="4F81BD"/>
+      <w:color w:val="000000"/>
       <w:sz w:val="24"/>
       <w:szCs w:val="24"/>
     </w:rPr>
@@ -6353,13 +6405,14 @@
     <w:pPr>
       <w:keepNext/>
       <w:keepLines/>
-      <w:spacing w:after="0" w:before="200"/>
+      <w:spacing w:after="0" w:before="200" w:line="276" w:lineRule="auto"/>
+      <w:jc w:val="both"/>
       <w:outlineLvl w:val="4"/>
     </w:pPr>
     <w:rPr>
-      <w:rFonts w:asciiTheme="majorHAnsi" w:cstheme="majorBidi" w:eastAsiaTheme="majorEastAsia" w:hAnsiTheme="majorHAnsi"/>
+      <w:rFonts w:ascii="Times New Roman" w:asciiTheme="majorHAnsi" w:cstheme="majorBidi" w:eastAsia="Times New Roman" w:eastAsiaTheme="majorEastAsia" w:hAnsi="Times New Roman" w:hAnsiTheme="majorHAnsi"/>
       <w:iCs/>
-      <w:color w:themeColor="accent1" w:val="4F81BD"/>
+      <w:color w:val="000000"/>
       <w:sz w:val="24"/>
       <w:szCs w:val="24"/>
     </w:rPr>
@@ -6374,12 +6427,13 @@
     <w:pPr>
       <w:keepNext/>
       <w:keepLines/>
-      <w:spacing w:after="0" w:before="200"/>
+      <w:spacing w:after="0" w:before="200" w:line="276" w:lineRule="auto"/>
+      <w:jc w:val="both"/>
       <w:outlineLvl w:val="5"/>
     </w:pPr>
     <w:rPr>
-      <w:rFonts w:asciiTheme="majorHAnsi" w:cstheme="majorBidi" w:eastAsiaTheme="majorEastAsia" w:hAnsiTheme="majorHAnsi"/>
-      <w:color w:themeColor="accent1" w:val="4F81BD"/>
+      <w:rFonts w:ascii="Times New Roman" w:asciiTheme="majorHAnsi" w:cstheme="majorBidi" w:eastAsia="Times New Roman" w:eastAsiaTheme="majorEastAsia" w:hAnsi="Times New Roman" w:hAnsiTheme="majorHAnsi"/>
+      <w:color w:val="000000"/>
       <w:sz w:val="24"/>
       <w:szCs w:val="24"/>
     </w:rPr>
@@ -6394,12 +6448,13 @@
     <w:pPr>
       <w:keepNext/>
       <w:keepLines/>
-      <w:spacing w:after="0" w:before="200"/>
+      <w:spacing w:after="0" w:before="200" w:line="276" w:lineRule="auto"/>
+      <w:jc w:val="both"/>
       <w:outlineLvl w:val="6"/>
     </w:pPr>
     <w:rPr>
-      <w:rFonts w:asciiTheme="majorHAnsi" w:cstheme="majorBidi" w:eastAsiaTheme="majorEastAsia" w:hAnsiTheme="majorHAnsi"/>
-      <w:color w:themeColor="accent1" w:val="4F81BD"/>
+      <w:rFonts w:ascii="Times New Roman" w:asciiTheme="majorHAnsi" w:cstheme="majorBidi" w:eastAsia="Times New Roman" w:eastAsiaTheme="majorEastAsia" w:hAnsi="Times New Roman" w:hAnsiTheme="majorHAnsi"/>
+      <w:color w:val="000000"/>
       <w:sz w:val="24"/>
       <w:szCs w:val="24"/>
     </w:rPr>
@@ -6414,12 +6469,13 @@
     <w:pPr>
       <w:keepNext/>
       <w:keepLines/>
-      <w:spacing w:after="0" w:before="200"/>
+      <w:spacing w:after="0" w:before="200" w:line="276" w:lineRule="auto"/>
+      <w:jc w:val="both"/>
       <w:outlineLvl w:val="7"/>
     </w:pPr>
     <w:rPr>
-      <w:rFonts w:asciiTheme="majorHAnsi" w:cstheme="majorBidi" w:eastAsiaTheme="majorEastAsia" w:hAnsiTheme="majorHAnsi"/>
-      <w:color w:themeColor="accent1" w:val="4F81BD"/>
+      <w:rFonts w:ascii="Times New Roman" w:asciiTheme="majorHAnsi" w:cstheme="majorBidi" w:eastAsia="Times New Roman" w:eastAsiaTheme="majorEastAsia" w:hAnsi="Times New Roman" w:hAnsiTheme="majorHAnsi"/>
+      <w:color w:val="000000"/>
       <w:sz w:val="24"/>
       <w:szCs w:val="24"/>
     </w:rPr>
@@ -6434,12 +6490,13 @@
     <w:pPr>
       <w:keepNext/>
       <w:keepLines/>
-      <w:spacing w:after="0" w:before="200"/>
+      <w:spacing w:after="0" w:before="200" w:line="276" w:lineRule="auto"/>
+      <w:jc w:val="both"/>
       <w:outlineLvl w:val="8"/>
     </w:pPr>
     <w:rPr>
-      <w:rFonts w:asciiTheme="majorHAnsi" w:cstheme="majorBidi" w:eastAsiaTheme="majorEastAsia" w:hAnsiTheme="majorHAnsi"/>
-      <w:color w:themeColor="accent1" w:val="4F81BD"/>
+      <w:rFonts w:ascii="Times New Roman" w:asciiTheme="majorHAnsi" w:cstheme="majorBidi" w:eastAsia="Times New Roman" w:eastAsiaTheme="majorEastAsia" w:hAnsi="Times New Roman" w:hAnsiTheme="majorHAnsi"/>
+      <w:color w:val="000000"/>
       <w:sz w:val="24"/>
       <w:szCs w:val="24"/>
     </w:rPr>
@@ -6452,9 +6509,15 @@
     <w:unhideWhenUsed/>
     <w:qFormat/>
     <w:pPr>
-      <w:spacing w:after="100" w:before="100"/>
+      <w:spacing w:after="100" w:before="100" w:line="276" w:lineRule="auto"/>
       <w:ind w:firstLine="0" w:left="480" w:right="480"/>
+      <w:jc w:val="both"/>
     </w:pPr>
+    <w:rPr>
+      <w:rFonts w:ascii="Times New Roman" w:eastAsia="Times New Roman" w:hAnsi="Times New Roman"/>
+      <w:color w:val="000000"/>
+      <w:sz w:val="24"/>
+    </w:rPr>
   </w:style>
   <w:style w:styleId="FootnoteText" w:type="paragraph">
     <w:name w:val="Footnote Text"/>
@@ -6463,11 +6526,25 @@
     <w:uiPriority w:val="9"/>
     <w:unhideWhenUsed/>
     <w:qFormat/>
+    <w:pPr>
+      <w:spacing w:line="276" w:lineRule="auto"/>
+      <w:jc w:val="both"/>
+    </w:pPr>
+    <w:rPr>
+      <w:rFonts w:ascii="Times New Roman" w:eastAsia="Times New Roman" w:hAnsi="Times New Roman"/>
+      <w:color w:val="000000"/>
+      <w:sz w:val="24"/>
+    </w:rPr>
   </w:style>
   <w:style w:default="1" w:styleId="DefaultParagraphFont" w:type="character">
     <w:name w:val="Default Paragraph Font"/>
     <w:semiHidden/>
     <w:unhideWhenUsed/>
+    <w:rPr>
+      <w:rFonts w:ascii="Times New Roman" w:eastAsia="Times New Roman" w:hAnsi="Times New Roman"/>
+      <w:color w:val="000000"/>
+      <w:sz w:val="24"/>
+    </w:rPr>
   </w:style>
   <w:style w:default="1" w:styleId="Table" w:type="table">
     <w:name w:val="Table"/>
@@ -6475,6 +6552,15 @@
     <w:semiHidden/>
     <w:unhideWhenUsed/>
     <w:qFormat/>
+    <w:pPr>
+      <w:spacing w:line="276" w:lineRule="auto"/>
+      <w:jc w:val="both"/>
+    </w:pPr>
+    <w:rPr>
+      <w:rFonts w:ascii="Times New Roman" w:eastAsia="Times New Roman" w:hAnsi="Times New Roman"/>
+      <w:color w:val="000000"/>
+      <w:sz w:val="24"/>
+    </w:rPr>
     <w:tblPr>
       <w:tblInd w:type="dxa" w:w="0"/>
       <w:tblCellMar>
@@ -6507,25 +6593,42 @@
     <w:pPr>
       <w:keepNext/>
       <w:keepLines/>
-      <w:spacing w:after="0"/>
+      <w:spacing w:after="0" w:line="276" w:lineRule="auto"/>
+      <w:jc w:val="both"/>
     </w:pPr>
     <w:rPr>
+      <w:rFonts w:ascii="Times New Roman" w:eastAsia="Times New Roman" w:hAnsi="Times New Roman"/>
       <w:b/>
+      <w:color w:val="000000"/>
+      <w:sz w:val="24"/>
     </w:rPr>
   </w:style>
   <w:style w:customStyle="1" w:styleId="Definition" w:type="paragraph">
     <w:name w:val="Definition"/>
     <w:basedOn w:val="Normal"/>
+    <w:pPr>
+      <w:spacing w:line="276" w:lineRule="auto"/>
+      <w:jc w:val="both"/>
+    </w:pPr>
+    <w:rPr>
+      <w:rFonts w:ascii="Times New Roman" w:eastAsia="Times New Roman" w:hAnsi="Times New Roman"/>
+      <w:color w:val="000000"/>
+      <w:sz w:val="24"/>
+    </w:rPr>
   </w:style>
   <w:style w:styleId="Caption" w:type="paragraph">
     <w:name w:val="Caption"/>
     <w:basedOn w:val="Normal"/>
     <w:link w:val="BodyTextChar"/>
     <w:pPr>
-      <w:spacing w:after="120" w:before="0"/>
+      <w:spacing w:after="120" w:before="0" w:line="276" w:lineRule="auto"/>
+      <w:jc w:val="both"/>
     </w:pPr>
     <w:rPr>
+      <w:rFonts w:ascii="Times New Roman" w:eastAsia="Times New Roman" w:hAnsi="Times New Roman"/>
       <w:i/>
+      <w:color w:val="000000"/>
+      <w:sz w:val="24"/>
     </w:rPr>
   </w:style>
   <w:style w:customStyle="1" w:styleId="TableCaption" w:type="paragraph">
@@ -6533,44 +6636,90 @@
     <w:basedOn w:val="Caption"/>
     <w:pPr>
       <w:keepNext/>
+      <w:spacing w:line="276" w:lineRule="auto"/>
+      <w:jc w:val="both"/>
     </w:pPr>
+    <w:rPr>
+      <w:rFonts w:ascii="Times New Roman" w:eastAsia="Times New Roman" w:hAnsi="Times New Roman"/>
+      <w:color w:val="000000"/>
+      <w:sz w:val="24"/>
+    </w:rPr>
   </w:style>
   <w:style w:customStyle="1" w:styleId="ImageCaption" w:type="paragraph">
     <w:name w:val="Image Caption"/>
     <w:basedOn w:val="Caption"/>
+    <w:pPr>
+      <w:spacing w:line="276" w:lineRule="auto"/>
+      <w:jc w:val="both"/>
+    </w:pPr>
+    <w:rPr>
+      <w:rFonts w:ascii="Times New Roman" w:eastAsia="Times New Roman" w:hAnsi="Times New Roman"/>
+      <w:color w:val="000000"/>
+      <w:sz w:val="24"/>
+    </w:rPr>
   </w:style>
   <w:style w:customStyle="1" w:styleId="Figure" w:type="paragraph">
     <w:name w:val="Figure"/>
     <w:basedOn w:val="Normal"/>
+    <w:pPr>
+      <w:spacing w:line="276" w:lineRule="auto"/>
+      <w:jc w:val="both"/>
+    </w:pPr>
+    <w:rPr>
+      <w:rFonts w:ascii="Times New Roman" w:eastAsia="Times New Roman" w:hAnsi="Times New Roman"/>
+      <w:color w:val="000000"/>
+      <w:sz w:val="24"/>
+    </w:rPr>
   </w:style>
   <w:style w:customStyle="1" w:styleId="CaptionedFigure" w:type="paragraph">
     <w:name w:val="Captioned Figure"/>
     <w:basedOn w:val="Figure"/>
     <w:pPr>
       <w:keepNext/>
+      <w:spacing w:line="276" w:lineRule="auto"/>
+      <w:jc w:val="both"/>
     </w:pPr>
+    <w:rPr>
+      <w:rFonts w:ascii="Times New Roman" w:eastAsia="Times New Roman" w:hAnsi="Times New Roman"/>
+      <w:color w:val="000000"/>
+      <w:sz w:val="24"/>
+    </w:rPr>
   </w:style>
   <w:style w:customStyle="1" w:styleId="BodyTextChar" w:type="character">
     <w:name w:val="Body Text Char"/>
     <w:basedOn w:val="DefaultParagraphFont"/>
     <w:link w:val="BodyText"/>
+    <w:rPr>
+      <w:rFonts w:ascii="Times New Roman" w:eastAsia="Times New Roman" w:hAnsi="Times New Roman"/>
+      <w:color w:val="000000"/>
+      <w:sz w:val="24"/>
+    </w:rPr>
   </w:style>
   <w:style w:customStyle="1" w:styleId="VerbatimChar" w:type="character">
     <w:name w:val="Verbatim Char"/>
     <w:basedOn w:val="BodyTextChar"/>
     <w:rPr>
-      <w:rFonts w:ascii="Consolas" w:hAnsi="Consolas"/>
-      <w:sz w:val="22"/>
+      <w:rFonts w:ascii="Times New Roman" w:eastAsia="Times New Roman" w:hAnsi="Times New Roman"/>
+      <w:color w:val="000000"/>
+      <w:sz w:val="24"/>
     </w:rPr>
   </w:style>
   <w:style w:customStyle="1" w:styleId="SectionNumber" w:type="character">
     <w:name w:val="Section Number"/>
     <w:basedOn w:val="BodyTextChar"/>
+    <w:rPr>
+      <w:rFonts w:ascii="Times New Roman" w:eastAsia="Times New Roman" w:hAnsi="Times New Roman"/>
+      <w:color w:val="000000"/>
+      <w:sz w:val="24"/>
+    </w:rPr>
   </w:style>
   <w:style w:styleId="FootnoteReference" w:type="character">
     <w:name w:val="Footnote Reference"/>
     <w:basedOn w:val="BodyTextChar"/>
     <w:rPr>
+      <w:rFonts w:ascii="Times New Roman" w:eastAsia="Times New Roman" w:hAnsi="Times New Roman"/>
+      <w:color w:val="000000"/>
+      <w:sz w:val="24"/>
       <w:vertAlign w:val="superscript"/>
     </w:rPr>
   </w:style>
@@ -6578,7 +6727,9 @@
     <w:name w:val="Hyperlink"/>
     <w:basedOn w:val="BodyTextChar"/>
     <w:rPr>
-      <w:color w:themeColor="accent1" w:val="4F81BD"/>
+      <w:rFonts w:ascii="Times New Roman" w:eastAsia="Times New Roman" w:hAnsi="Times New Roman"/>
+      <w:color w:val="000000"/>
+      <w:sz w:val="24"/>
     </w:rPr>
   </w:style>
   <w:style w:styleId="TOCHeading" w:type="paragraph">
@@ -6589,14 +6740,16 @@
     <w:unhideWhenUsed/>
     <w:qFormat/>
     <w:pPr>
-      <w:spacing w:before="240" w:line="259" w:lineRule="auto"/>
+      <w:spacing w:before="240" w:line="276" w:lineRule="auto"/>
+      <w:jc w:val="both"/>
       <w:outlineLvl w:val="9"/>
     </w:pPr>
     <w:rPr>
-      <w:rFonts w:asciiTheme="majorHAnsi" w:cstheme="majorBidi" w:eastAsiaTheme="majorEastAsia" w:hAnsiTheme="majorHAnsi"/>
+      <w:rFonts w:ascii="Times New Roman" w:asciiTheme="majorHAnsi" w:cstheme="majorBidi" w:eastAsia="Times New Roman" w:eastAsiaTheme="majorEastAsia" w:hAnsi="Times New Roman" w:hAnsiTheme="majorHAnsi"/>
       <w:b w:val="0"/>
       <w:bCs w:val="0"/>
-      <w:color w:themeColor="accent1" w:themeShade="BF" w:val="365F91"/>
+      <w:color w:val="000000"/>
+      <w:sz w:val="24"/>
     </w:rPr>
   </w:style>
   <w:style w:type="paragraph" w:customStyle="1" w:styleId="SourceCode">
